--- a/linear-algebra-inner-products.docx
+++ b/linear-algebra-inner-products.docx
@@ -15,7 +15,7 @@
         <w:pStyle w:val="Date"/>
       </w:pPr>
       <w:r>
-        <w:t xml:space="preserve">Last modified: 2026-10-09 22:14:55 (PDT)</w:t>
+        <w:t xml:space="preserve">Last modified: 2026-10-10 10:38:55 (PDT)</w:t>
       </w:r>
     </w:p>
     <w:bookmarkStart w:id="23" w:name="sec-inner-products"/>
@@ -1394,7 +1394,7 @@
           <w:rPr>
             <w:rStyle w:val="Hyperlink"/>
           </w:rPr>
-          <w:t xml:space="preserve">Theorem 28 in Subspaces and Rank</w:t>
+          <w:t xml:space="preserve">Theorem 5 in Direct Sums and Orthogonal Complements</w:t>
         </w:r>
       </w:hyperlink>
       <w:r>
@@ -11401,7 +11401,7 @@
                   <m:nor/>
                   <m:sty m:val="p"/>
                 </m:rPr>
-                <m:t>Theorem 28 in Subspaces and Rank</m:t>
+                <m:t>Theorem 5 in Direct Sums and Orthogonal Complements</m:t>
               </m:r>
               <m:r>
                 <m:rPr>
@@ -11591,7 +11591,7 @@
                   <m:nor/>
                   <m:sty m:val="p"/>
                 </m:rPr>
-                <m:t>Theorem 28 in Subspaces and Rank</m:t>
+                <m:t>Theorem 5 in Direct Sums and Orthogonal Complements</m:t>
               </m:r>
               <m:r>
                 <m:rPr>
@@ -14675,7 +14675,7 @@
                   <m:nor/>
                   <m:sty m:val="p"/>
                 </m:rPr>
-                <m:t>Theorem 28 in Subspaces and Rank</m:t>
+                <m:t>Theorem 5 in Direct Sums and Orthogonal Complements</m:t>
               </m:r>
               <m:r>
                 <m:rPr>
@@ -18618,7 +18618,7 @@
                   <m:nor/>
                   <m:sty m:val="p"/>
                 </m:rPr>
-                <m:t>Theorem 28 in Subspaces and Rank</m:t>
+                <m:t>Theorem 5 in Direct Sums and Orthogonal Complements</m:t>
               </m:r>
               <m:r>
                 <m:rPr>
@@ -50883,7 +50883,7 @@
                   <m:nor/>
                   <m:sty m:val="p"/>
                 </m:rPr>
-                <m:t>Theorem 28 in Subspaces and Rank</m:t>
+                <m:t>Theorem 5 in Direct Sums and Orthogonal Complements</m:t>
               </m:r>
               <m:r>
                 <m:rPr>

--- a/linear-algebra-inner-products.docx
+++ b/linear-algebra-inner-products.docx
@@ -15,7 +15,7 @@
         <w:pStyle w:val="Date"/>
       </w:pPr>
       <w:r>
-        <w:t xml:space="preserve">Last modified: 2026-10-10 10:38:55 (PDT)</w:t>
+        <w:t xml:space="preserve">Last modified: 2026-10-10 11:17:20 (PDT)</w:t>
       </w:r>
     </w:p>
     <w:bookmarkStart w:id="23" w:name="sec-inner-products"/>

--- a/linear-algebra-inner-products.docx
+++ b/linear-algebra-inner-products.docx
@@ -15,7 +15,7 @@
         <w:pStyle w:val="Date"/>
       </w:pPr>
       <w:r>
-        <w:t xml:space="preserve">Last modified: 2026-10-10 11:17:20 (PDT)</w:t>
+        <w:t xml:space="preserve">Last modified: 2026-10-10 18:57:52 (PDT)</w:t>
       </w:r>
     </w:p>
     <w:bookmarkStart w:id="23" w:name="sec-inner-products"/>

--- a/linear-algebra-inner-products.docx
+++ b/linear-algebra-inner-products.docx
@@ -15,7 +15,7 @@
         <w:pStyle w:val="Date"/>
       </w:pPr>
       <w:r>
-        <w:t xml:space="preserve">Last modified: 2026-10-10 18:57:52 (PDT)</w:t>
+        <w:t xml:space="preserve">Last modified: 2026-10-10 19:44:14 (PDT)</w:t>
       </w:r>
     </w:p>
     <w:bookmarkStart w:id="23" w:name="sec-inner-products"/>

--- a/linear-algebra-inner-products.docx
+++ b/linear-algebra-inner-products.docx
@@ -15,7 +15,7 @@
         <w:pStyle w:val="Date"/>
       </w:pPr>
       <w:r>
-        <w:t xml:space="preserve">Last modified: 2026-10-10 19:44:14 (PDT)</w:t>
+        <w:t xml:space="preserve">Last modified: 2026-10-11 00:33:48 (PDT)</w:t>
       </w:r>
     </w:p>
     <w:bookmarkStart w:id="23" w:name="sec-inner-products"/>

--- a/linear-algebra-inner-products.docx
+++ b/linear-algebra-inner-products.docx
@@ -15,7 +15,7 @@
         <w:pStyle w:val="Date"/>
       </w:pPr>
       <w:r>
-        <w:t xml:space="preserve">Last modified: 2026-10-11 00:33:48 (PDT)</w:t>
+        <w:t xml:space="preserve">Last modified: 2026-10-11 01:21:14 (PDT)</w:t>
       </w:r>
     </w:p>
     <w:bookmarkStart w:id="23" w:name="sec-inner-products"/>

--- a/linear-algebra-inner-products.docx
+++ b/linear-algebra-inner-products.docx
@@ -15,7 +15,7 @@
         <w:pStyle w:val="Date"/>
       </w:pPr>
       <w:r>
-        <w:t xml:space="preserve">Last modified: 2026-10-11 01:21:14 (PDT)</w:t>
+        <w:t xml:space="preserve">Last modified: 2026-10-12 01:27:56 (PDT)</w:t>
       </w:r>
     </w:p>
     <w:bookmarkStart w:id="23" w:name="sec-inner-products"/>

--- a/linear-algebra-inner-products.docx
+++ b/linear-algebra-inner-products.docx
@@ -15,7 +15,7 @@
         <w:pStyle w:val="Date"/>
       </w:pPr>
       <w:r>
-        <w:t xml:space="preserve">Last modified: 2026-10-12 01:27:56 (PDT)</w:t>
+        <w:t xml:space="preserve">Last modified: 2026-10-12 19:40:12 (PDT)</w:t>
       </w:r>
     </w:p>
     <w:bookmarkStart w:id="23" w:name="sec-inner-products"/>

--- a/linear-algebra-inner-products.docx
+++ b/linear-algebra-inner-products.docx
@@ -15,7 +15,7 @@
         <w:pStyle w:val="Date"/>
       </w:pPr>
       <w:r>
-        <w:t xml:space="preserve">Last modified: 2026-10-12 19:40:12 (PDT)</w:t>
+        <w:t xml:space="preserve">Last modified: 2026-10-12 20:31:51 (PDT)</w:t>
       </w:r>
     </w:p>
     <w:bookmarkStart w:id="23" w:name="sec-inner-products"/>

--- a/linear-algebra-inner-products.docx
+++ b/linear-algebra-inner-products.docx
@@ -15,7 +15,7 @@
         <w:pStyle w:val="Date"/>
       </w:pPr>
       <w:r>
-        <w:t xml:space="preserve">Last modified: 2026-10-12 20:31:51 (PDT)</w:t>
+        <w:t xml:space="preserve">Last modified: 2026-10-12 21:21:07 (PDT)</w:t>
       </w:r>
     </w:p>
     <w:bookmarkStart w:id="23" w:name="sec-inner-products"/>

--- a/linear-algebra-inner-products.docx
+++ b/linear-algebra-inner-products.docx
@@ -15,7 +15,7 @@
         <w:pStyle w:val="Date"/>
       </w:pPr>
       <w:r>
-        <w:t xml:space="preserve">Last modified: 2026-10-12 21:21:07 (PDT)</w:t>
+        <w:t xml:space="preserve">Last modified: 2026-10-12 22:07:53 (PDT)</w:t>
       </w:r>
     </w:p>
     <w:bookmarkStart w:id="23" w:name="sec-inner-products"/>

--- a/linear-algebra-inner-products.docx
+++ b/linear-algebra-inner-products.docx
@@ -15,7 +15,7 @@
         <w:pStyle w:val="Date"/>
       </w:pPr>
       <w:r>
-        <w:t xml:space="preserve">Last modified: 2026-10-12 22:07:53 (PDT)</w:t>
+        <w:t xml:space="preserve">Last modified: 2026-10-12 22:45:08 (PDT)</w:t>
       </w:r>
     </w:p>
     <w:bookmarkStart w:id="23" w:name="sec-inner-products"/>

--- a/linear-algebra-inner-products.docx
+++ b/linear-algebra-inner-products.docx
@@ -15,7 +15,7 @@
         <w:pStyle w:val="Date"/>
       </w:pPr>
       <w:r>
-        <w:t xml:space="preserve">Last modified: 2026-10-12 22:45:08 (PDT)</w:t>
+        <w:t xml:space="preserve">Last modified: 2026-10-13 01:20:47 (PDT)</w:t>
       </w:r>
     </w:p>
     <w:bookmarkStart w:id="23" w:name="sec-inner-products"/>

--- a/linear-algebra-inner-products.docx
+++ b/linear-algebra-inner-products.docx
@@ -15,7 +15,7 @@
         <w:pStyle w:val="Date"/>
       </w:pPr>
       <w:r>
-        <w:t xml:space="preserve">Last modified: 2026-10-13 01:20:47 (PDT)</w:t>
+        <w:t xml:space="preserve">Last modified: 2026-10-13 10:37:49 (PDT)</w:t>
       </w:r>
     </w:p>
     <w:bookmarkStart w:id="23" w:name="sec-inner-products"/>

--- a/linear-algebra-inner-products.docx
+++ b/linear-algebra-inner-products.docx
@@ -15,7 +15,7 @@
         <w:pStyle w:val="Date"/>
       </w:pPr>
       <w:r>
-        <w:t xml:space="preserve">Last modified: 2026-10-13 10:37:49 (PDT)</w:t>
+        <w:t xml:space="preserve">Last modified: 2026-10-13 11:22:25 (PDT)</w:t>
       </w:r>
     </w:p>
     <w:bookmarkStart w:id="23" w:name="sec-inner-products"/>

--- a/linear-algebra-inner-products.docx
+++ b/linear-algebra-inner-products.docx
@@ -15,10 +15,10 @@
         <w:pStyle w:val="Date"/>
       </w:pPr>
       <w:r>
-        <w:t xml:space="preserve">Last modified: 2026-10-13 11:22:25 (PDT)</w:t>
+        <w:t xml:space="preserve">Last modified: 2026-10-13 14:29:41 (PDT)</w:t>
       </w:r>
     </w:p>
-    <w:bookmarkStart w:id="23" w:name="sec-inner-products"/>
+    <w:bookmarkStart w:id="24" w:name="sec-inner-products"/>
     <w:p>
       <w:pPr>
         <w:pStyle w:val="Heading2"/>
@@ -7420,7 +7420,7 @@
       </m:oMathPara>
     </w:p>
     <w:bookmarkEnd w:id="19"/>
-    <w:bookmarkStart w:id="21" w:name="def-orthogonal-inner-product"/>
+    <w:bookmarkStart w:id="20" w:name="def-orthogonal-inner-product"/>
     <w:p>
       <w:pPr>
         <w:pStyle w:val="FirstParagraph"/>
@@ -7693,46 +7693,9 @@
       <w:r>
         <w:t xml:space="preserve">.</w:t>
       </w:r>
-      <w:r>
-        <w:t xml:space="preserve"> </w:t>
-      </w:r>
-      <w:r>
-        <w:t xml:space="preserve">With the dot product as the inner product (</w:t>
-      </w:r>
-      <w:hyperlink w:anchor="exm-dot-product-inner-product">
-        <w:r>
-          <w:rPr>
-            <w:rStyle w:val="Hyperlink"/>
-          </w:rPr>
-          <w:t xml:space="preserve">Example 1</w:t>
-        </w:r>
-      </w:hyperlink>
-      <w:r>
-        <w:t xml:space="preserve">),</w:t>
-      </w:r>
-      <w:r>
-        <w:t xml:space="preserve"> </w:t>
-      </w:r>
-      <w:r>
-        <w:t xml:space="preserve">this condition is orthogonality as in</w:t>
-      </w:r>
-      <w:r>
-        <w:t xml:space="preserve"> </w:t>
-      </w:r>
-      <w:hyperlink r:id="rId20">
-        <w:r>
-          <w:rPr>
-            <w:rStyle w:val="Hyperlink"/>
-          </w:rPr>
-          <w:t xml:space="preserve">Definition 13 in Vectors</w:t>
-        </w:r>
-      </w:hyperlink>
-      <w:r>
-        <w:t xml:space="preserve">.</w:t>
-      </w:r>
     </w:p>
-    <w:bookmarkEnd w:id="21"/>
-    <w:bookmarkStart w:id="22" w:name="exm-orthogonal-inner-product"/>
+    <w:bookmarkEnd w:id="20"/>
+    <w:bookmarkStart w:id="21" w:name="exm-orthogonal-inner-product"/>
     <w:p>
       <w:pPr>
         <w:pStyle w:val="BodyText"/>
@@ -8462,9 +8425,77 @@
         </m:oMath>
       </m:oMathPara>
     </w:p>
-    <w:bookmarkEnd w:id="22"/>
+    <w:bookmarkEnd w:id="21"/>
+    <w:bookmarkStart w:id="23" w:name="rem-orthogonal-inner-product-dot-product"/>
+    <w:p>
+      <w:pPr>
+        <w:pStyle w:val="FirstParagraph"/>
+      </w:pPr>
+      <w:r>
+        <w:rPr>
+          <w:i/>
+          <w:iCs/>
+        </w:rPr>
+        <w:t xml:space="preserve">Remark 2</w:t>
+      </w:r>
+      <w:r>
+        <w:t xml:space="preserve"> (Orthogonality for the dot product). </w:t>
+      </w:r>
+      <w:r>
+        <w:t xml:space="preserve">With the dot product as the inner product (</w:t>
+      </w:r>
+      <w:hyperlink w:anchor="exm-dot-product-inner-product">
+        <w:r>
+          <w:rPr>
+            <w:rStyle w:val="Hyperlink"/>
+          </w:rPr>
+          <w:t xml:space="preserve">Example 1</w:t>
+        </w:r>
+      </w:hyperlink>
+      <w:r>
+        <w:t xml:space="preserve">),</w:t>
+      </w:r>
+      <w:r>
+        <w:t xml:space="preserve"> </w:t>
+      </w:r>
+      <w:r>
+        <w:t xml:space="preserve">the condition of</w:t>
+      </w:r>
+      <w:r>
+        <w:t xml:space="preserve"> </w:t>
+      </w:r>
+      <w:hyperlink w:anchor="def-orthogonal-inner-product">
+        <w:r>
+          <w:rPr>
+            <w:rStyle w:val="Hyperlink"/>
+          </w:rPr>
+          <w:t xml:space="preserve">Definition 3</w:t>
+        </w:r>
+      </w:hyperlink>
+      <w:r>
+        <w:t xml:space="preserve"> </w:t>
+      </w:r>
+      <w:r>
+        <w:t xml:space="preserve">is orthogonality as in</w:t>
+      </w:r>
+      <w:r>
+        <w:t xml:space="preserve"> </w:t>
+      </w:r>
+      <w:hyperlink r:id="rId22">
+        <w:r>
+          <w:rPr>
+            <w:rStyle w:val="Hyperlink"/>
+          </w:rPr>
+          <w:t xml:space="preserve">Definition 13 in Vectors</w:t>
+        </w:r>
+      </w:hyperlink>
+      <w:r>
+        <w:t xml:space="preserve">.</w:t>
+      </w:r>
+    </w:p>
     <w:bookmarkEnd w:id="23"/>
-    <w:bookmarkStart w:id="55" w:name="sec-cauchy-schwarz"/>
+    <w:bookmarkEnd w:id="24"/>
+    <w:bookmarkStart w:id="58" w:name="sec-cauchy-schwarz"/>
     <w:p>
       <w:pPr>
         <w:pStyle w:val="Heading2"/>
@@ -8514,18 +8545,18 @@
                 <wp:inline>
                   <wp:extent cx="152400" cy="152400"/>
                   <wp:effectExtent b="0" l="0" r="0" t="0"/>
-                  <wp:docPr descr="" title="" id="25" name="Picture"/>
+                  <wp:docPr descr="" title="" id="26" name="Picture"/>
                   <a:graphic>
                     <a:graphicData uri="http://schemas.openxmlformats.org/drawingml/2006/picture">
                       <pic:pic>
                         <pic:nvPicPr>
-                          <pic:cNvPr descr="/opt/quarto/share/formats/docx/note.png" id="26" name="Picture"/>
+                          <pic:cNvPr descr="/opt/quarto/share/formats/docx/note.png" id="27" name="Picture"/>
                           <pic:cNvPicPr>
                             <a:picLocks noChangeArrowheads="1" noChangeAspect="1"/>
                           </pic:cNvPicPr>
                         </pic:nvPicPr>
                         <pic:blipFill>
-                          <a:blip r:embed="rId24"/>
+                          <a:blip r:embed="rId25"/>
                           <a:stretch>
                             <a:fillRect/>
                           </a:stretch>
@@ -8608,7 +8639,7 @@
             <w:r>
               <w:t xml:space="preserve"> </w:t>
             </w:r>
-            <w:hyperlink r:id="rId27">
+            <w:hyperlink r:id="rId28">
               <w:r>
                 <w:rPr>
                   <w:rStyle w:val="Hyperlink"/>
@@ -8636,7 +8667,7 @@
         </w:tc>
       </w:tr>
     </w:tbl>
-    <w:bookmarkStart w:id="28" w:name="thm-norm-properties"/>
+    <w:bookmarkStart w:id="29" w:name="thm-norm-properties"/>
     <w:p>
       <w:pPr>
         <w:pStyle w:val="BodyText"/>
@@ -8938,7 +8969,7 @@
         <w:t xml:space="preserve">.</w:t>
       </w:r>
     </w:p>
-    <w:bookmarkEnd w:id="28"/>
+    <w:bookmarkEnd w:id="29"/>
     <w:p>
       <w:pPr>
         <w:pStyle w:val="FirstParagraph"/>
@@ -9063,7 +9094,7 @@
       <w:r>
         <w:t xml:space="preserve">(</w:t>
       </w:r>
-      <w:hyperlink r:id="rId29">
+      <w:hyperlink r:id="rId30">
         <w:r>
           <w:rPr>
             <w:rStyle w:val="Hyperlink"/>
@@ -10039,7 +10070,7 @@
         </m:oMath>
       </m:oMathPara>
     </w:p>
-    <w:bookmarkStart w:id="31" w:name="exm-norm-properties"/>
+    <w:bookmarkStart w:id="32" w:name="exm-norm-properties"/>
     <w:p>
       <w:pPr>
         <w:pStyle w:val="FirstParagraph"/>
@@ -10151,12 +10182,12 @@
       <w:r>
         <w:t xml:space="preserve">(</w:t>
       </w:r>
-      <w:hyperlink r:id="rId30">
+      <w:hyperlink r:id="rId31">
         <w:r>
           <w:rPr>
             <w:rStyle w:val="Hyperlink"/>
           </w:rPr>
-          <w:t xml:space="preserve">Example 9 in Vectors</w:t>
+          <w:t xml:space="preserve">Example 10 in Vectors</w:t>
         </w:r>
       </w:hyperlink>
       <w:r>
@@ -10560,20 +10591,20 @@
       <w:r>
         <w:t xml:space="preserve"> </w:t>
       </w:r>
-      <w:hyperlink r:id="rId30">
+      <w:hyperlink r:id="rId31">
         <w:r>
           <w:rPr>
             <w:rStyle w:val="Hyperlink"/>
           </w:rPr>
-          <w:t xml:space="preserve">Example 9 in Vectors</w:t>
+          <w:t xml:space="preserve">Example 10 in Vectors</w:t>
         </w:r>
       </w:hyperlink>
       <w:r>
         <w:t xml:space="preserve">.</w:t>
       </w:r>
     </w:p>
-    <w:bookmarkEnd w:id="31"/>
-    <w:bookmarkStart w:id="32" w:name="thm-norm-sum-square"/>
+    <w:bookmarkEnd w:id="32"/>
+    <w:bookmarkStart w:id="33" w:name="thm-norm-sum-square"/>
     <w:p>
       <w:pPr>
         <w:pStyle w:val="BodyText"/>
@@ -10893,7 +10924,7 @@
       <w:r>
         <w:t xml:space="preserve">(</w:t>
       </w:r>
-      <w:hyperlink r:id="rId20">
+      <w:hyperlink r:id="rId22">
         <w:r>
           <w:rPr>
             <w:rStyle w:val="Hyperlink"/>
@@ -11062,7 +11093,7 @@
         <w:t xml:space="preserve">).</w:t>
       </w:r>
     </w:p>
-    <w:bookmarkEnd w:id="32"/>
+    <w:bookmarkEnd w:id="33"/>
     <w:p>
       <w:pPr>
         <w:pStyle w:val="BodyText"/>
@@ -12188,7 +12219,7 @@
         <w:t xml:space="preserve">and the middle term drops out.</w:t>
       </w:r>
     </w:p>
-    <w:bookmarkStart w:id="33" w:name="exm-norm-sum-square"/>
+    <w:bookmarkStart w:id="34" w:name="exm-norm-sum-square"/>
     <w:p>
       <w:pPr>
         <w:pStyle w:val="BodyText"/>
@@ -12906,8 +12937,8 @@
         <w:t xml:space="preserve">right triangle.</w:t>
       </w:r>
     </w:p>
-    <w:bookmarkEnd w:id="33"/>
-    <w:bookmarkStart w:id="35" w:name="thm-cauchy-schwarz"/>
+    <w:bookmarkEnd w:id="34"/>
+    <w:bookmarkStart w:id="36" w:name="thm-cauchy-schwarz"/>
     <w:p>
       <w:pPr>
         <w:pStyle w:val="BodyText"/>
@@ -13158,7 +13189,7 @@
       <w:r>
         <w:t xml:space="preserve">(</w:t>
       </w:r>
-      <w:hyperlink r:id="rId34">
+      <w:hyperlink r:id="rId35">
         <w:r>
           <w:rPr>
             <w:rStyle w:val="Hyperlink"/>
@@ -13170,7 +13201,7 @@
         <w:t xml:space="preserve">).</w:t>
       </w:r>
     </w:p>
-    <w:bookmarkEnd w:id="35"/>
+    <w:bookmarkEnd w:id="36"/>
     <w:p>
       <w:pPr>
         <w:pStyle w:val="BodyText"/>
@@ -13777,7 +13808,7 @@
       <w:pPr>
         <w:pStyle w:val="BodyText"/>
       </w:pPr>
-      <w:bookmarkStart w:id="36" w:name="eq-cauchy-schwarz-chain"/>
+      <w:bookmarkStart w:id="37" w:name="eq-cauchy-schwarz-chain"/>
       <m:oMathPara>
         <m:oMathParaPr>
           <m:jc m:val="center"/>
@@ -16281,7 +16312,7 @@
           </m:r>
         </m:oMath>
       </m:oMathPara>
-      <w:bookmarkEnd w:id="36"/>
+      <w:bookmarkEnd w:id="37"/>
     </w:p>
     <w:p>
       <w:pPr>
@@ -19344,7 +19375,7 @@
         <w:t xml:space="preserve">so equality holds.</w:t>
       </w:r>
     </w:p>
-    <w:bookmarkStart w:id="37" w:name="exm-cauchy-schwarz"/>
+    <w:bookmarkStart w:id="38" w:name="exm-cauchy-schwarz"/>
     <w:p>
       <w:pPr>
         <w:pStyle w:val="FirstParagraph"/>
@@ -20167,8 +20198,8 @@
         <w:t xml:space="preserve">so equality holds.</w:t>
       </w:r>
     </w:p>
-    <w:bookmarkEnd w:id="37"/>
-    <w:bookmarkStart w:id="38" w:name="thm-triangle-inequality"/>
+    <w:bookmarkEnd w:id="38"/>
+    <w:bookmarkStart w:id="39" w:name="thm-triangle-inequality"/>
     <w:p>
       <w:pPr>
         <w:pStyle w:val="FirstParagraph"/>
@@ -20367,7 +20398,7 @@
         </m:oMath>
       </m:oMathPara>
     </w:p>
-    <w:bookmarkEnd w:id="38"/>
+    <w:bookmarkEnd w:id="39"/>
     <w:p>
       <w:pPr>
         <w:pStyle w:val="FirstParagraph"/>
@@ -21268,7 +21299,7 @@
         <w:t xml:space="preserve">.</w:t>
       </w:r>
     </w:p>
-    <w:bookmarkStart w:id="39" w:name="exm-triangle-inequality"/>
+    <w:bookmarkStart w:id="40" w:name="exm-triangle-inequality"/>
     <w:p>
       <w:pPr>
         <w:pStyle w:val="BodyText"/>
@@ -21868,8 +21899,8 @@
         <w:t xml:space="preserve">so equality holds.</w:t>
       </w:r>
     </w:p>
-    <w:bookmarkEnd w:id="39"/>
-    <w:bookmarkStart w:id="40" w:name="def-norm"/>
+    <w:bookmarkEnd w:id="40"/>
+    <w:bookmarkStart w:id="41" w:name="def-norm"/>
     <w:p>
       <w:pPr>
         <w:pStyle w:val="FirstParagraph"/>
@@ -22558,8 +22589,8 @@
         <w:t xml:space="preserve">).</w:t>
       </w:r>
     </w:p>
-    <w:bookmarkEnd w:id="40"/>
-    <w:bookmarkStart w:id="42" w:name="exm-norm-euclidean"/>
+    <w:bookmarkEnd w:id="41"/>
+    <w:bookmarkStart w:id="43" w:name="exm-norm-euclidean"/>
     <w:p>
       <w:pPr>
         <w:pStyle w:val="BodyText"/>
@@ -22604,7 +22635,7 @@
       <w:r>
         <w:t xml:space="preserve">equipped with the Euclidean norm (</w:t>
       </w:r>
-      <w:hyperlink r:id="rId41">
+      <w:hyperlink r:id="rId42">
         <w:r>
           <w:rPr>
             <w:rStyle w:val="Hyperlink"/>
@@ -22875,8 +22906,8 @@
         <w:t xml:space="preserve">which satisfies all three norm axioms.</w:t>
       </w:r>
     </w:p>
-    <w:bookmarkEnd w:id="42"/>
-    <w:bookmarkStart w:id="43" w:name="def-vector-p-norm"/>
+    <w:bookmarkEnd w:id="43"/>
+    <w:bookmarkStart w:id="44" w:name="def-vector-p-norm"/>
     <w:p>
       <w:pPr>
         <w:pStyle w:val="BodyText"/>
@@ -23580,233 +23611,12 @@
       <w:r>
         <w:t xml:space="preserve">.</w:t>
       </w:r>
-      <w:r>
-        <w:t xml:space="preserve"> </w:t>
-      </w:r>
-      <w:r>
-        <w:t xml:space="preserve">The</w:t>
-      </w:r>
-      <w:r>
-        <w:t xml:space="preserve"> </w:t>
-      </w:r>
-      <w:r>
-        <w:rPr>
-          <w:b/>
-          <w:bCs/>
-        </w:rPr>
-        <w:t xml:space="preserve">infinity norm</w:t>
-      </w:r>
-      <w:r>
-        <w:t xml:space="preserve"> </w:t>
-      </w:r>
-      <w:r>
-        <w:t xml:space="preserve">(also the</w:t>
-      </w:r>
-      <w:r>
-        <w:t xml:space="preserve"> </w:t>
-      </w:r>
-      <m:oMath>
-        <m:sSub>
-          <m:e>
-            <m:r>
-              <m:t>ℓ</m:t>
-            </m:r>
-          </m:e>
-          <m:sub>
-            <m:r>
-              <m:rPr>
-                <m:sty m:val="p"/>
-              </m:rPr>
-              <m:t>∞</m:t>
-            </m:r>
-          </m:sub>
-        </m:sSub>
-      </m:oMath>
-      <w:r>
-        <w:rPr>
-          <w:b/>
-          <w:bCs/>
-        </w:rPr>
-        <w:t xml:space="preserve"> </w:t>
-      </w:r>
-      <w:r>
-        <w:rPr>
-          <w:b/>
-          <w:bCs/>
-        </w:rPr>
-        <w:t xml:space="preserve">norm</w:t>
-      </w:r>
-      <w:r>
-        <w:t xml:space="preserve">,</w:t>
-      </w:r>
-      <w:r>
-        <w:t xml:space="preserve"> </w:t>
-      </w:r>
-      <w:r>
-        <w:rPr>
-          <w:b/>
-          <w:bCs/>
-        </w:rPr>
-        <w:t xml:space="preserve">maximum norm</w:t>
-      </w:r>
-      <w:r>
-        <w:t xml:space="preserve">, or</w:t>
-      </w:r>
-      <w:r>
-        <w:t xml:space="preserve"> </w:t>
-      </w:r>
-      <w:r>
-        <w:rPr>
-          <w:b/>
-          <w:bCs/>
-        </w:rPr>
-        <w:t xml:space="preserve">Chebyshev norm</w:t>
-      </w:r>
-      <w:r>
-        <w:t xml:space="preserve">) is defined separately by</w:t>
-      </w:r>
     </w:p>
+    <w:bookmarkEnd w:id="44"/>
+    <w:bookmarkStart w:id="45" w:name="exm-vector-p-norm"/>
     <w:p>
       <w:pPr>
         <w:pStyle w:val="BodyText"/>
-      </w:pPr>
-      <m:oMathPara>
-        <m:oMathParaPr>
-          <m:jc m:val="center"/>
-        </m:oMathParaPr>
-        <m:oMath>
-          <m:r>
-            <m:t>​</m:t>
-          </m:r>
-          <m:d>
-            <m:dPr>
-              <m:begChr m:val="∥"/>
-              <m:sepChr m:val=""/>
-              <m:endChr m:val="∥"/>
-              <m:grow/>
-            </m:dPr>
-            <m:e>
-              <m:acc>
-                <m:accPr>
-                  <m:chr m:val="̃"/>
-                </m:accPr>
-                <m:e>
-                  <m:r>
-                    <m:t>x</m:t>
-                  </m:r>
-                </m:e>
-              </m:acc>
-            </m:e>
-          </m:d>
-          <m:sSub>
-            <m:e>
-              <m:r>
-                <m:t>​</m:t>
-              </m:r>
-            </m:e>
-            <m:sub>
-              <m:r>
-                <m:rPr>
-                  <m:sty m:val="p"/>
-                </m:rPr>
-                <m:t>∞</m:t>
-              </m:r>
-            </m:sub>
-          </m:sSub>
-          <m:limUpp>
-            <m:e>
-              <m:r>
-                <m:rPr>
-                  <m:sty m:val="p"/>
-                </m:rPr>
-                <m:t>=</m:t>
-              </m:r>
-            </m:e>
-            <m:lim>
-              <m:r>
-                <m:rPr>
-                  <m:nor/>
-                  <m:sty m:val="p"/>
-                </m:rPr>
-                <m:t>def</m:t>
-              </m:r>
-            </m:lim>
-          </m:limUpp>
-          <m:limLow>
-            <m:e>
-              <m:r>
-                <m:rPr>
-                  <m:sty m:val="p"/>
-                </m:rPr>
-                <m:t>max</m:t>
-              </m:r>
-            </m:e>
-            <m:lim>
-              <m:r>
-                <m:t>1</m:t>
-              </m:r>
-              <m:r>
-                <m:rPr>
-                  <m:sty m:val="p"/>
-                </m:rPr>
-                <m:t>≤</m:t>
-              </m:r>
-              <m:r>
-                <m:t>i</m:t>
-              </m:r>
-              <m:r>
-                <m:rPr>
-                  <m:sty m:val="p"/>
-                </m:rPr>
-                <m:t>≤</m:t>
-              </m:r>
-              <m:r>
-                <m:t>p</m:t>
-              </m:r>
-            </m:lim>
-          </m:limLow>
-          <m:r>
-            <m:t>​</m:t>
-          </m:r>
-          <m:d>
-            <m:dPr>
-              <m:begChr m:val="|"/>
-              <m:sepChr m:val=""/>
-              <m:endChr m:val="|"/>
-              <m:grow/>
-            </m:dPr>
-            <m:e>
-              <m:sSub>
-                <m:e>
-                  <m:r>
-                    <m:t>x</m:t>
-                  </m:r>
-                </m:e>
-                <m:sub>
-                  <m:r>
-                    <m:t>i</m:t>
-                  </m:r>
-                </m:sub>
-              </m:sSub>
-            </m:e>
-          </m:d>
-          <m:r>
-            <m:t>​</m:t>
-          </m:r>
-          <m:r>
-            <m:rPr>
-              <m:sty m:val="p"/>
-            </m:rPr>
-            <m:t>.</m:t>
-          </m:r>
-        </m:oMath>
-      </m:oMathPara>
-    </w:p>
-    <w:bookmarkEnd w:id="43"/>
-    <w:bookmarkStart w:id="44" w:name="exm-vector-p-norm"/>
-    <w:p>
-      <w:pPr>
-        <w:pStyle w:val="FirstParagraph"/>
       </w:pPr>
       <w:r>
         <w:rPr>
@@ -24892,8 +24702,8 @@
         </m:oMath>
       </m:oMathPara>
     </w:p>
-    <w:bookmarkEnd w:id="44"/>
-    <w:bookmarkStart w:id="45" w:name="rem-vector-norms-sparsity"/>
+    <w:bookmarkEnd w:id="45"/>
+    <w:bookmarkStart w:id="46" w:name="rem-vector-norms-sparsity"/>
     <w:p>
       <w:pPr>
         <w:pStyle w:val="FirstParagraph"/>
@@ -24903,7 +24713,7 @@
           <w:i/>
           <w:iCs/>
         </w:rPr>
-        <w:t xml:space="preserve">Remark 2</w:t>
+        <w:t xml:space="preserve">Remark 3</w:t>
       </w:r>
       <w:r>
         <w:t xml:space="preserve"> (Unit balls and regularization in machine learning). </w:t>
@@ -25379,11 +25189,405 @@
         <w:t xml:space="preserve">penalty (Ridge regularization) shrinks all weights toward zero without setting them exactly to zero.</w:t>
       </w:r>
     </w:p>
-    <w:bookmarkEnd w:id="45"/>
-    <w:bookmarkStart w:id="46" w:name="thm-vector-p-norm"/>
+    <w:bookmarkEnd w:id="46"/>
+    <w:bookmarkStart w:id="47" w:name="def-infinity-norm"/>
     <w:p>
       <w:pPr>
         <w:pStyle w:val="BodyText"/>
+      </w:pPr>
+      <w:r>
+        <w:rPr>
+          <w:b/>
+          <w:bCs/>
+        </w:rPr>
+        <w:t xml:space="preserve">Definition 6 (Infinity norm (</w:t>
+      </w:r>
+      <m:oMath>
+        <m:sSub>
+          <m:e>
+            <m:r>
+              <m:t>ℓ</m:t>
+            </m:r>
+          </m:e>
+          <m:sub>
+            <m:r>
+              <m:rPr>
+                <m:sty m:val="p"/>
+              </m:rPr>
+              <m:t>∞</m:t>
+            </m:r>
+          </m:sub>
+        </m:sSub>
+      </m:oMath>
+      <w:r>
+        <w:rPr>
+          <w:b/>
+          <w:bCs/>
+        </w:rPr>
+        <w:t xml:space="preserve"> </w:t>
+      </w:r>
+      <w:r>
+        <w:rPr>
+          <w:b/>
+          <w:bCs/>
+        </w:rPr>
+        <w:t xml:space="preserve">norm, maximum norm, Chebyshev norm))</w:t>
+      </w:r>
+      <w:r>
+        <w:t xml:space="preserve"> </w:t>
+      </w:r>
+      <w:r>
+        <w:t xml:space="preserve">For a vector</w:t>
+      </w:r>
+      <w:r>
+        <w:t xml:space="preserve"> </w:t>
+      </w:r>
+      <m:oMath>
+        <m:acc>
+          <m:accPr>
+            <m:chr m:val="̃"/>
+          </m:accPr>
+          <m:e>
+            <m:r>
+              <m:t>x</m:t>
+            </m:r>
+          </m:e>
+        </m:acc>
+        <m:r>
+          <m:rPr>
+            <m:sty m:val="p"/>
+          </m:rPr>
+          <m:t>=</m:t>
+        </m:r>
+        <m:r>
+          <m:rPr>
+            <m:sty m:val="p"/>
+          </m:rPr>
+          <m:t>(</m:t>
+        </m:r>
+        <m:sSub>
+          <m:e>
+            <m:r>
+              <m:t>x</m:t>
+            </m:r>
+          </m:e>
+          <m:sub>
+            <m:r>
+              <m:t>1</m:t>
+            </m:r>
+          </m:sub>
+        </m:sSub>
+        <m:r>
+          <m:rPr>
+            <m:sty m:val="p"/>
+          </m:rPr>
+          <m:t>,</m:t>
+        </m:r>
+        <m:r>
+          <m:rPr>
+            <m:sty m:val="p"/>
+          </m:rPr>
+          <m:t>…</m:t>
+        </m:r>
+        <m:r>
+          <m:rPr>
+            <m:sty m:val="p"/>
+          </m:rPr>
+          <m:t>,</m:t>
+        </m:r>
+        <m:sSub>
+          <m:e>
+            <m:r>
+              <m:t>x</m:t>
+            </m:r>
+          </m:e>
+          <m:sub>
+            <m:r>
+              <m:t>p</m:t>
+            </m:r>
+          </m:sub>
+        </m:sSub>
+        <m:r>
+          <m:rPr>
+            <m:sty m:val="p"/>
+          </m:rPr>
+          <m:t>)</m:t>
+        </m:r>
+        <m:r>
+          <m:rPr>
+            <m:sty m:val="p"/>
+          </m:rPr>
+          <m:t>∈</m:t>
+        </m:r>
+        <m:sSup>
+          <m:e>
+            <m:r>
+              <m:rPr>
+                <m:scr m:val="double-struck"/>
+                <m:sty m:val="p"/>
+              </m:rPr>
+              <m:t>R</m:t>
+            </m:r>
+          </m:e>
+          <m:sup>
+            <m:r>
+              <m:t>p</m:t>
+            </m:r>
+          </m:sup>
+        </m:sSup>
+      </m:oMath>
+      <w:r>
+        <w:t xml:space="preserve">,</w:t>
+      </w:r>
+      <w:r>
+        <w:t xml:space="preserve"> </w:t>
+      </w:r>
+      <w:r>
+        <w:t xml:space="preserve">the</w:t>
+      </w:r>
+      <w:r>
+        <w:t xml:space="preserve"> </w:t>
+      </w:r>
+      <w:r>
+        <w:rPr>
+          <w:b/>
+          <w:bCs/>
+        </w:rPr>
+        <w:t xml:space="preserve">infinity norm</w:t>
+      </w:r>
+      <w:r>
+        <w:t xml:space="preserve"> </w:t>
+      </w:r>
+      <w:r>
+        <w:t xml:space="preserve">(also the</w:t>
+      </w:r>
+      <w:r>
+        <w:t xml:space="preserve"> </w:t>
+      </w:r>
+      <m:oMath>
+        <m:sSub>
+          <m:e>
+            <m:r>
+              <m:t>ℓ</m:t>
+            </m:r>
+          </m:e>
+          <m:sub>
+            <m:r>
+              <m:rPr>
+                <m:sty m:val="p"/>
+              </m:rPr>
+              <m:t>∞</m:t>
+            </m:r>
+          </m:sub>
+        </m:sSub>
+      </m:oMath>
+      <w:r>
+        <w:rPr>
+          <w:b/>
+          <w:bCs/>
+        </w:rPr>
+        <w:t xml:space="preserve"> </w:t>
+      </w:r>
+      <w:r>
+        <w:rPr>
+          <w:b/>
+          <w:bCs/>
+        </w:rPr>
+        <w:t xml:space="preserve">norm</w:t>
+      </w:r>
+      <w:r>
+        <w:t xml:space="preserve">,</w:t>
+      </w:r>
+      <w:r>
+        <w:t xml:space="preserve"> </w:t>
+      </w:r>
+      <w:r>
+        <w:rPr>
+          <w:b/>
+          <w:bCs/>
+        </w:rPr>
+        <w:t xml:space="preserve">maximum norm</w:t>
+      </w:r>
+      <w:r>
+        <w:t xml:space="preserve">, or</w:t>
+      </w:r>
+      <w:r>
+        <w:t xml:space="preserve"> </w:t>
+      </w:r>
+      <w:r>
+        <w:rPr>
+          <w:b/>
+          <w:bCs/>
+        </w:rPr>
+        <w:t xml:space="preserve">Chebyshev norm</w:t>
+      </w:r>
+      <w:r>
+        <w:t xml:space="preserve">) is defined separately from the</w:t>
+      </w:r>
+      <w:r>
+        <w:t xml:space="preserve"> </w:t>
+      </w:r>
+      <m:oMath>
+        <m:r>
+          <m:t>p</m:t>
+        </m:r>
+      </m:oMath>
+      <w:r>
+        <w:t xml:space="preserve">-norms (</w:t>
+      </w:r>
+      <w:hyperlink w:anchor="def-vector-p-norm">
+        <w:r>
+          <w:rPr>
+            <w:rStyle w:val="Hyperlink"/>
+          </w:rPr>
+          <w:t xml:space="preserve">Definition 5</w:t>
+        </w:r>
+      </w:hyperlink>
+      <w:r>
+        <w:t xml:space="preserve">) by</w:t>
+      </w:r>
+    </w:p>
+    <w:p>
+      <w:pPr>
+        <w:pStyle w:val="BodyText"/>
+      </w:pPr>
+      <m:oMathPara>
+        <m:oMathParaPr>
+          <m:jc m:val="center"/>
+        </m:oMathParaPr>
+        <m:oMath>
+          <m:r>
+            <m:t>​</m:t>
+          </m:r>
+          <m:d>
+            <m:dPr>
+              <m:begChr m:val="∥"/>
+              <m:sepChr m:val=""/>
+              <m:endChr m:val="∥"/>
+              <m:grow/>
+            </m:dPr>
+            <m:e>
+              <m:acc>
+                <m:accPr>
+                  <m:chr m:val="̃"/>
+                </m:accPr>
+                <m:e>
+                  <m:r>
+                    <m:t>x</m:t>
+                  </m:r>
+                </m:e>
+              </m:acc>
+            </m:e>
+          </m:d>
+          <m:sSub>
+            <m:e>
+              <m:r>
+                <m:t>​</m:t>
+              </m:r>
+            </m:e>
+            <m:sub>
+              <m:r>
+                <m:rPr>
+                  <m:sty m:val="p"/>
+                </m:rPr>
+                <m:t>∞</m:t>
+              </m:r>
+            </m:sub>
+          </m:sSub>
+          <m:limUpp>
+            <m:e>
+              <m:r>
+                <m:rPr>
+                  <m:sty m:val="p"/>
+                </m:rPr>
+                <m:t>=</m:t>
+              </m:r>
+            </m:e>
+            <m:lim>
+              <m:r>
+                <m:rPr>
+                  <m:nor/>
+                  <m:sty m:val="p"/>
+                </m:rPr>
+                <m:t>def</m:t>
+              </m:r>
+            </m:lim>
+          </m:limUpp>
+          <m:limLow>
+            <m:e>
+              <m:r>
+                <m:rPr>
+                  <m:sty m:val="p"/>
+                </m:rPr>
+                <m:t>max</m:t>
+              </m:r>
+            </m:e>
+            <m:lim>
+              <m:r>
+                <m:t>1</m:t>
+              </m:r>
+              <m:r>
+                <m:rPr>
+                  <m:sty m:val="p"/>
+                </m:rPr>
+                <m:t>≤</m:t>
+              </m:r>
+              <m:r>
+                <m:t>i</m:t>
+              </m:r>
+              <m:r>
+                <m:rPr>
+                  <m:sty m:val="p"/>
+                </m:rPr>
+                <m:t>≤</m:t>
+              </m:r>
+              <m:r>
+                <m:t>p</m:t>
+              </m:r>
+            </m:lim>
+          </m:limLow>
+          <m:r>
+            <m:t>​</m:t>
+          </m:r>
+          <m:d>
+            <m:dPr>
+              <m:begChr m:val="|"/>
+              <m:sepChr m:val=""/>
+              <m:endChr m:val="|"/>
+              <m:grow/>
+            </m:dPr>
+            <m:e>
+              <m:sSub>
+                <m:e>
+                  <m:r>
+                    <m:t>x</m:t>
+                  </m:r>
+                </m:e>
+                <m:sub>
+                  <m:r>
+                    <m:t>i</m:t>
+                  </m:r>
+                </m:sub>
+              </m:sSub>
+            </m:e>
+          </m:d>
+          <m:r>
+            <m:t>​</m:t>
+          </m:r>
+          <m:r>
+            <m:rPr>
+              <m:sty m:val="p"/>
+            </m:rPr>
+            <m:t>.</m:t>
+          </m:r>
+        </m:oMath>
+      </m:oMathPara>
+    </w:p>
+    <w:bookmarkEnd w:id="47"/>
+    <w:bookmarkStart w:id="48" w:name="thm-vector-p-norm"/>
+    <w:p>
+      <w:pPr>
+        <w:pStyle w:val="FirstParagraph"/>
       </w:pPr>
       <w:r>
         <w:rPr>
@@ -25782,7 +25986,7 @@
       <w:r>
         <w:t xml:space="preserve">which is the Euclidean norm (</w:t>
       </w:r>
-      <w:hyperlink r:id="rId41">
+      <w:hyperlink r:id="rId42">
         <w:r>
           <w:rPr>
             <w:rStyle w:val="Hyperlink"/>
@@ -26049,7 +26253,7 @@
         <w:t xml:space="preserve">).</w:t>
       </w:r>
     </w:p>
-    <w:bookmarkEnd w:id="46"/>
+    <w:bookmarkEnd w:id="48"/>
     <w:p>
       <w:pPr>
         <w:pStyle w:val="FirstParagraph"/>
@@ -31101,7 +31305,7 @@
         <w:t xml:space="preserve">.</w:t>
       </w:r>
     </w:p>
-    <w:bookmarkStart w:id="47" w:name="exm-vector-p-norm-limit"/>
+    <w:bookmarkStart w:id="49" w:name="exm-vector-p-norm-limit"/>
     <w:p>
       <w:pPr>
         <w:pStyle w:val="BodyText"/>
@@ -32545,8 +32749,8 @@
         <w:t xml:space="preserve">.</w:t>
       </w:r>
     </w:p>
-    <w:bookmarkEnd w:id="47"/>
-    <w:bookmarkStart w:id="48" w:name="def-cosine-sine"/>
+    <w:bookmarkEnd w:id="49"/>
+    <w:bookmarkStart w:id="50" w:name="def-cosine-sine"/>
     <w:p>
       <w:pPr>
         <w:pStyle w:val="BodyText"/>
@@ -32556,7 +32760,7 @@
           <w:b/>
           <w:bCs/>
         </w:rPr>
-        <w:t xml:space="preserve">Definition 6 (Cosine and sine)</w:t>
+        <w:t xml:space="preserve">Definition 7 (Cosine and sine)</w:t>
       </w:r>
       <w:r>
         <w:t xml:space="preserve"> </w:t>
@@ -32967,8 +33171,8 @@
         <w:t xml:space="preserve">.</w:t>
       </w:r>
     </w:p>
-    <w:bookmarkEnd w:id="48"/>
-    <w:bookmarkStart w:id="49" w:name="exm-cosine-sine"/>
+    <w:bookmarkEnd w:id="50"/>
+    <w:bookmarkStart w:id="51" w:name="exm-cosine-sine"/>
     <w:p>
       <w:pPr>
         <w:pStyle w:val="BodyText"/>
@@ -33924,8 +34128,8 @@
         <w:t xml:space="preserve">degrees.</w:t>
       </w:r>
     </w:p>
-    <w:bookmarkEnd w:id="49"/>
-    <w:bookmarkStart w:id="50" w:name="def-angle"/>
+    <w:bookmarkEnd w:id="51"/>
+    <w:bookmarkStart w:id="52" w:name="def-angle"/>
     <w:p>
       <w:pPr>
         <w:pStyle w:val="BodyText"/>
@@ -33935,7 +34139,7 @@
           <w:b/>
           <w:bCs/>
         </w:rPr>
-        <w:t xml:space="preserve">Definition 7 (Angle between two vectors)</w:t>
+        <w:t xml:space="preserve">Definition 8 (Angle between two vectors)</w:t>
       </w:r>
       <w:r>
         <w:t xml:space="preserve"> </w:t>
@@ -34067,7 +34271,7 @@
           <w:rPr>
             <w:rStyle w:val="Hyperlink"/>
           </w:rPr>
-          <w:t xml:space="preserve">Definition 6</w:t>
+          <w:t xml:space="preserve">Definition 7</w:t>
         </w:r>
       </w:hyperlink>
       <w:r>
@@ -34197,8 +34401,8 @@
         </m:oMath>
       </m:oMathPara>
     </w:p>
-    <w:bookmarkEnd w:id="50"/>
-    <w:bookmarkStart w:id="51" w:name="rem-angle-well-defined"/>
+    <w:bookmarkEnd w:id="52"/>
+    <w:bookmarkStart w:id="53" w:name="rem-angle-well-defined"/>
     <w:p>
       <w:pPr>
         <w:pStyle w:val="FirstParagraph"/>
@@ -34208,7 +34412,7 @@
           <w:i/>
           <w:iCs/>
         </w:rPr>
-        <w:t xml:space="preserve">Remark 3</w:t>
+        <w:t xml:space="preserve">Remark 4</w:t>
       </w:r>
       <w:r>
         <w:t xml:space="preserve"> (Why the angle is well defined). </w:t>
@@ -34506,7 +34710,7 @@
       <w:r>
         <w:t xml:space="preserve">so for nonzero vectors, orthogonal (</w:t>
       </w:r>
-      <w:hyperlink r:id="rId20">
+      <w:hyperlink r:id="rId22">
         <w:r>
           <w:rPr>
             <w:rStyle w:val="Hyperlink"/>
@@ -34518,8 +34722,8 @@
         <w:t xml:space="preserve">) means at a right angle.</w:t>
       </w:r>
     </w:p>
-    <w:bookmarkEnd w:id="51"/>
-    <w:bookmarkStart w:id="52" w:name="exm-angle"/>
+    <w:bookmarkEnd w:id="53"/>
+    <w:bookmarkStart w:id="54" w:name="exm-angle"/>
     <w:p>
       <w:pPr>
         <w:pStyle w:val="BodyText"/>
@@ -35224,8 +35428,8 @@
         <w:t xml:space="preserve">.</w:t>
       </w:r>
     </w:p>
-    <w:bookmarkEnd w:id="52"/>
-    <w:bookmarkStart w:id="53" w:name="def-cosine-similarity"/>
+    <w:bookmarkEnd w:id="54"/>
+    <w:bookmarkStart w:id="55" w:name="def-cosine-similarity"/>
     <w:p>
       <w:pPr>
         <w:pStyle w:val="FirstParagraph"/>
@@ -35235,7 +35439,7 @@
           <w:b/>
           <w:bCs/>
         </w:rPr>
-        <w:t xml:space="preserve">Definition 8 (Cosine similarity)</w:t>
+        <w:t xml:space="preserve">Definition 9 (Cosine similarity)</w:t>
       </w:r>
       <w:r>
         <w:t xml:space="preserve"> </w:t>
@@ -35329,7 +35533,7 @@
           <w:rPr>
             <w:rStyle w:val="Hyperlink"/>
           </w:rPr>
-          <w:t xml:space="preserve">Definition 7</w:t>
+          <w:t xml:space="preserve">Definition 8</w:t>
         </w:r>
       </w:hyperlink>
       <w:r>
@@ -35507,10 +35711,1092 @@
         </m:oMath>
       </m:oMathPara>
     </w:p>
+    <w:bookmarkEnd w:id="55"/>
+    <w:bookmarkStart w:id="56" w:name="exm-cosine-similarity"/>
     <w:p>
       <w:pPr>
         <w:pStyle w:val="FirstParagraph"/>
       </w:pPr>
+      <w:r>
+        <w:rPr>
+          <w:b/>
+          <w:bCs/>
+        </w:rPr>
+        <w:t xml:space="preserve">Example 15 (Cosine similarity of parallel, orthogonal, and arbitrary vectors)</w:t>
+      </w:r>
+      <w:r>
+        <w:t xml:space="preserve"> </w:t>
+      </w:r>
+      <w:r>
+        <w:t xml:space="preserve">For vectors in</w:t>
+      </w:r>
+      <w:r>
+        <w:t xml:space="preserve"> </w:t>
+      </w:r>
+      <m:oMath>
+        <m:sSup>
+          <m:e>
+            <m:r>
+              <m:rPr>
+                <m:scr m:val="double-struck"/>
+                <m:sty m:val="p"/>
+              </m:rPr>
+              <m:t>R</m:t>
+            </m:r>
+          </m:e>
+          <m:sup>
+            <m:r>
+              <m:t>2</m:t>
+            </m:r>
+          </m:sup>
+        </m:sSup>
+      </m:oMath>
+      <w:r>
+        <w:t xml:space="preserve">:</w:t>
+      </w:r>
+    </w:p>
+    <w:p>
+      <w:pPr>
+        <w:numPr>
+          <w:ilvl w:val="0"/>
+          <w:numId w:val="1018"/>
+        </w:numPr>
+      </w:pPr>
+      <w:r>
+        <w:t xml:space="preserve">Parallel vectors</w:t>
+      </w:r>
+      <w:r>
+        <w:t xml:space="preserve"> </w:t>
+      </w:r>
+      <m:oMath>
+        <m:acc>
+          <m:accPr>
+            <m:chr m:val="̃"/>
+          </m:accPr>
+          <m:e>
+            <m:r>
+              <m:t>x</m:t>
+            </m:r>
+          </m:e>
+        </m:acc>
+        <m:r>
+          <m:rPr>
+            <m:sty m:val="p"/>
+          </m:rPr>
+          <m:t>=</m:t>
+        </m:r>
+        <m:r>
+          <m:rPr>
+            <m:sty m:val="p"/>
+          </m:rPr>
+          <m:t>(</m:t>
+        </m:r>
+        <m:r>
+          <m:t>1</m:t>
+        </m:r>
+        <m:r>
+          <m:rPr>
+            <m:sty m:val="p"/>
+          </m:rPr>
+          <m:t>,</m:t>
+        </m:r>
+        <m:r>
+          <m:t>2</m:t>
+        </m:r>
+        <m:r>
+          <m:rPr>
+            <m:sty m:val="p"/>
+          </m:rPr>
+          <m:t>)</m:t>
+        </m:r>
+      </m:oMath>
+      <w:r>
+        <w:t xml:space="preserve"> </w:t>
+      </w:r>
+      <w:r>
+        <w:t xml:space="preserve">and</w:t>
+      </w:r>
+      <w:r>
+        <w:t xml:space="preserve"> </w:t>
+      </w:r>
+      <m:oMath>
+        <m:acc>
+          <m:accPr>
+            <m:chr m:val="̃"/>
+          </m:accPr>
+          <m:e>
+            <m:r>
+              <m:t>y</m:t>
+            </m:r>
+          </m:e>
+        </m:acc>
+        <m:r>
+          <m:rPr>
+            <m:sty m:val="p"/>
+          </m:rPr>
+          <m:t>=</m:t>
+        </m:r>
+        <m:r>
+          <m:rPr>
+            <m:sty m:val="p"/>
+          </m:rPr>
+          <m:t>(</m:t>
+        </m:r>
+        <m:r>
+          <m:t>2</m:t>
+        </m:r>
+        <m:r>
+          <m:rPr>
+            <m:sty m:val="p"/>
+          </m:rPr>
+          <m:t>,</m:t>
+        </m:r>
+        <m:r>
+          <m:t>4</m:t>
+        </m:r>
+        <m:r>
+          <m:rPr>
+            <m:sty m:val="p"/>
+          </m:rPr>
+          <m:t>)</m:t>
+        </m:r>
+      </m:oMath>
+      <w:r>
+        <w:t xml:space="preserve">:</w:t>
+      </w:r>
+    </w:p>
+    <w:p>
+      <w:pPr>
+        <w:pStyle w:val="BodyText"/>
+      </w:pPr>
+      <m:oMathPara>
+        <m:oMathParaPr>
+          <m:jc m:val="center"/>
+        </m:oMathParaPr>
+        <m:oMath>
+          <m:eqArr>
+            <m:e>
+              <m:r>
+                <m:rPr>
+                  <m:sty m:val="p"/>
+                </m:rPr>
+                <m:t>cossim</m:t>
+              </m:r>
+              <m:r>
+                <m:rPr>
+                  <m:sty m:val="p"/>
+                </m:rPr>
+                <m:t>(</m:t>
+              </m:r>
+              <m:acc>
+                <m:accPr>
+                  <m:chr m:val="̃"/>
+                </m:accPr>
+                <m:e>
+                  <m:r>
+                    <m:t>x</m:t>
+                  </m:r>
+                </m:e>
+              </m:acc>
+              <m:r>
+                <m:rPr>
+                  <m:sty m:val="p"/>
+                </m:rPr>
+                <m:t>,</m:t>
+              </m:r>
+              <m:acc>
+                <m:accPr>
+                  <m:chr m:val="̃"/>
+                </m:accPr>
+                <m:e>
+                  <m:r>
+                    <m:t>y</m:t>
+                  </m:r>
+                </m:e>
+              </m:acc>
+              <m:r>
+                <m:rPr>
+                  <m:sty m:val="p"/>
+                </m:rPr>
+                <m:t>)</m:t>
+              </m:r>
+              <m:r>
+                <m:t>&amp;</m:t>
+              </m:r>
+              <m:r>
+                <m:rPr>
+                  <m:sty m:val="p"/>
+                </m:rPr>
+                <m:t>=</m:t>
+              </m:r>
+              <m:f>
+                <m:fPr>
+                  <m:type m:val="bar"/>
+                </m:fPr>
+                <m:num>
+                  <m:r>
+                    <m:t>2</m:t>
+                  </m:r>
+                  <m:r>
+                    <m:rPr>
+                      <m:sty m:val="p"/>
+                    </m:rPr>
+                    <m:t>+</m:t>
+                  </m:r>
+                  <m:r>
+                    <m:t>8</m:t>
+                  </m:r>
+                </m:num>
+                <m:den>
+                  <m:rad>
+                    <m:radPr>
+                      <m:degHide m:val="on"/>
+                    </m:radPr>
+                    <m:deg/>
+                    <m:e>
+                      <m:r>
+                        <m:t>5</m:t>
+                      </m:r>
+                    </m:e>
+                  </m:rad>
+                  <m:r>
+                    <m:t> </m:t>
+                  </m:r>
+                  <m:rad>
+                    <m:radPr>
+                      <m:degHide m:val="on"/>
+                    </m:radPr>
+                    <m:deg/>
+                    <m:e>
+                      <m:r>
+                        <m:t>20</m:t>
+                      </m:r>
+                    </m:e>
+                  </m:rad>
+                </m:den>
+              </m:f>
+            </m:e>
+            <m:e>
+              <m:r>
+                <m:t>&amp;</m:t>
+              </m:r>
+              <m:r>
+                <m:rPr>
+                  <m:sty m:val="p"/>
+                </m:rPr>
+                <m:t>=</m:t>
+              </m:r>
+              <m:f>
+                <m:fPr>
+                  <m:type m:val="bar"/>
+                </m:fPr>
+                <m:num>
+                  <m:r>
+                    <m:t>10</m:t>
+                  </m:r>
+                </m:num>
+                <m:den>
+                  <m:r>
+                    <m:t>10</m:t>
+                  </m:r>
+                </m:den>
+              </m:f>
+            </m:e>
+            <m:e>
+              <m:r>
+                <m:t>&amp;</m:t>
+              </m:r>
+              <m:r>
+                <m:rPr>
+                  <m:sty m:val="p"/>
+                </m:rPr>
+                <m:t>=</m:t>
+              </m:r>
+              <m:r>
+                <m:t>1</m:t>
+              </m:r>
+              <m:r>
+                <m:rPr>
+                  <m:sty m:val="p"/>
+                </m:rPr>
+                <m:t>.</m:t>
+              </m:r>
+            </m:e>
+          </m:eqArr>
+        </m:oMath>
+      </m:oMathPara>
+    </w:p>
+    <w:p>
+      <w:pPr>
+        <w:numPr>
+          <w:ilvl w:val="0"/>
+          <w:numId w:val="1018"/>
+        </w:numPr>
+      </w:pPr>
+      <w:r>
+        <w:t xml:space="preserve">Orthogonal vectors</w:t>
+      </w:r>
+      <w:r>
+        <w:t xml:space="preserve"> </w:t>
+      </w:r>
+      <m:oMath>
+        <m:acc>
+          <m:accPr>
+            <m:chr m:val="̃"/>
+          </m:accPr>
+          <m:e>
+            <m:r>
+              <m:t>x</m:t>
+            </m:r>
+          </m:e>
+        </m:acc>
+        <m:r>
+          <m:rPr>
+            <m:sty m:val="p"/>
+          </m:rPr>
+          <m:t>=</m:t>
+        </m:r>
+        <m:r>
+          <m:rPr>
+            <m:sty m:val="p"/>
+          </m:rPr>
+          <m:t>(</m:t>
+        </m:r>
+        <m:r>
+          <m:t>1</m:t>
+        </m:r>
+        <m:r>
+          <m:rPr>
+            <m:sty m:val="p"/>
+          </m:rPr>
+          <m:t>,</m:t>
+        </m:r>
+        <m:r>
+          <m:t>2</m:t>
+        </m:r>
+        <m:r>
+          <m:rPr>
+            <m:sty m:val="p"/>
+          </m:rPr>
+          <m:t>)</m:t>
+        </m:r>
+      </m:oMath>
+      <w:r>
+        <w:t xml:space="preserve"> </w:t>
+      </w:r>
+      <w:r>
+        <w:t xml:space="preserve">and</w:t>
+      </w:r>
+      <w:r>
+        <w:t xml:space="preserve"> </w:t>
+      </w:r>
+      <m:oMath>
+        <m:acc>
+          <m:accPr>
+            <m:chr m:val="̃"/>
+          </m:accPr>
+          <m:e>
+            <m:r>
+              <m:t>y</m:t>
+            </m:r>
+          </m:e>
+        </m:acc>
+        <m:r>
+          <m:rPr>
+            <m:sty m:val="p"/>
+          </m:rPr>
+          <m:t>=</m:t>
+        </m:r>
+        <m:r>
+          <m:rPr>
+            <m:sty m:val="p"/>
+          </m:rPr>
+          <m:t>(</m:t>
+        </m:r>
+        <m:r>
+          <m:rPr>
+            <m:sty m:val="p"/>
+          </m:rPr>
+          <m:t>−</m:t>
+        </m:r>
+        <m:r>
+          <m:t>2</m:t>
+        </m:r>
+        <m:r>
+          <m:rPr>
+            <m:sty m:val="p"/>
+          </m:rPr>
+          <m:t>,</m:t>
+        </m:r>
+        <m:r>
+          <m:t>1</m:t>
+        </m:r>
+        <m:r>
+          <m:rPr>
+            <m:sty m:val="p"/>
+          </m:rPr>
+          <m:t>)</m:t>
+        </m:r>
+      </m:oMath>
+      <w:r>
+        <w:t xml:space="preserve">:</w:t>
+      </w:r>
+    </w:p>
+    <w:p>
+      <w:pPr>
+        <w:pStyle w:val="BodyText"/>
+      </w:pPr>
+      <m:oMathPara>
+        <m:oMathParaPr>
+          <m:jc m:val="center"/>
+        </m:oMathParaPr>
+        <m:oMath>
+          <m:eqArr>
+            <m:e>
+              <m:r>
+                <m:rPr>
+                  <m:sty m:val="p"/>
+                </m:rPr>
+                <m:t>cossim</m:t>
+              </m:r>
+              <m:r>
+                <m:rPr>
+                  <m:sty m:val="p"/>
+                </m:rPr>
+                <m:t>(</m:t>
+              </m:r>
+              <m:acc>
+                <m:accPr>
+                  <m:chr m:val="̃"/>
+                </m:accPr>
+                <m:e>
+                  <m:r>
+                    <m:t>x</m:t>
+                  </m:r>
+                </m:e>
+              </m:acc>
+              <m:r>
+                <m:rPr>
+                  <m:sty m:val="p"/>
+                </m:rPr>
+                <m:t>,</m:t>
+              </m:r>
+              <m:acc>
+                <m:accPr>
+                  <m:chr m:val="̃"/>
+                </m:accPr>
+                <m:e>
+                  <m:r>
+                    <m:t>y</m:t>
+                  </m:r>
+                </m:e>
+              </m:acc>
+              <m:r>
+                <m:rPr>
+                  <m:sty m:val="p"/>
+                </m:rPr>
+                <m:t>)</m:t>
+              </m:r>
+              <m:r>
+                <m:t>&amp;</m:t>
+              </m:r>
+              <m:r>
+                <m:rPr>
+                  <m:sty m:val="p"/>
+                </m:rPr>
+                <m:t>=</m:t>
+              </m:r>
+              <m:f>
+                <m:fPr>
+                  <m:type m:val="bar"/>
+                </m:fPr>
+                <m:num>
+                  <m:r>
+                    <m:rPr>
+                      <m:sty m:val="p"/>
+                    </m:rPr>
+                    <m:t>−</m:t>
+                  </m:r>
+                  <m:r>
+                    <m:t>2</m:t>
+                  </m:r>
+                  <m:r>
+                    <m:rPr>
+                      <m:sty m:val="p"/>
+                    </m:rPr>
+                    <m:t>+</m:t>
+                  </m:r>
+                  <m:r>
+                    <m:t>2</m:t>
+                  </m:r>
+                </m:num>
+                <m:den>
+                  <m:rad>
+                    <m:radPr>
+                      <m:degHide m:val="on"/>
+                    </m:radPr>
+                    <m:deg/>
+                    <m:e>
+                      <m:r>
+                        <m:t>5</m:t>
+                      </m:r>
+                    </m:e>
+                  </m:rad>
+                  <m:r>
+                    <m:t> </m:t>
+                  </m:r>
+                  <m:rad>
+                    <m:radPr>
+                      <m:degHide m:val="on"/>
+                    </m:radPr>
+                    <m:deg/>
+                    <m:e>
+                      <m:r>
+                        <m:t>5</m:t>
+                      </m:r>
+                    </m:e>
+                  </m:rad>
+                </m:den>
+              </m:f>
+            </m:e>
+            <m:e>
+              <m:r>
+                <m:t>&amp;</m:t>
+              </m:r>
+              <m:r>
+                <m:rPr>
+                  <m:sty m:val="p"/>
+                </m:rPr>
+                <m:t>=</m:t>
+              </m:r>
+              <m:f>
+                <m:fPr>
+                  <m:type m:val="bar"/>
+                </m:fPr>
+                <m:num>
+                  <m:r>
+                    <m:t>0</m:t>
+                  </m:r>
+                </m:num>
+                <m:den>
+                  <m:r>
+                    <m:t>5</m:t>
+                  </m:r>
+                </m:den>
+              </m:f>
+            </m:e>
+            <m:e>
+              <m:r>
+                <m:t>&amp;</m:t>
+              </m:r>
+              <m:r>
+                <m:rPr>
+                  <m:sty m:val="p"/>
+                </m:rPr>
+                <m:t>=</m:t>
+              </m:r>
+              <m:r>
+                <m:t>0</m:t>
+              </m:r>
+              <m:r>
+                <m:rPr>
+                  <m:sty m:val="p"/>
+                </m:rPr>
+                <m:t>.</m:t>
+              </m:r>
+            </m:e>
+          </m:eqArr>
+        </m:oMath>
+      </m:oMathPara>
+    </w:p>
+    <w:p>
+      <w:pPr>
+        <w:numPr>
+          <w:ilvl w:val="0"/>
+          <w:numId w:val="1018"/>
+        </w:numPr>
+      </w:pPr>
+      <w:r>
+        <w:t xml:space="preserve">Arbitrary vectors</w:t>
+      </w:r>
+      <w:r>
+        <w:t xml:space="preserve"> </w:t>
+      </w:r>
+      <m:oMath>
+        <m:acc>
+          <m:accPr>
+            <m:chr m:val="̃"/>
+          </m:accPr>
+          <m:e>
+            <m:r>
+              <m:t>x</m:t>
+            </m:r>
+          </m:e>
+        </m:acc>
+        <m:r>
+          <m:rPr>
+            <m:sty m:val="p"/>
+          </m:rPr>
+          <m:t>=</m:t>
+        </m:r>
+        <m:r>
+          <m:rPr>
+            <m:sty m:val="p"/>
+          </m:rPr>
+          <m:t>(</m:t>
+        </m:r>
+        <m:r>
+          <m:t>1</m:t>
+        </m:r>
+        <m:r>
+          <m:rPr>
+            <m:sty m:val="p"/>
+          </m:rPr>
+          <m:t>,</m:t>
+        </m:r>
+        <m:r>
+          <m:t>0</m:t>
+        </m:r>
+        <m:r>
+          <m:rPr>
+            <m:sty m:val="p"/>
+          </m:rPr>
+          <m:t>)</m:t>
+        </m:r>
+      </m:oMath>
+      <w:r>
+        <w:t xml:space="preserve"> </w:t>
+      </w:r>
+      <w:r>
+        <w:t xml:space="preserve">and</w:t>
+      </w:r>
+      <w:r>
+        <w:t xml:space="preserve"> </w:t>
+      </w:r>
+      <m:oMath>
+        <m:acc>
+          <m:accPr>
+            <m:chr m:val="̃"/>
+          </m:accPr>
+          <m:e>
+            <m:r>
+              <m:t>y</m:t>
+            </m:r>
+          </m:e>
+        </m:acc>
+        <m:r>
+          <m:rPr>
+            <m:sty m:val="p"/>
+          </m:rPr>
+          <m:t>=</m:t>
+        </m:r>
+        <m:r>
+          <m:rPr>
+            <m:sty m:val="p"/>
+          </m:rPr>
+          <m:t>(</m:t>
+        </m:r>
+        <m:r>
+          <m:t>1</m:t>
+        </m:r>
+        <m:r>
+          <m:rPr>
+            <m:sty m:val="p"/>
+          </m:rPr>
+          <m:t>,</m:t>
+        </m:r>
+        <m:r>
+          <m:t>1</m:t>
+        </m:r>
+        <m:r>
+          <m:rPr>
+            <m:sty m:val="p"/>
+          </m:rPr>
+          <m:t>)</m:t>
+        </m:r>
+      </m:oMath>
+      <w:r>
+        <w:t xml:space="preserve">:</w:t>
+      </w:r>
+    </w:p>
+    <w:p>
+      <w:pPr>
+        <w:pStyle w:val="BodyText"/>
+      </w:pPr>
+      <m:oMathPara>
+        <m:oMathParaPr>
+          <m:jc m:val="center"/>
+        </m:oMathParaPr>
+        <m:oMath>
+          <m:eqArr>
+            <m:e>
+              <m:r>
+                <m:rPr>
+                  <m:sty m:val="p"/>
+                </m:rPr>
+                <m:t>cossim</m:t>
+              </m:r>
+              <m:r>
+                <m:rPr>
+                  <m:sty m:val="p"/>
+                </m:rPr>
+                <m:t>(</m:t>
+              </m:r>
+              <m:acc>
+                <m:accPr>
+                  <m:chr m:val="̃"/>
+                </m:accPr>
+                <m:e>
+                  <m:r>
+                    <m:t>x</m:t>
+                  </m:r>
+                </m:e>
+              </m:acc>
+              <m:r>
+                <m:rPr>
+                  <m:sty m:val="p"/>
+                </m:rPr>
+                <m:t>,</m:t>
+              </m:r>
+              <m:acc>
+                <m:accPr>
+                  <m:chr m:val="̃"/>
+                </m:accPr>
+                <m:e>
+                  <m:r>
+                    <m:t>y</m:t>
+                  </m:r>
+                </m:e>
+              </m:acc>
+              <m:r>
+                <m:rPr>
+                  <m:sty m:val="p"/>
+                </m:rPr>
+                <m:t>)</m:t>
+              </m:r>
+              <m:r>
+                <m:t>&amp;</m:t>
+              </m:r>
+              <m:r>
+                <m:rPr>
+                  <m:sty m:val="p"/>
+                </m:rPr>
+                <m:t>=</m:t>
+              </m:r>
+              <m:f>
+                <m:fPr>
+                  <m:type m:val="bar"/>
+                </m:fPr>
+                <m:num>
+                  <m:r>
+                    <m:t>1</m:t>
+                  </m:r>
+                  <m:r>
+                    <m:rPr>
+                      <m:sty m:val="p"/>
+                    </m:rPr>
+                    <m:t>⋅</m:t>
+                  </m:r>
+                  <m:r>
+                    <m:t>1</m:t>
+                  </m:r>
+                  <m:r>
+                    <m:rPr>
+                      <m:sty m:val="p"/>
+                    </m:rPr>
+                    <m:t>+</m:t>
+                  </m:r>
+                  <m:r>
+                    <m:t>0</m:t>
+                  </m:r>
+                  <m:r>
+                    <m:rPr>
+                      <m:sty m:val="p"/>
+                    </m:rPr>
+                    <m:t>⋅</m:t>
+                  </m:r>
+                  <m:r>
+                    <m:t>1</m:t>
+                  </m:r>
+                </m:num>
+                <m:den>
+                  <m:r>
+                    <m:t>1</m:t>
+                  </m:r>
+                  <m:r>
+                    <m:rPr>
+                      <m:sty m:val="p"/>
+                    </m:rPr>
+                    <m:t>⋅</m:t>
+                  </m:r>
+                  <m:rad>
+                    <m:radPr>
+                      <m:degHide m:val="on"/>
+                    </m:radPr>
+                    <m:deg/>
+                    <m:e>
+                      <m:r>
+                        <m:t>2</m:t>
+                      </m:r>
+                    </m:e>
+                  </m:rad>
+                </m:den>
+              </m:f>
+            </m:e>
+            <m:e>
+              <m:r>
+                <m:t>&amp;</m:t>
+              </m:r>
+              <m:r>
+                <m:rPr>
+                  <m:sty m:val="p"/>
+                </m:rPr>
+                <m:t>=</m:t>
+              </m:r>
+              <m:f>
+                <m:fPr>
+                  <m:type m:val="bar"/>
+                </m:fPr>
+                <m:num>
+                  <m:r>
+                    <m:t>1</m:t>
+                  </m:r>
+                </m:num>
+                <m:den>
+                  <m:rad>
+                    <m:radPr>
+                      <m:degHide m:val="on"/>
+                    </m:radPr>
+                    <m:deg/>
+                    <m:e>
+                      <m:r>
+                        <m:t>2</m:t>
+                      </m:r>
+                    </m:e>
+                  </m:rad>
+                </m:den>
+              </m:f>
+              <m:r>
+                <m:rPr>
+                  <m:sty m:val="p"/>
+                </m:rPr>
+                <m:t>.</m:t>
+              </m:r>
+            </m:e>
+          </m:eqArr>
+        </m:oMath>
+      </m:oMathPara>
+    </w:p>
+    <w:p>
+      <w:pPr>
+        <w:pStyle w:val="FirstParagraph"/>
+      </w:pPr>
+      <w:r>
+        <w:t xml:space="preserve">When both vectors have unit Euclidean norm (</w:t>
+      </w:r>
+      <m:oMath>
+        <m:r>
+          <m:t>​</m:t>
+        </m:r>
+        <m:d>
+          <m:dPr>
+            <m:begChr m:val="∥"/>
+            <m:sepChr m:val=""/>
+            <m:endChr m:val="∥"/>
+            <m:grow/>
+          </m:dPr>
+          <m:e>
+            <m:acc>
+              <m:accPr>
+                <m:chr m:val="̃"/>
+              </m:accPr>
+              <m:e>
+                <m:r>
+                  <m:t>x</m:t>
+                </m:r>
+              </m:e>
+            </m:acc>
+          </m:e>
+        </m:d>
+        <m:r>
+          <m:t>​</m:t>
+        </m:r>
+        <m:r>
+          <m:rPr>
+            <m:sty m:val="p"/>
+          </m:rPr>
+          <m:t>=</m:t>
+        </m:r>
+        <m:r>
+          <m:t>1</m:t>
+        </m:r>
+      </m:oMath>
+      <w:r>
+        <w:t xml:space="preserve"> </w:t>
+      </w:r>
+      <w:r>
+        <w:t xml:space="preserve">and</w:t>
+      </w:r>
+      <w:r>
+        <w:t xml:space="preserve"> </w:t>
+      </w:r>
+      <m:oMath>
+        <m:r>
+          <m:t>​</m:t>
+        </m:r>
+        <m:d>
+          <m:dPr>
+            <m:begChr m:val="∥"/>
+            <m:sepChr m:val=""/>
+            <m:endChr m:val="∥"/>
+            <m:grow/>
+          </m:dPr>
+          <m:e>
+            <m:acc>
+              <m:accPr>
+                <m:chr m:val="̃"/>
+              </m:accPr>
+              <m:e>
+                <m:r>
+                  <m:t>y</m:t>
+                </m:r>
+              </m:e>
+            </m:acc>
+          </m:e>
+        </m:d>
+        <m:r>
+          <m:t>​</m:t>
+        </m:r>
+        <m:r>
+          <m:rPr>
+            <m:sty m:val="p"/>
+          </m:rPr>
+          <m:t>=</m:t>
+        </m:r>
+        <m:r>
+          <m:t>1</m:t>
+        </m:r>
+      </m:oMath>
+      <w:r>
+        <w:t xml:space="preserve">),</w:t>
+      </w:r>
+      <w:r>
+        <w:t xml:space="preserve"> </w:t>
+      </w:r>
+      <w:r>
+        <w:t xml:space="preserve">cosine similarity equals their inner product:</w:t>
+      </w:r>
+      <w:r>
+        <w:t xml:space="preserve"> </w:t>
+      </w:r>
+      <m:oMath>
+        <m:r>
+          <m:rPr>
+            <m:sty m:val="p"/>
+          </m:rPr>
+          <m:t>cossim</m:t>
+        </m:r>
+        <m:r>
+          <m:rPr>
+            <m:sty m:val="p"/>
+          </m:rPr>
+          <m:t>(</m:t>
+        </m:r>
+        <m:acc>
+          <m:accPr>
+            <m:chr m:val="̃"/>
+          </m:accPr>
+          <m:e>
+            <m:r>
+              <m:t>x</m:t>
+            </m:r>
+          </m:e>
+        </m:acc>
+        <m:r>
+          <m:rPr>
+            <m:sty m:val="p"/>
+          </m:rPr>
+          <m:t>,</m:t>
+        </m:r>
+        <m:acc>
+          <m:accPr>
+            <m:chr m:val="̃"/>
+          </m:accPr>
+          <m:e>
+            <m:r>
+              <m:t>y</m:t>
+            </m:r>
+          </m:e>
+        </m:acc>
+        <m:r>
+          <m:rPr>
+            <m:sty m:val="p"/>
+          </m:rPr>
+          <m:t>)</m:t>
+        </m:r>
+        <m:r>
+          <m:rPr>
+            <m:sty m:val="p"/>
+          </m:rPr>
+          <m:t>=</m:t>
+        </m:r>
+        <m:d>
+          <m:dPr>
+            <m:begChr m:val="⟨"/>
+            <m:sepChr m:val=""/>
+            <m:endChr m:val="⟩"/>
+            <m:grow/>
+          </m:dPr>
+          <m:e>
+            <m:acc>
+              <m:accPr>
+                <m:chr m:val="̃"/>
+              </m:accPr>
+              <m:e>
+                <m:r>
+                  <m:t>x</m:t>
+                </m:r>
+              </m:e>
+            </m:acc>
+            <m:r>
+              <m:rPr>
+                <m:sty m:val="p"/>
+              </m:rPr>
+              <m:t>,</m:t>
+            </m:r>
+            <m:acc>
+              <m:accPr>
+                <m:chr m:val="̃"/>
+              </m:accPr>
+              <m:e>
+                <m:r>
+                  <m:t>y</m:t>
+                </m:r>
+              </m:e>
+            </m:acc>
+          </m:e>
+        </m:d>
+      </m:oMath>
+      <w:r>
+        <w:t xml:space="preserve">.</w:t>
+      </w:r>
+    </w:p>
+    <w:bookmarkEnd w:id="56"/>
+    <w:bookmarkStart w:id="57" w:name="X64c41f557e7f698c947bb0d906d626137043d1e"/>
+    <w:p>
+      <w:pPr>
+        <w:pStyle w:val="BodyText"/>
+      </w:pPr>
+      <w:r>
+        <w:rPr>
+          <w:b/>
+          <w:bCs/>
+        </w:rPr>
+        <w:t xml:space="preserve">Definition 10 (Cosine similarity in an inner product space)</w:t>
+      </w:r>
+      <w:r>
+        <w:t xml:space="preserve"> </w:t>
+      </w:r>
       <w:r>
         <w:t xml:space="preserve">In a general real inner product space (</w:t>
       </w:r>
@@ -35592,7 +36878,23 @@
         </m:r>
       </m:oMath>
       <w:r>
-        <w:t xml:space="preserve">, the cosine similarity is</w:t>
+        <w:t xml:space="preserve">, the</w:t>
+      </w:r>
+      <w:r>
+        <w:t xml:space="preserve"> </w:t>
+      </w:r>
+      <w:r>
+        <w:rPr>
+          <w:b/>
+          <w:bCs/>
+        </w:rPr>
+        <w:t xml:space="preserve">cosine similarity</w:t>
+      </w:r>
+      <w:r>
+        <w:t xml:space="preserve"> </w:t>
+      </w:r>
+      <w:r>
+        <w:t xml:space="preserve">is</w:t>
       </w:r>
     </w:p>
     <w:p>
@@ -35776,1079 +37078,9 @@
         </m:oMath>
       </m:oMathPara>
     </w:p>
-    <w:bookmarkEnd w:id="53"/>
-    <w:bookmarkStart w:id="54" w:name="exm-cosine-similarity"/>
-    <w:p>
-      <w:pPr>
-        <w:pStyle w:val="FirstParagraph"/>
-      </w:pPr>
-      <w:r>
-        <w:rPr>
-          <w:b/>
-          <w:bCs/>
-        </w:rPr>
-        <w:t xml:space="preserve">Example 15 (Cosine similarity of parallel, orthogonal, and arbitrary vectors)</w:t>
-      </w:r>
-      <w:r>
-        <w:t xml:space="preserve"> </w:t>
-      </w:r>
-      <w:r>
-        <w:t xml:space="preserve">For vectors in</w:t>
-      </w:r>
-      <w:r>
-        <w:t xml:space="preserve"> </w:t>
-      </w:r>
-      <m:oMath>
-        <m:sSup>
-          <m:e>
-            <m:r>
-              <m:rPr>
-                <m:scr m:val="double-struck"/>
-                <m:sty m:val="p"/>
-              </m:rPr>
-              <m:t>R</m:t>
-            </m:r>
-          </m:e>
-          <m:sup>
-            <m:r>
-              <m:t>2</m:t>
-            </m:r>
-          </m:sup>
-        </m:sSup>
-      </m:oMath>
-      <w:r>
-        <w:t xml:space="preserve">:</w:t>
-      </w:r>
-    </w:p>
-    <w:p>
-      <w:pPr>
-        <w:numPr>
-          <w:ilvl w:val="0"/>
-          <w:numId w:val="1018"/>
-        </w:numPr>
-      </w:pPr>
-      <w:r>
-        <w:t xml:space="preserve">Parallel vectors</w:t>
-      </w:r>
-      <w:r>
-        <w:t xml:space="preserve"> </w:t>
-      </w:r>
-      <m:oMath>
-        <m:acc>
-          <m:accPr>
-            <m:chr m:val="̃"/>
-          </m:accPr>
-          <m:e>
-            <m:r>
-              <m:t>x</m:t>
-            </m:r>
-          </m:e>
-        </m:acc>
-        <m:r>
-          <m:rPr>
-            <m:sty m:val="p"/>
-          </m:rPr>
-          <m:t>=</m:t>
-        </m:r>
-        <m:r>
-          <m:rPr>
-            <m:sty m:val="p"/>
-          </m:rPr>
-          <m:t>(</m:t>
-        </m:r>
-        <m:r>
-          <m:t>1</m:t>
-        </m:r>
-        <m:r>
-          <m:rPr>
-            <m:sty m:val="p"/>
-          </m:rPr>
-          <m:t>,</m:t>
-        </m:r>
-        <m:r>
-          <m:t>2</m:t>
-        </m:r>
-        <m:r>
-          <m:rPr>
-            <m:sty m:val="p"/>
-          </m:rPr>
-          <m:t>)</m:t>
-        </m:r>
-      </m:oMath>
-      <w:r>
-        <w:t xml:space="preserve"> </w:t>
-      </w:r>
-      <w:r>
-        <w:t xml:space="preserve">and</w:t>
-      </w:r>
-      <w:r>
-        <w:t xml:space="preserve"> </w:t>
-      </w:r>
-      <m:oMath>
-        <m:acc>
-          <m:accPr>
-            <m:chr m:val="̃"/>
-          </m:accPr>
-          <m:e>
-            <m:r>
-              <m:t>y</m:t>
-            </m:r>
-          </m:e>
-        </m:acc>
-        <m:r>
-          <m:rPr>
-            <m:sty m:val="p"/>
-          </m:rPr>
-          <m:t>=</m:t>
-        </m:r>
-        <m:r>
-          <m:rPr>
-            <m:sty m:val="p"/>
-          </m:rPr>
-          <m:t>(</m:t>
-        </m:r>
-        <m:r>
-          <m:t>2</m:t>
-        </m:r>
-        <m:r>
-          <m:rPr>
-            <m:sty m:val="p"/>
-          </m:rPr>
-          <m:t>,</m:t>
-        </m:r>
-        <m:r>
-          <m:t>4</m:t>
-        </m:r>
-        <m:r>
-          <m:rPr>
-            <m:sty m:val="p"/>
-          </m:rPr>
-          <m:t>)</m:t>
-        </m:r>
-      </m:oMath>
-      <w:r>
-        <w:t xml:space="preserve">:</w:t>
-      </w:r>
-    </w:p>
-    <w:p>
-      <w:pPr>
-        <w:pStyle w:val="BodyText"/>
-      </w:pPr>
-      <m:oMathPara>
-        <m:oMathParaPr>
-          <m:jc m:val="center"/>
-        </m:oMathParaPr>
-        <m:oMath>
-          <m:eqArr>
-            <m:e>
-              <m:r>
-                <m:rPr>
-                  <m:sty m:val="p"/>
-                </m:rPr>
-                <m:t>cossim</m:t>
-              </m:r>
-              <m:r>
-                <m:rPr>
-                  <m:sty m:val="p"/>
-                </m:rPr>
-                <m:t>(</m:t>
-              </m:r>
-              <m:acc>
-                <m:accPr>
-                  <m:chr m:val="̃"/>
-                </m:accPr>
-                <m:e>
-                  <m:r>
-                    <m:t>x</m:t>
-                  </m:r>
-                </m:e>
-              </m:acc>
-              <m:r>
-                <m:rPr>
-                  <m:sty m:val="p"/>
-                </m:rPr>
-                <m:t>,</m:t>
-              </m:r>
-              <m:acc>
-                <m:accPr>
-                  <m:chr m:val="̃"/>
-                </m:accPr>
-                <m:e>
-                  <m:r>
-                    <m:t>y</m:t>
-                  </m:r>
-                </m:e>
-              </m:acc>
-              <m:r>
-                <m:rPr>
-                  <m:sty m:val="p"/>
-                </m:rPr>
-                <m:t>)</m:t>
-              </m:r>
-              <m:r>
-                <m:t>&amp;</m:t>
-              </m:r>
-              <m:r>
-                <m:rPr>
-                  <m:sty m:val="p"/>
-                </m:rPr>
-                <m:t>=</m:t>
-              </m:r>
-              <m:f>
-                <m:fPr>
-                  <m:type m:val="bar"/>
-                </m:fPr>
-                <m:num>
-                  <m:r>
-                    <m:t>2</m:t>
-                  </m:r>
-                  <m:r>
-                    <m:rPr>
-                      <m:sty m:val="p"/>
-                    </m:rPr>
-                    <m:t>+</m:t>
-                  </m:r>
-                  <m:r>
-                    <m:t>8</m:t>
-                  </m:r>
-                </m:num>
-                <m:den>
-                  <m:rad>
-                    <m:radPr>
-                      <m:degHide m:val="on"/>
-                    </m:radPr>
-                    <m:deg/>
-                    <m:e>
-                      <m:r>
-                        <m:t>5</m:t>
-                      </m:r>
-                    </m:e>
-                  </m:rad>
-                  <m:r>
-                    <m:t> </m:t>
-                  </m:r>
-                  <m:rad>
-                    <m:radPr>
-                      <m:degHide m:val="on"/>
-                    </m:radPr>
-                    <m:deg/>
-                    <m:e>
-                      <m:r>
-                        <m:t>20</m:t>
-                      </m:r>
-                    </m:e>
-                  </m:rad>
-                </m:den>
-              </m:f>
-            </m:e>
-            <m:e>
-              <m:r>
-                <m:t>&amp;</m:t>
-              </m:r>
-              <m:r>
-                <m:rPr>
-                  <m:sty m:val="p"/>
-                </m:rPr>
-                <m:t>=</m:t>
-              </m:r>
-              <m:f>
-                <m:fPr>
-                  <m:type m:val="bar"/>
-                </m:fPr>
-                <m:num>
-                  <m:r>
-                    <m:t>10</m:t>
-                  </m:r>
-                </m:num>
-                <m:den>
-                  <m:r>
-                    <m:t>10</m:t>
-                  </m:r>
-                </m:den>
-              </m:f>
-            </m:e>
-            <m:e>
-              <m:r>
-                <m:t>&amp;</m:t>
-              </m:r>
-              <m:r>
-                <m:rPr>
-                  <m:sty m:val="p"/>
-                </m:rPr>
-                <m:t>=</m:t>
-              </m:r>
-              <m:r>
-                <m:t>1</m:t>
-              </m:r>
-              <m:r>
-                <m:rPr>
-                  <m:sty m:val="p"/>
-                </m:rPr>
-                <m:t>.</m:t>
-              </m:r>
-            </m:e>
-          </m:eqArr>
-        </m:oMath>
-      </m:oMathPara>
-    </w:p>
-    <w:p>
-      <w:pPr>
-        <w:numPr>
-          <w:ilvl w:val="0"/>
-          <w:numId w:val="1018"/>
-        </w:numPr>
-      </w:pPr>
-      <w:r>
-        <w:t xml:space="preserve">Orthogonal vectors</w:t>
-      </w:r>
-      <w:r>
-        <w:t xml:space="preserve"> </w:t>
-      </w:r>
-      <m:oMath>
-        <m:acc>
-          <m:accPr>
-            <m:chr m:val="̃"/>
-          </m:accPr>
-          <m:e>
-            <m:r>
-              <m:t>x</m:t>
-            </m:r>
-          </m:e>
-        </m:acc>
-        <m:r>
-          <m:rPr>
-            <m:sty m:val="p"/>
-          </m:rPr>
-          <m:t>=</m:t>
-        </m:r>
-        <m:r>
-          <m:rPr>
-            <m:sty m:val="p"/>
-          </m:rPr>
-          <m:t>(</m:t>
-        </m:r>
-        <m:r>
-          <m:t>1</m:t>
-        </m:r>
-        <m:r>
-          <m:rPr>
-            <m:sty m:val="p"/>
-          </m:rPr>
-          <m:t>,</m:t>
-        </m:r>
-        <m:r>
-          <m:t>2</m:t>
-        </m:r>
-        <m:r>
-          <m:rPr>
-            <m:sty m:val="p"/>
-          </m:rPr>
-          <m:t>)</m:t>
-        </m:r>
-      </m:oMath>
-      <w:r>
-        <w:t xml:space="preserve"> </w:t>
-      </w:r>
-      <w:r>
-        <w:t xml:space="preserve">and</w:t>
-      </w:r>
-      <w:r>
-        <w:t xml:space="preserve"> </w:t>
-      </w:r>
-      <m:oMath>
-        <m:acc>
-          <m:accPr>
-            <m:chr m:val="̃"/>
-          </m:accPr>
-          <m:e>
-            <m:r>
-              <m:t>y</m:t>
-            </m:r>
-          </m:e>
-        </m:acc>
-        <m:r>
-          <m:rPr>
-            <m:sty m:val="p"/>
-          </m:rPr>
-          <m:t>=</m:t>
-        </m:r>
-        <m:r>
-          <m:rPr>
-            <m:sty m:val="p"/>
-          </m:rPr>
-          <m:t>(</m:t>
-        </m:r>
-        <m:r>
-          <m:rPr>
-            <m:sty m:val="p"/>
-          </m:rPr>
-          <m:t>−</m:t>
-        </m:r>
-        <m:r>
-          <m:t>2</m:t>
-        </m:r>
-        <m:r>
-          <m:rPr>
-            <m:sty m:val="p"/>
-          </m:rPr>
-          <m:t>,</m:t>
-        </m:r>
-        <m:r>
-          <m:t>1</m:t>
-        </m:r>
-        <m:r>
-          <m:rPr>
-            <m:sty m:val="p"/>
-          </m:rPr>
-          <m:t>)</m:t>
-        </m:r>
-      </m:oMath>
-      <w:r>
-        <w:t xml:space="preserve">:</w:t>
-      </w:r>
-    </w:p>
-    <w:p>
-      <w:pPr>
-        <w:pStyle w:val="BodyText"/>
-      </w:pPr>
-      <m:oMathPara>
-        <m:oMathParaPr>
-          <m:jc m:val="center"/>
-        </m:oMathParaPr>
-        <m:oMath>
-          <m:eqArr>
-            <m:e>
-              <m:r>
-                <m:rPr>
-                  <m:sty m:val="p"/>
-                </m:rPr>
-                <m:t>cossim</m:t>
-              </m:r>
-              <m:r>
-                <m:rPr>
-                  <m:sty m:val="p"/>
-                </m:rPr>
-                <m:t>(</m:t>
-              </m:r>
-              <m:acc>
-                <m:accPr>
-                  <m:chr m:val="̃"/>
-                </m:accPr>
-                <m:e>
-                  <m:r>
-                    <m:t>x</m:t>
-                  </m:r>
-                </m:e>
-              </m:acc>
-              <m:r>
-                <m:rPr>
-                  <m:sty m:val="p"/>
-                </m:rPr>
-                <m:t>,</m:t>
-              </m:r>
-              <m:acc>
-                <m:accPr>
-                  <m:chr m:val="̃"/>
-                </m:accPr>
-                <m:e>
-                  <m:r>
-                    <m:t>y</m:t>
-                  </m:r>
-                </m:e>
-              </m:acc>
-              <m:r>
-                <m:rPr>
-                  <m:sty m:val="p"/>
-                </m:rPr>
-                <m:t>)</m:t>
-              </m:r>
-              <m:r>
-                <m:t>&amp;</m:t>
-              </m:r>
-              <m:r>
-                <m:rPr>
-                  <m:sty m:val="p"/>
-                </m:rPr>
-                <m:t>=</m:t>
-              </m:r>
-              <m:f>
-                <m:fPr>
-                  <m:type m:val="bar"/>
-                </m:fPr>
-                <m:num>
-                  <m:r>
-                    <m:rPr>
-                      <m:sty m:val="p"/>
-                    </m:rPr>
-                    <m:t>−</m:t>
-                  </m:r>
-                  <m:r>
-                    <m:t>2</m:t>
-                  </m:r>
-                  <m:r>
-                    <m:rPr>
-                      <m:sty m:val="p"/>
-                    </m:rPr>
-                    <m:t>+</m:t>
-                  </m:r>
-                  <m:r>
-                    <m:t>2</m:t>
-                  </m:r>
-                </m:num>
-                <m:den>
-                  <m:rad>
-                    <m:radPr>
-                      <m:degHide m:val="on"/>
-                    </m:radPr>
-                    <m:deg/>
-                    <m:e>
-                      <m:r>
-                        <m:t>5</m:t>
-                      </m:r>
-                    </m:e>
-                  </m:rad>
-                  <m:r>
-                    <m:t> </m:t>
-                  </m:r>
-                  <m:rad>
-                    <m:radPr>
-                      <m:degHide m:val="on"/>
-                    </m:radPr>
-                    <m:deg/>
-                    <m:e>
-                      <m:r>
-                        <m:t>5</m:t>
-                      </m:r>
-                    </m:e>
-                  </m:rad>
-                </m:den>
-              </m:f>
-            </m:e>
-            <m:e>
-              <m:r>
-                <m:t>&amp;</m:t>
-              </m:r>
-              <m:r>
-                <m:rPr>
-                  <m:sty m:val="p"/>
-                </m:rPr>
-                <m:t>=</m:t>
-              </m:r>
-              <m:f>
-                <m:fPr>
-                  <m:type m:val="bar"/>
-                </m:fPr>
-                <m:num>
-                  <m:r>
-                    <m:t>0</m:t>
-                  </m:r>
-                </m:num>
-                <m:den>
-                  <m:r>
-                    <m:t>5</m:t>
-                  </m:r>
-                </m:den>
-              </m:f>
-            </m:e>
-            <m:e>
-              <m:r>
-                <m:t>&amp;</m:t>
-              </m:r>
-              <m:r>
-                <m:rPr>
-                  <m:sty m:val="p"/>
-                </m:rPr>
-                <m:t>=</m:t>
-              </m:r>
-              <m:r>
-                <m:t>0</m:t>
-              </m:r>
-              <m:r>
-                <m:rPr>
-                  <m:sty m:val="p"/>
-                </m:rPr>
-                <m:t>.</m:t>
-              </m:r>
-            </m:e>
-          </m:eqArr>
-        </m:oMath>
-      </m:oMathPara>
-    </w:p>
-    <w:p>
-      <w:pPr>
-        <w:numPr>
-          <w:ilvl w:val="0"/>
-          <w:numId w:val="1018"/>
-        </w:numPr>
-      </w:pPr>
-      <w:r>
-        <w:t xml:space="preserve">Arbitrary vectors</w:t>
-      </w:r>
-      <w:r>
-        <w:t xml:space="preserve"> </w:t>
-      </w:r>
-      <m:oMath>
-        <m:acc>
-          <m:accPr>
-            <m:chr m:val="̃"/>
-          </m:accPr>
-          <m:e>
-            <m:r>
-              <m:t>x</m:t>
-            </m:r>
-          </m:e>
-        </m:acc>
-        <m:r>
-          <m:rPr>
-            <m:sty m:val="p"/>
-          </m:rPr>
-          <m:t>=</m:t>
-        </m:r>
-        <m:r>
-          <m:rPr>
-            <m:sty m:val="p"/>
-          </m:rPr>
-          <m:t>(</m:t>
-        </m:r>
-        <m:r>
-          <m:t>1</m:t>
-        </m:r>
-        <m:r>
-          <m:rPr>
-            <m:sty m:val="p"/>
-          </m:rPr>
-          <m:t>,</m:t>
-        </m:r>
-        <m:r>
-          <m:t>0</m:t>
-        </m:r>
-        <m:r>
-          <m:rPr>
-            <m:sty m:val="p"/>
-          </m:rPr>
-          <m:t>)</m:t>
-        </m:r>
-      </m:oMath>
-      <w:r>
-        <w:t xml:space="preserve"> </w:t>
-      </w:r>
-      <w:r>
-        <w:t xml:space="preserve">and</w:t>
-      </w:r>
-      <w:r>
-        <w:t xml:space="preserve"> </w:t>
-      </w:r>
-      <m:oMath>
-        <m:acc>
-          <m:accPr>
-            <m:chr m:val="̃"/>
-          </m:accPr>
-          <m:e>
-            <m:r>
-              <m:t>y</m:t>
-            </m:r>
-          </m:e>
-        </m:acc>
-        <m:r>
-          <m:rPr>
-            <m:sty m:val="p"/>
-          </m:rPr>
-          <m:t>=</m:t>
-        </m:r>
-        <m:r>
-          <m:rPr>
-            <m:sty m:val="p"/>
-          </m:rPr>
-          <m:t>(</m:t>
-        </m:r>
-        <m:r>
-          <m:t>1</m:t>
-        </m:r>
-        <m:r>
-          <m:rPr>
-            <m:sty m:val="p"/>
-          </m:rPr>
-          <m:t>,</m:t>
-        </m:r>
-        <m:r>
-          <m:t>1</m:t>
-        </m:r>
-        <m:r>
-          <m:rPr>
-            <m:sty m:val="p"/>
-          </m:rPr>
-          <m:t>)</m:t>
-        </m:r>
-      </m:oMath>
-      <w:r>
-        <w:t xml:space="preserve">:</w:t>
-      </w:r>
-    </w:p>
-    <w:p>
-      <w:pPr>
-        <w:pStyle w:val="BodyText"/>
-      </w:pPr>
-      <m:oMathPara>
-        <m:oMathParaPr>
-          <m:jc m:val="center"/>
-        </m:oMathParaPr>
-        <m:oMath>
-          <m:eqArr>
-            <m:e>
-              <m:r>
-                <m:rPr>
-                  <m:sty m:val="p"/>
-                </m:rPr>
-                <m:t>cossim</m:t>
-              </m:r>
-              <m:r>
-                <m:rPr>
-                  <m:sty m:val="p"/>
-                </m:rPr>
-                <m:t>(</m:t>
-              </m:r>
-              <m:acc>
-                <m:accPr>
-                  <m:chr m:val="̃"/>
-                </m:accPr>
-                <m:e>
-                  <m:r>
-                    <m:t>x</m:t>
-                  </m:r>
-                </m:e>
-              </m:acc>
-              <m:r>
-                <m:rPr>
-                  <m:sty m:val="p"/>
-                </m:rPr>
-                <m:t>,</m:t>
-              </m:r>
-              <m:acc>
-                <m:accPr>
-                  <m:chr m:val="̃"/>
-                </m:accPr>
-                <m:e>
-                  <m:r>
-                    <m:t>y</m:t>
-                  </m:r>
-                </m:e>
-              </m:acc>
-              <m:r>
-                <m:rPr>
-                  <m:sty m:val="p"/>
-                </m:rPr>
-                <m:t>)</m:t>
-              </m:r>
-              <m:r>
-                <m:t>&amp;</m:t>
-              </m:r>
-              <m:r>
-                <m:rPr>
-                  <m:sty m:val="p"/>
-                </m:rPr>
-                <m:t>=</m:t>
-              </m:r>
-              <m:f>
-                <m:fPr>
-                  <m:type m:val="bar"/>
-                </m:fPr>
-                <m:num>
-                  <m:r>
-                    <m:t>1</m:t>
-                  </m:r>
-                  <m:r>
-                    <m:rPr>
-                      <m:sty m:val="p"/>
-                    </m:rPr>
-                    <m:t>⋅</m:t>
-                  </m:r>
-                  <m:r>
-                    <m:t>1</m:t>
-                  </m:r>
-                  <m:r>
-                    <m:rPr>
-                      <m:sty m:val="p"/>
-                    </m:rPr>
-                    <m:t>+</m:t>
-                  </m:r>
-                  <m:r>
-                    <m:t>0</m:t>
-                  </m:r>
-                  <m:r>
-                    <m:rPr>
-                      <m:sty m:val="p"/>
-                    </m:rPr>
-                    <m:t>⋅</m:t>
-                  </m:r>
-                  <m:r>
-                    <m:t>1</m:t>
-                  </m:r>
-                </m:num>
-                <m:den>
-                  <m:r>
-                    <m:t>1</m:t>
-                  </m:r>
-                  <m:r>
-                    <m:rPr>
-                      <m:sty m:val="p"/>
-                    </m:rPr>
-                    <m:t>⋅</m:t>
-                  </m:r>
-                  <m:rad>
-                    <m:radPr>
-                      <m:degHide m:val="on"/>
-                    </m:radPr>
-                    <m:deg/>
-                    <m:e>
-                      <m:r>
-                        <m:t>2</m:t>
-                      </m:r>
-                    </m:e>
-                  </m:rad>
-                </m:den>
-              </m:f>
-            </m:e>
-            <m:e>
-              <m:r>
-                <m:t>&amp;</m:t>
-              </m:r>
-              <m:r>
-                <m:rPr>
-                  <m:sty m:val="p"/>
-                </m:rPr>
-                <m:t>=</m:t>
-              </m:r>
-              <m:f>
-                <m:fPr>
-                  <m:type m:val="bar"/>
-                </m:fPr>
-                <m:num>
-                  <m:r>
-                    <m:t>1</m:t>
-                  </m:r>
-                </m:num>
-                <m:den>
-                  <m:rad>
-                    <m:radPr>
-                      <m:degHide m:val="on"/>
-                    </m:radPr>
-                    <m:deg/>
-                    <m:e>
-                      <m:r>
-                        <m:t>2</m:t>
-                      </m:r>
-                    </m:e>
-                  </m:rad>
-                </m:den>
-              </m:f>
-              <m:r>
-                <m:rPr>
-                  <m:sty m:val="p"/>
-                </m:rPr>
-                <m:t>.</m:t>
-              </m:r>
-            </m:e>
-          </m:eqArr>
-        </m:oMath>
-      </m:oMathPara>
-    </w:p>
-    <w:p>
-      <w:pPr>
-        <w:pStyle w:val="FirstParagraph"/>
-      </w:pPr>
-      <w:r>
-        <w:t xml:space="preserve">When both vectors have unit Euclidean norm (</w:t>
-      </w:r>
-      <m:oMath>
-        <m:r>
-          <m:t>​</m:t>
-        </m:r>
-        <m:d>
-          <m:dPr>
-            <m:begChr m:val="∥"/>
-            <m:sepChr m:val=""/>
-            <m:endChr m:val="∥"/>
-            <m:grow/>
-          </m:dPr>
-          <m:e>
-            <m:acc>
-              <m:accPr>
-                <m:chr m:val="̃"/>
-              </m:accPr>
-              <m:e>
-                <m:r>
-                  <m:t>x</m:t>
-                </m:r>
-              </m:e>
-            </m:acc>
-          </m:e>
-        </m:d>
-        <m:r>
-          <m:t>​</m:t>
-        </m:r>
-        <m:r>
-          <m:rPr>
-            <m:sty m:val="p"/>
-          </m:rPr>
-          <m:t>=</m:t>
-        </m:r>
-        <m:r>
-          <m:t>1</m:t>
-        </m:r>
-      </m:oMath>
-      <w:r>
-        <w:t xml:space="preserve"> </w:t>
-      </w:r>
-      <w:r>
-        <w:t xml:space="preserve">and</w:t>
-      </w:r>
-      <w:r>
-        <w:t xml:space="preserve"> </w:t>
-      </w:r>
-      <m:oMath>
-        <m:r>
-          <m:t>​</m:t>
-        </m:r>
-        <m:d>
-          <m:dPr>
-            <m:begChr m:val="∥"/>
-            <m:sepChr m:val=""/>
-            <m:endChr m:val="∥"/>
-            <m:grow/>
-          </m:dPr>
-          <m:e>
-            <m:acc>
-              <m:accPr>
-                <m:chr m:val="̃"/>
-              </m:accPr>
-              <m:e>
-                <m:r>
-                  <m:t>y</m:t>
-                </m:r>
-              </m:e>
-            </m:acc>
-          </m:e>
-        </m:d>
-        <m:r>
-          <m:t>​</m:t>
-        </m:r>
-        <m:r>
-          <m:rPr>
-            <m:sty m:val="p"/>
-          </m:rPr>
-          <m:t>=</m:t>
-        </m:r>
-        <m:r>
-          <m:t>1</m:t>
-        </m:r>
-      </m:oMath>
-      <w:r>
-        <w:t xml:space="preserve">),</w:t>
-      </w:r>
-      <w:r>
-        <w:t xml:space="preserve"> </w:t>
-      </w:r>
-      <w:r>
-        <w:t xml:space="preserve">cosine similarity equals their inner product:</w:t>
-      </w:r>
-      <w:r>
-        <w:t xml:space="preserve"> </w:t>
-      </w:r>
-      <m:oMath>
-        <m:r>
-          <m:rPr>
-            <m:sty m:val="p"/>
-          </m:rPr>
-          <m:t>cossim</m:t>
-        </m:r>
-        <m:r>
-          <m:rPr>
-            <m:sty m:val="p"/>
-          </m:rPr>
-          <m:t>(</m:t>
-        </m:r>
-        <m:acc>
-          <m:accPr>
-            <m:chr m:val="̃"/>
-          </m:accPr>
-          <m:e>
-            <m:r>
-              <m:t>x</m:t>
-            </m:r>
-          </m:e>
-        </m:acc>
-        <m:r>
-          <m:rPr>
-            <m:sty m:val="p"/>
-          </m:rPr>
-          <m:t>,</m:t>
-        </m:r>
-        <m:acc>
-          <m:accPr>
-            <m:chr m:val="̃"/>
-          </m:accPr>
-          <m:e>
-            <m:r>
-              <m:t>y</m:t>
-            </m:r>
-          </m:e>
-        </m:acc>
-        <m:r>
-          <m:rPr>
-            <m:sty m:val="p"/>
-          </m:rPr>
-          <m:t>)</m:t>
-        </m:r>
-        <m:r>
-          <m:rPr>
-            <m:sty m:val="p"/>
-          </m:rPr>
-          <m:t>=</m:t>
-        </m:r>
-        <m:d>
-          <m:dPr>
-            <m:begChr m:val="⟨"/>
-            <m:sepChr m:val=""/>
-            <m:endChr m:val="⟩"/>
-            <m:grow/>
-          </m:dPr>
-          <m:e>
-            <m:acc>
-              <m:accPr>
-                <m:chr m:val="̃"/>
-              </m:accPr>
-              <m:e>
-                <m:r>
-                  <m:t>x</m:t>
-                </m:r>
-              </m:e>
-            </m:acc>
-            <m:r>
-              <m:rPr>
-                <m:sty m:val="p"/>
-              </m:rPr>
-              <m:t>,</m:t>
-            </m:r>
-            <m:acc>
-              <m:accPr>
-                <m:chr m:val="̃"/>
-              </m:accPr>
-              <m:e>
-                <m:r>
-                  <m:t>y</m:t>
-                </m:r>
-              </m:e>
-            </m:acc>
-          </m:e>
-        </m:d>
-      </m:oMath>
-      <w:r>
-        <w:t xml:space="preserve">.</w:t>
-      </w:r>
-    </w:p>
-    <w:bookmarkEnd w:id="54"/>
-    <w:bookmarkEnd w:id="55"/>
-    <w:bookmarkStart w:id="87" w:name="sec-gram-schmidt"/>
+    <w:bookmarkEnd w:id="57"/>
+    <w:bookmarkEnd w:id="58"/>
+    <w:bookmarkStart w:id="90" w:name="sec-gram-schmidt"/>
     <w:p>
       <w:pPr>
         <w:pStyle w:val="Heading2"/>
@@ -36898,18 +37130,18 @@
                 <wp:inline>
                   <wp:extent cx="152400" cy="152400"/>
                   <wp:effectExtent b="0" l="0" r="0" t="0"/>
-                  <wp:docPr descr="" title="" id="56" name="Picture"/>
+                  <wp:docPr descr="" title="" id="59" name="Picture"/>
                   <a:graphic>
                     <a:graphicData uri="http://schemas.openxmlformats.org/drawingml/2006/picture">
                       <pic:pic>
                         <pic:nvPicPr>
-                          <pic:cNvPr descr="/opt/quarto/share/formats/docx/note.png" id="57" name="Picture"/>
+                          <pic:cNvPr descr="/opt/quarto/share/formats/docx/note.png" id="60" name="Picture"/>
                           <pic:cNvPicPr>
                             <a:picLocks noChangeArrowheads="1" noChangeAspect="1"/>
                           </pic:cNvPicPr>
                         </pic:nvPicPr>
                         <pic:blipFill>
-                          <a:blip r:embed="rId24"/>
+                          <a:blip r:embed="rId25"/>
                           <a:stretch>
                             <a:fillRect/>
                           </a:stretch>
@@ -37006,7 +37238,7 @@
             <w:r>
               <w:t xml:space="preserve"> </w:t>
             </w:r>
-            <w:hyperlink r:id="rId27">
+            <w:hyperlink r:id="rId28">
               <w:r>
                 <w:rPr>
                   <w:rStyle w:val="Hyperlink"/>
@@ -37034,7 +37266,7 @@
         </w:tc>
       </w:tr>
     </w:tbl>
-    <w:bookmarkStart w:id="58" w:name="thm-dot-linear-sum"/>
+    <w:bookmarkStart w:id="61" w:name="thm-dot-linear-sum"/>
     <w:p>
       <w:pPr>
         <w:pStyle w:val="BodyText"/>
@@ -37435,7 +37667,7 @@
         </m:oMath>
       </m:oMathPara>
     </w:p>
-    <w:bookmarkEnd w:id="58"/>
+    <w:bookmarkEnd w:id="61"/>
     <w:p>
       <w:pPr>
         <w:pStyle w:val="FirstParagraph"/>
@@ -38433,7 +38665,7 @@
         </m:oMath>
       </m:oMathPara>
     </w:p>
-    <w:bookmarkStart w:id="59" w:name="exm-dot-linear-sum"/>
+    <w:bookmarkStart w:id="62" w:name="exm-dot-linear-sum"/>
     <w:p>
       <w:pPr>
         <w:pStyle w:val="FirstParagraph"/>
@@ -38902,8 +39134,8 @@
         <w:t xml:space="preserve">, the same number.</w:t>
       </w:r>
     </w:p>
-    <w:bookmarkEnd w:id="59"/>
-    <w:bookmarkStart w:id="61" w:name="thm-orthonormal-independent"/>
+    <w:bookmarkEnd w:id="62"/>
+    <w:bookmarkStart w:id="64" w:name="thm-orthonormal-independent"/>
     <w:p>
       <w:pPr>
         <w:pStyle w:val="BodyText"/>
@@ -38988,7 +39220,7 @@
       <w:r>
         <w:t xml:space="preserve">are orthonormal (</w:t>
       </w:r>
-      <w:hyperlink r:id="rId60">
+      <w:hyperlink r:id="rId63">
         <w:r>
           <w:rPr>
             <w:rStyle w:val="Hyperlink"/>
@@ -39005,7 +39237,7 @@
       <w:r>
         <w:t xml:space="preserve">then they are linearly independent (</w:t>
       </w:r>
-      <w:hyperlink r:id="rId34">
+      <w:hyperlink r:id="rId35">
         <w:r>
           <w:rPr>
             <w:rStyle w:val="Hyperlink"/>
@@ -39017,7 +39249,7 @@
         <w:t xml:space="preserve">).</w:t>
       </w:r>
     </w:p>
-    <w:bookmarkEnd w:id="61"/>
+    <w:bookmarkEnd w:id="64"/>
     <w:p>
       <w:pPr>
         <w:pStyle w:val="BodyText"/>
@@ -39683,7 +39915,7 @@
         <w:t xml:space="preserve">.</w:t>
       </w:r>
     </w:p>
-    <w:bookmarkStart w:id="62" w:name="exm-orthonormal-independent"/>
+    <w:bookmarkStart w:id="65" w:name="exm-orthonormal-independent"/>
     <w:p>
       <w:pPr>
         <w:pStyle w:val="BodyText"/>
@@ -41060,8 +41292,8 @@
         <w:t xml:space="preserve">.</w:t>
       </w:r>
     </w:p>
-    <w:bookmarkEnd w:id="62"/>
-    <w:bookmarkStart w:id="64" w:name="def-orthonormal-basis"/>
+    <w:bookmarkEnd w:id="65"/>
+    <w:bookmarkStart w:id="67" w:name="def-orthonormal-basis"/>
     <w:p>
       <w:pPr>
         <w:pStyle w:val="BodyText"/>
@@ -41071,7 +41303,7 @@
           <w:b/>
           <w:bCs/>
         </w:rPr>
-        <w:t xml:space="preserve">Definition 9 (Orthonormal basis)</w:t>
+        <w:t xml:space="preserve">Definition 11 (Orthonormal basis)</w:t>
       </w:r>
       <w:r>
         <w:t xml:space="preserve"> </w:t>
@@ -41158,7 +41390,7 @@
       <w:r>
         <w:t xml:space="preserve">(</w:t>
       </w:r>
-      <w:hyperlink r:id="rId63">
+      <w:hyperlink r:id="rId66">
         <w:r>
           <w:rPr>
             <w:rStyle w:val="Hyperlink"/>
@@ -41175,7 +41407,7 @@
       <w:r>
         <w:t xml:space="preserve">whose vectors are orthonormal (</w:t>
       </w:r>
-      <w:hyperlink r:id="rId60">
+      <w:hyperlink r:id="rId63">
         <w:r>
           <w:rPr>
             <w:rStyle w:val="Hyperlink"/>
@@ -41187,8 +41419,8 @@
         <w:t xml:space="preserve">).</w:t>
       </w:r>
     </w:p>
-    <w:bookmarkEnd w:id="64"/>
-    <w:bookmarkStart w:id="68" w:name="exm-orthonormal-basis"/>
+    <w:bookmarkEnd w:id="67"/>
+    <w:bookmarkStart w:id="71" w:name="exm-orthonormal-basis"/>
     <w:p>
       <w:pPr>
         <w:pStyle w:val="BodyText"/>
@@ -41369,7 +41601,7 @@
       <w:r>
         <w:t xml:space="preserve">(</w:t>
       </w:r>
-      <w:hyperlink r:id="rId65">
+      <w:hyperlink r:id="rId68">
         <w:r>
           <w:rPr>
             <w:rStyle w:val="Hyperlink"/>
@@ -41495,7 +41727,7 @@
       <w:r>
         <w:t xml:space="preserve">so they are a basis of their span (</w:t>
       </w:r>
-      <w:hyperlink r:id="rId63">
+      <w:hyperlink r:id="rId66">
         <w:r>
           <w:rPr>
             <w:rStyle w:val="Hyperlink"/>
@@ -41526,7 +41758,7 @@
       <w:r>
         <w:t xml:space="preserve">(</w:t>
       </w:r>
-      <w:hyperlink r:id="rId66">
+      <w:hyperlink r:id="rId69">
         <w:r>
           <w:rPr>
             <w:rStyle w:val="Hyperlink"/>
@@ -41570,7 +41802,7 @@
       <w:r>
         <w:t xml:space="preserve">(</w:t>
       </w:r>
-      <w:hyperlink r:id="rId67">
+      <w:hyperlink r:id="rId70">
         <w:r>
           <w:rPr>
             <w:rStyle w:val="Hyperlink"/>
@@ -41584,7 +41816,7 @@
       <w:r>
         <w:t xml:space="preserve"> </w:t>
       </w:r>
-      <w:hyperlink r:id="rId65">
+      <w:hyperlink r:id="rId68">
         <w:r>
           <w:rPr>
             <w:rStyle w:val="Hyperlink"/>
@@ -41629,8 +41861,8 @@
         <w:t xml:space="preserve">too.</w:t>
       </w:r>
     </w:p>
-    <w:bookmarkEnd w:id="68"/>
-    <w:bookmarkStart w:id="71" w:name="exm-not-orthonormal-basis"/>
+    <w:bookmarkEnd w:id="71"/>
+    <w:bookmarkStart w:id="74" w:name="exm-not-orthonormal-basis"/>
     <w:p>
       <w:pPr>
         <w:pStyle w:val="FirstParagraph"/>
@@ -41746,7 +41978,7 @@
       <w:r>
         <w:t xml:space="preserve">(</w:t>
       </w:r>
-      <w:hyperlink r:id="rId69">
+      <w:hyperlink r:id="rId72">
         <w:r>
           <w:rPr>
             <w:rStyle w:val="Hyperlink"/>
@@ -41976,7 +42208,7 @@
       <w:r>
         <w:t xml:space="preserve">(</w:t>
       </w:r>
-      <w:hyperlink r:id="rId70">
+      <w:hyperlink r:id="rId73">
         <w:r>
           <w:rPr>
             <w:rStyle w:val="Hyperlink"/>
@@ -42035,8 +42267,8 @@
         <w:t xml:space="preserve">.</w:t>
       </w:r>
     </w:p>
-    <w:bookmarkEnd w:id="71"/>
-    <w:bookmarkStart w:id="72" w:name="thm-orthonormal-expansion"/>
+    <w:bookmarkEnd w:id="74"/>
+    <w:bookmarkStart w:id="75" w:name="thm-orthonormal-expansion"/>
     <w:p>
       <w:pPr>
         <w:pStyle w:val="FirstParagraph"/>
@@ -42144,7 +42376,7 @@
           <w:rPr>
             <w:rStyle w:val="Hyperlink"/>
           </w:rPr>
-          <w:t xml:space="preserve">Definition 9</w:t>
+          <w:t xml:space="preserve">Definition 11</w:t>
         </w:r>
       </w:hyperlink>
       <w:r>
@@ -42317,7 +42549,7 @@
         </m:oMath>
       </m:oMathPara>
     </w:p>
-    <w:bookmarkEnd w:id="72"/>
+    <w:bookmarkEnd w:id="75"/>
     <w:p>
       <w:pPr>
         <w:pStyle w:val="FirstParagraph"/>
@@ -42923,7 +43155,7 @@
         <w:t xml:space="preserve">.</w:t>
       </w:r>
     </w:p>
-    <w:bookmarkStart w:id="73" w:name="exm-orthonormal-expansion"/>
+    <w:bookmarkStart w:id="76" w:name="exm-orthonormal-expansion"/>
     <w:p>
       <w:pPr>
         <w:pStyle w:val="BodyText"/>
@@ -44163,8 +44395,8 @@
         <w:t xml:space="preserve">says.</w:t>
       </w:r>
     </w:p>
-    <w:bookmarkEnd w:id="73"/>
-    <w:bookmarkStart w:id="74" w:name="def-gram-schmidt"/>
+    <w:bookmarkEnd w:id="76"/>
+    <w:bookmarkStart w:id="77" w:name="def-gram-schmidt"/>
     <w:p>
       <w:pPr>
         <w:pStyle w:val="BodyText"/>
@@ -44174,7 +44406,7 @@
           <w:b/>
           <w:bCs/>
         </w:rPr>
-        <w:t xml:space="preserve">Definition 10 (Gram-Schmidt process)</w:t>
+        <w:t xml:space="preserve">Definition 12 (Gram-Schmidt process)</w:t>
       </w:r>
       <w:r>
         <w:t xml:space="preserve"> </w:t>
@@ -44939,8 +45171,8 @@
         <w:t xml:space="preserve">of them if it never stops.</w:t>
       </w:r>
     </w:p>
-    <w:bookmarkEnd w:id="74"/>
-    <w:bookmarkStart w:id="75" w:name="exm-gram-schmidt"/>
+    <w:bookmarkEnd w:id="77"/>
+    <w:bookmarkStart w:id="78" w:name="exm-gram-schmidt"/>
     <w:p>
       <w:pPr>
         <w:pStyle w:val="BodyText"/>
@@ -46419,8 +46651,8 @@
         </m:oMath>
       </m:oMathPara>
     </w:p>
-    <w:bookmarkEnd w:id="75"/>
-    <w:bookmarkStart w:id="76" w:name="exm-gram-schmidt-stops"/>
+    <w:bookmarkEnd w:id="78"/>
+    <w:bookmarkStart w:id="79" w:name="exm-gram-schmidt-stops"/>
     <w:p>
       <w:pPr>
         <w:pStyle w:val="FirstParagraph"/>
@@ -47141,8 +47373,8 @@
         <w:t xml:space="preserve">.</w:t>
       </w:r>
     </w:p>
-    <w:bookmarkEnd w:id="76"/>
-    <w:bookmarkStart w:id="77" w:name="thm-gram-schmidt"/>
+    <w:bookmarkEnd w:id="79"/>
+    <w:bookmarkStart w:id="80" w:name="thm-gram-schmidt"/>
     <w:p>
       <w:pPr>
         <w:pStyle w:val="BodyText"/>
@@ -47165,7 +47397,7 @@
           <w:rPr>
             <w:rStyle w:val="Hyperlink"/>
           </w:rPr>
-          <w:t xml:space="preserve">Definition 10</w:t>
+          <w:t xml:space="preserve">Definition 12</w:t>
         </w:r>
       </w:hyperlink>
       <w:r>
@@ -48056,14 +48288,14 @@
           <w:rPr>
             <w:rStyle w:val="Hyperlink"/>
           </w:rPr>
-          <w:t xml:space="preserve">Definition 9</w:t>
+          <w:t xml:space="preserve">Definition 11</w:t>
         </w:r>
       </w:hyperlink>
       <w:r>
         <w:t xml:space="preserve">).</w:t>
       </w:r>
     </w:p>
-    <w:bookmarkEnd w:id="77"/>
+    <w:bookmarkEnd w:id="80"/>
     <w:p>
       <w:pPr>
         <w:pStyle w:val="FirstParagraph"/>
@@ -48092,7 +48324,7 @@
         </w:rPr>
         <w:t xml:space="preserve"> </w:t>
       </w:r>
-      <w:hyperlink r:id="rId78">
+      <w:hyperlink r:id="rId81">
         <w:r>
           <w:rPr>
             <w:rStyle w:val="Hyperlink"/>
@@ -48213,7 +48445,7 @@
       <w:r>
         <w:t xml:space="preserve">(</w:t>
       </w:r>
-      <w:hyperlink r:id="rId79">
+      <w:hyperlink r:id="rId82">
         <w:r>
           <w:rPr>
             <w:rStyle w:val="Hyperlink"/>
@@ -49024,7 +49256,7 @@
                   <m:nor/>
                   <m:sty m:val="p"/>
                 </m:rPr>
-                <m:t>Definition 10</m:t>
+                <m:t>Definition 12</m:t>
               </m:r>
               <m:r>
                 <m:rPr>
@@ -52266,7 +52498,7 @@
       <w:r>
         <w:t xml:space="preserve">A span is a subspace (</w:t>
       </w:r>
-      <w:hyperlink r:id="rId80">
+      <w:hyperlink r:id="rId83">
         <w:r>
           <w:rPr>
             <w:rStyle w:val="Hyperlink"/>
@@ -52507,7 +52739,7 @@
       <w:r>
         <w:t xml:space="preserve"> </w:t>
       </w:r>
-      <w:hyperlink r:id="rId81">
+      <w:hyperlink r:id="rId84">
         <w:r>
           <w:rPr>
             <w:rStyle w:val="Hyperlink"/>
@@ -53031,7 +53263,7 @@
         <w:t xml:space="preserve">so they are an orthonormal basis of it.</w:t>
       </w:r>
     </w:p>
-    <w:bookmarkStart w:id="82" w:name="exm-thm-gram-schmidt"/>
+    <w:bookmarkStart w:id="85" w:name="exm-thm-gram-schmidt"/>
     <w:p>
       <w:pPr>
         <w:pStyle w:val="BodyText"/>
@@ -54572,7 +54804,7 @@
       <w:r>
         <w:t xml:space="preserve">(</w:t>
       </w:r>
-      <w:hyperlink r:id="rId66">
+      <w:hyperlink r:id="rId69">
         <w:r>
           <w:rPr>
             <w:rStyle w:val="Hyperlink"/>
@@ -54616,7 +54848,7 @@
       <w:r>
         <w:t xml:space="preserve">(</w:t>
       </w:r>
-      <w:hyperlink r:id="rId67">
+      <w:hyperlink r:id="rId70">
         <w:r>
           <w:rPr>
             <w:rStyle w:val="Hyperlink"/>
@@ -54630,7 +54862,7 @@
       <w:r>
         <w:t xml:space="preserve"> </w:t>
       </w:r>
-      <w:hyperlink r:id="rId65">
+      <w:hyperlink r:id="rId68">
         <w:r>
           <w:rPr>
             <w:rStyle w:val="Hyperlink"/>
@@ -54958,8 +55190,8 @@
         </m:oMath>
       </m:oMathPara>
     </w:p>
-    <w:bookmarkEnd w:id="82"/>
-    <w:bookmarkStart w:id="83" w:name="cor-orthonormal-basis-exists"/>
+    <w:bookmarkEnd w:id="85"/>
+    <w:bookmarkStart w:id="86" w:name="cor-orthonormal-basis-exists"/>
     <w:p>
       <w:pPr>
         <w:pStyle w:val="FirstParagraph"/>
@@ -55066,7 +55298,7 @@
           <w:rPr>
             <w:rStyle w:val="Hyperlink"/>
           </w:rPr>
-          <w:t xml:space="preserve">Definition 9</w:t>
+          <w:t xml:space="preserve">Definition 11</w:t>
         </w:r>
       </w:hyperlink>
       <w:r>
@@ -55097,7 +55329,7 @@
         <w:t xml:space="preserve">has an orthonormal basis.</w:t>
       </w:r>
     </w:p>
-    <w:bookmarkEnd w:id="83"/>
+    <w:bookmarkEnd w:id="86"/>
     <w:p>
       <w:pPr>
         <w:pStyle w:val="BodyText"/>
@@ -55374,7 +55606,7 @@
       <w:r>
         <w:t xml:space="preserve">(</w:t>
       </w:r>
-      <w:hyperlink r:id="rId84">
+      <w:hyperlink r:id="rId87">
         <w:r>
           <w:rPr>
             <w:rStyle w:val="Hyperlink"/>
@@ -55530,7 +55762,7 @@
       <w:r>
         <w:t xml:space="preserve"> </w:t>
       </w:r>
-      <w:hyperlink r:id="rId78">
+      <w:hyperlink r:id="rId81">
         <w:r>
           <w:rPr>
             <w:rStyle w:val="Hyperlink"/>
@@ -56259,7 +56491,7 @@
         <w:t xml:space="preserve">So the orthonormal basis contains the starting list.</w:t>
       </w:r>
     </w:p>
-    <w:bookmarkStart w:id="86" w:name="exm-orthonormal-basis-exists"/>
+    <w:bookmarkStart w:id="89" w:name="exm-orthonormal-basis-exists"/>
     <w:p>
       <w:pPr>
         <w:pStyle w:val="BodyText"/>
@@ -56437,7 +56669,7 @@
       <w:r>
         <w:t xml:space="preserve"> </w:t>
       </w:r>
-      <w:hyperlink r:id="rId85">
+      <w:hyperlink r:id="rId88">
         <w:r>
           <w:rPr>
             <w:rStyle w:val="Hyperlink"/>
@@ -56968,7 +57200,7 @@
       <w:r>
         <w:t xml:space="preserve">are linearly independent (</w:t>
       </w:r>
-      <w:hyperlink r:id="rId81">
+      <w:hyperlink r:id="rId84">
         <w:r>
           <w:rPr>
             <w:rStyle w:val="Hyperlink"/>
@@ -57032,7 +57264,7 @@
       <w:r>
         <w:t xml:space="preserve">(</w:t>
       </w:r>
-      <w:hyperlink r:id="rId66">
+      <w:hyperlink r:id="rId69">
         <w:r>
           <w:rPr>
             <w:rStyle w:val="Hyperlink"/>
@@ -57076,7 +57308,7 @@
       <w:r>
         <w:t xml:space="preserve">(</w:t>
       </w:r>
-      <w:hyperlink r:id="rId67">
+      <w:hyperlink r:id="rId70">
         <w:r>
           <w:rPr>
             <w:rStyle w:val="Hyperlink"/>
@@ -57090,7 +57322,7 @@
       <w:r>
         <w:t xml:space="preserve"> </w:t>
       </w:r>
-      <w:hyperlink r:id="rId65">
+      <w:hyperlink r:id="rId68">
         <w:r>
           <w:rPr>
             <w:rStyle w:val="Hyperlink"/>
@@ -58013,9 +58245,9 @@
         <w:t xml:space="preserve">, in a different order.</w:t>
       </w:r>
     </w:p>
-    <w:bookmarkEnd w:id="86"/>
-    <w:bookmarkEnd w:id="87"/>
-    <w:bookmarkStart w:id="103" w:name="outer-product"/>
+    <w:bookmarkEnd w:id="89"/>
+    <w:bookmarkEnd w:id="90"/>
+    <w:bookmarkStart w:id="106" w:name="outer-product"/>
     <w:p>
       <w:pPr>
         <w:pStyle w:val="Heading2"/>
@@ -58024,7 +58256,7 @@
         <w:t xml:space="preserve">4 Outer product</w:t>
       </w:r>
     </w:p>
-    <w:bookmarkStart w:id="89" w:name="def-outer-product"/>
+    <w:bookmarkStart w:id="92" w:name="def-outer-product"/>
     <w:p>
       <w:pPr>
         <w:pStyle w:val="FirstParagraph"/>
@@ -58034,7 +58266,7 @@
           <w:b/>
           <w:bCs/>
         </w:rPr>
-        <w:t xml:space="preserve">Definition 11 (Outer product)</w:t>
+        <w:t xml:space="preserve">Definition 13 (Outer product)</w:t>
       </w:r>
       <w:r>
         <w:t xml:space="preserve"> </w:t>
@@ -58151,7 +58383,7 @@
       <w:r>
         <w:t xml:space="preserve">matrix product (</w:t>
       </w:r>
-      <w:hyperlink r:id="rId88">
+      <w:hyperlink r:id="rId91">
         <w:r>
           <w:rPr>
             <w:rStyle w:val="Hyperlink"/>
@@ -58441,8 +58673,8 @@
         </m:oMath>
       </m:oMathPara>
     </w:p>
-    <w:bookmarkEnd w:id="89"/>
-    <w:bookmarkStart w:id="90" w:name="exm-outer-product"/>
+    <w:bookmarkEnd w:id="92"/>
+    <w:bookmarkStart w:id="93" w:name="exm-outer-product"/>
     <w:p>
       <w:pPr>
         <w:pStyle w:val="FirstParagraph"/>
@@ -59025,8 +59257,8 @@
         </m:oMath>
       </m:oMathPara>
     </w:p>
-    <w:bookmarkEnd w:id="90"/>
-    <w:bookmarkStart w:id="92" w:name="rem-outer-vs-dot-product"/>
+    <w:bookmarkEnd w:id="93"/>
+    <w:bookmarkStart w:id="95" w:name="rem-outer-vs-dot-product"/>
     <w:p>
       <w:pPr>
         <w:pStyle w:val="FirstParagraph"/>
@@ -59036,7 +59268,7 @@
           <w:i/>
           <w:iCs/>
         </w:rPr>
-        <w:t xml:space="preserve">Remark 4</w:t>
+        <w:t xml:space="preserve">Remark 5</w:t>
       </w:r>
       <w:r>
         <w:t xml:space="preserve"> (Outer product and dot product). </w:t>
@@ -59087,7 +59319,7 @@
       <w:r>
         <w:t xml:space="preserve">(</w:t>
       </w:r>
-      <w:hyperlink r:id="rId91">
+      <w:hyperlink r:id="rId94">
         <w:r>
           <w:rPr>
             <w:rStyle w:val="Hyperlink"/>
@@ -59750,8 +59982,8 @@
         </m:oMath>
       </m:oMathPara>
     </w:p>
-    <w:bookmarkEnd w:id="92"/>
-    <w:bookmarkStart w:id="94" w:name="thm-outer-product-rank"/>
+    <w:bookmarkEnd w:id="95"/>
+    <w:bookmarkStart w:id="97" w:name="thm-outer-product-rank"/>
     <w:p>
       <w:pPr>
         <w:pStyle w:val="FirstParagraph"/>
@@ -59915,7 +60147,7 @@
       <w:r>
         <w:t xml:space="preserve">(</w:t>
       </w:r>
-      <w:hyperlink r:id="rId93">
+      <w:hyperlink r:id="rId96">
         <w:r>
           <w:rPr>
             <w:rStyle w:val="Hyperlink"/>
@@ -59927,7 +60159,7 @@
         <w:t xml:space="preserve">).</w:t>
       </w:r>
     </w:p>
-    <w:bookmarkEnd w:id="94"/>
+    <w:bookmarkEnd w:id="97"/>
     <w:p>
       <w:pPr>
         <w:pStyle w:val="BodyText"/>
@@ -60243,7 +60475,7 @@
       <w:r>
         <w:t xml:space="preserve">and a single nonzero vector is linearly independent (</w:t>
       </w:r>
-      <w:hyperlink r:id="rId34">
+      <w:hyperlink r:id="rId35">
         <w:r>
           <w:rPr>
             <w:rStyle w:val="Hyperlink"/>
@@ -61182,7 +61414,7 @@
       <w:r>
         <w:t xml:space="preserve">so the set is not linearly independent (</w:t>
       </w:r>
-      <w:hyperlink r:id="rId34">
+      <w:hyperlink r:id="rId35">
         <w:r>
           <w:rPr>
             <w:rStyle w:val="Hyperlink"/>
@@ -61200,7 +61432,7 @@
         <w:t xml:space="preserve">The largest linearly independent set of columns therefore has one column.</w:t>
       </w:r>
     </w:p>
-    <w:bookmarkStart w:id="95" w:name="exm-outer-product-rank"/>
+    <w:bookmarkStart w:id="98" w:name="exm-outer-product-rank"/>
     <w:p>
       <w:pPr>
         <w:pStyle w:val="BodyText"/>
@@ -61549,9 +61781,9 @@
         <w:t xml:space="preserve">.</w:t>
       </w:r>
     </w:p>
-    <w:bookmarkEnd w:id="95"/>
-    <w:bookmarkStart w:id="102" w:name="refs"/>
-    <w:bookmarkStart w:id="97" w:name="ref-axler2024linear"/>
+    <w:bookmarkEnd w:id="98"/>
+    <w:bookmarkStart w:id="105" w:name="refs"/>
+    <w:bookmarkStart w:id="100" w:name="ref-axler2024linear"/>
     <w:p>
       <w:pPr>
         <w:pStyle w:val="Bibliography"/>
@@ -61575,7 +61807,7 @@
       <w:r>
         <w:t xml:space="preserve"> </w:t>
       </w:r>
-      <w:hyperlink r:id="rId96">
+      <w:hyperlink r:id="rId99">
         <w:r>
           <w:rPr>
             <w:rStyle w:val="Hyperlink"/>
@@ -61587,8 +61819,8 @@
         <w:t xml:space="preserve">.</w:t>
       </w:r>
     </w:p>
-    <w:bookmarkEnd w:id="97"/>
-    <w:bookmarkStart w:id="99" w:name="ref-banerjee2014linear"/>
+    <w:bookmarkEnd w:id="100"/>
+    <w:bookmarkStart w:id="102" w:name="ref-banerjee2014linear"/>
     <w:p>
       <w:pPr>
         <w:pStyle w:val="Bibliography"/>
@@ -61612,7 +61844,7 @@
       <w:r>
         <w:t xml:space="preserve"> </w:t>
       </w:r>
-      <w:hyperlink r:id="rId98">
+      <w:hyperlink r:id="rId101">
         <w:r>
           <w:rPr>
             <w:rStyle w:val="Hyperlink"/>
@@ -61624,8 +61856,8 @@
         <w:t xml:space="preserve">.</w:t>
       </w:r>
     </w:p>
-    <w:bookmarkEnd w:id="99"/>
-    <w:bookmarkStart w:id="101" w:name="ref-zhou2024vector"/>
+    <w:bookmarkEnd w:id="102"/>
+    <w:bookmarkStart w:id="104" w:name="ref-zhou2024vector"/>
     <w:p>
       <w:pPr>
         <w:pStyle w:val="Bibliography"/>
@@ -61649,7 +61881,7 @@
       <w:r>
         <w:t xml:space="preserve"> </w:t>
       </w:r>
-      <w:hyperlink r:id="rId100">
+      <w:hyperlink r:id="rId103">
         <w:r>
           <w:rPr>
             <w:rStyle w:val="Hyperlink"/>
@@ -61661,9 +61893,9 @@
         <w:t xml:space="preserve">.</w:t>
       </w:r>
     </w:p>
-    <w:bookmarkEnd w:id="101"/>
-    <w:bookmarkEnd w:id="102"/>
-    <w:bookmarkEnd w:id="103"/>
+    <w:bookmarkEnd w:id="104"/>
+    <w:bookmarkEnd w:id="105"/>
+    <w:bookmarkEnd w:id="106"/>
     <w:sectPr>
       <w:footnotePr>
         <w:numRestart w:val="eachSect"/>

--- a/linear-algebra-inner-products.docx
+++ b/linear-algebra-inner-products.docx
@@ -15,7 +15,7 @@
         <w:pStyle w:val="Date"/>
       </w:pPr>
       <w:r>
-        <w:t xml:space="preserve">Last modified: 2026-10-13 14:29:41 (PDT)</w:t>
+        <w:t xml:space="preserve">Last modified: 2026-10-13 15:25:57 (PDT)</w:t>
       </w:r>
     </w:p>
     <w:bookmarkStart w:id="24" w:name="sec-inner-products"/>

--- a/linear-algebra-inner-products.docx
+++ b/linear-algebra-inner-products.docx
@@ -15,7 +15,7 @@
         <w:pStyle w:val="Date"/>
       </w:pPr>
       <w:r>
-        <w:t xml:space="preserve">Last modified: 2026-10-13 15:25:57 (PDT)</w:t>
+        <w:t xml:space="preserve">Last modified: 2026-10-13 16:09:33 (PDT)</w:t>
       </w:r>
     </w:p>
     <w:bookmarkStart w:id="24" w:name="sec-inner-products"/>

--- a/linear-algebra-inner-products.docx
+++ b/linear-algebra-inner-products.docx
@@ -15,7 +15,7 @@
         <w:pStyle w:val="Date"/>
       </w:pPr>
       <w:r>
-        <w:t xml:space="preserve">Last modified: 2026-10-13 16:09:33 (PDT)</w:t>
+        <w:t xml:space="preserve">Last modified: 2026-10-13 16:58:37 (PDT)</w:t>
       </w:r>
     </w:p>
     <w:bookmarkStart w:id="24" w:name="sec-inner-products"/>

--- a/linear-algebra-inner-products.docx
+++ b/linear-algebra-inner-products.docx
@@ -15,7 +15,7 @@
         <w:pStyle w:val="Date"/>
       </w:pPr>
       <w:r>
-        <w:t xml:space="preserve">Last modified: 2026-10-13 16:58:37 (PDT)</w:t>
+        <w:t xml:space="preserve">Last modified: 2026-10-13 17:46:07 (PDT)</w:t>
       </w:r>
     </w:p>
     <w:bookmarkStart w:id="24" w:name="sec-inner-products"/>

--- a/linear-algebra-inner-products.docx
+++ b/linear-algebra-inner-products.docx
@@ -15,7 +15,7 @@
         <w:pStyle w:val="Date"/>
       </w:pPr>
       <w:r>
-        <w:t xml:space="preserve">Last modified: 2026-10-13 17:46:07 (PDT)</w:t>
+        <w:t xml:space="preserve">Last modified: 2026-10-13 18:36:45 (PDT)</w:t>
       </w:r>
     </w:p>
     <w:bookmarkStart w:id="24" w:name="sec-inner-products"/>

--- a/linear-algebra-inner-products.docx
+++ b/linear-algebra-inner-products.docx
@@ -15,7 +15,7 @@
         <w:pStyle w:val="Date"/>
       </w:pPr>
       <w:r>
-        <w:t xml:space="preserve">Last modified: 2026-10-13 18:36:45 (PDT)</w:t>
+        <w:t xml:space="preserve">Last modified: 2026-10-13 19:28:53 (PDT)</w:t>
       </w:r>
     </w:p>
     <w:bookmarkStart w:id="24" w:name="sec-inner-products"/>

--- a/linear-algebra-inner-products.docx
+++ b/linear-algebra-inner-products.docx
@@ -15,7 +15,7 @@
         <w:pStyle w:val="Date"/>
       </w:pPr>
       <w:r>
-        <w:t xml:space="preserve">Last modified: 2026-10-13 19:28:53 (PDT)</w:t>
+        <w:t xml:space="preserve">Last modified: 2026-10-13 20:27:09 (PDT)</w:t>
       </w:r>
     </w:p>
     <w:bookmarkStart w:id="24" w:name="sec-inner-products"/>

--- a/linear-algebra-inner-products.docx
+++ b/linear-algebra-inner-products.docx
@@ -15,7 +15,7 @@
         <w:pStyle w:val="Date"/>
       </w:pPr>
       <w:r>
-        <w:t xml:space="preserve">Last modified: 2026-10-13 20:27:09 (PDT)</w:t>
+        <w:t xml:space="preserve">Last modified: 2026-10-13 23:18:59 (PDT)</w:t>
       </w:r>
     </w:p>
     <w:bookmarkStart w:id="24" w:name="sec-inner-products"/>

--- a/linear-algebra-inner-products.docx
+++ b/linear-algebra-inner-products.docx
@@ -15,7 +15,7 @@
         <w:pStyle w:val="Date"/>
       </w:pPr>
       <w:r>
-        <w:t xml:space="preserve">Last modified: 2026-10-13 23:18:59 (PDT)</w:t>
+        <w:t xml:space="preserve">Last modified: 2026-10-14 01:48:43 (PDT)</w:t>
       </w:r>
     </w:p>
     <w:bookmarkStart w:id="24" w:name="sec-inner-products"/>

--- a/linear-algebra-inner-products.docx
+++ b/linear-algebra-inner-products.docx
@@ -15,7 +15,7 @@
         <w:pStyle w:val="Date"/>
       </w:pPr>
       <w:r>
-        <w:t xml:space="preserve">Last modified: 2026-10-14 01:48:43 (PDT)</w:t>
+        <w:t xml:space="preserve">Last modified: 2026-10-14 08:08:00 (PDT)</w:t>
       </w:r>
     </w:p>
     <w:bookmarkStart w:id="24" w:name="sec-inner-products"/>

--- a/linear-algebra-inner-products.docx
+++ b/linear-algebra-inner-products.docx
@@ -15,7 +15,7 @@
         <w:pStyle w:val="Date"/>
       </w:pPr>
       <w:r>
-        <w:t xml:space="preserve">Last modified: 2026-10-14 08:08:00 (PDT)</w:t>
+        <w:t xml:space="preserve">Last modified: 2026-10-14 13:15:43 (PDT)</w:t>
       </w:r>
     </w:p>
     <w:bookmarkStart w:id="24" w:name="sec-inner-products"/>

--- a/linear-algebra-inner-products.docx
+++ b/linear-algebra-inner-products.docx
@@ -15,7 +15,7 @@
         <w:pStyle w:val="Date"/>
       </w:pPr>
       <w:r>
-        <w:t xml:space="preserve">Last modified: 2026-10-14 13:15:43 (PDT)</w:t>
+        <w:t xml:space="preserve">Last modified: 2026-10-14 23:45:57 (PDT)</w:t>
       </w:r>
     </w:p>
     <w:bookmarkStart w:id="24" w:name="sec-inner-products"/>
@@ -8495,7 +8495,7 @@
     </w:p>
     <w:bookmarkEnd w:id="23"/>
     <w:bookmarkEnd w:id="24"/>
-    <w:bookmarkStart w:id="58" w:name="sec-cauchy-schwarz"/>
+    <w:bookmarkStart w:id="62" w:name="sec-cauchy-schwarz"/>
     <w:p>
       <w:pPr>
         <w:pStyle w:val="Heading2"/>
@@ -35526,18 +35526,7 @@
         <w:t xml:space="preserve"> </w:t>
       </w:r>
       <w:r>
-        <w:t xml:space="preserve">the cosine of the angle between them (</w:t>
-      </w:r>
-      <w:hyperlink w:anchor="def-angle">
-        <w:r>
-          <w:rPr>
-            <w:rStyle w:val="Hyperlink"/>
-          </w:rPr>
-          <w:t xml:space="preserve">Definition 8</w:t>
-        </w:r>
-      </w:hyperlink>
-      <w:r>
-        <w:t xml:space="preserve">):</w:t>
+        <w:t xml:space="preserve">their dot product divided by the product of their lengths:</w:t>
       </w:r>
     </w:p>
     <w:p>
@@ -36782,7 +36771,7 @@
       </w:r>
     </w:p>
     <w:bookmarkEnd w:id="56"/>
-    <w:bookmarkStart w:id="57" w:name="X64c41f557e7f698c947bb0d906d626137043d1e"/>
+    <w:bookmarkStart w:id="57" w:name="cor-cosine-similarity-angle"/>
     <w:p>
       <w:pPr>
         <w:pStyle w:val="BodyText"/>
@@ -36792,109 +36781,97 @@
           <w:b/>
           <w:bCs/>
         </w:rPr>
-        <w:t xml:space="preserve">Definition 10 (Cosine similarity in an inner product space)</w:t>
-      </w:r>
-      <w:r>
-        <w:t xml:space="preserve"> </w:t>
-      </w:r>
-      <w:r>
-        <w:t xml:space="preserve">In a general real inner product space (</w:t>
-      </w:r>
-      <w:hyperlink w:anchor="def-inner-product-space">
+        <w:t xml:space="preserve">Corollary 1 (Cosine similarity is the cosine of the angle)</w:t>
+      </w:r>
+      <w:r>
+        <w:t xml:space="preserve"> </w:t>
+      </w:r>
+      <w:r>
+        <w:t xml:space="preserve">For nonzero vectors</w:t>
+      </w:r>
+      <w:r>
+        <w:t xml:space="preserve"> </w:t>
+      </w:r>
+      <m:oMath>
+        <m:acc>
+          <m:accPr>
+            <m:chr m:val="̃"/>
+          </m:accPr>
+          <m:e>
+            <m:r>
+              <m:t>x</m:t>
+            </m:r>
+          </m:e>
+        </m:acc>
+        <m:r>
+          <m:rPr>
+            <m:sty m:val="p"/>
+          </m:rPr>
+          <m:t>,</m:t>
+        </m:r>
+        <m:acc>
+          <m:accPr>
+            <m:chr m:val="̃"/>
+          </m:accPr>
+          <m:e>
+            <m:r>
+              <m:t>y</m:t>
+            </m:r>
+          </m:e>
+        </m:acc>
+        <m:r>
+          <m:rPr>
+            <m:sty m:val="p"/>
+          </m:rPr>
+          <m:t>∈</m:t>
+        </m:r>
+        <m:sSup>
+          <m:e>
+            <m:r>
+              <m:rPr>
+                <m:scr m:val="double-struck"/>
+                <m:sty m:val="p"/>
+              </m:rPr>
+              <m:t>R</m:t>
+            </m:r>
+          </m:e>
+          <m:sup>
+            <m:r>
+              <m:t>p</m:t>
+            </m:r>
+          </m:sup>
+        </m:sSup>
+      </m:oMath>
+      <w:r>
+        <w:t xml:space="preserve"> </w:t>
+      </w:r>
+      <w:r>
+        <w:t xml:space="preserve">with angle</w:t>
+      </w:r>
+      <w:r>
+        <w:t xml:space="preserve"> </w:t>
+      </w:r>
+      <m:oMath>
+        <m:r>
+          <m:t>θ</m:t>
+        </m:r>
+      </m:oMath>
+      <w:r>
+        <w:t xml:space="preserve"> </w:t>
+      </w:r>
+      <w:r>
+        <w:t xml:space="preserve">between them (</w:t>
+      </w:r>
+      <w:hyperlink w:anchor="def-angle">
         <w:r>
           <w:rPr>
             <w:rStyle w:val="Hyperlink"/>
           </w:rPr>
-          <w:t xml:space="preserve">Definition 2</w:t>
+          <w:t xml:space="preserve">Definition 8</w:t>
         </w:r>
       </w:hyperlink>
       <w:r>
-        <w:t xml:space="preserve">) with inner product</w:t>
-      </w:r>
-      <w:r>
-        <w:t xml:space="preserve"> </w:t>
-      </w:r>
-      <m:oMath>
-        <m:d>
-          <m:dPr>
-            <m:begChr m:val="⟨"/>
-            <m:sepChr m:val=""/>
-            <m:endChr m:val="⟩"/>
-            <m:grow/>
-          </m:dPr>
-          <m:e>
-            <m:r>
-              <m:rPr>
-                <m:sty m:val="p"/>
-              </m:rPr>
-              <m:t>⋅</m:t>
-            </m:r>
-            <m:r>
-              <m:rPr>
-                <m:sty m:val="p"/>
-              </m:rPr>
-              <m:t>,</m:t>
-            </m:r>
-            <m:r>
-              <m:rPr>
-                <m:sty m:val="p"/>
-              </m:rPr>
-              <m:t>⋅</m:t>
-            </m:r>
-          </m:e>
-        </m:d>
-      </m:oMath>
-      <w:r>
-        <w:t xml:space="preserve"> </w:t>
-      </w:r>
-      <w:r>
-        <w:t xml:space="preserve">and induced norm</w:t>
-      </w:r>
-      <w:r>
-        <w:t xml:space="preserve"> </w:t>
-      </w:r>
-      <m:oMath>
-        <m:r>
-          <m:t>​</m:t>
-        </m:r>
-        <m:d>
-          <m:dPr>
-            <m:begChr m:val="∥"/>
-            <m:sepChr m:val=""/>
-            <m:endChr m:val="∥"/>
-            <m:grow/>
-          </m:dPr>
-          <m:e>
-            <m:r>
-              <m:rPr>
-                <m:sty m:val="p"/>
-              </m:rPr>
-              <m:t>⋅</m:t>
-            </m:r>
-          </m:e>
-        </m:d>
-        <m:r>
-          <m:t>​</m:t>
-        </m:r>
-      </m:oMath>
-      <w:r>
-        <w:t xml:space="preserve">, the</w:t>
-      </w:r>
-      <w:r>
-        <w:t xml:space="preserve"> </w:t>
-      </w:r>
-      <w:r>
-        <w:rPr>
-          <w:b/>
-          <w:bCs/>
-        </w:rPr>
-        <w:t xml:space="preserve">cosine similarity</w:t>
-      </w:r>
-      <w:r>
-        <w:t xml:space="preserve"> </w:t>
-      </w:r>
-      <w:r>
-        <w:t xml:space="preserve">is</w:t>
+        <w:t xml:space="preserve">),</w:t>
       </w:r>
     </w:p>
     <w:p>
@@ -36950,6 +36927,323 @@
             </m:rPr>
             <m:t>)</m:t>
           </m:r>
+          <m:r>
+            <m:rPr>
+              <m:sty m:val="p"/>
+            </m:rPr>
+            <m:t>=</m:t>
+          </m:r>
+          <m:r>
+            <m:rPr>
+              <m:sty m:val="p"/>
+            </m:rPr>
+            <m:t>cos</m:t>
+          </m:r>
+          <m:r>
+            <m:t>θ</m:t>
+          </m:r>
+          <m:r>
+            <m:rPr>
+              <m:sty m:val="p"/>
+            </m:rPr>
+            <m:t>.</m:t>
+          </m:r>
+        </m:oMath>
+      </m:oMathPara>
+    </w:p>
+    <w:bookmarkEnd w:id="57"/>
+    <w:p>
+      <w:pPr>
+        <w:pStyle w:val="FirstParagraph"/>
+      </w:pPr>
+      <w:r>
+        <w:rPr>
+          <w:i/>
+          <w:iCs/>
+        </w:rPr>
+        <w:t xml:space="preserve">Proof</w:t>
+      </w:r>
+      <w:r>
+        <w:t xml:space="preserve">. </w:t>
+      </w:r>
+      <w:r>
+        <w:t xml:space="preserve">The ratio that</w:t>
+      </w:r>
+      <w:r>
+        <w:t xml:space="preserve"> </w:t>
+      </w:r>
+      <w:hyperlink w:anchor="def-angle">
+        <w:r>
+          <w:rPr>
+            <w:rStyle w:val="Hyperlink"/>
+          </w:rPr>
+          <w:t xml:space="preserve">Definition 8</w:t>
+        </w:r>
+      </w:hyperlink>
+      <w:r>
+        <w:t xml:space="preserve"> </w:t>
+      </w:r>
+      <w:r>
+        <w:t xml:space="preserve">sets equal to</w:t>
+      </w:r>
+      <w:r>
+        <w:t xml:space="preserve"> </w:t>
+      </w:r>
+      <m:oMath>
+        <m:r>
+          <m:rPr>
+            <m:sty m:val="p"/>
+          </m:rPr>
+          <m:t>cos</m:t>
+        </m:r>
+        <m:r>
+          <m:t>θ</m:t>
+        </m:r>
+      </m:oMath>
+      <w:r>
+        <w:t xml:space="preserve"> </w:t>
+      </w:r>
+      <w:r>
+        <w:t xml:space="preserve">is the ratio that</w:t>
+      </w:r>
+      <w:r>
+        <w:t xml:space="preserve"> </w:t>
+      </w:r>
+      <w:hyperlink w:anchor="def-cosine-similarity">
+        <w:r>
+          <w:rPr>
+            <w:rStyle w:val="Hyperlink"/>
+          </w:rPr>
+          <w:t xml:space="preserve">Definition 9</w:t>
+        </w:r>
+      </w:hyperlink>
+      <w:r>
+        <w:t xml:space="preserve"> </w:t>
+      </w:r>
+      <w:r>
+        <w:t xml:space="preserve">defines as</w:t>
+      </w:r>
+      <w:r>
+        <w:t xml:space="preserve"> </w:t>
+      </w:r>
+      <m:oMath>
+        <m:r>
+          <m:rPr>
+            <m:sty m:val="p"/>
+          </m:rPr>
+          <m:t>cossim</m:t>
+        </m:r>
+        <m:r>
+          <m:rPr>
+            <m:sty m:val="p"/>
+          </m:rPr>
+          <m:t>(</m:t>
+        </m:r>
+        <m:acc>
+          <m:accPr>
+            <m:chr m:val="̃"/>
+          </m:accPr>
+          <m:e>
+            <m:r>
+              <m:t>x</m:t>
+            </m:r>
+          </m:e>
+        </m:acc>
+        <m:r>
+          <m:rPr>
+            <m:sty m:val="p"/>
+          </m:rPr>
+          <m:t>,</m:t>
+        </m:r>
+        <m:acc>
+          <m:accPr>
+            <m:chr m:val="̃"/>
+          </m:accPr>
+          <m:e>
+            <m:r>
+              <m:t>y</m:t>
+            </m:r>
+          </m:e>
+        </m:acc>
+        <m:r>
+          <m:rPr>
+            <m:sty m:val="p"/>
+          </m:rPr>
+          <m:t>)</m:t>
+        </m:r>
+      </m:oMath>
+      <w:r>
+        <w:t xml:space="preserve">.</w:t>
+      </w:r>
+    </w:p>
+    <w:bookmarkStart w:id="58" w:name="X64c41f557e7f698c947bb0d906d626137043d1e"/>
+    <w:p>
+      <w:pPr>
+        <w:pStyle w:val="BodyText"/>
+      </w:pPr>
+      <w:r>
+        <w:rPr>
+          <w:b/>
+          <w:bCs/>
+        </w:rPr>
+        <w:t xml:space="preserve">Definition 10 (Cosine similarity in an inner product space)</w:t>
+      </w:r>
+      <w:r>
+        <w:t xml:space="preserve"> </w:t>
+      </w:r>
+      <w:r>
+        <w:t xml:space="preserve">In a general real inner product space (</w:t>
+      </w:r>
+      <w:hyperlink w:anchor="def-inner-product-space">
+        <w:r>
+          <w:rPr>
+            <w:rStyle w:val="Hyperlink"/>
+          </w:rPr>
+          <w:t xml:space="preserve">Definition 2</w:t>
+        </w:r>
+      </w:hyperlink>
+      <w:r>
+        <w:t xml:space="preserve">) with inner product</w:t>
+      </w:r>
+      <w:r>
+        <w:t xml:space="preserve"> </w:t>
+      </w:r>
+      <m:oMath>
+        <m:d>
+          <m:dPr>
+            <m:begChr m:val="⟨"/>
+            <m:sepChr m:val=""/>
+            <m:endChr m:val="⟩"/>
+            <m:grow/>
+          </m:dPr>
+          <m:e>
+            <m:r>
+              <m:rPr>
+                <m:sty m:val="p"/>
+              </m:rPr>
+              <m:t>⋅</m:t>
+            </m:r>
+            <m:r>
+              <m:rPr>
+                <m:sty m:val="p"/>
+              </m:rPr>
+              <m:t>,</m:t>
+            </m:r>
+            <m:r>
+              <m:rPr>
+                <m:sty m:val="p"/>
+              </m:rPr>
+              <m:t>⋅</m:t>
+            </m:r>
+          </m:e>
+        </m:d>
+      </m:oMath>
+      <w:r>
+        <w:t xml:space="preserve"> </w:t>
+      </w:r>
+      <w:r>
+        <w:t xml:space="preserve">and induced norm</w:t>
+      </w:r>
+      <w:r>
+        <w:t xml:space="preserve"> </w:t>
+      </w:r>
+      <m:oMath>
+        <m:r>
+          <m:t>​</m:t>
+        </m:r>
+        <m:d>
+          <m:dPr>
+            <m:begChr m:val="∥"/>
+            <m:sepChr m:val=""/>
+            <m:endChr m:val="∥"/>
+            <m:grow/>
+          </m:dPr>
+          <m:e>
+            <m:r>
+              <m:rPr>
+                <m:sty m:val="p"/>
+              </m:rPr>
+              <m:t>⋅</m:t>
+            </m:r>
+          </m:e>
+        </m:d>
+        <m:r>
+          <m:t>​</m:t>
+        </m:r>
+      </m:oMath>
+      <w:r>
+        <w:t xml:space="preserve">, the</w:t>
+      </w:r>
+      <w:r>
+        <w:t xml:space="preserve"> </w:t>
+      </w:r>
+      <w:r>
+        <w:rPr>
+          <w:b/>
+          <w:bCs/>
+        </w:rPr>
+        <w:t xml:space="preserve">cosine similarity</w:t>
+      </w:r>
+      <w:r>
+        <w:t xml:space="preserve"> </w:t>
+      </w:r>
+      <w:r>
+        <w:t xml:space="preserve">is</w:t>
+      </w:r>
+    </w:p>
+    <w:p>
+      <w:pPr>
+        <w:pStyle w:val="BodyText"/>
+      </w:pPr>
+      <m:oMathPara>
+        <m:oMathParaPr>
+          <m:jc m:val="center"/>
+        </m:oMathParaPr>
+        <m:oMath>
+          <m:r>
+            <m:rPr>
+              <m:sty m:val="p"/>
+            </m:rPr>
+            <m:t>cossim</m:t>
+          </m:r>
+          <m:r>
+            <m:rPr>
+              <m:sty m:val="p"/>
+            </m:rPr>
+            <m:t>(</m:t>
+          </m:r>
+          <m:acc>
+            <m:accPr>
+              <m:chr m:val="̃"/>
+            </m:accPr>
+            <m:e>
+              <m:r>
+                <m:t>x</m:t>
+              </m:r>
+            </m:e>
+          </m:acc>
+          <m:r>
+            <m:rPr>
+              <m:sty m:val="p"/>
+            </m:rPr>
+            <m:t>,</m:t>
+          </m:r>
+          <m:acc>
+            <m:accPr>
+              <m:chr m:val="̃"/>
+            </m:accPr>
+            <m:e>
+              <m:r>
+                <m:t>y</m:t>
+              </m:r>
+            </m:e>
+          </m:acc>
+          <m:r>
+            <m:rPr>
+              <m:sty m:val="p"/>
+            </m:rPr>
+            <m:t>)</m:t>
+          </m:r>
           <m:limUpp>
             <m:e>
               <m:r>
@@ -37078,9 +37372,2221 @@
         </m:oMath>
       </m:oMathPara>
     </w:p>
-    <w:bookmarkEnd w:id="57"/>
     <w:bookmarkEnd w:id="58"/>
-    <w:bookmarkStart w:id="90" w:name="sec-gram-schmidt"/>
+    <w:bookmarkStart w:id="60" w:name="thm-pearson-cosine-centered"/>
+    <w:p>
+      <w:pPr>
+        <w:pStyle w:val="FirstParagraph"/>
+      </w:pPr>
+      <w:r>
+        <w:rPr>
+          <w:b/>
+          <w:bCs/>
+        </w:rPr>
+        <w:t xml:space="preserve">Theorem 6 (Pearson correlation is the cosine similarity of the centered vectors)</w:t>
+      </w:r>
+      <w:r>
+        <w:t xml:space="preserve"> </w:t>
+      </w:r>
+      <w:r>
+        <w:t xml:space="preserve">Let</w:t>
+      </w:r>
+      <w:r>
+        <w:t xml:space="preserve"> </w:t>
+      </w:r>
+      <m:oMath>
+        <m:acc>
+          <m:accPr>
+            <m:chr m:val="̃"/>
+          </m:accPr>
+          <m:e>
+            <m:r>
+              <m:t>x</m:t>
+            </m:r>
+          </m:e>
+        </m:acc>
+        <m:r>
+          <m:rPr>
+            <m:sty m:val="p"/>
+          </m:rPr>
+          <m:t>,</m:t>
+        </m:r>
+        <m:acc>
+          <m:accPr>
+            <m:chr m:val="̃"/>
+          </m:accPr>
+          <m:e>
+            <m:r>
+              <m:t>y</m:t>
+            </m:r>
+          </m:e>
+        </m:acc>
+        <m:r>
+          <m:rPr>
+            <m:sty m:val="p"/>
+          </m:rPr>
+          <m:t>∈</m:t>
+        </m:r>
+        <m:sSup>
+          <m:e>
+            <m:r>
+              <m:rPr>
+                <m:scr m:val="double-struck"/>
+                <m:sty m:val="p"/>
+              </m:rPr>
+              <m:t>R</m:t>
+            </m:r>
+          </m:e>
+          <m:sup>
+            <m:r>
+              <m:t>n</m:t>
+            </m:r>
+          </m:sup>
+        </m:sSup>
+      </m:oMath>
+      <w:r>
+        <w:t xml:space="preserve"> </w:t>
+      </w:r>
+      <w:r>
+        <w:t xml:space="preserve">be two vectors that are not constant,</w:t>
+      </w:r>
+      <w:r>
+        <w:t xml:space="preserve"> </w:t>
+      </w:r>
+      <w:r>
+        <w:t xml:space="preserve">with means</w:t>
+      </w:r>
+      <w:r>
+        <w:t xml:space="preserve"> </w:t>
+      </w:r>
+      <m:oMath>
+        <m:acc>
+          <m:accPr>
+            <m:chr m:val="‾"/>
+          </m:accPr>
+          <m:e>
+            <m:r>
+              <m:t>x</m:t>
+            </m:r>
+          </m:e>
+        </m:acc>
+        <m:r>
+          <m:rPr>
+            <m:sty m:val="p"/>
+          </m:rPr>
+          <m:t>=</m:t>
+        </m:r>
+        <m:f>
+          <m:fPr>
+            <m:type m:val="bar"/>
+          </m:fPr>
+          <m:num>
+            <m:r>
+              <m:t>1</m:t>
+            </m:r>
+          </m:num>
+          <m:den>
+            <m:r>
+              <m:t>n</m:t>
+            </m:r>
+          </m:den>
+        </m:f>
+        <m:nary>
+          <m:naryPr>
+            <m:chr m:val="∑"/>
+            <m:limLoc m:val="undOvr"/>
+            <m:subHide m:val="off"/>
+            <m:supHide m:val="off"/>
+          </m:naryPr>
+          <m:sub>
+            <m:r>
+              <m:t>i</m:t>
+            </m:r>
+            <m:r>
+              <m:rPr>
+                <m:sty m:val="p"/>
+              </m:rPr>
+              <m:t>=</m:t>
+            </m:r>
+            <m:r>
+              <m:t>1</m:t>
+            </m:r>
+          </m:sub>
+          <m:sup>
+            <m:r>
+              <m:t>n</m:t>
+            </m:r>
+          </m:sup>
+          <m:e>
+            <m:sSub>
+              <m:e>
+                <m:r>
+                  <m:t>x</m:t>
+                </m:r>
+              </m:e>
+              <m:sub>
+                <m:r>
+                  <m:t>i</m:t>
+                </m:r>
+              </m:sub>
+            </m:sSub>
+          </m:e>
+        </m:nary>
+      </m:oMath>
+      <w:r>
+        <w:t xml:space="preserve"> </w:t>
+      </w:r>
+      <w:r>
+        <w:t xml:space="preserve">and</w:t>
+      </w:r>
+      <w:r>
+        <w:t xml:space="preserve"> </w:t>
+      </w:r>
+      <m:oMath>
+        <m:acc>
+          <m:accPr>
+            <m:chr m:val="‾"/>
+          </m:accPr>
+          <m:e>
+            <m:r>
+              <m:t>y</m:t>
+            </m:r>
+          </m:e>
+        </m:acc>
+        <m:r>
+          <m:rPr>
+            <m:sty m:val="p"/>
+          </m:rPr>
+          <m:t>=</m:t>
+        </m:r>
+        <m:f>
+          <m:fPr>
+            <m:type m:val="bar"/>
+          </m:fPr>
+          <m:num>
+            <m:r>
+              <m:t>1</m:t>
+            </m:r>
+          </m:num>
+          <m:den>
+            <m:r>
+              <m:t>n</m:t>
+            </m:r>
+          </m:den>
+        </m:f>
+        <m:nary>
+          <m:naryPr>
+            <m:chr m:val="∑"/>
+            <m:limLoc m:val="undOvr"/>
+            <m:subHide m:val="off"/>
+            <m:supHide m:val="off"/>
+          </m:naryPr>
+          <m:sub>
+            <m:r>
+              <m:t>i</m:t>
+            </m:r>
+            <m:r>
+              <m:rPr>
+                <m:sty m:val="p"/>
+              </m:rPr>
+              <m:t>=</m:t>
+            </m:r>
+            <m:r>
+              <m:t>1</m:t>
+            </m:r>
+          </m:sub>
+          <m:sup>
+            <m:r>
+              <m:t>n</m:t>
+            </m:r>
+          </m:sup>
+          <m:e>
+            <m:sSub>
+              <m:e>
+                <m:r>
+                  <m:t>y</m:t>
+                </m:r>
+              </m:e>
+              <m:sub>
+                <m:r>
+                  <m:t>i</m:t>
+                </m:r>
+              </m:sub>
+            </m:sSub>
+          </m:e>
+        </m:nary>
+      </m:oMath>
+      <w:r>
+        <w:t xml:space="preserve">.</w:t>
+      </w:r>
+      <w:r>
+        <w:t xml:space="preserve"> </w:t>
+      </w:r>
+      <w:r>
+        <w:t xml:space="preserve">Write</w:t>
+      </w:r>
+      <w:r>
+        <w:t xml:space="preserve"> </w:t>
+      </w:r>
+      <m:oMath>
+        <m:acc>
+          <m:accPr>
+            <m:chr m:val="̃"/>
+          </m:accPr>
+          <m:e>
+            <m:acc>
+              <m:accPr>
+                <m:chr m:val="̃"/>
+              </m:accPr>
+              <m:e>
+                <m:r>
+                  <m:t>x</m:t>
+                </m:r>
+              </m:e>
+            </m:acc>
+          </m:e>
+        </m:acc>
+        <m:r>
+          <m:rPr>
+            <m:sty m:val="p"/>
+          </m:rPr>
+          <m:t>=</m:t>
+        </m:r>
+        <m:acc>
+          <m:accPr>
+            <m:chr m:val="̃"/>
+          </m:accPr>
+          <m:e>
+            <m:r>
+              <m:t>x</m:t>
+            </m:r>
+          </m:e>
+        </m:acc>
+        <m:r>
+          <m:rPr>
+            <m:sty m:val="p"/>
+          </m:rPr>
+          <m:t>−</m:t>
+        </m:r>
+        <m:acc>
+          <m:accPr>
+            <m:chr m:val="‾"/>
+          </m:accPr>
+          <m:e>
+            <m:r>
+              <m:t>x</m:t>
+            </m:r>
+          </m:e>
+        </m:acc>
+        <m:r>
+          <m:t> </m:t>
+        </m:r>
+        <m:acc>
+          <m:accPr>
+            <m:chr m:val="̃"/>
+          </m:accPr>
+          <m:e>
+            <m:r>
+              <m:t>1</m:t>
+            </m:r>
+          </m:e>
+        </m:acc>
+      </m:oMath>
+      <w:r>
+        <w:t xml:space="preserve"> </w:t>
+      </w:r>
+      <w:r>
+        <w:t xml:space="preserve">and</w:t>
+      </w:r>
+      <w:r>
+        <w:t xml:space="preserve"> </w:t>
+      </w:r>
+      <m:oMath>
+        <m:acc>
+          <m:accPr>
+            <m:chr m:val="̃"/>
+          </m:accPr>
+          <m:e>
+            <m:acc>
+              <m:accPr>
+                <m:chr m:val="̃"/>
+              </m:accPr>
+              <m:e>
+                <m:r>
+                  <m:t>y</m:t>
+                </m:r>
+              </m:e>
+            </m:acc>
+          </m:e>
+        </m:acc>
+        <m:r>
+          <m:rPr>
+            <m:sty m:val="p"/>
+          </m:rPr>
+          <m:t>=</m:t>
+        </m:r>
+        <m:acc>
+          <m:accPr>
+            <m:chr m:val="̃"/>
+          </m:accPr>
+          <m:e>
+            <m:r>
+              <m:t>y</m:t>
+            </m:r>
+          </m:e>
+        </m:acc>
+        <m:r>
+          <m:rPr>
+            <m:sty m:val="p"/>
+          </m:rPr>
+          <m:t>−</m:t>
+        </m:r>
+        <m:acc>
+          <m:accPr>
+            <m:chr m:val="‾"/>
+          </m:accPr>
+          <m:e>
+            <m:r>
+              <m:t>y</m:t>
+            </m:r>
+          </m:e>
+        </m:acc>
+        <m:r>
+          <m:t> </m:t>
+        </m:r>
+        <m:acc>
+          <m:accPr>
+            <m:chr m:val="̃"/>
+          </m:accPr>
+          <m:e>
+            <m:r>
+              <m:t>1</m:t>
+            </m:r>
+          </m:e>
+        </m:acc>
+      </m:oMath>
+      <w:r>
+        <w:t xml:space="preserve"> </w:t>
+      </w:r>
+      <w:r>
+        <w:t xml:space="preserve">for the</w:t>
+      </w:r>
+      <w:r>
+        <w:t xml:space="preserve"> </w:t>
+      </w:r>
+      <w:r>
+        <w:rPr>
+          <w:b/>
+          <w:bCs/>
+        </w:rPr>
+        <w:t xml:space="preserve">centered</w:t>
+      </w:r>
+      <w:r>
+        <w:t xml:space="preserve"> </w:t>
+      </w:r>
+      <w:r>
+        <w:t xml:space="preserve">vectors, whose means are zero.</w:t>
+      </w:r>
+      <w:r>
+        <w:t xml:space="preserve"> </w:t>
+      </w:r>
+      <w:r>
+        <w:t xml:space="preserve">Then the</w:t>
+      </w:r>
+      <w:r>
+        <w:t xml:space="preserve"> </w:t>
+      </w:r>
+      <w:hyperlink r:id="rId59">
+        <w:r>
+          <w:rPr>
+            <w:rStyle w:val="Hyperlink"/>
+          </w:rPr>
+          <w:t xml:space="preserve">Pearson correlation coefficient</w:t>
+        </w:r>
+      </w:hyperlink>
+      <w:r>
+        <w:t xml:space="preserve"> </w:t>
+      </w:r>
+      <m:oMath>
+        <m:r>
+          <m:t>r</m:t>
+        </m:r>
+      </m:oMath>
+      <w:r>
+        <w:t xml:space="preserve"> </w:t>
+      </w:r>
+      <w:r>
+        <w:t xml:space="preserve">of the</w:t>
+      </w:r>
+      <w:r>
+        <w:t xml:space="preserve"> </w:t>
+      </w:r>
+      <m:oMath>
+        <m:r>
+          <m:t>n</m:t>
+        </m:r>
+      </m:oMath>
+      <w:r>
+        <w:t xml:space="preserve"> </w:t>
+      </w:r>
+      <w:r>
+        <w:t xml:space="preserve">pairs</w:t>
+      </w:r>
+      <w:r>
+        <w:t xml:space="preserve"> </w:t>
+      </w:r>
+      <m:oMath>
+        <m:r>
+          <m:rPr>
+            <m:sty m:val="p"/>
+          </m:rPr>
+          <m:t>(</m:t>
+        </m:r>
+        <m:sSub>
+          <m:e>
+            <m:r>
+              <m:t>x</m:t>
+            </m:r>
+          </m:e>
+          <m:sub>
+            <m:r>
+              <m:t>i</m:t>
+            </m:r>
+          </m:sub>
+        </m:sSub>
+        <m:r>
+          <m:rPr>
+            <m:sty m:val="p"/>
+          </m:rPr>
+          <m:t>,</m:t>
+        </m:r>
+        <m:sSub>
+          <m:e>
+            <m:r>
+              <m:t>y</m:t>
+            </m:r>
+          </m:e>
+          <m:sub>
+            <m:r>
+              <m:t>i</m:t>
+            </m:r>
+          </m:sub>
+        </m:sSub>
+        <m:r>
+          <m:rPr>
+            <m:sty m:val="p"/>
+          </m:rPr>
+          <m:t>)</m:t>
+        </m:r>
+      </m:oMath>
+      <w:r>
+        <w:t xml:space="preserve"> </w:t>
+      </w:r>
+      <w:r>
+        <w:t xml:space="preserve">is the cosine similarity (</w:t>
+      </w:r>
+      <w:hyperlink w:anchor="def-cosine-similarity">
+        <w:r>
+          <w:rPr>
+            <w:rStyle w:val="Hyperlink"/>
+          </w:rPr>
+          <w:t xml:space="preserve">Definition 9</w:t>
+        </w:r>
+      </w:hyperlink>
+      <w:r>
+        <w:t xml:space="preserve">) of the centered vectors:</w:t>
+      </w:r>
+    </w:p>
+    <w:p>
+      <w:pPr>
+        <w:pStyle w:val="BodyText"/>
+      </w:pPr>
+      <m:oMathPara>
+        <m:oMathParaPr>
+          <m:jc m:val="center"/>
+        </m:oMathParaPr>
+        <m:oMath>
+          <m:r>
+            <m:t>r</m:t>
+          </m:r>
+          <m:r>
+            <m:rPr>
+              <m:sty m:val="p"/>
+            </m:rPr>
+            <m:t>=</m:t>
+          </m:r>
+          <m:r>
+            <m:rPr>
+              <m:sty m:val="p"/>
+            </m:rPr>
+            <m:t>cossim</m:t>
+          </m:r>
+          <m:r>
+            <m:rPr>
+              <m:sty m:val="p"/>
+            </m:rPr>
+            <m:t>(</m:t>
+          </m:r>
+          <m:acc>
+            <m:accPr>
+              <m:chr m:val="̃"/>
+            </m:accPr>
+            <m:e>
+              <m:acc>
+                <m:accPr>
+                  <m:chr m:val="̃"/>
+                </m:accPr>
+                <m:e>
+                  <m:r>
+                    <m:t>x</m:t>
+                  </m:r>
+                </m:e>
+              </m:acc>
+            </m:e>
+          </m:acc>
+          <m:r>
+            <m:rPr>
+              <m:sty m:val="p"/>
+            </m:rPr>
+            <m:t>,</m:t>
+          </m:r>
+          <m:acc>
+            <m:accPr>
+              <m:chr m:val="̃"/>
+            </m:accPr>
+            <m:e>
+              <m:acc>
+                <m:accPr>
+                  <m:chr m:val="̃"/>
+                </m:accPr>
+                <m:e>
+                  <m:r>
+                    <m:t>y</m:t>
+                  </m:r>
+                </m:e>
+              </m:acc>
+            </m:e>
+          </m:acc>
+          <m:r>
+            <m:rPr>
+              <m:sty m:val="p"/>
+            </m:rPr>
+            <m:t>)</m:t>
+          </m:r>
+          <m:r>
+            <m:rPr>
+              <m:sty m:val="p"/>
+            </m:rPr>
+            <m:t>.</m:t>
+          </m:r>
+        </m:oMath>
+      </m:oMathPara>
+    </w:p>
+    <w:bookmarkEnd w:id="60"/>
+    <w:p>
+      <w:pPr>
+        <w:pStyle w:val="FirstParagraph"/>
+      </w:pPr>
+      <w:r>
+        <w:rPr>
+          <w:i/>
+          <w:iCs/>
+        </w:rPr>
+        <w:t xml:space="preserve">Proof</w:t>
+      </w:r>
+      <w:r>
+        <w:t xml:space="preserve">. </w:t>
+      </w:r>
+      <w:r>
+        <w:t xml:space="preserve">Entry</w:t>
+      </w:r>
+      <w:r>
+        <w:t xml:space="preserve"> </w:t>
+      </w:r>
+      <m:oMath>
+        <m:r>
+          <m:t>i</m:t>
+        </m:r>
+      </m:oMath>
+      <w:r>
+        <w:t xml:space="preserve"> </w:t>
+      </w:r>
+      <w:r>
+        <w:t xml:space="preserve">of</w:t>
+      </w:r>
+      <w:r>
+        <w:t xml:space="preserve"> </w:t>
+      </w:r>
+      <m:oMath>
+        <m:acc>
+          <m:accPr>
+            <m:chr m:val="̃"/>
+          </m:accPr>
+          <m:e>
+            <m:acc>
+              <m:accPr>
+                <m:chr m:val="̃"/>
+              </m:accPr>
+              <m:e>
+                <m:r>
+                  <m:t>x</m:t>
+                </m:r>
+              </m:e>
+            </m:acc>
+          </m:e>
+        </m:acc>
+      </m:oMath>
+      <w:r>
+        <w:t xml:space="preserve"> </w:t>
+      </w:r>
+      <w:r>
+        <w:t xml:space="preserve">is</w:t>
+      </w:r>
+      <w:r>
+        <w:t xml:space="preserve"> </w:t>
+      </w:r>
+      <m:oMath>
+        <m:sSub>
+          <m:e>
+            <m:r>
+              <m:t>x</m:t>
+            </m:r>
+          </m:e>
+          <m:sub>
+            <m:r>
+              <m:t>i</m:t>
+            </m:r>
+          </m:sub>
+        </m:sSub>
+        <m:r>
+          <m:rPr>
+            <m:sty m:val="p"/>
+          </m:rPr>
+          <m:t>−</m:t>
+        </m:r>
+        <m:acc>
+          <m:accPr>
+            <m:chr m:val="‾"/>
+          </m:accPr>
+          <m:e>
+            <m:r>
+              <m:t>x</m:t>
+            </m:r>
+          </m:e>
+        </m:acc>
+      </m:oMath>
+      <w:r>
+        <w:t xml:space="preserve">, and entry</w:t>
+      </w:r>
+      <w:r>
+        <w:t xml:space="preserve"> </w:t>
+      </w:r>
+      <m:oMath>
+        <m:r>
+          <m:t>i</m:t>
+        </m:r>
+      </m:oMath>
+      <w:r>
+        <w:t xml:space="preserve"> </w:t>
+      </w:r>
+      <w:r>
+        <w:t xml:space="preserve">of</w:t>
+      </w:r>
+      <w:r>
+        <w:t xml:space="preserve"> </w:t>
+      </w:r>
+      <m:oMath>
+        <m:acc>
+          <m:accPr>
+            <m:chr m:val="̃"/>
+          </m:accPr>
+          <m:e>
+            <m:acc>
+              <m:accPr>
+                <m:chr m:val="̃"/>
+              </m:accPr>
+              <m:e>
+                <m:r>
+                  <m:t>y</m:t>
+                </m:r>
+              </m:e>
+            </m:acc>
+          </m:e>
+        </m:acc>
+      </m:oMath>
+      <w:r>
+        <w:t xml:space="preserve"> </w:t>
+      </w:r>
+      <w:r>
+        <w:t xml:space="preserve">is</w:t>
+      </w:r>
+      <w:r>
+        <w:t xml:space="preserve"> </w:t>
+      </w:r>
+      <m:oMath>
+        <m:sSub>
+          <m:e>
+            <m:r>
+              <m:t>y</m:t>
+            </m:r>
+          </m:e>
+          <m:sub>
+            <m:r>
+              <m:t>i</m:t>
+            </m:r>
+          </m:sub>
+        </m:sSub>
+        <m:r>
+          <m:rPr>
+            <m:sty m:val="p"/>
+          </m:rPr>
+          <m:t>−</m:t>
+        </m:r>
+        <m:acc>
+          <m:accPr>
+            <m:chr m:val="‾"/>
+          </m:accPr>
+          <m:e>
+            <m:r>
+              <m:t>y</m:t>
+            </m:r>
+          </m:e>
+        </m:acc>
+      </m:oMath>
+      <w:r>
+        <w:t xml:space="preserve">.</w:t>
+      </w:r>
+      <w:r>
+        <w:t xml:space="preserve"> </w:t>
+      </w:r>
+      <w:r>
+        <w:t xml:space="preserve">Neither centered vector is zero, because neither</w:t>
+      </w:r>
+      <w:r>
+        <w:t xml:space="preserve"> </w:t>
+      </w:r>
+      <m:oMath>
+        <m:acc>
+          <m:accPr>
+            <m:chr m:val="̃"/>
+          </m:accPr>
+          <m:e>
+            <m:r>
+              <m:t>x</m:t>
+            </m:r>
+          </m:e>
+        </m:acc>
+      </m:oMath>
+      <w:r>
+        <w:t xml:space="preserve"> </w:t>
+      </w:r>
+      <w:r>
+        <w:t xml:space="preserve">nor</w:t>
+      </w:r>
+      <w:r>
+        <w:t xml:space="preserve"> </w:t>
+      </w:r>
+      <m:oMath>
+        <m:acc>
+          <m:accPr>
+            <m:chr m:val="̃"/>
+          </m:accPr>
+          <m:e>
+            <m:r>
+              <m:t>y</m:t>
+            </m:r>
+          </m:e>
+        </m:acc>
+      </m:oMath>
+      <w:r>
+        <w:t xml:space="preserve"> </w:t>
+      </w:r>
+      <w:r>
+        <w:t xml:space="preserve">is constant, so the cosine similarity is defined.</w:t>
+      </w:r>
+      <w:r>
+        <w:t xml:space="preserve"> </w:t>
+      </w:r>
+      <w:r>
+        <w:t xml:space="preserve">The three pieces of the cosine similarity are</w:t>
+      </w:r>
+    </w:p>
+    <w:p>
+      <w:pPr>
+        <w:pStyle w:val="BodyText"/>
+      </w:pPr>
+      <m:oMathPara>
+        <m:oMathParaPr>
+          <m:jc m:val="center"/>
+        </m:oMathParaPr>
+        <m:oMath>
+          <m:eqArr>
+            <m:e>
+              <m:acc>
+                <m:accPr>
+                  <m:chr m:val="̃"/>
+                </m:accPr>
+                <m:e>
+                  <m:acc>
+                    <m:accPr>
+                      <m:chr m:val="̃"/>
+                    </m:accPr>
+                    <m:e>
+                      <m:r>
+                        <m:t>x</m:t>
+                      </m:r>
+                    </m:e>
+                  </m:acc>
+                </m:e>
+              </m:acc>
+              <m:r>
+                <m:rPr>
+                  <m:sty m:val="p"/>
+                </m:rPr>
+                <m:t>⋅</m:t>
+              </m:r>
+              <m:acc>
+                <m:accPr>
+                  <m:chr m:val="̃"/>
+                </m:accPr>
+                <m:e>
+                  <m:acc>
+                    <m:accPr>
+                      <m:chr m:val="̃"/>
+                    </m:accPr>
+                    <m:e>
+                      <m:r>
+                        <m:t>y</m:t>
+                      </m:r>
+                    </m:e>
+                  </m:acc>
+                </m:e>
+              </m:acc>
+              <m:r>
+                <m:t>&amp;</m:t>
+              </m:r>
+              <m:r>
+                <m:rPr>
+                  <m:sty m:val="p"/>
+                </m:rPr>
+                <m:t>=</m:t>
+              </m:r>
+              <m:nary>
+                <m:naryPr>
+                  <m:chr m:val="∑"/>
+                  <m:limLoc m:val="undOvr"/>
+                  <m:subHide m:val="off"/>
+                  <m:supHide m:val="off"/>
+                </m:naryPr>
+                <m:sub>
+                  <m:r>
+                    <m:t>i</m:t>
+                  </m:r>
+                  <m:r>
+                    <m:rPr>
+                      <m:sty m:val="p"/>
+                    </m:rPr>
+                    <m:t>=</m:t>
+                  </m:r>
+                  <m:r>
+                    <m:t>1</m:t>
+                  </m:r>
+                </m:sub>
+                <m:sup>
+                  <m:r>
+                    <m:t>n</m:t>
+                  </m:r>
+                </m:sup>
+                <m:e>
+                  <m:r>
+                    <m:rPr>
+                      <m:sty m:val="p"/>
+                    </m:rPr>
+                    <m:t>(</m:t>
+                  </m:r>
+                </m:e>
+              </m:nary>
+              <m:sSub>
+                <m:e>
+                  <m:r>
+                    <m:t>x</m:t>
+                  </m:r>
+                </m:e>
+                <m:sub>
+                  <m:r>
+                    <m:t>i</m:t>
+                  </m:r>
+                </m:sub>
+              </m:sSub>
+              <m:r>
+                <m:rPr>
+                  <m:sty m:val="p"/>
+                </m:rPr>
+                <m:t>−</m:t>
+              </m:r>
+              <m:acc>
+                <m:accPr>
+                  <m:chr m:val="‾"/>
+                </m:accPr>
+                <m:e>
+                  <m:r>
+                    <m:t>x</m:t>
+                  </m:r>
+                </m:e>
+              </m:acc>
+              <m:r>
+                <m:rPr>
+                  <m:sty m:val="p"/>
+                </m:rPr>
+                <m:t>)</m:t>
+              </m:r>
+              <m:r>
+                <m:rPr>
+                  <m:sty m:val="p"/>
+                </m:rPr>
+                <m:t>(</m:t>
+              </m:r>
+              <m:sSub>
+                <m:e>
+                  <m:r>
+                    <m:t>y</m:t>
+                  </m:r>
+                </m:e>
+                <m:sub>
+                  <m:r>
+                    <m:t>i</m:t>
+                  </m:r>
+                </m:sub>
+              </m:sSub>
+              <m:r>
+                <m:rPr>
+                  <m:sty m:val="p"/>
+                </m:rPr>
+                <m:t>−</m:t>
+              </m:r>
+              <m:acc>
+                <m:accPr>
+                  <m:chr m:val="‾"/>
+                </m:accPr>
+                <m:e>
+                  <m:r>
+                    <m:t>y</m:t>
+                  </m:r>
+                </m:e>
+              </m:acc>
+              <m:r>
+                <m:rPr>
+                  <m:sty m:val="p"/>
+                </m:rPr>
+                <m:t>)</m:t>
+              </m:r>
+              <m:r>
+                <m:rPr>
+                  <m:sty m:val="p"/>
+                </m:rPr>
+                <m:t>,</m:t>
+              </m:r>
+            </m:e>
+            <m:e>
+              <m:r>
+                <m:t>​</m:t>
+              </m:r>
+              <m:d>
+                <m:dPr>
+                  <m:begChr m:val="∥"/>
+                  <m:sepChr m:val=""/>
+                  <m:endChr m:val="∥"/>
+                  <m:grow/>
+                </m:dPr>
+                <m:e>
+                  <m:acc>
+                    <m:accPr>
+                      <m:chr m:val="̃"/>
+                    </m:accPr>
+                    <m:e>
+                      <m:acc>
+                        <m:accPr>
+                          <m:chr m:val="̃"/>
+                        </m:accPr>
+                        <m:e>
+                          <m:r>
+                            <m:t>x</m:t>
+                          </m:r>
+                        </m:e>
+                      </m:acc>
+                    </m:e>
+                  </m:acc>
+                </m:e>
+              </m:d>
+              <m:r>
+                <m:t>​</m:t>
+              </m:r>
+              <m:r>
+                <m:t>&amp;</m:t>
+              </m:r>
+              <m:r>
+                <m:rPr>
+                  <m:sty m:val="p"/>
+                </m:rPr>
+                <m:t>=</m:t>
+              </m:r>
+              <m:rad>
+                <m:radPr>
+                  <m:degHide m:val="on"/>
+                </m:radPr>
+                <m:deg/>
+                <m:e>
+                  <m:nary>
+                    <m:naryPr>
+                      <m:chr m:val="∑"/>
+                      <m:limLoc m:val="undOvr"/>
+                      <m:subHide m:val="off"/>
+                      <m:supHide m:val="off"/>
+                    </m:naryPr>
+                    <m:sub>
+                      <m:r>
+                        <m:t>i</m:t>
+                      </m:r>
+                      <m:r>
+                        <m:rPr>
+                          <m:sty m:val="p"/>
+                        </m:rPr>
+                        <m:t>=</m:t>
+                      </m:r>
+                      <m:r>
+                        <m:t>1</m:t>
+                      </m:r>
+                    </m:sub>
+                    <m:sup>
+                      <m:r>
+                        <m:t>n</m:t>
+                      </m:r>
+                    </m:sup>
+                    <m:e>
+                      <m:r>
+                        <m:rPr>
+                          <m:sty m:val="p"/>
+                        </m:rPr>
+                        <m:t>(</m:t>
+                      </m:r>
+                    </m:e>
+                  </m:nary>
+                  <m:sSub>
+                    <m:e>
+                      <m:r>
+                        <m:t>x</m:t>
+                      </m:r>
+                    </m:e>
+                    <m:sub>
+                      <m:r>
+                        <m:t>i</m:t>
+                      </m:r>
+                    </m:sub>
+                  </m:sSub>
+                  <m:r>
+                    <m:rPr>
+                      <m:sty m:val="p"/>
+                    </m:rPr>
+                    <m:t>−</m:t>
+                  </m:r>
+                  <m:acc>
+                    <m:accPr>
+                      <m:chr m:val="‾"/>
+                    </m:accPr>
+                    <m:e>
+                      <m:r>
+                        <m:t>x</m:t>
+                      </m:r>
+                    </m:e>
+                  </m:acc>
+                  <m:sSup>
+                    <m:e>
+                      <m:r>
+                        <m:rPr>
+                          <m:sty m:val="p"/>
+                        </m:rPr>
+                        <m:t>)</m:t>
+                      </m:r>
+                    </m:e>
+                    <m:sup>
+                      <m:r>
+                        <m:t>2</m:t>
+                      </m:r>
+                    </m:sup>
+                  </m:sSup>
+                </m:e>
+              </m:rad>
+              <m:r>
+                <m:rPr>
+                  <m:sty m:val="p"/>
+                </m:rPr>
+                <m:t>,</m:t>
+              </m:r>
+            </m:e>
+            <m:e>
+              <m:r>
+                <m:t>​</m:t>
+              </m:r>
+              <m:d>
+                <m:dPr>
+                  <m:begChr m:val="∥"/>
+                  <m:sepChr m:val=""/>
+                  <m:endChr m:val="∥"/>
+                  <m:grow/>
+                </m:dPr>
+                <m:e>
+                  <m:acc>
+                    <m:accPr>
+                      <m:chr m:val="̃"/>
+                    </m:accPr>
+                    <m:e>
+                      <m:acc>
+                        <m:accPr>
+                          <m:chr m:val="̃"/>
+                        </m:accPr>
+                        <m:e>
+                          <m:r>
+                            <m:t>y</m:t>
+                          </m:r>
+                        </m:e>
+                      </m:acc>
+                    </m:e>
+                  </m:acc>
+                </m:e>
+              </m:d>
+              <m:r>
+                <m:t>​</m:t>
+              </m:r>
+              <m:r>
+                <m:t>&amp;</m:t>
+              </m:r>
+              <m:r>
+                <m:rPr>
+                  <m:sty m:val="p"/>
+                </m:rPr>
+                <m:t>=</m:t>
+              </m:r>
+              <m:rad>
+                <m:radPr>
+                  <m:degHide m:val="on"/>
+                </m:radPr>
+                <m:deg/>
+                <m:e>
+                  <m:nary>
+                    <m:naryPr>
+                      <m:chr m:val="∑"/>
+                      <m:limLoc m:val="undOvr"/>
+                      <m:subHide m:val="off"/>
+                      <m:supHide m:val="off"/>
+                    </m:naryPr>
+                    <m:sub>
+                      <m:r>
+                        <m:t>i</m:t>
+                      </m:r>
+                      <m:r>
+                        <m:rPr>
+                          <m:sty m:val="p"/>
+                        </m:rPr>
+                        <m:t>=</m:t>
+                      </m:r>
+                      <m:r>
+                        <m:t>1</m:t>
+                      </m:r>
+                    </m:sub>
+                    <m:sup>
+                      <m:r>
+                        <m:t>n</m:t>
+                      </m:r>
+                    </m:sup>
+                    <m:e>
+                      <m:r>
+                        <m:rPr>
+                          <m:sty m:val="p"/>
+                        </m:rPr>
+                        <m:t>(</m:t>
+                      </m:r>
+                    </m:e>
+                  </m:nary>
+                  <m:sSub>
+                    <m:e>
+                      <m:r>
+                        <m:t>y</m:t>
+                      </m:r>
+                    </m:e>
+                    <m:sub>
+                      <m:r>
+                        <m:t>i</m:t>
+                      </m:r>
+                    </m:sub>
+                  </m:sSub>
+                  <m:r>
+                    <m:rPr>
+                      <m:sty m:val="p"/>
+                    </m:rPr>
+                    <m:t>−</m:t>
+                  </m:r>
+                  <m:acc>
+                    <m:accPr>
+                      <m:chr m:val="‾"/>
+                    </m:accPr>
+                    <m:e>
+                      <m:r>
+                        <m:t>y</m:t>
+                      </m:r>
+                    </m:e>
+                  </m:acc>
+                  <m:sSup>
+                    <m:e>
+                      <m:r>
+                        <m:rPr>
+                          <m:sty m:val="p"/>
+                        </m:rPr>
+                        <m:t>)</m:t>
+                      </m:r>
+                    </m:e>
+                    <m:sup>
+                      <m:r>
+                        <m:t>2</m:t>
+                      </m:r>
+                    </m:sup>
+                  </m:sSup>
+                </m:e>
+              </m:rad>
+              <m:r>
+                <m:rPr>
+                  <m:sty m:val="p"/>
+                </m:rPr>
+                <m:t>,</m:t>
+              </m:r>
+            </m:e>
+          </m:eqArr>
+        </m:oMath>
+      </m:oMathPara>
+    </w:p>
+    <w:p>
+      <w:pPr>
+        <w:pStyle w:val="FirstParagraph"/>
+      </w:pPr>
+      <w:r>
+        <w:t xml:space="preserve">by the definitions of the dot product and the Euclidean norm.</w:t>
+      </w:r>
+      <w:r>
+        <w:t xml:space="preserve"> </w:t>
+      </w:r>
+      <w:r>
+        <w:t xml:space="preserve">Dividing the first by the product of the other two gives the formula for</w:t>
+      </w:r>
+      <w:r>
+        <w:t xml:space="preserve"> </w:t>
+      </w:r>
+      <m:oMath>
+        <m:r>
+          <m:t>r</m:t>
+        </m:r>
+      </m:oMath>
+      <w:r>
+        <w:t xml:space="preserve">.</w:t>
+      </w:r>
+    </w:p>
+    <w:bookmarkStart w:id="61" w:name="exm-pearson-cosine-centered"/>
+    <w:p>
+      <w:pPr>
+        <w:pStyle w:val="BodyText"/>
+      </w:pPr>
+      <w:r>
+        <w:rPr>
+          <w:b/>
+          <w:bCs/>
+        </w:rPr>
+        <w:t xml:space="preserve">Example 16 (Centering changes the cosine similarity)</w:t>
+      </w:r>
+      <w:r>
+        <w:t xml:space="preserve"> </w:t>
+      </w:r>
+      <w:r>
+        <w:t xml:space="preserve">Take</w:t>
+      </w:r>
+      <w:r>
+        <w:t xml:space="preserve"> </w:t>
+      </w:r>
+      <m:oMath>
+        <m:acc>
+          <m:accPr>
+            <m:chr m:val="̃"/>
+          </m:accPr>
+          <m:e>
+            <m:r>
+              <m:t>x</m:t>
+            </m:r>
+          </m:e>
+        </m:acc>
+        <m:r>
+          <m:rPr>
+            <m:sty m:val="p"/>
+          </m:rPr>
+          <m:t>=</m:t>
+        </m:r>
+        <m:r>
+          <m:rPr>
+            <m:sty m:val="p"/>
+          </m:rPr>
+          <m:t>(</m:t>
+        </m:r>
+        <m:r>
+          <m:t>1</m:t>
+        </m:r>
+        <m:r>
+          <m:rPr>
+            <m:sty m:val="p"/>
+          </m:rPr>
+          <m:t>,</m:t>
+        </m:r>
+        <m:r>
+          <m:t>2</m:t>
+        </m:r>
+        <m:r>
+          <m:rPr>
+            <m:sty m:val="p"/>
+          </m:rPr>
+          <m:t>,</m:t>
+        </m:r>
+        <m:r>
+          <m:t>3</m:t>
+        </m:r>
+        <m:r>
+          <m:rPr>
+            <m:sty m:val="p"/>
+          </m:rPr>
+          <m:t>)</m:t>
+        </m:r>
+      </m:oMath>
+      <w:r>
+        <w:t xml:space="preserve"> </w:t>
+      </w:r>
+      <w:r>
+        <w:t xml:space="preserve">and</w:t>
+      </w:r>
+      <w:r>
+        <w:t xml:space="preserve"> </w:t>
+      </w:r>
+      <m:oMath>
+        <m:acc>
+          <m:accPr>
+            <m:chr m:val="̃"/>
+          </m:accPr>
+          <m:e>
+            <m:r>
+              <m:t>y</m:t>
+            </m:r>
+          </m:e>
+        </m:acc>
+        <m:r>
+          <m:rPr>
+            <m:sty m:val="p"/>
+          </m:rPr>
+          <m:t>=</m:t>
+        </m:r>
+        <m:r>
+          <m:rPr>
+            <m:sty m:val="p"/>
+          </m:rPr>
+          <m:t>(</m:t>
+        </m:r>
+        <m:r>
+          <m:t>1</m:t>
+        </m:r>
+        <m:r>
+          <m:rPr>
+            <m:sty m:val="p"/>
+          </m:rPr>
+          <m:t>,</m:t>
+        </m:r>
+        <m:r>
+          <m:t>3</m:t>
+        </m:r>
+        <m:r>
+          <m:rPr>
+            <m:sty m:val="p"/>
+          </m:rPr>
+          <m:t>,</m:t>
+        </m:r>
+        <m:r>
+          <m:t>2</m:t>
+        </m:r>
+        <m:r>
+          <m:rPr>
+            <m:sty m:val="p"/>
+          </m:rPr>
+          <m:t>)</m:t>
+        </m:r>
+      </m:oMath>
+      <w:r>
+        <w:t xml:space="preserve">.</w:t>
+      </w:r>
+      <w:r>
+        <w:t xml:space="preserve"> </w:t>
+      </w:r>
+      <w:r>
+        <w:t xml:space="preserve">Their means are</w:t>
+      </w:r>
+      <w:r>
+        <w:t xml:space="preserve"> </w:t>
+      </w:r>
+      <m:oMath>
+        <m:acc>
+          <m:accPr>
+            <m:chr m:val="‾"/>
+          </m:accPr>
+          <m:e>
+            <m:r>
+              <m:t>x</m:t>
+            </m:r>
+          </m:e>
+        </m:acc>
+        <m:r>
+          <m:rPr>
+            <m:sty m:val="p"/>
+          </m:rPr>
+          <m:t>=</m:t>
+        </m:r>
+        <m:acc>
+          <m:accPr>
+            <m:chr m:val="‾"/>
+          </m:accPr>
+          <m:e>
+            <m:r>
+              <m:t>y</m:t>
+            </m:r>
+          </m:e>
+        </m:acc>
+        <m:r>
+          <m:rPr>
+            <m:sty m:val="p"/>
+          </m:rPr>
+          <m:t>=</m:t>
+        </m:r>
+        <m:r>
+          <m:t>2</m:t>
+        </m:r>
+      </m:oMath>
+      <w:r>
+        <w:t xml:space="preserve">, so</w:t>
+      </w:r>
+      <w:r>
+        <w:t xml:space="preserve"> </w:t>
+      </w:r>
+      <m:oMath>
+        <m:acc>
+          <m:accPr>
+            <m:chr m:val="̃"/>
+          </m:accPr>
+          <m:e>
+            <m:acc>
+              <m:accPr>
+                <m:chr m:val="̃"/>
+              </m:accPr>
+              <m:e>
+                <m:r>
+                  <m:t>x</m:t>
+                </m:r>
+              </m:e>
+            </m:acc>
+          </m:e>
+        </m:acc>
+        <m:r>
+          <m:rPr>
+            <m:sty m:val="p"/>
+          </m:rPr>
+          <m:t>=</m:t>
+        </m:r>
+        <m:r>
+          <m:rPr>
+            <m:sty m:val="p"/>
+          </m:rPr>
+          <m:t>(</m:t>
+        </m:r>
+        <m:r>
+          <m:rPr>
+            <m:sty m:val="p"/>
+          </m:rPr>
+          <m:t>−</m:t>
+        </m:r>
+        <m:r>
+          <m:t>1</m:t>
+        </m:r>
+        <m:r>
+          <m:rPr>
+            <m:sty m:val="p"/>
+          </m:rPr>
+          <m:t>,</m:t>
+        </m:r>
+        <m:r>
+          <m:t>0</m:t>
+        </m:r>
+        <m:r>
+          <m:rPr>
+            <m:sty m:val="p"/>
+          </m:rPr>
+          <m:t>,</m:t>
+        </m:r>
+        <m:r>
+          <m:t>1</m:t>
+        </m:r>
+        <m:r>
+          <m:rPr>
+            <m:sty m:val="p"/>
+          </m:rPr>
+          <m:t>)</m:t>
+        </m:r>
+      </m:oMath>
+      <w:r>
+        <w:t xml:space="preserve"> </w:t>
+      </w:r>
+      <w:r>
+        <w:t xml:space="preserve">and</w:t>
+      </w:r>
+      <w:r>
+        <w:t xml:space="preserve"> </w:t>
+      </w:r>
+      <m:oMath>
+        <m:acc>
+          <m:accPr>
+            <m:chr m:val="̃"/>
+          </m:accPr>
+          <m:e>
+            <m:acc>
+              <m:accPr>
+                <m:chr m:val="̃"/>
+              </m:accPr>
+              <m:e>
+                <m:r>
+                  <m:t>y</m:t>
+                </m:r>
+              </m:e>
+            </m:acc>
+          </m:e>
+        </m:acc>
+        <m:r>
+          <m:rPr>
+            <m:sty m:val="p"/>
+          </m:rPr>
+          <m:t>=</m:t>
+        </m:r>
+        <m:r>
+          <m:rPr>
+            <m:sty m:val="p"/>
+          </m:rPr>
+          <m:t>(</m:t>
+        </m:r>
+        <m:r>
+          <m:rPr>
+            <m:sty m:val="p"/>
+          </m:rPr>
+          <m:t>−</m:t>
+        </m:r>
+        <m:r>
+          <m:t>1</m:t>
+        </m:r>
+        <m:r>
+          <m:rPr>
+            <m:sty m:val="p"/>
+          </m:rPr>
+          <m:t>,</m:t>
+        </m:r>
+        <m:r>
+          <m:t>1</m:t>
+        </m:r>
+        <m:r>
+          <m:rPr>
+            <m:sty m:val="p"/>
+          </m:rPr>
+          <m:t>,</m:t>
+        </m:r>
+        <m:r>
+          <m:t>0</m:t>
+        </m:r>
+        <m:r>
+          <m:rPr>
+            <m:sty m:val="p"/>
+          </m:rPr>
+          <m:t>)</m:t>
+        </m:r>
+      </m:oMath>
+      <w:r>
+        <w:t xml:space="preserve">.</w:t>
+      </w:r>
+      <w:r>
+        <w:t xml:space="preserve"> </w:t>
+      </w:r>
+      <w:r>
+        <w:t xml:space="preserve">Then</w:t>
+      </w:r>
+    </w:p>
+    <w:p>
+      <w:pPr>
+        <w:pStyle w:val="BodyText"/>
+      </w:pPr>
+      <m:oMathPara>
+        <m:oMathParaPr>
+          <m:jc m:val="center"/>
+        </m:oMathParaPr>
+        <m:oMath>
+          <m:eqArr>
+            <m:e>
+              <m:acc>
+                <m:accPr>
+                  <m:chr m:val="̃"/>
+                </m:accPr>
+                <m:e>
+                  <m:acc>
+                    <m:accPr>
+                      <m:chr m:val="̃"/>
+                    </m:accPr>
+                    <m:e>
+                      <m:r>
+                        <m:t>x</m:t>
+                      </m:r>
+                    </m:e>
+                  </m:acc>
+                </m:e>
+              </m:acc>
+              <m:r>
+                <m:rPr>
+                  <m:sty m:val="p"/>
+                </m:rPr>
+                <m:t>⋅</m:t>
+              </m:r>
+              <m:acc>
+                <m:accPr>
+                  <m:chr m:val="̃"/>
+                </m:accPr>
+                <m:e>
+                  <m:acc>
+                    <m:accPr>
+                      <m:chr m:val="̃"/>
+                    </m:accPr>
+                    <m:e>
+                      <m:r>
+                        <m:t>y</m:t>
+                      </m:r>
+                    </m:e>
+                  </m:acc>
+                </m:e>
+              </m:acc>
+              <m:r>
+                <m:t>&amp;</m:t>
+              </m:r>
+              <m:r>
+                <m:rPr>
+                  <m:sty m:val="p"/>
+                </m:rPr>
+                <m:t>=</m:t>
+              </m:r>
+              <m:r>
+                <m:t>1</m:t>
+              </m:r>
+              <m:r>
+                <m:rPr>
+                  <m:sty m:val="p"/>
+                </m:rPr>
+                <m:t>+</m:t>
+              </m:r>
+              <m:r>
+                <m:t>0</m:t>
+              </m:r>
+              <m:r>
+                <m:rPr>
+                  <m:sty m:val="p"/>
+                </m:rPr>
+                <m:t>+</m:t>
+              </m:r>
+              <m:r>
+                <m:t>0</m:t>
+              </m:r>
+              <m:r>
+                <m:rPr>
+                  <m:sty m:val="p"/>
+                </m:rPr>
+                <m:t>=</m:t>
+              </m:r>
+              <m:r>
+                <m:t>1</m:t>
+              </m:r>
+              <m:r>
+                <m:rPr>
+                  <m:sty m:val="p"/>
+                </m:rPr>
+                <m:t>,</m:t>
+              </m:r>
+            </m:e>
+            <m:e>
+              <m:r>
+                <m:t>​</m:t>
+              </m:r>
+              <m:d>
+                <m:dPr>
+                  <m:begChr m:val="∥"/>
+                  <m:sepChr m:val=""/>
+                  <m:endChr m:val="∥"/>
+                  <m:grow/>
+                </m:dPr>
+                <m:e>
+                  <m:acc>
+                    <m:accPr>
+                      <m:chr m:val="̃"/>
+                    </m:accPr>
+                    <m:e>
+                      <m:acc>
+                        <m:accPr>
+                          <m:chr m:val="̃"/>
+                        </m:accPr>
+                        <m:e>
+                          <m:r>
+                            <m:t>x</m:t>
+                          </m:r>
+                        </m:e>
+                      </m:acc>
+                    </m:e>
+                  </m:acc>
+                </m:e>
+              </m:d>
+              <m:r>
+                <m:t>​</m:t>
+              </m:r>
+              <m:r>
+                <m:t>&amp;</m:t>
+              </m:r>
+              <m:r>
+                <m:rPr>
+                  <m:sty m:val="p"/>
+                </m:rPr>
+                <m:t>=</m:t>
+              </m:r>
+              <m:r>
+                <m:t>​</m:t>
+              </m:r>
+              <m:d>
+                <m:dPr>
+                  <m:begChr m:val="∥"/>
+                  <m:sepChr m:val=""/>
+                  <m:endChr m:val="∥"/>
+                  <m:grow/>
+                </m:dPr>
+                <m:e>
+                  <m:acc>
+                    <m:accPr>
+                      <m:chr m:val="̃"/>
+                    </m:accPr>
+                    <m:e>
+                      <m:acc>
+                        <m:accPr>
+                          <m:chr m:val="̃"/>
+                        </m:accPr>
+                        <m:e>
+                          <m:r>
+                            <m:t>y</m:t>
+                          </m:r>
+                        </m:e>
+                      </m:acc>
+                    </m:e>
+                  </m:acc>
+                </m:e>
+              </m:d>
+              <m:r>
+                <m:t>​</m:t>
+              </m:r>
+              <m:r>
+                <m:rPr>
+                  <m:sty m:val="p"/>
+                </m:rPr>
+                <m:t>=</m:t>
+              </m:r>
+              <m:rad>
+                <m:radPr>
+                  <m:degHide m:val="on"/>
+                </m:radPr>
+                <m:deg/>
+                <m:e>
+                  <m:r>
+                    <m:t>2</m:t>
+                  </m:r>
+                </m:e>
+              </m:rad>
+              <m:r>
+                <m:rPr>
+                  <m:sty m:val="p"/>
+                </m:rPr>
+                <m:t>,</m:t>
+              </m:r>
+            </m:e>
+          </m:eqArr>
+        </m:oMath>
+      </m:oMathPara>
+    </w:p>
+    <w:p>
+      <w:pPr>
+        <w:pStyle w:val="FirstParagraph"/>
+      </w:pPr>
+      <w:r>
+        <w:t xml:space="preserve">so</w:t>
+      </w:r>
+      <w:r>
+        <w:t xml:space="preserve"> </w:t>
+      </w:r>
+      <m:oMath>
+        <m:r>
+          <m:t>r</m:t>
+        </m:r>
+        <m:r>
+          <m:rPr>
+            <m:sty m:val="p"/>
+          </m:rPr>
+          <m:t>=</m:t>
+        </m:r>
+        <m:r>
+          <m:rPr>
+            <m:sty m:val="p"/>
+          </m:rPr>
+          <m:t>cossim</m:t>
+        </m:r>
+        <m:r>
+          <m:rPr>
+            <m:sty m:val="p"/>
+          </m:rPr>
+          <m:t>(</m:t>
+        </m:r>
+        <m:acc>
+          <m:accPr>
+            <m:chr m:val="̃"/>
+          </m:accPr>
+          <m:e>
+            <m:acc>
+              <m:accPr>
+                <m:chr m:val="̃"/>
+              </m:accPr>
+              <m:e>
+                <m:r>
+                  <m:t>x</m:t>
+                </m:r>
+              </m:e>
+            </m:acc>
+          </m:e>
+        </m:acc>
+        <m:r>
+          <m:rPr>
+            <m:sty m:val="p"/>
+          </m:rPr>
+          <m:t>,</m:t>
+        </m:r>
+        <m:acc>
+          <m:accPr>
+            <m:chr m:val="̃"/>
+          </m:accPr>
+          <m:e>
+            <m:acc>
+              <m:accPr>
+                <m:chr m:val="̃"/>
+              </m:accPr>
+              <m:e>
+                <m:r>
+                  <m:t>y</m:t>
+                </m:r>
+              </m:e>
+            </m:acc>
+          </m:e>
+        </m:acc>
+        <m:r>
+          <m:rPr>
+            <m:sty m:val="p"/>
+          </m:rPr>
+          <m:t>)</m:t>
+        </m:r>
+        <m:r>
+          <m:rPr>
+            <m:sty m:val="p"/>
+          </m:rPr>
+          <m:t>=</m:t>
+        </m:r>
+        <m:r>
+          <m:t>1</m:t>
+        </m:r>
+        <m:r>
+          <m:rPr>
+            <m:sty m:val="p"/>
+          </m:rPr>
+          <m:t>/</m:t>
+        </m:r>
+        <m:r>
+          <m:t>2</m:t>
+        </m:r>
+      </m:oMath>
+      <w:r>
+        <w:t xml:space="preserve">.</w:t>
+      </w:r>
+    </w:p>
+    <w:p>
+      <w:pPr>
+        <w:pStyle w:val="BodyText"/>
+      </w:pPr>
+      <w:r>
+        <w:t xml:space="preserve">Without centering,</w:t>
+      </w:r>
+      <w:r>
+        <w:t xml:space="preserve"> </w:t>
+      </w:r>
+      <m:oMath>
+        <m:acc>
+          <m:accPr>
+            <m:chr m:val="̃"/>
+          </m:accPr>
+          <m:e>
+            <m:r>
+              <m:t>x</m:t>
+            </m:r>
+          </m:e>
+        </m:acc>
+        <m:r>
+          <m:rPr>
+            <m:sty m:val="p"/>
+          </m:rPr>
+          <m:t>⋅</m:t>
+        </m:r>
+        <m:acc>
+          <m:accPr>
+            <m:chr m:val="̃"/>
+          </m:accPr>
+          <m:e>
+            <m:r>
+              <m:t>y</m:t>
+            </m:r>
+          </m:e>
+        </m:acc>
+        <m:r>
+          <m:rPr>
+            <m:sty m:val="p"/>
+          </m:rPr>
+          <m:t>=</m:t>
+        </m:r>
+        <m:r>
+          <m:t>1</m:t>
+        </m:r>
+        <m:r>
+          <m:rPr>
+            <m:sty m:val="p"/>
+          </m:rPr>
+          <m:t>+</m:t>
+        </m:r>
+        <m:r>
+          <m:t>6</m:t>
+        </m:r>
+        <m:r>
+          <m:rPr>
+            <m:sty m:val="p"/>
+          </m:rPr>
+          <m:t>+</m:t>
+        </m:r>
+        <m:r>
+          <m:t>6</m:t>
+        </m:r>
+        <m:r>
+          <m:rPr>
+            <m:sty m:val="p"/>
+          </m:rPr>
+          <m:t>=</m:t>
+        </m:r>
+        <m:r>
+          <m:t>13</m:t>
+        </m:r>
+      </m:oMath>
+      <w:r>
+        <w:t xml:space="preserve"> </w:t>
+      </w:r>
+      <w:r>
+        <w:t xml:space="preserve">and</w:t>
+      </w:r>
+      <w:r>
+        <w:t xml:space="preserve"> </w:t>
+      </w:r>
+      <m:oMath>
+        <m:r>
+          <m:t>​</m:t>
+        </m:r>
+        <m:d>
+          <m:dPr>
+            <m:begChr m:val="∥"/>
+            <m:sepChr m:val=""/>
+            <m:endChr m:val="∥"/>
+            <m:grow/>
+          </m:dPr>
+          <m:e>
+            <m:acc>
+              <m:accPr>
+                <m:chr m:val="̃"/>
+              </m:accPr>
+              <m:e>
+                <m:r>
+                  <m:t>x</m:t>
+                </m:r>
+              </m:e>
+            </m:acc>
+          </m:e>
+        </m:d>
+        <m:r>
+          <m:t>​</m:t>
+        </m:r>
+        <m:r>
+          <m:rPr>
+            <m:sty m:val="p"/>
+          </m:rPr>
+          <m:t>=</m:t>
+        </m:r>
+        <m:r>
+          <m:t>​</m:t>
+        </m:r>
+        <m:d>
+          <m:dPr>
+            <m:begChr m:val="∥"/>
+            <m:sepChr m:val=""/>
+            <m:endChr m:val="∥"/>
+            <m:grow/>
+          </m:dPr>
+          <m:e>
+            <m:acc>
+              <m:accPr>
+                <m:chr m:val="̃"/>
+              </m:accPr>
+              <m:e>
+                <m:r>
+                  <m:t>y</m:t>
+                </m:r>
+              </m:e>
+            </m:acc>
+          </m:e>
+        </m:d>
+        <m:r>
+          <m:t>​</m:t>
+        </m:r>
+        <m:r>
+          <m:rPr>
+            <m:sty m:val="p"/>
+          </m:rPr>
+          <m:t>=</m:t>
+        </m:r>
+        <m:rad>
+          <m:radPr>
+            <m:degHide m:val="on"/>
+          </m:radPr>
+          <m:deg/>
+          <m:e>
+            <m:r>
+              <m:t>14</m:t>
+            </m:r>
+          </m:e>
+        </m:rad>
+      </m:oMath>
+      <w:r>
+        <w:t xml:space="preserve">,</w:t>
+      </w:r>
+      <w:r>
+        <w:t xml:space="preserve"> </w:t>
+      </w:r>
+      <w:r>
+        <w:t xml:space="preserve">so</w:t>
+      </w:r>
+      <w:r>
+        <w:t xml:space="preserve"> </w:t>
+      </w:r>
+      <m:oMath>
+        <m:r>
+          <m:rPr>
+            <m:sty m:val="p"/>
+          </m:rPr>
+          <m:t>cossim</m:t>
+        </m:r>
+        <m:r>
+          <m:rPr>
+            <m:sty m:val="p"/>
+          </m:rPr>
+          <m:t>(</m:t>
+        </m:r>
+        <m:acc>
+          <m:accPr>
+            <m:chr m:val="̃"/>
+          </m:accPr>
+          <m:e>
+            <m:r>
+              <m:t>x</m:t>
+            </m:r>
+          </m:e>
+        </m:acc>
+        <m:r>
+          <m:rPr>
+            <m:sty m:val="p"/>
+          </m:rPr>
+          <m:t>,</m:t>
+        </m:r>
+        <m:acc>
+          <m:accPr>
+            <m:chr m:val="̃"/>
+          </m:accPr>
+          <m:e>
+            <m:r>
+              <m:t>y</m:t>
+            </m:r>
+          </m:e>
+        </m:acc>
+        <m:r>
+          <m:rPr>
+            <m:sty m:val="p"/>
+          </m:rPr>
+          <m:t>)</m:t>
+        </m:r>
+        <m:r>
+          <m:rPr>
+            <m:sty m:val="p"/>
+          </m:rPr>
+          <m:t>=</m:t>
+        </m:r>
+        <m:r>
+          <m:t>13</m:t>
+        </m:r>
+        <m:r>
+          <m:rPr>
+            <m:sty m:val="p"/>
+          </m:rPr>
+          <m:t>/</m:t>
+        </m:r>
+        <m:r>
+          <m:t>14</m:t>
+        </m:r>
+      </m:oMath>
+      <w:r>
+        <w:t xml:space="preserve">.</w:t>
+      </w:r>
+      <w:r>
+        <w:t xml:space="preserve"> </w:t>
+      </w:r>
+      <w:r>
+        <w:t xml:space="preserve">The uncentered value is close to</w:t>
+      </w:r>
+      <w:r>
+        <w:t xml:space="preserve"> </w:t>
+      </w:r>
+      <m:oMath>
+        <m:r>
+          <m:t>1</m:t>
+        </m:r>
+      </m:oMath>
+      <w:r>
+        <w:t xml:space="preserve"> </w:t>
+      </w:r>
+      <w:r>
+        <w:t xml:space="preserve">mostly because both vectors have positive entries and the same mean, not because they move together.</w:t>
+      </w:r>
+    </w:p>
+    <w:bookmarkEnd w:id="61"/>
+    <w:bookmarkEnd w:id="62"/>
+    <w:bookmarkStart w:id="94" w:name="sec-gram-schmidt"/>
     <w:p>
       <w:pPr>
         <w:pStyle w:val="Heading2"/>
@@ -37130,12 +39636,12 @@
                 <wp:inline>
                   <wp:extent cx="152400" cy="152400"/>
                   <wp:effectExtent b="0" l="0" r="0" t="0"/>
-                  <wp:docPr descr="" title="" id="59" name="Picture"/>
+                  <wp:docPr descr="" title="" id="63" name="Picture"/>
                   <a:graphic>
                     <a:graphicData uri="http://schemas.openxmlformats.org/drawingml/2006/picture">
                       <pic:pic>
                         <pic:nvPicPr>
-                          <pic:cNvPr descr="/opt/quarto/share/formats/docx/note.png" id="60" name="Picture"/>
+                          <pic:cNvPr descr="/opt/quarto/share/formats/docx/note.png" id="64" name="Picture"/>
                           <pic:cNvPicPr>
                             <a:picLocks noChangeArrowheads="1" noChangeAspect="1"/>
                           </pic:cNvPicPr>
@@ -37266,7 +39772,7 @@
         </w:tc>
       </w:tr>
     </w:tbl>
-    <w:bookmarkStart w:id="61" w:name="thm-dot-linear-sum"/>
+    <w:bookmarkStart w:id="65" w:name="thm-dot-linear-sum"/>
     <w:p>
       <w:pPr>
         <w:pStyle w:val="BodyText"/>
@@ -37276,7 +39782,7 @@
           <w:b/>
           <w:bCs/>
         </w:rPr>
-        <w:t xml:space="preserve">Theorem 6 (The dot product of a vector with a linear combination)</w:t>
+        <w:t xml:space="preserve">Theorem 7 (The dot product of a vector with a linear combination)</w:t>
       </w:r>
       <w:r>
         <w:t xml:space="preserve"> </w:t>
@@ -37667,7 +40173,7 @@
         </m:oMath>
       </m:oMathPara>
     </w:p>
-    <w:bookmarkEnd w:id="61"/>
+    <w:bookmarkEnd w:id="65"/>
     <w:p>
       <w:pPr>
         <w:pStyle w:val="FirstParagraph"/>
@@ -38665,7 +41171,7 @@
         </m:oMath>
       </m:oMathPara>
     </w:p>
-    <w:bookmarkStart w:id="62" w:name="exm-dot-linear-sum"/>
+    <w:bookmarkStart w:id="66" w:name="exm-dot-linear-sum"/>
     <w:p>
       <w:pPr>
         <w:pStyle w:val="FirstParagraph"/>
@@ -38675,7 +41181,7 @@
           <w:b/>
           <w:bCs/>
         </w:rPr>
-        <w:t xml:space="preserve">Example 16 (Dotting with a combination of three vectors)</w:t>
+        <w:t xml:space="preserve">Example 17 (Dotting with a combination of three vectors)</w:t>
       </w:r>
       <w:r>
         <w:t xml:space="preserve"> </w:t>
@@ -39062,7 +41568,7 @@
           <w:rPr>
             <w:rStyle w:val="Hyperlink"/>
           </w:rPr>
-          <w:t xml:space="preserve">Theorem 6</w:t>
+          <w:t xml:space="preserve">Theorem 7</w:t>
         </w:r>
       </w:hyperlink>
       <w:r>
@@ -39134,8 +41640,8 @@
         <w:t xml:space="preserve">, the same number.</w:t>
       </w:r>
     </w:p>
-    <w:bookmarkEnd w:id="62"/>
-    <w:bookmarkStart w:id="64" w:name="thm-orthonormal-independent"/>
+    <w:bookmarkEnd w:id="66"/>
+    <w:bookmarkStart w:id="68" w:name="thm-orthonormal-independent"/>
     <w:p>
       <w:pPr>
         <w:pStyle w:val="BodyText"/>
@@ -39145,7 +41651,7 @@
           <w:b/>
           <w:bCs/>
         </w:rPr>
-        <w:t xml:space="preserve">Theorem 7 (Orthonormal vectors are linearly independent)</w:t>
+        <w:t xml:space="preserve">Theorem 8 (Orthonormal vectors are linearly independent)</w:t>
       </w:r>
       <w:r>
         <w:t xml:space="preserve"> </w:t>
@@ -39220,7 +41726,7 @@
       <w:r>
         <w:t xml:space="preserve">are orthonormal (</w:t>
       </w:r>
-      <w:hyperlink r:id="rId63">
+      <w:hyperlink r:id="rId67">
         <w:r>
           <w:rPr>
             <w:rStyle w:val="Hyperlink"/>
@@ -39249,7 +41755,7 @@
         <w:t xml:space="preserve">).</w:t>
       </w:r>
     </w:p>
-    <w:bookmarkEnd w:id="64"/>
+    <w:bookmarkEnd w:id="68"/>
     <w:p>
       <w:pPr>
         <w:pStyle w:val="BodyText"/>
@@ -39732,7 +42238,7 @@
                   <m:nor/>
                   <m:sty m:val="p"/>
                 </m:rPr>
-                <m:t>Theorem 6</m:t>
+                <m:t>Theorem 7</m:t>
               </m:r>
               <m:r>
                 <m:rPr>
@@ -39915,7 +42421,7 @@
         <w:t xml:space="preserve">.</w:t>
       </w:r>
     </w:p>
-    <w:bookmarkStart w:id="65" w:name="exm-orthonormal-independent"/>
+    <w:bookmarkStart w:id="69" w:name="exm-orthonormal-independent"/>
     <w:p>
       <w:pPr>
         <w:pStyle w:val="BodyText"/>
@@ -39925,7 +42431,7 @@
           <w:b/>
           <w:bCs/>
         </w:rPr>
-        <w:t xml:space="preserve">Example 17 (Three orthonormal vectors in</w:t>
+        <w:t xml:space="preserve">Example 18 (Three orthonormal vectors in</w:t>
       </w:r>
       <w:r>
         <w:rPr>
@@ -40740,7 +43246,7 @@
           <w:rPr>
             <w:rStyle w:val="Hyperlink"/>
           </w:rPr>
-          <w:t xml:space="preserve">Theorem 7</w:t>
+          <w:t xml:space="preserve">Theorem 8</w:t>
         </w:r>
       </w:hyperlink>
       <w:r>
@@ -41292,8 +43798,8 @@
         <w:t xml:space="preserve">.</w:t>
       </w:r>
     </w:p>
-    <w:bookmarkEnd w:id="65"/>
-    <w:bookmarkStart w:id="67" w:name="def-orthonormal-basis"/>
+    <w:bookmarkEnd w:id="69"/>
+    <w:bookmarkStart w:id="71" w:name="def-orthonormal-basis"/>
     <w:p>
       <w:pPr>
         <w:pStyle w:val="BodyText"/>
@@ -41390,7 +43896,7 @@
       <w:r>
         <w:t xml:space="preserve">(</w:t>
       </w:r>
-      <w:hyperlink r:id="rId66">
+      <w:hyperlink r:id="rId70">
         <w:r>
           <w:rPr>
             <w:rStyle w:val="Hyperlink"/>
@@ -41407,7 +43913,7 @@
       <w:r>
         <w:t xml:space="preserve">whose vectors are orthonormal (</w:t>
       </w:r>
-      <w:hyperlink r:id="rId63">
+      <w:hyperlink r:id="rId67">
         <w:r>
           <w:rPr>
             <w:rStyle w:val="Hyperlink"/>
@@ -41419,8 +43925,8 @@
         <w:t xml:space="preserve">).</w:t>
       </w:r>
     </w:p>
-    <w:bookmarkEnd w:id="67"/>
-    <w:bookmarkStart w:id="71" w:name="exm-orthonormal-basis"/>
+    <w:bookmarkEnd w:id="71"/>
+    <w:bookmarkStart w:id="75" w:name="exm-orthonormal-basis"/>
     <w:p>
       <w:pPr>
         <w:pStyle w:val="BodyText"/>
@@ -41430,7 +43936,7 @@
           <w:b/>
           <w:bCs/>
         </w:rPr>
-        <w:t xml:space="preserve">Example 18 (Orthonormal bases of</w:t>
+        <w:t xml:space="preserve">Example 19 (Orthonormal bases of</w:t>
       </w:r>
       <w:r>
         <w:rPr>
@@ -41601,7 +44107,7 @@
       <w:r>
         <w:t xml:space="preserve">(</w:t>
       </w:r>
-      <w:hyperlink r:id="rId68">
+      <w:hyperlink r:id="rId72">
         <w:r>
           <w:rPr>
             <w:rStyle w:val="Hyperlink"/>
@@ -41712,7 +44218,7 @@
           <w:rPr>
             <w:rStyle w:val="Hyperlink"/>
           </w:rPr>
-          <w:t xml:space="preserve">Example 17</w:t>
+          <w:t xml:space="preserve">Example 18</w:t>
         </w:r>
       </w:hyperlink>
       <w:r>
@@ -41727,7 +44233,7 @@
       <w:r>
         <w:t xml:space="preserve">so they are a basis of their span (</w:t>
       </w:r>
-      <w:hyperlink r:id="rId66">
+      <w:hyperlink r:id="rId70">
         <w:r>
           <w:rPr>
             <w:rStyle w:val="Hyperlink"/>
@@ -41758,7 +44264,7 @@
       <w:r>
         <w:t xml:space="preserve">(</w:t>
       </w:r>
-      <w:hyperlink r:id="rId69">
+      <w:hyperlink r:id="rId73">
         <w:r>
           <w:rPr>
             <w:rStyle w:val="Hyperlink"/>
@@ -41802,7 +44308,7 @@
       <w:r>
         <w:t xml:space="preserve">(</w:t>
       </w:r>
-      <w:hyperlink r:id="rId70">
+      <w:hyperlink r:id="rId74">
         <w:r>
           <w:rPr>
             <w:rStyle w:val="Hyperlink"/>
@@ -41816,7 +44322,7 @@
       <w:r>
         <w:t xml:space="preserve"> </w:t>
       </w:r>
-      <w:hyperlink r:id="rId68">
+      <w:hyperlink r:id="rId72">
         <w:r>
           <w:rPr>
             <w:rStyle w:val="Hyperlink"/>
@@ -41861,8 +44367,8 @@
         <w:t xml:space="preserve">too.</w:t>
       </w:r>
     </w:p>
-    <w:bookmarkEnd w:id="71"/>
-    <w:bookmarkStart w:id="74" w:name="exm-not-orthonormal-basis"/>
+    <w:bookmarkEnd w:id="75"/>
+    <w:bookmarkStart w:id="78" w:name="exm-not-orthonormal-basis"/>
     <w:p>
       <w:pPr>
         <w:pStyle w:val="FirstParagraph"/>
@@ -41872,7 +44378,7 @@
           <w:b/>
           <w:bCs/>
         </w:rPr>
-        <w:t xml:space="preserve">Example 19 (Bases that are not orthonormal, and orthonormal lists that are not bases)</w:t>
+        <w:t xml:space="preserve">Example 20 (Bases that are not orthonormal, and orthonormal lists that are not bases)</w:t>
       </w:r>
       <w:r>
         <w:t xml:space="preserve"> </w:t>
@@ -41978,7 +44484,7 @@
       <w:r>
         <w:t xml:space="preserve">(</w:t>
       </w:r>
-      <w:hyperlink r:id="rId72">
+      <w:hyperlink r:id="rId76">
         <w:r>
           <w:rPr>
             <w:rStyle w:val="Hyperlink"/>
@@ -42208,7 +44714,7 @@
       <w:r>
         <w:t xml:space="preserve">(</w:t>
       </w:r>
-      <w:hyperlink r:id="rId73">
+      <w:hyperlink r:id="rId77">
         <w:r>
           <w:rPr>
             <w:rStyle w:val="Hyperlink"/>
@@ -42267,8 +44773,8 @@
         <w:t xml:space="preserve">.</w:t>
       </w:r>
     </w:p>
-    <w:bookmarkEnd w:id="74"/>
-    <w:bookmarkStart w:id="75" w:name="thm-orthonormal-expansion"/>
+    <w:bookmarkEnd w:id="78"/>
+    <w:bookmarkStart w:id="79" w:name="thm-orthonormal-expansion"/>
     <w:p>
       <w:pPr>
         <w:pStyle w:val="FirstParagraph"/>
@@ -42278,7 +44784,7 @@
           <w:b/>
           <w:bCs/>
         </w:rPr>
-        <w:t xml:space="preserve">Theorem 8 (Coordinates in an orthonormal basis are dot products)</w:t>
+        <w:t xml:space="preserve">Theorem 9 (Coordinates in an orthonormal basis are dot products)</w:t>
       </w:r>
       <w:r>
         <w:t xml:space="preserve"> </w:t>
@@ -42549,7 +45055,7 @@
         </m:oMath>
       </m:oMathPara>
     </w:p>
-    <w:bookmarkEnd w:id="75"/>
+    <w:bookmarkEnd w:id="79"/>
     <w:p>
       <w:pPr>
         <w:pStyle w:val="FirstParagraph"/>
@@ -43011,7 +45517,7 @@
                   <m:nor/>
                   <m:sty m:val="p"/>
                 </m:rPr>
-                <m:t>Theorem 6</m:t>
+                <m:t>Theorem 7</m:t>
               </m:r>
               <m:r>
                 <m:rPr>
@@ -43155,7 +45661,7 @@
         <w:t xml:space="preserve">.</w:t>
       </w:r>
     </w:p>
-    <w:bookmarkStart w:id="76" w:name="exm-orthonormal-expansion"/>
+    <w:bookmarkStart w:id="80" w:name="exm-orthonormal-expansion"/>
     <w:p>
       <w:pPr>
         <w:pStyle w:val="BodyText"/>
@@ -43165,7 +45671,7 @@
           <w:b/>
           <w:bCs/>
         </w:rPr>
-        <w:t xml:space="preserve">Example 20 (Expanding a vector in an orthonormal basis)</w:t>
+        <w:t xml:space="preserve">Example 21 (Expanding a vector in an orthonormal basis)</w:t>
       </w:r>
       <w:r>
         <w:t xml:space="preserve"> </w:t>
@@ -43288,7 +45794,7 @@
           <w:rPr>
             <w:rStyle w:val="Hyperlink"/>
           </w:rPr>
-          <w:t xml:space="preserve">Example 18</w:t>
+          <w:t xml:space="preserve">Example 19</w:t>
         </w:r>
       </w:hyperlink>
       <w:r>
@@ -44385,7 +46891,7 @@
           <w:rPr>
             <w:rStyle w:val="Hyperlink"/>
           </w:rPr>
-          <w:t xml:space="preserve">Theorem 8</w:t>
+          <w:t xml:space="preserve">Theorem 9</w:t>
         </w:r>
       </w:hyperlink>
       <w:r>
@@ -44395,8 +46901,8 @@
         <w:t xml:space="preserve">says.</w:t>
       </w:r>
     </w:p>
-    <w:bookmarkEnd w:id="76"/>
-    <w:bookmarkStart w:id="77" w:name="def-gram-schmidt"/>
+    <w:bookmarkEnd w:id="80"/>
+    <w:bookmarkStart w:id="81" w:name="def-gram-schmidt"/>
     <w:p>
       <w:pPr>
         <w:pStyle w:val="BodyText"/>
@@ -45171,8 +47677,8 @@
         <w:t xml:space="preserve">of them if it never stops.</w:t>
       </w:r>
     </w:p>
-    <w:bookmarkEnd w:id="77"/>
-    <w:bookmarkStart w:id="78" w:name="exm-gram-schmidt"/>
+    <w:bookmarkEnd w:id="81"/>
+    <w:bookmarkStart w:id="82" w:name="exm-gram-schmidt"/>
     <w:p>
       <w:pPr>
         <w:pStyle w:val="BodyText"/>
@@ -45182,7 +47688,7 @@
           <w:b/>
           <w:bCs/>
         </w:rPr>
-        <w:t xml:space="preserve">Example 21 (Two steps of Gram-Schmidt in</w:t>
+        <w:t xml:space="preserve">Example 22 (Two steps of Gram-Schmidt in</w:t>
       </w:r>
       <w:r>
         <w:rPr>
@@ -46651,8 +49157,8 @@
         </m:oMath>
       </m:oMathPara>
     </w:p>
-    <w:bookmarkEnd w:id="78"/>
-    <w:bookmarkStart w:id="79" w:name="exm-gram-schmidt-stops"/>
+    <w:bookmarkEnd w:id="82"/>
+    <w:bookmarkStart w:id="83" w:name="exm-gram-schmidt-stops"/>
     <w:p>
       <w:pPr>
         <w:pStyle w:val="FirstParagraph"/>
@@ -46662,7 +49168,7 @@
           <w:b/>
           <w:bCs/>
         </w:rPr>
-        <w:t xml:space="preserve">Example 22 (Gram-Schmidt stops on dependent vectors)</w:t>
+        <w:t xml:space="preserve">Example 23 (Gram-Schmidt stops on dependent vectors)</w:t>
       </w:r>
       <w:r>
         <w:t xml:space="preserve"> </w:t>
@@ -47373,8 +49879,8 @@
         <w:t xml:space="preserve">.</w:t>
       </w:r>
     </w:p>
-    <w:bookmarkEnd w:id="79"/>
-    <w:bookmarkStart w:id="80" w:name="thm-gram-schmidt"/>
+    <w:bookmarkEnd w:id="83"/>
+    <w:bookmarkStart w:id="84" w:name="thm-gram-schmidt"/>
     <w:p>
       <w:pPr>
         <w:pStyle w:val="BodyText"/>
@@ -47384,7 +49890,7 @@
           <w:b/>
           <w:bCs/>
         </w:rPr>
-        <w:t xml:space="preserve">Theorem 9 (What Gram-Schmidt produces)</w:t>
+        <w:t xml:space="preserve">Theorem 10 (What Gram-Schmidt produces)</w:t>
       </w:r>
       <w:r>
         <w:t xml:space="preserve"> </w:t>
@@ -48295,7 +50801,7 @@
         <w:t xml:space="preserve">).</w:t>
       </w:r>
     </w:p>
-    <w:bookmarkEnd w:id="80"/>
+    <w:bookmarkEnd w:id="84"/>
     <w:p>
       <w:pPr>
         <w:pStyle w:val="FirstParagraph"/>
@@ -48324,7 +50830,7 @@
         </w:rPr>
         <w:t xml:space="preserve"> </w:t>
       </w:r>
-      <w:hyperlink r:id="rId81">
+      <w:hyperlink r:id="rId85">
         <w:r>
           <w:rPr>
             <w:rStyle w:val="Hyperlink"/>
@@ -48445,7 +50951,7 @@
       <w:r>
         <w:t xml:space="preserve">(</w:t>
       </w:r>
-      <w:hyperlink r:id="rId82">
+      <w:hyperlink r:id="rId86">
         <w:r>
           <w:rPr>
             <w:rStyle w:val="Hyperlink"/>
@@ -48824,7 +51330,7 @@
           <w:rPr>
             <w:rStyle w:val="Hyperlink"/>
           </w:rPr>
-          <w:t xml:space="preserve">Theorem 7</w:t>
+          <w:t xml:space="preserve">Theorem 8</w:t>
         </w:r>
       </w:hyperlink>
       <w:r>
@@ -49525,7 +52031,7 @@
                   <m:nor/>
                   <m:sty m:val="p"/>
                 </m:rPr>
-                <m:t>Theorem 6</m:t>
+                <m:t>Theorem 7</m:t>
               </m:r>
               <m:r>
                 <m:rPr>
@@ -50444,7 +52950,7 @@
           <w:rPr>
             <w:rStyle w:val="Hyperlink"/>
           </w:rPr>
-          <w:t xml:space="preserve">Theorem 8</w:t>
+          <w:t xml:space="preserve">Theorem 9</w:t>
         </w:r>
       </w:hyperlink>
       <w:r>
@@ -52498,7 +55004,7 @@
       <w:r>
         <w:t xml:space="preserve">A span is a subspace (</w:t>
       </w:r>
-      <w:hyperlink r:id="rId83">
+      <w:hyperlink r:id="rId87">
         <w:r>
           <w:rPr>
             <w:rStyle w:val="Hyperlink"/>
@@ -52739,7 +55245,7 @@
       <w:r>
         <w:t xml:space="preserve"> </w:t>
       </w:r>
-      <w:hyperlink r:id="rId84">
+      <w:hyperlink r:id="rId88">
         <w:r>
           <w:rPr>
             <w:rStyle w:val="Hyperlink"/>
@@ -53155,7 +55661,7 @@
           <w:rPr>
             <w:rStyle w:val="Hyperlink"/>
           </w:rPr>
-          <w:t xml:space="preserve">Theorem 7</w:t>
+          <w:t xml:space="preserve">Theorem 8</w:t>
         </w:r>
       </w:hyperlink>
       <w:r>
@@ -53263,7 +55769,7 @@
         <w:t xml:space="preserve">so they are an orthonormal basis of it.</w:t>
       </w:r>
     </w:p>
-    <w:bookmarkStart w:id="85" w:name="exm-thm-gram-schmidt"/>
+    <w:bookmarkStart w:id="89" w:name="exm-thm-gram-schmidt"/>
     <w:p>
       <w:pPr>
         <w:pStyle w:val="BodyText"/>
@@ -53273,7 +55779,7 @@
           <w:b/>
           <w:bCs/>
         </w:rPr>
-        <w:t xml:space="preserve">Example 23 (Finishing an orthonormal basis of</w:t>
+        <w:t xml:space="preserve">Example 24 (Finishing an orthonormal basis of</w:t>
       </w:r>
       <w:r>
         <w:rPr>
@@ -53321,7 +55827,7 @@
           <w:rPr>
             <w:rStyle w:val="Hyperlink"/>
           </w:rPr>
-          <w:t xml:space="preserve">Example 21</w:t>
+          <w:t xml:space="preserve">Example 22</w:t>
         </w:r>
       </w:hyperlink>
       <w:r>
@@ -54615,7 +57121,7 @@
           <w:rPr>
             <w:rStyle w:val="Hyperlink"/>
           </w:rPr>
-          <w:t xml:space="preserve">Theorem 9</w:t>
+          <w:t xml:space="preserve">Theorem 10</w:t>
         </w:r>
       </w:hyperlink>
       <w:r>
@@ -54804,7 +57310,7 @@
       <w:r>
         <w:t xml:space="preserve">(</w:t>
       </w:r>
-      <w:hyperlink r:id="rId69">
+      <w:hyperlink r:id="rId73">
         <w:r>
           <w:rPr>
             <w:rStyle w:val="Hyperlink"/>
@@ -54848,7 +57354,7 @@
       <w:r>
         <w:t xml:space="preserve">(</w:t>
       </w:r>
-      <w:hyperlink r:id="rId70">
+      <w:hyperlink r:id="rId74">
         <w:r>
           <w:rPr>
             <w:rStyle w:val="Hyperlink"/>
@@ -54862,7 +57368,7 @@
       <w:r>
         <w:t xml:space="preserve"> </w:t>
       </w:r>
-      <w:hyperlink r:id="rId68">
+      <w:hyperlink r:id="rId72">
         <w:r>
           <w:rPr>
             <w:rStyle w:val="Hyperlink"/>
@@ -55190,8 +57696,8 @@
         </m:oMath>
       </m:oMathPara>
     </w:p>
-    <w:bookmarkEnd w:id="85"/>
-    <w:bookmarkStart w:id="86" w:name="cor-orthonormal-basis-exists"/>
+    <w:bookmarkEnd w:id="89"/>
+    <w:bookmarkStart w:id="90" w:name="cor-orthonormal-basis-exists"/>
     <w:p>
       <w:pPr>
         <w:pStyle w:val="FirstParagraph"/>
@@ -55201,7 +57707,7 @@
           <w:b/>
           <w:bCs/>
         </w:rPr>
-        <w:t xml:space="preserve">Corollary 1 (Every subspace has an orthonormal basis)</w:t>
+        <w:t xml:space="preserve">Corollary 2 (Every subspace has an orthonormal basis)</w:t>
       </w:r>
       <w:r>
         <w:t xml:space="preserve"> </w:t>
@@ -55329,7 +57835,7 @@
         <w:t xml:space="preserve">has an orthonormal basis.</w:t>
       </w:r>
     </w:p>
-    <w:bookmarkEnd w:id="86"/>
+    <w:bookmarkEnd w:id="90"/>
     <w:p>
       <w:pPr>
         <w:pStyle w:val="BodyText"/>
@@ -55438,7 +57944,7 @@
           <w:rPr>
             <w:rStyle w:val="Hyperlink"/>
           </w:rPr>
-          <w:t xml:space="preserve">Theorem 7</w:t>
+          <w:t xml:space="preserve">Theorem 8</w:t>
         </w:r>
       </w:hyperlink>
       <w:r>
@@ -55606,7 +58112,7 @@
       <w:r>
         <w:t xml:space="preserve">(</w:t>
       </w:r>
-      <w:hyperlink r:id="rId87">
+      <w:hyperlink r:id="rId91">
         <w:r>
           <w:rPr>
             <w:rStyle w:val="Hyperlink"/>
@@ -55658,7 +58164,7 @@
           <w:rPr>
             <w:rStyle w:val="Hyperlink"/>
           </w:rPr>
-          <w:t xml:space="preserve">Theorem 9</w:t>
+          <w:t xml:space="preserve">Theorem 10</w:t>
         </w:r>
       </w:hyperlink>
       <w:r>
@@ -55762,7 +58268,7 @@
       <w:r>
         <w:t xml:space="preserve"> </w:t>
       </w:r>
-      <w:hyperlink r:id="rId81">
+      <w:hyperlink r:id="rId85">
         <w:r>
           <w:rPr>
             <w:rStyle w:val="Hyperlink"/>
@@ -56491,7 +58997,7 @@
         <w:t xml:space="preserve">So the orthonormal basis contains the starting list.</w:t>
       </w:r>
     </w:p>
-    <w:bookmarkStart w:id="89" w:name="exm-orthonormal-basis-exists"/>
+    <w:bookmarkStart w:id="93" w:name="exm-orthonormal-basis-exists"/>
     <w:p>
       <w:pPr>
         <w:pStyle w:val="BodyText"/>
@@ -56501,7 +59007,7 @@
           <w:b/>
           <w:bCs/>
         </w:rPr>
-        <w:t xml:space="preserve">Example 24 (Extending one unit vector to an orthonormal basis of</w:t>
+        <w:t xml:space="preserve">Example 25 (Extending one unit vector to an orthonormal basis of</w:t>
       </w:r>
       <w:r>
         <w:rPr>
@@ -56669,7 +59175,7 @@
       <w:r>
         <w:t xml:space="preserve"> </w:t>
       </w:r>
-      <w:hyperlink r:id="rId88">
+      <w:hyperlink r:id="rId92">
         <w:r>
           <w:rPr>
             <w:rStyle w:val="Hyperlink"/>
@@ -57200,7 +59706,7 @@
       <w:r>
         <w:t xml:space="preserve">are linearly independent (</w:t>
       </w:r>
-      <w:hyperlink r:id="rId84">
+      <w:hyperlink r:id="rId88">
         <w:r>
           <w:rPr>
             <w:rStyle w:val="Hyperlink"/>
@@ -57264,7 +59770,7 @@
       <w:r>
         <w:t xml:space="preserve">(</w:t>
       </w:r>
-      <w:hyperlink r:id="rId69">
+      <w:hyperlink r:id="rId73">
         <w:r>
           <w:rPr>
             <w:rStyle w:val="Hyperlink"/>
@@ -57308,7 +59814,7 @@
       <w:r>
         <w:t xml:space="preserve">(</w:t>
       </w:r>
-      <w:hyperlink r:id="rId70">
+      <w:hyperlink r:id="rId74">
         <w:r>
           <w:rPr>
             <w:rStyle w:val="Hyperlink"/>
@@ -57322,7 +59828,7 @@
       <w:r>
         <w:t xml:space="preserve"> </w:t>
       </w:r>
-      <w:hyperlink r:id="rId68">
+      <w:hyperlink r:id="rId72">
         <w:r>
           <w:rPr>
             <w:rStyle w:val="Hyperlink"/>
@@ -58238,16 +60744,16 @@
           <w:rPr>
             <w:rStyle w:val="Hyperlink"/>
           </w:rPr>
-          <w:t xml:space="preserve">Example 18</w:t>
+          <w:t xml:space="preserve">Example 19</w:t>
         </w:r>
       </w:hyperlink>
       <w:r>
         <w:t xml:space="preserve">, in a different order.</w:t>
       </w:r>
     </w:p>
-    <w:bookmarkEnd w:id="89"/>
-    <w:bookmarkEnd w:id="90"/>
-    <w:bookmarkStart w:id="106" w:name="outer-product"/>
+    <w:bookmarkEnd w:id="93"/>
+    <w:bookmarkEnd w:id="94"/>
+    <w:bookmarkStart w:id="110" w:name="outer-product"/>
     <w:p>
       <w:pPr>
         <w:pStyle w:val="Heading2"/>
@@ -58256,7 +60762,7 @@
         <w:t xml:space="preserve">4 Outer product</w:t>
       </w:r>
     </w:p>
-    <w:bookmarkStart w:id="92" w:name="def-outer-product"/>
+    <w:bookmarkStart w:id="96" w:name="def-outer-product"/>
     <w:p>
       <w:pPr>
         <w:pStyle w:val="FirstParagraph"/>
@@ -58383,7 +60889,7 @@
       <w:r>
         <w:t xml:space="preserve">matrix product (</w:t>
       </w:r>
-      <w:hyperlink r:id="rId91">
+      <w:hyperlink r:id="rId95">
         <w:r>
           <w:rPr>
             <w:rStyle w:val="Hyperlink"/>
@@ -58673,8 +61179,8 @@
         </m:oMath>
       </m:oMathPara>
     </w:p>
-    <w:bookmarkEnd w:id="92"/>
-    <w:bookmarkStart w:id="93" w:name="exm-outer-product"/>
+    <w:bookmarkEnd w:id="96"/>
+    <w:bookmarkStart w:id="97" w:name="exm-outer-product"/>
     <w:p>
       <w:pPr>
         <w:pStyle w:val="FirstParagraph"/>
@@ -58684,7 +61190,7 @@
           <w:b/>
           <w:bCs/>
         </w:rPr>
-        <w:t xml:space="preserve">Example 25 (An outer product)</w:t>
+        <w:t xml:space="preserve">Example 26 (An outer product)</w:t>
       </w:r>
       <w:r>
         <w:t xml:space="preserve"> </w:t>
@@ -59257,8 +61763,8 @@
         </m:oMath>
       </m:oMathPara>
     </w:p>
-    <w:bookmarkEnd w:id="93"/>
-    <w:bookmarkStart w:id="95" w:name="rem-outer-vs-dot-product"/>
+    <w:bookmarkEnd w:id="97"/>
+    <w:bookmarkStart w:id="99" w:name="rem-outer-vs-dot-product"/>
     <w:p>
       <w:pPr>
         <w:pStyle w:val="FirstParagraph"/>
@@ -59319,7 +61825,7 @@
       <w:r>
         <w:t xml:space="preserve">(</w:t>
       </w:r>
-      <w:hyperlink r:id="rId94">
+      <w:hyperlink r:id="rId98">
         <w:r>
           <w:rPr>
             <w:rStyle w:val="Hyperlink"/>
@@ -59524,7 +62030,7 @@
           <w:rPr>
             <w:rStyle w:val="Hyperlink"/>
           </w:rPr>
-          <w:t xml:space="preserve">Example 25</w:t>
+          <w:t xml:space="preserve">Example 26</w:t>
         </w:r>
       </w:hyperlink>
       <w:r>
@@ -59982,8 +62488,8 @@
         </m:oMath>
       </m:oMathPara>
     </w:p>
-    <w:bookmarkEnd w:id="95"/>
-    <w:bookmarkStart w:id="97" w:name="thm-outer-product-rank"/>
+    <w:bookmarkEnd w:id="99"/>
+    <w:bookmarkStart w:id="101" w:name="thm-outer-product-rank"/>
     <w:p>
       <w:pPr>
         <w:pStyle w:val="FirstParagraph"/>
@@ -59993,7 +62499,7 @@
           <w:b/>
           <w:bCs/>
         </w:rPr>
-        <w:t xml:space="preserve">Theorem 10 (An outer product has rank one)</w:t>
+        <w:t xml:space="preserve">Theorem 11 (An outer product has rank one)</w:t>
       </w:r>
       <w:r>
         <w:t xml:space="preserve"> </w:t>
@@ -60147,7 +62653,7 @@
       <w:r>
         <w:t xml:space="preserve">(</w:t>
       </w:r>
-      <w:hyperlink r:id="rId96">
+      <w:hyperlink r:id="rId100">
         <w:r>
           <w:rPr>
             <w:rStyle w:val="Hyperlink"/>
@@ -60159,7 +62665,7 @@
         <w:t xml:space="preserve">).</w:t>
       </w:r>
     </w:p>
-    <w:bookmarkEnd w:id="97"/>
+    <w:bookmarkEnd w:id="101"/>
     <w:p>
       <w:pPr>
         <w:pStyle w:val="BodyText"/>
@@ -61432,7 +63938,7 @@
         <w:t xml:space="preserve">The largest linearly independent set of columns therefore has one column.</w:t>
       </w:r>
     </w:p>
-    <w:bookmarkStart w:id="98" w:name="exm-outer-product-rank"/>
+    <w:bookmarkStart w:id="102" w:name="exm-outer-product-rank"/>
     <w:p>
       <w:pPr>
         <w:pStyle w:val="BodyText"/>
@@ -61442,7 +63948,7 @@
           <w:b/>
           <w:bCs/>
         </w:rPr>
-        <w:t xml:space="preserve">Example 26 (The rank of an outer product)</w:t>
+        <w:t xml:space="preserve">Example 27 (The rank of an outer product)</w:t>
       </w:r>
       <w:r>
         <w:t xml:space="preserve"> </w:t>
@@ -61458,7 +63964,7 @@
           <w:rPr>
             <w:rStyle w:val="Hyperlink"/>
           </w:rPr>
-          <w:t xml:space="preserve">Example 25</w:t>
+          <w:t xml:space="preserve">Example 26</w:t>
         </w:r>
       </w:hyperlink>
       <w:r>
@@ -61781,9 +64287,9 @@
         <w:t xml:space="preserve">.</w:t>
       </w:r>
     </w:p>
-    <w:bookmarkEnd w:id="98"/>
-    <w:bookmarkStart w:id="105" w:name="refs"/>
-    <w:bookmarkStart w:id="100" w:name="ref-axler2024linear"/>
+    <w:bookmarkEnd w:id="102"/>
+    <w:bookmarkStart w:id="109" w:name="refs"/>
+    <w:bookmarkStart w:id="104" w:name="ref-axler2024linear"/>
     <w:p>
       <w:pPr>
         <w:pStyle w:val="Bibliography"/>
@@ -61807,7 +64313,7 @@
       <w:r>
         <w:t xml:space="preserve"> </w:t>
       </w:r>
-      <w:hyperlink r:id="rId99">
+      <w:hyperlink r:id="rId103">
         <w:r>
           <w:rPr>
             <w:rStyle w:val="Hyperlink"/>
@@ -61819,8 +64325,8 @@
         <w:t xml:space="preserve">.</w:t>
       </w:r>
     </w:p>
-    <w:bookmarkEnd w:id="100"/>
-    <w:bookmarkStart w:id="102" w:name="ref-banerjee2014linear"/>
+    <w:bookmarkEnd w:id="104"/>
+    <w:bookmarkStart w:id="106" w:name="ref-banerjee2014linear"/>
     <w:p>
       <w:pPr>
         <w:pStyle w:val="Bibliography"/>
@@ -61844,7 +64350,7 @@
       <w:r>
         <w:t xml:space="preserve"> </w:t>
       </w:r>
-      <w:hyperlink r:id="rId101">
+      <w:hyperlink r:id="rId105">
         <w:r>
           <w:rPr>
             <w:rStyle w:val="Hyperlink"/>
@@ -61856,8 +64362,8 @@
         <w:t xml:space="preserve">.</w:t>
       </w:r>
     </w:p>
-    <w:bookmarkEnd w:id="102"/>
-    <w:bookmarkStart w:id="104" w:name="ref-zhou2024vector"/>
+    <w:bookmarkEnd w:id="106"/>
+    <w:bookmarkStart w:id="108" w:name="ref-zhou2024vector"/>
     <w:p>
       <w:pPr>
         <w:pStyle w:val="Bibliography"/>
@@ -61881,7 +64387,7 @@
       <w:r>
         <w:t xml:space="preserve"> </w:t>
       </w:r>
-      <w:hyperlink r:id="rId103">
+      <w:hyperlink r:id="rId107">
         <w:r>
           <w:rPr>
             <w:rStyle w:val="Hyperlink"/>
@@ -61893,9 +64399,9 @@
         <w:t xml:space="preserve">.</w:t>
       </w:r>
     </w:p>
-    <w:bookmarkEnd w:id="104"/>
-    <w:bookmarkEnd w:id="105"/>
-    <w:bookmarkEnd w:id="106"/>
+    <w:bookmarkEnd w:id="108"/>
+    <w:bookmarkEnd w:id="109"/>
+    <w:bookmarkEnd w:id="110"/>
     <w:sectPr>
       <w:footnotePr>
         <w:numRestart w:val="eachSect"/>

--- a/linear-algebra-inner-products.docx
+++ b/linear-algebra-inner-products.docx
@@ -15,7 +15,7 @@
         <w:pStyle w:val="Date"/>
       </w:pPr>
       <w:r>
-        <w:t xml:space="preserve">Last modified: 2026-10-14 23:45:57 (PDT)</w:t>
+        <w:t xml:space="preserve">Last modified: 2026-10-15 00:49:40 (PDT)</w:t>
       </w:r>
     </w:p>
     <w:bookmarkStart w:id="24" w:name="sec-inner-products"/>

--- a/linear-algebra-inner-products.docx
+++ b/linear-algebra-inner-products.docx
@@ -15,7 +15,7 @@
         <w:pStyle w:val="Date"/>
       </w:pPr>
       <w:r>
-        <w:t xml:space="preserve">Last modified: 2026-10-15 00:49:40 (PDT)</w:t>
+        <w:t xml:space="preserve">Last modified: 2026-10-15 02:44:48 (PDT)</w:t>
       </w:r>
     </w:p>
     <w:bookmarkStart w:id="24" w:name="sec-inner-products"/>

--- a/linear-algebra-inner-products.docx
+++ b/linear-algebra-inner-products.docx
@@ -15,7 +15,7 @@
         <w:pStyle w:val="Date"/>
       </w:pPr>
       <w:r>
-        <w:t xml:space="preserve">Last modified: 2026-10-15 02:44:48 (PDT)</w:t>
+        <w:t xml:space="preserve">Last modified: 2026-10-15 03:52:50 (PDT)</w:t>
       </w:r>
     </w:p>
     <w:bookmarkStart w:id="24" w:name="sec-inner-products"/>

--- a/linear-algebra-inner-products.docx
+++ b/linear-algebra-inner-products.docx
@@ -15,7 +15,7 @@
         <w:pStyle w:val="Date"/>
       </w:pPr>
       <w:r>
-        <w:t xml:space="preserve">Last modified: 2026-10-15 03:52:50 (PDT)</w:t>
+        <w:t xml:space="preserve">Last modified: 2026-10-15 04:45:51 (PDT)</w:t>
       </w:r>
     </w:p>
     <w:bookmarkStart w:id="24" w:name="sec-inner-products"/>

--- a/linear-algebra-inner-products.docx
+++ b/linear-algebra-inner-products.docx
@@ -15,7 +15,7 @@
         <w:pStyle w:val="Date"/>
       </w:pPr>
       <w:r>
-        <w:t xml:space="preserve">Last modified: 2026-10-15 04:45:51 (PDT)</w:t>
+        <w:t xml:space="preserve">Last modified: 2026-10-15 06:48:48 (PDT)</w:t>
       </w:r>
     </w:p>
     <w:bookmarkStart w:id="24" w:name="sec-inner-products"/>

--- a/linear-algebra-inner-products.docx
+++ b/linear-algebra-inner-products.docx
@@ -15,7 +15,7 @@
         <w:pStyle w:val="Date"/>
       </w:pPr>
       <w:r>
-        <w:t xml:space="preserve">Last modified: 2026-10-15 06:48:48 (PDT)</w:t>
+        <w:t xml:space="preserve">Last modified: 2026-10-15 07:39:11 (PDT)</w:t>
       </w:r>
     </w:p>
     <w:bookmarkStart w:id="24" w:name="sec-inner-products"/>
@@ -8495,7 +8495,7 @@
     </w:p>
     <w:bookmarkEnd w:id="23"/>
     <w:bookmarkEnd w:id="24"/>
-    <w:bookmarkStart w:id="62" w:name="sec-cauchy-schwarz"/>
+    <w:bookmarkStart w:id="63" w:name="sec-cauchy-schwarz"/>
     <w:p>
       <w:pPr>
         <w:pStyle w:val="Heading2"/>
@@ -21910,7 +21910,7 @@
           <w:b/>
           <w:bCs/>
         </w:rPr>
-        <w:t xml:space="preserve">Definition 4 (Norm (normed vector space))</w:t>
+        <w:t xml:space="preserve">Definition 4 (Norm (normed vector space, normed space))</w:t>
       </w:r>
       <w:r>
         <w:t xml:space="preserve"> </w:t>
@@ -22999,7 +22999,7 @@
           <w:b/>
           <w:bCs/>
         </w:rPr>
-        <w:t xml:space="preserve">norm,</w:t>
+        <w:t xml:space="preserve">norm, taxicab norm, Manhattan norm,</w:t>
       </w:r>
       <w:r>
         <w:rPr>
@@ -32750,7 +32750,7 @@
       </w:r>
     </w:p>
     <w:bookmarkEnd w:id="49"/>
-    <w:bookmarkStart w:id="50" w:name="def-cosine-sine"/>
+    <w:bookmarkStart w:id="51" w:name="def-angle"/>
     <w:p>
       <w:pPr>
         <w:pStyle w:val="BodyText"/>
@@ -32760,1386 +32760,7 @@
           <w:b/>
           <w:bCs/>
         </w:rPr>
-        <w:t xml:space="preserve">Definition 7 (Cosine and sine)</w:t>
-      </w:r>
-      <w:r>
-        <w:t xml:space="preserve"> </w:t>
-      </w:r>
-      <w:r>
-        <w:t xml:space="preserve">The</w:t>
-      </w:r>
-      <w:r>
-        <w:t xml:space="preserve"> </w:t>
-      </w:r>
-      <w:r>
-        <w:rPr>
-          <w:i/>
-          <w:iCs/>
-        </w:rPr>
-        <w:t xml:space="preserve">unit circle</w:t>
-      </w:r>
-      <w:r>
-        <w:t xml:space="preserve"> </w:t>
-      </w:r>
-      <w:r>
-        <w:t xml:space="preserve">is the set of points</w:t>
-      </w:r>
-      <w:r>
-        <w:t xml:space="preserve"> </w:t>
-      </w:r>
-      <m:oMath>
-        <m:r>
-          <m:rPr>
-            <m:sty m:val="p"/>
-          </m:rPr>
-          <m:t>(</m:t>
-        </m:r>
-        <m:sSub>
-          <m:e>
-            <m:r>
-              <m:t>x</m:t>
-            </m:r>
-          </m:e>
-          <m:sub>
-            <m:r>
-              <m:t>1</m:t>
-            </m:r>
-          </m:sub>
-        </m:sSub>
-        <m:r>
-          <m:rPr>
-            <m:sty m:val="p"/>
-          </m:rPr>
-          <m:t>,</m:t>
-        </m:r>
-        <m:sSub>
-          <m:e>
-            <m:r>
-              <m:t>x</m:t>
-            </m:r>
-          </m:e>
-          <m:sub>
-            <m:r>
-              <m:t>2</m:t>
-            </m:r>
-          </m:sub>
-        </m:sSub>
-        <m:r>
-          <m:rPr>
-            <m:sty m:val="p"/>
-          </m:rPr>
-          <m:t>)</m:t>
-        </m:r>
-      </m:oMath>
-      <w:r>
-        <w:t xml:space="preserve"> </w:t>
-      </w:r>
-      <w:r>
-        <w:t xml:space="preserve">in the plane with</w:t>
-      </w:r>
-      <w:r>
-        <w:t xml:space="preserve"> </w:t>
-      </w:r>
-      <m:oMath>
-        <m:sSubSup>
-          <m:e>
-            <m:r>
-              <m:t>x</m:t>
-            </m:r>
-          </m:e>
-          <m:sub>
-            <m:r>
-              <m:t>1</m:t>
-            </m:r>
-          </m:sub>
-          <m:sup>
-            <m:r>
-              <m:t>2</m:t>
-            </m:r>
-          </m:sup>
-        </m:sSubSup>
-        <m:r>
-          <m:rPr>
-            <m:sty m:val="p"/>
-          </m:rPr>
-          <m:t>+</m:t>
-        </m:r>
-        <m:sSubSup>
-          <m:e>
-            <m:r>
-              <m:t>x</m:t>
-            </m:r>
-          </m:e>
-          <m:sub>
-            <m:r>
-              <m:t>2</m:t>
-            </m:r>
-          </m:sub>
-          <m:sup>
-            <m:r>
-              <m:t>2</m:t>
-            </m:r>
-          </m:sup>
-        </m:sSubSup>
-        <m:r>
-          <m:rPr>
-            <m:sty m:val="p"/>
-          </m:rPr>
-          <m:t>=</m:t>
-        </m:r>
-        <m:r>
-          <m:t>1</m:t>
-        </m:r>
-      </m:oMath>
-      <w:r>
-        <w:t xml:space="preserve">,</w:t>
-      </w:r>
-      <w:r>
-        <w:t xml:space="preserve"> </w:t>
-      </w:r>
-      <w:r>
-        <w:t xml:space="preserve">and</w:t>
-      </w:r>
-      <w:r>
-        <w:t xml:space="preserve"> </w:t>
-      </w:r>
-      <m:oMath>
-        <m:r>
-          <m:t>π</m:t>
-        </m:r>
-        <m:r>
-          <m:rPr>
-            <m:sty m:val="p"/>
-          </m:rPr>
-          <m:t>≈</m:t>
-        </m:r>
-        <m:r>
-          <m:t>3.14159</m:t>
-        </m:r>
-      </m:oMath>
-      <w:r>
-        <w:t xml:space="preserve"> </w:t>
-      </w:r>
-      <w:r>
-        <w:t xml:space="preserve">is half of its circumference.</w:t>
-      </w:r>
-      <w:r>
-        <w:t xml:space="preserve"> </w:t>
-      </w:r>
-      <w:r>
-        <w:t xml:space="preserve">For a real number</w:t>
-      </w:r>
-      <w:r>
-        <w:t xml:space="preserve"> </w:t>
-      </w:r>
-      <m:oMath>
-        <m:r>
-          <m:t>θ</m:t>
-        </m:r>
-      </m:oMath>
-      <w:r>
-        <w:t xml:space="preserve">, start at the point</w:t>
-      </w:r>
-      <w:r>
-        <w:t xml:space="preserve"> </w:t>
-      </w:r>
-      <m:oMath>
-        <m:r>
-          <m:rPr>
-            <m:sty m:val="p"/>
-          </m:rPr>
-          <m:t>(</m:t>
-        </m:r>
-        <m:r>
-          <m:t>1</m:t>
-        </m:r>
-        <m:r>
-          <m:rPr>
-            <m:sty m:val="p"/>
-          </m:rPr>
-          <m:t>,</m:t>
-        </m:r>
-        <m:r>
-          <m:t>0</m:t>
-        </m:r>
-        <m:r>
-          <m:rPr>
-            <m:sty m:val="p"/>
-          </m:rPr>
-          <m:t>)</m:t>
-        </m:r>
-      </m:oMath>
-      <w:r>
-        <w:t xml:space="preserve"> </w:t>
-      </w:r>
-      <w:r>
-        <w:t xml:space="preserve">and move a distance</w:t>
-      </w:r>
-      <w:r>
-        <w:t xml:space="preserve"> </w:t>
-      </w:r>
-      <m:oMath>
-        <m:r>
-          <m:t>​</m:t>
-        </m:r>
-        <m:d>
-          <m:dPr>
-            <m:begChr m:val="|"/>
-            <m:sepChr m:val=""/>
-            <m:endChr m:val="|"/>
-            <m:grow/>
-          </m:dPr>
-          <m:e>
-            <m:r>
-              <m:t>θ</m:t>
-            </m:r>
-          </m:e>
-        </m:d>
-        <m:r>
-          <m:t>​</m:t>
-        </m:r>
-      </m:oMath>
-      <w:r>
-        <w:t xml:space="preserve"> </w:t>
-      </w:r>
-      <w:r>
-        <w:t xml:space="preserve">along the unit circle,</w:t>
-      </w:r>
-      <w:r>
-        <w:t xml:space="preserve"> </w:t>
-      </w:r>
-      <w:r>
-        <w:t xml:space="preserve">counterclockwise if</w:t>
-      </w:r>
-      <w:r>
-        <w:t xml:space="preserve"> </w:t>
-      </w:r>
-      <m:oMath>
-        <m:r>
-          <m:t>θ</m:t>
-        </m:r>
-        <m:r>
-          <m:rPr>
-            <m:sty m:val="p"/>
-          </m:rPr>
-          <m:t>≥</m:t>
-        </m:r>
-        <m:r>
-          <m:t>0</m:t>
-        </m:r>
-      </m:oMath>
-      <w:r>
-        <w:t xml:space="preserve"> </w:t>
-      </w:r>
-      <w:r>
-        <w:t xml:space="preserve">and clockwise if</w:t>
-      </w:r>
-      <w:r>
-        <w:t xml:space="preserve"> </w:t>
-      </w:r>
-      <m:oMath>
-        <m:r>
-          <m:t>θ</m:t>
-        </m:r>
-        <m:r>
-          <m:rPr>
-            <m:sty m:val="p"/>
-          </m:rPr>
-          <m:t>&lt;</m:t>
-        </m:r>
-        <m:r>
-          <m:t>0</m:t>
-        </m:r>
-      </m:oMath>
-      <w:r>
-        <w:t xml:space="preserve">.</w:t>
-      </w:r>
-      <w:r>
-        <w:t xml:space="preserve"> </w:t>
-      </w:r>
-      <w:r>
-        <w:t xml:space="preserve">The point reached is</w:t>
-      </w:r>
-      <w:r>
-        <w:t xml:space="preserve"> </w:t>
-      </w:r>
-      <m:oMath>
-        <m:r>
-          <m:rPr>
-            <m:sty m:val="p"/>
-          </m:rPr>
-          <m:t>(</m:t>
-        </m:r>
-        <m:r>
-          <m:rPr>
-            <m:sty m:val="p"/>
-          </m:rPr>
-          <m:t>cos</m:t>
-        </m:r>
-        <m:r>
-          <m:t>θ</m:t>
-        </m:r>
-        <m:r>
-          <m:rPr>
-            <m:sty m:val="p"/>
-          </m:rPr>
-          <m:t>,</m:t>
-        </m:r>
-        <m:r>
-          <m:rPr>
-            <m:sty m:val="p"/>
-          </m:rPr>
-          <m:t>sin</m:t>
-        </m:r>
-        <m:r>
-          <m:t>θ</m:t>
-        </m:r>
-        <m:r>
-          <m:rPr>
-            <m:sty m:val="p"/>
-          </m:rPr>
-          <m:t>)</m:t>
-        </m:r>
-      </m:oMath>
-      <w:r>
-        <w:t xml:space="preserve">:</w:t>
-      </w:r>
-      <w:r>
-        <w:t xml:space="preserve"> </w:t>
-      </w:r>
-      <w:r>
-        <w:t xml:space="preserve">its first coordinate is the</w:t>
-      </w:r>
-      <w:r>
-        <w:t xml:space="preserve"> </w:t>
-      </w:r>
-      <w:r>
-        <w:rPr>
-          <w:b/>
-          <w:bCs/>
-        </w:rPr>
-        <w:t xml:space="preserve">cosine</w:t>
-      </w:r>
-      <w:r>
-        <w:t xml:space="preserve"> </w:t>
-      </w:r>
-      <w:r>
-        <w:t xml:space="preserve">of</w:t>
-      </w:r>
-      <w:r>
-        <w:t xml:space="preserve"> </w:t>
-      </w:r>
-      <m:oMath>
-        <m:r>
-          <m:t>θ</m:t>
-        </m:r>
-      </m:oMath>
-      <w:r>
-        <w:t xml:space="preserve">,</w:t>
-      </w:r>
-      <w:r>
-        <w:t xml:space="preserve"> </w:t>
-      </w:r>
-      <w:r>
-        <w:t xml:space="preserve">and its second coordinate is the</w:t>
-      </w:r>
-      <w:r>
-        <w:t xml:space="preserve"> </w:t>
-      </w:r>
-      <w:r>
-        <w:rPr>
-          <w:b/>
-          <w:bCs/>
-        </w:rPr>
-        <w:t xml:space="preserve">sine</w:t>
-      </w:r>
-      <w:r>
-        <w:t xml:space="preserve"> </w:t>
-      </w:r>
-      <w:r>
-        <w:t xml:space="preserve">of</w:t>
-      </w:r>
-      <w:r>
-        <w:t xml:space="preserve"> </w:t>
-      </w:r>
-      <m:oMath>
-        <m:r>
-          <m:t>θ</m:t>
-        </m:r>
-      </m:oMath>
-      <w:r>
-        <w:t xml:space="preserve">.</w:t>
-      </w:r>
-    </w:p>
-    <w:bookmarkEnd w:id="50"/>
-    <w:bookmarkStart w:id="51" w:name="exm-cosine-sine"/>
-    <w:p>
-      <w:pPr>
-        <w:pStyle w:val="BodyText"/>
-      </w:pPr>
-      <w:r>
-        <w:rPr>
-          <w:b/>
-          <w:bCs/>
-        </w:rPr>
-        <w:t xml:space="preserve">Example 13 (Cosines and sines of some angles)</w:t>
-      </w:r>
-      <w:r>
-        <w:t xml:space="preserve"> </w:t>
-      </w:r>
-      <w:r>
-        <w:t xml:space="preserve"> </w:t>
-      </w:r>
-    </w:p>
-    <w:p>
-      <w:pPr>
-        <w:numPr>
-          <w:ilvl w:val="0"/>
-          <w:numId w:val="1016"/>
-        </w:numPr>
-      </w:pPr>
-      <m:oMath>
-        <m:r>
-          <m:t>θ</m:t>
-        </m:r>
-        <m:r>
-          <m:rPr>
-            <m:sty m:val="p"/>
-          </m:rPr>
-          <m:t>=</m:t>
-        </m:r>
-        <m:r>
-          <m:t>0</m:t>
-        </m:r>
-      </m:oMath>
-      <w:r>
-        <w:t xml:space="preserve"> </w:t>
-      </w:r>
-      <w:r>
-        <w:t xml:space="preserve">stays at</w:t>
-      </w:r>
-      <w:r>
-        <w:t xml:space="preserve"> </w:t>
-      </w:r>
-      <m:oMath>
-        <m:r>
-          <m:rPr>
-            <m:sty m:val="p"/>
-          </m:rPr>
-          <m:t>(</m:t>
-        </m:r>
-        <m:r>
-          <m:t>1</m:t>
-        </m:r>
-        <m:r>
-          <m:rPr>
-            <m:sty m:val="p"/>
-          </m:rPr>
-          <m:t>,</m:t>
-        </m:r>
-        <m:r>
-          <m:t>0</m:t>
-        </m:r>
-        <m:r>
-          <m:rPr>
-            <m:sty m:val="p"/>
-          </m:rPr>
-          <m:t>)</m:t>
-        </m:r>
-      </m:oMath>
-      <w:r>
-        <w:t xml:space="preserve">, so</w:t>
-      </w:r>
-      <w:r>
-        <w:t xml:space="preserve"> </w:t>
-      </w:r>
-      <m:oMath>
-        <m:r>
-          <m:rPr>
-            <m:sty m:val="p"/>
-          </m:rPr>
-          <m:t>cos</m:t>
-        </m:r>
-        <m:r>
-          <m:t>0</m:t>
-        </m:r>
-        <m:r>
-          <m:rPr>
-            <m:sty m:val="p"/>
-          </m:rPr>
-          <m:t>=</m:t>
-        </m:r>
-        <m:r>
-          <m:t>1</m:t>
-        </m:r>
-      </m:oMath>
-      <w:r>
-        <w:t xml:space="preserve"> </w:t>
-      </w:r>
-      <w:r>
-        <w:t xml:space="preserve">and</w:t>
-      </w:r>
-      <w:r>
-        <w:t xml:space="preserve"> </w:t>
-      </w:r>
-      <m:oMath>
-        <m:r>
-          <m:rPr>
-            <m:sty m:val="p"/>
-          </m:rPr>
-          <m:t>sin</m:t>
-        </m:r>
-        <m:r>
-          <m:t>0</m:t>
-        </m:r>
-        <m:r>
-          <m:rPr>
-            <m:sty m:val="p"/>
-          </m:rPr>
-          <m:t>=</m:t>
-        </m:r>
-        <m:r>
-          <m:t>0</m:t>
-        </m:r>
-      </m:oMath>
-      <w:r>
-        <w:t xml:space="preserve">.</w:t>
-      </w:r>
-    </w:p>
-    <w:p>
-      <w:pPr>
-        <w:numPr>
-          <w:ilvl w:val="0"/>
-          <w:numId w:val="1016"/>
-        </w:numPr>
-      </w:pPr>
-      <m:oMath>
-        <m:r>
-          <m:t>θ</m:t>
-        </m:r>
-        <m:r>
-          <m:rPr>
-            <m:sty m:val="p"/>
-          </m:rPr>
-          <m:t>=</m:t>
-        </m:r>
-        <m:r>
-          <m:t>π</m:t>
-        </m:r>
-      </m:oMath>
-      <w:r>
-        <w:t xml:space="preserve"> </w:t>
-      </w:r>
-      <w:r>
-        <w:t xml:space="preserve">goes half way around the circle, to</w:t>
-      </w:r>
-      <w:r>
-        <w:t xml:space="preserve"> </w:t>
-      </w:r>
-      <m:oMath>
-        <m:r>
-          <m:rPr>
-            <m:sty m:val="p"/>
-          </m:rPr>
-          <m:t>(</m:t>
-        </m:r>
-        <m:r>
-          <m:rPr>
-            <m:sty m:val="p"/>
-          </m:rPr>
-          <m:t>−</m:t>
-        </m:r>
-        <m:r>
-          <m:t>1</m:t>
-        </m:r>
-        <m:r>
-          <m:rPr>
-            <m:sty m:val="p"/>
-          </m:rPr>
-          <m:t>,</m:t>
-        </m:r>
-        <m:r>
-          <m:t>0</m:t>
-        </m:r>
-        <m:r>
-          <m:rPr>
-            <m:sty m:val="p"/>
-          </m:rPr>
-          <m:t>)</m:t>
-        </m:r>
-      </m:oMath>
-      <w:r>
-        <w:t xml:space="preserve">,</w:t>
-      </w:r>
-      <w:r>
-        <w:t xml:space="preserve"> </w:t>
-      </w:r>
-      <w:r>
-        <w:t xml:space="preserve">so</w:t>
-      </w:r>
-      <w:r>
-        <w:t xml:space="preserve"> </w:t>
-      </w:r>
-      <m:oMath>
-        <m:r>
-          <m:rPr>
-            <m:sty m:val="p"/>
-          </m:rPr>
-          <m:t>cos</m:t>
-        </m:r>
-        <m:r>
-          <m:t>π</m:t>
-        </m:r>
-        <m:r>
-          <m:rPr>
-            <m:sty m:val="p"/>
-          </m:rPr>
-          <m:t>=</m:t>
-        </m:r>
-        <m:r>
-          <m:rPr>
-            <m:sty m:val="p"/>
-          </m:rPr>
-          <m:t>−</m:t>
-        </m:r>
-        <m:r>
-          <m:t>1</m:t>
-        </m:r>
-      </m:oMath>
-      <w:r>
-        <w:t xml:space="preserve"> </w:t>
-      </w:r>
-      <w:r>
-        <w:t xml:space="preserve">and</w:t>
-      </w:r>
-      <w:r>
-        <w:t xml:space="preserve"> </w:t>
-      </w:r>
-      <m:oMath>
-        <m:r>
-          <m:rPr>
-            <m:sty m:val="p"/>
-          </m:rPr>
-          <m:t>sin</m:t>
-        </m:r>
-        <m:r>
-          <m:t>π</m:t>
-        </m:r>
-        <m:r>
-          <m:rPr>
-            <m:sty m:val="p"/>
-          </m:rPr>
-          <m:t>=</m:t>
-        </m:r>
-        <m:r>
-          <m:t>0</m:t>
-        </m:r>
-      </m:oMath>
-      <w:r>
-        <w:t xml:space="preserve">.</w:t>
-      </w:r>
-    </w:p>
-    <w:p>
-      <w:pPr>
-        <w:numPr>
-          <w:ilvl w:val="0"/>
-          <w:numId w:val="1016"/>
-        </w:numPr>
-      </w:pPr>
-      <m:oMath>
-        <m:r>
-          <m:t>θ</m:t>
-        </m:r>
-        <m:r>
-          <m:rPr>
-            <m:sty m:val="p"/>
-          </m:rPr>
-          <m:t>=</m:t>
-        </m:r>
-        <m:r>
-          <m:t>π</m:t>
-        </m:r>
-        <m:r>
-          <m:rPr>
-            <m:sty m:val="p"/>
-          </m:rPr>
-          <m:t>/</m:t>
-        </m:r>
-        <m:r>
-          <m:t>2</m:t>
-        </m:r>
-      </m:oMath>
-      <w:r>
-        <w:t xml:space="preserve"> </w:t>
-      </w:r>
-      <w:r>
-        <w:t xml:space="preserve">goes a quarter of the way round, to</w:t>
-      </w:r>
-      <w:r>
-        <w:t xml:space="preserve"> </w:t>
-      </w:r>
-      <m:oMath>
-        <m:r>
-          <m:rPr>
-            <m:sty m:val="p"/>
-          </m:rPr>
-          <m:t>(</m:t>
-        </m:r>
-        <m:r>
-          <m:t>0</m:t>
-        </m:r>
-        <m:r>
-          <m:rPr>
-            <m:sty m:val="p"/>
-          </m:rPr>
-          <m:t>,</m:t>
-        </m:r>
-        <m:r>
-          <m:t>1</m:t>
-        </m:r>
-        <m:r>
-          <m:rPr>
-            <m:sty m:val="p"/>
-          </m:rPr>
-          <m:t>)</m:t>
-        </m:r>
-      </m:oMath>
-      <w:r>
-        <w:t xml:space="preserve">,</w:t>
-      </w:r>
-      <w:r>
-        <w:t xml:space="preserve"> </w:t>
-      </w:r>
-      <w:r>
-        <w:t xml:space="preserve">so</w:t>
-      </w:r>
-      <w:r>
-        <w:t xml:space="preserve"> </w:t>
-      </w:r>
-      <m:oMath>
-        <m:r>
-          <m:rPr>
-            <m:sty m:val="p"/>
-          </m:rPr>
-          <m:t>cos</m:t>
-        </m:r>
-        <m:r>
-          <m:rPr>
-            <m:sty m:val="p"/>
-          </m:rPr>
-          <m:t>(</m:t>
-        </m:r>
-        <m:r>
-          <m:t>π</m:t>
-        </m:r>
-        <m:r>
-          <m:rPr>
-            <m:sty m:val="p"/>
-          </m:rPr>
-          <m:t>/</m:t>
-        </m:r>
-        <m:r>
-          <m:t>2</m:t>
-        </m:r>
-        <m:r>
-          <m:rPr>
-            <m:sty m:val="p"/>
-          </m:rPr>
-          <m:t>)</m:t>
-        </m:r>
-        <m:r>
-          <m:rPr>
-            <m:sty m:val="p"/>
-          </m:rPr>
-          <m:t>=</m:t>
-        </m:r>
-        <m:r>
-          <m:t>0</m:t>
-        </m:r>
-      </m:oMath>
-      <w:r>
-        <w:t xml:space="preserve"> </w:t>
-      </w:r>
-      <w:r>
-        <w:t xml:space="preserve">and</w:t>
-      </w:r>
-      <w:r>
-        <w:t xml:space="preserve"> </w:t>
-      </w:r>
-      <m:oMath>
-        <m:r>
-          <m:rPr>
-            <m:sty m:val="p"/>
-          </m:rPr>
-          <m:t>sin</m:t>
-        </m:r>
-        <m:r>
-          <m:rPr>
-            <m:sty m:val="p"/>
-          </m:rPr>
-          <m:t>(</m:t>
-        </m:r>
-        <m:r>
-          <m:t>π</m:t>
-        </m:r>
-        <m:r>
-          <m:rPr>
-            <m:sty m:val="p"/>
-          </m:rPr>
-          <m:t>/</m:t>
-        </m:r>
-        <m:r>
-          <m:t>2</m:t>
-        </m:r>
-        <m:r>
-          <m:rPr>
-            <m:sty m:val="p"/>
-          </m:rPr>
-          <m:t>)</m:t>
-        </m:r>
-        <m:r>
-          <m:rPr>
-            <m:sty m:val="p"/>
-          </m:rPr>
-          <m:t>=</m:t>
-        </m:r>
-        <m:r>
-          <m:t>1</m:t>
-        </m:r>
-      </m:oMath>
-      <w:r>
-        <w:t xml:space="preserve">.</w:t>
-      </w:r>
-    </w:p>
-    <w:p>
-      <w:pPr>
-        <w:numPr>
-          <w:ilvl w:val="0"/>
-          <w:numId w:val="1016"/>
-        </w:numPr>
-      </w:pPr>
-      <m:oMath>
-        <m:r>
-          <m:t>θ</m:t>
-        </m:r>
-        <m:r>
-          <m:rPr>
-            <m:sty m:val="p"/>
-          </m:rPr>
-          <m:t>=</m:t>
-        </m:r>
-        <m:r>
-          <m:t>π</m:t>
-        </m:r>
-        <m:r>
-          <m:rPr>
-            <m:sty m:val="p"/>
-          </m:rPr>
-          <m:t>/</m:t>
-        </m:r>
-        <m:r>
-          <m:t>4</m:t>
-        </m:r>
-      </m:oMath>
-      <w:r>
-        <w:t xml:space="preserve"> </w:t>
-      </w:r>
-      <w:r>
-        <w:t xml:space="preserve">goes an eighth of the way round,</w:t>
-      </w:r>
-      <w:r>
-        <w:t xml:space="preserve"> </w:t>
-      </w:r>
-      <w:r>
-        <w:t xml:space="preserve">to the point of the circle with</w:t>
-      </w:r>
-      <w:r>
-        <w:t xml:space="preserve"> </w:t>
-      </w:r>
-      <m:oMath>
-        <m:sSub>
-          <m:e>
-            <m:r>
-              <m:t>x</m:t>
-            </m:r>
-          </m:e>
-          <m:sub>
-            <m:r>
-              <m:t>1</m:t>
-            </m:r>
-          </m:sub>
-        </m:sSub>
-        <m:r>
-          <m:rPr>
-            <m:sty m:val="p"/>
-          </m:rPr>
-          <m:t>=</m:t>
-        </m:r>
-        <m:sSub>
-          <m:e>
-            <m:r>
-              <m:t>x</m:t>
-            </m:r>
-          </m:e>
-          <m:sub>
-            <m:r>
-              <m:t>2</m:t>
-            </m:r>
-          </m:sub>
-        </m:sSub>
-        <m:r>
-          <m:rPr>
-            <m:sty m:val="p"/>
-          </m:rPr>
-          <m:t>&gt;</m:t>
-        </m:r>
-        <m:r>
-          <m:t>0</m:t>
-        </m:r>
-      </m:oMath>
-      <w:r>
-        <w:t xml:space="preserve">.</w:t>
-      </w:r>
-      <w:r>
-        <w:t xml:space="preserve"> </w:t>
-      </w:r>
-      <w:r>
-        <w:t xml:space="preserve">There</w:t>
-      </w:r>
-      <w:r>
-        <w:t xml:space="preserve"> </w:t>
-      </w:r>
-      <m:oMath>
-        <m:sSubSup>
-          <m:e>
-            <m:r>
-              <m:t>x</m:t>
-            </m:r>
-          </m:e>
-          <m:sub>
-            <m:r>
-              <m:t>1</m:t>
-            </m:r>
-          </m:sub>
-          <m:sup>
-            <m:r>
-              <m:t>2</m:t>
-            </m:r>
-          </m:sup>
-        </m:sSubSup>
-        <m:r>
-          <m:rPr>
-            <m:sty m:val="p"/>
-          </m:rPr>
-          <m:t>+</m:t>
-        </m:r>
-        <m:sSubSup>
-          <m:e>
-            <m:r>
-              <m:t>x</m:t>
-            </m:r>
-          </m:e>
-          <m:sub>
-            <m:r>
-              <m:t>1</m:t>
-            </m:r>
-          </m:sub>
-          <m:sup>
-            <m:r>
-              <m:t>2</m:t>
-            </m:r>
-          </m:sup>
-        </m:sSubSup>
-        <m:r>
-          <m:rPr>
-            <m:sty m:val="p"/>
-          </m:rPr>
-          <m:t>=</m:t>
-        </m:r>
-        <m:r>
-          <m:t>1</m:t>
-        </m:r>
-      </m:oMath>
-      <w:r>
-        <w:t xml:space="preserve">, so</w:t>
-      </w:r>
-      <w:r>
-        <w:t xml:space="preserve"> </w:t>
-      </w:r>
-      <m:oMath>
-        <m:sSubSup>
-          <m:e>
-            <m:r>
-              <m:t>x</m:t>
-            </m:r>
-          </m:e>
-          <m:sub>
-            <m:r>
-              <m:t>1</m:t>
-            </m:r>
-          </m:sub>
-          <m:sup>
-            <m:r>
-              <m:t>2</m:t>
-            </m:r>
-          </m:sup>
-        </m:sSubSup>
-        <m:r>
-          <m:rPr>
-            <m:sty m:val="p"/>
-          </m:rPr>
-          <m:t>=</m:t>
-        </m:r>
-        <m:f>
-          <m:fPr>
-            <m:type m:val="lin"/>
-          </m:fPr>
-          <m:num>
-            <m:r>
-              <m:t>1</m:t>
-            </m:r>
-          </m:num>
-          <m:den>
-            <m:r>
-              <m:t>2</m:t>
-            </m:r>
-          </m:den>
-        </m:f>
-      </m:oMath>
-      <w:r>
-        <w:t xml:space="preserve"> </w:t>
-      </w:r>
-      <w:r>
-        <w:t xml:space="preserve">and</w:t>
-      </w:r>
-      <w:r>
-        <w:t xml:space="preserve"> </w:t>
-      </w:r>
-      <m:oMath>
-        <m:sSub>
-          <m:e>
-            <m:r>
-              <m:t>x</m:t>
-            </m:r>
-          </m:e>
-          <m:sub>
-            <m:r>
-              <m:t>1</m:t>
-            </m:r>
-          </m:sub>
-        </m:sSub>
-        <m:r>
-          <m:rPr>
-            <m:sty m:val="p"/>
-          </m:rPr>
-          <m:t>=</m:t>
-        </m:r>
-        <m:f>
-          <m:fPr>
-            <m:type m:val="lin"/>
-          </m:fPr>
-          <m:num>
-            <m:r>
-              <m:t>1</m:t>
-            </m:r>
-          </m:num>
-          <m:den>
-            <m:rad>
-              <m:radPr>
-                <m:degHide m:val="on"/>
-              </m:radPr>
-              <m:deg/>
-              <m:e>
-                <m:r>
-                  <m:t>2</m:t>
-                </m:r>
-              </m:e>
-            </m:rad>
-          </m:den>
-        </m:f>
-        <m:r>
-          <m:rPr>
-            <m:sty m:val="p"/>
-          </m:rPr>
-          <m:t>≈</m:t>
-        </m:r>
-        <m:r>
-          <m:t>0.7071</m:t>
-        </m:r>
-      </m:oMath>
-      <w:r>
-        <w:t xml:space="preserve">:</w:t>
-      </w:r>
-    </w:p>
-    <w:p>
-      <w:pPr>
-        <w:pStyle w:val="BodyText"/>
-      </w:pPr>
-      <m:oMathPara>
-        <m:oMathParaPr>
-          <m:jc m:val="center"/>
-        </m:oMathParaPr>
-        <m:oMath>
-          <m:eqArr>
-            <m:e>
-              <m:r>
-                <m:rPr>
-                  <m:sty m:val="p"/>
-                </m:rPr>
-                <m:t>cos</m:t>
-              </m:r>
-              <m:r>
-                <m:rPr>
-                  <m:sty m:val="p"/>
-                </m:rPr>
-                <m:t>(</m:t>
-              </m:r>
-              <m:r>
-                <m:t>π</m:t>
-              </m:r>
-              <m:r>
-                <m:rPr>
-                  <m:sty m:val="p"/>
-                </m:rPr>
-                <m:t>/</m:t>
-              </m:r>
-              <m:r>
-                <m:t>4</m:t>
-              </m:r>
-              <m:r>
-                <m:rPr>
-                  <m:sty m:val="p"/>
-                </m:rPr>
-                <m:t>)</m:t>
-              </m:r>
-              <m:r>
-                <m:t>&amp;</m:t>
-              </m:r>
-              <m:r>
-                <m:rPr>
-                  <m:sty m:val="p"/>
-                </m:rPr>
-                <m:t>=</m:t>
-              </m:r>
-              <m:r>
-                <m:rPr>
-                  <m:sty m:val="p"/>
-                </m:rPr>
-                <m:t>sin</m:t>
-              </m:r>
-              <m:r>
-                <m:rPr>
-                  <m:sty m:val="p"/>
-                </m:rPr>
-                <m:t>(</m:t>
-              </m:r>
-              <m:r>
-                <m:t>π</m:t>
-              </m:r>
-              <m:r>
-                <m:rPr>
-                  <m:sty m:val="p"/>
-                </m:rPr>
-                <m:t>/</m:t>
-              </m:r>
-              <m:r>
-                <m:t>4</m:t>
-              </m:r>
-              <m:r>
-                <m:rPr>
-                  <m:sty m:val="p"/>
-                </m:rPr>
-                <m:t>)</m:t>
-              </m:r>
-            </m:e>
-            <m:e>
-              <m:r>
-                <m:t>&amp;</m:t>
-              </m:r>
-              <m:r>
-                <m:rPr>
-                  <m:sty m:val="p"/>
-                </m:rPr>
-                <m:t>=</m:t>
-              </m:r>
-              <m:f>
-                <m:fPr>
-                  <m:type m:val="lin"/>
-                </m:fPr>
-                <m:num>
-                  <m:r>
-                    <m:t>1</m:t>
-                  </m:r>
-                </m:num>
-                <m:den>
-                  <m:rad>
-                    <m:radPr>
-                      <m:degHide m:val="on"/>
-                    </m:radPr>
-                    <m:deg/>
-                    <m:e>
-                      <m:r>
-                        <m:t>2</m:t>
-                      </m:r>
-                    </m:e>
-                  </m:rad>
-                </m:den>
-              </m:f>
-              <m:r>
-                <m:rPr>
-                  <m:sty m:val="p"/>
-                </m:rPr>
-                <m:t>.</m:t>
-              </m:r>
-            </m:e>
-          </m:eqArr>
-        </m:oMath>
-      </m:oMathPara>
-    </w:p>
-    <w:p>
-      <w:pPr>
-        <w:pStyle w:val="FirstParagraph"/>
-      </w:pPr>
-      <w:r>
-        <w:t xml:space="preserve">Angles are also measured in</w:t>
-      </w:r>
-      <w:r>
-        <w:t xml:space="preserve"> </w:t>
-      </w:r>
-      <w:r>
-        <w:rPr>
-          <w:i/>
-          <w:iCs/>
-        </w:rPr>
-        <w:t xml:space="preserve">degrees</w:t>
-      </w:r>
-      <w:r>
-        <w:t xml:space="preserve">, with a full turn of</w:t>
-      </w:r>
-      <w:r>
-        <w:t xml:space="preserve"> </w:t>
-      </w:r>
-      <m:oMath>
-        <m:r>
-          <m:t>2</m:t>
-        </m:r>
-        <m:r>
-          <m:t>π</m:t>
-        </m:r>
-      </m:oMath>
-      <w:r>
-        <w:t xml:space="preserve"> </w:t>
-      </w:r>
-      <w:r>
-        <w:t xml:space="preserve">equal to</w:t>
-      </w:r>
-      <w:r>
-        <w:t xml:space="preserve"> </w:t>
-      </w:r>
-      <m:oMath>
-        <m:r>
-          <m:t>360</m:t>
-        </m:r>
-      </m:oMath>
-      <w:r>
-        <w:t xml:space="preserve"> </w:t>
-      </w:r>
-      <w:r>
-        <w:t xml:space="preserve">degrees,</w:t>
-      </w:r>
-      <w:r>
-        <w:t xml:space="preserve"> </w:t>
-      </w:r>
-      <w:r>
-        <w:t xml:space="preserve">so</w:t>
-      </w:r>
-      <w:r>
-        <w:t xml:space="preserve"> </w:t>
-      </w:r>
-      <m:oMath>
-        <m:r>
-          <m:t>π</m:t>
-        </m:r>
-        <m:r>
-          <m:rPr>
-            <m:sty m:val="p"/>
-          </m:rPr>
-          <m:t>/</m:t>
-        </m:r>
-        <m:r>
-          <m:t>2</m:t>
-        </m:r>
-      </m:oMath>
-      <w:r>
-        <w:t xml:space="preserve"> </w:t>
-      </w:r>
-      <w:r>
-        <w:t xml:space="preserve">is</w:t>
-      </w:r>
-      <w:r>
-        <w:t xml:space="preserve"> </w:t>
-      </w:r>
-      <m:oMath>
-        <m:r>
-          <m:t>90</m:t>
-        </m:r>
-      </m:oMath>
-      <w:r>
-        <w:t xml:space="preserve"> </w:t>
-      </w:r>
-      <w:r>
-        <w:t xml:space="preserve">degrees and</w:t>
-      </w:r>
-      <w:r>
-        <w:t xml:space="preserve"> </w:t>
-      </w:r>
-      <m:oMath>
-        <m:r>
-          <m:t>π</m:t>
-        </m:r>
-        <m:r>
-          <m:rPr>
-            <m:sty m:val="p"/>
-          </m:rPr>
-          <m:t>/</m:t>
-        </m:r>
-        <m:r>
-          <m:t>4</m:t>
-        </m:r>
-      </m:oMath>
-      <w:r>
-        <w:t xml:space="preserve"> </w:t>
-      </w:r>
-      <w:r>
-        <w:t xml:space="preserve">is</w:t>
-      </w:r>
-      <w:r>
-        <w:t xml:space="preserve"> </w:t>
-      </w:r>
-      <m:oMath>
-        <m:r>
-          <m:t>45</m:t>
-        </m:r>
-      </m:oMath>
-      <w:r>
-        <w:t xml:space="preserve"> </w:t>
-      </w:r>
-      <w:r>
-        <w:t xml:space="preserve">degrees.</w:t>
-      </w:r>
-    </w:p>
-    <w:bookmarkEnd w:id="51"/>
-    <w:bookmarkStart w:id="52" w:name="def-angle"/>
-    <w:p>
-      <w:pPr>
-        <w:pStyle w:val="BodyText"/>
-      </w:pPr>
-      <w:r>
-        <w:rPr>
-          <w:b/>
-          <w:bCs/>
-        </w:rPr>
-        <w:t xml:space="preserve">Definition 8 (Angle between two vectors)</w:t>
+        <w:t xml:space="preserve">Definition 7 (Angle between two vectors)</w:t>
       </w:r>
       <w:r>
         <w:t xml:space="preserve"> </w:t>
@@ -34266,12 +32887,12 @@
       <w:r>
         <w:t xml:space="preserve">whose cosine (</w:t>
       </w:r>
-      <w:hyperlink w:anchor="def-cosine-sine">
+      <w:hyperlink r:id="rId50">
         <w:r>
           <w:rPr>
             <w:rStyle w:val="Hyperlink"/>
           </w:rPr>
-          <w:t xml:space="preserve">Definition 7</w:t>
+          <w:t xml:space="preserve">Definition 1 in Trigonometry</w:t>
         </w:r>
       </w:hyperlink>
       <w:r>
@@ -34401,7 +33022,7 @@
         </m:oMath>
       </m:oMathPara>
     </w:p>
-    <w:bookmarkEnd w:id="52"/>
+    <w:bookmarkEnd w:id="51"/>
     <w:bookmarkStart w:id="53" w:name="rem-angle-well-defined"/>
     <w:p>
       <w:pPr>
@@ -34613,7 +33234,18 @@
         <w:t xml:space="preserve"> </w:t>
       </w:r>
       <w:r>
-        <w:t xml:space="preserve">exactly once,</w:t>
+        <w:t xml:space="preserve">exactly once (</w:t>
+      </w:r>
+      <w:hyperlink r:id="rId52">
+        <w:r>
+          <w:rPr>
+            <w:rStyle w:val="Hyperlink"/>
+          </w:rPr>
+          <w:t xml:space="preserve">Theorem 2 in Trigonometry</w:t>
+        </w:r>
+      </w:hyperlink>
+      <w:r>
+        <w:t xml:space="preserve">),</w:t>
       </w:r>
       <w:r>
         <w:t xml:space="preserve"> </w:t>
@@ -34632,34 +33264,25 @@
       <w:r>
         <w:t xml:space="preserve">.</w:t>
       </w:r>
-      <w:r>
-        <w:t xml:space="preserve"> </w:t>
-      </w:r>
-      <w:r>
-        <w:t xml:space="preserve">The angle is</w:t>
-      </w:r>
-      <w:r>
-        <w:t xml:space="preserve"> </w:t>
-      </w:r>
-      <m:oMath>
-        <m:r>
-          <m:t>π</m:t>
-        </m:r>
-        <m:r>
-          <m:rPr>
-            <m:sty m:val="p"/>
-          </m:rPr>
-          <m:t>/</m:t>
-        </m:r>
-        <m:r>
-          <m:t>2</m:t>
-        </m:r>
-      </m:oMath>
-      <w:r>
-        <w:t xml:space="preserve"> </w:t>
-      </w:r>
-      <w:r>
-        <w:t xml:space="preserve">exactly when</w:t>
+    </w:p>
+    <w:bookmarkEnd w:id="53"/>
+    <w:bookmarkStart w:id="54" w:name="cor-right-angle-orthogonal"/>
+    <w:p>
+      <w:pPr>
+        <w:pStyle w:val="BodyText"/>
+      </w:pPr>
+      <w:r>
+        <w:rPr>
+          <w:b/>
+          <w:bCs/>
+        </w:rPr>
+        <w:t xml:space="preserve">Corollary 1 (A right angle means orthogonal)</w:t>
+      </w:r>
+      <w:r>
+        <w:t xml:space="preserve"> </w:t>
+      </w:r>
+      <w:r>
+        <w:t xml:space="preserve">For nonzero vectors</w:t>
       </w:r>
       <w:r>
         <w:t xml:space="preserve"> </w:t>
@@ -34679,7 +33302,7 @@
           <m:rPr>
             <m:sty m:val="p"/>
           </m:rPr>
-          <m:t>⋅</m:t>
+          <m:t>,</m:t>
         </m:r>
         <m:acc>
           <m:accPr>
@@ -34695,18 +33318,150 @@
           <m:rPr>
             <m:sty m:val="p"/>
           </m:rPr>
-          <m:t>=</m:t>
-        </m:r>
-        <m:r>
-          <m:t>0</m:t>
-        </m:r>
+          <m:t>∈</m:t>
+        </m:r>
+        <m:sSup>
+          <m:e>
+            <m:r>
+              <m:rPr>
+                <m:scr m:val="double-struck"/>
+                <m:sty m:val="p"/>
+              </m:rPr>
+              <m:t>R</m:t>
+            </m:r>
+          </m:e>
+          <m:sup>
+            <m:r>
+              <m:t>p</m:t>
+            </m:r>
+          </m:sup>
+        </m:sSup>
       </m:oMath>
       <w:r>
-        <w:t xml:space="preserve">,</w:t>
-      </w:r>
-      <w:r>
-        <w:t xml:space="preserve"> </w:t>
-      </w:r>
+        <w:t xml:space="preserve"> </w:t>
+      </w:r>
+      <w:r>
+        <w:t xml:space="preserve">with angle</w:t>
+      </w:r>
+      <w:r>
+        <w:t xml:space="preserve"> </w:t>
+      </w:r>
+      <m:oMath>
+        <m:r>
+          <m:t>θ</m:t>
+        </m:r>
+      </m:oMath>
+      <w:r>
+        <w:t xml:space="preserve"> </w:t>
+      </w:r>
+      <w:r>
+        <w:t xml:space="preserve">(</w:t>
+      </w:r>
+      <w:hyperlink w:anchor="def-angle">
+        <w:r>
+          <w:rPr>
+            <w:rStyle w:val="Hyperlink"/>
+          </w:rPr>
+          <w:t xml:space="preserve">Definition 7</w:t>
+        </w:r>
+      </w:hyperlink>
+      <w:r>
+        <w:t xml:space="preserve">),</w:t>
+      </w:r>
+    </w:p>
+    <w:p>
+      <w:pPr>
+        <w:pStyle w:val="BodyText"/>
+      </w:pPr>
+      <m:oMathPara>
+        <m:oMathParaPr>
+          <m:jc m:val="center"/>
+        </m:oMathParaPr>
+        <m:oMath>
+          <m:r>
+            <m:t>θ</m:t>
+          </m:r>
+          <m:r>
+            <m:rPr>
+              <m:sty m:val="p"/>
+            </m:rPr>
+            <m:t>=</m:t>
+          </m:r>
+          <m:f>
+            <m:fPr>
+              <m:type m:val="bar"/>
+            </m:fPr>
+            <m:num>
+              <m:r>
+                <m:t>π</m:t>
+              </m:r>
+            </m:num>
+            <m:den>
+              <m:r>
+                <m:t>2</m:t>
+              </m:r>
+            </m:den>
+          </m:f>
+          <m:r>
+            <m:t> </m:t>
+          </m:r>
+          <m:r>
+            <m:rPr>
+              <m:sty m:val="p"/>
+            </m:rPr>
+            <m:t>⇔</m:t>
+          </m:r>
+          <m:r>
+            <m:t> </m:t>
+          </m:r>
+          <m:acc>
+            <m:accPr>
+              <m:chr m:val="̃"/>
+            </m:accPr>
+            <m:e>
+              <m:r>
+                <m:t>x</m:t>
+              </m:r>
+            </m:e>
+          </m:acc>
+          <m:r>
+            <m:rPr>
+              <m:sty m:val="p"/>
+            </m:rPr>
+            <m:t>⋅</m:t>
+          </m:r>
+          <m:acc>
+            <m:accPr>
+              <m:chr m:val="̃"/>
+            </m:accPr>
+            <m:e>
+              <m:r>
+                <m:t>y</m:t>
+              </m:r>
+            </m:e>
+          </m:acc>
+          <m:r>
+            <m:rPr>
+              <m:sty m:val="p"/>
+            </m:rPr>
+            <m:t>=</m:t>
+          </m:r>
+          <m:r>
+            <m:t>0</m:t>
+          </m:r>
+          <m:r>
+            <m:rPr>
+              <m:sty m:val="p"/>
+            </m:rPr>
+            <m:t>,</m:t>
+          </m:r>
+        </m:oMath>
+      </m:oMathPara>
+    </w:p>
+    <w:p>
+      <w:pPr>
+        <w:pStyle w:val="FirstParagraph"/>
+      </w:pPr>
       <w:r>
         <w:t xml:space="preserve">so for nonzero vectors, orthogonal (</w:t>
       </w:r>
@@ -34722,18 +33477,269 @@
         <w:t xml:space="preserve">) means at a right angle.</w:t>
       </w:r>
     </w:p>
-    <w:bookmarkEnd w:id="53"/>
-    <w:bookmarkStart w:id="54" w:name="exm-angle"/>
+    <w:bookmarkEnd w:id="54"/>
     <w:p>
       <w:pPr>
         <w:pStyle w:val="BodyText"/>
       </w:pPr>
       <w:r>
         <w:rPr>
+          <w:i/>
+          <w:iCs/>
+        </w:rPr>
+        <w:t xml:space="preserve">Proof</w:t>
+      </w:r>
+      <w:r>
+        <w:t xml:space="preserve">. </w:t>
+      </w:r>
+      <w:r>
+        <w:t xml:space="preserve">Since</w:t>
+      </w:r>
+      <w:r>
+        <w:t xml:space="preserve"> </w:t>
+      </w:r>
+      <m:oMath>
+        <m:r>
+          <m:t>​</m:t>
+        </m:r>
+        <m:d>
+          <m:dPr>
+            <m:begChr m:val="∥"/>
+            <m:sepChr m:val=""/>
+            <m:endChr m:val="∥"/>
+            <m:grow/>
+          </m:dPr>
+          <m:e>
+            <m:acc>
+              <m:accPr>
+                <m:chr m:val="̃"/>
+              </m:accPr>
+              <m:e>
+                <m:r>
+                  <m:t>x</m:t>
+                </m:r>
+              </m:e>
+            </m:acc>
+          </m:e>
+        </m:d>
+        <m:r>
+          <m:t>​</m:t>
+        </m:r>
+        <m:r>
+          <m:t> </m:t>
+        </m:r>
+        <m:r>
+          <m:t>​</m:t>
+        </m:r>
+        <m:d>
+          <m:dPr>
+            <m:begChr m:val="∥"/>
+            <m:sepChr m:val=""/>
+            <m:endChr m:val="∥"/>
+            <m:grow/>
+          </m:dPr>
+          <m:e>
+            <m:acc>
+              <m:accPr>
+                <m:chr m:val="̃"/>
+              </m:accPr>
+              <m:e>
+                <m:r>
+                  <m:t>y</m:t>
+                </m:r>
+              </m:e>
+            </m:acc>
+          </m:e>
+        </m:d>
+        <m:r>
+          <m:t>​</m:t>
+        </m:r>
+        <m:r>
+          <m:rPr>
+            <m:sty m:val="p"/>
+          </m:rPr>
+          <m:t>&gt;</m:t>
+        </m:r>
+        <m:r>
+          <m:t>0</m:t>
+        </m:r>
+      </m:oMath>
+      <w:r>
+        <w:t xml:space="preserve"> </w:t>
+      </w:r>
+      <w:r>
+        <w:t xml:space="preserve">(</w:t>
+      </w:r>
+      <w:hyperlink w:anchor="thm-norm-properties">
+        <w:r>
+          <w:rPr>
+            <w:rStyle w:val="Hyperlink"/>
+          </w:rPr>
+          <w:t xml:space="preserve">Theorem 1</w:t>
+        </w:r>
+      </w:hyperlink>
+      <w:r>
+        <w:t xml:space="preserve">),</w:t>
+      </w:r>
+      <w:r>
+        <w:t xml:space="preserve"> </w:t>
+      </w:r>
+      <m:oMath>
+        <m:r>
+          <m:rPr>
+            <m:sty m:val="p"/>
+          </m:rPr>
+          <m:t>cos</m:t>
+        </m:r>
+        <m:r>
+          <m:t>θ</m:t>
+        </m:r>
+        <m:r>
+          <m:rPr>
+            <m:sty m:val="p"/>
+          </m:rPr>
+          <m:t>=</m:t>
+        </m:r>
+        <m:r>
+          <m:t>0</m:t>
+        </m:r>
+      </m:oMath>
+      <w:r>
+        <w:t xml:space="preserve"> </w:t>
+      </w:r>
+      <w:r>
+        <w:t xml:space="preserve">exactly when</w:t>
+      </w:r>
+      <w:r>
+        <w:t xml:space="preserve"> </w:t>
+      </w:r>
+      <m:oMath>
+        <m:acc>
+          <m:accPr>
+            <m:chr m:val="̃"/>
+          </m:accPr>
+          <m:e>
+            <m:r>
+              <m:t>x</m:t>
+            </m:r>
+          </m:e>
+        </m:acc>
+        <m:r>
+          <m:rPr>
+            <m:sty m:val="p"/>
+          </m:rPr>
+          <m:t>⋅</m:t>
+        </m:r>
+        <m:acc>
+          <m:accPr>
+            <m:chr m:val="̃"/>
+          </m:accPr>
+          <m:e>
+            <m:r>
+              <m:t>y</m:t>
+            </m:r>
+          </m:e>
+        </m:acc>
+        <m:r>
+          <m:rPr>
+            <m:sty m:val="p"/>
+          </m:rPr>
+          <m:t>=</m:t>
+        </m:r>
+        <m:r>
+          <m:t>0</m:t>
+        </m:r>
+      </m:oMath>
+      <w:r>
+        <w:t xml:space="preserve">.</w:t>
+      </w:r>
+      <w:r>
+        <w:t xml:space="preserve"> </w:t>
+      </w:r>
+      <w:r>
+        <w:t xml:space="preserve">On</w:t>
+      </w:r>
+      <w:r>
+        <w:t xml:space="preserve"> </w:t>
+      </w:r>
+      <m:oMath>
+        <m:r>
+          <m:rPr>
+            <m:sty m:val="p"/>
+          </m:rPr>
+          <m:t>[</m:t>
+        </m:r>
+        <m:r>
+          <m:t>0</m:t>
+        </m:r>
+        <m:r>
+          <m:rPr>
+            <m:sty m:val="p"/>
+          </m:rPr>
+          <m:t>,</m:t>
+        </m:r>
+        <m:r>
+          <m:t>π</m:t>
+        </m:r>
+        <m:r>
+          <m:rPr>
+            <m:sty m:val="p"/>
+          </m:rPr>
+          <m:t>]</m:t>
+        </m:r>
+      </m:oMath>
+      <w:r>
+        <w:t xml:space="preserve">,</w:t>
+      </w:r>
+      <w:r>
+        <w:t xml:space="preserve"> </w:t>
+      </w:r>
+      <m:oMath>
+        <m:r>
+          <m:rPr>
+            <m:sty m:val="p"/>
+          </m:rPr>
+          <m:t>cos</m:t>
+        </m:r>
+      </m:oMath>
+      <w:r>
+        <w:t xml:space="preserve"> </w:t>
+      </w:r>
+      <w:r>
+        <w:t xml:space="preserve">vanishes only at</w:t>
+      </w:r>
+      <w:r>
+        <w:t xml:space="preserve"> </w:t>
+      </w:r>
+      <m:oMath>
+        <m:r>
+          <m:t>π</m:t>
+        </m:r>
+        <m:r>
+          <m:rPr>
+            <m:sty m:val="p"/>
+          </m:rPr>
+          <m:t>/</m:t>
+        </m:r>
+        <m:r>
+          <m:t>2</m:t>
+        </m:r>
+      </m:oMath>
+      <w:r>
+        <w:t xml:space="preserve">.</w:t>
+      </w:r>
+    </w:p>
+    <w:bookmarkStart w:id="55" w:name="exm-angle"/>
+    <w:p>
+      <w:pPr>
+        <w:pStyle w:val="BodyText"/>
+      </w:pPr>
+      <w:r>
+        <w:rPr>
           <w:b/>
           <w:bCs/>
         </w:rPr>
-        <w:t xml:space="preserve">Example 14 (Some angles in the plane)</w:t>
+        <w:t xml:space="preserve">Example 13 (Some angles in the plane)</w:t>
       </w:r>
       <w:r>
         <w:t xml:space="preserve"> </w:t>
@@ -34746,7 +33752,7 @@
       <w:pPr>
         <w:numPr>
           <w:ilvl w:val="0"/>
-          <w:numId w:val="1017"/>
+          <w:numId w:val="1016"/>
         </w:numPr>
       </w:pPr>
       <m:oMath>
@@ -34902,7 +33908,7 @@
       <w:pPr>
         <w:numPr>
           <w:ilvl w:val="0"/>
-          <w:numId w:val="1017"/>
+          <w:numId w:val="1016"/>
         </w:numPr>
       </w:pPr>
       <m:oMath>
@@ -35126,7 +34132,7 @@
       <w:pPr>
         <w:numPr>
           <w:ilvl w:val="0"/>
-          <w:numId w:val="1017"/>
+          <w:numId w:val="1016"/>
         </w:numPr>
       </w:pPr>
       <m:oMath>
@@ -35325,7 +34331,7 @@
       <w:pPr>
         <w:numPr>
           <w:ilvl w:val="0"/>
-          <w:numId w:val="1017"/>
+          <w:numId w:val="1016"/>
         </w:numPr>
       </w:pPr>
       <m:oMath>
@@ -35428,8 +34434,8 @@
         <w:t xml:space="preserve">.</w:t>
       </w:r>
     </w:p>
-    <w:bookmarkEnd w:id="54"/>
-    <w:bookmarkStart w:id="55" w:name="def-cosine-similarity"/>
+    <w:bookmarkEnd w:id="55"/>
+    <w:bookmarkStart w:id="56" w:name="def-cosine-similarity"/>
     <w:p>
       <w:pPr>
         <w:pStyle w:val="FirstParagraph"/>
@@ -35439,7 +34445,7 @@
           <w:b/>
           <w:bCs/>
         </w:rPr>
-        <w:t xml:space="preserve">Definition 9 (Cosine similarity)</w:t>
+        <w:t xml:space="preserve">Definition 8 (Cosine similarity)</w:t>
       </w:r>
       <w:r>
         <w:t xml:space="preserve"> </w:t>
@@ -35700,8 +34706,8 @@
         </m:oMath>
       </m:oMathPara>
     </w:p>
-    <w:bookmarkEnd w:id="55"/>
-    <w:bookmarkStart w:id="56" w:name="exm-cosine-similarity"/>
+    <w:bookmarkEnd w:id="56"/>
+    <w:bookmarkStart w:id="57" w:name="exm-cosine-similarity"/>
     <w:p>
       <w:pPr>
         <w:pStyle w:val="FirstParagraph"/>
@@ -35711,7 +34717,7 @@
           <w:b/>
           <w:bCs/>
         </w:rPr>
-        <w:t xml:space="preserve">Example 15 (Cosine similarity of parallel, orthogonal, and arbitrary vectors)</w:t>
+        <w:t xml:space="preserve">Example 14 (Cosine similarity of parallel, orthogonal, and arbitrary vectors)</w:t>
       </w:r>
       <w:r>
         <w:t xml:space="preserve"> </w:t>
@@ -35748,7 +34754,7 @@
       <w:pPr>
         <w:numPr>
           <w:ilvl w:val="0"/>
-          <w:numId w:val="1018"/>
+          <w:numId w:val="1017"/>
         </w:numPr>
       </w:pPr>
       <w:r>
@@ -36019,7 +35025,7 @@
       <w:pPr>
         <w:numPr>
           <w:ilvl w:val="0"/>
-          <w:numId w:val="1018"/>
+          <w:numId w:val="1017"/>
         </w:numPr>
       </w:pPr>
       <w:r>
@@ -36302,7 +35308,7 @@
       <w:pPr>
         <w:numPr>
           <w:ilvl w:val="0"/>
-          <w:numId w:val="1018"/>
+          <w:numId w:val="1017"/>
         </w:numPr>
       </w:pPr>
       <w:r>
@@ -36770,8 +35776,8 @@
         <w:t xml:space="preserve">.</w:t>
       </w:r>
     </w:p>
-    <w:bookmarkEnd w:id="56"/>
-    <w:bookmarkStart w:id="57" w:name="cor-cosine-similarity-angle"/>
+    <w:bookmarkEnd w:id="57"/>
+    <w:bookmarkStart w:id="58" w:name="cor-cosine-similarity-angle"/>
     <w:p>
       <w:pPr>
         <w:pStyle w:val="BodyText"/>
@@ -36781,7 +35787,7 @@
           <w:b/>
           <w:bCs/>
         </w:rPr>
-        <w:t xml:space="preserve">Corollary 1 (Cosine similarity is the cosine of the angle)</w:t>
+        <w:t xml:space="preserve">Corollary 2 (Cosine similarity is the cosine of the angle)</w:t>
       </w:r>
       <w:r>
         <w:t xml:space="preserve"> </w:t>
@@ -36867,7 +35873,7 @@
           <w:rPr>
             <w:rStyle w:val="Hyperlink"/>
           </w:rPr>
-          <w:t xml:space="preserve">Definition 8</w:t>
+          <w:t xml:space="preserve">Definition 7</w:t>
         </w:r>
       </w:hyperlink>
       <w:r>
@@ -36951,7 +35957,7 @@
         </m:oMath>
       </m:oMathPara>
     </w:p>
-    <w:bookmarkEnd w:id="57"/>
+    <w:bookmarkEnd w:id="58"/>
     <w:p>
       <w:pPr>
         <w:pStyle w:val="FirstParagraph"/>
@@ -36973,6 +35979,43 @@
         <w:t xml:space="preserve"> </w:t>
       </w:r>
       <w:hyperlink w:anchor="def-angle">
+        <w:r>
+          <w:rPr>
+            <w:rStyle w:val="Hyperlink"/>
+          </w:rPr>
+          <w:t xml:space="preserve">Definition 7</w:t>
+        </w:r>
+      </w:hyperlink>
+      <w:r>
+        <w:t xml:space="preserve"> </w:t>
+      </w:r>
+      <w:r>
+        <w:t xml:space="preserve">sets equal to</w:t>
+      </w:r>
+      <w:r>
+        <w:t xml:space="preserve"> </w:t>
+      </w:r>
+      <m:oMath>
+        <m:r>
+          <m:rPr>
+            <m:sty m:val="p"/>
+          </m:rPr>
+          <m:t>cos</m:t>
+        </m:r>
+        <m:r>
+          <m:t>θ</m:t>
+        </m:r>
+      </m:oMath>
+      <w:r>
+        <w:t xml:space="preserve"> </w:t>
+      </w:r>
+      <w:r>
+        <w:t xml:space="preserve">is the ratio that</w:t>
+      </w:r>
+      <w:r>
+        <w:t xml:space="preserve"> </w:t>
+      </w:r>
+      <w:hyperlink w:anchor="def-cosine-similarity">
         <w:r>
           <w:rPr>
             <w:rStyle w:val="Hyperlink"/>
@@ -36984,43 +36027,6 @@
         <w:t xml:space="preserve"> </w:t>
       </w:r>
       <w:r>
-        <w:t xml:space="preserve">sets equal to</w:t>
-      </w:r>
-      <w:r>
-        <w:t xml:space="preserve"> </w:t>
-      </w:r>
-      <m:oMath>
-        <m:r>
-          <m:rPr>
-            <m:sty m:val="p"/>
-          </m:rPr>
-          <m:t>cos</m:t>
-        </m:r>
-        <m:r>
-          <m:t>θ</m:t>
-        </m:r>
-      </m:oMath>
-      <w:r>
-        <w:t xml:space="preserve"> </w:t>
-      </w:r>
-      <w:r>
-        <w:t xml:space="preserve">is the ratio that</w:t>
-      </w:r>
-      <w:r>
-        <w:t xml:space="preserve"> </w:t>
-      </w:r>
-      <w:hyperlink w:anchor="def-cosine-similarity">
-        <w:r>
-          <w:rPr>
-            <w:rStyle w:val="Hyperlink"/>
-          </w:rPr>
-          <w:t xml:space="preserve">Definition 9</w:t>
-        </w:r>
-      </w:hyperlink>
-      <w:r>
-        <w:t xml:space="preserve"> </w:t>
-      </w:r>
-      <w:r>
         <w:t xml:space="preserve">defines as</w:t>
       </w:r>
       <w:r>
@@ -37076,7 +36082,7 @@
         <w:t xml:space="preserve">.</w:t>
       </w:r>
     </w:p>
-    <w:bookmarkStart w:id="58" w:name="X64c41f557e7f698c947bb0d906d626137043d1e"/>
+    <w:bookmarkStart w:id="59" w:name="X64c41f557e7f698c947bb0d906d626137043d1e"/>
     <w:p>
       <w:pPr>
         <w:pStyle w:val="BodyText"/>
@@ -37086,7 +36092,7 @@
           <w:b/>
           <w:bCs/>
         </w:rPr>
-        <w:t xml:space="preserve">Definition 10 (Cosine similarity in an inner product space)</w:t>
+        <w:t xml:space="preserve">Definition 9 (Cosine similarity in an inner product space)</w:t>
       </w:r>
       <w:r>
         <w:t xml:space="preserve"> </w:t>
@@ -37372,8 +36378,8 @@
         </m:oMath>
       </m:oMathPara>
     </w:p>
-    <w:bookmarkEnd w:id="58"/>
-    <w:bookmarkStart w:id="60" w:name="thm-pearson-cosine-centered"/>
+    <w:bookmarkEnd w:id="59"/>
+    <w:bookmarkStart w:id="61" w:name="thm-pearson-cosine-centered"/>
     <w:p>
       <w:pPr>
         <w:pStyle w:val="FirstParagraph"/>
@@ -37796,7 +36802,7 @@
       <w:r>
         <w:t xml:space="preserve"> </w:t>
       </w:r>
-      <w:hyperlink r:id="rId59">
+      <w:hyperlink r:id="rId60">
         <w:r>
           <w:rPr>
             <w:rStyle w:val="Hyperlink"/>
@@ -37890,7 +36896,7 @@
           <w:rPr>
             <w:rStyle w:val="Hyperlink"/>
           </w:rPr>
-          <w:t xml:space="preserve">Definition 9</w:t>
+          <w:t xml:space="preserve">Definition 8</w:t>
         </w:r>
       </w:hyperlink>
       <w:r>
@@ -37982,7 +36988,7 @@
         </m:oMath>
       </m:oMathPara>
     </w:p>
-    <w:bookmarkEnd w:id="60"/>
+    <w:bookmarkEnd w:id="61"/>
     <w:p>
       <w:pPr>
         <w:pStyle w:val="FirstParagraph"/>
@@ -38688,7 +37694,7 @@
         <w:t xml:space="preserve">.</w:t>
       </w:r>
     </w:p>
-    <w:bookmarkStart w:id="61" w:name="exm-pearson-cosine-centered"/>
+    <w:bookmarkStart w:id="62" w:name="exm-pearson-cosine-centered"/>
     <w:p>
       <w:pPr>
         <w:pStyle w:val="BodyText"/>
@@ -38698,7 +37704,7 @@
           <w:b/>
           <w:bCs/>
         </w:rPr>
-        <w:t xml:space="preserve">Example 16 (Centering changes the cosine similarity)</w:t>
+        <w:t xml:space="preserve">Example 15 (Centering changes the cosine similarity)</w:t>
       </w:r>
       <w:r>
         <w:t xml:space="preserve"> </w:t>
@@ -39584,9 +38590,9 @@
         <w:t xml:space="preserve">mostly because both vectors have positive entries and the same mean, not because they move together.</w:t>
       </w:r>
     </w:p>
-    <w:bookmarkEnd w:id="61"/>
     <w:bookmarkEnd w:id="62"/>
-    <w:bookmarkStart w:id="94" w:name="sec-gram-schmidt"/>
+    <w:bookmarkEnd w:id="63"/>
+    <w:bookmarkStart w:id="95" w:name="sec-gram-schmidt"/>
     <w:p>
       <w:pPr>
         <w:pStyle w:val="Heading2"/>
@@ -39636,12 +38642,12 @@
                 <wp:inline>
                   <wp:extent cx="152400" cy="152400"/>
                   <wp:effectExtent b="0" l="0" r="0" t="0"/>
-                  <wp:docPr descr="" title="" id="63" name="Picture"/>
+                  <wp:docPr descr="" title="" id="64" name="Picture"/>
                   <a:graphic>
                     <a:graphicData uri="http://schemas.openxmlformats.org/drawingml/2006/picture">
                       <pic:pic>
                         <pic:nvPicPr>
-                          <pic:cNvPr descr="/opt/quarto/share/formats/docx/note.png" id="64" name="Picture"/>
+                          <pic:cNvPr descr="/opt/quarto/share/formats/docx/note.png" id="65" name="Picture"/>
                           <pic:cNvPicPr>
                             <a:picLocks noChangeArrowheads="1" noChangeAspect="1"/>
                           </pic:cNvPicPr>
@@ -39772,7 +38778,7 @@
         </w:tc>
       </w:tr>
     </w:tbl>
-    <w:bookmarkStart w:id="65" w:name="thm-dot-linear-sum"/>
+    <w:bookmarkStart w:id="66" w:name="thm-dot-linear-sum"/>
     <w:p>
       <w:pPr>
         <w:pStyle w:val="BodyText"/>
@@ -40173,7 +39179,7 @@
         </m:oMath>
       </m:oMathPara>
     </w:p>
-    <w:bookmarkEnd w:id="65"/>
+    <w:bookmarkEnd w:id="66"/>
     <w:p>
       <w:pPr>
         <w:pStyle w:val="FirstParagraph"/>
@@ -41171,7 +40177,7 @@
         </m:oMath>
       </m:oMathPara>
     </w:p>
-    <w:bookmarkStart w:id="66" w:name="exm-dot-linear-sum"/>
+    <w:bookmarkStart w:id="67" w:name="exm-dot-linear-sum"/>
     <w:p>
       <w:pPr>
         <w:pStyle w:val="FirstParagraph"/>
@@ -41181,7 +40187,7 @@
           <w:b/>
           <w:bCs/>
         </w:rPr>
-        <w:t xml:space="preserve">Example 17 (Dotting with a combination of three vectors)</w:t>
+        <w:t xml:space="preserve">Example 16 (Dotting with a combination of three vectors)</w:t>
       </w:r>
       <w:r>
         <w:t xml:space="preserve"> </w:t>
@@ -41640,8 +40646,8 @@
         <w:t xml:space="preserve">, the same number.</w:t>
       </w:r>
     </w:p>
-    <w:bookmarkEnd w:id="66"/>
-    <w:bookmarkStart w:id="68" w:name="thm-orthonormal-independent"/>
+    <w:bookmarkEnd w:id="67"/>
+    <w:bookmarkStart w:id="69" w:name="thm-orthonormal-independent"/>
     <w:p>
       <w:pPr>
         <w:pStyle w:val="BodyText"/>
@@ -41726,7 +40732,7 @@
       <w:r>
         <w:t xml:space="preserve">are orthonormal (</w:t>
       </w:r>
-      <w:hyperlink r:id="rId67">
+      <w:hyperlink r:id="rId68">
         <w:r>
           <w:rPr>
             <w:rStyle w:val="Hyperlink"/>
@@ -41755,7 +40761,7 @@
         <w:t xml:space="preserve">).</w:t>
       </w:r>
     </w:p>
-    <w:bookmarkEnd w:id="68"/>
+    <w:bookmarkEnd w:id="69"/>
     <w:p>
       <w:pPr>
         <w:pStyle w:val="BodyText"/>
@@ -42421,7 +41427,7 @@
         <w:t xml:space="preserve">.</w:t>
       </w:r>
     </w:p>
-    <w:bookmarkStart w:id="69" w:name="exm-orthonormal-independent"/>
+    <w:bookmarkStart w:id="70" w:name="exm-orthonormal-independent"/>
     <w:p>
       <w:pPr>
         <w:pStyle w:val="BodyText"/>
@@ -42431,7 +41437,7 @@
           <w:b/>
           <w:bCs/>
         </w:rPr>
-        <w:t xml:space="preserve">Example 18 (Three orthonormal vectors in</w:t>
+        <w:t xml:space="preserve">Example 17 (Three orthonormal vectors in</w:t>
       </w:r>
       <w:r>
         <w:rPr>
@@ -43798,8 +42804,8 @@
         <w:t xml:space="preserve">.</w:t>
       </w:r>
     </w:p>
-    <w:bookmarkEnd w:id="69"/>
-    <w:bookmarkStart w:id="71" w:name="def-orthonormal-basis"/>
+    <w:bookmarkEnd w:id="70"/>
+    <w:bookmarkStart w:id="72" w:name="def-orthonormal-basis"/>
     <w:p>
       <w:pPr>
         <w:pStyle w:val="BodyText"/>
@@ -43809,7 +42815,7 @@
           <w:b/>
           <w:bCs/>
         </w:rPr>
-        <w:t xml:space="preserve">Definition 11 (Orthonormal basis)</w:t>
+        <w:t xml:space="preserve">Definition 10 (Orthonormal basis)</w:t>
       </w:r>
       <w:r>
         <w:t xml:space="preserve"> </w:t>
@@ -43896,7 +42902,7 @@
       <w:r>
         <w:t xml:space="preserve">(</w:t>
       </w:r>
-      <w:hyperlink r:id="rId70">
+      <w:hyperlink r:id="rId71">
         <w:r>
           <w:rPr>
             <w:rStyle w:val="Hyperlink"/>
@@ -43913,7 +42919,7 @@
       <w:r>
         <w:t xml:space="preserve">whose vectors are orthonormal (</w:t>
       </w:r>
-      <w:hyperlink r:id="rId67">
+      <w:hyperlink r:id="rId68">
         <w:r>
           <w:rPr>
             <w:rStyle w:val="Hyperlink"/>
@@ -43925,8 +42931,8 @@
         <w:t xml:space="preserve">).</w:t>
       </w:r>
     </w:p>
-    <w:bookmarkEnd w:id="71"/>
-    <w:bookmarkStart w:id="75" w:name="exm-orthonormal-basis"/>
+    <w:bookmarkEnd w:id="72"/>
+    <w:bookmarkStart w:id="76" w:name="exm-orthonormal-basis"/>
     <w:p>
       <w:pPr>
         <w:pStyle w:val="BodyText"/>
@@ -43936,7 +42942,7 @@
           <w:b/>
           <w:bCs/>
         </w:rPr>
-        <w:t xml:space="preserve">Example 19 (Orthonormal bases of</w:t>
+        <w:t xml:space="preserve">Example 18 (Orthonormal bases of</w:t>
       </w:r>
       <w:r>
         <w:rPr>
@@ -43982,7 +42988,7 @@
         <w:pStyle w:val="Compact"/>
         <w:numPr>
           <w:ilvl w:val="0"/>
-          <w:numId w:val="1019"/>
+          <w:numId w:val="1018"/>
         </w:numPr>
       </w:pPr>
       <w:r>
@@ -44107,7 +43113,7 @@
       <w:r>
         <w:t xml:space="preserve">(</w:t>
       </w:r>
-      <w:hyperlink r:id="rId72">
+      <w:hyperlink r:id="rId73">
         <w:r>
           <w:rPr>
             <w:rStyle w:val="Hyperlink"/>
@@ -44124,7 +43130,7 @@
         <w:pStyle w:val="Compact"/>
         <w:numPr>
           <w:ilvl w:val="0"/>
-          <w:numId w:val="1019"/>
+          <w:numId w:val="1018"/>
         </w:numPr>
       </w:pPr>
       <w:r>
@@ -44218,7 +43224,7 @@
           <w:rPr>
             <w:rStyle w:val="Hyperlink"/>
           </w:rPr>
-          <w:t xml:space="preserve">Example 18</w:t>
+          <w:t xml:space="preserve">Example 17</w:t>
         </w:r>
       </w:hyperlink>
       <w:r>
@@ -44233,7 +43239,7 @@
       <w:r>
         <w:t xml:space="preserve">so they are a basis of their span (</w:t>
       </w:r>
-      <w:hyperlink r:id="rId70">
+      <w:hyperlink r:id="rId71">
         <w:r>
           <w:rPr>
             <w:rStyle w:val="Hyperlink"/>
@@ -44264,7 +43270,7 @@
       <w:r>
         <w:t xml:space="preserve">(</w:t>
       </w:r>
-      <w:hyperlink r:id="rId73">
+      <w:hyperlink r:id="rId74">
         <w:r>
           <w:rPr>
             <w:rStyle w:val="Hyperlink"/>
@@ -44308,7 +43314,7 @@
       <w:r>
         <w:t xml:space="preserve">(</w:t>
       </w:r>
-      <w:hyperlink r:id="rId74">
+      <w:hyperlink r:id="rId75">
         <w:r>
           <w:rPr>
             <w:rStyle w:val="Hyperlink"/>
@@ -44322,7 +43328,7 @@
       <w:r>
         <w:t xml:space="preserve"> </w:t>
       </w:r>
-      <w:hyperlink r:id="rId72">
+      <w:hyperlink r:id="rId73">
         <w:r>
           <w:rPr>
             <w:rStyle w:val="Hyperlink"/>
@@ -44367,8 +43373,8 @@
         <w:t xml:space="preserve">too.</w:t>
       </w:r>
     </w:p>
-    <w:bookmarkEnd w:id="75"/>
-    <w:bookmarkStart w:id="78" w:name="exm-not-orthonormal-basis"/>
+    <w:bookmarkEnd w:id="76"/>
+    <w:bookmarkStart w:id="79" w:name="exm-not-orthonormal-basis"/>
     <w:p>
       <w:pPr>
         <w:pStyle w:val="FirstParagraph"/>
@@ -44378,7 +43384,7 @@
           <w:b/>
           <w:bCs/>
         </w:rPr>
-        <w:t xml:space="preserve">Example 20 (Bases that are not orthonormal, and orthonormal lists that are not bases)</w:t>
+        <w:t xml:space="preserve">Example 19 (Bases that are not orthonormal, and orthonormal lists that are not bases)</w:t>
       </w:r>
       <w:r>
         <w:t xml:space="preserve"> </w:t>
@@ -44392,7 +43398,7 @@
         <w:pStyle w:val="Compact"/>
         <w:numPr>
           <w:ilvl w:val="0"/>
-          <w:numId w:val="1020"/>
+          <w:numId w:val="1019"/>
         </w:numPr>
       </w:pPr>
       <m:oMath>
@@ -44484,7 +43490,7 @@
       <w:r>
         <w:t xml:space="preserve">(</w:t>
       </w:r>
-      <w:hyperlink r:id="rId76">
+      <w:hyperlink r:id="rId77">
         <w:r>
           <w:rPr>
             <w:rStyle w:val="Hyperlink"/>
@@ -44578,7 +43584,7 @@
         <w:pStyle w:val="Compact"/>
         <w:numPr>
           <w:ilvl w:val="0"/>
-          <w:numId w:val="1020"/>
+          <w:numId w:val="1019"/>
         </w:numPr>
       </w:pPr>
       <m:oMath>
@@ -44714,7 +43720,7 @@
       <w:r>
         <w:t xml:space="preserve">(</w:t>
       </w:r>
-      <w:hyperlink r:id="rId77">
+      <w:hyperlink r:id="rId78">
         <w:r>
           <w:rPr>
             <w:rStyle w:val="Hyperlink"/>
@@ -44773,8 +43779,8 @@
         <w:t xml:space="preserve">.</w:t>
       </w:r>
     </w:p>
-    <w:bookmarkEnd w:id="78"/>
-    <w:bookmarkStart w:id="79" w:name="thm-orthonormal-expansion"/>
+    <w:bookmarkEnd w:id="79"/>
+    <w:bookmarkStart w:id="80" w:name="thm-orthonormal-expansion"/>
     <w:p>
       <w:pPr>
         <w:pStyle w:val="FirstParagraph"/>
@@ -44882,7 +43888,7 @@
           <w:rPr>
             <w:rStyle w:val="Hyperlink"/>
           </w:rPr>
-          <w:t xml:space="preserve">Definition 11</w:t>
+          <w:t xml:space="preserve">Definition 10</w:t>
         </w:r>
       </w:hyperlink>
       <w:r>
@@ -45055,7 +44061,7 @@
         </m:oMath>
       </m:oMathPara>
     </w:p>
-    <w:bookmarkEnd w:id="79"/>
+    <w:bookmarkEnd w:id="80"/>
     <w:p>
       <w:pPr>
         <w:pStyle w:val="FirstParagraph"/>
@@ -45661,7 +44667,7 @@
         <w:t xml:space="preserve">.</w:t>
       </w:r>
     </w:p>
-    <w:bookmarkStart w:id="80" w:name="exm-orthonormal-expansion"/>
+    <w:bookmarkStart w:id="81" w:name="exm-orthonormal-expansion"/>
     <w:p>
       <w:pPr>
         <w:pStyle w:val="BodyText"/>
@@ -45671,7 +44677,7 @@
           <w:b/>
           <w:bCs/>
         </w:rPr>
-        <w:t xml:space="preserve">Example 21 (Expanding a vector in an orthonormal basis)</w:t>
+        <w:t xml:space="preserve">Example 20 (Expanding a vector in an orthonormal basis)</w:t>
       </w:r>
       <w:r>
         <w:t xml:space="preserve"> </w:t>
@@ -45794,7 +44800,7 @@
           <w:rPr>
             <w:rStyle w:val="Hyperlink"/>
           </w:rPr>
-          <w:t xml:space="preserve">Example 19</w:t>
+          <w:t xml:space="preserve">Example 18</w:t>
         </w:r>
       </w:hyperlink>
       <w:r>
@@ -46901,8 +45907,8 @@
         <w:t xml:space="preserve">says.</w:t>
       </w:r>
     </w:p>
-    <w:bookmarkEnd w:id="80"/>
-    <w:bookmarkStart w:id="81" w:name="def-gram-schmidt"/>
+    <w:bookmarkEnd w:id="81"/>
+    <w:bookmarkStart w:id="82" w:name="def-gram-schmidt"/>
     <w:p>
       <w:pPr>
         <w:pStyle w:val="BodyText"/>
@@ -46912,7 +45918,7 @@
           <w:b/>
           <w:bCs/>
         </w:rPr>
-        <w:t xml:space="preserve">Definition 12 (Gram-Schmidt process)</w:t>
+        <w:t xml:space="preserve">Definition 11 (Gram-Schmidt process)</w:t>
       </w:r>
       <w:r>
         <w:t xml:space="preserve"> </w:t>
@@ -47084,7 +46090,7 @@
         <w:pStyle w:val="Compact"/>
         <w:numPr>
           <w:ilvl w:val="0"/>
-          <w:numId w:val="1021"/>
+          <w:numId w:val="1020"/>
         </w:numPr>
       </w:pPr>
       <w:r>
@@ -47379,7 +46385,7 @@
         <w:pStyle w:val="Compact"/>
         <w:numPr>
           <w:ilvl w:val="0"/>
-          <w:numId w:val="1021"/>
+          <w:numId w:val="1020"/>
         </w:numPr>
       </w:pPr>
       <w:r>
@@ -47451,7 +46457,7 @@
         <w:pStyle w:val="Compact"/>
         <w:numPr>
           <w:ilvl w:val="0"/>
-          <w:numId w:val="1021"/>
+          <w:numId w:val="1020"/>
         </w:numPr>
       </w:pPr>
       <w:r>
@@ -47677,8 +46683,8 @@
         <w:t xml:space="preserve">of them if it never stops.</w:t>
       </w:r>
     </w:p>
-    <w:bookmarkEnd w:id="81"/>
-    <w:bookmarkStart w:id="82" w:name="exm-gram-schmidt"/>
+    <w:bookmarkEnd w:id="82"/>
+    <w:bookmarkStart w:id="83" w:name="exm-gram-schmidt"/>
     <w:p>
       <w:pPr>
         <w:pStyle w:val="BodyText"/>
@@ -47688,7 +46694,7 @@
           <w:b/>
           <w:bCs/>
         </w:rPr>
-        <w:t xml:space="preserve">Example 22 (Two steps of Gram-Schmidt in</w:t>
+        <w:t xml:space="preserve">Example 21 (Two steps of Gram-Schmidt in</w:t>
       </w:r>
       <w:r>
         <w:rPr>
@@ -47868,7 +46874,7 @@
       <w:pPr>
         <w:numPr>
           <w:ilvl w:val="0"/>
-          <w:numId w:val="1022"/>
+          <w:numId w:val="1021"/>
         </w:numPr>
       </w:pPr>
       <w:r>
@@ -48073,7 +47079,7 @@
       <w:pPr>
         <w:numPr>
           <w:ilvl w:val="0"/>
-          <w:numId w:val="1022"/>
+          <w:numId w:val="1021"/>
         </w:numPr>
       </w:pPr>
       <w:r>
@@ -49157,8 +48163,8 @@
         </m:oMath>
       </m:oMathPara>
     </w:p>
-    <w:bookmarkEnd w:id="82"/>
-    <w:bookmarkStart w:id="83" w:name="exm-gram-schmidt-stops"/>
+    <w:bookmarkEnd w:id="83"/>
+    <w:bookmarkStart w:id="84" w:name="exm-gram-schmidt-stops"/>
     <w:p>
       <w:pPr>
         <w:pStyle w:val="FirstParagraph"/>
@@ -49168,7 +48174,7 @@
           <w:b/>
           <w:bCs/>
         </w:rPr>
-        <w:t xml:space="preserve">Example 23 (Gram-Schmidt stops on dependent vectors)</w:t>
+        <w:t xml:space="preserve">Example 22 (Gram-Schmidt stops on dependent vectors)</w:t>
       </w:r>
       <w:r>
         <w:t xml:space="preserve"> </w:t>
@@ -49879,8 +48885,8 @@
         <w:t xml:space="preserve">.</w:t>
       </w:r>
     </w:p>
-    <w:bookmarkEnd w:id="83"/>
-    <w:bookmarkStart w:id="84" w:name="thm-gram-schmidt"/>
+    <w:bookmarkEnd w:id="84"/>
+    <w:bookmarkStart w:id="85" w:name="thm-gram-schmidt"/>
     <w:p>
       <w:pPr>
         <w:pStyle w:val="BodyText"/>
@@ -49903,7 +48909,7 @@
           <w:rPr>
             <w:rStyle w:val="Hyperlink"/>
           </w:rPr>
-          <w:t xml:space="preserve">Definition 12</w:t>
+          <w:t xml:space="preserve">Definition 11</w:t>
         </w:r>
       </w:hyperlink>
       <w:r>
@@ -50001,7 +49007,7 @@
         <w:pStyle w:val="Compact"/>
         <w:numPr>
           <w:ilvl w:val="0"/>
-          <w:numId w:val="1023"/>
+          <w:numId w:val="1022"/>
         </w:numPr>
       </w:pPr>
       <w:r>
@@ -50329,7 +49335,7 @@
         <w:pStyle w:val="Compact"/>
         <w:numPr>
           <w:ilvl w:val="0"/>
-          <w:numId w:val="1023"/>
+          <w:numId w:val="1022"/>
         </w:numPr>
       </w:pPr>
       <w:r>
@@ -50528,7 +49534,7 @@
         <w:pStyle w:val="Compact"/>
         <w:numPr>
           <w:ilvl w:val="0"/>
-          <w:numId w:val="1023"/>
+          <w:numId w:val="1022"/>
         </w:numPr>
       </w:pPr>
       <w:r>
@@ -50794,14 +49800,14 @@
           <w:rPr>
             <w:rStyle w:val="Hyperlink"/>
           </w:rPr>
-          <w:t xml:space="preserve">Definition 11</w:t>
+          <w:t xml:space="preserve">Definition 10</w:t>
         </w:r>
       </w:hyperlink>
       <w:r>
         <w:t xml:space="preserve">).</w:t>
       </w:r>
     </w:p>
-    <w:bookmarkEnd w:id="84"/>
+    <w:bookmarkEnd w:id="85"/>
     <w:p>
       <w:pPr>
         <w:pStyle w:val="FirstParagraph"/>
@@ -50830,7 +49836,7 @@
         </w:rPr>
         <w:t xml:space="preserve"> </w:t>
       </w:r>
-      <w:hyperlink r:id="rId85">
+      <w:hyperlink r:id="rId86">
         <w:r>
           <w:rPr>
             <w:rStyle w:val="Hyperlink"/>
@@ -50951,7 +49957,7 @@
       <w:r>
         <w:t xml:space="preserve">(</w:t>
       </w:r>
-      <w:hyperlink r:id="rId86">
+      <w:hyperlink r:id="rId87">
         <w:r>
           <w:rPr>
             <w:rStyle w:val="Hyperlink"/>
@@ -51762,7 +50768,7 @@
                   <m:nor/>
                   <m:sty m:val="p"/>
                 </m:rPr>
-                <m:t>Definition 12</m:t>
+                <m:t>Definition 11</m:t>
               </m:r>
               <m:r>
                 <m:rPr>
@@ -53913,7 +52919,7 @@
         <w:pStyle w:val="Compact"/>
         <w:numPr>
           <w:ilvl w:val="0"/>
-          <w:numId w:val="1024"/>
+          <w:numId w:val="1023"/>
         </w:numPr>
       </w:pPr>
       <m:oMath>
@@ -54507,7 +53513,7 @@
         <w:pStyle w:val="Compact"/>
         <w:numPr>
           <w:ilvl w:val="0"/>
-          <w:numId w:val="1024"/>
+          <w:numId w:val="1023"/>
         </w:numPr>
       </w:pPr>
       <m:oMath>
@@ -55004,7 +54010,7 @@
       <w:r>
         <w:t xml:space="preserve">A span is a subspace (</w:t>
       </w:r>
-      <w:hyperlink r:id="rId87">
+      <w:hyperlink r:id="rId88">
         <w:r>
           <w:rPr>
             <w:rStyle w:val="Hyperlink"/>
@@ -55245,7 +54251,7 @@
       <w:r>
         <w:t xml:space="preserve"> </w:t>
       </w:r>
-      <w:hyperlink r:id="rId88">
+      <w:hyperlink r:id="rId89">
         <w:r>
           <w:rPr>
             <w:rStyle w:val="Hyperlink"/>
@@ -55769,7 +54775,7 @@
         <w:t xml:space="preserve">so they are an orthonormal basis of it.</w:t>
       </w:r>
     </w:p>
-    <w:bookmarkStart w:id="89" w:name="exm-thm-gram-schmidt"/>
+    <w:bookmarkStart w:id="90" w:name="exm-thm-gram-schmidt"/>
     <w:p>
       <w:pPr>
         <w:pStyle w:val="BodyText"/>
@@ -55779,7 +54785,7 @@
           <w:b/>
           <w:bCs/>
         </w:rPr>
-        <w:t xml:space="preserve">Example 24 (Finishing an orthonormal basis of</w:t>
+        <w:t xml:space="preserve">Example 23 (Finishing an orthonormal basis of</w:t>
       </w:r>
       <w:r>
         <w:rPr>
@@ -55827,7 +54833,7 @@
           <w:rPr>
             <w:rStyle w:val="Hyperlink"/>
           </w:rPr>
-          <w:t xml:space="preserve">Example 22</w:t>
+          <w:t xml:space="preserve">Example 21</w:t>
         </w:r>
       </w:hyperlink>
       <w:r>
@@ -57310,7 +56316,7 @@
       <w:r>
         <w:t xml:space="preserve">(</w:t>
       </w:r>
-      <w:hyperlink r:id="rId73">
+      <w:hyperlink r:id="rId74">
         <w:r>
           <w:rPr>
             <w:rStyle w:val="Hyperlink"/>
@@ -57354,7 +56360,7 @@
       <w:r>
         <w:t xml:space="preserve">(</w:t>
       </w:r>
-      <w:hyperlink r:id="rId74">
+      <w:hyperlink r:id="rId75">
         <w:r>
           <w:rPr>
             <w:rStyle w:val="Hyperlink"/>
@@ -57368,7 +56374,7 @@
       <w:r>
         <w:t xml:space="preserve"> </w:t>
       </w:r>
-      <w:hyperlink r:id="rId72">
+      <w:hyperlink r:id="rId73">
         <w:r>
           <w:rPr>
             <w:rStyle w:val="Hyperlink"/>
@@ -57696,8 +56702,8 @@
         </m:oMath>
       </m:oMathPara>
     </w:p>
-    <w:bookmarkEnd w:id="89"/>
-    <w:bookmarkStart w:id="90" w:name="cor-orthonormal-basis-exists"/>
+    <w:bookmarkEnd w:id="90"/>
+    <w:bookmarkStart w:id="91" w:name="cor-orthonormal-basis-exists"/>
     <w:p>
       <w:pPr>
         <w:pStyle w:val="FirstParagraph"/>
@@ -57707,7 +56713,7 @@
           <w:b/>
           <w:bCs/>
         </w:rPr>
-        <w:t xml:space="preserve">Corollary 2 (Every subspace has an orthonormal basis)</w:t>
+        <w:t xml:space="preserve">Corollary 3 (Every subspace has an orthonormal basis)</w:t>
       </w:r>
       <w:r>
         <w:t xml:space="preserve"> </w:t>
@@ -57804,7 +56810,7 @@
           <w:rPr>
             <w:rStyle w:val="Hyperlink"/>
           </w:rPr>
-          <w:t xml:space="preserve">Definition 11</w:t>
+          <w:t xml:space="preserve">Definition 10</w:t>
         </w:r>
       </w:hyperlink>
       <w:r>
@@ -57835,7 +56841,7 @@
         <w:t xml:space="preserve">has an orthonormal basis.</w:t>
       </w:r>
     </w:p>
-    <w:bookmarkEnd w:id="90"/>
+    <w:bookmarkEnd w:id="91"/>
     <w:p>
       <w:pPr>
         <w:pStyle w:val="BodyText"/>
@@ -58112,7 +57118,7 @@
       <w:r>
         <w:t xml:space="preserve">(</w:t>
       </w:r>
-      <w:hyperlink r:id="rId91">
+      <w:hyperlink r:id="rId92">
         <w:r>
           <w:rPr>
             <w:rStyle w:val="Hyperlink"/>
@@ -58268,7 +57274,7 @@
       <w:r>
         <w:t xml:space="preserve"> </w:t>
       </w:r>
-      <w:hyperlink r:id="rId85">
+      <w:hyperlink r:id="rId86">
         <w:r>
           <w:rPr>
             <w:rStyle w:val="Hyperlink"/>
@@ -58997,7 +58003,7 @@
         <w:t xml:space="preserve">So the orthonormal basis contains the starting list.</w:t>
       </w:r>
     </w:p>
-    <w:bookmarkStart w:id="93" w:name="exm-orthonormal-basis-exists"/>
+    <w:bookmarkStart w:id="94" w:name="exm-orthonormal-basis-exists"/>
     <w:p>
       <w:pPr>
         <w:pStyle w:val="BodyText"/>
@@ -59007,7 +58013,7 @@
           <w:b/>
           <w:bCs/>
         </w:rPr>
-        <w:t xml:space="preserve">Example 25 (Extending one unit vector to an orthonormal basis of</w:t>
+        <w:t xml:space="preserve">Example 24 (Extending one unit vector to an orthonormal basis of</w:t>
       </w:r>
       <w:r>
         <w:rPr>
@@ -59175,7 +58181,7 @@
       <w:r>
         <w:t xml:space="preserve"> </w:t>
       </w:r>
-      <w:hyperlink r:id="rId92">
+      <w:hyperlink r:id="rId93">
         <w:r>
           <w:rPr>
             <w:rStyle w:val="Hyperlink"/>
@@ -59706,7 +58712,7 @@
       <w:r>
         <w:t xml:space="preserve">are linearly independent (</w:t>
       </w:r>
-      <w:hyperlink r:id="rId88">
+      <w:hyperlink r:id="rId89">
         <w:r>
           <w:rPr>
             <w:rStyle w:val="Hyperlink"/>
@@ -59770,7 +58776,7 @@
       <w:r>
         <w:t xml:space="preserve">(</w:t>
       </w:r>
-      <w:hyperlink r:id="rId73">
+      <w:hyperlink r:id="rId74">
         <w:r>
           <w:rPr>
             <w:rStyle w:val="Hyperlink"/>
@@ -59814,7 +58820,7 @@
       <w:r>
         <w:t xml:space="preserve">(</w:t>
       </w:r>
-      <w:hyperlink r:id="rId74">
+      <w:hyperlink r:id="rId75">
         <w:r>
           <w:rPr>
             <w:rStyle w:val="Hyperlink"/>
@@ -59828,7 +58834,7 @@
       <w:r>
         <w:t xml:space="preserve"> </w:t>
       </w:r>
-      <w:hyperlink r:id="rId72">
+      <w:hyperlink r:id="rId73">
         <w:r>
           <w:rPr>
             <w:rStyle w:val="Hyperlink"/>
@@ -59955,7 +58961,7 @@
       <w:pPr>
         <w:numPr>
           <w:ilvl w:val="0"/>
-          <w:numId w:val="1025"/>
+          <w:numId w:val="1024"/>
         </w:numPr>
       </w:pPr>
       <m:oMath>
@@ -60012,7 +59018,7 @@
       <w:pPr>
         <w:numPr>
           <w:ilvl w:val="0"/>
-          <w:numId w:val="1025"/>
+          <w:numId w:val="1024"/>
         </w:numPr>
       </w:pPr>
       <m:oMath>
@@ -60477,7 +59483,7 @@
       <w:pPr>
         <w:numPr>
           <w:ilvl w:val="0"/>
-          <w:numId w:val="1025"/>
+          <w:numId w:val="1024"/>
         </w:numPr>
       </w:pPr>
       <m:oMath>
@@ -60744,16 +59750,16 @@
           <w:rPr>
             <w:rStyle w:val="Hyperlink"/>
           </w:rPr>
-          <w:t xml:space="preserve">Example 19</w:t>
+          <w:t xml:space="preserve">Example 18</w:t>
         </w:r>
       </w:hyperlink>
       <w:r>
         <w:t xml:space="preserve">, in a different order.</w:t>
       </w:r>
     </w:p>
-    <w:bookmarkEnd w:id="93"/>
     <w:bookmarkEnd w:id="94"/>
-    <w:bookmarkStart w:id="110" w:name="outer-product"/>
+    <w:bookmarkEnd w:id="95"/>
+    <w:bookmarkStart w:id="111" w:name="outer-product"/>
     <w:p>
       <w:pPr>
         <w:pStyle w:val="Heading2"/>
@@ -60762,7 +59768,7 @@
         <w:t xml:space="preserve">4 Outer product</w:t>
       </w:r>
     </w:p>
-    <w:bookmarkStart w:id="96" w:name="def-outer-product"/>
+    <w:bookmarkStart w:id="97" w:name="def-outer-product"/>
     <w:p>
       <w:pPr>
         <w:pStyle w:val="FirstParagraph"/>
@@ -60772,7 +59778,7 @@
           <w:b/>
           <w:bCs/>
         </w:rPr>
-        <w:t xml:space="preserve">Definition 13 (Outer product)</w:t>
+        <w:t xml:space="preserve">Definition 12 (Outer product)</w:t>
       </w:r>
       <w:r>
         <w:t xml:space="preserve"> </w:t>
@@ -60889,7 +59895,7 @@
       <w:r>
         <w:t xml:space="preserve">matrix product (</w:t>
       </w:r>
-      <w:hyperlink r:id="rId95">
+      <w:hyperlink r:id="rId96">
         <w:r>
           <w:rPr>
             <w:rStyle w:val="Hyperlink"/>
@@ -61179,8 +60185,8 @@
         </m:oMath>
       </m:oMathPara>
     </w:p>
-    <w:bookmarkEnd w:id="96"/>
-    <w:bookmarkStart w:id="97" w:name="exm-outer-product"/>
+    <w:bookmarkEnd w:id="97"/>
+    <w:bookmarkStart w:id="98" w:name="exm-outer-product"/>
     <w:p>
       <w:pPr>
         <w:pStyle w:val="FirstParagraph"/>
@@ -61190,7 +60196,7 @@
           <w:b/>
           <w:bCs/>
         </w:rPr>
-        <w:t xml:space="preserve">Example 26 (An outer product)</w:t>
+        <w:t xml:space="preserve">Example 25 (An outer product)</w:t>
       </w:r>
       <w:r>
         <w:t xml:space="preserve"> </w:t>
@@ -61763,8 +60769,8 @@
         </m:oMath>
       </m:oMathPara>
     </w:p>
-    <w:bookmarkEnd w:id="97"/>
-    <w:bookmarkStart w:id="99" w:name="rem-outer-vs-dot-product"/>
+    <w:bookmarkEnd w:id="98"/>
+    <w:bookmarkStart w:id="100" w:name="rem-outer-vs-dot-product"/>
     <w:p>
       <w:pPr>
         <w:pStyle w:val="FirstParagraph"/>
@@ -61825,7 +60831,7 @@
       <w:r>
         <w:t xml:space="preserve">(</w:t>
       </w:r>
-      <w:hyperlink r:id="rId98">
+      <w:hyperlink r:id="rId99">
         <w:r>
           <w:rPr>
             <w:rStyle w:val="Hyperlink"/>
@@ -62030,7 +61036,7 @@
           <w:rPr>
             <w:rStyle w:val="Hyperlink"/>
           </w:rPr>
-          <w:t xml:space="preserve">Example 26</w:t>
+          <w:t xml:space="preserve">Example 25</w:t>
         </w:r>
       </w:hyperlink>
       <w:r>
@@ -62488,8 +61494,8 @@
         </m:oMath>
       </m:oMathPara>
     </w:p>
-    <w:bookmarkEnd w:id="99"/>
-    <w:bookmarkStart w:id="101" w:name="thm-outer-product-rank"/>
+    <w:bookmarkEnd w:id="100"/>
+    <w:bookmarkStart w:id="102" w:name="thm-outer-product-rank"/>
     <w:p>
       <w:pPr>
         <w:pStyle w:val="FirstParagraph"/>
@@ -62653,7 +61659,7 @@
       <w:r>
         <w:t xml:space="preserve">(</w:t>
       </w:r>
-      <w:hyperlink r:id="rId100">
+      <w:hyperlink r:id="rId101">
         <w:r>
           <w:rPr>
             <w:rStyle w:val="Hyperlink"/>
@@ -62665,7 +61671,7 @@
         <w:t xml:space="preserve">).</w:t>
       </w:r>
     </w:p>
-    <w:bookmarkEnd w:id="101"/>
+    <w:bookmarkEnd w:id="102"/>
     <w:p>
       <w:pPr>
         <w:pStyle w:val="BodyText"/>
@@ -63938,7 +62944,7 @@
         <w:t xml:space="preserve">The largest linearly independent set of columns therefore has one column.</w:t>
       </w:r>
     </w:p>
-    <w:bookmarkStart w:id="102" w:name="exm-outer-product-rank"/>
+    <w:bookmarkStart w:id="103" w:name="exm-outer-product-rank"/>
     <w:p>
       <w:pPr>
         <w:pStyle w:val="BodyText"/>
@@ -63948,7 +62954,7 @@
           <w:b/>
           <w:bCs/>
         </w:rPr>
-        <w:t xml:space="preserve">Example 27 (The rank of an outer product)</w:t>
+        <w:t xml:space="preserve">Example 26 (The rank of an outer product)</w:t>
       </w:r>
       <w:r>
         <w:t xml:space="preserve"> </w:t>
@@ -63964,7 +62970,7 @@
           <w:rPr>
             <w:rStyle w:val="Hyperlink"/>
           </w:rPr>
-          <w:t xml:space="preserve">Example 26</w:t>
+          <w:t xml:space="preserve">Example 25</w:t>
         </w:r>
       </w:hyperlink>
       <w:r>
@@ -64287,9 +63293,9 @@
         <w:t xml:space="preserve">.</w:t>
       </w:r>
     </w:p>
-    <w:bookmarkEnd w:id="102"/>
-    <w:bookmarkStart w:id="109" w:name="refs"/>
-    <w:bookmarkStart w:id="104" w:name="ref-axler2024linear"/>
+    <w:bookmarkEnd w:id="103"/>
+    <w:bookmarkStart w:id="110" w:name="refs"/>
+    <w:bookmarkStart w:id="105" w:name="ref-axler2024linear"/>
     <w:p>
       <w:pPr>
         <w:pStyle w:val="Bibliography"/>
@@ -64313,7 +63319,7 @@
       <w:r>
         <w:t xml:space="preserve"> </w:t>
       </w:r>
-      <w:hyperlink r:id="rId103">
+      <w:hyperlink r:id="rId104">
         <w:r>
           <w:rPr>
             <w:rStyle w:val="Hyperlink"/>
@@ -64325,8 +63331,8 @@
         <w:t xml:space="preserve">.</w:t>
       </w:r>
     </w:p>
-    <w:bookmarkEnd w:id="104"/>
-    <w:bookmarkStart w:id="106" w:name="ref-banerjee2014linear"/>
+    <w:bookmarkEnd w:id="105"/>
+    <w:bookmarkStart w:id="107" w:name="ref-banerjee2014linear"/>
     <w:p>
       <w:pPr>
         <w:pStyle w:val="Bibliography"/>
@@ -64350,7 +63356,7 @@
       <w:r>
         <w:t xml:space="preserve"> </w:t>
       </w:r>
-      <w:hyperlink r:id="rId105">
+      <w:hyperlink r:id="rId106">
         <w:r>
           <w:rPr>
             <w:rStyle w:val="Hyperlink"/>
@@ -64362,8 +63368,8 @@
         <w:t xml:space="preserve">.</w:t>
       </w:r>
     </w:p>
-    <w:bookmarkEnd w:id="106"/>
-    <w:bookmarkStart w:id="108" w:name="ref-zhou2024vector"/>
+    <w:bookmarkEnd w:id="107"/>
+    <w:bookmarkStart w:id="109" w:name="ref-zhou2024vector"/>
     <w:p>
       <w:pPr>
         <w:pStyle w:val="Bibliography"/>
@@ -64387,7 +63393,7 @@
       <w:r>
         <w:t xml:space="preserve"> </w:t>
       </w:r>
-      <w:hyperlink r:id="rId107">
+      <w:hyperlink r:id="rId108">
         <w:r>
           <w:rPr>
             <w:rStyle w:val="Hyperlink"/>
@@ -64399,9 +63405,9 @@
         <w:t xml:space="preserve">.</w:t>
       </w:r>
     </w:p>
-    <w:bookmarkEnd w:id="108"/>
     <w:bookmarkEnd w:id="109"/>
     <w:bookmarkEnd w:id="110"/>
+    <w:bookmarkEnd w:id="111"/>
     <w:sectPr>
       <w:footnotePr>
         <w:numRestart w:val="eachSect"/>
@@ -64954,9 +63960,6 @@
     <w:abstractNumId w:val="991"/>
   </w:num>
   <w:num w:numId="1020">
-    <w:abstractNumId w:val="991"/>
-  </w:num>
-  <w:num w:numId="1021">
     <w:abstractNumId w:val="99411"/>
     <w:lvlOverride w:ilvl="0">
       <w:startOverride w:val="1"/>
@@ -64986,10 +63989,10 @@
       <w:startOverride w:val="1"/>
     </w:lvlOverride>
   </w:num>
-  <w:num w:numId="1022">
+  <w:num w:numId="1021">
     <w:abstractNumId w:val="991"/>
   </w:num>
-  <w:num w:numId="1023">
+  <w:num w:numId="1022">
     <w:abstractNumId w:val="99411"/>
     <w:lvlOverride w:ilvl="0">
       <w:startOverride w:val="1"/>
@@ -65019,10 +64022,10 @@
       <w:startOverride w:val="1"/>
     </w:lvlOverride>
   </w:num>
-  <w:num w:numId="1024">
+  <w:num w:numId="1023">
     <w:abstractNumId w:val="991"/>
   </w:num>
-  <w:num w:numId="1025">
+  <w:num w:numId="1024">
     <w:abstractNumId w:val="99411"/>
     <w:lvlOverride w:ilvl="0">
       <w:startOverride w:val="1"/>

--- a/linear-algebra-inner-products.docx
+++ b/linear-algebra-inner-products.docx
@@ -15,7 +15,7 @@
         <w:pStyle w:val="Date"/>
       </w:pPr>
       <w:r>
-        <w:t xml:space="preserve">Last modified: 2026-10-15 07:39:11 (PDT)</w:t>
+        <w:t xml:space="preserve">Last modified: 2026-10-15 08:28:32 (PDT)</w:t>
       </w:r>
     </w:p>
     <w:bookmarkStart w:id="24" w:name="sec-inner-products"/>
@@ -1750,7 +1750,7 @@
         <w:t xml:space="preserve"> </w:t>
       </w:r>
       <w:r>
-        <w:t xml:space="preserve">An</w:t>
+        <w:t xml:space="preserve">A</w:t>
       </w:r>
       <w:r>
         <w:t xml:space="preserve"> </w:t>
@@ -1760,13 +1760,135 @@
           <w:b/>
           <w:bCs/>
         </w:rPr>
-        <w:t xml:space="preserve">inner product space</w:t>
-      </w:r>
-      <w:r>
-        <w:t xml:space="preserve"> </w:t>
-      </w:r>
-      <w:r>
-        <w:t xml:space="preserve">is a vector space equipped with an inner product (</w:t>
+        <w:t xml:space="preserve">real inner product space</w:t>
+      </w:r>
+      <w:r>
+        <w:t xml:space="preserve"> </w:t>
+      </w:r>
+      <w:r>
+        <w:t xml:space="preserve">is a pair</w:t>
+      </w:r>
+      <w:r>
+        <w:t xml:space="preserve"> </w:t>
+      </w:r>
+      <m:oMath>
+        <m:r>
+          <m:rPr>
+            <m:sty m:val="p"/>
+          </m:rPr>
+          <m:t>(</m:t>
+        </m:r>
+        <m:r>
+          <m:t>V</m:t>
+        </m:r>
+        <m:r>
+          <m:rPr>
+            <m:sty m:val="p"/>
+          </m:rPr>
+          <m:t>,</m:t>
+        </m:r>
+        <m:d>
+          <m:dPr>
+            <m:begChr m:val="⟨"/>
+            <m:sepChr m:val=""/>
+            <m:endChr m:val="⟩"/>
+            <m:grow/>
+          </m:dPr>
+          <m:e>
+            <m:r>
+              <m:rPr>
+                <m:sty m:val="p"/>
+              </m:rPr>
+              <m:t>⋅</m:t>
+            </m:r>
+            <m:r>
+              <m:rPr>
+                <m:sty m:val="p"/>
+              </m:rPr>
+              <m:t>,</m:t>
+            </m:r>
+            <m:r>
+              <m:rPr>
+                <m:sty m:val="p"/>
+              </m:rPr>
+              <m:t>⋅</m:t>
+            </m:r>
+          </m:e>
+        </m:d>
+        <m:r>
+          <m:rPr>
+            <m:sty m:val="p"/>
+          </m:rPr>
+          <m:t>)</m:t>
+        </m:r>
+      </m:oMath>
+      <w:r>
+        <w:t xml:space="preserve"> </w:t>
+      </w:r>
+      <w:r>
+        <w:t xml:space="preserve">of a real vector space</w:t>
+      </w:r>
+      <w:r>
+        <w:t xml:space="preserve"> </w:t>
+      </w:r>
+      <m:oMath>
+        <m:r>
+          <m:t>V</m:t>
+        </m:r>
+      </m:oMath>
+      <w:r>
+        <w:t xml:space="preserve"> </w:t>
+      </w:r>
+      <w:r>
+        <w:t xml:space="preserve">and an inner product</w:t>
+      </w:r>
+      <w:r>
+        <w:t xml:space="preserve"> </w:t>
+      </w:r>
+      <m:oMath>
+        <m:d>
+          <m:dPr>
+            <m:begChr m:val="⟨"/>
+            <m:sepChr m:val=""/>
+            <m:endChr m:val="⟩"/>
+            <m:grow/>
+          </m:dPr>
+          <m:e>
+            <m:r>
+              <m:rPr>
+                <m:sty m:val="p"/>
+              </m:rPr>
+              <m:t>⋅</m:t>
+            </m:r>
+            <m:r>
+              <m:rPr>
+                <m:sty m:val="p"/>
+              </m:rPr>
+              <m:t>,</m:t>
+            </m:r>
+            <m:r>
+              <m:rPr>
+                <m:sty m:val="p"/>
+              </m:rPr>
+              <m:t>⋅</m:t>
+            </m:r>
+          </m:e>
+        </m:d>
+      </m:oMath>
+      <w:r>
+        <w:t xml:space="preserve"> </w:t>
+      </w:r>
+      <w:r>
+        <w:t xml:space="preserve">on it,</w:t>
+      </w:r>
+      <w:r>
+        <w:t xml:space="preserve"> </w:t>
+      </w:r>
+      <w:r>
+        <w:t xml:space="preserve">a function with the four properties of</w:t>
+      </w:r>
+      <w:r>
+        <w:t xml:space="preserve"> </w:t>
       </w:r>
       <w:hyperlink w:anchor="def-inner-product">
         <w:r>
@@ -1777,18 +1899,86 @@
         </w:r>
       </w:hyperlink>
       <w:r>
-        <w:t xml:space="preserve">).</w:t>
-      </w:r>
-      <w:r>
-        <w:t xml:space="preserve"> </w:t>
-      </w:r>
-      <w:r>
-        <w:t xml:space="preserve">For vectors in</w:t>
+        <w:t xml:space="preserve">.</w:t>
+      </w:r>
+      <w:r>
+        <w:t xml:space="preserve"> </w:t>
+      </w:r>
+      <w:r>
+        <w:t xml:space="preserve">We say that</w:t>
       </w:r>
       <w:r>
         <w:t xml:space="preserve"> </w:t>
       </w:r>
       <m:oMath>
+        <m:r>
+          <m:t>V</m:t>
+        </m:r>
+      </m:oMath>
+      <w:r>
+        <w:t xml:space="preserve"> </w:t>
+      </w:r>
+      <w:r>
+        <w:t xml:space="preserve">is</w:t>
+      </w:r>
+      <w:r>
+        <w:t xml:space="preserve"> </w:t>
+      </w:r>
+      <w:r>
+        <w:rPr>
+          <w:b/>
+          <w:bCs/>
+        </w:rPr>
+        <w:t xml:space="preserve">equipped with</w:t>
+      </w:r>
+      <w:r>
+        <w:t xml:space="preserve"> </w:t>
+      </w:r>
+      <w:r>
+        <w:t xml:space="preserve">that inner product:</w:t>
+      </w:r>
+      <w:r>
+        <w:t xml:space="preserve"> </w:t>
+      </w:r>
+      <w:r>
+        <w:t xml:space="preserve">the inner product is part of the data of the space,</w:t>
+      </w:r>
+      <w:r>
+        <w:t xml:space="preserve"> </w:t>
+      </w:r>
+      <w:r>
+        <w:t xml:space="preserve">so the same set of vectors with a different inner product is a different inner product space.</w:t>
+      </w:r>
+      <w:r>
+        <w:t xml:space="preserve"> </w:t>
+      </w:r>
+      <w:hyperlink w:anchor="def-inner-product">
+        <w:r>
+          <w:rPr>
+            <w:rStyle w:val="Hyperlink"/>
+          </w:rPr>
+          <w:t xml:space="preserve">Definition 1</w:t>
+        </w:r>
+      </w:hyperlink>
+      <w:r>
+        <w:t xml:space="preserve"> </w:t>
+      </w:r>
+      <w:r>
+        <w:t xml:space="preserve">states the properties for</w:t>
+      </w:r>
+      <w:r>
+        <w:t xml:space="preserve"> </w:t>
+      </w:r>
+      <m:oMath>
+        <m:r>
+          <m:t>V</m:t>
+        </m:r>
+        <m:r>
+          <m:rPr>
+            <m:sty m:val="p"/>
+          </m:rPr>
+          <m:t>=</m:t>
+        </m:r>
         <m:sSup>
           <m:e>
             <m:r>
@@ -1827,7 +2017,66 @@
         <w:t xml:space="preserve"> </w:t>
       </w:r>
       <w:r>
-        <w:t xml:space="preserve">the pair</w:t>
+        <w:t xml:space="preserve">and the same four properties define an inner product on other real vector spaces,</w:t>
+      </w:r>
+      <w:r>
+        <w:t xml:space="preserve"> </w:t>
+      </w:r>
+      <w:r>
+        <w:t xml:space="preserve">such as spaces of matrices or functions.</w:t>
+      </w:r>
+    </w:p>
+    <w:bookmarkEnd w:id="15"/>
+    <w:bookmarkStart w:id="16" w:name="exm-inner-product-space"/>
+    <w:p>
+      <w:pPr>
+        <w:pStyle w:val="BodyText"/>
+      </w:pPr>
+      <w:r>
+        <w:rPr>
+          <w:b/>
+          <w:bCs/>
+        </w:rPr>
+        <w:t xml:space="preserve">Example 2 (Real coordinate space as an inner product space)</w:t>
+      </w:r>
+      <w:r>
+        <w:t xml:space="preserve"> </w:t>
+      </w:r>
+      <w:r>
+        <w:t xml:space="preserve">The Euclidean space</w:t>
+      </w:r>
+      <w:r>
+        <w:t xml:space="preserve"> </w:t>
+      </w:r>
+      <m:oMath>
+        <m:sSup>
+          <m:e>
+            <m:r>
+              <m:rPr>
+                <m:scr m:val="double-struck"/>
+                <m:sty m:val="p"/>
+              </m:rPr>
+              <m:t>R</m:t>
+            </m:r>
+          </m:e>
+          <m:sup>
+            <m:r>
+              <m:t>p</m:t>
+            </m:r>
+          </m:sup>
+        </m:sSup>
+      </m:oMath>
+      <w:r>
+        <w:t xml:space="preserve"> </w:t>
+      </w:r>
+      <w:r>
+        <w:t xml:space="preserve">equipped with the standard dot product (1),</w:t>
+      </w:r>
+      <w:r>
+        <w:t xml:space="preserve"> </w:t>
+      </w:r>
+      <w:r>
+        <w:t xml:space="preserve">that is, the pair</w:t>
       </w:r>
       <w:r>
         <w:t xml:space="preserve"> </w:t>
@@ -1900,54 +2149,83 @@
         <w:t xml:space="preserve"> </w:t>
       </w:r>
       <w:r>
-        <w:t xml:space="preserve">is a real inner product space.</w:t>
-      </w:r>
-    </w:p>
-    <w:bookmarkEnd w:id="15"/>
-    <w:bookmarkStart w:id="16" w:name="exm-inner-product-space"/>
-    <w:p>
-      <w:pPr>
-        <w:pStyle w:val="BodyText"/>
-      </w:pPr>
-      <w:r>
-        <w:rPr>
-          <w:b/>
-          <w:bCs/>
-        </w:rPr>
-        <w:t xml:space="preserve">Example 2 (Real coordinate space as an inner product space)</w:t>
-      </w:r>
-      <w:r>
-        <w:t xml:space="preserve"> </w:t>
-      </w:r>
-      <w:r>
-        <w:t xml:space="preserve">The Euclidean space</w:t>
+        <w:t xml:space="preserve">with</w:t>
       </w:r>
       <w:r>
         <w:t xml:space="preserve"> </w:t>
       </w:r>
       <m:oMath>
-        <m:sSup>
-          <m:e>
+        <m:d>
+          <m:dPr>
+            <m:begChr m:val="⟨"/>
+            <m:sepChr m:val=""/>
+            <m:endChr m:val="⟩"/>
+            <m:grow/>
+          </m:dPr>
+          <m:e>
+            <m:acc>
+              <m:accPr>
+                <m:chr m:val="̃"/>
+              </m:accPr>
+              <m:e>
+                <m:r>
+                  <m:t>x</m:t>
+                </m:r>
+              </m:e>
+            </m:acc>
             <m:r>
               <m:rPr>
-                <m:scr m:val="double-struck"/>
                 <m:sty m:val="p"/>
               </m:rPr>
-              <m:t>R</m:t>
-            </m:r>
-          </m:e>
-          <m:sup>
-            <m:r>
-              <m:t>p</m:t>
-            </m:r>
-          </m:sup>
-        </m:sSup>
+              <m:t>,</m:t>
+            </m:r>
+            <m:acc>
+              <m:accPr>
+                <m:chr m:val="̃"/>
+              </m:accPr>
+              <m:e>
+                <m:r>
+                  <m:t>y</m:t>
+                </m:r>
+              </m:e>
+            </m:acc>
+          </m:e>
+        </m:d>
+        <m:r>
+          <m:rPr>
+            <m:sty m:val="p"/>
+          </m:rPr>
+          <m:t>=</m:t>
+        </m:r>
+        <m:acc>
+          <m:accPr>
+            <m:chr m:val="̃"/>
+          </m:accPr>
+          <m:e>
+            <m:r>
+              <m:t>x</m:t>
+            </m:r>
+          </m:e>
+        </m:acc>
+        <m:r>
+          <m:rPr>
+            <m:sty m:val="p"/>
+          </m:rPr>
+          <m:t>⋅</m:t>
+        </m:r>
+        <m:acc>
+          <m:accPr>
+            <m:chr m:val="̃"/>
+          </m:accPr>
+          <m:e>
+            <m:r>
+              <m:t>y</m:t>
+            </m:r>
+          </m:e>
+        </m:acc>
       </m:oMath>
       <w:r>
-        <w:t xml:space="preserve"> </w:t>
-      </w:r>
-      <w:r>
-        <w:t xml:space="preserve">equipped with the standard dot product (1)</w:t>
+        <w:t xml:space="preserve">,</w:t>
       </w:r>
       <w:r>
         <w:t xml:space="preserve"> </w:t>
@@ -8495,7 +8773,7 @@
     </w:p>
     <w:bookmarkEnd w:id="23"/>
     <w:bookmarkEnd w:id="24"/>
-    <w:bookmarkStart w:id="63" w:name="sec-cauchy-schwarz"/>
+    <w:bookmarkStart w:id="64" w:name="sec-cauchy-schwarz"/>
     <w:p>
       <w:pPr>
         <w:pStyle w:val="Heading2"/>
@@ -36379,7 +36657,478 @@
       </m:oMathPara>
     </w:p>
     <w:bookmarkEnd w:id="59"/>
-    <w:bookmarkStart w:id="61" w:name="thm-pearson-cosine-centered"/>
+    <w:bookmarkStart w:id="60" w:name="cor-cosine-similarity-unit-vectors"/>
+    <w:p>
+      <w:pPr>
+        <w:pStyle w:val="FirstParagraph"/>
+      </w:pPr>
+      <w:r>
+        <w:rPr>
+          <w:b/>
+          <w:bCs/>
+        </w:rPr>
+        <w:t xml:space="preserve">Corollary 3 (Cosine similarity of unit vectors is their inner product)</w:t>
+      </w:r>
+      <w:r>
+        <w:t xml:space="preserve"> </w:t>
+      </w:r>
+      <w:r>
+        <w:t xml:space="preserve">In a real inner product space (</w:t>
+      </w:r>
+      <w:hyperlink w:anchor="def-inner-product-space">
+        <w:r>
+          <w:rPr>
+            <w:rStyle w:val="Hyperlink"/>
+          </w:rPr>
+          <w:t xml:space="preserve">Definition 2</w:t>
+        </w:r>
+      </w:hyperlink>
+      <w:r>
+        <w:t xml:space="preserve">),</w:t>
+      </w:r>
+      <w:r>
+        <w:t xml:space="preserve"> </w:t>
+      </w:r>
+      <w:r>
+        <w:t xml:space="preserve">for all vectors</w:t>
+      </w:r>
+      <w:r>
+        <w:t xml:space="preserve"> </w:t>
+      </w:r>
+      <m:oMath>
+        <m:acc>
+          <m:accPr>
+            <m:chr m:val="̃"/>
+          </m:accPr>
+          <m:e>
+            <m:r>
+              <m:t>x</m:t>
+            </m:r>
+          </m:e>
+        </m:acc>
+      </m:oMath>
+      <w:r>
+        <w:t xml:space="preserve"> </w:t>
+      </w:r>
+      <w:r>
+        <w:t xml:space="preserve">and</w:t>
+      </w:r>
+      <w:r>
+        <w:t xml:space="preserve"> </w:t>
+      </w:r>
+      <m:oMath>
+        <m:acc>
+          <m:accPr>
+            <m:chr m:val="̃"/>
+          </m:accPr>
+          <m:e>
+            <m:r>
+              <m:t>y</m:t>
+            </m:r>
+          </m:e>
+        </m:acc>
+      </m:oMath>
+      <w:r>
+        <w:t xml:space="preserve"> </w:t>
+      </w:r>
+      <w:r>
+        <w:t xml:space="preserve">with</w:t>
+      </w:r>
+      <w:r>
+        <w:t xml:space="preserve"> </w:t>
+      </w:r>
+      <m:oMath>
+        <m:r>
+          <m:t>​</m:t>
+        </m:r>
+        <m:d>
+          <m:dPr>
+            <m:begChr m:val="∥"/>
+            <m:sepChr m:val=""/>
+            <m:endChr m:val="∥"/>
+            <m:grow/>
+          </m:dPr>
+          <m:e>
+            <m:acc>
+              <m:accPr>
+                <m:chr m:val="̃"/>
+              </m:accPr>
+              <m:e>
+                <m:r>
+                  <m:t>x</m:t>
+                </m:r>
+              </m:e>
+            </m:acc>
+          </m:e>
+        </m:d>
+        <m:r>
+          <m:t>​</m:t>
+        </m:r>
+        <m:r>
+          <m:rPr>
+            <m:sty m:val="p"/>
+          </m:rPr>
+          <m:t>=</m:t>
+        </m:r>
+        <m:r>
+          <m:t>​</m:t>
+        </m:r>
+        <m:d>
+          <m:dPr>
+            <m:begChr m:val="∥"/>
+            <m:sepChr m:val=""/>
+            <m:endChr m:val="∥"/>
+            <m:grow/>
+          </m:dPr>
+          <m:e>
+            <m:acc>
+              <m:accPr>
+                <m:chr m:val="̃"/>
+              </m:accPr>
+              <m:e>
+                <m:r>
+                  <m:t>y</m:t>
+                </m:r>
+              </m:e>
+            </m:acc>
+          </m:e>
+        </m:d>
+        <m:r>
+          <m:t>​</m:t>
+        </m:r>
+        <m:r>
+          <m:rPr>
+            <m:sty m:val="p"/>
+          </m:rPr>
+          <m:t>=</m:t>
+        </m:r>
+        <m:r>
+          <m:t>1</m:t>
+        </m:r>
+      </m:oMath>
+      <w:r>
+        <w:t xml:space="preserve">,</w:t>
+      </w:r>
+    </w:p>
+    <w:p>
+      <w:pPr>
+        <w:pStyle w:val="BodyText"/>
+      </w:pPr>
+      <m:oMathPara>
+        <m:oMathParaPr>
+          <m:jc m:val="center"/>
+        </m:oMathParaPr>
+        <m:oMath>
+          <m:r>
+            <m:rPr>
+              <m:sty m:val="p"/>
+            </m:rPr>
+            <m:t>cossim</m:t>
+          </m:r>
+          <m:r>
+            <m:rPr>
+              <m:sty m:val="p"/>
+            </m:rPr>
+            <m:t>(</m:t>
+          </m:r>
+          <m:acc>
+            <m:accPr>
+              <m:chr m:val="̃"/>
+            </m:accPr>
+            <m:e>
+              <m:r>
+                <m:t>x</m:t>
+              </m:r>
+            </m:e>
+          </m:acc>
+          <m:r>
+            <m:rPr>
+              <m:sty m:val="p"/>
+            </m:rPr>
+            <m:t>,</m:t>
+          </m:r>
+          <m:acc>
+            <m:accPr>
+              <m:chr m:val="̃"/>
+            </m:accPr>
+            <m:e>
+              <m:r>
+                <m:t>y</m:t>
+              </m:r>
+            </m:e>
+          </m:acc>
+          <m:r>
+            <m:rPr>
+              <m:sty m:val="p"/>
+            </m:rPr>
+            <m:t>)</m:t>
+          </m:r>
+          <m:r>
+            <m:rPr>
+              <m:sty m:val="p"/>
+            </m:rPr>
+            <m:t>=</m:t>
+          </m:r>
+          <m:d>
+            <m:dPr>
+              <m:begChr m:val="⟨"/>
+              <m:sepChr m:val=""/>
+              <m:endChr m:val="⟩"/>
+              <m:grow/>
+            </m:dPr>
+            <m:e>
+              <m:acc>
+                <m:accPr>
+                  <m:chr m:val="̃"/>
+                </m:accPr>
+                <m:e>
+                  <m:r>
+                    <m:t>x</m:t>
+                  </m:r>
+                </m:e>
+              </m:acc>
+              <m:r>
+                <m:rPr>
+                  <m:sty m:val="p"/>
+                </m:rPr>
+                <m:t>,</m:t>
+              </m:r>
+              <m:acc>
+                <m:accPr>
+                  <m:chr m:val="̃"/>
+                </m:accPr>
+                <m:e>
+                  <m:r>
+                    <m:t>y</m:t>
+                  </m:r>
+                </m:e>
+              </m:acc>
+            </m:e>
+          </m:d>
+          <m:r>
+            <m:rPr>
+              <m:sty m:val="p"/>
+            </m:rPr>
+            <m:t>.</m:t>
+          </m:r>
+        </m:oMath>
+      </m:oMathPara>
+    </w:p>
+    <w:bookmarkEnd w:id="60"/>
+    <w:p>
+      <w:pPr>
+        <w:pStyle w:val="FirstParagraph"/>
+      </w:pPr>
+      <w:r>
+        <w:rPr>
+          <w:i/>
+          <w:iCs/>
+        </w:rPr>
+        <w:t xml:space="preserve">Proof</w:t>
+      </w:r>
+      <w:r>
+        <w:t xml:space="preserve">. </w:t>
+      </w:r>
+      <w:r>
+        <w:t xml:space="preserve">Both norms in the denominator of</w:t>
+      </w:r>
+      <w:r>
+        <w:t xml:space="preserve"> </w:t>
+      </w:r>
+      <w:hyperlink w:anchor="X64c41f557e7f698c947bb0d906d626137043d1e">
+        <w:r>
+          <w:rPr>
+            <w:rStyle w:val="Hyperlink"/>
+          </w:rPr>
+          <w:t xml:space="preserve">Definition 9</w:t>
+        </w:r>
+      </w:hyperlink>
+      <w:r>
+        <w:t xml:space="preserve"> </w:t>
+      </w:r>
+      <w:r>
+        <w:t xml:space="preserve">equal</w:t>
+      </w:r>
+      <w:r>
+        <w:t xml:space="preserve"> </w:t>
+      </w:r>
+      <m:oMath>
+        <m:r>
+          <m:t>1</m:t>
+        </m:r>
+      </m:oMath>
+      <w:r>
+        <w:t xml:space="preserve">, so</w:t>
+      </w:r>
+    </w:p>
+    <w:p>
+      <w:pPr>
+        <w:pStyle w:val="BodyText"/>
+      </w:pPr>
+      <m:oMathPara>
+        <m:oMathParaPr>
+          <m:jc m:val="center"/>
+        </m:oMathParaPr>
+        <m:oMath>
+          <m:r>
+            <m:rPr>
+              <m:sty m:val="p"/>
+            </m:rPr>
+            <m:t>cossim</m:t>
+          </m:r>
+          <m:r>
+            <m:rPr>
+              <m:sty m:val="p"/>
+            </m:rPr>
+            <m:t>(</m:t>
+          </m:r>
+          <m:acc>
+            <m:accPr>
+              <m:chr m:val="̃"/>
+            </m:accPr>
+            <m:e>
+              <m:r>
+                <m:t>x</m:t>
+              </m:r>
+            </m:e>
+          </m:acc>
+          <m:r>
+            <m:rPr>
+              <m:sty m:val="p"/>
+            </m:rPr>
+            <m:t>,</m:t>
+          </m:r>
+          <m:acc>
+            <m:accPr>
+              <m:chr m:val="̃"/>
+            </m:accPr>
+            <m:e>
+              <m:r>
+                <m:t>y</m:t>
+              </m:r>
+            </m:e>
+          </m:acc>
+          <m:r>
+            <m:rPr>
+              <m:sty m:val="p"/>
+            </m:rPr>
+            <m:t>)</m:t>
+          </m:r>
+          <m:r>
+            <m:rPr>
+              <m:sty m:val="p"/>
+            </m:rPr>
+            <m:t>=</m:t>
+          </m:r>
+          <m:f>
+            <m:fPr>
+              <m:type m:val="bar"/>
+            </m:fPr>
+            <m:num>
+              <m:d>
+                <m:dPr>
+                  <m:begChr m:val="⟨"/>
+                  <m:sepChr m:val=""/>
+                  <m:endChr m:val="⟩"/>
+                  <m:grow/>
+                </m:dPr>
+                <m:e>
+                  <m:acc>
+                    <m:accPr>
+                      <m:chr m:val="̃"/>
+                    </m:accPr>
+                    <m:e>
+                      <m:r>
+                        <m:t>x</m:t>
+                      </m:r>
+                    </m:e>
+                  </m:acc>
+                  <m:r>
+                    <m:rPr>
+                      <m:sty m:val="p"/>
+                    </m:rPr>
+                    <m:t>,</m:t>
+                  </m:r>
+                  <m:acc>
+                    <m:accPr>
+                      <m:chr m:val="̃"/>
+                    </m:accPr>
+                    <m:e>
+                      <m:r>
+                        <m:t>y</m:t>
+                      </m:r>
+                    </m:e>
+                  </m:acc>
+                </m:e>
+              </m:d>
+            </m:num>
+            <m:den>
+              <m:r>
+                <m:t>1</m:t>
+              </m:r>
+              <m:r>
+                <m:rPr>
+                  <m:sty m:val="p"/>
+                </m:rPr>
+                <m:t>⋅</m:t>
+              </m:r>
+              <m:r>
+                <m:t>1</m:t>
+              </m:r>
+            </m:den>
+          </m:f>
+          <m:r>
+            <m:rPr>
+              <m:sty m:val="p"/>
+            </m:rPr>
+            <m:t>=</m:t>
+          </m:r>
+          <m:d>
+            <m:dPr>
+              <m:begChr m:val="⟨"/>
+              <m:sepChr m:val=""/>
+              <m:endChr m:val="⟩"/>
+              <m:grow/>
+            </m:dPr>
+            <m:e>
+              <m:acc>
+                <m:accPr>
+                  <m:chr m:val="̃"/>
+                </m:accPr>
+                <m:e>
+                  <m:r>
+                    <m:t>x</m:t>
+                  </m:r>
+                </m:e>
+              </m:acc>
+              <m:r>
+                <m:rPr>
+                  <m:sty m:val="p"/>
+                </m:rPr>
+                <m:t>,</m:t>
+              </m:r>
+              <m:acc>
+                <m:accPr>
+                  <m:chr m:val="̃"/>
+                </m:accPr>
+                <m:e>
+                  <m:r>
+                    <m:t>y</m:t>
+                  </m:r>
+                </m:e>
+              </m:acc>
+            </m:e>
+          </m:d>
+          <m:r>
+            <m:rPr>
+              <m:sty m:val="p"/>
+            </m:rPr>
+            <m:t>.</m:t>
+          </m:r>
+        </m:oMath>
+      </m:oMathPara>
+    </w:p>
+    <w:bookmarkStart w:id="62" w:name="thm-pearson-cosine-centered"/>
     <w:p>
       <w:pPr>
         <w:pStyle w:val="FirstParagraph"/>
@@ -36802,7 +37551,7 @@
       <w:r>
         <w:t xml:space="preserve"> </w:t>
       </w:r>
-      <w:hyperlink r:id="rId60">
+      <w:hyperlink r:id="rId61">
         <w:r>
           <w:rPr>
             <w:rStyle w:val="Hyperlink"/>
@@ -36988,7 +37737,7 @@
         </m:oMath>
       </m:oMathPara>
     </w:p>
-    <w:bookmarkEnd w:id="61"/>
+    <w:bookmarkEnd w:id="62"/>
     <w:p>
       <w:pPr>
         <w:pStyle w:val="FirstParagraph"/>
@@ -37694,7 +38443,7 @@
         <w:t xml:space="preserve">.</w:t>
       </w:r>
     </w:p>
-    <w:bookmarkStart w:id="62" w:name="exm-pearson-cosine-centered"/>
+    <w:bookmarkStart w:id="63" w:name="exm-pearson-cosine-centered"/>
     <w:p>
       <w:pPr>
         <w:pStyle w:val="BodyText"/>
@@ -38590,9 +39339,9 @@
         <w:t xml:space="preserve">mostly because both vectors have positive entries and the same mean, not because they move together.</w:t>
       </w:r>
     </w:p>
-    <w:bookmarkEnd w:id="62"/>
     <w:bookmarkEnd w:id="63"/>
-    <w:bookmarkStart w:id="95" w:name="sec-gram-schmidt"/>
+    <w:bookmarkEnd w:id="64"/>
+    <w:bookmarkStart w:id="96" w:name="sec-gram-schmidt"/>
     <w:p>
       <w:pPr>
         <w:pStyle w:val="Heading2"/>
@@ -38642,12 +39391,12 @@
                 <wp:inline>
                   <wp:extent cx="152400" cy="152400"/>
                   <wp:effectExtent b="0" l="0" r="0" t="0"/>
-                  <wp:docPr descr="" title="" id="64" name="Picture"/>
+                  <wp:docPr descr="" title="" id="65" name="Picture"/>
                   <a:graphic>
                     <a:graphicData uri="http://schemas.openxmlformats.org/drawingml/2006/picture">
                       <pic:pic>
                         <pic:nvPicPr>
-                          <pic:cNvPr descr="/opt/quarto/share/formats/docx/note.png" id="65" name="Picture"/>
+                          <pic:cNvPr descr="/opt/quarto/share/formats/docx/note.png" id="66" name="Picture"/>
                           <pic:cNvPicPr>
                             <a:picLocks noChangeArrowheads="1" noChangeAspect="1"/>
                           </pic:cNvPicPr>
@@ -38778,7 +39527,7 @@
         </w:tc>
       </w:tr>
     </w:tbl>
-    <w:bookmarkStart w:id="66" w:name="thm-dot-linear-sum"/>
+    <w:bookmarkStart w:id="67" w:name="thm-dot-linear-sum"/>
     <w:p>
       <w:pPr>
         <w:pStyle w:val="BodyText"/>
@@ -39179,7 +39928,7 @@
         </m:oMath>
       </m:oMathPara>
     </w:p>
-    <w:bookmarkEnd w:id="66"/>
+    <w:bookmarkEnd w:id="67"/>
     <w:p>
       <w:pPr>
         <w:pStyle w:val="FirstParagraph"/>
@@ -40177,7 +40926,7 @@
         </m:oMath>
       </m:oMathPara>
     </w:p>
-    <w:bookmarkStart w:id="67" w:name="exm-dot-linear-sum"/>
+    <w:bookmarkStart w:id="68" w:name="exm-dot-linear-sum"/>
     <w:p>
       <w:pPr>
         <w:pStyle w:val="FirstParagraph"/>
@@ -40646,8 +41395,8 @@
         <w:t xml:space="preserve">, the same number.</w:t>
       </w:r>
     </w:p>
-    <w:bookmarkEnd w:id="67"/>
-    <w:bookmarkStart w:id="69" w:name="thm-orthonormal-independent"/>
+    <w:bookmarkEnd w:id="68"/>
+    <w:bookmarkStart w:id="70" w:name="thm-orthonormal-independent"/>
     <w:p>
       <w:pPr>
         <w:pStyle w:val="BodyText"/>
@@ -40732,7 +41481,7 @@
       <w:r>
         <w:t xml:space="preserve">are orthonormal (</w:t>
       </w:r>
-      <w:hyperlink r:id="rId68">
+      <w:hyperlink r:id="rId69">
         <w:r>
           <w:rPr>
             <w:rStyle w:val="Hyperlink"/>
@@ -40761,7 +41510,7 @@
         <w:t xml:space="preserve">).</w:t>
       </w:r>
     </w:p>
-    <w:bookmarkEnd w:id="69"/>
+    <w:bookmarkEnd w:id="70"/>
     <w:p>
       <w:pPr>
         <w:pStyle w:val="BodyText"/>
@@ -41427,7 +42176,7 @@
         <w:t xml:space="preserve">.</w:t>
       </w:r>
     </w:p>
-    <w:bookmarkStart w:id="70" w:name="exm-orthonormal-independent"/>
+    <w:bookmarkStart w:id="71" w:name="exm-orthonormal-independent"/>
     <w:p>
       <w:pPr>
         <w:pStyle w:val="BodyText"/>
@@ -42804,8 +43553,8 @@
         <w:t xml:space="preserve">.</w:t>
       </w:r>
     </w:p>
-    <w:bookmarkEnd w:id="70"/>
-    <w:bookmarkStart w:id="72" w:name="def-orthonormal-basis"/>
+    <w:bookmarkEnd w:id="71"/>
+    <w:bookmarkStart w:id="73" w:name="def-orthonormal-basis"/>
     <w:p>
       <w:pPr>
         <w:pStyle w:val="BodyText"/>
@@ -42902,7 +43651,7 @@
       <w:r>
         <w:t xml:space="preserve">(</w:t>
       </w:r>
-      <w:hyperlink r:id="rId71">
+      <w:hyperlink r:id="rId72">
         <w:r>
           <w:rPr>
             <w:rStyle w:val="Hyperlink"/>
@@ -42919,7 +43668,7 @@
       <w:r>
         <w:t xml:space="preserve">whose vectors are orthonormal (</w:t>
       </w:r>
-      <w:hyperlink r:id="rId68">
+      <w:hyperlink r:id="rId69">
         <w:r>
           <w:rPr>
             <w:rStyle w:val="Hyperlink"/>
@@ -42931,8 +43680,8 @@
         <w:t xml:space="preserve">).</w:t>
       </w:r>
     </w:p>
-    <w:bookmarkEnd w:id="72"/>
-    <w:bookmarkStart w:id="76" w:name="exm-orthonormal-basis"/>
+    <w:bookmarkEnd w:id="73"/>
+    <w:bookmarkStart w:id="77" w:name="exm-orthonormal-basis"/>
     <w:p>
       <w:pPr>
         <w:pStyle w:val="BodyText"/>
@@ -43113,7 +43862,7 @@
       <w:r>
         <w:t xml:space="preserve">(</w:t>
       </w:r>
-      <w:hyperlink r:id="rId73">
+      <w:hyperlink r:id="rId74">
         <w:r>
           <w:rPr>
             <w:rStyle w:val="Hyperlink"/>
@@ -43239,7 +43988,7 @@
       <w:r>
         <w:t xml:space="preserve">so they are a basis of their span (</w:t>
       </w:r>
-      <w:hyperlink r:id="rId71">
+      <w:hyperlink r:id="rId72">
         <w:r>
           <w:rPr>
             <w:rStyle w:val="Hyperlink"/>
@@ -43270,7 +44019,7 @@
       <w:r>
         <w:t xml:space="preserve">(</w:t>
       </w:r>
-      <w:hyperlink r:id="rId74">
+      <w:hyperlink r:id="rId75">
         <w:r>
           <w:rPr>
             <w:rStyle w:val="Hyperlink"/>
@@ -43314,7 +44063,7 @@
       <w:r>
         <w:t xml:space="preserve">(</w:t>
       </w:r>
-      <w:hyperlink r:id="rId75">
+      <w:hyperlink r:id="rId76">
         <w:r>
           <w:rPr>
             <w:rStyle w:val="Hyperlink"/>
@@ -43328,7 +44077,7 @@
       <w:r>
         <w:t xml:space="preserve"> </w:t>
       </w:r>
-      <w:hyperlink r:id="rId73">
+      <w:hyperlink r:id="rId74">
         <w:r>
           <w:rPr>
             <w:rStyle w:val="Hyperlink"/>
@@ -43373,8 +44122,8 @@
         <w:t xml:space="preserve">too.</w:t>
       </w:r>
     </w:p>
-    <w:bookmarkEnd w:id="76"/>
-    <w:bookmarkStart w:id="79" w:name="exm-not-orthonormal-basis"/>
+    <w:bookmarkEnd w:id="77"/>
+    <w:bookmarkStart w:id="80" w:name="exm-not-orthonormal-basis"/>
     <w:p>
       <w:pPr>
         <w:pStyle w:val="FirstParagraph"/>
@@ -43490,7 +44239,7 @@
       <w:r>
         <w:t xml:space="preserve">(</w:t>
       </w:r>
-      <w:hyperlink r:id="rId77">
+      <w:hyperlink r:id="rId78">
         <w:r>
           <w:rPr>
             <w:rStyle w:val="Hyperlink"/>
@@ -43720,7 +44469,7 @@
       <w:r>
         <w:t xml:space="preserve">(</w:t>
       </w:r>
-      <w:hyperlink r:id="rId78">
+      <w:hyperlink r:id="rId79">
         <w:r>
           <w:rPr>
             <w:rStyle w:val="Hyperlink"/>
@@ -43779,8 +44528,8 @@
         <w:t xml:space="preserve">.</w:t>
       </w:r>
     </w:p>
-    <w:bookmarkEnd w:id="79"/>
-    <w:bookmarkStart w:id="80" w:name="thm-orthonormal-expansion"/>
+    <w:bookmarkEnd w:id="80"/>
+    <w:bookmarkStart w:id="81" w:name="thm-orthonormal-expansion"/>
     <w:p>
       <w:pPr>
         <w:pStyle w:val="FirstParagraph"/>
@@ -44061,7 +44810,7 @@
         </m:oMath>
       </m:oMathPara>
     </w:p>
-    <w:bookmarkEnd w:id="80"/>
+    <w:bookmarkEnd w:id="81"/>
     <w:p>
       <w:pPr>
         <w:pStyle w:val="FirstParagraph"/>
@@ -44667,7 +45416,7 @@
         <w:t xml:space="preserve">.</w:t>
       </w:r>
     </w:p>
-    <w:bookmarkStart w:id="81" w:name="exm-orthonormal-expansion"/>
+    <w:bookmarkStart w:id="82" w:name="exm-orthonormal-expansion"/>
     <w:p>
       <w:pPr>
         <w:pStyle w:val="BodyText"/>
@@ -45907,8 +46656,8 @@
         <w:t xml:space="preserve">says.</w:t>
       </w:r>
     </w:p>
-    <w:bookmarkEnd w:id="81"/>
-    <w:bookmarkStart w:id="82" w:name="def-gram-schmidt"/>
+    <w:bookmarkEnd w:id="82"/>
+    <w:bookmarkStart w:id="83" w:name="def-gram-schmidt"/>
     <w:p>
       <w:pPr>
         <w:pStyle w:val="BodyText"/>
@@ -46683,8 +47432,8 @@
         <w:t xml:space="preserve">of them if it never stops.</w:t>
       </w:r>
     </w:p>
-    <w:bookmarkEnd w:id="82"/>
-    <w:bookmarkStart w:id="83" w:name="exm-gram-schmidt"/>
+    <w:bookmarkEnd w:id="83"/>
+    <w:bookmarkStart w:id="84" w:name="exm-gram-schmidt"/>
     <w:p>
       <w:pPr>
         <w:pStyle w:val="BodyText"/>
@@ -48163,8 +48912,8 @@
         </m:oMath>
       </m:oMathPara>
     </w:p>
-    <w:bookmarkEnd w:id="83"/>
-    <w:bookmarkStart w:id="84" w:name="exm-gram-schmidt-stops"/>
+    <w:bookmarkEnd w:id="84"/>
+    <w:bookmarkStart w:id="85" w:name="exm-gram-schmidt-stops"/>
     <w:p>
       <w:pPr>
         <w:pStyle w:val="FirstParagraph"/>
@@ -48885,8 +49634,8 @@
         <w:t xml:space="preserve">.</w:t>
       </w:r>
     </w:p>
-    <w:bookmarkEnd w:id="84"/>
-    <w:bookmarkStart w:id="85" w:name="thm-gram-schmidt"/>
+    <w:bookmarkEnd w:id="85"/>
+    <w:bookmarkStart w:id="86" w:name="thm-gram-schmidt"/>
     <w:p>
       <w:pPr>
         <w:pStyle w:val="BodyText"/>
@@ -49807,7 +50556,7 @@
         <w:t xml:space="preserve">).</w:t>
       </w:r>
     </w:p>
-    <w:bookmarkEnd w:id="85"/>
+    <w:bookmarkEnd w:id="86"/>
     <w:p>
       <w:pPr>
         <w:pStyle w:val="FirstParagraph"/>
@@ -49836,7 +50585,7 @@
         </w:rPr>
         <w:t xml:space="preserve"> </w:t>
       </w:r>
-      <w:hyperlink r:id="rId86">
+      <w:hyperlink r:id="rId87">
         <w:r>
           <w:rPr>
             <w:rStyle w:val="Hyperlink"/>
@@ -49957,7 +50706,7 @@
       <w:r>
         <w:t xml:space="preserve">(</w:t>
       </w:r>
-      <w:hyperlink r:id="rId87">
+      <w:hyperlink r:id="rId88">
         <w:r>
           <w:rPr>
             <w:rStyle w:val="Hyperlink"/>
@@ -54010,7 +54759,7 @@
       <w:r>
         <w:t xml:space="preserve">A span is a subspace (</w:t>
       </w:r>
-      <w:hyperlink r:id="rId88">
+      <w:hyperlink r:id="rId89">
         <w:r>
           <w:rPr>
             <w:rStyle w:val="Hyperlink"/>
@@ -54251,7 +55000,7 @@
       <w:r>
         <w:t xml:space="preserve"> </w:t>
       </w:r>
-      <w:hyperlink r:id="rId89">
+      <w:hyperlink r:id="rId90">
         <w:r>
           <w:rPr>
             <w:rStyle w:val="Hyperlink"/>
@@ -54775,7 +55524,7 @@
         <w:t xml:space="preserve">so they are an orthonormal basis of it.</w:t>
       </w:r>
     </w:p>
-    <w:bookmarkStart w:id="90" w:name="exm-thm-gram-schmidt"/>
+    <w:bookmarkStart w:id="91" w:name="exm-thm-gram-schmidt"/>
     <w:p>
       <w:pPr>
         <w:pStyle w:val="BodyText"/>
@@ -56316,7 +57065,7 @@
       <w:r>
         <w:t xml:space="preserve">(</w:t>
       </w:r>
-      <w:hyperlink r:id="rId74">
+      <w:hyperlink r:id="rId75">
         <w:r>
           <w:rPr>
             <w:rStyle w:val="Hyperlink"/>
@@ -56360,7 +57109,7 @@
       <w:r>
         <w:t xml:space="preserve">(</w:t>
       </w:r>
-      <w:hyperlink r:id="rId75">
+      <w:hyperlink r:id="rId76">
         <w:r>
           <w:rPr>
             <w:rStyle w:val="Hyperlink"/>
@@ -56374,7 +57123,7 @@
       <w:r>
         <w:t xml:space="preserve"> </w:t>
       </w:r>
-      <w:hyperlink r:id="rId73">
+      <w:hyperlink r:id="rId74">
         <w:r>
           <w:rPr>
             <w:rStyle w:val="Hyperlink"/>
@@ -56702,8 +57451,8 @@
         </m:oMath>
       </m:oMathPara>
     </w:p>
-    <w:bookmarkEnd w:id="90"/>
-    <w:bookmarkStart w:id="91" w:name="cor-orthonormal-basis-exists"/>
+    <w:bookmarkEnd w:id="91"/>
+    <w:bookmarkStart w:id="92" w:name="cor-orthonormal-basis-exists"/>
     <w:p>
       <w:pPr>
         <w:pStyle w:val="FirstParagraph"/>
@@ -56713,7 +57462,7 @@
           <w:b/>
           <w:bCs/>
         </w:rPr>
-        <w:t xml:space="preserve">Corollary 3 (Every subspace has an orthonormal basis)</w:t>
+        <w:t xml:space="preserve">Corollary 4 (Every subspace has an orthonormal basis)</w:t>
       </w:r>
       <w:r>
         <w:t xml:space="preserve"> </w:t>
@@ -56841,7 +57590,7 @@
         <w:t xml:space="preserve">has an orthonormal basis.</w:t>
       </w:r>
     </w:p>
-    <w:bookmarkEnd w:id="91"/>
+    <w:bookmarkEnd w:id="92"/>
     <w:p>
       <w:pPr>
         <w:pStyle w:val="BodyText"/>
@@ -57118,7 +57867,7 @@
       <w:r>
         <w:t xml:space="preserve">(</w:t>
       </w:r>
-      <w:hyperlink r:id="rId92">
+      <w:hyperlink r:id="rId93">
         <w:r>
           <w:rPr>
             <w:rStyle w:val="Hyperlink"/>
@@ -57274,7 +58023,7 @@
       <w:r>
         <w:t xml:space="preserve"> </w:t>
       </w:r>
-      <w:hyperlink r:id="rId86">
+      <w:hyperlink r:id="rId87">
         <w:r>
           <w:rPr>
             <w:rStyle w:val="Hyperlink"/>
@@ -58003,7 +58752,7 @@
         <w:t xml:space="preserve">So the orthonormal basis contains the starting list.</w:t>
       </w:r>
     </w:p>
-    <w:bookmarkStart w:id="94" w:name="exm-orthonormal-basis-exists"/>
+    <w:bookmarkStart w:id="95" w:name="exm-orthonormal-basis-exists"/>
     <w:p>
       <w:pPr>
         <w:pStyle w:val="BodyText"/>
@@ -58181,7 +58930,7 @@
       <w:r>
         <w:t xml:space="preserve"> </w:t>
       </w:r>
-      <w:hyperlink r:id="rId93">
+      <w:hyperlink r:id="rId94">
         <w:r>
           <w:rPr>
             <w:rStyle w:val="Hyperlink"/>
@@ -58712,7 +59461,7 @@
       <w:r>
         <w:t xml:space="preserve">are linearly independent (</w:t>
       </w:r>
-      <w:hyperlink r:id="rId89">
+      <w:hyperlink r:id="rId90">
         <w:r>
           <w:rPr>
             <w:rStyle w:val="Hyperlink"/>
@@ -58776,7 +59525,7 @@
       <w:r>
         <w:t xml:space="preserve">(</w:t>
       </w:r>
-      <w:hyperlink r:id="rId74">
+      <w:hyperlink r:id="rId75">
         <w:r>
           <w:rPr>
             <w:rStyle w:val="Hyperlink"/>
@@ -58820,7 +59569,7 @@
       <w:r>
         <w:t xml:space="preserve">(</w:t>
       </w:r>
-      <w:hyperlink r:id="rId75">
+      <w:hyperlink r:id="rId76">
         <w:r>
           <w:rPr>
             <w:rStyle w:val="Hyperlink"/>
@@ -58834,7 +59583,7 @@
       <w:r>
         <w:t xml:space="preserve"> </w:t>
       </w:r>
-      <w:hyperlink r:id="rId73">
+      <w:hyperlink r:id="rId74">
         <w:r>
           <w:rPr>
             <w:rStyle w:val="Hyperlink"/>
@@ -59757,9 +60506,9 @@
         <w:t xml:space="preserve">, in a different order.</w:t>
       </w:r>
     </w:p>
-    <w:bookmarkEnd w:id="94"/>
     <w:bookmarkEnd w:id="95"/>
-    <w:bookmarkStart w:id="111" w:name="outer-product"/>
+    <w:bookmarkEnd w:id="96"/>
+    <w:bookmarkStart w:id="112" w:name="outer-product"/>
     <w:p>
       <w:pPr>
         <w:pStyle w:val="Heading2"/>
@@ -59768,7 +60517,7 @@
         <w:t xml:space="preserve">4 Outer product</w:t>
       </w:r>
     </w:p>
-    <w:bookmarkStart w:id="97" w:name="def-outer-product"/>
+    <w:bookmarkStart w:id="98" w:name="def-outer-product"/>
     <w:p>
       <w:pPr>
         <w:pStyle w:val="FirstParagraph"/>
@@ -59895,7 +60644,7 @@
       <w:r>
         <w:t xml:space="preserve">matrix product (</w:t>
       </w:r>
-      <w:hyperlink r:id="rId96">
+      <w:hyperlink r:id="rId97">
         <w:r>
           <w:rPr>
             <w:rStyle w:val="Hyperlink"/>
@@ -60185,8 +60934,8 @@
         </m:oMath>
       </m:oMathPara>
     </w:p>
-    <w:bookmarkEnd w:id="97"/>
-    <w:bookmarkStart w:id="98" w:name="exm-outer-product"/>
+    <w:bookmarkEnd w:id="98"/>
+    <w:bookmarkStart w:id="99" w:name="exm-outer-product"/>
     <w:p>
       <w:pPr>
         <w:pStyle w:val="FirstParagraph"/>
@@ -60769,8 +61518,8 @@
         </m:oMath>
       </m:oMathPara>
     </w:p>
-    <w:bookmarkEnd w:id="98"/>
-    <w:bookmarkStart w:id="100" w:name="rem-outer-vs-dot-product"/>
+    <w:bookmarkEnd w:id="99"/>
+    <w:bookmarkStart w:id="101" w:name="rem-outer-vs-dot-product"/>
     <w:p>
       <w:pPr>
         <w:pStyle w:val="FirstParagraph"/>
@@ -60831,7 +61580,7 @@
       <w:r>
         <w:t xml:space="preserve">(</w:t>
       </w:r>
-      <w:hyperlink r:id="rId99">
+      <w:hyperlink r:id="rId100">
         <w:r>
           <w:rPr>
             <w:rStyle w:val="Hyperlink"/>
@@ -61494,8 +62243,8 @@
         </m:oMath>
       </m:oMathPara>
     </w:p>
-    <w:bookmarkEnd w:id="100"/>
-    <w:bookmarkStart w:id="102" w:name="thm-outer-product-rank"/>
+    <w:bookmarkEnd w:id="101"/>
+    <w:bookmarkStart w:id="103" w:name="thm-outer-product-rank"/>
     <w:p>
       <w:pPr>
         <w:pStyle w:val="FirstParagraph"/>
@@ -61659,7 +62408,7 @@
       <w:r>
         <w:t xml:space="preserve">(</w:t>
       </w:r>
-      <w:hyperlink r:id="rId101">
+      <w:hyperlink r:id="rId102">
         <w:r>
           <w:rPr>
             <w:rStyle w:val="Hyperlink"/>
@@ -61671,7 +62420,7 @@
         <w:t xml:space="preserve">).</w:t>
       </w:r>
     </w:p>
-    <w:bookmarkEnd w:id="102"/>
+    <w:bookmarkEnd w:id="103"/>
     <w:p>
       <w:pPr>
         <w:pStyle w:val="BodyText"/>
@@ -62944,7 +63693,7 @@
         <w:t xml:space="preserve">The largest linearly independent set of columns therefore has one column.</w:t>
       </w:r>
     </w:p>
-    <w:bookmarkStart w:id="103" w:name="exm-outer-product-rank"/>
+    <w:bookmarkStart w:id="104" w:name="exm-outer-product-rank"/>
     <w:p>
       <w:pPr>
         <w:pStyle w:val="BodyText"/>
@@ -63293,9 +64042,9 @@
         <w:t xml:space="preserve">.</w:t>
       </w:r>
     </w:p>
-    <w:bookmarkEnd w:id="103"/>
-    <w:bookmarkStart w:id="110" w:name="refs"/>
-    <w:bookmarkStart w:id="105" w:name="ref-axler2024linear"/>
+    <w:bookmarkEnd w:id="104"/>
+    <w:bookmarkStart w:id="111" w:name="refs"/>
+    <w:bookmarkStart w:id="106" w:name="ref-axler2024linear"/>
     <w:p>
       <w:pPr>
         <w:pStyle w:val="Bibliography"/>
@@ -63319,7 +64068,7 @@
       <w:r>
         <w:t xml:space="preserve"> </w:t>
       </w:r>
-      <w:hyperlink r:id="rId104">
+      <w:hyperlink r:id="rId105">
         <w:r>
           <w:rPr>
             <w:rStyle w:val="Hyperlink"/>
@@ -63331,8 +64080,8 @@
         <w:t xml:space="preserve">.</w:t>
       </w:r>
     </w:p>
-    <w:bookmarkEnd w:id="105"/>
-    <w:bookmarkStart w:id="107" w:name="ref-banerjee2014linear"/>
+    <w:bookmarkEnd w:id="106"/>
+    <w:bookmarkStart w:id="108" w:name="ref-banerjee2014linear"/>
     <w:p>
       <w:pPr>
         <w:pStyle w:val="Bibliography"/>
@@ -63356,7 +64105,7 @@
       <w:r>
         <w:t xml:space="preserve"> </w:t>
       </w:r>
-      <w:hyperlink r:id="rId106">
+      <w:hyperlink r:id="rId107">
         <w:r>
           <w:rPr>
             <w:rStyle w:val="Hyperlink"/>
@@ -63368,8 +64117,8 @@
         <w:t xml:space="preserve">.</w:t>
       </w:r>
     </w:p>
-    <w:bookmarkEnd w:id="107"/>
-    <w:bookmarkStart w:id="109" w:name="ref-zhou2024vector"/>
+    <w:bookmarkEnd w:id="108"/>
+    <w:bookmarkStart w:id="110" w:name="ref-zhou2024vector"/>
     <w:p>
       <w:pPr>
         <w:pStyle w:val="Bibliography"/>
@@ -63393,7 +64142,7 @@
       <w:r>
         <w:t xml:space="preserve"> </w:t>
       </w:r>
-      <w:hyperlink r:id="rId108">
+      <w:hyperlink r:id="rId109">
         <w:r>
           <w:rPr>
             <w:rStyle w:val="Hyperlink"/>
@@ -63405,9 +64154,9 @@
         <w:t xml:space="preserve">.</w:t>
       </w:r>
     </w:p>
-    <w:bookmarkEnd w:id="109"/>
     <w:bookmarkEnd w:id="110"/>
     <w:bookmarkEnd w:id="111"/>
+    <w:bookmarkEnd w:id="112"/>
     <w:sectPr>
       <w:footnotePr>
         <w:numRestart w:val="eachSect"/>

--- a/linear-algebra-inner-products.docx
+++ b/linear-algebra-inner-products.docx
@@ -15,7 +15,7 @@
         <w:pStyle w:val="Date"/>
       </w:pPr>
       <w:r>
-        <w:t xml:space="preserve">Last modified: 2026-10-15 08:28:32 (PDT)</w:t>
+        <w:t xml:space="preserve">Last modified: 2026-10-15 09:23:43 (PDT)</w:t>
       </w:r>
     </w:p>
     <w:bookmarkStart w:id="24" w:name="sec-inner-products"/>
@@ -8764,7 +8764,7 @@
           <w:rPr>
             <w:rStyle w:val="Hyperlink"/>
           </w:rPr>
-          <w:t xml:space="preserve">Definition 13 in Vectors</w:t>
+          <w:t xml:space="preserve">Definition 14 in Vectors</w:t>
         </w:r>
       </w:hyperlink>
       <w:r>
@@ -10465,7 +10465,7 @@
           <w:rPr>
             <w:rStyle w:val="Hyperlink"/>
           </w:rPr>
-          <w:t xml:space="preserve">Example 10 in Vectors</w:t>
+          <w:t xml:space="preserve">Example 11 in Vectors</w:t>
         </w:r>
       </w:hyperlink>
       <w:r>
@@ -10874,7 +10874,7 @@
           <w:rPr>
             <w:rStyle w:val="Hyperlink"/>
           </w:rPr>
-          <w:t xml:space="preserve">Example 10 in Vectors</w:t>
+          <w:t xml:space="preserve">Example 11 in Vectors</w:t>
         </w:r>
       </w:hyperlink>
       <w:r>
@@ -11207,7 +11207,7 @@
           <w:rPr>
             <w:rStyle w:val="Hyperlink"/>
           </w:rPr>
-          <w:t xml:space="preserve">Definition 13 in Vectors</w:t>
+          <w:t xml:space="preserve">Definition 14 in Vectors</w:t>
         </w:r>
       </w:hyperlink>
       <w:r>
@@ -22918,7 +22918,7 @@
           <w:rPr>
             <w:rStyle w:val="Hyperlink"/>
           </w:rPr>
-          <w:t xml:space="preserve">Definition 14 in Vectors</w:t>
+          <w:t xml:space="preserve">Definition 15 in Vectors</w:t>
         </w:r>
       </w:hyperlink>
       <w:r>
@@ -26269,7 +26269,7 @@
           <w:rPr>
             <w:rStyle w:val="Hyperlink"/>
           </w:rPr>
-          <w:t xml:space="preserve">Definition 14 in Vectors</w:t>
+          <w:t xml:space="preserve">Definition 15 in Vectors</w:t>
         </w:r>
       </w:hyperlink>
       <w:r>
@@ -33748,7 +33748,7 @@
           <w:rPr>
             <w:rStyle w:val="Hyperlink"/>
           </w:rPr>
-          <w:t xml:space="preserve">Definition 13 in Vectors</w:t>
+          <w:t xml:space="preserve">Definition 14 in Vectors</w:t>
         </w:r>
       </w:hyperlink>
       <w:r>
@@ -41486,7 +41486,7 @@
           <w:rPr>
             <w:rStyle w:val="Hyperlink"/>
           </w:rPr>
-          <w:t xml:space="preserve">Definition 17 in Vectors</w:t>
+          <w:t xml:space="preserve">Definition 18 in Vectors</w:t>
         </w:r>
       </w:hyperlink>
       <w:r>
@@ -43673,7 +43673,7 @@
           <w:rPr>
             <w:rStyle w:val="Hyperlink"/>
           </w:rPr>
-          <w:t xml:space="preserve">Definition 17 in Vectors</w:t>
+          <w:t xml:space="preserve">Definition 18 in Vectors</w:t>
         </w:r>
       </w:hyperlink>
       <w:r>
@@ -45328,7 +45328,7 @@
                   <m:nor/>
                   <m:sty m:val="p"/>
                 </m:rPr>
-                <m:t>Definition 17 in Vectors</m:t>
+                <m:t>Definition 18 in Vectors</m:t>
               </m:r>
               <m:r>
                 <m:rPr>
@@ -52189,7 +52189,7 @@
                   <m:nor/>
                   <m:sty m:val="p"/>
                 </m:rPr>
-                <m:t>Definition 17 in Vectors</m:t>
+                <m:t>Definition 18 in Vectors</m:t>
               </m:r>
               <m:r>
                 <m:rPr>

--- a/linear-algebra-inner-products.docx
+++ b/linear-algebra-inner-products.docx
@@ -15,7 +15,7 @@
         <w:pStyle w:val="Date"/>
       </w:pPr>
       <w:r>
-        <w:t xml:space="preserve">Last modified: 2026-10-15 09:23:43 (PDT)</w:t>
+        <w:t xml:space="preserve">Last modified: 2026-10-15 10:07:44 (PDT)</w:t>
       </w:r>
     </w:p>
     <w:bookmarkStart w:id="24" w:name="sec-inner-products"/>
@@ -4178,7 +4178,7 @@
                   <m:nor/>
                   <m:sty m:val="p"/>
                 </m:rPr>
-                <m:t>Definition 6 in Vectors</m:t>
+                <m:t>Definition 7 in Vectors</m:t>
               </m:r>
               <m:r>
                 <m:rPr>
@@ -8764,7 +8764,7 @@
           <w:rPr>
             <w:rStyle w:val="Hyperlink"/>
           </w:rPr>
-          <w:t xml:space="preserve">Definition 14 in Vectors</w:t>
+          <w:t xml:space="preserve">Definition 15 in Vectors</w:t>
         </w:r>
       </w:hyperlink>
       <w:r>
@@ -11207,7 +11207,7 @@
           <w:rPr>
             <w:rStyle w:val="Hyperlink"/>
           </w:rPr>
-          <w:t xml:space="preserve">Definition 14 in Vectors</w:t>
+          <w:t xml:space="preserve">Definition 15 in Vectors</w:t>
         </w:r>
       </w:hyperlink>
       <w:r>
@@ -22918,7 +22918,7 @@
           <w:rPr>
             <w:rStyle w:val="Hyperlink"/>
           </w:rPr>
-          <w:t xml:space="preserve">Definition 15 in Vectors</w:t>
+          <w:t xml:space="preserve">Definition 16 in Vectors</w:t>
         </w:r>
       </w:hyperlink>
       <w:r>
@@ -26269,7 +26269,7 @@
           <w:rPr>
             <w:rStyle w:val="Hyperlink"/>
           </w:rPr>
-          <w:t xml:space="preserve">Definition 15 in Vectors</w:t>
+          <w:t xml:space="preserve">Definition 16 in Vectors</w:t>
         </w:r>
       </w:hyperlink>
       <w:r>
@@ -33748,7 +33748,7 @@
           <w:rPr>
             <w:rStyle w:val="Hyperlink"/>
           </w:rPr>
-          <w:t xml:space="preserve">Definition 14 in Vectors</w:t>
+          <w:t xml:space="preserve">Definition 15 in Vectors</w:t>
         </w:r>
       </w:hyperlink>
       <w:r>
@@ -40241,7 +40241,7 @@
                   <m:nor/>
                   <m:sty m:val="p"/>
                 </m:rPr>
-                <m:t>Definition 7 in Vectors</m:t>
+                <m:t>Definition 8 in Vectors</m:t>
               </m:r>
               <m:r>
                 <m:rPr>
@@ -40255,7 +40255,7 @@
                   <m:nor/>
                   <m:sty m:val="p"/>
                 </m:rPr>
-                <m:t>Definition 8 in Vectors</m:t>
+                <m:t>Definition 9 in Vectors</m:t>
               </m:r>
               <m:r>
                 <m:rPr>
@@ -40912,7 +40912,7 @@
                   <m:nor/>
                   <m:sty m:val="p"/>
                 </m:rPr>
-                <m:t>Definition 7 in Vectors</m:t>
+                <m:t>Definition 8 in Vectors</m:t>
               </m:r>
               <m:r>
                 <m:rPr>
@@ -41486,7 +41486,7 @@
           <w:rPr>
             <w:rStyle w:val="Hyperlink"/>
           </w:rPr>
-          <w:t xml:space="preserve">Definition 18 in Vectors</w:t>
+          <w:t xml:space="preserve">Definition 19 in Vectors</w:t>
         </w:r>
       </w:hyperlink>
       <w:r>
@@ -43673,7 +43673,7 @@
           <w:rPr>
             <w:rStyle w:val="Hyperlink"/>
           </w:rPr>
-          <w:t xml:space="preserve">Definition 18 in Vectors</w:t>
+          <w:t xml:space="preserve">Definition 19 in Vectors</w:t>
         </w:r>
       </w:hyperlink>
       <w:r>
@@ -44024,7 +44024,7 @@
           <w:rPr>
             <w:rStyle w:val="Hyperlink"/>
           </w:rPr>
-          <w:t xml:space="preserve">Definition 8 in Subspaces and Rank</w:t>
+          <w:t xml:space="preserve">Definition 9 in Subspaces and Rank</w:t>
         </w:r>
       </w:hyperlink>
       <w:r>
@@ -45328,7 +45328,7 @@
                   <m:nor/>
                   <m:sty m:val="p"/>
                 </m:rPr>
-                <m:t>Definition 18 in Vectors</m:t>
+                <m:t>Definition 19 in Vectors</m:t>
               </m:r>
               <m:r>
                 <m:rPr>
@@ -52189,7 +52189,7 @@
                   <m:nor/>
                   <m:sty m:val="p"/>
                 </m:rPr>
-                <m:t>Definition 18 in Vectors</m:t>
+                <m:t>Definition 19 in Vectors</m:t>
               </m:r>
               <m:r>
                 <m:rPr>
@@ -57070,7 +57070,7 @@
           <w:rPr>
             <w:rStyle w:val="Hyperlink"/>
           </w:rPr>
-          <w:t xml:space="preserve">Definition 8 in Subspaces and Rank</w:t>
+          <w:t xml:space="preserve">Definition 9 in Subspaces and Rank</w:t>
         </w:r>
       </w:hyperlink>
       <w:r>
@@ -59530,7 +59530,7 @@
           <w:rPr>
             <w:rStyle w:val="Hyperlink"/>
           </w:rPr>
-          <w:t xml:space="preserve">Definition 8 in Subspaces and Rank</w:t>
+          <w:t xml:space="preserve">Definition 9 in Subspaces and Rank</w:t>
         </w:r>
       </w:hyperlink>
       <w:r>

--- a/linear-algebra-inner-products.docx
+++ b/linear-algebra-inner-products.docx
@@ -15,7 +15,7 @@
         <w:pStyle w:val="Date"/>
       </w:pPr>
       <w:r>
-        <w:t xml:space="preserve">Last modified: 2026-10-15 10:07:44 (PDT)</w:t>
+        <w:t xml:space="preserve">Last modified: 2026-10-15 12:42:30 (PDT)</w:t>
       </w:r>
     </w:p>
     <w:bookmarkStart w:id="24" w:name="sec-inner-products"/>

--- a/linear-algebra-inner-products.docx
+++ b/linear-algebra-inner-products.docx
@@ -15,7 +15,7 @@
         <w:pStyle w:val="Date"/>
       </w:pPr>
       <w:r>
-        <w:t xml:space="preserve">Last modified: 2026-10-15 12:42:30 (PDT)</w:t>
+        <w:t xml:space="preserve">Last modified: 2026-10-15 13:39:21 (PDT)</w:t>
       </w:r>
     </w:p>
     <w:bookmarkStart w:id="24" w:name="sec-inner-products"/>

--- a/linear-algebra-inner-products.docx
+++ b/linear-algebra-inner-products.docx
@@ -15,7 +15,7 @@
         <w:pStyle w:val="Date"/>
       </w:pPr>
       <w:r>
-        <w:t xml:space="preserve">Last modified: 2026-10-15 13:39:21 (PDT)</w:t>
+        <w:t xml:space="preserve">Last modified: 2026-10-15 14:23:59 (PDT)</w:t>
       </w:r>
     </w:p>
     <w:bookmarkStart w:id="24" w:name="sec-inner-products"/>

--- a/linear-algebra-inner-products.docx
+++ b/linear-algebra-inner-products.docx
@@ -15,7 +15,7 @@
         <w:pStyle w:val="Date"/>
       </w:pPr>
       <w:r>
-        <w:t xml:space="preserve">Last modified: 2026-10-15 14:23:59 (PDT)</w:t>
+        <w:t xml:space="preserve">Last modified: 2026-10-15 15:19:18 (PDT)</w:t>
       </w:r>
     </w:p>
     <w:bookmarkStart w:id="24" w:name="sec-inner-products"/>
@@ -157,6 +157,9 @@
         <w:t xml:space="preserve"> </w:t>
       </w:r>
       <m:oMath>
+        <m:r>
+          <m:t>​</m:t>
+        </m:r>
         <m:d>
           <m:dPr>
             <m:begChr m:val="⟨"/>
@@ -193,6 +196,9 @@
             </m:acc>
           </m:e>
         </m:d>
+        <m:r>
+          <m:t>​</m:t>
+        </m:r>
       </m:oMath>
       <w:r>
         <w:t xml:space="preserve">,</w:t>
@@ -327,6 +333,9 @@
         <w:t xml:space="preserve"> </w:t>
       </w:r>
       <m:oMath>
+        <m:r>
+          <m:t>​</m:t>
+        </m:r>
         <m:d>
           <m:dPr>
             <m:begChr m:val="⟨"/>
@@ -364,6 +373,9 @@
           </m:e>
         </m:d>
         <m:r>
+          <m:t>​</m:t>
+        </m:r>
+        <m:r>
           <m:rPr>
             <m:sty m:val="p"/>
           </m:rPr>
@@ -399,6 +411,9 @@
         <w:t xml:space="preserve"> </w:t>
       </w:r>
       <m:oMath>
+        <m:r>
+          <m:t>​</m:t>
+        </m:r>
         <m:d>
           <m:dPr>
             <m:begChr m:val="⟨"/>
@@ -436,6 +451,9 @@
           </m:e>
         </m:d>
         <m:r>
+          <m:t>​</m:t>
+        </m:r>
+        <m:r>
           <m:rPr>
             <m:sty m:val="p"/>
           </m:rPr>
@@ -526,6 +544,9 @@
         <w:t xml:space="preserve"> </w:t>
       </w:r>
       <m:oMath>
+        <m:r>
+          <m:t>​</m:t>
+        </m:r>
         <m:d>
           <m:dPr>
             <m:begChr m:val="⟨"/>
@@ -591,6 +612,9 @@
           </m:e>
         </m:d>
         <m:r>
+          <m:t>​</m:t>
+        </m:r>
+        <m:r>
           <m:rPr>
             <m:sty m:val="p"/>
           </m:rPr>
@@ -601,6 +625,9 @@
         </m:r>
         <m:r>
           <m:t> </m:t>
+        </m:r>
+        <m:r>
+          <m:t>​</m:t>
         </m:r>
         <m:d>
           <m:dPr>
@@ -639,6 +666,9 @@
           </m:e>
         </m:d>
         <m:r>
+          <m:t>​</m:t>
+        </m:r>
+        <m:r>
           <m:rPr>
             <m:sty m:val="p"/>
           </m:rPr>
@@ -649,6 +679,9 @@
         </m:r>
         <m:r>
           <m:t> </m:t>
+        </m:r>
+        <m:r>
+          <m:t>​</m:t>
         </m:r>
         <m:d>
           <m:dPr>
@@ -686,6 +719,9 @@
             </m:acc>
           </m:e>
         </m:d>
+        <m:r>
+          <m:t>​</m:t>
+        </m:r>
       </m:oMath>
       <w:r>
         <w:t xml:space="preserve">;</w:t>
@@ -713,6 +749,9 @@
         <w:t xml:space="preserve"> </w:t>
       </w:r>
       <m:oMath>
+        <m:r>
+          <m:t>​</m:t>
+        </m:r>
         <m:d>
           <m:dPr>
             <m:begChr m:val="⟨"/>
@@ -750,10 +789,16 @@
           </m:e>
         </m:d>
         <m:r>
+          <m:t>​</m:t>
+        </m:r>
+        <m:r>
           <m:rPr>
             <m:sty m:val="p"/>
           </m:rPr>
           <m:t>=</m:t>
+        </m:r>
+        <m:r>
+          <m:t>​</m:t>
         </m:r>
         <m:d>
           <m:dPr>
@@ -791,6 +836,9 @@
             </m:acc>
           </m:e>
         </m:d>
+        <m:r>
+          <m:t>​</m:t>
+        </m:r>
       </m:oMath>
       <w:r>
         <w:t xml:space="preserve">.</w:t>
@@ -859,6 +907,9 @@
         <w:t xml:space="preserve"> </w:t>
       </w:r>
       <m:oMath>
+        <m:r>
+          <m:t>​</m:t>
+        </m:r>
         <m:d>
           <m:dPr>
             <m:begChr m:val="⟨"/>
@@ -896,6 +947,9 @@
           </m:e>
         </m:d>
         <m:r>
+          <m:t>​</m:t>
+        </m:r>
+        <m:r>
           <m:rPr>
             <m:sty m:val="p"/>
           </m:rPr>
@@ -906,6 +960,9 @@
             <m:pos m:val="top"/>
           </m:barPr>
           <m:e>
+            <m:r>
+              <m:t>​</m:t>
+            </m:r>
             <m:d>
               <m:dPr>
                 <m:begChr m:val="⟨"/>
@@ -942,6 +999,9 @@
                 </m:acc>
               </m:e>
             </m:d>
+            <m:r>
+              <m:t>​</m:t>
+            </m:r>
           </m:e>
         </m:bar>
       </m:oMath>
@@ -1787,6 +1847,9 @@
           </m:rPr>
           <m:t>,</m:t>
         </m:r>
+        <m:r>
+          <m:t>​</m:t>
+        </m:r>
         <m:d>
           <m:dPr>
             <m:begChr m:val="⟨"/>
@@ -1816,6 +1879,9 @@
           </m:e>
         </m:d>
         <m:r>
+          <m:t>​</m:t>
+        </m:r>
+        <m:r>
           <m:rPr>
             <m:sty m:val="p"/>
           </m:rPr>
@@ -1846,6 +1912,9 @@
         <w:t xml:space="preserve"> </w:t>
       </w:r>
       <m:oMath>
+        <m:r>
+          <m:t>​</m:t>
+        </m:r>
         <m:d>
           <m:dPr>
             <m:begChr m:val="⟨"/>
@@ -1874,6 +1943,9 @@
             </m:r>
           </m:e>
         </m:d>
+        <m:r>
+          <m:t>​</m:t>
+        </m:r>
       </m:oMath>
       <w:r>
         <w:t xml:space="preserve"> </w:t>
@@ -2110,6 +2182,9 @@
           </m:rPr>
           <m:t>,</m:t>
         </m:r>
+        <m:r>
+          <m:t>​</m:t>
+        </m:r>
         <m:d>
           <m:dPr>
             <m:begChr m:val="⟨"/>
@@ -2139,6 +2214,9 @@
           </m:e>
         </m:d>
         <m:r>
+          <m:t>​</m:t>
+        </m:r>
+        <m:r>
           <m:rPr>
             <m:sty m:val="p"/>
           </m:rPr>
@@ -2155,6 +2233,9 @@
         <w:t xml:space="preserve"> </w:t>
       </w:r>
       <m:oMath>
+        <m:r>
+          <m:t>​</m:t>
+        </m:r>
         <m:d>
           <m:dPr>
             <m:begChr m:val="⟨"/>
@@ -2192,6 +2273,9 @@
           </m:e>
         </m:d>
         <m:r>
+          <m:t>​</m:t>
+        </m:r>
+        <m:r>
           <m:rPr>
             <m:sty m:val="p"/>
           </m:rPr>
@@ -2365,6 +2449,9 @@
         <w:t xml:space="preserve"> </w:t>
       </w:r>
       <m:oMath>
+        <m:r>
+          <m:t>​</m:t>
+        </m:r>
         <m:d>
           <m:dPr>
             <m:begChr m:val="⟨"/>
@@ -2401,6 +2488,9 @@
             </m:acc>
           </m:e>
         </m:d>
+        <m:r>
+          <m:t>​</m:t>
+        </m:r>
         <m:r>
           <m:rPr>
             <m:sty m:val="p"/>
@@ -2687,44 +2777,50 @@
           <m:jc m:val="center"/>
         </m:oMathParaPr>
         <m:oMath>
+          <m:r>
+            <m:t>​</m:t>
+          </m:r>
+          <m:d>
+            <m:dPr>
+              <m:begChr m:val="⟨"/>
+              <m:sepChr m:val=""/>
+              <m:endChr m:val="⟩"/>
+              <m:grow/>
+            </m:dPr>
+            <m:e>
+              <m:acc>
+                <m:accPr>
+                  <m:chr m:val="̃"/>
+                </m:accPr>
+                <m:e>
+                  <m:r>
+                    <m:t>x</m:t>
+                  </m:r>
+                </m:e>
+              </m:acc>
+              <m:r>
+                <m:rPr>
+                  <m:sty m:val="p"/>
+                </m:rPr>
+                <m:t>,</m:t>
+              </m:r>
+              <m:acc>
+                <m:accPr>
+                  <m:chr m:val="̃"/>
+                </m:accPr>
+                <m:e>
+                  <m:r>
+                    <m:t>y</m:t>
+                  </m:r>
+                </m:e>
+              </m:acc>
+            </m:e>
+          </m:d>
           <m:sSub>
             <m:e>
-              <m:d>
-                <m:dPr>
-                  <m:begChr m:val="⟨"/>
-                  <m:sepChr m:val=""/>
-                  <m:endChr m:val="⟩"/>
-                  <m:grow/>
-                </m:dPr>
-                <m:e>
-                  <m:acc>
-                    <m:accPr>
-                      <m:chr m:val="̃"/>
-                    </m:accPr>
-                    <m:e>
-                      <m:r>
-                        <m:t>x</m:t>
-                      </m:r>
-                    </m:e>
-                  </m:acc>
-                  <m:r>
-                    <m:rPr>
-                      <m:sty m:val="p"/>
-                    </m:rPr>
-                    <m:t>,</m:t>
-                  </m:r>
-                  <m:acc>
-                    <m:accPr>
-                      <m:chr m:val="̃"/>
-                    </m:accPr>
-                    <m:e>
-                      <m:r>
-                        <m:t>y</m:t>
-                      </m:r>
-                    </m:e>
-                  </m:acc>
-                </m:e>
-              </m:d>
+              <m:r>
+                <m:t>​</m:t>
+              </m:r>
             </m:e>
             <m:sub>
               <m:acc>
@@ -2895,44 +2991,50 @@
         <w:t xml:space="preserve"> </w:t>
       </w:r>
       <m:oMath>
+        <m:r>
+          <m:t>​</m:t>
+        </m:r>
+        <m:d>
+          <m:dPr>
+            <m:begChr m:val="⟨"/>
+            <m:sepChr m:val=""/>
+            <m:endChr m:val="⟩"/>
+            <m:grow/>
+          </m:dPr>
+          <m:e>
+            <m:acc>
+              <m:accPr>
+                <m:chr m:val="̃"/>
+              </m:accPr>
+              <m:e>
+                <m:r>
+                  <m:t>x</m:t>
+                </m:r>
+              </m:e>
+            </m:acc>
+            <m:r>
+              <m:rPr>
+                <m:sty m:val="p"/>
+              </m:rPr>
+              <m:t>,</m:t>
+            </m:r>
+            <m:acc>
+              <m:accPr>
+                <m:chr m:val="̃"/>
+              </m:accPr>
+              <m:e>
+                <m:r>
+                  <m:t>x</m:t>
+                </m:r>
+              </m:e>
+            </m:acc>
+          </m:e>
+        </m:d>
         <m:sSub>
           <m:e>
-            <m:d>
-              <m:dPr>
-                <m:begChr m:val="⟨"/>
-                <m:sepChr m:val=""/>
-                <m:endChr m:val="⟩"/>
-                <m:grow/>
-              </m:dPr>
-              <m:e>
-                <m:acc>
-                  <m:accPr>
-                    <m:chr m:val="̃"/>
-                  </m:accPr>
-                  <m:e>
-                    <m:r>
-                      <m:t>x</m:t>
-                    </m:r>
-                  </m:e>
-                </m:acc>
-                <m:r>
-                  <m:rPr>
-                    <m:sty m:val="p"/>
-                  </m:rPr>
-                  <m:t>,</m:t>
-                </m:r>
-                <m:acc>
-                  <m:accPr>
-                    <m:chr m:val="̃"/>
-                  </m:accPr>
-                  <m:e>
-                    <m:r>
-                      <m:t>x</m:t>
-                    </m:r>
-                  </m:e>
-                </m:acc>
-              </m:e>
-            </m:d>
+            <m:r>
+              <m:t>​</m:t>
+            </m:r>
           </m:e>
           <m:sub>
             <m:acc>
@@ -3248,44 +3350,50 @@
         <w:t xml:space="preserve"> </w:t>
       </w:r>
       <m:oMath>
+        <m:r>
+          <m:t>​</m:t>
+        </m:r>
+        <m:d>
+          <m:dPr>
+            <m:begChr m:val="⟨"/>
+            <m:sepChr m:val=""/>
+            <m:endChr m:val="⟩"/>
+            <m:grow/>
+          </m:dPr>
+          <m:e>
+            <m:acc>
+              <m:accPr>
+                <m:chr m:val="̃"/>
+              </m:accPr>
+              <m:e>
+                <m:r>
+                  <m:t>x</m:t>
+                </m:r>
+              </m:e>
+            </m:acc>
+            <m:r>
+              <m:rPr>
+                <m:sty m:val="p"/>
+              </m:rPr>
+              <m:t>,</m:t>
+            </m:r>
+            <m:acc>
+              <m:accPr>
+                <m:chr m:val="̃"/>
+              </m:accPr>
+              <m:e>
+                <m:r>
+                  <m:t>x</m:t>
+                </m:r>
+              </m:e>
+            </m:acc>
+          </m:e>
+        </m:d>
         <m:sSub>
           <m:e>
-            <m:d>
-              <m:dPr>
-                <m:begChr m:val="⟨"/>
-                <m:sepChr m:val=""/>
-                <m:endChr m:val="⟩"/>
-                <m:grow/>
-              </m:dPr>
-              <m:e>
-                <m:acc>
-                  <m:accPr>
-                    <m:chr m:val="̃"/>
-                  </m:accPr>
-                  <m:e>
-                    <m:r>
-                      <m:t>x</m:t>
-                    </m:r>
-                  </m:e>
-                </m:acc>
-                <m:r>
-                  <m:rPr>
-                    <m:sty m:val="p"/>
-                  </m:rPr>
-                  <m:t>,</m:t>
-                </m:r>
-                <m:acc>
-                  <m:accPr>
-                    <m:chr m:val="̃"/>
-                  </m:accPr>
-                  <m:e>
-                    <m:r>
-                      <m:t>x</m:t>
-                    </m:r>
-                  </m:e>
-                </m:acc>
-              </m:e>
-            </m:d>
+            <m:r>
+              <m:t>​</m:t>
+            </m:r>
           </m:e>
           <m:sub>
             <m:acc>
@@ -3522,44 +3630,50 @@
         <w:t xml:space="preserve"> </w:t>
       </w:r>
       <m:oMath>
+        <m:r>
+          <m:t>​</m:t>
+        </m:r>
+        <m:d>
+          <m:dPr>
+            <m:begChr m:val="⟨"/>
+            <m:sepChr m:val=""/>
+            <m:endChr m:val="⟩"/>
+            <m:grow/>
+          </m:dPr>
+          <m:e>
+            <m:acc>
+              <m:accPr>
+                <m:chr m:val="̃"/>
+              </m:accPr>
+              <m:e>
+                <m:r>
+                  <m:t>x</m:t>
+                </m:r>
+              </m:e>
+            </m:acc>
+            <m:r>
+              <m:rPr>
+                <m:sty m:val="p"/>
+              </m:rPr>
+              <m:t>,</m:t>
+            </m:r>
+            <m:acc>
+              <m:accPr>
+                <m:chr m:val="̃"/>
+              </m:accPr>
+              <m:e>
+                <m:r>
+                  <m:t>y</m:t>
+                </m:r>
+              </m:e>
+            </m:acc>
+          </m:e>
+        </m:d>
         <m:sSub>
           <m:e>
-            <m:d>
-              <m:dPr>
-                <m:begChr m:val="⟨"/>
-                <m:sepChr m:val=""/>
-                <m:endChr m:val="⟩"/>
-                <m:grow/>
-              </m:dPr>
-              <m:e>
-                <m:acc>
-                  <m:accPr>
-                    <m:chr m:val="̃"/>
-                  </m:accPr>
-                  <m:e>
-                    <m:r>
-                      <m:t>x</m:t>
-                    </m:r>
-                  </m:e>
-                </m:acc>
-                <m:r>
-                  <m:rPr>
-                    <m:sty m:val="p"/>
-                  </m:rPr>
-                  <m:t>,</m:t>
-                </m:r>
-                <m:acc>
-                  <m:accPr>
-                    <m:chr m:val="̃"/>
-                  </m:accPr>
-                  <m:e>
-                    <m:r>
-                      <m:t>y</m:t>
-                    </m:r>
-                  </m:e>
-                </m:acc>
-              </m:e>
-            </m:d>
+            <m:r>
+              <m:t>​</m:t>
+            </m:r>
           </m:e>
           <m:sub>
             <m:acc>
@@ -3580,44 +3694,50 @@
           </m:rPr>
           <m:t>=</m:t>
         </m:r>
+        <m:r>
+          <m:t>​</m:t>
+        </m:r>
+        <m:d>
+          <m:dPr>
+            <m:begChr m:val="⟨"/>
+            <m:sepChr m:val=""/>
+            <m:endChr m:val="⟩"/>
+            <m:grow/>
+          </m:dPr>
+          <m:e>
+            <m:acc>
+              <m:accPr>
+                <m:chr m:val="̃"/>
+              </m:accPr>
+              <m:e>
+                <m:r>
+                  <m:t>y</m:t>
+                </m:r>
+              </m:e>
+            </m:acc>
+            <m:r>
+              <m:rPr>
+                <m:sty m:val="p"/>
+              </m:rPr>
+              <m:t>,</m:t>
+            </m:r>
+            <m:acc>
+              <m:accPr>
+                <m:chr m:val="̃"/>
+              </m:accPr>
+              <m:e>
+                <m:r>
+                  <m:t>x</m:t>
+                </m:r>
+              </m:e>
+            </m:acc>
+          </m:e>
+        </m:d>
         <m:sSub>
           <m:e>
-            <m:d>
-              <m:dPr>
-                <m:begChr m:val="⟨"/>
-                <m:sepChr m:val=""/>
-                <m:endChr m:val="⟩"/>
-                <m:grow/>
-              </m:dPr>
-              <m:e>
-                <m:acc>
-                  <m:accPr>
-                    <m:chr m:val="̃"/>
-                  </m:accPr>
-                  <m:e>
-                    <m:r>
-                      <m:t>y</m:t>
-                    </m:r>
-                  </m:e>
-                </m:acc>
-                <m:r>
-                  <m:rPr>
-                    <m:sty m:val="p"/>
-                  </m:rPr>
-                  <m:t>,</m:t>
-                </m:r>
-                <m:acc>
-                  <m:accPr>
-                    <m:chr m:val="̃"/>
-                  </m:accPr>
-                  <m:e>
-                    <m:r>
-                      <m:t>x</m:t>
-                    </m:r>
-                  </m:e>
-                </m:acc>
-              </m:e>
-            </m:d>
+            <m:r>
+              <m:t>​</m:t>
+            </m:r>
           </m:e>
           <m:sub>
             <m:acc>
@@ -3757,72 +3877,78 @@
         <m:oMath>
           <m:eqArr>
             <m:e>
+              <m:r>
+                <m:t>​</m:t>
+              </m:r>
+              <m:d>
+                <m:dPr>
+                  <m:begChr m:val="⟨"/>
+                  <m:sepChr m:val=""/>
+                  <m:endChr m:val="⟩"/>
+                  <m:grow/>
+                </m:dPr>
+                <m:e>
+                  <m:r>
+                    <m:t>a</m:t>
+                  </m:r>
+                  <m:r>
+                    <m:t> </m:t>
+                  </m:r>
+                  <m:acc>
+                    <m:accPr>
+                      <m:chr m:val="̃"/>
+                    </m:accPr>
+                    <m:e>
+                      <m:r>
+                        <m:t>x</m:t>
+                      </m:r>
+                    </m:e>
+                  </m:acc>
+                  <m:r>
+                    <m:rPr>
+                      <m:sty m:val="p"/>
+                    </m:rPr>
+                    <m:t>+</m:t>
+                  </m:r>
+                  <m:r>
+                    <m:t>b</m:t>
+                  </m:r>
+                  <m:r>
+                    <m:t> </m:t>
+                  </m:r>
+                  <m:acc>
+                    <m:accPr>
+                      <m:chr m:val="̃"/>
+                    </m:accPr>
+                    <m:e>
+                      <m:r>
+                        <m:t>y</m:t>
+                      </m:r>
+                    </m:e>
+                  </m:acc>
+                  <m:r>
+                    <m:rPr>
+                      <m:sty m:val="p"/>
+                    </m:rPr>
+                    <m:t>,</m:t>
+                  </m:r>
+                  <m:acc>
+                    <m:accPr>
+                      <m:chr m:val="̃"/>
+                    </m:accPr>
+                    <m:e>
+                      <m:r>
+                        <m:t>z</m:t>
+                      </m:r>
+                    </m:e>
+                  </m:acc>
+                </m:e>
+              </m:d>
               <m:sSub>
                 <m:e>
-                  <m:d>
-                    <m:dPr>
-                      <m:begChr m:val="⟨"/>
-                      <m:sepChr m:val=""/>
-                      <m:endChr m:val="⟩"/>
-                      <m:grow/>
-                    </m:dPr>
-                    <m:e>
-                      <m:r>
-                        <m:t>a</m:t>
-                      </m:r>
-                      <m:r>
-                        <m:t> </m:t>
-                      </m:r>
-                      <m:acc>
-                        <m:accPr>
-                          <m:chr m:val="̃"/>
-                        </m:accPr>
-                        <m:e>
-                          <m:r>
-                            <m:t>x</m:t>
-                          </m:r>
-                        </m:e>
-                      </m:acc>
-                      <m:r>
-                        <m:rPr>
-                          <m:sty m:val="p"/>
-                        </m:rPr>
-                        <m:t>+</m:t>
-                      </m:r>
-                      <m:r>
-                        <m:t>b</m:t>
-                      </m:r>
-                      <m:r>
-                        <m:t> </m:t>
-                      </m:r>
-                      <m:acc>
-                        <m:accPr>
-                          <m:chr m:val="̃"/>
-                        </m:accPr>
-                        <m:e>
-                          <m:r>
-                            <m:t>y</m:t>
-                          </m:r>
-                        </m:e>
-                      </m:acc>
-                      <m:r>
-                        <m:rPr>
-                          <m:sty m:val="p"/>
-                        </m:rPr>
-                        <m:t>,</m:t>
-                      </m:r>
-                      <m:acc>
-                        <m:accPr>
-                          <m:chr m:val="̃"/>
-                        </m:accPr>
-                        <m:e>
-                          <m:r>
-                            <m:t>z</m:t>
-                          </m:r>
-                        </m:e>
-                      </m:acc>
-                    </m:e>
-                  </m:d>
+                  <m:r>
+                    <m:t>​</m:t>
+                  </m:r>
                 </m:e>
                 <m:sub>
                   <m:acc>
@@ -3977,36 +4103,42 @@
                 </m:rPr>
                 <m:t>(definition of </m:t>
               </m:r>
+              <m:r>
+                <m:t>​</m:t>
+              </m:r>
+              <m:d>
+                <m:dPr>
+                  <m:begChr m:val="⟨"/>
+                  <m:sepChr m:val=""/>
+                  <m:endChr m:val="⟩"/>
+                  <m:grow/>
+                </m:dPr>
+                <m:e>
+                  <m:r>
+                    <m:rPr>
+                      <m:sty m:val="p"/>
+                    </m:rPr>
+                    <m:t>⋅</m:t>
+                  </m:r>
+                  <m:r>
+                    <m:rPr>
+                      <m:sty m:val="p"/>
+                    </m:rPr>
+                    <m:t>,</m:t>
+                  </m:r>
+                  <m:r>
+                    <m:rPr>
+                      <m:sty m:val="p"/>
+                    </m:rPr>
+                    <m:t>⋅</m:t>
+                  </m:r>
+                </m:e>
+              </m:d>
               <m:sSub>
                 <m:e>
-                  <m:d>
-                    <m:dPr>
-                      <m:begChr m:val="⟨"/>
-                      <m:sepChr m:val=""/>
-                      <m:endChr m:val="⟩"/>
-                      <m:grow/>
-                    </m:dPr>
-                    <m:e>
-                      <m:r>
-                        <m:rPr>
-                          <m:sty m:val="p"/>
-                        </m:rPr>
-                        <m:t>⋅</m:t>
-                      </m:r>
-                      <m:r>
-                        <m:rPr>
-                          <m:sty m:val="p"/>
-                        </m:rPr>
-                        <m:t>,</m:t>
-                      </m:r>
-                      <m:r>
-                        <m:rPr>
-                          <m:sty m:val="p"/>
-                        </m:rPr>
-                        <m:t>⋅</m:t>
-                      </m:r>
-                    </m:e>
-                  </m:d>
+                  <m:r>
+                    <m:t>​</m:t>
+                  </m:r>
                 </m:e>
                 <m:sub>
                   <m:acc>
@@ -4721,44 +4853,50 @@
               <m:r>
                 <m:t> </m:t>
               </m:r>
+              <m:r>
+                <m:t>​</m:t>
+              </m:r>
+              <m:d>
+                <m:dPr>
+                  <m:begChr m:val="⟨"/>
+                  <m:sepChr m:val=""/>
+                  <m:endChr m:val="⟩"/>
+                  <m:grow/>
+                </m:dPr>
+                <m:e>
+                  <m:acc>
+                    <m:accPr>
+                      <m:chr m:val="̃"/>
+                    </m:accPr>
+                    <m:e>
+                      <m:r>
+                        <m:t>x</m:t>
+                      </m:r>
+                    </m:e>
+                  </m:acc>
+                  <m:r>
+                    <m:rPr>
+                      <m:sty m:val="p"/>
+                    </m:rPr>
+                    <m:t>,</m:t>
+                  </m:r>
+                  <m:acc>
+                    <m:accPr>
+                      <m:chr m:val="̃"/>
+                    </m:accPr>
+                    <m:e>
+                      <m:r>
+                        <m:t>z</m:t>
+                      </m:r>
+                    </m:e>
+                  </m:acc>
+                </m:e>
+              </m:d>
               <m:sSub>
                 <m:e>
-                  <m:d>
-                    <m:dPr>
-                      <m:begChr m:val="⟨"/>
-                      <m:sepChr m:val=""/>
-                      <m:endChr m:val="⟩"/>
-                      <m:grow/>
-                    </m:dPr>
-                    <m:e>
-                      <m:acc>
-                        <m:accPr>
-                          <m:chr m:val="̃"/>
-                        </m:accPr>
-                        <m:e>
-                          <m:r>
-                            <m:t>x</m:t>
-                          </m:r>
-                        </m:e>
-                      </m:acc>
-                      <m:r>
-                        <m:rPr>
-                          <m:sty m:val="p"/>
-                        </m:rPr>
-                        <m:t>,</m:t>
-                      </m:r>
-                      <m:acc>
-                        <m:accPr>
-                          <m:chr m:val="̃"/>
-                        </m:accPr>
-                        <m:e>
-                          <m:r>
-                            <m:t>z</m:t>
-                          </m:r>
-                        </m:e>
-                      </m:acc>
-                    </m:e>
-                  </m:d>
+                  <m:r>
+                    <m:t>​</m:t>
+                  </m:r>
                 </m:e>
                 <m:sub>
                   <m:acc>
@@ -4785,44 +4923,50 @@
               <m:r>
                 <m:t> </m:t>
               </m:r>
+              <m:r>
+                <m:t>​</m:t>
+              </m:r>
+              <m:d>
+                <m:dPr>
+                  <m:begChr m:val="⟨"/>
+                  <m:sepChr m:val=""/>
+                  <m:endChr m:val="⟩"/>
+                  <m:grow/>
+                </m:dPr>
+                <m:e>
+                  <m:acc>
+                    <m:accPr>
+                      <m:chr m:val="̃"/>
+                    </m:accPr>
+                    <m:e>
+                      <m:r>
+                        <m:t>y</m:t>
+                      </m:r>
+                    </m:e>
+                  </m:acc>
+                  <m:r>
+                    <m:rPr>
+                      <m:sty m:val="p"/>
+                    </m:rPr>
+                    <m:t>,</m:t>
+                  </m:r>
+                  <m:acc>
+                    <m:accPr>
+                      <m:chr m:val="̃"/>
+                    </m:accPr>
+                    <m:e>
+                      <m:r>
+                        <m:t>z</m:t>
+                      </m:r>
+                    </m:e>
+                  </m:acc>
+                </m:e>
+              </m:d>
               <m:sSub>
                 <m:e>
-                  <m:d>
-                    <m:dPr>
-                      <m:begChr m:val="⟨"/>
-                      <m:sepChr m:val=""/>
-                      <m:endChr m:val="⟩"/>
-                      <m:grow/>
-                    </m:dPr>
-                    <m:e>
-                      <m:acc>
-                        <m:accPr>
-                          <m:chr m:val="̃"/>
-                        </m:accPr>
-                        <m:e>
-                          <m:r>
-                            <m:t>y</m:t>
-                          </m:r>
-                        </m:e>
-                      </m:acc>
-                      <m:r>
-                        <m:rPr>
-                          <m:sty m:val="p"/>
-                        </m:rPr>
-                        <m:t>,</m:t>
-                      </m:r>
-                      <m:acc>
-                        <m:accPr>
-                          <m:chr m:val="̃"/>
-                        </m:accPr>
-                        <m:e>
-                          <m:r>
-                            <m:t>z</m:t>
-                          </m:r>
-                        </m:e>
-                      </m:acc>
-                    </m:e>
-                  </m:d>
+                  <m:r>
+                    <m:t>​</m:t>
+                  </m:r>
                 </m:e>
                 <m:sub>
                   <m:acc>
@@ -4850,36 +4994,42 @@
                 </m:rPr>
                 <m:t>(definition of </m:t>
               </m:r>
+              <m:r>
+                <m:t>​</m:t>
+              </m:r>
+              <m:d>
+                <m:dPr>
+                  <m:begChr m:val="⟨"/>
+                  <m:sepChr m:val=""/>
+                  <m:endChr m:val="⟩"/>
+                  <m:grow/>
+                </m:dPr>
+                <m:e>
+                  <m:r>
+                    <m:rPr>
+                      <m:sty m:val="p"/>
+                    </m:rPr>
+                    <m:t>⋅</m:t>
+                  </m:r>
+                  <m:r>
+                    <m:rPr>
+                      <m:sty m:val="p"/>
+                    </m:rPr>
+                    <m:t>,</m:t>
+                  </m:r>
+                  <m:r>
+                    <m:rPr>
+                      <m:sty m:val="p"/>
+                    </m:rPr>
+                    <m:t>⋅</m:t>
+                  </m:r>
+                </m:e>
+              </m:d>
               <m:sSub>
                 <m:e>
-                  <m:d>
-                    <m:dPr>
-                      <m:begChr m:val="⟨"/>
-                      <m:sepChr m:val=""/>
-                      <m:endChr m:val="⟩"/>
-                      <m:grow/>
-                    </m:dPr>
-                    <m:e>
-                      <m:r>
-                        <m:rPr>
-                          <m:sty m:val="p"/>
-                        </m:rPr>
-                        <m:t>⋅</m:t>
-                      </m:r>
-                      <m:r>
-                        <m:rPr>
-                          <m:sty m:val="p"/>
-                        </m:rPr>
-                        <m:t>,</m:t>
-                      </m:r>
-                      <m:r>
-                        <m:rPr>
-                          <m:sty m:val="p"/>
-                        </m:rPr>
-                        <m:t>⋅</m:t>
-                      </m:r>
-                    </m:e>
-                  </m:d>
+                  <m:r>
+                    <m:t>​</m:t>
+                  </m:r>
                 </m:e>
                 <m:sub>
                   <m:acc>
@@ -5104,44 +5254,50 @@
         <m:oMath>
           <m:eqArr>
             <m:e>
+              <m:r>
+                <m:t>​</m:t>
+              </m:r>
+              <m:d>
+                <m:dPr>
+                  <m:begChr m:val="⟨"/>
+                  <m:sepChr m:val=""/>
+                  <m:endChr m:val="⟩"/>
+                  <m:grow/>
+                </m:dPr>
+                <m:e>
+                  <m:acc>
+                    <m:accPr>
+                      <m:chr m:val="̃"/>
+                    </m:accPr>
+                    <m:e>
+                      <m:r>
+                        <m:t>x</m:t>
+                      </m:r>
+                    </m:e>
+                  </m:acc>
+                  <m:r>
+                    <m:rPr>
+                      <m:sty m:val="p"/>
+                    </m:rPr>
+                    <m:t>,</m:t>
+                  </m:r>
+                  <m:acc>
+                    <m:accPr>
+                      <m:chr m:val="̃"/>
+                    </m:accPr>
+                    <m:e>
+                      <m:r>
+                        <m:t>y</m:t>
+                      </m:r>
+                    </m:e>
+                  </m:acc>
+                </m:e>
+              </m:d>
               <m:sSub>
                 <m:e>
-                  <m:d>
-                    <m:dPr>
-                      <m:begChr m:val="⟨"/>
-                      <m:sepChr m:val=""/>
-                      <m:endChr m:val="⟩"/>
-                      <m:grow/>
-                    </m:dPr>
-                    <m:e>
-                      <m:acc>
-                        <m:accPr>
-                          <m:chr m:val="̃"/>
-                        </m:accPr>
-                        <m:e>
-                          <m:r>
-                            <m:t>x</m:t>
-                          </m:r>
-                        </m:e>
-                      </m:acc>
-                      <m:r>
-                        <m:rPr>
-                          <m:sty m:val="p"/>
-                        </m:rPr>
-                        <m:t>,</m:t>
-                      </m:r>
-                      <m:acc>
-                        <m:accPr>
-                          <m:chr m:val="̃"/>
-                        </m:accPr>
-                        <m:e>
-                          <m:r>
-                            <m:t>y</m:t>
-                          </m:r>
-                        </m:e>
-                      </m:acc>
-                    </m:e>
-                  </m:d>
+                  <m:r>
+                    <m:t>​</m:t>
+                  </m:r>
                 </m:e>
                 <m:sub>
                   <m:acc>
@@ -5244,36 +5400,42 @@
                 </m:rPr>
                 <m:t>(definition of </m:t>
               </m:r>
+              <m:r>
+                <m:t>​</m:t>
+              </m:r>
+              <m:d>
+                <m:dPr>
+                  <m:begChr m:val="⟨"/>
+                  <m:sepChr m:val=""/>
+                  <m:endChr m:val="⟩"/>
+                  <m:grow/>
+                </m:dPr>
+                <m:e>
+                  <m:r>
+                    <m:rPr>
+                      <m:sty m:val="p"/>
+                    </m:rPr>
+                    <m:t>⋅</m:t>
+                  </m:r>
+                  <m:r>
+                    <m:rPr>
+                      <m:sty m:val="p"/>
+                    </m:rPr>
+                    <m:t>,</m:t>
+                  </m:r>
+                  <m:r>
+                    <m:rPr>
+                      <m:sty m:val="p"/>
+                    </m:rPr>
+                    <m:t>⋅</m:t>
+                  </m:r>
+                </m:e>
+              </m:d>
               <m:sSub>
                 <m:e>
-                  <m:d>
-                    <m:dPr>
-                      <m:begChr m:val="⟨"/>
-                      <m:sepChr m:val=""/>
-                      <m:endChr m:val="⟩"/>
-                      <m:grow/>
-                    </m:dPr>
-                    <m:e>
-                      <m:r>
-                        <m:rPr>
-                          <m:sty m:val="p"/>
-                        </m:rPr>
-                        <m:t>⋅</m:t>
-                      </m:r>
-                      <m:r>
-                        <m:rPr>
-                          <m:sty m:val="p"/>
-                        </m:rPr>
-                        <m:t>,</m:t>
-                      </m:r>
-                      <m:r>
-                        <m:rPr>
-                          <m:sty m:val="p"/>
-                        </m:rPr>
-                        <m:t>⋅</m:t>
-                      </m:r>
-                    </m:e>
-                  </m:d>
+                  <m:r>
+                    <m:t>​</m:t>
+                  </m:r>
                 </m:e>
                 <m:sub>
                   <m:acc>
@@ -7737,6 +7899,9 @@
         <w:t xml:space="preserve"> </w:t>
       </w:r>
       <m:oMath>
+        <m:r>
+          <m:t>​</m:t>
+        </m:r>
         <m:d>
           <m:dPr>
             <m:begChr m:val="⟨"/>
@@ -7765,6 +7930,9 @@
             </m:r>
           </m:e>
         </m:d>
+        <m:r>
+          <m:t>​</m:t>
+        </m:r>
       </m:oMath>
       <w:r>
         <w:t xml:space="preserve">,</w:t>
@@ -7831,6 +7999,9 @@
         <w:t xml:space="preserve"> </w:t>
       </w:r>
       <m:oMath>
+        <m:r>
+          <m:t>​</m:t>
+        </m:r>
         <m:d>
           <m:dPr>
             <m:begChr m:val="⟨"/>
@@ -7859,6 +8030,9 @@
             </m:r>
           </m:e>
         </m:d>
+        <m:r>
+          <m:t>​</m:t>
+        </m:r>
       </m:oMath>
       <w:r>
         <w:t xml:space="preserve">,</w:t>
@@ -7913,6 +8087,9 @@
           <m:jc m:val="center"/>
         </m:oMathParaPr>
         <m:oMath>
+          <m:r>
+            <m:t>​</m:t>
+          </m:r>
           <m:d>
             <m:dPr>
               <m:begChr m:val="⟨"/>
@@ -7949,6 +8126,9 @@
               </m:acc>
             </m:e>
           </m:d>
+          <m:r>
+            <m:t>​</m:t>
+          </m:r>
           <m:r>
             <m:rPr>
               <m:sty m:val="p"/>
@@ -8185,44 +8365,50 @@
         <m:oMath>
           <m:eqArr>
             <m:e>
+              <m:r>
+                <m:t>​</m:t>
+              </m:r>
+              <m:d>
+                <m:dPr>
+                  <m:begChr m:val="⟨"/>
+                  <m:sepChr m:val=""/>
+                  <m:endChr m:val="⟩"/>
+                  <m:grow/>
+                </m:dPr>
+                <m:e>
+                  <m:acc>
+                    <m:accPr>
+                      <m:chr m:val="̃"/>
+                    </m:accPr>
+                    <m:e>
+                      <m:r>
+                        <m:t>x</m:t>
+                      </m:r>
+                    </m:e>
+                  </m:acc>
+                  <m:r>
+                    <m:rPr>
+                      <m:sty m:val="p"/>
+                    </m:rPr>
+                    <m:t>,</m:t>
+                  </m:r>
+                  <m:acc>
+                    <m:accPr>
+                      <m:chr m:val="̃"/>
+                    </m:accPr>
+                    <m:e>
+                      <m:r>
+                        <m:t>y</m:t>
+                      </m:r>
+                    </m:e>
+                  </m:acc>
+                </m:e>
+              </m:d>
               <m:sSub>
                 <m:e>
-                  <m:d>
-                    <m:dPr>
-                      <m:begChr m:val="⟨"/>
-                      <m:sepChr m:val=""/>
-                      <m:endChr m:val="⟩"/>
-                      <m:grow/>
-                    </m:dPr>
-                    <m:e>
-                      <m:acc>
-                        <m:accPr>
-                          <m:chr m:val="̃"/>
-                        </m:accPr>
-                        <m:e>
-                          <m:r>
-                            <m:t>x</m:t>
-                          </m:r>
-                        </m:e>
-                      </m:acc>
-                      <m:r>
-                        <m:rPr>
-                          <m:sty m:val="p"/>
-                        </m:rPr>
-                        <m:t>,</m:t>
-                      </m:r>
-                      <m:acc>
-                        <m:accPr>
-                          <m:chr m:val="̃"/>
-                        </m:accPr>
-                        <m:e>
-                          <m:r>
-                            <m:t>y</m:t>
-                          </m:r>
-                        </m:e>
-                      </m:acc>
-                    </m:e>
-                  </m:d>
+                  <m:r>
+                    <m:t>​</m:t>
+                  </m:r>
                 </m:e>
                 <m:sub>
                   <m:acc>
@@ -8325,36 +8511,42 @@
                 </m:rPr>
                 <m:t>(definition of </m:t>
               </m:r>
+              <m:r>
+                <m:t>​</m:t>
+              </m:r>
+              <m:d>
+                <m:dPr>
+                  <m:begChr m:val="⟨"/>
+                  <m:sepChr m:val=""/>
+                  <m:endChr m:val="⟩"/>
+                  <m:grow/>
+                </m:dPr>
+                <m:e>
+                  <m:r>
+                    <m:rPr>
+                      <m:sty m:val="p"/>
+                    </m:rPr>
+                    <m:t>⋅</m:t>
+                  </m:r>
+                  <m:r>
+                    <m:rPr>
+                      <m:sty m:val="p"/>
+                    </m:rPr>
+                    <m:t>,</m:t>
+                  </m:r>
+                  <m:r>
+                    <m:rPr>
+                      <m:sty m:val="p"/>
+                    </m:rPr>
+                    <m:t>⋅</m:t>
+                  </m:r>
+                </m:e>
+              </m:d>
               <m:sSub>
                 <m:e>
-                  <m:d>
-                    <m:dPr>
-                      <m:begChr m:val="⟨"/>
-                      <m:sepChr m:val=""/>
-                      <m:endChr m:val="⟩"/>
-                      <m:grow/>
-                    </m:dPr>
-                    <m:e>
-                      <m:r>
-                        <m:rPr>
-                          <m:sty m:val="p"/>
-                        </m:rPr>
-                        <m:t>⋅</m:t>
-                      </m:r>
-                      <m:r>
-                        <m:rPr>
-                          <m:sty m:val="p"/>
-                        </m:rPr>
-                        <m:t>,</m:t>
-                      </m:r>
-                      <m:r>
-                        <m:rPr>
-                          <m:sty m:val="p"/>
-                        </m:rPr>
-                        <m:t>⋅</m:t>
-                      </m:r>
-                    </m:e>
-                  </m:d>
+                  <m:r>
+                    <m:t>​</m:t>
+                  </m:r>
                 </m:e>
                 <m:sub>
                   <m:acc>
@@ -8503,36 +8695,42 @@
         <w:t xml:space="preserve"> </w:t>
       </w:r>
       <m:oMath>
+        <m:r>
+          <m:t>​</m:t>
+        </m:r>
+        <m:d>
+          <m:dPr>
+            <m:begChr m:val="⟨"/>
+            <m:sepChr m:val=""/>
+            <m:endChr m:val="⟩"/>
+            <m:grow/>
+          </m:dPr>
+          <m:e>
+            <m:r>
+              <m:rPr>
+                <m:sty m:val="p"/>
+              </m:rPr>
+              <m:t>⋅</m:t>
+            </m:r>
+            <m:r>
+              <m:rPr>
+                <m:sty m:val="p"/>
+              </m:rPr>
+              <m:t>,</m:t>
+            </m:r>
+            <m:r>
+              <m:rPr>
+                <m:sty m:val="p"/>
+              </m:rPr>
+              <m:t>⋅</m:t>
+            </m:r>
+          </m:e>
+        </m:d>
         <m:sSub>
           <m:e>
-            <m:d>
-              <m:dPr>
-                <m:begChr m:val="⟨"/>
-                <m:sepChr m:val=""/>
-                <m:endChr m:val="⟩"/>
-                <m:grow/>
-              </m:dPr>
-              <m:e>
-                <m:r>
-                  <m:rPr>
-                    <m:sty m:val="p"/>
-                  </m:rPr>
-                  <m:t>⋅</m:t>
-                </m:r>
-                <m:r>
-                  <m:rPr>
-                    <m:sty m:val="p"/>
-                  </m:rPr>
-                  <m:t>,</m:t>
-                </m:r>
-                <m:r>
-                  <m:rPr>
-                    <m:sty m:val="p"/>
-                  </m:rPr>
-                  <m:t>⋅</m:t>
-                </m:r>
-              </m:e>
-            </m:d>
+            <m:r>
+              <m:t>​</m:t>
+            </m:r>
           </m:e>
           <m:sub>
             <m:acc>
@@ -23022,6 +23220,9 @@
           </m:rPr>
           <m:t>,</m:t>
         </m:r>
+        <m:r>
+          <m:t>​</m:t>
+        </m:r>
         <m:d>
           <m:dPr>
             <m:begChr m:val="⟨"/>
@@ -23050,6 +23251,9 @@
             </m:r>
           </m:e>
         </m:d>
+        <m:r>
+          <m:t>​</m:t>
+        </m:r>
         <m:r>
           <m:rPr>
             <m:sty m:val="p"/>
@@ -23135,6 +23339,9 @@
           </m:radPr>
           <m:deg/>
           <m:e>
+            <m:r>
+              <m:t>​</m:t>
+            </m:r>
             <m:d>
               <m:dPr>
                 <m:begChr m:val="⟨"/>
@@ -23171,6 +23378,9 @@
                 </m:acc>
               </m:e>
             </m:d>
+            <m:r>
+              <m:t>​</m:t>
+            </m:r>
           </m:e>
         </m:rad>
       </m:oMath>
@@ -36013,6 +36223,9 @@
           </m:rPr>
           <m:t>=</m:t>
         </m:r>
+        <m:r>
+          <m:t>​</m:t>
+        </m:r>
         <m:d>
           <m:dPr>
             <m:begChr m:val="⟨"/>
@@ -36049,6 +36262,9 @@
             </m:acc>
           </m:e>
         </m:d>
+        <m:r>
+          <m:t>​</m:t>
+        </m:r>
       </m:oMath>
       <w:r>
         <w:t xml:space="preserve">.</w:t>
@@ -36393,6 +36609,9 @@
         <w:t xml:space="preserve"> </w:t>
       </w:r>
       <m:oMath>
+        <m:r>
+          <m:t>​</m:t>
+        </m:r>
         <m:d>
           <m:dPr>
             <m:begChr m:val="⟨"/>
@@ -36421,6 +36640,9 @@
             </m:r>
           </m:e>
         </m:d>
+        <m:r>
+          <m:t>​</m:t>
+        </m:r>
       </m:oMath>
       <w:r>
         <w:t xml:space="preserve"> </w:t>
@@ -36552,6 +36774,9 @@
               <m:type m:val="bar"/>
             </m:fPr>
             <m:num>
+              <m:r>
+                <m:t>​</m:t>
+              </m:r>
               <m:d>
                 <m:dPr>
                   <m:begChr m:val="⟨"/>
@@ -36588,6 +36813,9 @@
                   </m:acc>
                 </m:e>
               </m:d>
+              <m:r>
+                <m:t>​</m:t>
+              </m:r>
             </m:num>
             <m:den>
               <m:r>
@@ -36869,6 +37097,9 @@
             </m:rPr>
             <m:t>=</m:t>
           </m:r>
+          <m:r>
+            <m:t>​</m:t>
+          </m:r>
           <m:d>
             <m:dPr>
               <m:begChr m:val="⟨"/>
@@ -36905,6 +37136,9 @@
               </m:acc>
             </m:e>
           </m:d>
+          <m:r>
+            <m:t>​</m:t>
+          </m:r>
           <m:r>
             <m:rPr>
               <m:sty m:val="p"/>
@@ -37025,6 +37259,9 @@
               <m:type m:val="bar"/>
             </m:fPr>
             <m:num>
+              <m:r>
+                <m:t>​</m:t>
+              </m:r>
               <m:d>
                 <m:dPr>
                   <m:begChr m:val="⟨"/>
@@ -37061,6 +37298,9 @@
                   </m:acc>
                 </m:e>
               </m:d>
+              <m:r>
+                <m:t>​</m:t>
+              </m:r>
             </m:num>
             <m:den>
               <m:r>
@@ -37082,6 +37322,9 @@
               <m:sty m:val="p"/>
             </m:rPr>
             <m:t>=</m:t>
+          </m:r>
+          <m:r>
+            <m:t>​</m:t>
           </m:r>
           <m:d>
             <m:dPr>
@@ -37119,6 +37362,9 @@
               </m:acc>
             </m:e>
           </m:d>
+          <m:r>
+            <m:t>​</m:t>
+          </m:r>
           <m:r>
             <m:rPr>
               <m:sty m:val="p"/>

--- a/linear-algebra-inner-products.docx
+++ b/linear-algebra-inner-products.docx
@@ -15,7 +15,7 @@
         <w:pStyle w:val="Date"/>
       </w:pPr>
       <w:r>
-        <w:t xml:space="preserve">Last modified: 2026-10-15 15:19:18 (PDT)</w:t>
+        <w:t xml:space="preserve">Last modified: 2026-10-15 16:26:25 (PDT)</w:t>
       </w:r>
     </w:p>
     <w:bookmarkStart w:id="24" w:name="sec-inner-products"/>

--- a/linear-algebra-inner-products.docx
+++ b/linear-algebra-inner-products.docx
@@ -15,7 +15,7 @@
         <w:pStyle w:val="Date"/>
       </w:pPr>
       <w:r>
-        <w:t xml:space="preserve">Last modified: 2026-10-15 16:26:25 (PDT)</w:t>
+        <w:t xml:space="preserve">Last modified: 2026-10-15 17:47:31 (PDT)</w:t>
       </w:r>
     </w:p>
     <w:bookmarkStart w:id="24" w:name="sec-inner-products"/>

--- a/linear-algebra-inner-products.docx
+++ b/linear-algebra-inner-products.docx
@@ -15,7 +15,7 @@
         <w:pStyle w:val="Date"/>
       </w:pPr>
       <w:r>
-        <w:t xml:space="preserve">Last modified: 2026-10-15 17:47:31 (PDT)</w:t>
+        <w:t xml:space="preserve">Last modified: 2026-10-15 18:37:38 (PDT)</w:t>
       </w:r>
     </w:p>
     <w:bookmarkStart w:id="24" w:name="sec-inner-products"/>

--- a/linear-algebra-inner-products.docx
+++ b/linear-algebra-inner-products.docx
@@ -15,7 +15,7 @@
         <w:pStyle w:val="Date"/>
       </w:pPr>
       <w:r>
-        <w:t xml:space="preserve">Last modified: 2026-10-15 18:37:38 (PDT)</w:t>
+        <w:t xml:space="preserve">Last modified: 2026-10-15 19:41:40 (PDT)</w:t>
       </w:r>
     </w:p>
     <w:bookmarkStart w:id="24" w:name="sec-inner-products"/>

--- a/linear-algebra-inner-products.docx
+++ b/linear-algebra-inner-products.docx
@@ -15,7 +15,7 @@
         <w:pStyle w:val="Date"/>
       </w:pPr>
       <w:r>
-        <w:t xml:space="preserve">Last modified: 2026-10-15 19:41:40 (PDT)</w:t>
+        <w:t xml:space="preserve">Last modified: 2026-10-15 20:43:22 (PDT)</w:t>
       </w:r>
     </w:p>
     <w:bookmarkStart w:id="24" w:name="sec-inner-products"/>

--- a/linear-algebra-inner-products.docx
+++ b/linear-algebra-inner-products.docx
@@ -15,7 +15,7 @@
         <w:pStyle w:val="Date"/>
       </w:pPr>
       <w:r>
-        <w:t xml:space="preserve">Last modified: 2026-10-15 20:43:22 (PDT)</w:t>
+        <w:t xml:space="preserve">Last modified: 2026-10-15 21:43:14 (PDT)</w:t>
       </w:r>
     </w:p>
     <w:bookmarkStart w:id="24" w:name="sec-inner-products"/>

--- a/linear-algebra-inner-products.docx
+++ b/linear-algebra-inner-products.docx
@@ -15,7 +15,7 @@
         <w:pStyle w:val="Date"/>
       </w:pPr>
       <w:r>
-        <w:t xml:space="preserve">Last modified: 2026-10-15 21:43:14 (PDT)</w:t>
+        <w:t xml:space="preserve">Last modified: 2026-10-15 23:56:47 (PDT)</w:t>
       </w:r>
     </w:p>
     <w:bookmarkStart w:id="24" w:name="sec-inner-products"/>

--- a/linear-algebra-inner-products.docx
+++ b/linear-algebra-inner-products.docx
@@ -15,7 +15,7 @@
         <w:pStyle w:val="Date"/>
       </w:pPr>
       <w:r>
-        <w:t xml:space="preserve">Last modified: 2026-10-15 23:56:47 (PDT)</w:t>
+        <w:t xml:space="preserve">Last modified: 2026-10-16 01:00:03 (PDT)</w:t>
       </w:r>
     </w:p>
     <w:bookmarkStart w:id="24" w:name="sec-inner-products"/>
@@ -33380,7 +33380,7 @@
           <w:rPr>
             <w:rStyle w:val="Hyperlink"/>
           </w:rPr>
-          <w:t xml:space="preserve">Definition 1 in Trigonometry</w:t>
+          <w:t xml:space="preserve">Definition 3 in Trigonometry</w:t>
         </w:r>
       </w:hyperlink>
       <w:r>

--- a/linear-algebra-inner-products.docx
+++ b/linear-algebra-inner-products.docx
@@ -15,7 +15,7 @@
         <w:pStyle w:val="Date"/>
       </w:pPr>
       <w:r>
-        <w:t xml:space="preserve">Last modified: 2026-10-16 01:00:03 (PDT)</w:t>
+        <w:t xml:space="preserve">Last modified: 2026-10-16 01:53:21 (PDT)</w:t>
       </w:r>
     </w:p>
     <w:bookmarkStart w:id="24" w:name="sec-inner-products"/>

--- a/linear-algebra-inner-products.docx
+++ b/linear-algebra-inner-products.docx
@@ -15,7 +15,7 @@
         <w:pStyle w:val="Date"/>
       </w:pPr>
       <w:r>
-        <w:t xml:space="preserve">Last modified: 2026-10-16 01:53:21 (PDT)</w:t>
+        <w:t xml:space="preserve">Last modified: 2026-10-16 02:45:37 (PDT)</w:t>
       </w:r>
     </w:p>
     <w:bookmarkStart w:id="24" w:name="sec-inner-products"/>

--- a/linear-algebra-inner-products.docx
+++ b/linear-algebra-inner-products.docx
@@ -15,7 +15,7 @@
         <w:pStyle w:val="Date"/>
       </w:pPr>
       <w:r>
-        <w:t xml:space="preserve">Last modified: 2026-10-16 03:50:53 (PDT)</w:t>
+        <w:t xml:space="preserve">Last modified: 2026-10-16 04:38:30 (PDT)</w:t>
       </w:r>
     </w:p>
     <w:bookmarkStart w:id="24" w:name="sec-inner-products"/>

--- a/linear-algebra-inner-products.docx
+++ b/linear-algebra-inner-products.docx
@@ -15,7 +15,7 @@
         <w:pStyle w:val="Date"/>
       </w:pPr>
       <w:r>
-        <w:t xml:space="preserve">Last modified: 2026-10-16 04:38:30 (PDT)</w:t>
+        <w:t xml:space="preserve">Last modified: 2026-10-16 05:24:53 (PDT)</w:t>
       </w:r>
     </w:p>
     <w:bookmarkStart w:id="24" w:name="sec-inner-products"/>

--- a/linear-algebra-inner-products.docx
+++ b/linear-algebra-inner-products.docx
@@ -15,7 +15,7 @@
         <w:pStyle w:val="Date"/>
       </w:pPr>
       <w:r>
-        <w:t xml:space="preserve">Last modified: 2026-10-16 05:24:53 (PDT)</w:t>
+        <w:t xml:space="preserve">Last modified: 2026-10-16 06:27:40 (PDT)</w:t>
       </w:r>
     </w:p>
     <w:bookmarkStart w:id="24" w:name="sec-inner-products"/>

--- a/linear-algebra-inner-products.docx
+++ b/linear-algebra-inner-products.docx
@@ -15,7 +15,7 @@
         <w:pStyle w:val="Date"/>
       </w:pPr>
       <w:r>
-        <w:t xml:space="preserve">Last modified: 2026-10-16 06:27:40 (PDT)</w:t>
+        <w:t xml:space="preserve">Last modified: 2026-10-16 10:11:43 (PDT)</w:t>
       </w:r>
     </w:p>
     <w:bookmarkStart w:id="24" w:name="sec-inner-products"/>

--- a/linear-algebra-inner-products.docx
+++ b/linear-algebra-inner-products.docx
@@ -15,7 +15,7 @@
         <w:pStyle w:val="Date"/>
       </w:pPr>
       <w:r>
-        <w:t xml:space="preserve">Last modified: 2026-10-16 10:11:43 (PDT)</w:t>
+        <w:t xml:space="preserve">Last modified: 2026-10-16 10:58:47 (PDT)</w:t>
       </w:r>
     </w:p>
     <w:bookmarkStart w:id="24" w:name="sec-inner-products"/>

--- a/linear-algebra-inner-products.docx
+++ b/linear-algebra-inner-products.docx
@@ -15,7 +15,7 @@
         <w:pStyle w:val="Date"/>
       </w:pPr>
       <w:r>
-        <w:t xml:space="preserve">Last modified: 2026-10-16 10:58:47 (PDT)</w:t>
+        <w:t xml:space="preserve">Last modified: 2026-10-16 18:32:13 (PDT)</w:t>
       </w:r>
     </w:p>
     <w:bookmarkStart w:id="24" w:name="sec-inner-products"/>

--- a/linear-algebra-inner-products.docx
+++ b/linear-algebra-inner-products.docx
@@ -15,7 +15,7 @@
         <w:pStyle w:val="Date"/>
       </w:pPr>
       <w:r>
-        <w:t xml:space="preserve">Last modified: 2026-10-16 18:32:13 (PDT)</w:t>
+        <w:t xml:space="preserve">Last modified: 2026-10-16 19:32:00 (PDT)</w:t>
       </w:r>
     </w:p>
     <w:bookmarkStart w:id="24" w:name="sec-inner-products"/>

--- a/linear-algebra-inner-products.docx
+++ b/linear-algebra-inner-products.docx
@@ -15,7 +15,7 @@
         <w:pStyle w:val="Date"/>
       </w:pPr>
       <w:r>
-        <w:t xml:space="preserve">Last modified: 2026-10-16 19:32:00 (PDT)</w:t>
+        <w:t xml:space="preserve">Last modified: 2026-10-17 02:34:23 (PDT)</w:t>
       </w:r>
     </w:p>
     <w:bookmarkStart w:id="24" w:name="sec-inner-products"/>

--- a/linear-algebra-inner-products.docx
+++ b/linear-algebra-inner-products.docx
@@ -15,7 +15,7 @@
         <w:pStyle w:val="Date"/>
       </w:pPr>
       <w:r>
-        <w:t xml:space="preserve">Last modified: 2026-10-17 02:34:23 (PDT)</w:t>
+        <w:t xml:space="preserve">Last modified: 2026-10-17 03:46:15 (PDT)</w:t>
       </w:r>
     </w:p>
     <w:bookmarkStart w:id="24" w:name="sec-inner-products"/>

--- a/linear-algebra-inner-products.docx
+++ b/linear-algebra-inner-products.docx
@@ -15,7 +15,7 @@
         <w:pStyle w:val="Date"/>
       </w:pPr>
       <w:r>
-        <w:t xml:space="preserve">Last modified: 2026-10-17 04:46:25 (PDT)</w:t>
+        <w:t xml:space="preserve">Last modified: 2026-10-17 06:29:34 (PDT)</w:t>
       </w:r>
     </w:p>
     <w:bookmarkStart w:id="24" w:name="sec-inner-products"/>

--- a/linear-algebra-inner-products.docx
+++ b/linear-algebra-inner-products.docx
@@ -15,7 +15,7 @@
         <w:pStyle w:val="Date"/>
       </w:pPr>
       <w:r>
-        <w:t xml:space="preserve">Last modified: 2026-10-17 06:29:34 (PDT)</w:t>
+        <w:t xml:space="preserve">Last modified: 2026-10-17 07:35:34 (PDT)</w:t>
       </w:r>
     </w:p>
     <w:bookmarkStart w:id="24" w:name="sec-inner-products"/>

--- a/linear-algebra-inner-products.docx
+++ b/linear-algebra-inner-products.docx
@@ -15,7 +15,7 @@
         <w:pStyle w:val="Date"/>
       </w:pPr>
       <w:r>
-        <w:t xml:space="preserve">Last modified: 2026-10-17 15:54:57 (PDT)</w:t>
+        <w:t xml:space="preserve">Last modified: 2026-10-17 22:01:17 (PDT)</w:t>
       </w:r>
     </w:p>
     <w:bookmarkStart w:id="24" w:name="sec-inner-products"/>

--- a/linear-algebra-inner-products.docx
+++ b/linear-algebra-inner-products.docx
@@ -15,7 +15,7 @@
         <w:pStyle w:val="Date"/>
       </w:pPr>
       <w:r>
-        <w:t xml:space="preserve">Last modified: 2026-10-17 22:01:17 (PDT)</w:t>
+        <w:t xml:space="preserve">Last modified: 2026-10-18 11:27:44 (PDT)</w:t>
       </w:r>
     </w:p>
     <w:bookmarkStart w:id="24" w:name="sec-inner-products"/>
@@ -59,7 +59,7 @@
         <w:t xml:space="preserve"> </w:t>
       </w:r>
       <w:r>
-        <w:t xml:space="preserve">(Wikipedia contributors 2026d)</w:t>
+        <w:t xml:space="preserve">[1]</w:t>
       </w:r>
       <w:r>
         <w:t xml:space="preserve"> </w:t>
@@ -307,7 +307,7 @@
         <w:t xml:space="preserve"> (The definition in other sources). </w:t>
       </w:r>
       <w:r>
-        <w:t xml:space="preserve">Axler (2024, Definition 6.2, p. 183)</w:t>
+        <w:t xml:space="preserve">Axler [2], Definition 6.2, p. 183</w:t>
       </w:r>
       <w:r>
         <w:t xml:space="preserve"> </w:t>
@@ -768,7 +768,7 @@
         <w:t xml:space="preserve"> </w:t>
       </w:r>
       <w:r>
-        <w:t xml:space="preserve">(Wikipedia contributors 2026d)</w:t>
+        <w:t xml:space="preserve">[1]</w:t>
       </w:r>
       <w:r>
         <w:t xml:space="preserve"> </w:t>
@@ -1439,7 +1439,7 @@
         <w:t xml:space="preserve"> </w:t>
       </w:r>
       <w:r>
-        <w:t xml:space="preserve">(Axler 2024, Example 6.3(b), p. 184)</w:t>
+        <w:t xml:space="preserve">[2], Example 6.3(b), p. 184</w:t>
       </w:r>
       <w:r>
         <w:t xml:space="preserve">:</w:t>
@@ -2988,7 +2988,7 @@
         <w:pStyle w:val="FirstParagraph"/>
       </w:pPr>
       <w:r>
-        <w:t xml:space="preserve">(Banerjee and Roy 2014, Definition 7.3, p. 181)</w:t>
+        <w:t xml:space="preserve">[3], Definition 7.3, p. 181</w:t>
       </w:r>
       <w:r>
         <w:t xml:space="preserve">.</w:t>
@@ -3354,7 +3354,7 @@
               <w:t xml:space="preserve"> </w:t>
             </w:r>
             <w:r>
-              <w:t xml:space="preserve">Zhou (2024)</w:t>
+              <w:t xml:space="preserve">Zhou [4]</w:t>
             </w:r>
             <w:r>
               <w:t xml:space="preserve">,</w:t>
@@ -4171,7 +4171,7 @@
         <w:t xml:space="preserve"> </w:t>
       </w:r>
       <w:r>
-        <w:t xml:space="preserve">(Wikipedia contributors 2026i)</w:t>
+        <w:t xml:space="preserve">[5]</w:t>
       </w:r>
       <w:r>
         <w:t xml:space="preserve">.</w:t>
@@ -6203,7 +6203,7 @@
         <w:t xml:space="preserve"> </w:t>
       </w:r>
       <w:r>
-        <w:t xml:space="preserve">(Wikipedia contributors 2026f)</w:t>
+        <w:t xml:space="preserve">[6]</w:t>
       </w:r>
       <w:r>
         <w:t xml:space="preserve"> </w:t>
@@ -6948,7 +6948,7 @@
         <w:t xml:space="preserve"> </w:t>
       </w:r>
       <w:r>
-        <w:t xml:space="preserve">(Wikipedia contributors 2026e)</w:t>
+        <w:t xml:space="preserve">[7]</w:t>
       </w:r>
       <w:r>
         <w:t xml:space="preserve"> </w:t>
@@ -7977,7 +7977,7 @@
         <w:t xml:space="preserve"> </w:t>
       </w:r>
       <w:r>
-        <w:t xml:space="preserve">(Wikipedia contributors 2026k)</w:t>
+        <w:t xml:space="preserve">[8]</w:t>
       </w:r>
       <w:r>
         <w:t xml:space="preserve"> </w:t>
@@ -13611,7 +13611,7 @@
         <w:t xml:space="preserve"> </w:t>
       </w:r>
       <w:r>
-        <w:t xml:space="preserve">(Wikipedia contributors 2026b)</w:t>
+        <w:t xml:space="preserve">[9]</w:t>
       </w:r>
       <w:r>
         <w:t xml:space="preserve"> </w:t>
@@ -15220,7 +15220,7 @@
               <w:t xml:space="preserve"> </w:t>
             </w:r>
             <w:r>
-              <w:t xml:space="preserve">Zhou (2024)</w:t>
+              <w:t xml:space="preserve">Zhou [4]</w:t>
             </w:r>
             <w:r>
               <w:t xml:space="preserve">,</w:t>
@@ -16632,7 +16632,7 @@
         <w:t xml:space="preserve"> </w:t>
       </w:r>
       <w:r>
-        <w:t xml:space="preserve">(Wikipedia contributors 2026g)</w:t>
+        <w:t xml:space="preserve">[10]</w:t>
       </w:r>
       <w:r>
         <w:t xml:space="preserve"> </w:t>
@@ -17899,7 +17899,7 @@
         <w:t xml:space="preserve"> </w:t>
       </w:r>
       <w:r>
-        <w:t xml:space="preserve">(Wikipedia contributors 2026c)</w:t>
+        <w:t xml:space="preserve">[11]</w:t>
       </w:r>
       <w:r>
         <w:t xml:space="preserve"> </w:t>
@@ -21559,7 +21559,7 @@
         <w:t xml:space="preserve"> </w:t>
       </w:r>
       <w:r>
-        <w:t xml:space="preserve">(Wikipedia contributors 2026h)</w:t>
+        <w:t xml:space="preserve">[12]</w:t>
       </w:r>
       <w:r>
         <w:t xml:space="preserve"> </w:t>
@@ -21845,7 +21845,7 @@
         <w:t xml:space="preserve"> </w:t>
       </w:r>
       <w:r>
-        <w:t xml:space="preserve">(Banerjee and Roy 2014, chap. 1, p. 11)</w:t>
+        <w:t xml:space="preserve">[3, Ch. 1], p. 11</w:t>
       </w:r>
       <w:r>
         <w:t xml:space="preserve">.</w:t>
@@ -23008,7 +23008,7 @@
         </w:numPr>
       </w:pPr>
       <w:r>
-        <w:t xml:space="preserve">Wikipedia contributors (2026d)</w:t>
+        <w:t xml:space="preserve">Wikipedia contributors [1]</w:t>
       </w:r>
       <w:r>
         <w:t xml:space="preserve"> </w:t>
@@ -23025,7 +23025,7 @@
         </w:numPr>
       </w:pPr>
       <w:r>
-        <w:t xml:space="preserve">Wikipedia contributors (2026f)</w:t>
+        <w:t xml:space="preserve">Wikipedia contributors [6]</w:t>
       </w:r>
       <w:r>
         <w:t xml:space="preserve"> </w:t>
@@ -23042,7 +23042,7 @@
         </w:numPr>
       </w:pPr>
       <w:r>
-        <w:t xml:space="preserve">Wikipedia contributors (2026e)</w:t>
+        <w:t xml:space="preserve">Wikipedia contributors [7]</w:t>
       </w:r>
       <w:r>
         <w:t xml:space="preserve"> </w:t>
@@ -23059,7 +23059,7 @@
         </w:numPr>
       </w:pPr>
       <w:r>
-        <w:t xml:space="preserve">Wikipedia contributors (2026a)</w:t>
+        <w:t xml:space="preserve">Wikipedia contributors [13]</w:t>
       </w:r>
       <w:r>
         <w:t xml:space="preserve"> </w:t>
@@ -23076,7 +23076,7 @@
         </w:numPr>
       </w:pPr>
       <w:r>
-        <w:t xml:space="preserve">Wikipedia contributors (2026j)</w:t>
+        <w:t xml:space="preserve">Wikipedia contributors [14]</w:t>
       </w:r>
       <w:r>
         <w:t xml:space="preserve"> </w:t>
@@ -23093,7 +23093,7 @@
         </w:numPr>
       </w:pPr>
       <w:r>
-        <w:t xml:space="preserve">Wikipedia contributors (2026b)</w:t>
+        <w:t xml:space="preserve">Wikipedia contributors [9]</w:t>
       </w:r>
       <w:r>
         <w:t xml:space="preserve"> </w:t>
@@ -23110,7 +23110,7 @@
         </w:numPr>
       </w:pPr>
       <w:r>
-        <w:t xml:space="preserve">Wikipedia contributors (2026g)</w:t>
+        <w:t xml:space="preserve">Wikipedia contributors [10]</w:t>
       </w:r>
       <w:r>
         <w:t xml:space="preserve"> </w:t>
@@ -23127,7 +23127,7 @@
         </w:numPr>
       </w:pPr>
       <w:r>
-        <w:t xml:space="preserve">Wikipedia contributors (2026c)</w:t>
+        <w:t xml:space="preserve">Wikipedia contributors [11]</w:t>
       </w:r>
       <w:r>
         <w:t xml:space="preserve"> </w:t>
@@ -23144,7 +23144,7 @@
         </w:numPr>
       </w:pPr>
       <w:r>
-        <w:t xml:space="preserve">Wikipedia contributors (2026h)</w:t>
+        <w:t xml:space="preserve">Wikipedia contributors [12]</w:t>
       </w:r>
       <w:r>
         <w:t xml:space="preserve"> </w:t>
@@ -23161,7 +23161,7 @@
         </w:numPr>
       </w:pPr>
       <w:r>
-        <w:t xml:space="preserve">Wikipedia contributors (2026i)</w:t>
+        <w:t xml:space="preserve">Wikipedia contributors [5]</w:t>
       </w:r>
       <w:r>
         <w:t xml:space="preserve"> </w:t>
@@ -23178,7 +23178,7 @@
         </w:numPr>
       </w:pPr>
       <w:r>
-        <w:t xml:space="preserve">Wikipedia contributors (2026k)</w:t>
+        <w:t xml:space="preserve">Wikipedia contributors [8]</w:t>
       </w:r>
       <w:r>
         <w:t xml:space="preserve"> </w:t>
@@ -23188,26 +23188,49 @@
       </w:r>
     </w:p>
     <w:bookmarkStart w:id="134" w:name="refs"/>
-    <w:bookmarkStart w:id="107" w:name="ref-axler2024linear"/>
+    <w:bookmarkStart w:id="107" w:name="ref-wikipedia_inner_product_space"/>
     <w:p>
       <w:pPr>
         <w:pStyle w:val="Bibliography"/>
       </w:pPr>
       <w:r>
-        <w:t xml:space="preserve">Axler, Sheldon. 2024.</w:t>
-      </w:r>
-      <w:r>
-        <w:t xml:space="preserve"> </w:t>
-      </w:r>
-      <w:r>
-        <w:rPr>
-          <w:i/>
-          <w:iCs/>
-        </w:rPr>
-        <w:t xml:space="preserve">Linear Algebra Done Right</w:t>
-      </w:r>
-      <w:r>
-        <w:t xml:space="preserve">. 4th ed. Undergraduate Texts in Mathematics. Springer.</w:t>
+        <w:t xml:space="preserve">[1]</w:t>
+      </w:r>
+      <w:r>
+        <w:t xml:space="preserve"> </w:t>
+      </w:r>
+      <w:r>
+        <w:t xml:space="preserve">	</w:t>
+      </w:r>
+      <w:r>
+        <w:t xml:space="preserve">Wikipedia contributors,</w:t>
+      </w:r>
+      <w:r>
+        <w:t xml:space="preserve"> </w:t>
+      </w:r>
+      <w:r>
+        <w:t xml:space="preserve">“Inner product space —</w:t>
+      </w:r>
+      <w:r>
+        <w:t xml:space="preserve"> </w:t>
+      </w:r>
+      <w:r>
+        <w:t xml:space="preserve">Wikipedia</w:t>
+      </w:r>
+      <w:r>
+        <w:t xml:space="preserve">,</w:t>
+      </w:r>
+      <w:r>
+        <w:t xml:space="preserve"> </w:t>
+      </w:r>
+      <w:r>
+        <w:t xml:space="preserve">the free encyclopedia.”</w:t>
+      </w:r>
+      <w:r>
+        <w:t xml:space="preserve"> </w:t>
+      </w:r>
+      <w:r>
+        <w:t xml:space="preserve">2026. Available:</w:t>
       </w:r>
       <w:r>
         <w:t xml:space="preserve"> </w:t>
@@ -23217,21 +23240,27 @@
           <w:rPr>
             <w:rStyle w:val="Hyperlink"/>
           </w:rPr>
-          <w:t xml:space="preserve">https://doi.org/10.1007/978-3-031-41026-0</w:t>
+          <w:t xml:space="preserve">https://en.wikipedia.org/wiki/Inner_product_space</w:t>
         </w:r>
       </w:hyperlink>
-      <w:r>
-        <w:t xml:space="preserve">.</w:t>
-      </w:r>
     </w:p>
     <w:bookmarkEnd w:id="107"/>
-    <w:bookmarkStart w:id="109" w:name="ref-banerjee2014linear"/>
+    <w:bookmarkStart w:id="109" w:name="ref-axler2024linear"/>
     <w:p>
       <w:pPr>
         <w:pStyle w:val="Bibliography"/>
       </w:pPr>
       <w:r>
-        <w:t xml:space="preserve">Banerjee, Sudipto, and Anindya Roy. 2014.</w:t>
+        <w:t xml:space="preserve">[2]</w:t>
+      </w:r>
+      <w:r>
+        <w:t xml:space="preserve"> </w:t>
+      </w:r>
+      <w:r>
+        <w:t xml:space="preserve">	</w:t>
+      </w:r>
+      <w:r>
+        <w:t xml:space="preserve">S. Axler,</w:t>
       </w:r>
       <w:r>
         <w:t xml:space="preserve"> </w:t>
@@ -23241,15 +23270,61 @@
           <w:i/>
           <w:iCs/>
         </w:rPr>
-        <w:t xml:space="preserve">Linear Algebra and Matrix Analysis for Statistics</w:t>
-      </w:r>
-      <w:r>
-        <w:t xml:space="preserve">. Vol. 181. Crc Press Boca Raton.</w:t>
+        <w:t xml:space="preserve">Linear algebra done right</w:t>
+      </w:r>
+      <w:r>
+        <w:t xml:space="preserve">, 4th ed. in Undergraduate texts in mathematics. Springer, 2024. doi:</w:t>
       </w:r>
       <w:r>
         <w:t xml:space="preserve"> </w:t>
       </w:r>
       <w:hyperlink r:id="rId108">
+        <w:r>
+          <w:rPr>
+            <w:rStyle w:val="Hyperlink"/>
+          </w:rPr>
+          <w:t xml:space="preserve">10.1007/978-3-031-41026-0</w:t>
+        </w:r>
+      </w:hyperlink>
+      <w:r>
+        <w:t xml:space="preserve">.</w:t>
+      </w:r>
+    </w:p>
+    <w:bookmarkEnd w:id="109"/>
+    <w:bookmarkStart w:id="111" w:name="ref-banerjee2014linear"/>
+    <w:p>
+      <w:pPr>
+        <w:pStyle w:val="Bibliography"/>
+      </w:pPr>
+      <w:r>
+        <w:t xml:space="preserve">[3]</w:t>
+      </w:r>
+      <w:r>
+        <w:t xml:space="preserve"> </w:t>
+      </w:r>
+      <w:r>
+        <w:t xml:space="preserve">	</w:t>
+      </w:r>
+      <w:r>
+        <w:t xml:space="preserve">S. Banerjee and A. Roy,</w:t>
+      </w:r>
+      <w:r>
+        <w:t xml:space="preserve"> </w:t>
+      </w:r>
+      <w:r>
+        <w:rPr>
+          <w:i/>
+          <w:iCs/>
+        </w:rPr>
+        <w:t xml:space="preserve">Linear algebra and matrix analysis for statistics</w:t>
+      </w:r>
+      <w:r>
+        <w:t xml:space="preserve">, vol. 181. Crc Press Boca Raton, 2014. Available:</w:t>
+      </w:r>
+      <w:r>
+        <w:t xml:space="preserve"> </w:t>
+      </w:r>
+      <w:hyperlink r:id="rId110">
         <w:r>
           <w:rPr>
             <w:rStyle w:val="Hyperlink"/>
@@ -23257,138 +23332,36 @@
           <w:t xml:space="preserve">https://www.routledge.com/Linear-Algebra-and-Matrix-Analysis-for-Statistics/Banerjee-Roy/p/book/9781420095388</w:t>
         </w:r>
       </w:hyperlink>
-      <w:r>
-        <w:t xml:space="preserve">.</w:t>
-      </w:r>
-    </w:p>
-    <w:bookmarkEnd w:id="109"/>
-    <w:bookmarkStart w:id="111" w:name="ref-wikipedia_cauchy_schwarz_inequality"/>
+    </w:p>
+    <w:bookmarkEnd w:id="111"/>
+    <w:bookmarkStart w:id="113" w:name="ref-zhou2024vector"/>
     <w:p>
       <w:pPr>
         <w:pStyle w:val="Bibliography"/>
       </w:pPr>
       <w:r>
-        <w:t xml:space="preserve">Wikipedia contributors. 2026a.</w:t>
-      </w:r>
-      <w:r>
-        <w:t xml:space="preserve"> </w:t>
-      </w:r>
-      <w:r>
-        <w:rPr>
-          <w:i/>
-          <w:iCs/>
-        </w:rPr>
-        <w:t xml:space="preserve">Cauchy–Schwarz Inequality —</w:t>
-      </w:r>
-      <w:r>
-        <w:rPr>
-          <w:i/>
-          <w:iCs/>
-        </w:rPr>
-        <w:t xml:space="preserve"> </w:t>
-      </w:r>
-      <w:r>
-        <w:rPr>
-          <w:i/>
-          <w:iCs/>
-        </w:rPr>
-        <w:t xml:space="preserve">Wikipedia</w:t>
-      </w:r>
-      <w:r>
-        <w:rPr>
-          <w:i/>
-          <w:iCs/>
-        </w:rPr>
-        <w:t xml:space="preserve">,</w:t>
-      </w:r>
-      <w:r>
-        <w:rPr>
-          <w:i/>
-          <w:iCs/>
-        </w:rPr>
-        <w:t xml:space="preserve"> </w:t>
-      </w:r>
-      <w:r>
-        <w:rPr>
-          <w:i/>
-          <w:iCs/>
-        </w:rPr>
-        <w:t xml:space="preserve">the Free Encyclopedia</w:t>
-      </w:r>
-      <w:r>
-        <w:t xml:space="preserve">.</w:t>
-      </w:r>
-      <w:r>
-        <w:t xml:space="preserve"> </w:t>
-      </w:r>
-      <w:hyperlink r:id="rId110">
-        <w:r>
-          <w:rPr>
-            <w:rStyle w:val="Hyperlink"/>
-          </w:rPr>
-          <w:t xml:space="preserve">https://en.wikipedia.org/wiki/Cauchy%E2%80%93Schwarz_inequality</w:t>
-        </w:r>
-      </w:hyperlink>
-      <w:r>
-        <w:t xml:space="preserve">.</w:t>
-      </w:r>
-    </w:p>
-    <w:bookmarkEnd w:id="111"/>
-    <w:bookmarkStart w:id="113" w:name="ref-wikipedia_cosine_similarity"/>
-    <w:p>
-      <w:pPr>
-        <w:pStyle w:val="Bibliography"/>
-      </w:pPr>
-      <w:r>
-        <w:t xml:space="preserve">Wikipedia contributors. 2026b.</w:t>
-      </w:r>
-      <w:r>
-        <w:t xml:space="preserve"> </w:t>
-      </w:r>
-      <w:r>
-        <w:rPr>
-          <w:i/>
-          <w:iCs/>
-        </w:rPr>
-        <w:t xml:space="preserve">Cosine Similarity —</w:t>
-      </w:r>
-      <w:r>
-        <w:rPr>
-          <w:i/>
-          <w:iCs/>
-        </w:rPr>
-        <w:t xml:space="preserve"> </w:t>
-      </w:r>
-      <w:r>
-        <w:rPr>
-          <w:i/>
-          <w:iCs/>
-        </w:rPr>
-        <w:t xml:space="preserve">Wikipedia</w:t>
-      </w:r>
-      <w:r>
-        <w:rPr>
-          <w:i/>
-          <w:iCs/>
-        </w:rPr>
-        <w:t xml:space="preserve">,</w:t>
-      </w:r>
-      <w:r>
-        <w:rPr>
-          <w:i/>
-          <w:iCs/>
-        </w:rPr>
-        <w:t xml:space="preserve"> </w:t>
-      </w:r>
-      <w:r>
-        <w:rPr>
-          <w:i/>
-          <w:iCs/>
-        </w:rPr>
-        <w:t xml:space="preserve">the Free Encyclopedia</w:t>
-      </w:r>
-      <w:r>
-        <w:t xml:space="preserve">.</w:t>
+        <w:t xml:space="preserve">[4]</w:t>
+      </w:r>
+      <w:r>
+        <w:t xml:space="preserve"> </w:t>
+      </w:r>
+      <w:r>
+        <w:t xml:space="preserve">	</w:t>
+      </w:r>
+      <w:r>
+        <w:t xml:space="preserve">H. Zhou,</w:t>
+      </w:r>
+      <w:r>
+        <w:t xml:space="preserve"> </w:t>
+      </w:r>
+      <w:r>
+        <w:t xml:space="preserve">“Vectors.”</w:t>
+      </w:r>
+      <w:r>
+        <w:t xml:space="preserve"> </w:t>
+      </w:r>
+      <w:r>
+        <w:t xml:space="preserve">Lecture notes for Biostat 216, Mathematical Methods for Biostatistics, University of California, Los Angeles, 2024. Accessed: Oct. 05, 2026. [Online]. Available:</w:t>
       </w:r>
       <w:r>
         <w:t xml:space="preserve"> </w:t>
@@ -23398,69 +23371,54 @@
           <w:rPr>
             <w:rStyle w:val="Hyperlink"/>
           </w:rPr>
-          <w:t xml:space="preserve">https://en.wikipedia.org/wiki/Cosine_similarity</w:t>
+          <w:t xml:space="preserve">https://ucla-biostat-216.github.io/2024fall/slides/02-vector/02-vector.html</w:t>
         </w:r>
       </w:hyperlink>
-      <w:r>
-        <w:t xml:space="preserve">.</w:t>
-      </w:r>
     </w:p>
     <w:bookmarkEnd w:id="113"/>
-    <w:bookmarkStart w:id="115" w:name="ref-wikipedia_gram_schmidt_process"/>
+    <w:bookmarkStart w:id="115" w:name="ref-wikipedia_pythagorean_theorem"/>
     <w:p>
       <w:pPr>
         <w:pStyle w:val="Bibliography"/>
       </w:pPr>
       <w:r>
-        <w:t xml:space="preserve">Wikipedia contributors. 2026c.</w:t>
-      </w:r>
-      <w:r>
-        <w:t xml:space="preserve"> </w:t>
-      </w:r>
-      <w:r>
-        <w:rPr>
-          <w:i/>
-          <w:iCs/>
-        </w:rPr>
-        <w:t xml:space="preserve">Gram–Schmidt Process —</w:t>
-      </w:r>
-      <w:r>
-        <w:rPr>
-          <w:i/>
-          <w:iCs/>
-        </w:rPr>
-        <w:t xml:space="preserve"> </w:t>
-      </w:r>
-      <w:r>
-        <w:rPr>
-          <w:i/>
-          <w:iCs/>
-        </w:rPr>
+        <w:t xml:space="preserve">[5]</w:t>
+      </w:r>
+      <w:r>
+        <w:t xml:space="preserve"> </w:t>
+      </w:r>
+      <w:r>
+        <w:t xml:space="preserve">	</w:t>
+      </w:r>
+      <w:r>
+        <w:t xml:space="preserve">Wikipedia contributors,</w:t>
+      </w:r>
+      <w:r>
+        <w:t xml:space="preserve"> </w:t>
+      </w:r>
+      <w:r>
+        <w:t xml:space="preserve">“Pythagorean theorem —</w:t>
+      </w:r>
+      <w:r>
+        <w:t xml:space="preserve"> </w:t>
+      </w:r>
+      <w:r>
         <w:t xml:space="preserve">Wikipedia</w:t>
       </w:r>
       <w:r>
-        <w:rPr>
-          <w:i/>
-          <w:iCs/>
-        </w:rPr>
         <w:t xml:space="preserve">,</w:t>
       </w:r>
       <w:r>
-        <w:rPr>
-          <w:i/>
-          <w:iCs/>
-        </w:rPr>
-        <w:t xml:space="preserve"> </w:t>
-      </w:r>
-      <w:r>
-        <w:rPr>
-          <w:i/>
-          <w:iCs/>
-        </w:rPr>
-        <w:t xml:space="preserve">the Free Encyclopedia</w:t>
-      </w:r>
-      <w:r>
-        <w:t xml:space="preserve">.</w:t>
+        <w:t xml:space="preserve"> </w:t>
+      </w:r>
+      <w:r>
+        <w:t xml:space="preserve">the free encyclopedia.”</w:t>
+      </w:r>
+      <w:r>
+        <w:t xml:space="preserve"> </w:t>
+      </w:r>
+      <w:r>
+        <w:t xml:space="preserve">2026. Available:</w:t>
       </w:r>
       <w:r>
         <w:t xml:space="preserve"> </w:t>
@@ -23470,69 +23428,54 @@
           <w:rPr>
             <w:rStyle w:val="Hyperlink"/>
           </w:rPr>
-          <w:t xml:space="preserve">https://en.wikipedia.org/wiki/Gram%E2%80%93Schmidt_process</w:t>
+          <w:t xml:space="preserve">https://en.wikipedia.org/wiki/Pythagorean_theorem</w:t>
         </w:r>
       </w:hyperlink>
-      <w:r>
-        <w:t xml:space="preserve">.</w:t>
-      </w:r>
     </w:p>
     <w:bookmarkEnd w:id="115"/>
-    <w:bookmarkStart w:id="117" w:name="ref-wikipedia_inner_product_space"/>
+    <w:bookmarkStart w:id="117" w:name="ref-wikipedia_norm_mathematics"/>
     <w:p>
       <w:pPr>
         <w:pStyle w:val="Bibliography"/>
       </w:pPr>
       <w:r>
-        <w:t xml:space="preserve">Wikipedia contributors. 2026d.</w:t>
-      </w:r>
-      <w:r>
-        <w:t xml:space="preserve"> </w:t>
-      </w:r>
-      <w:r>
-        <w:rPr>
-          <w:i/>
-          <w:iCs/>
-        </w:rPr>
-        <w:t xml:space="preserve">Inner Product Space —</w:t>
-      </w:r>
-      <w:r>
-        <w:rPr>
-          <w:i/>
-          <w:iCs/>
-        </w:rPr>
-        <w:t xml:space="preserve"> </w:t>
-      </w:r>
-      <w:r>
-        <w:rPr>
-          <w:i/>
-          <w:iCs/>
-        </w:rPr>
+        <w:t xml:space="preserve">[6]</w:t>
+      </w:r>
+      <w:r>
+        <w:t xml:space="preserve"> </w:t>
+      </w:r>
+      <w:r>
+        <w:t xml:space="preserve">	</w:t>
+      </w:r>
+      <w:r>
+        <w:t xml:space="preserve">Wikipedia contributors,</w:t>
+      </w:r>
+      <w:r>
+        <w:t xml:space="preserve"> </w:t>
+      </w:r>
+      <w:r>
+        <w:t xml:space="preserve">“Norm (mathematics) —</w:t>
+      </w:r>
+      <w:r>
+        <w:t xml:space="preserve"> </w:t>
+      </w:r>
+      <w:r>
         <w:t xml:space="preserve">Wikipedia</w:t>
       </w:r>
       <w:r>
-        <w:rPr>
-          <w:i/>
-          <w:iCs/>
-        </w:rPr>
         <w:t xml:space="preserve">,</w:t>
       </w:r>
       <w:r>
-        <w:rPr>
-          <w:i/>
-          <w:iCs/>
-        </w:rPr>
-        <w:t xml:space="preserve"> </w:t>
-      </w:r>
-      <w:r>
-        <w:rPr>
-          <w:i/>
-          <w:iCs/>
-        </w:rPr>
-        <w:t xml:space="preserve">the Free Encyclopedia</w:t>
-      </w:r>
-      <w:r>
-        <w:t xml:space="preserve">.</w:t>
+        <w:t xml:space="preserve"> </w:t>
+      </w:r>
+      <w:r>
+        <w:t xml:space="preserve">the free encyclopedia.”</w:t>
+      </w:r>
+      <w:r>
+        <w:t xml:space="preserve"> </w:t>
+      </w:r>
+      <w:r>
+        <w:t xml:space="preserve">2026. Available:</w:t>
       </w:r>
       <w:r>
         <w:t xml:space="preserve"> </w:t>
@@ -23542,12 +23485,9 @@
           <w:rPr>
             <w:rStyle w:val="Hyperlink"/>
           </w:rPr>
-          <w:t xml:space="preserve">https://en.wikipedia.org/wiki/Inner_product_space</w:t>
+          <w:t xml:space="preserve">https://en.wikipedia.org/wiki/Norm_(mathematics)</w:t>
         </w:r>
       </w:hyperlink>
-      <w:r>
-        <w:t xml:space="preserve">.</w:t>
-      </w:r>
     </w:p>
     <w:bookmarkEnd w:id="117"/>
     <w:bookmarkStart w:id="119" w:name="ref-wikipedia_lp_space"/>
@@ -23556,55 +23496,43 @@
         <w:pStyle w:val="Bibliography"/>
       </w:pPr>
       <w:r>
-        <w:t xml:space="preserve">Wikipedia contributors. 2026e.</w:t>
-      </w:r>
-      <w:r>
-        <w:t xml:space="preserve"> </w:t>
-      </w:r>
-      <w:r>
-        <w:rPr>
-          <w:i/>
-          <w:iCs/>
-        </w:rPr>
-        <w:t xml:space="preserve">Lp Space —</w:t>
-      </w:r>
-      <w:r>
-        <w:rPr>
-          <w:i/>
-          <w:iCs/>
-        </w:rPr>
-        <w:t xml:space="preserve"> </w:t>
-      </w:r>
-      <w:r>
-        <w:rPr>
-          <w:i/>
-          <w:iCs/>
-        </w:rPr>
+        <w:t xml:space="preserve">[7]</w:t>
+      </w:r>
+      <w:r>
+        <w:t xml:space="preserve"> </w:t>
+      </w:r>
+      <w:r>
+        <w:t xml:space="preserve">	</w:t>
+      </w:r>
+      <w:r>
+        <w:t xml:space="preserve">Wikipedia contributors,</w:t>
+      </w:r>
+      <w:r>
+        <w:t xml:space="preserve"> </w:t>
+      </w:r>
+      <w:r>
+        <w:t xml:space="preserve">“Lp space —</w:t>
+      </w:r>
+      <w:r>
+        <w:t xml:space="preserve"> </w:t>
+      </w:r>
+      <w:r>
         <w:t xml:space="preserve">Wikipedia</w:t>
       </w:r>
       <w:r>
-        <w:rPr>
-          <w:i/>
-          <w:iCs/>
-        </w:rPr>
         <w:t xml:space="preserve">,</w:t>
       </w:r>
       <w:r>
-        <w:rPr>
-          <w:i/>
-          <w:iCs/>
-        </w:rPr>
-        <w:t xml:space="preserve"> </w:t>
-      </w:r>
-      <w:r>
-        <w:rPr>
-          <w:i/>
-          <w:iCs/>
-        </w:rPr>
-        <w:t xml:space="preserve">the Free Encyclopedia</w:t>
-      </w:r>
-      <w:r>
-        <w:t xml:space="preserve">.</w:t>
+        <w:t xml:space="preserve"> </w:t>
+      </w:r>
+      <w:r>
+        <w:t xml:space="preserve">the free encyclopedia.”</w:t>
+      </w:r>
+      <w:r>
+        <w:t xml:space="preserve"> </w:t>
+      </w:r>
+      <w:r>
+        <w:t xml:space="preserve">2026. Available:</w:t>
       </w:r>
       <w:r>
         <w:t xml:space="preserve"> </w:t>
@@ -23617,66 +23545,51 @@
           <w:t xml:space="preserve">https://en.wikipedia.org/wiki/Lp_space</w:t>
         </w:r>
       </w:hyperlink>
-      <w:r>
-        <w:t xml:space="preserve">.</w:t>
-      </w:r>
     </w:p>
     <w:bookmarkEnd w:id="119"/>
-    <w:bookmarkStart w:id="121" w:name="ref-wikipedia_norm_mathematics"/>
+    <w:bookmarkStart w:id="121" w:name="ref-wikipedia_uniform_norm"/>
     <w:p>
       <w:pPr>
         <w:pStyle w:val="Bibliography"/>
       </w:pPr>
       <w:r>
-        <w:t xml:space="preserve">Wikipedia contributors. 2026f.</w:t>
-      </w:r>
-      <w:r>
-        <w:t xml:space="preserve"> </w:t>
-      </w:r>
-      <w:r>
-        <w:rPr>
-          <w:i/>
-          <w:iCs/>
-        </w:rPr>
-        <w:t xml:space="preserve">Norm (Mathematics) —</w:t>
-      </w:r>
-      <w:r>
-        <w:rPr>
-          <w:i/>
-          <w:iCs/>
-        </w:rPr>
-        <w:t xml:space="preserve"> </w:t>
-      </w:r>
-      <w:r>
-        <w:rPr>
-          <w:i/>
-          <w:iCs/>
-        </w:rPr>
+        <w:t xml:space="preserve">[8]</w:t>
+      </w:r>
+      <w:r>
+        <w:t xml:space="preserve"> </w:t>
+      </w:r>
+      <w:r>
+        <w:t xml:space="preserve">	</w:t>
+      </w:r>
+      <w:r>
+        <w:t xml:space="preserve">Wikipedia contributors,</w:t>
+      </w:r>
+      <w:r>
+        <w:t xml:space="preserve"> </w:t>
+      </w:r>
+      <w:r>
+        <w:t xml:space="preserve">“Uniform norm —</w:t>
+      </w:r>
+      <w:r>
+        <w:t xml:space="preserve"> </w:t>
+      </w:r>
+      <w:r>
         <w:t xml:space="preserve">Wikipedia</w:t>
       </w:r>
       <w:r>
-        <w:rPr>
-          <w:i/>
-          <w:iCs/>
-        </w:rPr>
         <w:t xml:space="preserve">,</w:t>
       </w:r>
       <w:r>
-        <w:rPr>
-          <w:i/>
-          <w:iCs/>
-        </w:rPr>
-        <w:t xml:space="preserve"> </w:t>
-      </w:r>
-      <w:r>
-        <w:rPr>
-          <w:i/>
-          <w:iCs/>
-        </w:rPr>
-        <w:t xml:space="preserve">the Free Encyclopedia</w:t>
-      </w:r>
-      <w:r>
-        <w:t xml:space="preserve">.</w:t>
+        <w:t xml:space="preserve"> </w:t>
+      </w:r>
+      <w:r>
+        <w:t xml:space="preserve">the free encyclopedia.”</w:t>
+      </w:r>
+      <w:r>
+        <w:t xml:space="preserve"> </w:t>
+      </w:r>
+      <w:r>
+        <w:t xml:space="preserve">2026. Available:</w:t>
       </w:r>
       <w:r>
         <w:t xml:space="preserve"> </w:t>
@@ -23686,74 +23599,116 @@
           <w:rPr>
             <w:rStyle w:val="Hyperlink"/>
           </w:rPr>
-          <w:t xml:space="preserve">https://en.wikipedia.org/wiki/Norm_(mathematics)</w:t>
+          <w:t xml:space="preserve">https://en.wikipedia.org/wiki/Uniform_norm</w:t>
         </w:r>
       </w:hyperlink>
-      <w:r>
-        <w:t xml:space="preserve">.</w:t>
-      </w:r>
     </w:p>
     <w:bookmarkEnd w:id="121"/>
-    <w:bookmarkStart w:id="123" w:name="ref-wikipedia_orthonormal_basis"/>
+    <w:bookmarkStart w:id="123" w:name="ref-wikipedia_cosine_similarity"/>
     <w:p>
       <w:pPr>
         <w:pStyle w:val="Bibliography"/>
       </w:pPr>
       <w:r>
-        <w:t xml:space="preserve">Wikipedia contributors. 2026g.</w:t>
-      </w:r>
-      <w:r>
-        <w:t xml:space="preserve"> </w:t>
-      </w:r>
-      <w:r>
-        <w:rPr>
-          <w:i/>
-          <w:iCs/>
-        </w:rPr>
-        <w:t xml:space="preserve">Orthonormal Basis —</w:t>
-      </w:r>
-      <w:r>
-        <w:rPr>
-          <w:i/>
-          <w:iCs/>
-        </w:rPr>
-        <w:t xml:space="preserve"> </w:t>
-      </w:r>
-      <w:r>
-        <w:rPr>
-          <w:i/>
-          <w:iCs/>
-        </w:rPr>
+        <w:t xml:space="preserve">[9]</w:t>
+      </w:r>
+      <w:r>
+        <w:t xml:space="preserve"> </w:t>
+      </w:r>
+      <w:r>
+        <w:t xml:space="preserve">	</w:t>
+      </w:r>
+      <w:r>
+        <w:t xml:space="preserve">Wikipedia contributors,</w:t>
+      </w:r>
+      <w:r>
+        <w:t xml:space="preserve"> </w:t>
+      </w:r>
+      <w:r>
+        <w:t xml:space="preserve">“Cosine similarity —</w:t>
+      </w:r>
+      <w:r>
+        <w:t xml:space="preserve"> </w:t>
+      </w:r>
+      <w:r>
         <w:t xml:space="preserve">Wikipedia</w:t>
       </w:r>
       <w:r>
-        <w:rPr>
-          <w:i/>
-          <w:iCs/>
-        </w:rPr>
         <w:t xml:space="preserve">,</w:t>
       </w:r>
       <w:r>
-        <w:rPr>
-          <w:i/>
-          <w:iCs/>
-        </w:rPr>
-        <w:t xml:space="preserve"> </w:t>
-      </w:r>
-      <w:r>
-        <w:rPr>
-          <w:i/>
-          <w:iCs/>
-        </w:rPr>
-        <w:t xml:space="preserve">the Free Encyclopedia</w:t>
-      </w:r>
-      <w:r>
-        <w:t xml:space="preserve">.</w:t>
+        <w:t xml:space="preserve"> </w:t>
+      </w:r>
+      <w:r>
+        <w:t xml:space="preserve">the free encyclopedia.”</w:t>
+      </w:r>
+      <w:r>
+        <w:t xml:space="preserve"> </w:t>
+      </w:r>
+      <w:r>
+        <w:t xml:space="preserve">2026. Available:</w:t>
       </w:r>
       <w:r>
         <w:t xml:space="preserve"> </w:t>
       </w:r>
       <w:hyperlink r:id="rId122">
+        <w:r>
+          <w:rPr>
+            <w:rStyle w:val="Hyperlink"/>
+          </w:rPr>
+          <w:t xml:space="preserve">https://en.wikipedia.org/wiki/Cosine_similarity</w:t>
+        </w:r>
+      </w:hyperlink>
+    </w:p>
+    <w:bookmarkEnd w:id="123"/>
+    <w:bookmarkStart w:id="125" w:name="ref-wikipedia_orthonormal_basis"/>
+    <w:p>
+      <w:pPr>
+        <w:pStyle w:val="Bibliography"/>
+      </w:pPr>
+      <w:r>
+        <w:t xml:space="preserve">[10]</w:t>
+      </w:r>
+      <w:r>
+        <w:t xml:space="preserve"> </w:t>
+      </w:r>
+      <w:r>
+        <w:t xml:space="preserve">	</w:t>
+      </w:r>
+      <w:r>
+        <w:t xml:space="preserve">Wikipedia contributors,</w:t>
+      </w:r>
+      <w:r>
+        <w:t xml:space="preserve"> </w:t>
+      </w:r>
+      <w:r>
+        <w:t xml:space="preserve">“Orthonormal basis —</w:t>
+      </w:r>
+      <w:r>
+        <w:t xml:space="preserve"> </w:t>
+      </w:r>
+      <w:r>
+        <w:t xml:space="preserve">Wikipedia</w:t>
+      </w:r>
+      <w:r>
+        <w:t xml:space="preserve">,</w:t>
+      </w:r>
+      <w:r>
+        <w:t xml:space="preserve"> </w:t>
+      </w:r>
+      <w:r>
+        <w:t xml:space="preserve">the free encyclopedia.”</w:t>
+      </w:r>
+      <w:r>
+        <w:t xml:space="preserve"> </w:t>
+      </w:r>
+      <w:r>
+        <w:t xml:space="preserve">2026. Available:</w:t>
+      </w:r>
+      <w:r>
+        <w:t xml:space="preserve"> </w:t>
+      </w:r>
+      <w:hyperlink r:id="rId124">
         <w:r>
           <w:rPr>
             <w:rStyle w:val="Hyperlink"/>
@@ -23761,71 +23716,113 @@
           <w:t xml:space="preserve">https://en.wikipedia.org/wiki/Orthonormal_basis</w:t>
         </w:r>
       </w:hyperlink>
-      <w:r>
-        <w:t xml:space="preserve">.</w:t>
-      </w:r>
-    </w:p>
-    <w:bookmarkEnd w:id="123"/>
-    <w:bookmarkStart w:id="125" w:name="ref-wikipedia_outer_product"/>
+    </w:p>
+    <w:bookmarkEnd w:id="125"/>
+    <w:bookmarkStart w:id="127" w:name="ref-wikipedia_gram_schmidt_process"/>
     <w:p>
       <w:pPr>
         <w:pStyle w:val="Bibliography"/>
       </w:pPr>
       <w:r>
-        <w:t xml:space="preserve">Wikipedia contributors. 2026h.</w:t>
-      </w:r>
-      <w:r>
-        <w:t xml:space="preserve"> </w:t>
-      </w:r>
-      <w:r>
-        <w:rPr>
-          <w:i/>
-          <w:iCs/>
-        </w:rPr>
-        <w:t xml:space="preserve">Outer Product —</w:t>
-      </w:r>
-      <w:r>
-        <w:rPr>
-          <w:i/>
-          <w:iCs/>
-        </w:rPr>
-        <w:t xml:space="preserve"> </w:t>
-      </w:r>
-      <w:r>
-        <w:rPr>
-          <w:i/>
-          <w:iCs/>
-        </w:rPr>
+        <w:t xml:space="preserve">[11]</w:t>
+      </w:r>
+      <w:r>
+        <w:t xml:space="preserve"> </w:t>
+      </w:r>
+      <w:r>
+        <w:t xml:space="preserve">	</w:t>
+      </w:r>
+      <w:r>
+        <w:t xml:space="preserve">Wikipedia contributors,</w:t>
+      </w:r>
+      <w:r>
+        <w:t xml:space="preserve"> </w:t>
+      </w:r>
+      <w:r>
+        <w:t xml:space="preserve">“Gram–schmidt process —</w:t>
+      </w:r>
+      <w:r>
+        <w:t xml:space="preserve"> </w:t>
+      </w:r>
+      <w:r>
         <w:t xml:space="preserve">Wikipedia</w:t>
       </w:r>
       <w:r>
-        <w:rPr>
-          <w:i/>
-          <w:iCs/>
-        </w:rPr>
         <w:t xml:space="preserve">,</w:t>
       </w:r>
       <w:r>
-        <w:rPr>
-          <w:i/>
-          <w:iCs/>
-        </w:rPr>
-        <w:t xml:space="preserve"> </w:t>
-      </w:r>
-      <w:r>
-        <w:rPr>
-          <w:i/>
-          <w:iCs/>
-        </w:rPr>
-        <w:t xml:space="preserve">the Free Encyclopedia</w:t>
-      </w:r>
-      <w:r>
-        <w:t xml:space="preserve">.</w:t>
-      </w:r>
-      <w:r>
-        <w:t xml:space="preserve"> </w:t>
-      </w:r>
-      <w:hyperlink r:id="rId124">
+        <w:t xml:space="preserve"> </w:t>
+      </w:r>
+      <w:r>
+        <w:t xml:space="preserve">the free encyclopedia.”</w:t>
+      </w:r>
+      <w:r>
+        <w:t xml:space="preserve"> </w:t>
+      </w:r>
+      <w:r>
+        <w:t xml:space="preserve">2026. Available:</w:t>
+      </w:r>
+      <w:r>
+        <w:t xml:space="preserve"> </w:t>
+      </w:r>
+      <w:hyperlink r:id="rId126">
+        <w:r>
+          <w:rPr>
+            <w:rStyle w:val="Hyperlink"/>
+          </w:rPr>
+          <w:t xml:space="preserve">https://en.wikipedia.org/wiki/Gram%E2%80%93Schmidt_process</w:t>
+        </w:r>
+      </w:hyperlink>
+    </w:p>
+    <w:bookmarkEnd w:id="127"/>
+    <w:bookmarkStart w:id="129" w:name="ref-wikipedia_outer_product"/>
+    <w:p>
+      <w:pPr>
+        <w:pStyle w:val="Bibliography"/>
+      </w:pPr>
+      <w:r>
+        <w:t xml:space="preserve">[12]</w:t>
+      </w:r>
+      <w:r>
+        <w:t xml:space="preserve"> </w:t>
+      </w:r>
+      <w:r>
+        <w:t xml:space="preserve">	</w:t>
+      </w:r>
+      <w:r>
+        <w:t xml:space="preserve">Wikipedia contributors,</w:t>
+      </w:r>
+      <w:r>
+        <w:t xml:space="preserve"> </w:t>
+      </w:r>
+      <w:r>
+        <w:t xml:space="preserve">“Outer product —</w:t>
+      </w:r>
+      <w:r>
+        <w:t xml:space="preserve"> </w:t>
+      </w:r>
+      <w:r>
+        <w:t xml:space="preserve">Wikipedia</w:t>
+      </w:r>
+      <w:r>
+        <w:t xml:space="preserve">,</w:t>
+      </w:r>
+      <w:r>
+        <w:t xml:space="preserve"> </w:t>
+      </w:r>
+      <w:r>
+        <w:t xml:space="preserve">the free encyclopedia.”</w:t>
+      </w:r>
+      <w:r>
+        <w:t xml:space="preserve"> </w:t>
+      </w:r>
+      <w:r>
+        <w:t xml:space="preserve">2026. Available:</w:t>
+      </w:r>
+      <w:r>
+        <w:t xml:space="preserve"> </w:t>
+      </w:r>
+      <w:hyperlink r:id="rId128">
         <w:r>
           <w:rPr>
             <w:rStyle w:val="Hyperlink"/>
@@ -23833,143 +23830,113 @@
           <w:t xml:space="preserve">https://en.wikipedia.org/wiki/Outer_product</w:t>
         </w:r>
       </w:hyperlink>
-      <w:r>
-        <w:t xml:space="preserve">.</w:t>
-      </w:r>
-    </w:p>
-    <w:bookmarkEnd w:id="125"/>
-    <w:bookmarkStart w:id="127" w:name="ref-wikipedia_pythagorean_theorem"/>
+    </w:p>
+    <w:bookmarkEnd w:id="129"/>
+    <w:bookmarkStart w:id="131" w:name="ref-wikipedia_cauchy_schwarz_inequality"/>
     <w:p>
       <w:pPr>
         <w:pStyle w:val="Bibliography"/>
       </w:pPr>
       <w:r>
-        <w:t xml:space="preserve">Wikipedia contributors. 2026i.</w:t>
-      </w:r>
-      <w:r>
-        <w:t xml:space="preserve"> </w:t>
-      </w:r>
-      <w:r>
-        <w:rPr>
-          <w:i/>
-          <w:iCs/>
-        </w:rPr>
-        <w:t xml:space="preserve">Pythagorean Theorem —</w:t>
-      </w:r>
-      <w:r>
-        <w:rPr>
-          <w:i/>
-          <w:iCs/>
-        </w:rPr>
-        <w:t xml:space="preserve"> </w:t>
-      </w:r>
-      <w:r>
-        <w:rPr>
-          <w:i/>
-          <w:iCs/>
-        </w:rPr>
+        <w:t xml:space="preserve">[13]</w:t>
+      </w:r>
+      <w:r>
+        <w:t xml:space="preserve"> </w:t>
+      </w:r>
+      <w:r>
+        <w:t xml:space="preserve">	</w:t>
+      </w:r>
+      <w:r>
+        <w:t xml:space="preserve">Wikipedia contributors,</w:t>
+      </w:r>
+      <w:r>
+        <w:t xml:space="preserve"> </w:t>
+      </w:r>
+      <w:r>
+        <w:t xml:space="preserve">“Cauchy–schwarz inequality —</w:t>
+      </w:r>
+      <w:r>
+        <w:t xml:space="preserve"> </w:t>
+      </w:r>
+      <w:r>
         <w:t xml:space="preserve">Wikipedia</w:t>
       </w:r>
       <w:r>
-        <w:rPr>
-          <w:i/>
-          <w:iCs/>
-        </w:rPr>
         <w:t xml:space="preserve">,</w:t>
       </w:r>
       <w:r>
-        <w:rPr>
-          <w:i/>
-          <w:iCs/>
-        </w:rPr>
-        <w:t xml:space="preserve"> </w:t>
-      </w:r>
-      <w:r>
-        <w:rPr>
-          <w:i/>
-          <w:iCs/>
-        </w:rPr>
-        <w:t xml:space="preserve">the Free Encyclopedia</w:t>
-      </w:r>
-      <w:r>
-        <w:t xml:space="preserve">.</w:t>
-      </w:r>
-      <w:r>
-        <w:t xml:space="preserve"> </w:t>
-      </w:r>
-      <w:hyperlink r:id="rId126">
+        <w:t xml:space="preserve"> </w:t>
+      </w:r>
+      <w:r>
+        <w:t xml:space="preserve">the free encyclopedia.”</w:t>
+      </w:r>
+      <w:r>
+        <w:t xml:space="preserve"> </w:t>
+      </w:r>
+      <w:r>
+        <w:t xml:space="preserve">2026. Available:</w:t>
+      </w:r>
+      <w:r>
+        <w:t xml:space="preserve"> </w:t>
+      </w:r>
+      <w:hyperlink r:id="rId130">
         <w:r>
           <w:rPr>
             <w:rStyle w:val="Hyperlink"/>
           </w:rPr>
-          <w:t xml:space="preserve">https://en.wikipedia.org/wiki/Pythagorean_theorem</w:t>
+          <w:t xml:space="preserve">https://en.wikipedia.org/wiki/Cauchy%E2%80%93Schwarz_inequality</w:t>
         </w:r>
       </w:hyperlink>
-      <w:r>
-        <w:t xml:space="preserve">.</w:t>
-      </w:r>
-    </w:p>
-    <w:bookmarkEnd w:id="127"/>
-    <w:bookmarkStart w:id="129" w:name="ref-wikipedia_triangle_inequality"/>
+    </w:p>
+    <w:bookmarkEnd w:id="131"/>
+    <w:bookmarkStart w:id="133" w:name="ref-wikipedia_triangle_inequality"/>
     <w:p>
       <w:pPr>
         <w:pStyle w:val="Bibliography"/>
       </w:pPr>
       <w:r>
-        <w:t xml:space="preserve">Wikipedia contributors. 2026j.</w:t>
-      </w:r>
-      <w:r>
-        <w:t xml:space="preserve"> </w:t>
-      </w:r>
-      <w:r>
-        <w:rPr>
-          <w:i/>
-          <w:iCs/>
-        </w:rPr>
-        <w:t xml:space="preserve">Triangle Inequality —</w:t>
-      </w:r>
-      <w:r>
-        <w:rPr>
-          <w:i/>
-          <w:iCs/>
-        </w:rPr>
-        <w:t xml:space="preserve"> </w:t>
-      </w:r>
-      <w:r>
-        <w:rPr>
-          <w:i/>
-          <w:iCs/>
-        </w:rPr>
+        <w:t xml:space="preserve">[14]</w:t>
+      </w:r>
+      <w:r>
+        <w:t xml:space="preserve"> </w:t>
+      </w:r>
+      <w:r>
+        <w:t xml:space="preserve">	</w:t>
+      </w:r>
+      <w:r>
+        <w:t xml:space="preserve">Wikipedia contributors,</w:t>
+      </w:r>
+      <w:r>
+        <w:t xml:space="preserve"> </w:t>
+      </w:r>
+      <w:r>
+        <w:t xml:space="preserve">“Triangle inequality —</w:t>
+      </w:r>
+      <w:r>
+        <w:t xml:space="preserve"> </w:t>
+      </w:r>
+      <w:r>
         <w:t xml:space="preserve">Wikipedia</w:t>
       </w:r>
       <w:r>
-        <w:rPr>
-          <w:i/>
-          <w:iCs/>
-        </w:rPr>
         <w:t xml:space="preserve">,</w:t>
       </w:r>
       <w:r>
-        <w:rPr>
-          <w:i/>
-          <w:iCs/>
-        </w:rPr>
-        <w:t xml:space="preserve"> </w:t>
-      </w:r>
-      <w:r>
-        <w:rPr>
-          <w:i/>
-          <w:iCs/>
-        </w:rPr>
-        <w:t xml:space="preserve">the Free Encyclopedia</w:t>
-      </w:r>
-      <w:r>
-        <w:t xml:space="preserve">.</w:t>
-      </w:r>
-      <w:r>
-        <w:t xml:space="preserve"> </w:t>
-      </w:r>
-      <w:hyperlink r:id="rId128">
+        <w:t xml:space="preserve"> </w:t>
+      </w:r>
+      <w:r>
+        <w:t xml:space="preserve">the free encyclopedia.”</w:t>
+      </w:r>
+      <w:r>
+        <w:t xml:space="preserve"> </w:t>
+      </w:r>
+      <w:r>
+        <w:t xml:space="preserve">2026. Available:</w:t>
+      </w:r>
+      <w:r>
+        <w:t xml:space="preserve"> </w:t>
+      </w:r>
+      <w:hyperlink r:id="rId132">
         <w:r>
           <w:rPr>
             <w:rStyle w:val="Hyperlink"/>
@@ -23977,118 +23944,6 @@
           <w:t xml:space="preserve">https://en.wikipedia.org/wiki/Triangle_inequality</w:t>
         </w:r>
       </w:hyperlink>
-      <w:r>
-        <w:t xml:space="preserve">.</w:t>
-      </w:r>
-    </w:p>
-    <w:bookmarkEnd w:id="129"/>
-    <w:bookmarkStart w:id="131" w:name="ref-wikipedia_uniform_norm"/>
-    <w:p>
-      <w:pPr>
-        <w:pStyle w:val="Bibliography"/>
-      </w:pPr>
-      <w:r>
-        <w:t xml:space="preserve">Wikipedia contributors. 2026k.</w:t>
-      </w:r>
-      <w:r>
-        <w:t xml:space="preserve"> </w:t>
-      </w:r>
-      <w:r>
-        <w:rPr>
-          <w:i/>
-          <w:iCs/>
-        </w:rPr>
-        <w:t xml:space="preserve">Uniform Norm —</w:t>
-      </w:r>
-      <w:r>
-        <w:rPr>
-          <w:i/>
-          <w:iCs/>
-        </w:rPr>
-        <w:t xml:space="preserve"> </w:t>
-      </w:r>
-      <w:r>
-        <w:rPr>
-          <w:i/>
-          <w:iCs/>
-        </w:rPr>
-        <w:t xml:space="preserve">Wikipedia</w:t>
-      </w:r>
-      <w:r>
-        <w:rPr>
-          <w:i/>
-          <w:iCs/>
-        </w:rPr>
-        <w:t xml:space="preserve">,</w:t>
-      </w:r>
-      <w:r>
-        <w:rPr>
-          <w:i/>
-          <w:iCs/>
-        </w:rPr>
-        <w:t xml:space="preserve"> </w:t>
-      </w:r>
-      <w:r>
-        <w:rPr>
-          <w:i/>
-          <w:iCs/>
-        </w:rPr>
-        <w:t xml:space="preserve">the Free Encyclopedia</w:t>
-      </w:r>
-      <w:r>
-        <w:t xml:space="preserve">.</w:t>
-      </w:r>
-      <w:r>
-        <w:t xml:space="preserve"> </w:t>
-      </w:r>
-      <w:hyperlink r:id="rId130">
-        <w:r>
-          <w:rPr>
-            <w:rStyle w:val="Hyperlink"/>
-          </w:rPr>
-          <w:t xml:space="preserve">https://en.wikipedia.org/wiki/Uniform_norm</w:t>
-        </w:r>
-      </w:hyperlink>
-      <w:r>
-        <w:t xml:space="preserve">.</w:t>
-      </w:r>
-    </w:p>
-    <w:bookmarkEnd w:id="131"/>
-    <w:bookmarkStart w:id="133" w:name="ref-zhou2024vector"/>
-    <w:p>
-      <w:pPr>
-        <w:pStyle w:val="Bibliography"/>
-      </w:pPr>
-      <w:r>
-        <w:t xml:space="preserve">Zhou, Hua. 2024.</w:t>
-      </w:r>
-      <w:r>
-        <w:t xml:space="preserve"> </w:t>
-      </w:r>
-      <w:r>
-        <w:rPr>
-          <w:i/>
-          <w:iCs/>
-        </w:rPr>
-        <w:t xml:space="preserve">Vectors</w:t>
-      </w:r>
-      <w:r>
-        <w:t xml:space="preserve">. Lecture notes for Biostat 216, Mathematical Methods for Biostatistics, University of California, Los Angeles.</w:t>
-      </w:r>
-      <w:r>
-        <w:t xml:space="preserve"> </w:t>
-      </w:r>
-      <w:hyperlink r:id="rId132">
-        <w:r>
-          <w:rPr>
-            <w:rStyle w:val="Hyperlink"/>
-          </w:rPr>
-          <w:t xml:space="preserve">https://ucla-biostat-216.github.io/2024fall/slides/02-vector/02-vector.html</w:t>
-        </w:r>
-      </w:hyperlink>
-      <w:r>
-        <w:t xml:space="preserve">.</w:t>
-      </w:r>
     </w:p>
     <w:bookmarkEnd w:id="133"/>
     <w:bookmarkEnd w:id="134"/>

--- a/linear-algebra-inner-products.docx
+++ b/linear-algebra-inner-products.docx
@@ -15,7 +15,7 @@
         <w:pStyle w:val="Date"/>
       </w:pPr>
       <w:r>
-        <w:t xml:space="preserve">Last modified: 2026-10-18 11:27:44 (PDT)</w:t>
+        <w:t xml:space="preserve">Last modified: 2026-10-18 13:21:32 (PDT)</w:t>
       </w:r>
     </w:p>
     <w:bookmarkStart w:id="24" w:name="sec-inner-products"/>
@@ -4641,7 +4641,16 @@
         </w:r>
       </w:hyperlink>
       <w:r>
-        <w:t xml:space="preserve">).</w:t>
+        <w:t xml:space="preserve">)</w:t>
+      </w:r>
+      <w:r>
+        <w:t xml:space="preserve"> </w:t>
+      </w:r>
+      <w:r>
+        <w:t xml:space="preserve">[6]</w:t>
+      </w:r>
+      <w:r>
+        <w:t xml:space="preserve">.</w:t>
       </w:r>
     </w:p>
     <w:bookmarkEnd w:id="36"/>
@@ -6203,7 +6212,7 @@
         <w:t xml:space="preserve"> </w:t>
       </w:r>
       <w:r>
-        <w:t xml:space="preserve">[6]</w:t>
+        <w:t xml:space="preserve">[7]</w:t>
       </w:r>
       <w:r>
         <w:t xml:space="preserve"> </w:t>
@@ -6466,6 +6475,12 @@
         <w:t xml:space="preserve">$\mathopen{}\left\lVert\mathord{\smash[b]{\underset{\raise.3ex\hbox{$\scriptstyle\sim$}}{x}}\vphantom{x}}+ \mathord{\smash[b]{\underset{\raise.3ex\hbox{$\scriptstyle\sim$}}{y}}\vphantom{y}}\right\rVert\mathclose{} \le \mathopen{}\left\lVert\mathord{\smash[b]{\underset{\raise.3ex\hbox{$\scriptstyle\sim$}}{x}}\vphantom{x}}\right\rVert\mathclose{} + \mathopen{}\left\lVert\mathord{\smash[b]{\underset{\raise.3ex\hbox{$\scriptstyle\sim$}}{y}}\vphantom{y}}\right\rVert\mathclose{}$</w:t>
       </w:r>
       <w:r>
+        <w:t xml:space="preserve"> </w:t>
+      </w:r>
+      <w:r>
+        <w:t xml:space="preserve">[8]</w:t>
+      </w:r>
+      <w:r>
         <w:t xml:space="preserve">.</w:t>
       </w:r>
     </w:p>
@@ -6948,7 +6963,7 @@
         <w:t xml:space="preserve"> </w:t>
       </w:r>
       <w:r>
-        <w:t xml:space="preserve">[7]</w:t>
+        <w:t xml:space="preserve">[9]</w:t>
       </w:r>
       <w:r>
         <w:t xml:space="preserve"> </w:t>
@@ -7977,7 +7992,7 @@
         <w:t xml:space="preserve"> </w:t>
       </w:r>
       <w:r>
-        <w:t xml:space="preserve">[8]</w:t>
+        <w:t xml:space="preserve">[10]</w:t>
       </w:r>
       <w:r>
         <w:t xml:space="preserve"> </w:t>
@@ -13611,7 +13626,7 @@
         <w:t xml:space="preserve"> </w:t>
       </w:r>
       <w:r>
-        <w:t xml:space="preserve">[9]</w:t>
+        <w:t xml:space="preserve">[11]</w:t>
       </w:r>
       <w:r>
         <w:t xml:space="preserve"> </w:t>
@@ -16632,7 +16647,7 @@
         <w:t xml:space="preserve"> </w:t>
       </w:r>
       <w:r>
-        <w:t xml:space="preserve">[10]</w:t>
+        <w:t xml:space="preserve">[12]</w:t>
       </w:r>
       <w:r>
         <w:t xml:space="preserve"> </w:t>
@@ -17899,7 +17914,7 @@
         <w:t xml:space="preserve"> </w:t>
       </w:r>
       <w:r>
-        <w:t xml:space="preserve">[11]</w:t>
+        <w:t xml:space="preserve">[13]</w:t>
       </w:r>
       <w:r>
         <w:t xml:space="preserve"> </w:t>
@@ -21518,7 +21533,7 @@
     </w:p>
     <w:bookmarkEnd w:id="95"/>
     <w:bookmarkEnd w:id="96"/>
-    <w:bookmarkStart w:id="105" w:name="outer-product"/>
+    <w:bookmarkStart w:id="134" w:name="outer-product"/>
     <w:p>
       <w:pPr>
         <w:pStyle w:val="Heading2"/>
@@ -21559,7 +21574,7 @@
         <w:t xml:space="preserve"> </w:t>
       </w:r>
       <w:r>
-        <w:t xml:space="preserve">[12]</w:t>
+        <w:t xml:space="preserve">[14]</w:t>
       </w:r>
       <w:r>
         <w:t xml:space="preserve"> </w:t>
@@ -22990,205 +23005,8 @@
       </w:r>
     </w:p>
     <w:bookmarkEnd w:id="104"/>
-    <w:bookmarkEnd w:id="105"/>
-    <w:bookmarkStart w:id="135" w:name="further-reading"/>
-    <w:p>
-      <w:pPr>
-        <w:pStyle w:val="Heading2"/>
-      </w:pPr>
-      <w:r>
-        <w:t xml:space="preserve">Further reading</w:t>
-      </w:r>
-    </w:p>
-    <w:p>
-      <w:pPr>
-        <w:numPr>
-          <w:ilvl w:val="0"/>
-          <w:numId w:val="1025"/>
-        </w:numPr>
-      </w:pPr>
-      <w:r>
-        <w:t xml:space="preserve">Wikipedia contributors [1]</w:t>
-      </w:r>
-      <w:r>
-        <w:t xml:space="preserve"> </w:t>
-      </w:r>
-      <w:r>
-        <w:t xml:space="preserve">— inner product spaces, with examples</w:t>
-      </w:r>
-    </w:p>
-    <w:p>
-      <w:pPr>
-        <w:numPr>
-          <w:ilvl w:val="0"/>
-          <w:numId w:val="1025"/>
-        </w:numPr>
-      </w:pPr>
-      <w:r>
-        <w:t xml:space="preserve">Wikipedia contributors [6]</w:t>
-      </w:r>
-      <w:r>
-        <w:t xml:space="preserve"> </w:t>
-      </w:r>
-      <w:r>
-        <w:t xml:space="preserve">— norms on vector spaces</w:t>
-      </w:r>
-    </w:p>
-    <w:p>
-      <w:pPr>
-        <w:numPr>
-          <w:ilvl w:val="0"/>
-          <w:numId w:val="1025"/>
-        </w:numPr>
-      </w:pPr>
-      <w:r>
-        <w:t xml:space="preserve">Wikipedia contributors [7]</w:t>
-      </w:r>
-      <w:r>
-        <w:t xml:space="preserve"> </w:t>
-      </w:r>
-      <w:r>
-        <w:t xml:space="preserve">— p-norms and the spaces they define</w:t>
-      </w:r>
-    </w:p>
-    <w:p>
-      <w:pPr>
-        <w:numPr>
-          <w:ilvl w:val="0"/>
-          <w:numId w:val="1025"/>
-        </w:numPr>
-      </w:pPr>
-      <w:r>
-        <w:t xml:space="preserve">Wikipedia contributors [13]</w:t>
-      </w:r>
-      <w:r>
-        <w:t xml:space="preserve"> </w:t>
-      </w:r>
-      <w:r>
-        <w:t xml:space="preserve">— the Cauchy-Schwarz inequality and its proofs</w:t>
-      </w:r>
-    </w:p>
-    <w:p>
-      <w:pPr>
-        <w:numPr>
-          <w:ilvl w:val="0"/>
-          <w:numId w:val="1025"/>
-        </w:numPr>
-      </w:pPr>
-      <w:r>
-        <w:t xml:space="preserve">Wikipedia contributors [14]</w:t>
-      </w:r>
-      <w:r>
-        <w:t xml:space="preserve"> </w:t>
-      </w:r>
-      <w:r>
-        <w:t xml:space="preserve">— the triangle inequality</w:t>
-      </w:r>
-    </w:p>
-    <w:p>
-      <w:pPr>
-        <w:numPr>
-          <w:ilvl w:val="0"/>
-          <w:numId w:val="1025"/>
-        </w:numPr>
-      </w:pPr>
-      <w:r>
-        <w:t xml:space="preserve">Wikipedia contributors [9]</w:t>
-      </w:r>
-      <w:r>
-        <w:t xml:space="preserve"> </w:t>
-      </w:r>
-      <w:r>
-        <w:t xml:space="preserve">— cosine similarity and its uses</w:t>
-      </w:r>
-    </w:p>
-    <w:p>
-      <w:pPr>
-        <w:numPr>
-          <w:ilvl w:val="0"/>
-          <w:numId w:val="1025"/>
-        </w:numPr>
-      </w:pPr>
-      <w:r>
-        <w:t xml:space="preserve">Wikipedia contributors [10]</w:t>
-      </w:r>
-      <w:r>
-        <w:t xml:space="preserve"> </w:t>
-      </w:r>
-      <w:r>
-        <w:t xml:space="preserve">— orthonormal bases</w:t>
-      </w:r>
-    </w:p>
-    <w:p>
-      <w:pPr>
-        <w:numPr>
-          <w:ilvl w:val="0"/>
-          <w:numId w:val="1025"/>
-        </w:numPr>
-      </w:pPr>
-      <w:r>
-        <w:t xml:space="preserve">Wikipedia contributors [11]</w:t>
-      </w:r>
-      <w:r>
-        <w:t xml:space="preserve"> </w:t>
-      </w:r>
-      <w:r>
-        <w:t xml:space="preserve">— the Gram-Schmidt process, with an algorithm</w:t>
-      </w:r>
-    </w:p>
-    <w:p>
-      <w:pPr>
-        <w:numPr>
-          <w:ilvl w:val="0"/>
-          <w:numId w:val="1025"/>
-        </w:numPr>
-      </w:pPr>
-      <w:r>
-        <w:t xml:space="preserve">Wikipedia contributors [12]</w:t>
-      </w:r>
-      <w:r>
-        <w:t xml:space="preserve"> </w:t>
-      </w:r>
-      <w:r>
-        <w:t xml:space="preserve">— the outer product and its rank</w:t>
-      </w:r>
-    </w:p>
-    <w:p>
-      <w:pPr>
-        <w:numPr>
-          <w:ilvl w:val="0"/>
-          <w:numId w:val="1025"/>
-        </w:numPr>
-      </w:pPr>
-      <w:r>
-        <w:t xml:space="preserve">Wikipedia contributors [5]</w:t>
-      </w:r>
-      <w:r>
-        <w:t xml:space="preserve"> </w:t>
-      </w:r>
-      <w:r>
-        <w:t xml:space="preserve">— the Pythagorean theorem and its generalizations</w:t>
-      </w:r>
-    </w:p>
-    <w:p>
-      <w:pPr>
-        <w:numPr>
-          <w:ilvl w:val="0"/>
-          <w:numId w:val="1025"/>
-        </w:numPr>
-      </w:pPr>
-      <w:r>
-        <w:t xml:space="preserve">Wikipedia contributors [8]</w:t>
-      </w:r>
-      <w:r>
-        <w:t xml:space="preserve"> </w:t>
-      </w:r>
-      <w:r>
-        <w:t xml:space="preserve">— the uniform (infinity) norm</w:t>
-      </w:r>
-    </w:p>
-    <w:bookmarkStart w:id="134" w:name="refs"/>
-    <w:bookmarkStart w:id="107" w:name="ref-wikipedia_inner_product_space"/>
+    <w:bookmarkStart w:id="133" w:name="refs"/>
+    <w:bookmarkStart w:id="106" w:name="ref-wikipedia_inner_product_space"/>
     <w:p>
       <w:pPr>
         <w:pStyle w:val="Bibliography"/>
@@ -23235,7 +23053,7 @@
       <w:r>
         <w:t xml:space="preserve"> </w:t>
       </w:r>
-      <w:hyperlink r:id="rId106">
+      <w:hyperlink r:id="rId105">
         <w:r>
           <w:rPr>
             <w:rStyle w:val="Hyperlink"/>
@@ -23244,8 +23062,8 @@
         </w:r>
       </w:hyperlink>
     </w:p>
-    <w:bookmarkEnd w:id="107"/>
-    <w:bookmarkStart w:id="109" w:name="ref-axler2024linear"/>
+    <w:bookmarkEnd w:id="106"/>
+    <w:bookmarkStart w:id="108" w:name="ref-axler2024linear"/>
     <w:p>
       <w:pPr>
         <w:pStyle w:val="Bibliography"/>
@@ -23278,7 +23096,7 @@
       <w:r>
         <w:t xml:space="preserve"> </w:t>
       </w:r>
-      <w:hyperlink r:id="rId108">
+      <w:hyperlink r:id="rId107">
         <w:r>
           <w:rPr>
             <w:rStyle w:val="Hyperlink"/>
@@ -23290,8 +23108,8 @@
         <w:t xml:space="preserve">.</w:t>
       </w:r>
     </w:p>
-    <w:bookmarkEnd w:id="109"/>
-    <w:bookmarkStart w:id="111" w:name="ref-banerjee2014linear"/>
+    <w:bookmarkEnd w:id="108"/>
+    <w:bookmarkStart w:id="110" w:name="ref-banerjee2014linear"/>
     <w:p>
       <w:pPr>
         <w:pStyle w:val="Bibliography"/>
@@ -23324,7 +23142,7 @@
       <w:r>
         <w:t xml:space="preserve"> </w:t>
       </w:r>
-      <w:hyperlink r:id="rId110">
+      <w:hyperlink r:id="rId109">
         <w:r>
           <w:rPr>
             <w:rStyle w:val="Hyperlink"/>
@@ -23333,8 +23151,8 @@
         </w:r>
       </w:hyperlink>
     </w:p>
-    <w:bookmarkEnd w:id="111"/>
-    <w:bookmarkStart w:id="113" w:name="ref-zhou2024vector"/>
+    <w:bookmarkEnd w:id="110"/>
+    <w:bookmarkStart w:id="112" w:name="ref-zhou2024vector"/>
     <w:p>
       <w:pPr>
         <w:pStyle w:val="Bibliography"/>
@@ -23366,7 +23184,7 @@
       <w:r>
         <w:t xml:space="preserve"> </w:t>
       </w:r>
-      <w:hyperlink r:id="rId112">
+      <w:hyperlink r:id="rId111">
         <w:r>
           <w:rPr>
             <w:rStyle w:val="Hyperlink"/>
@@ -23375,8 +23193,8 @@
         </w:r>
       </w:hyperlink>
     </w:p>
-    <w:bookmarkEnd w:id="113"/>
-    <w:bookmarkStart w:id="115" w:name="ref-wikipedia_pythagorean_theorem"/>
+    <w:bookmarkEnd w:id="112"/>
+    <w:bookmarkStart w:id="114" w:name="ref-wikipedia_pythagorean_theorem"/>
     <w:p>
       <w:pPr>
         <w:pStyle w:val="Bibliography"/>
@@ -23423,7 +23241,7 @@
       <w:r>
         <w:t xml:space="preserve"> </w:t>
       </w:r>
-      <w:hyperlink r:id="rId114">
+      <w:hyperlink r:id="rId113">
         <w:r>
           <w:rPr>
             <w:rStyle w:val="Hyperlink"/>
@@ -23432,8 +23250,8 @@
         </w:r>
       </w:hyperlink>
     </w:p>
-    <w:bookmarkEnd w:id="115"/>
-    <w:bookmarkStart w:id="117" w:name="ref-wikipedia_norm_mathematics"/>
+    <w:bookmarkEnd w:id="114"/>
+    <w:bookmarkStart w:id="116" w:name="ref-wikipedia_cauchy_schwarz_inequality"/>
     <w:p>
       <w:pPr>
         <w:pStyle w:val="Bibliography"/>
@@ -23454,6 +23272,63 @@
         <w:t xml:space="preserve"> </w:t>
       </w:r>
       <w:r>
+        <w:t xml:space="preserve">“Cauchy–schwarz inequality —</w:t>
+      </w:r>
+      <w:r>
+        <w:t xml:space="preserve"> </w:t>
+      </w:r>
+      <w:r>
+        <w:t xml:space="preserve">Wikipedia</w:t>
+      </w:r>
+      <w:r>
+        <w:t xml:space="preserve">,</w:t>
+      </w:r>
+      <w:r>
+        <w:t xml:space="preserve"> </w:t>
+      </w:r>
+      <w:r>
+        <w:t xml:space="preserve">the free encyclopedia.”</w:t>
+      </w:r>
+      <w:r>
+        <w:t xml:space="preserve"> </w:t>
+      </w:r>
+      <w:r>
+        <w:t xml:space="preserve">2026. Available:</w:t>
+      </w:r>
+      <w:r>
+        <w:t xml:space="preserve"> </w:t>
+      </w:r>
+      <w:hyperlink r:id="rId115">
+        <w:r>
+          <w:rPr>
+            <w:rStyle w:val="Hyperlink"/>
+          </w:rPr>
+          <w:t xml:space="preserve">https://en.wikipedia.org/wiki/Cauchy%E2%80%93Schwarz_inequality</w:t>
+        </w:r>
+      </w:hyperlink>
+    </w:p>
+    <w:bookmarkEnd w:id="116"/>
+    <w:bookmarkStart w:id="118" w:name="ref-wikipedia_norm_mathematics"/>
+    <w:p>
+      <w:pPr>
+        <w:pStyle w:val="Bibliography"/>
+      </w:pPr>
+      <w:r>
+        <w:t xml:space="preserve">[7]</w:t>
+      </w:r>
+      <w:r>
+        <w:t xml:space="preserve"> </w:t>
+      </w:r>
+      <w:r>
+        <w:t xml:space="preserve">	</w:t>
+      </w:r>
+      <w:r>
+        <w:t xml:space="preserve">Wikipedia contributors,</w:t>
+      </w:r>
+      <w:r>
+        <w:t xml:space="preserve"> </w:t>
+      </w:r>
+      <w:r>
         <w:t xml:space="preserve">“Norm (mathematics) —</w:t>
       </w:r>
       <w:r>
@@ -23480,7 +23355,7 @@
       <w:r>
         <w:t xml:space="preserve"> </w:t>
       </w:r>
-      <w:hyperlink r:id="rId116">
+      <w:hyperlink r:id="rId117">
         <w:r>
           <w:rPr>
             <w:rStyle w:val="Hyperlink"/>
@@ -23489,14 +23364,14 @@
         </w:r>
       </w:hyperlink>
     </w:p>
-    <w:bookmarkEnd w:id="117"/>
-    <w:bookmarkStart w:id="119" w:name="ref-wikipedia_lp_space"/>
+    <w:bookmarkEnd w:id="118"/>
+    <w:bookmarkStart w:id="120" w:name="ref-wikipedia_triangle_inequality"/>
     <w:p>
       <w:pPr>
         <w:pStyle w:val="Bibliography"/>
       </w:pPr>
       <w:r>
-        <w:t xml:space="preserve">[7]</w:t>
+        <w:t xml:space="preserve">[8]</w:t>
       </w:r>
       <w:r>
         <w:t xml:space="preserve"> </w:t>
@@ -23511,6 +23386,63 @@
         <w:t xml:space="preserve"> </w:t>
       </w:r>
       <w:r>
+        <w:t xml:space="preserve">“Triangle inequality —</w:t>
+      </w:r>
+      <w:r>
+        <w:t xml:space="preserve"> </w:t>
+      </w:r>
+      <w:r>
+        <w:t xml:space="preserve">Wikipedia</w:t>
+      </w:r>
+      <w:r>
+        <w:t xml:space="preserve">,</w:t>
+      </w:r>
+      <w:r>
+        <w:t xml:space="preserve"> </w:t>
+      </w:r>
+      <w:r>
+        <w:t xml:space="preserve">the free encyclopedia.”</w:t>
+      </w:r>
+      <w:r>
+        <w:t xml:space="preserve"> </w:t>
+      </w:r>
+      <w:r>
+        <w:t xml:space="preserve">2026. Available:</w:t>
+      </w:r>
+      <w:r>
+        <w:t xml:space="preserve"> </w:t>
+      </w:r>
+      <w:hyperlink r:id="rId119">
+        <w:r>
+          <w:rPr>
+            <w:rStyle w:val="Hyperlink"/>
+          </w:rPr>
+          <w:t xml:space="preserve">https://en.wikipedia.org/wiki/Triangle_inequality</w:t>
+        </w:r>
+      </w:hyperlink>
+    </w:p>
+    <w:bookmarkEnd w:id="120"/>
+    <w:bookmarkStart w:id="122" w:name="ref-wikipedia_lp_space"/>
+    <w:p>
+      <w:pPr>
+        <w:pStyle w:val="Bibliography"/>
+      </w:pPr>
+      <w:r>
+        <w:t xml:space="preserve">[9]</w:t>
+      </w:r>
+      <w:r>
+        <w:t xml:space="preserve"> </w:t>
+      </w:r>
+      <w:r>
+        <w:t xml:space="preserve">	</w:t>
+      </w:r>
+      <w:r>
+        <w:t xml:space="preserve">Wikipedia contributors,</w:t>
+      </w:r>
+      <w:r>
+        <w:t xml:space="preserve"> </w:t>
+      </w:r>
+      <w:r>
         <w:t xml:space="preserve">“Lp space —</w:t>
       </w:r>
       <w:r>
@@ -23537,7 +23469,7 @@
       <w:r>
         <w:t xml:space="preserve"> </w:t>
       </w:r>
-      <w:hyperlink r:id="rId118">
+      <w:hyperlink r:id="rId121">
         <w:r>
           <w:rPr>
             <w:rStyle w:val="Hyperlink"/>
@@ -23546,14 +23478,14 @@
         </w:r>
       </w:hyperlink>
     </w:p>
-    <w:bookmarkEnd w:id="119"/>
-    <w:bookmarkStart w:id="121" w:name="ref-wikipedia_uniform_norm"/>
+    <w:bookmarkEnd w:id="122"/>
+    <w:bookmarkStart w:id="124" w:name="ref-wikipedia_uniform_norm"/>
     <w:p>
       <w:pPr>
         <w:pStyle w:val="Bibliography"/>
       </w:pPr>
       <w:r>
-        <w:t xml:space="preserve">[8]</w:t>
+        <w:t xml:space="preserve">[10]</w:t>
       </w:r>
       <w:r>
         <w:t xml:space="preserve"> </w:t>
@@ -23594,7 +23526,7 @@
       <w:r>
         <w:t xml:space="preserve"> </w:t>
       </w:r>
-      <w:hyperlink r:id="rId120">
+      <w:hyperlink r:id="rId123">
         <w:r>
           <w:rPr>
             <w:rStyle w:val="Hyperlink"/>
@@ -23603,14 +23535,14 @@
         </w:r>
       </w:hyperlink>
     </w:p>
-    <w:bookmarkEnd w:id="121"/>
-    <w:bookmarkStart w:id="123" w:name="ref-wikipedia_cosine_similarity"/>
+    <w:bookmarkEnd w:id="124"/>
+    <w:bookmarkStart w:id="126" w:name="ref-wikipedia_cosine_similarity"/>
     <w:p>
       <w:pPr>
         <w:pStyle w:val="Bibliography"/>
       </w:pPr>
       <w:r>
-        <w:t xml:space="preserve">[9]</w:t>
+        <w:t xml:space="preserve">[11]</w:t>
       </w:r>
       <w:r>
         <w:t xml:space="preserve"> </w:t>
@@ -23651,7 +23583,7 @@
       <w:r>
         <w:t xml:space="preserve"> </w:t>
       </w:r>
-      <w:hyperlink r:id="rId122">
+      <w:hyperlink r:id="rId125">
         <w:r>
           <w:rPr>
             <w:rStyle w:val="Hyperlink"/>
@@ -23660,14 +23592,14 @@
         </w:r>
       </w:hyperlink>
     </w:p>
-    <w:bookmarkEnd w:id="123"/>
-    <w:bookmarkStart w:id="125" w:name="ref-wikipedia_orthonormal_basis"/>
+    <w:bookmarkEnd w:id="126"/>
+    <w:bookmarkStart w:id="128" w:name="ref-wikipedia_orthonormal_basis"/>
     <w:p>
       <w:pPr>
         <w:pStyle w:val="Bibliography"/>
       </w:pPr>
       <w:r>
-        <w:t xml:space="preserve">[10]</w:t>
+        <w:t xml:space="preserve">[12]</w:t>
       </w:r>
       <w:r>
         <w:t xml:space="preserve"> </w:t>
@@ -23708,7 +23640,7 @@
       <w:r>
         <w:t xml:space="preserve"> </w:t>
       </w:r>
-      <w:hyperlink r:id="rId124">
+      <w:hyperlink r:id="rId127">
         <w:r>
           <w:rPr>
             <w:rStyle w:val="Hyperlink"/>
@@ -23717,14 +23649,14 @@
         </w:r>
       </w:hyperlink>
     </w:p>
-    <w:bookmarkEnd w:id="125"/>
-    <w:bookmarkStart w:id="127" w:name="ref-wikipedia_gram_schmidt_process"/>
+    <w:bookmarkEnd w:id="128"/>
+    <w:bookmarkStart w:id="130" w:name="ref-wikipedia_gram_schmidt_process"/>
     <w:p>
       <w:pPr>
         <w:pStyle w:val="Bibliography"/>
       </w:pPr>
       <w:r>
-        <w:t xml:space="preserve">[11]</w:t>
+        <w:t xml:space="preserve">[13]</w:t>
       </w:r>
       <w:r>
         <w:t xml:space="preserve"> </w:t>
@@ -23765,7 +23697,7 @@
       <w:r>
         <w:t xml:space="preserve"> </w:t>
       </w:r>
-      <w:hyperlink r:id="rId126">
+      <w:hyperlink r:id="rId129">
         <w:r>
           <w:rPr>
             <w:rStyle w:val="Hyperlink"/>
@@ -23774,14 +23706,14 @@
         </w:r>
       </w:hyperlink>
     </w:p>
-    <w:bookmarkEnd w:id="127"/>
-    <w:bookmarkStart w:id="129" w:name="ref-wikipedia_outer_product"/>
+    <w:bookmarkEnd w:id="130"/>
+    <w:bookmarkStart w:id="132" w:name="ref-wikipedia_outer_product"/>
     <w:p>
       <w:pPr>
         <w:pStyle w:val="Bibliography"/>
       </w:pPr>
       <w:r>
-        <w:t xml:space="preserve">[12]</w:t>
+        <w:t xml:space="preserve">[14]</w:t>
       </w:r>
       <w:r>
         <w:t xml:space="preserve"> </w:t>
@@ -23822,7 +23754,7 @@
       <w:r>
         <w:t xml:space="preserve"> </w:t>
       </w:r>
-      <w:hyperlink r:id="rId128">
+      <w:hyperlink r:id="rId131">
         <w:r>
           <w:rPr>
             <w:rStyle w:val="Hyperlink"/>
@@ -23831,123 +23763,9 @@
         </w:r>
       </w:hyperlink>
     </w:p>
-    <w:bookmarkEnd w:id="129"/>
-    <w:bookmarkStart w:id="131" w:name="ref-wikipedia_cauchy_schwarz_inequality"/>
-    <w:p>
-      <w:pPr>
-        <w:pStyle w:val="Bibliography"/>
-      </w:pPr>
-      <w:r>
-        <w:t xml:space="preserve">[13]</w:t>
-      </w:r>
-      <w:r>
-        <w:t xml:space="preserve"> </w:t>
-      </w:r>
-      <w:r>
-        <w:t xml:space="preserve">	</w:t>
-      </w:r>
-      <w:r>
-        <w:t xml:space="preserve">Wikipedia contributors,</w:t>
-      </w:r>
-      <w:r>
-        <w:t xml:space="preserve"> </w:t>
-      </w:r>
-      <w:r>
-        <w:t xml:space="preserve">“Cauchy–schwarz inequality —</w:t>
-      </w:r>
-      <w:r>
-        <w:t xml:space="preserve"> </w:t>
-      </w:r>
-      <w:r>
-        <w:t xml:space="preserve">Wikipedia</w:t>
-      </w:r>
-      <w:r>
-        <w:t xml:space="preserve">,</w:t>
-      </w:r>
-      <w:r>
-        <w:t xml:space="preserve"> </w:t>
-      </w:r>
-      <w:r>
-        <w:t xml:space="preserve">the free encyclopedia.”</w:t>
-      </w:r>
-      <w:r>
-        <w:t xml:space="preserve"> </w:t>
-      </w:r>
-      <w:r>
-        <w:t xml:space="preserve">2026. Available:</w:t>
-      </w:r>
-      <w:r>
-        <w:t xml:space="preserve"> </w:t>
-      </w:r>
-      <w:hyperlink r:id="rId130">
-        <w:r>
-          <w:rPr>
-            <w:rStyle w:val="Hyperlink"/>
-          </w:rPr>
-          <w:t xml:space="preserve">https://en.wikipedia.org/wiki/Cauchy%E2%80%93Schwarz_inequality</w:t>
-        </w:r>
-      </w:hyperlink>
-    </w:p>
-    <w:bookmarkEnd w:id="131"/>
-    <w:bookmarkStart w:id="133" w:name="ref-wikipedia_triangle_inequality"/>
-    <w:p>
-      <w:pPr>
-        <w:pStyle w:val="Bibliography"/>
-      </w:pPr>
-      <w:r>
-        <w:t xml:space="preserve">[14]</w:t>
-      </w:r>
-      <w:r>
-        <w:t xml:space="preserve"> </w:t>
-      </w:r>
-      <w:r>
-        <w:t xml:space="preserve">	</w:t>
-      </w:r>
-      <w:r>
-        <w:t xml:space="preserve">Wikipedia contributors,</w:t>
-      </w:r>
-      <w:r>
-        <w:t xml:space="preserve"> </w:t>
-      </w:r>
-      <w:r>
-        <w:t xml:space="preserve">“Triangle inequality —</w:t>
-      </w:r>
-      <w:r>
-        <w:t xml:space="preserve"> </w:t>
-      </w:r>
-      <w:r>
-        <w:t xml:space="preserve">Wikipedia</w:t>
-      </w:r>
-      <w:r>
-        <w:t xml:space="preserve">,</w:t>
-      </w:r>
-      <w:r>
-        <w:t xml:space="preserve"> </w:t>
-      </w:r>
-      <w:r>
-        <w:t xml:space="preserve">the free encyclopedia.”</w:t>
-      </w:r>
-      <w:r>
-        <w:t xml:space="preserve"> </w:t>
-      </w:r>
-      <w:r>
-        <w:t xml:space="preserve">2026. Available:</w:t>
-      </w:r>
-      <w:r>
-        <w:t xml:space="preserve"> </w:t>
-      </w:r>
-      <w:hyperlink r:id="rId132">
-        <w:r>
-          <w:rPr>
-            <w:rStyle w:val="Hyperlink"/>
-          </w:rPr>
-          <w:t xml:space="preserve">https://en.wikipedia.org/wiki/Triangle_inequality</w:t>
-        </w:r>
-      </w:hyperlink>
-    </w:p>
+    <w:bookmarkEnd w:id="132"/>
     <w:bookmarkEnd w:id="133"/>
     <w:bookmarkEnd w:id="134"/>
-    <w:bookmarkEnd w:id="135"/>
     <w:sectPr>
       <w:footnotePr>
         <w:numRestart w:val="eachSect"/>
@@ -24594,9 +24412,6 @@
     <w:lvlOverride w:ilvl="8">
       <w:startOverride w:val="1"/>
     </w:lvlOverride>
-  </w:num>
-  <w:num w:numId="1025">
-    <w:abstractNumId w:val="991"/>
   </w:num>
 </w:numbering>
 </file>

--- a/linear-algebra-inner-products.docx
+++ b/linear-algebra-inner-products.docx
@@ -15,7 +15,7 @@
         <w:pStyle w:val="Date"/>
       </w:pPr>
       <w:r>
-        <w:t xml:space="preserve">Last modified: 2026-10-18 13:21:32 (PDT)</w:t>
+        <w:t xml:space="preserve">Last modified: 2026-10-18 16:43:42 (PDT)</w:t>
       </w:r>
     </w:p>
     <w:bookmarkStart w:id="24" w:name="sec-inner-products"/>

--- a/linear-algebra-inner-products.docx
+++ b/linear-algebra-inner-products.docx
@@ -15,7 +15,7 @@
         <w:pStyle w:val="Date"/>
       </w:pPr>
       <w:r>
-        <w:t xml:space="preserve">Last modified: 2026-10-18 16:43:42 (PDT)</w:t>
+        <w:t xml:space="preserve">Last modified: 2026-10-19 00:47:50 (PDT)</w:t>
       </w:r>
     </w:p>
     <w:bookmarkStart w:id="24" w:name="sec-inner-products"/>

--- a/linear-algebra-inner-products.docx
+++ b/linear-algebra-inner-products.docx
@@ -15,7 +15,7 @@
         <w:pStyle w:val="Date"/>
       </w:pPr>
       <w:r>
-        <w:t xml:space="preserve">Last modified: 2026-10-19 00:47:50 (PDT)</w:t>
+        <w:t xml:space="preserve">Last modified: 2026-10-19 02:15:55 (PDT)</w:t>
       </w:r>
     </w:p>
     <w:bookmarkStart w:id="24" w:name="sec-inner-products"/>

--- a/linear-algebra-inner-products.docx
+++ b/linear-algebra-inner-products.docx
@@ -15,7 +15,7 @@
         <w:pStyle w:val="Date"/>
       </w:pPr>
       <w:r>
-        <w:t xml:space="preserve">Last modified: 2026-10-19 02:15:55 (PDT)</w:t>
+        <w:t xml:space="preserve">Last modified: 2026-10-19 03:23:43 (PDT)</w:t>
       </w:r>
     </w:p>
     <w:bookmarkStart w:id="24" w:name="sec-inner-products"/>
@@ -3230,7 +3230,7 @@
     </w:p>
     <w:bookmarkEnd w:id="23"/>
     <w:bookmarkEnd w:id="24"/>
-    <w:bookmarkStart w:id="64" w:name="sec-cauchy-schwarz"/>
+    <w:bookmarkStart w:id="69" w:name="sec-cauchy-schwarz"/>
     <w:p>
       <w:pPr>
         <w:pStyle w:val="Heading2"/>
@@ -12333,7 +12333,7 @@
       </w:r>
     </w:p>
     <w:bookmarkEnd w:id="49"/>
-    <w:bookmarkStart w:id="51" w:name="def-angle"/>
+    <w:bookmarkStart w:id="50" w:name="def-cosine-similarity"/>
     <w:p>
       <w:pPr>
         <w:pStyle w:val="BodyText"/>
@@ -12343,7 +12343,7 @@
           <w:b/>
           <w:bCs/>
         </w:rPr>
-        <w:t xml:space="preserve">Definition 7 (Angle between two vectors)</w:t>
+        <w:t xml:space="preserve">Definition 7 (Cosine similarity)</w:t>
       </w:r>
       <w:r>
         <w:t xml:space="preserve"> </w:t>
@@ -12359,13 +12359,305 @@
           <w:b/>
           <w:bCs/>
         </w:rPr>
+        <w:t xml:space="preserve">cosine similarity</w:t>
+      </w:r>
+      <w:r>
+        <w:t xml:space="preserve"> </w:t>
+      </w:r>
+      <w:r>
+        <w:t xml:space="preserve">[11]</w:t>
+      </w:r>
+      <w:r>
+        <w:t xml:space="preserve"> </w:t>
+      </w:r>
+      <w:r>
+        <w:t xml:space="preserve">between two nonzero vectors</w:t>
+      </w:r>
+      <w:r>
+        <w:t xml:space="preserve"> </w:t>
+      </w:r>
+      <w:r>
+        <w:t xml:space="preserve">$\mathord{\smash[b]{\underset{\raise.3ex\hbox{$\scriptstyle\sim$}}{x}}\vphantom{x}}, \mathord{\smash[b]{\underset{\raise.3ex\hbox{$\scriptstyle\sim$}}{y}}\vphantom{y}}\in \mathbb{R}^p$</w:t>
+      </w:r>
+      <w:r>
+        <w:t xml:space="preserve"> </w:t>
+      </w:r>
+      <w:r>
+        <w:t xml:space="preserve">is</w:t>
+      </w:r>
+      <w:r>
+        <w:t xml:space="preserve"> </w:t>
+      </w:r>
+      <w:r>
+        <w:t xml:space="preserve">their dot product divided by the product of their lengths:</w:t>
+      </w:r>
+    </w:p>
+    <w:p>
+      <w:pPr>
+        <w:pStyle w:val="BodyText"/>
+      </w:pPr>
+      <w:r>
+        <w:t xml:space="preserve">$$
+    \operatorname{cossim}(\mathord{\smash[b]{\underset{\raise.3ex\hbox{$\scriptstyle\sim$}}{x}}\vphantom{x}}, \mathord{\smash[b]{\underset{\raise.3ex\hbox{$\scriptstyle\sim$}}{y}}\vphantom{y}}) \stackrel{\text{def}}{=}\frac{\mathord{\smash[b]{\underset{\raise.3ex\hbox{$\scriptstyle\sim$}}{x}}\vphantom{x}}\cdot \mathord{\smash[b]{\underset{\raise.3ex\hbox{$\scriptstyle\sim$}}{y}}\vphantom{y}}}{\mathopen{}\left\lVert\mathord{\smash[b]{\underset{\raise.3ex\hbox{$\scriptstyle\sim$}}{x}}\vphantom{x}}\right\rVert\mathclose{}\,\mathopen{}\left\lVert\mathord{\smash[b]{\underset{\raise.3ex\hbox{$\scriptstyle\sim$}}{y}}\vphantom{y}}\right\rVert\mathclose{}}.
+    $$</w:t>
+      </w:r>
+    </w:p>
+    <w:bookmarkEnd w:id="50"/>
+    <w:bookmarkStart w:id="51" w:name="exm-cosine-similarity"/>
+    <w:p>
+      <w:pPr>
+        <w:pStyle w:val="FirstParagraph"/>
+      </w:pPr>
+      <w:r>
+        <w:rPr>
+          <w:b/>
+          <w:bCs/>
+        </w:rPr>
+        <w:t xml:space="preserve">Example 13 (Cosine similarity of parallel, orthogonal, and arbitrary vectors)</w:t>
+      </w:r>
+      <w:r>
+        <w:t xml:space="preserve"> </w:t>
+      </w:r>
+      <w:r>
+        <w:t xml:space="preserve">For vectors in</w:t>
+      </w:r>
+      <w:r>
+        <w:t xml:space="preserve"> </w:t>
+      </w:r>
+      <m:oMath>
+        <m:sSup>
+          <m:e>
+            <m:r>
+              <m:rPr>
+                <m:scr m:val="double-struck"/>
+                <m:sty m:val="p"/>
+              </m:rPr>
+              <m:t>R</m:t>
+            </m:r>
+          </m:e>
+          <m:sup>
+            <m:r>
+              <m:t>2</m:t>
+            </m:r>
+          </m:sup>
+        </m:sSup>
+      </m:oMath>
+      <w:r>
+        <w:t xml:space="preserve">:</w:t>
+      </w:r>
+    </w:p>
+    <w:p>
+      <w:pPr>
+        <w:numPr>
+          <w:ilvl w:val="0"/>
+          <w:numId w:val="1016"/>
+        </w:numPr>
+      </w:pPr>
+      <w:r>
+        <w:t xml:space="preserve">Parallel vectors</w:t>
+      </w:r>
+      <w:r>
+        <w:t xml:space="preserve"> </w:t>
+      </w:r>
+      <w:r>
+        <w:t xml:space="preserve">$\mathord{\smash[b]{\underset{\raise.3ex\hbox{$\scriptstyle\sim$}}{x}}\vphantom{x}}= (1, 2)$</w:t>
+      </w:r>
+      <w:r>
+        <w:t xml:space="preserve"> </w:t>
+      </w:r>
+      <w:r>
+        <w:t xml:space="preserve">and</w:t>
+      </w:r>
+      <w:r>
+        <w:t xml:space="preserve"> </w:t>
+      </w:r>
+      <w:r>
+        <w:t xml:space="preserve">$\mathord{\smash[b]{\underset{\raise.3ex\hbox{$\scriptstyle\sim$}}{y}}\vphantom{y}}= (2, 4)$</w:t>
+      </w:r>
+      <w:r>
+        <w:t xml:space="preserve">:</w:t>
+      </w:r>
+    </w:p>
+    <w:p>
+      <w:pPr>
+        <w:pStyle w:val="BodyText"/>
+      </w:pPr>
+      <w:r>
+        <w:t xml:space="preserve">$$
+    \begin{aligned}
+    \operatorname{cossim}(\mathord{\smash[b]{\underset{\raise.3ex\hbox{$\scriptstyle\sim$}}{x}}\vphantom{x}}, \mathord{\smash[b]{\underset{\raise.3ex\hbox{$\scriptstyle\sim$}}{y}}\vphantom{y}}) &amp;= \frac{2 + 8}{\sqrt{5}\,\sqrt{20}} \\
+    &amp;= \frac{10}{10} \\
+    &amp;= 1.
+    \end{aligned}
+    $$</w:t>
+      </w:r>
+    </w:p>
+    <w:p>
+      <w:pPr>
+        <w:numPr>
+          <w:ilvl w:val="0"/>
+          <w:numId w:val="1016"/>
+        </w:numPr>
+      </w:pPr>
+      <w:r>
+        <w:t xml:space="preserve">Orthogonal vectors</w:t>
+      </w:r>
+      <w:r>
+        <w:t xml:space="preserve"> </w:t>
+      </w:r>
+      <w:r>
+        <w:t xml:space="preserve">$\mathord{\smash[b]{\underset{\raise.3ex\hbox{$\scriptstyle\sim$}}{x}}\vphantom{x}}= (1, 2)$</w:t>
+      </w:r>
+      <w:r>
+        <w:t xml:space="preserve"> </w:t>
+      </w:r>
+      <w:r>
+        <w:t xml:space="preserve">and</w:t>
+      </w:r>
+      <w:r>
+        <w:t xml:space="preserve"> </w:t>
+      </w:r>
+      <w:r>
+        <w:t xml:space="preserve">$\mathord{\smash[b]{\underset{\raise.3ex\hbox{$\scriptstyle\sim$}}{y}}\vphantom{y}}= (-2, 1)$</w:t>
+      </w:r>
+      <w:r>
+        <w:t xml:space="preserve">:</w:t>
+      </w:r>
+    </w:p>
+    <w:p>
+      <w:pPr>
+        <w:pStyle w:val="BodyText"/>
+      </w:pPr>
+      <w:r>
+        <w:t xml:space="preserve">$$
+    \begin{aligned}
+    \operatorname{cossim}(\mathord{\smash[b]{\underset{\raise.3ex\hbox{$\scriptstyle\sim$}}{x}}\vphantom{x}}, \mathord{\smash[b]{\underset{\raise.3ex\hbox{$\scriptstyle\sim$}}{y}}\vphantom{y}}) &amp;= \frac{-2 + 2}{\sqrt{5}\,\sqrt{5}} \\
+    &amp;= \frac{0}{5} \\
+    &amp;= 0.
+    \end{aligned}
+    $$</w:t>
+      </w:r>
+    </w:p>
+    <w:p>
+      <w:pPr>
+        <w:numPr>
+          <w:ilvl w:val="0"/>
+          <w:numId w:val="1016"/>
+        </w:numPr>
+      </w:pPr>
+      <w:r>
+        <w:t xml:space="preserve">Arbitrary vectors</w:t>
+      </w:r>
+      <w:r>
+        <w:t xml:space="preserve"> </w:t>
+      </w:r>
+      <w:r>
+        <w:t xml:space="preserve">$\mathord{\smash[b]{\underset{\raise.3ex\hbox{$\scriptstyle\sim$}}{x}}\vphantom{x}}= (1, 0)$</w:t>
+      </w:r>
+      <w:r>
+        <w:t xml:space="preserve"> </w:t>
+      </w:r>
+      <w:r>
+        <w:t xml:space="preserve">and</w:t>
+      </w:r>
+      <w:r>
+        <w:t xml:space="preserve"> </w:t>
+      </w:r>
+      <w:r>
+        <w:t xml:space="preserve">$\mathord{\smash[b]{\underset{\raise.3ex\hbox{$\scriptstyle\sim$}}{y}}\vphantom{y}}= (1, 1)$</w:t>
+      </w:r>
+      <w:r>
+        <w:t xml:space="preserve">:</w:t>
+      </w:r>
+    </w:p>
+    <w:p>
+      <w:pPr>
+        <w:pStyle w:val="BodyText"/>
+      </w:pPr>
+      <w:r>
+        <w:t xml:space="preserve">$$
+    \begin{aligned}
+    \operatorname{cossim}(\mathord{\smash[b]{\underset{\raise.3ex\hbox{$\scriptstyle\sim$}}{x}}\vphantom{x}}, \mathord{\smash[b]{\underset{\raise.3ex\hbox{$\scriptstyle\sim$}}{y}}\vphantom{y}}) &amp;= \frac{1 \cdot 1 + 0 \cdot 1}{1 \cdot\sqrt{2}} \\
+    &amp;= \frac{1}{\sqrt{2}}.
+    \end{aligned}
+    $$</w:t>
+      </w:r>
+    </w:p>
+    <w:p>
+      <w:pPr>
+        <w:pStyle w:val="FirstParagraph"/>
+      </w:pPr>
+      <w:r>
+        <w:t xml:space="preserve">When both vectors have unit Euclidean norm (</w:t>
+      </w:r>
+      <w:r>
+        <w:t xml:space="preserve">$\mathopen{}\left\lVert\mathord{\smash[b]{\underset{\raise.3ex\hbox{$\scriptstyle\sim$}}{x}}\vphantom{x}}\right\rVert\mathclose{} = 1$</w:t>
+      </w:r>
+      <w:r>
+        <w:t xml:space="preserve"> </w:t>
+      </w:r>
+      <w:r>
+        <w:t xml:space="preserve">and</w:t>
+      </w:r>
+      <w:r>
+        <w:t xml:space="preserve"> </w:t>
+      </w:r>
+      <w:r>
+        <w:t xml:space="preserve">$\mathopen{}\left\lVert\mathord{\smash[b]{\underset{\raise.3ex\hbox{$\scriptstyle\sim$}}{y}}\vphantom{y}}\right\rVert\mathclose{} = 1$</w:t>
+      </w:r>
+      <w:r>
+        <w:t xml:space="preserve">),</w:t>
+      </w:r>
+      <w:r>
+        <w:t xml:space="preserve"> </w:t>
+      </w:r>
+      <w:r>
+        <w:t xml:space="preserve">cosine similarity equals their inner product:</w:t>
+      </w:r>
+      <w:r>
+        <w:t xml:space="preserve"> </w:t>
+      </w:r>
+      <w:r>
+        <w:t xml:space="preserve">$\operatorname{cossim}(\mathord{\smash[b]{\underset{\raise.3ex\hbox{$\scriptstyle\sim$}}{x}}\vphantom{x}}, \mathord{\smash[b]{\underset{\raise.3ex\hbox{$\scriptstyle\sim$}}{y}}\vphantom{y}}) = \mathopen{}\left\langle \mathord{\smash[b]{\underset{\raise.3ex\hbox{$\scriptstyle\sim$}}{x}}\vphantom{x}}, \mathord{\smash[b]{\underset{\raise.3ex\hbox{$\scriptstyle\sim$}}{y}}\vphantom{y}}\right\rangle\mathclose{}$</w:t>
+      </w:r>
+      <w:r>
+        <w:t xml:space="preserve">.</w:t>
+      </w:r>
+    </w:p>
+    <w:bookmarkEnd w:id="51"/>
+    <w:bookmarkStart w:id="53" w:name="def-angle"/>
+    <w:p>
+      <w:pPr>
+        <w:pStyle w:val="BodyText"/>
+      </w:pPr>
+      <w:r>
+        <w:rPr>
+          <w:b/>
+          <w:bCs/>
+        </w:rPr>
+        <w:t xml:space="preserve">Definition 8 (Angle between two vectors)</w:t>
+      </w:r>
+      <w:r>
+        <w:t xml:space="preserve"> </w:t>
+      </w:r>
+      <w:r>
+        <w:t xml:space="preserve">The</w:t>
+      </w:r>
+      <w:r>
+        <w:t xml:space="preserve"> </w:t>
+      </w:r>
+      <w:r>
+        <w:rPr>
+          <w:b/>
+          <w:bCs/>
+        </w:rPr>
         <w:t xml:space="preserve">angle</w:t>
       </w:r>
       <w:r>
         <w:t xml:space="preserve"> </w:t>
       </w:r>
       <w:r>
-        <w:t xml:space="preserve">between two nonzero vectors</w:t>
+        <w:t xml:space="preserve">between two nonzero vectors,</w:t>
       </w:r>
       <w:r>
         <w:t xml:space="preserve"> </w:t>
@@ -12374,82 +12666,66 @@
         <w:t xml:space="preserve">$\mathord{\smash[b]{\underset{\raise.3ex\hbox{$\scriptstyle\sim$}}{x}}\vphantom{x}}, \mathord{\smash[b]{\underset{\raise.3ex\hbox{$\scriptstyle\sim$}}{y}}\vphantom{y}} \in \mathbb{R}^p$</w:t>
       </w:r>
       <w:r>
-        <w:t xml:space="preserve"> </w:t>
-      </w:r>
-      <w:r>
-        <w:t xml:space="preserve">is the unique number</w:t>
-      </w:r>
-      <w:r>
-        <w:t xml:space="preserve"> </w:t>
-      </w:r>
-      <m:oMath>
-        <m:r>
-          <m:t>θ</m:t>
-        </m:r>
-        <m:r>
-          <m:rPr>
-            <m:sty m:val="p"/>
-          </m:rPr>
-          <m:t>∈</m:t>
-        </m:r>
-        <m:r>
-          <m:rPr>
-            <m:sty m:val="p"/>
-          </m:rPr>
-          <m:t>[</m:t>
-        </m:r>
-        <m:r>
-          <m:t>0</m:t>
-        </m:r>
-        <m:r>
-          <m:rPr>
-            <m:sty m:val="p"/>
-          </m:rPr>
-          <m:t>,</m:t>
-        </m:r>
-        <m:r>
-          <m:t>π</m:t>
-        </m:r>
-        <m:r>
-          <m:rPr>
-            <m:sty m:val="p"/>
-          </m:rPr>
-          <m:t>]</m:t>
-        </m:r>
-      </m:oMath>
-      <w:r>
-        <w:t xml:space="preserve"> </w:t>
-      </w:r>
-      <w:r>
-        <w:t xml:space="preserve">whose cosine (</w:t>
-      </w:r>
-      <w:hyperlink r:id="rId50">
+        <w:t xml:space="preserve">, is</w:t>
+      </w:r>
+    </w:p>
+    <w:p>
+      <w:pPr>
+        <w:pStyle w:val="BodyText"/>
+      </w:pPr>
+      <w:r>
+        <w:t xml:space="preserve">$$
+    \theta\stackrel{\text{def}}{=}\arccos\mathopen{}\left(\operatorname{cossim}(\mathord{\smash[b]{\underset{\raise.3ex\hbox{$\scriptstyle\sim$}}{x}}\vphantom{x}}, \mathord{\smash[b]{\underset{\raise.3ex\hbox{$\scriptstyle\sim$}}{y}}\vphantom{y}})\right)\mathclose{}.
+    $$</w:t>
+      </w:r>
+    </w:p>
+    <w:p>
+      <w:pPr>
+        <w:pStyle w:val="FirstParagraph"/>
+      </w:pPr>
+      <w:r>
+        <w:t xml:space="preserve">In words, the angle is the</w:t>
+      </w:r>
+      <w:r>
+        <w:t xml:space="preserve"> </w:t>
+      </w:r>
+      <w:hyperlink r:id="rId52">
         <w:r>
           <w:rPr>
             <w:rStyle w:val="Hyperlink"/>
           </w:rPr>
-          <w:t xml:space="preserve">Definition 3 in Trigonometry</w:t>
+          <w:t xml:space="preserve">arccosine</w:t>
         </w:r>
       </w:hyperlink>
       <w:r>
-        <w:t xml:space="preserve">) satisfies</w:t>
-      </w:r>
-    </w:p>
+        <w:t xml:space="preserve"> </w:t>
+      </w:r>
+      <w:r>
+        <w:t xml:space="preserve">of the</w:t>
+      </w:r>
+      <w:r>
+        <w:t xml:space="preserve"> </w:t>
+      </w:r>
+      <w:hyperlink w:anchor="def-cosine-similarity">
+        <w:r>
+          <w:rPr>
+            <w:rStyle w:val="Hyperlink"/>
+          </w:rPr>
+          <w:t xml:space="preserve">cosine similarity</w:t>
+        </w:r>
+      </w:hyperlink>
+      <w:r>
+        <w:t xml:space="preserve"> </w:t>
+      </w:r>
+      <w:r>
+        <w:t xml:space="preserve">of the two vectors.</w:t>
+      </w:r>
+    </w:p>
+    <w:bookmarkEnd w:id="53"/>
+    <w:bookmarkStart w:id="56" w:name="rem-angle-well-defined"/>
     <w:p>
       <w:pPr>
         <w:pStyle w:val="BodyText"/>
-      </w:pPr>
-      <w:r>
-        <w:t xml:space="preserve">$$
-    \cos\theta= \frac{\mathord{\smash[b]{\underset{\raise.3ex\hbox{$\scriptstyle\sim$}}{x}}\vphantom{x}} \cdot \mathord{\smash[b]{\underset{\raise.3ex\hbox{$\scriptstyle\sim$}}{y}}\vphantom{y}}}{\mathopen{}\left\lVert\mathord{\smash[b]{\underset{\raise.3ex\hbox{$\scriptstyle\sim$}}{x}}\vphantom{x}}\right\rVert\mathclose{}\,\mathopen{}\left\lVert\mathord{\smash[b]{\underset{\raise.3ex\hbox{$\scriptstyle\sim$}}{y}}\vphantom{y}}\right\rVert\mathclose{}}.
-    $$</w:t>
-      </w:r>
-    </w:p>
-    <w:bookmarkEnd w:id="51"/>
-    <w:bookmarkStart w:id="53" w:name="rem-angle-well-defined"/>
-    <w:p>
-      <w:pPr>
-        <w:pStyle w:val="FirstParagraph"/>
       </w:pPr>
       <w:r>
         <w:rPr>
@@ -12462,7 +12738,24 @@
         <w:t xml:space="preserve"> (Why the angle is well defined). </w:t>
       </w:r>
       <w:r>
-        <w:t xml:space="preserve">The denominator is positive, because both vectors are nonzero (</w:t>
+        <w:t xml:space="preserve">The</w:t>
+      </w:r>
+      <w:r>
+        <w:t xml:space="preserve"> </w:t>
+      </w:r>
+      <w:hyperlink w:anchor="def-cosine-similarity">
+        <w:r>
+          <w:rPr>
+            <w:rStyle w:val="Hyperlink"/>
+          </w:rPr>
+          <w:t xml:space="preserve">cosine similarity</w:t>
+        </w:r>
+      </w:hyperlink>
+      <w:r>
+        <w:t xml:space="preserve"> </w:t>
+      </w:r>
+      <w:r>
+        <w:t xml:space="preserve">is defined, because both vectors are nonzero (</w:t>
       </w:r>
       <w:hyperlink w:anchor="thm-norm-properties">
         <w:r>
@@ -12473,13 +12766,13 @@
         </w:r>
       </w:hyperlink>
       <w:r>
-        <w:t xml:space="preserve">),</w:t>
-      </w:r>
-      <w:r>
-        <w:t xml:space="preserve"> </w:t>
-      </w:r>
-      <w:r>
-        <w:t xml:space="preserve">and by</w:t>
+        <w:t xml:space="preserve">).</w:t>
+      </w:r>
+      <w:r>
+        <w:t xml:space="preserve"> </w:t>
+      </w:r>
+      <w:r>
+        <w:t xml:space="preserve">By</w:t>
       </w:r>
       <w:r>
         <w:t xml:space="preserve"> </w:t>
@@ -12493,15 +12786,29 @@
         </w:r>
       </w:hyperlink>
       <w:r>
-        <w:t xml:space="preserve"> </w:t>
-      </w:r>
-      <w:r>
-        <w:t xml:space="preserve">the ratio lies between</w:t>
-      </w:r>
-      <w:r>
-        <w:t xml:space="preserve"> </w:t>
-      </w:r>
-      <m:oMath>
+        <w:t xml:space="preserve">, it lies in the</w:t>
+      </w:r>
+      <w:r>
+        <w:t xml:space="preserve"> </w:t>
+      </w:r>
+      <w:hyperlink r:id="rId54">
+        <w:r>
+          <w:rPr>
+            <w:rStyle w:val="Hyperlink"/>
+          </w:rPr>
+          <w:t xml:space="preserve">closed interval</w:t>
+        </w:r>
+      </w:hyperlink>
+      <w:r>
+        <w:t xml:space="preserve"> </w:t>
+      </w:r>
+      <m:oMath>
+        <m:r>
+          <m:rPr>
+            <m:sty m:val="p"/>
+          </m:rPr>
+          <m:t>[</m:t>
+        </m:r>
         <m:r>
           <m:rPr>
             <m:sty m:val="p"/>
@@ -12511,52 +12818,15 @@
         <m:r>
           <m:t>1</m:t>
         </m:r>
-      </m:oMath>
-      <w:r>
-        <w:t xml:space="preserve"> </w:t>
-      </w:r>
-      <w:r>
-        <w:t xml:space="preserve">and</w:t>
-      </w:r>
-      <w:r>
-        <w:t xml:space="preserve"> </w:t>
-      </w:r>
-      <m:oMath>
+        <m:r>
+          <m:rPr>
+            <m:sty m:val="p"/>
+          </m:rPr>
+          <m:t>,</m:t>
+        </m:r>
         <m:r>
           <m:t>1</m:t>
         </m:r>
-      </m:oMath>
-      <w:r>
-        <w:t xml:space="preserve">.</w:t>
-      </w:r>
-      <w:r>
-        <w:t xml:space="preserve"> </w:t>
-      </w:r>
-      <w:r>
-        <w:t xml:space="preserve">On</w:t>
-      </w:r>
-      <w:r>
-        <w:t xml:space="preserve"> </w:t>
-      </w:r>
-      <m:oMath>
-        <m:r>
-          <m:rPr>
-            <m:sty m:val="p"/>
-          </m:rPr>
-          <m:t>[</m:t>
-        </m:r>
-        <m:r>
-          <m:t>0</m:t>
-        </m:r>
-        <m:r>
-          <m:rPr>
-            <m:sty m:val="p"/>
-          </m:rPr>
-          <m:t>,</m:t>
-        </m:r>
-        <m:r>
-          <m:t>π</m:t>
-        </m:r>
         <m:r>
           <m:rPr>
             <m:sty m:val="p"/>
@@ -12570,111 +12840,42 @@
       <w:r>
         <w:t xml:space="preserve"> </w:t>
       </w:r>
-      <m:oMath>
-        <m:r>
-          <m:rPr>
-            <m:sty m:val="p"/>
-          </m:rPr>
-          <m:t>cos</m:t>
-        </m:r>
-      </m:oMath>
-      <w:r>
-        <w:t xml:space="preserve"> </w:t>
-      </w:r>
-      <w:r>
-        <w:t xml:space="preserve">is decreasing from</w:t>
-      </w:r>
-      <w:r>
-        <w:t xml:space="preserve"> </w:t>
-      </w:r>
-      <m:oMath>
-        <m:r>
-          <m:t>1</m:t>
-        </m:r>
-      </m:oMath>
-      <w:r>
-        <w:t xml:space="preserve"> </w:t>
-      </w:r>
-      <w:r>
-        <w:t xml:space="preserve">to</w:t>
-      </w:r>
-      <w:r>
-        <w:t xml:space="preserve"> </w:t>
-      </w:r>
-      <m:oMath>
-        <m:r>
-          <m:rPr>
-            <m:sty m:val="p"/>
-          </m:rPr>
-          <m:t>−</m:t>
-        </m:r>
-        <m:r>
-          <m:t>1</m:t>
-        </m:r>
-      </m:oMath>
-      <w:r>
-        <w:t xml:space="preserve"> </w:t>
-      </w:r>
-      <w:r>
-        <w:t xml:space="preserve">and takes each value in</w:t>
-      </w:r>
-      <w:r>
-        <w:t xml:space="preserve"> </w:t>
-      </w:r>
-      <m:oMath>
-        <m:r>
-          <m:rPr>
-            <m:sty m:val="p"/>
-          </m:rPr>
-          <m:t>[</m:t>
-        </m:r>
-        <m:r>
-          <m:rPr>
-            <m:sty m:val="p"/>
-          </m:rPr>
-          <m:t>−</m:t>
-        </m:r>
-        <m:r>
-          <m:t>1</m:t>
-        </m:r>
-        <m:r>
-          <m:rPr>
-            <m:sty m:val="p"/>
-          </m:rPr>
-          <m:t>,</m:t>
-        </m:r>
-        <m:r>
-          <m:t>1</m:t>
-        </m:r>
-        <m:r>
-          <m:rPr>
-            <m:sty m:val="p"/>
-          </m:rPr>
-          <m:t>]</m:t>
-        </m:r>
-      </m:oMath>
-      <w:r>
-        <w:t xml:space="preserve"> </w:t>
-      </w:r>
-      <w:r>
-        <w:t xml:space="preserve">exactly once (</w:t>
+      <w:r>
+        <w:t xml:space="preserve">which is where the</w:t>
+      </w:r>
+      <w:r>
+        <w:t xml:space="preserve"> </w:t>
       </w:r>
       <w:hyperlink r:id="rId52">
         <w:r>
           <w:rPr>
             <w:rStyle w:val="Hyperlink"/>
           </w:rPr>
-          <w:t xml:space="preserve">Theorem 2 in Trigonometry</w:t>
+          <w:t xml:space="preserve">arccosine</w:t>
         </w:r>
       </w:hyperlink>
       <w:r>
-        <w:t xml:space="preserve">),</w:t>
-      </w:r>
-      <w:r>
-        <w:t xml:space="preserve"> </w:t>
-      </w:r>
-      <w:r>
-        <w:t xml:space="preserve">so there is exactly one such</w:t>
+        <w:t xml:space="preserve">,</w:t>
+      </w:r>
+      <w:r>
+        <w:t xml:space="preserve"> </w:t>
+      </w:r>
+      <m:oMath>
+        <m:r>
+          <m:rPr>
+            <m:sty m:val="p"/>
+          </m:rPr>
+          <m:t>arccos</m:t>
+        </m:r>
+      </m:oMath>
+      <w:r>
+        <w:t xml:space="preserve">, is defined.</w:t>
+      </w:r>
+      <w:r>
+        <w:t xml:space="preserve"> </w:t>
+      </w:r>
+      <w:r>
+        <w:t xml:space="preserve">So the angle</w:t>
       </w:r>
       <w:r>
         <w:t xml:space="preserve"> </w:t>
@@ -12685,11 +12886,66 @@
         </m:r>
       </m:oMath>
       <w:r>
+        <w:t xml:space="preserve"> </w:t>
+      </w:r>
+      <w:r>
+        <w:t xml:space="preserve">lies in</w:t>
+      </w:r>
+      <w:r>
+        <w:t xml:space="preserve"> </w:t>
+      </w:r>
+      <m:oMath>
+        <m:r>
+          <m:rPr>
+            <m:sty m:val="p"/>
+          </m:rPr>
+          <m:t>[</m:t>
+        </m:r>
+        <m:r>
+          <m:t>0</m:t>
+        </m:r>
+        <m:r>
+          <m:rPr>
+            <m:sty m:val="p"/>
+          </m:rPr>
+          <m:t>,</m:t>
+        </m:r>
+        <m:r>
+          <m:t>π</m:t>
+        </m:r>
+        <m:r>
+          <m:rPr>
+            <m:sty m:val="p"/>
+          </m:rPr>
+          <m:t>]</m:t>
+        </m:r>
+      </m:oMath>
+      <w:r>
+        <w:t xml:space="preserve">, with</w:t>
+      </w:r>
+      <w:r>
+        <w:t xml:space="preserve"> </w:t>
+      </w:r>
+      <w:hyperlink r:id="rId55">
+        <w:r>
+          <w:rPr>
+            <w:rStyle w:val="Hyperlink"/>
+          </w:rPr>
+          <w:t xml:space="preserve">cosine</w:t>
+        </w:r>
+      </w:hyperlink>
+      <w:r>
+        <w:t xml:space="preserve"> </w:t>
+      </w:r>
+      <w:r>
+        <w:t xml:space="preserve">$\cos\theta= \operatorname{cossim}(\mathord{\smash[b]{\underset{\raise.3ex\hbox{$\scriptstyle\sim$}}{x}}\vphantom{x}}, \mathord{\smash[b]{\underset{\raise.3ex\hbox{$\scriptstyle\sim$}}{y}}\vphantom{y}})$</w:t>
+      </w:r>
+      <w:r>
         <w:t xml:space="preserve">.</w:t>
       </w:r>
     </w:p>
-    <w:bookmarkEnd w:id="53"/>
-    <w:bookmarkStart w:id="54" w:name="cor-right-angle-orthogonal"/>
+    <w:bookmarkEnd w:id="56"/>
+    <w:bookmarkStart w:id="57" w:name="cor-right-angle-orthogonal"/>
     <w:p>
       <w:pPr>
         <w:pStyle w:val="BodyText"/>
@@ -12738,7 +12994,7 @@
           <w:rPr>
             <w:rStyle w:val="Hyperlink"/>
           </w:rPr>
-          <w:t xml:space="preserve">Definition 7</w:t>
+          <w:t xml:space="preserve">Definition 8</w:t>
         </w:r>
       </w:hyperlink>
       <w:r>
@@ -12776,7 +13032,7 @@
         <w:t xml:space="preserve">) means at a right angle.</w:t>
       </w:r>
     </w:p>
-    <w:bookmarkEnd w:id="54"/>
+    <w:bookmarkEnd w:id="57"/>
     <w:p>
       <w:pPr>
         <w:pStyle w:val="BodyText"/>
@@ -12820,6 +13076,47 @@
       <w:r>
         <w:t xml:space="preserve"> </w:t>
       </w:r>
+      <w:r>
+        <w:t xml:space="preserve">$\operatorname{cossim}(\mathord{\smash[b]{\underset{\raise.3ex\hbox{$\scriptstyle\sim$}}{x}}\vphantom{x}}, \mathord{\smash[b]{\underset{\raise.3ex\hbox{$\scriptstyle\sim$}}{y}}\vphantom{y}}) = 0$</w:t>
+      </w:r>
+      <w:r>
+        <w:t xml:space="preserve"> </w:t>
+      </w:r>
+      <w:r>
+        <w:t xml:space="preserve">exactly when</w:t>
+      </w:r>
+      <w:r>
+        <w:t xml:space="preserve"> </w:t>
+      </w:r>
+      <w:r>
+        <w:t xml:space="preserve">$\mathord{\smash[b]{\underset{\raise.3ex\hbox{$\scriptstyle\sim$}}{x}}\vphantom{x}} \cdot \mathord{\smash[b]{\underset{\raise.3ex\hbox{$\scriptstyle\sim$}}{y}}\vphantom{y}} = 0$</w:t>
+      </w:r>
+      <w:r>
+        <w:t xml:space="preserve"> </w:t>
+      </w:r>
+      <w:r>
+        <w:t xml:space="preserve">(</w:t>
+      </w:r>
+      <w:hyperlink w:anchor="def-cosine-similarity">
+        <w:r>
+          <w:rPr>
+            <w:rStyle w:val="Hyperlink"/>
+          </w:rPr>
+          <w:t xml:space="preserve">Definition 7</w:t>
+        </w:r>
+      </w:hyperlink>
+      <w:r>
+        <w:t xml:space="preserve">),</w:t>
+      </w:r>
+      <w:r>
+        <w:t xml:space="preserve"> </w:t>
+      </w:r>
+      <w:r>
+        <w:t xml:space="preserve">so</w:t>
+      </w:r>
+      <w:r>
+        <w:t xml:space="preserve"> </w:t>
+      </w:r>
       <m:oMath>
         <m:r>
           <m:rPr>
@@ -12853,85 +13150,99 @@
         <w:t xml:space="preserve">$\mathord{\smash[b]{\underset{\raise.3ex\hbox{$\scriptstyle\sim$}}{x}}\vphantom{x}} \cdot \mathord{\smash[b]{\underset{\raise.3ex\hbox{$\scriptstyle\sim$}}{y}}\vphantom{y}} = 0$</w:t>
       </w:r>
       <w:r>
+        <w:t xml:space="preserve"> </w:t>
+      </w:r>
+      <w:r>
+        <w:t xml:space="preserve">(</w:t>
+      </w:r>
+      <w:hyperlink w:anchor="rem-angle-well-defined">
+        <w:r>
+          <w:rPr>
+            <w:rStyle w:val="Hyperlink"/>
+          </w:rPr>
+          <w:t xml:space="preserve">Remark 4</w:t>
+        </w:r>
+      </w:hyperlink>
+      <w:r>
+        <w:t xml:space="preserve">).</w:t>
+      </w:r>
+      <w:r>
+        <w:t xml:space="preserve"> </w:t>
+      </w:r>
+      <w:r>
+        <w:t xml:space="preserve">On</w:t>
+      </w:r>
+      <w:r>
+        <w:t xml:space="preserve"> </w:t>
+      </w:r>
+      <m:oMath>
+        <m:r>
+          <m:rPr>
+            <m:sty m:val="p"/>
+          </m:rPr>
+          <m:t>[</m:t>
+        </m:r>
+        <m:r>
+          <m:t>0</m:t>
+        </m:r>
+        <m:r>
+          <m:rPr>
+            <m:sty m:val="p"/>
+          </m:rPr>
+          <m:t>,</m:t>
+        </m:r>
+        <m:r>
+          <m:t>π</m:t>
+        </m:r>
+        <m:r>
+          <m:rPr>
+            <m:sty m:val="p"/>
+          </m:rPr>
+          <m:t>]</m:t>
+        </m:r>
+      </m:oMath>
+      <w:r>
+        <w:t xml:space="preserve">,</w:t>
+      </w:r>
+      <w:r>
+        <w:t xml:space="preserve"> </w:t>
+      </w:r>
+      <m:oMath>
+        <m:r>
+          <m:rPr>
+            <m:sty m:val="p"/>
+          </m:rPr>
+          <m:t>cos</m:t>
+        </m:r>
+      </m:oMath>
+      <w:r>
+        <w:t xml:space="preserve"> </w:t>
+      </w:r>
+      <w:r>
+        <w:t xml:space="preserve">vanishes only at</w:t>
+      </w:r>
+      <w:r>
+        <w:t xml:space="preserve"> </w:t>
+      </w:r>
+      <m:oMath>
+        <m:r>
+          <m:t>π</m:t>
+        </m:r>
+        <m:r>
+          <m:rPr>
+            <m:sty m:val="p"/>
+          </m:rPr>
+          <m:t>/</m:t>
+        </m:r>
+        <m:r>
+          <m:t>2</m:t>
+        </m:r>
+      </m:oMath>
+      <w:r>
         <w:t xml:space="preserve">.</w:t>
       </w:r>
-      <w:r>
-        <w:t xml:space="preserve"> </w:t>
-      </w:r>
-      <w:r>
-        <w:t xml:space="preserve">On</w:t>
-      </w:r>
-      <w:r>
-        <w:t xml:space="preserve"> </w:t>
-      </w:r>
-      <m:oMath>
-        <m:r>
-          <m:rPr>
-            <m:sty m:val="p"/>
-          </m:rPr>
-          <m:t>[</m:t>
-        </m:r>
-        <m:r>
-          <m:t>0</m:t>
-        </m:r>
-        <m:r>
-          <m:rPr>
-            <m:sty m:val="p"/>
-          </m:rPr>
-          <m:t>,</m:t>
-        </m:r>
-        <m:r>
-          <m:t>π</m:t>
-        </m:r>
-        <m:r>
-          <m:rPr>
-            <m:sty m:val="p"/>
-          </m:rPr>
-          <m:t>]</m:t>
-        </m:r>
-      </m:oMath>
-      <w:r>
-        <w:t xml:space="preserve">,</w:t>
-      </w:r>
-      <w:r>
-        <w:t xml:space="preserve"> </w:t>
-      </w:r>
-      <m:oMath>
-        <m:r>
-          <m:rPr>
-            <m:sty m:val="p"/>
-          </m:rPr>
-          <m:t>cos</m:t>
-        </m:r>
-      </m:oMath>
-      <w:r>
-        <w:t xml:space="preserve"> </w:t>
-      </w:r>
-      <w:r>
-        <w:t xml:space="preserve">vanishes only at</w:t>
-      </w:r>
-      <w:r>
-        <w:t xml:space="preserve"> </w:t>
-      </w:r>
-      <m:oMath>
-        <m:r>
-          <m:t>π</m:t>
-        </m:r>
-        <m:r>
-          <m:rPr>
-            <m:sty m:val="p"/>
-          </m:rPr>
-          <m:t>/</m:t>
-        </m:r>
-        <m:r>
-          <m:t>2</m:t>
-        </m:r>
-      </m:oMath>
-      <w:r>
-        <w:t xml:space="preserve">.</w:t>
-      </w:r>
-    </w:p>
-    <w:bookmarkStart w:id="55" w:name="exm-angle"/>
+    </w:p>
+    <w:bookmarkStart w:id="58" w:name="exm-angle"/>
     <w:p>
       <w:pPr>
         <w:pStyle w:val="BodyText"/>
@@ -12941,7 +13252,7 @@
           <w:b/>
           <w:bCs/>
         </w:rPr>
-        <w:t xml:space="preserve">Example 13 (Some angles in the plane)</w:t>
+        <w:t xml:space="preserve">Example 14 (Some angles in the plane)</w:t>
       </w:r>
       <w:r>
         <w:t xml:space="preserve"> </w:t>
@@ -12954,7 +13265,7 @@
       <w:pPr>
         <w:numPr>
           <w:ilvl w:val="0"/>
-          <w:numId w:val="1016"/>
+          <w:numId w:val="1017"/>
         </w:numPr>
       </w:pPr>
       <m:oMath>
@@ -13110,7 +13421,7 @@
       <w:pPr>
         <w:numPr>
           <w:ilvl w:val="0"/>
-          <w:numId w:val="1016"/>
+          <w:numId w:val="1017"/>
         </w:numPr>
       </w:pPr>
       <m:oMath>
@@ -13334,7 +13645,7 @@
       <w:pPr>
         <w:numPr>
           <w:ilvl w:val="0"/>
-          <w:numId w:val="1016"/>
+          <w:numId w:val="1017"/>
         </w:numPr>
       </w:pPr>
       <m:oMath>
@@ -13533,196 +13844,35 @@
       <w:pPr>
         <w:numPr>
           <w:ilvl w:val="0"/>
-          <w:numId w:val="1016"/>
-        </w:numPr>
-      </w:pPr>
-      <m:oMath>
-        <m:r>
-          <m:rPr>
-            <m:sty m:val="p"/>
-          </m:rPr>
-          <m:t>(</m:t>
-        </m:r>
-        <m:r>
-          <m:t>1</m:t>
-        </m:r>
-        <m:r>
-          <m:rPr>
-            <m:sty m:val="p"/>
-          </m:rPr>
-          <m:t>,</m:t>
-        </m:r>
-        <m:r>
-          <m:t>0</m:t>
-        </m:r>
-        <m:r>
-          <m:rPr>
-            <m:sty m:val="p"/>
-          </m:rPr>
-          <m:t>)</m:t>
-        </m:r>
-      </m:oMath>
-      <w:r>
-        <w:t xml:space="preserve"> </w:t>
-      </w:r>
-      <w:r>
-        <w:t xml:space="preserve">and</w:t>
-      </w:r>
-      <w:r>
-        <w:t xml:space="preserve"> </w:t>
-      </w:r>
-      <w:r>
-        <w:t xml:space="preserve">$\mathord{\smash[b]{\underset{\raise.3ex\hbox{$\scriptstyle\sim$}}{0}}\vphantom{0}}$</w:t>
-      </w:r>
-      <w:r>
-        <w:t xml:space="preserve">: there is no angle,</w:t>
-      </w:r>
-      <w:r>
-        <w:t xml:space="preserve"> </w:t>
-      </w:r>
-      <w:r>
-        <w:t xml:space="preserve">because the ratio would divide by</w:t>
-      </w:r>
-      <w:r>
-        <w:t xml:space="preserve"> </w:t>
-      </w:r>
-      <w:r>
-        <w:t xml:space="preserve">$\mathopen{}\left\lVert\mathord{\smash[b]{\underset{\raise.3ex\hbox{$\scriptstyle\sim$}}{0}}\vphantom{0}}\right\rVert\mathclose{} = 0$</w:t>
-      </w:r>
-      <w:r>
-        <w:t xml:space="preserve">.</w:t>
-      </w:r>
-    </w:p>
-    <w:bookmarkEnd w:id="55"/>
-    <w:bookmarkStart w:id="56" w:name="def-cosine-similarity"/>
-    <w:p>
-      <w:pPr>
-        <w:pStyle w:val="FirstParagraph"/>
-      </w:pPr>
-      <w:r>
-        <w:rPr>
-          <w:b/>
-          <w:bCs/>
-        </w:rPr>
-        <w:t xml:space="preserve">Definition 8 (Cosine similarity)</w:t>
-      </w:r>
-      <w:r>
-        <w:t xml:space="preserve"> </w:t>
-      </w:r>
-      <w:r>
-        <w:t xml:space="preserve">The</w:t>
-      </w:r>
-      <w:r>
-        <w:t xml:space="preserve"> </w:t>
-      </w:r>
-      <w:r>
-        <w:rPr>
-          <w:b/>
-          <w:bCs/>
-        </w:rPr>
-        <w:t xml:space="preserve">cosine similarity</w:t>
-      </w:r>
-      <w:r>
-        <w:t xml:space="preserve"> </w:t>
-      </w:r>
-      <w:r>
-        <w:t xml:space="preserve">[11]</w:t>
-      </w:r>
-      <w:r>
-        <w:t xml:space="preserve"> </w:t>
-      </w:r>
-      <w:r>
-        <w:t xml:space="preserve">between two nonzero vectors</w:t>
-      </w:r>
-      <w:r>
-        <w:t xml:space="preserve"> </w:t>
-      </w:r>
-      <w:r>
-        <w:t xml:space="preserve">$\mathord{\smash[b]{\underset{\raise.3ex\hbox{$\scriptstyle\sim$}}{x}}\vphantom{x}}, \mathord{\smash[b]{\underset{\raise.3ex\hbox{$\scriptstyle\sim$}}{y}}\vphantom{y}}\in \mathbb{R}^p$</w:t>
-      </w:r>
-      <w:r>
-        <w:t xml:space="preserve"> </w:t>
-      </w:r>
-      <w:r>
-        <w:t xml:space="preserve">is</w:t>
-      </w:r>
-      <w:r>
-        <w:t xml:space="preserve"> </w:t>
-      </w:r>
-      <w:r>
-        <w:t xml:space="preserve">their dot product divided by the product of their lengths:</w:t>
-      </w:r>
-    </w:p>
-    <w:p>
-      <w:pPr>
-        <w:pStyle w:val="BodyText"/>
-      </w:pPr>
-      <w:r>
-        <w:t xml:space="preserve">$$
-    \operatorname{cossim}(\mathord{\smash[b]{\underset{\raise.3ex\hbox{$\scriptstyle\sim$}}{x}}\vphantom{x}}, \mathord{\smash[b]{\underset{\raise.3ex\hbox{$\scriptstyle\sim$}}{y}}\vphantom{y}}) \stackrel{\text{def}}{=}\frac{\mathord{\smash[b]{\underset{\raise.3ex\hbox{$\scriptstyle\sim$}}{x}}\vphantom{x}}\cdot \mathord{\smash[b]{\underset{\raise.3ex\hbox{$\scriptstyle\sim$}}{y}}\vphantom{y}}}{\mathopen{}\left\lVert\mathord{\smash[b]{\underset{\raise.3ex\hbox{$\scriptstyle\sim$}}{x}}\vphantom{x}}\right\rVert\mathclose{}\,\mathopen{}\left\lVert\mathord{\smash[b]{\underset{\raise.3ex\hbox{$\scriptstyle\sim$}}{y}}\vphantom{y}}\right\rVert\mathclose{}}.
-    $$</w:t>
-      </w:r>
-    </w:p>
-    <w:bookmarkEnd w:id="56"/>
-    <w:bookmarkStart w:id="57" w:name="exm-cosine-similarity"/>
-    <w:p>
-      <w:pPr>
-        <w:pStyle w:val="FirstParagraph"/>
-      </w:pPr>
-      <w:r>
-        <w:rPr>
-          <w:b/>
-          <w:bCs/>
-        </w:rPr>
-        <w:t xml:space="preserve">Example 14 (Cosine similarity of parallel, orthogonal, and arbitrary vectors)</w:t>
-      </w:r>
-      <w:r>
-        <w:t xml:space="preserve"> </w:t>
-      </w:r>
-      <w:r>
-        <w:t xml:space="preserve">For vectors in</w:t>
-      </w:r>
-      <w:r>
-        <w:t xml:space="preserve"> </w:t>
-      </w:r>
-      <m:oMath>
-        <m:sSup>
-          <m:e>
-            <m:r>
-              <m:rPr>
-                <m:scr m:val="double-struck"/>
-                <m:sty m:val="p"/>
-              </m:rPr>
-              <m:t>R</m:t>
-            </m:r>
-          </m:e>
-          <m:sup>
-            <m:r>
-              <m:t>2</m:t>
-            </m:r>
-          </m:sup>
-        </m:sSup>
-      </m:oMath>
-      <w:r>
-        <w:t xml:space="preserve">:</w:t>
-      </w:r>
-    </w:p>
-    <w:p>
-      <w:pPr>
-        <w:numPr>
-          <w:ilvl w:val="0"/>
           <w:numId w:val="1017"/>
         </w:numPr>
       </w:pPr>
-      <w:r>
-        <w:t xml:space="preserve">Parallel vectors</w:t>
-      </w:r>
-      <w:r>
-        <w:t xml:space="preserve"> </w:t>
-      </w:r>
-      <w:r>
-        <w:t xml:space="preserve">$\mathord{\smash[b]{\underset{\raise.3ex\hbox{$\scriptstyle\sim$}}{x}}\vphantom{x}}= (1, 2)$</w:t>
-      </w:r>
+      <m:oMath>
+        <m:r>
+          <m:rPr>
+            <m:sty m:val="p"/>
+          </m:rPr>
+          <m:t>(</m:t>
+        </m:r>
+        <m:r>
+          <m:t>1</m:t>
+        </m:r>
+        <m:r>
+          <m:rPr>
+            <m:sty m:val="p"/>
+          </m:rPr>
+          <m:t>,</m:t>
+        </m:r>
+        <m:r>
+          <m:t>0</m:t>
+        </m:r>
+        <m:r>
+          <m:rPr>
+            <m:sty m:val="p"/>
+          </m:rPr>
+          <m:t>)</m:t>
+        </m:r>
+      </m:oMath>
       <w:r>
         <w:t xml:space="preserve"> </w:t>
       </w:r>
@@ -13733,279 +13883,118 @@
         <w:t xml:space="preserve"> </w:t>
       </w:r>
       <w:r>
-        <w:t xml:space="preserve">$\mathord{\smash[b]{\underset{\raise.3ex\hbox{$\scriptstyle\sim$}}{y}}\vphantom{y}}= (2, 4)$</w:t>
-      </w:r>
-      <w:r>
-        <w:t xml:space="preserve">:</w:t>
-      </w:r>
-    </w:p>
-    <w:p>
-      <w:pPr>
-        <w:pStyle w:val="BodyText"/>
-      </w:pPr>
-      <w:r>
-        <w:t xml:space="preserve">$$
-    \begin{aligned}
-    \operatorname{cossim}(\mathord{\smash[b]{\underset{\raise.3ex\hbox{$\scriptstyle\sim$}}{x}}\vphantom{x}}, \mathord{\smash[b]{\underset{\raise.3ex\hbox{$\scriptstyle\sim$}}{y}}\vphantom{y}}) &amp;= \frac{2 + 8}{\sqrt{5}\,\sqrt{20}} \\
-    &amp;= \frac{10}{10} \\
-    &amp;= 1.
-    \end{aligned}
-    $$</w:t>
-      </w:r>
-    </w:p>
-    <w:p>
-      <w:pPr>
-        <w:numPr>
-          <w:ilvl w:val="0"/>
-          <w:numId w:val="1017"/>
-        </w:numPr>
-      </w:pPr>
-      <w:r>
-        <w:t xml:space="preserve">Orthogonal vectors</w:t>
-      </w:r>
-      <w:r>
-        <w:t xml:space="preserve"> </w:t>
-      </w:r>
-      <w:r>
-        <w:t xml:space="preserve">$\mathord{\smash[b]{\underset{\raise.3ex\hbox{$\scriptstyle\sim$}}{x}}\vphantom{x}}= (1, 2)$</w:t>
-      </w:r>
-      <w:r>
-        <w:t xml:space="preserve"> </w:t>
-      </w:r>
-      <w:r>
-        <w:t xml:space="preserve">and</w:t>
-      </w:r>
-      <w:r>
-        <w:t xml:space="preserve"> </w:t>
-      </w:r>
-      <w:r>
-        <w:t xml:space="preserve">$\mathord{\smash[b]{\underset{\raise.3ex\hbox{$\scriptstyle\sim$}}{y}}\vphantom{y}}= (-2, 1)$</w:t>
-      </w:r>
-      <w:r>
-        <w:t xml:space="preserve">:</w:t>
-      </w:r>
-    </w:p>
-    <w:p>
-      <w:pPr>
-        <w:pStyle w:val="BodyText"/>
-      </w:pPr>
-      <w:r>
-        <w:t xml:space="preserve">$$
-    \begin{aligned}
-    \operatorname{cossim}(\mathord{\smash[b]{\underset{\raise.3ex\hbox{$\scriptstyle\sim$}}{x}}\vphantom{x}}, \mathord{\smash[b]{\underset{\raise.3ex\hbox{$\scriptstyle\sim$}}{y}}\vphantom{y}}) &amp;= \frac{-2 + 2}{\sqrt{5}\,\sqrt{5}} \\
-    &amp;= \frac{0}{5} \\
-    &amp;= 0.
-    \end{aligned}
-    $$</w:t>
-      </w:r>
-    </w:p>
-    <w:p>
-      <w:pPr>
-        <w:numPr>
-          <w:ilvl w:val="0"/>
-          <w:numId w:val="1017"/>
-        </w:numPr>
-      </w:pPr>
-      <w:r>
-        <w:t xml:space="preserve">Arbitrary vectors</w:t>
-      </w:r>
-      <w:r>
-        <w:t xml:space="preserve"> </w:t>
-      </w:r>
-      <w:r>
-        <w:t xml:space="preserve">$\mathord{\smash[b]{\underset{\raise.3ex\hbox{$\scriptstyle\sim$}}{x}}\vphantom{x}}= (1, 0)$</w:t>
-      </w:r>
-      <w:r>
-        <w:t xml:space="preserve"> </w:t>
-      </w:r>
-      <w:r>
-        <w:t xml:space="preserve">and</w:t>
-      </w:r>
-      <w:r>
-        <w:t xml:space="preserve"> </w:t>
-      </w:r>
-      <w:r>
-        <w:t xml:space="preserve">$\mathord{\smash[b]{\underset{\raise.3ex\hbox{$\scriptstyle\sim$}}{y}}\vphantom{y}}= (1, 1)$</w:t>
-      </w:r>
-      <w:r>
-        <w:t xml:space="preserve">:</w:t>
-      </w:r>
-    </w:p>
-    <w:p>
-      <w:pPr>
-        <w:pStyle w:val="BodyText"/>
-      </w:pPr>
-      <w:r>
-        <w:t xml:space="preserve">$$
-    \begin{aligned}
-    \operatorname{cossim}(\mathord{\smash[b]{\underset{\raise.3ex\hbox{$\scriptstyle\sim$}}{x}}\vphantom{x}}, \mathord{\smash[b]{\underset{\raise.3ex\hbox{$\scriptstyle\sim$}}{y}}\vphantom{y}}) &amp;= \frac{1 \cdot 1 + 0 \cdot 1}{1 \cdot\sqrt{2}} \\
-    &amp;= \frac{1}{\sqrt{2}}.
-    \end{aligned}
-    $$</w:t>
-      </w:r>
-    </w:p>
+        <w:t xml:space="preserve">$\mathord{\smash[b]{\underset{\raise.3ex\hbox{$\scriptstyle\sim$}}{0}}\vphantom{0}}$</w:t>
+      </w:r>
+      <w:r>
+        <w:t xml:space="preserve">: there is no angle,</w:t>
+      </w:r>
+      <w:r>
+        <w:t xml:space="preserve"> </w:t>
+      </w:r>
+      <w:r>
+        <w:t xml:space="preserve">because the ratio would divide by</w:t>
+      </w:r>
+      <w:r>
+        <w:t xml:space="preserve"> </w:t>
+      </w:r>
+      <w:r>
+        <w:t xml:space="preserve">$\mathopen{}\left\lVert\mathord{\smash[b]{\underset{\raise.3ex\hbox{$\scriptstyle\sim$}}{0}}\vphantom{0}}\right\rVert\mathclose{} = 0$</w:t>
+      </w:r>
+      <w:r>
+        <w:t xml:space="preserve">.</w:t>
+      </w:r>
+    </w:p>
+    <w:bookmarkEnd w:id="58"/>
+    <w:bookmarkStart w:id="61" w:name="rem-angle-unit-circle-angle"/>
     <w:p>
       <w:pPr>
         <w:pStyle w:val="FirstParagraph"/>
       </w:pPr>
       <w:r>
-        <w:t xml:space="preserve">When both vectors have unit Euclidean norm (</w:t>
-      </w:r>
-      <w:r>
-        <w:t xml:space="preserve">$\mathopen{}\left\lVert\mathord{\smash[b]{\underset{\raise.3ex\hbox{$\scriptstyle\sim$}}{x}}\vphantom{x}}\right\rVert\mathclose{} = 1$</w:t>
-      </w:r>
-      <w:r>
-        <w:t xml:space="preserve"> </w:t>
-      </w:r>
-      <w:r>
-        <w:t xml:space="preserve">and</w:t>
-      </w:r>
-      <w:r>
-        <w:t xml:space="preserve"> </w:t>
-      </w:r>
-      <w:r>
-        <w:t xml:space="preserve">$\mathopen{}\left\lVert\mathord{\smash[b]{\underset{\raise.3ex\hbox{$\scriptstyle\sim$}}{y}}\vphantom{y}}\right\rVert\mathclose{} = 1$</w:t>
-      </w:r>
-      <w:r>
-        <w:t xml:space="preserve">),</w:t>
-      </w:r>
-      <w:r>
-        <w:t xml:space="preserve"> </w:t>
-      </w:r>
-      <w:r>
-        <w:t xml:space="preserve">cosine similarity equals their inner product:</w:t>
-      </w:r>
-      <w:r>
-        <w:t xml:space="preserve"> </w:t>
-      </w:r>
-      <w:r>
-        <w:t xml:space="preserve">$\operatorname{cossim}(\mathord{\smash[b]{\underset{\raise.3ex\hbox{$\scriptstyle\sim$}}{x}}\vphantom{x}}, \mathord{\smash[b]{\underset{\raise.3ex\hbox{$\scriptstyle\sim$}}{y}}\vphantom{y}}) = \mathopen{}\left\langle \mathord{\smash[b]{\underset{\raise.3ex\hbox{$\scriptstyle\sim$}}{x}}\vphantom{x}}, \mathord{\smash[b]{\underset{\raise.3ex\hbox{$\scriptstyle\sim$}}{y}}\vphantom{y}}\right\rangle\mathclose{}$</w:t>
-      </w:r>
-      <w:r>
-        <w:t xml:space="preserve">.</w:t>
-      </w:r>
-    </w:p>
-    <w:bookmarkEnd w:id="57"/>
-    <w:bookmarkStart w:id="58" w:name="cor-cosine-similarity-angle"/>
-    <w:p>
-      <w:pPr>
-        <w:pStyle w:val="BodyText"/>
-      </w:pPr>
-      <w:r>
-        <w:rPr>
-          <w:b/>
-          <w:bCs/>
-        </w:rPr>
-        <w:t xml:space="preserve">Corollary 2 (Cosine similarity is the cosine of the angle)</w:t>
-      </w:r>
-      <w:r>
-        <w:t xml:space="preserve"> </w:t>
-      </w:r>
-      <w:r>
-        <w:t xml:space="preserve">For nonzero vectors</w:t>
-      </w:r>
-      <w:r>
-        <w:t xml:space="preserve"> </w:t>
-      </w:r>
-      <w:r>
-        <w:t xml:space="preserve">$\mathord{\smash[b]{\underset{\raise.3ex\hbox{$\scriptstyle\sim$}}{x}}\vphantom{x}}, \mathord{\smash[b]{\underset{\raise.3ex\hbox{$\scriptstyle\sim$}}{y}}\vphantom{y}}\in \mathbb{R}^p$</w:t>
-      </w:r>
-      <w:r>
-        <w:t xml:space="preserve"> </w:t>
-      </w:r>
-      <w:r>
-        <w:t xml:space="preserve">with angle</w:t>
-      </w:r>
-      <w:r>
-        <w:t xml:space="preserve"> </w:t>
-      </w:r>
-      <m:oMath>
-        <m:r>
-          <m:t>θ</m:t>
-        </m:r>
-      </m:oMath>
-      <w:r>
-        <w:t xml:space="preserve"> </w:t>
-      </w:r>
-      <w:r>
-        <w:t xml:space="preserve">between them (</w:t>
+        <w:rPr>
+          <w:i/>
+          <w:iCs/>
+        </w:rPr>
+        <w:t xml:space="preserve">Remark 5</w:t>
+      </w:r>
+      <w:r>
+        <w:t xml:space="preserve"> (How the two angles relate). </w:t>
+      </w:r>
+      <w:r>
+        <w:t xml:space="preserve">For nonzero vectors in the plane,</w:t>
+      </w:r>
+      <w:r>
+        <w:t xml:space="preserve"> </w:t>
+      </w:r>
+      <w:r>
+        <w:t xml:space="preserve">$\mathord{\smash[b]{\underset{\raise.3ex\hbox{$\scriptstyle\sim$}}{x}}\vphantom{x}}, \mathord{\smash[b]{\underset{\raise.3ex\hbox{$\scriptstyle\sim$}}{y}}\vphantom{y}}$</w:t>
+      </w:r>
+      <w:r>
+        <w:t xml:space="preserve">,</w:t>
+      </w:r>
+      <w:r>
+        <w:t xml:space="preserve"> </w:t>
+      </w:r>
+      <w:r>
+        <w:t xml:space="preserve">the</w:t>
+      </w:r>
+      <w:r>
+        <w:t xml:space="preserve"> </w:t>
       </w:r>
       <w:hyperlink w:anchor="def-angle">
         <w:r>
           <w:rPr>
             <w:rStyle w:val="Hyperlink"/>
           </w:rPr>
-          <w:t xml:space="preserve">Definition 7</w:t>
+          <w:t xml:space="preserve">angle between the vectors</w:t>
         </w:r>
       </w:hyperlink>
       <w:r>
-        <w:t xml:space="preserve">),</w:t>
-      </w:r>
-    </w:p>
-    <w:p>
-      <w:pPr>
-        <w:pStyle w:val="BodyText"/>
-      </w:pPr>
-      <w:r>
-        <w:t xml:space="preserve">$$
-    \operatorname{cossim}(\mathord{\smash[b]{\underset{\raise.3ex\hbox{$\scriptstyle\sim$}}{x}}\vphantom{x}}, \mathord{\smash[b]{\underset{\raise.3ex\hbox{$\scriptstyle\sim$}}{y}}\vphantom{y}}) = \cos\theta.
-    $$</w:t>
-      </w:r>
-    </w:p>
-    <w:bookmarkEnd w:id="58"/>
-    <w:p>
-      <w:pPr>
-        <w:pStyle w:val="FirstParagraph"/>
-      </w:pPr>
-      <w:r>
-        <w:rPr>
-          <w:i/>
-          <w:iCs/>
-        </w:rPr>
-        <w:t xml:space="preserve">Proof</w:t>
-      </w:r>
-      <w:r>
-        <w:t xml:space="preserve">. </w:t>
-      </w:r>
-      <w:r>
-        <w:t xml:space="preserve">The ratio that</w:t>
-      </w:r>
-      <w:r>
-        <w:t xml:space="preserve"> </w:t>
-      </w:r>
-      <w:hyperlink w:anchor="def-angle">
+        <w:t xml:space="preserve"> </w:t>
+      </w:r>
+      <w:r>
+        <w:t xml:space="preserve">is the</w:t>
+      </w:r>
+      <w:r>
+        <w:t xml:space="preserve"> </w:t>
+      </w:r>
+      <w:hyperlink r:id="rId59">
         <w:r>
           <w:rPr>
             <w:rStyle w:val="Hyperlink"/>
           </w:rPr>
-          <w:t xml:space="preserve">Definition 7</w:t>
+          <w:t xml:space="preserve">angle on the unit circle</w:t>
         </w:r>
       </w:hyperlink>
       <w:r>
         <w:t xml:space="preserve"> </w:t>
       </w:r>
       <w:r>
-        <w:t xml:space="preserve">sets equal to</w:t>
-      </w:r>
-      <w:r>
-        <w:t xml:space="preserve"> </w:t>
-      </w:r>
-      <m:oMath>
-        <m:r>
-          <m:rPr>
-            <m:sty m:val="p"/>
-          </m:rPr>
-          <m:t>cos</m:t>
-        </m:r>
-        <m:r>
-          <m:t>θ</m:t>
-        </m:r>
-      </m:oMath>
-      <w:r>
-        <w:t xml:space="preserve"> </w:t>
-      </w:r>
-      <w:r>
-        <w:t xml:space="preserve">is the ratio that</w:t>
+        <w:t xml:space="preserve">between the points</w:t>
+      </w:r>
+      <w:r>
+        <w:t xml:space="preserve"> </w:t>
+      </w:r>
+      <w:r>
+        <w:t xml:space="preserve">$\mathord{\smash[b]{\underset{\raise.3ex\hbox{$\scriptstyle\sim$}}{x}}\vphantom{x}} / \mathopen{}\left\lVert\mathord{\smash[b]{\underset{\raise.3ex\hbox{$\scriptstyle\sim$}}{x}}\vphantom{x}}\right\rVert\mathclose{}$</w:t>
+      </w:r>
+      <w:r>
+        <w:t xml:space="preserve">,</w:t>
+      </w:r>
+      <w:r>
+        <w:t xml:space="preserve"> </w:t>
+      </w:r>
+      <w:r>
+        <w:t xml:space="preserve">$\mathord{\smash[b]{\underset{\raise.3ex\hbox{$\scriptstyle\sim$}}{y}}\vphantom{y}} / \mathopen{}\left\lVert\mathord{\smash[b]{\underset{\raise.3ex\hbox{$\scriptstyle\sim$}}{y}}\vphantom{y}}\right\rVert\mathclose{}$</w:t>
+      </w:r>
+      <w:r>
+        <w:t xml:space="preserve">.</w:t>
+      </w:r>
+      <w:r>
+        <w:t xml:space="preserve"> </w:t>
+      </w:r>
+      <w:r>
+        <w:t xml:space="preserve">The</w:t>
       </w:r>
       <w:r>
         <w:t xml:space="preserve"> </w:t>
@@ -14015,26 +14004,241 @@
           <w:rPr>
             <w:rStyle w:val="Hyperlink"/>
           </w:rPr>
-          <w:t xml:space="preserve">Definition 8</w:t>
+          <w:t xml:space="preserve">cosine similarity</w:t>
         </w:r>
       </w:hyperlink>
       <w:r>
         <w:t xml:space="preserve"> </w:t>
       </w:r>
       <w:r>
-        <w:t xml:space="preserve">defines as</w:t>
-      </w:r>
-      <w:r>
-        <w:t xml:space="preserve"> </w:t>
-      </w:r>
-      <w:r>
-        <w:t xml:space="preserve">$\operatorname{cossim}(\mathord{\smash[b]{\underset{\raise.3ex\hbox{$\scriptstyle\sim$}}{x}}\vphantom{x}}, \mathord{\smash[b]{\underset{\raise.3ex\hbox{$\scriptstyle\sim$}}{y}}\vphantom{y}})$</w:t>
-      </w:r>
+        <w:t xml:space="preserve">of the vectors</w:t>
+      </w:r>
+      <w:r>
+        <w:t xml:space="preserve"> </w:t>
+      </w:r>
+      <w:r>
+        <w:t xml:space="preserve">is the</w:t>
+      </w:r>
+      <w:r>
+        <w:t xml:space="preserve"> </w:t>
+      </w:r>
+      <w:hyperlink r:id="rId60">
+        <w:r>
+          <w:rPr>
+            <w:rStyle w:val="Hyperlink"/>
+          </w:rPr>
+          <w:t xml:space="preserve">dot product</w:t>
+        </w:r>
+      </w:hyperlink>
+      <w:r>
+        <w:t xml:space="preserve"> </w:t>
+      </w:r>
+      <w:r>
+        <w:t xml:space="preserve">of these points.</w:t>
+      </w:r>
+      <w:r>
+        <w:t xml:space="preserve"> </w:t>
+      </w:r>
+      <w:r>
+        <w:t xml:space="preserve">Rotating the plane puts the first point at</w:t>
+      </w:r>
+      <w:r>
+        <w:t xml:space="preserve"> </w:t>
+      </w:r>
+      <m:oMath>
+        <m:r>
+          <m:rPr>
+            <m:sty m:val="p"/>
+          </m:rPr>
+          <m:t>(</m:t>
+        </m:r>
+        <m:r>
+          <m:t>1</m:t>
+        </m:r>
+        <m:r>
+          <m:rPr>
+            <m:sty m:val="p"/>
+          </m:rPr>
+          <m:t>,</m:t>
+        </m:r>
+        <m:r>
+          <m:t>0</m:t>
+        </m:r>
+        <m:r>
+          <m:rPr>
+            <m:sty m:val="p"/>
+          </m:rPr>
+          <m:t>)</m:t>
+        </m:r>
+      </m:oMath>
+      <w:r>
+        <w:t xml:space="preserve">,</w:t>
+      </w:r>
+      <w:r>
+        <w:t xml:space="preserve"> </w:t>
+      </w:r>
+      <w:r>
+        <w:t xml:space="preserve">with no change to the distance between the points along the circle or to their dot product.</w:t>
+      </w:r>
+      <w:r>
+        <w:t xml:space="preserve"> </w:t>
+      </w:r>
+      <w:r>
+        <w:t xml:space="preserve">For the angle on the unit circle,</w:t>
+      </w:r>
+      <w:r>
+        <w:t xml:space="preserve"> </w:t>
+      </w:r>
+      <m:oMath>
+        <m:r>
+          <m:t>θ</m:t>
+        </m:r>
+      </m:oMath>
+      <w:r>
+        <w:t xml:space="preserve">, the second point is then</w:t>
+      </w:r>
+      <w:r>
+        <w:t xml:space="preserve"> </w:t>
+      </w:r>
+      <m:oMath>
+        <m:r>
+          <m:rPr>
+            <m:sty m:val="p"/>
+          </m:rPr>
+          <m:t>(</m:t>
+        </m:r>
+        <m:r>
+          <m:rPr>
+            <m:sty m:val="p"/>
+          </m:rPr>
+          <m:t>cos</m:t>
+        </m:r>
+        <m:r>
+          <m:t>θ</m:t>
+        </m:r>
+        <m:r>
+          <m:rPr>
+            <m:sty m:val="p"/>
+          </m:rPr>
+          <m:t>,</m:t>
+        </m:r>
+        <m:r>
+          <m:rPr>
+            <m:sty m:val="p"/>
+          </m:rPr>
+          <m:t>±</m:t>
+        </m:r>
+        <m:r>
+          <m:rPr>
+            <m:sty m:val="p"/>
+          </m:rPr>
+          <m:t>sin</m:t>
+        </m:r>
+        <m:r>
+          <m:t>θ</m:t>
+        </m:r>
+        <m:r>
+          <m:rPr>
+            <m:sty m:val="p"/>
+          </m:rPr>
+          <m:t>)</m:t>
+        </m:r>
+      </m:oMath>
+      <w:r>
+        <w:t xml:space="preserve">,</w:t>
+      </w:r>
+      <w:r>
+        <w:t xml:space="preserve"> </w:t>
+      </w:r>
+      <w:r>
+        <w:t xml:space="preserve">so the dot product of the points is</w:t>
+      </w:r>
+      <w:r>
+        <w:t xml:space="preserve"> </w:t>
+      </w:r>
+      <m:oMath>
+        <m:r>
+          <m:rPr>
+            <m:sty m:val="p"/>
+          </m:rPr>
+          <m:t>cos</m:t>
+        </m:r>
+        <m:r>
+          <m:t>θ</m:t>
+        </m:r>
+      </m:oMath>
       <w:r>
         <w:t xml:space="preserve">.</w:t>
       </w:r>
-    </w:p>
-    <w:bookmarkStart w:id="59" w:name="X64c41f557e7f698c947bb0d906d626137043d1e"/>
+      <w:r>
+        <w:t xml:space="preserve"> </w:t>
+      </w:r>
+      <w:r>
+        <w:t xml:space="preserve">Applying</w:t>
+      </w:r>
+      <w:r>
+        <w:t xml:space="preserve"> </w:t>
+      </w:r>
+      <m:oMath>
+        <m:r>
+          <m:rPr>
+            <m:sty m:val="p"/>
+          </m:rPr>
+          <m:t>arccos</m:t>
+        </m:r>
+      </m:oMath>
+      <w:r>
+        <w:t xml:space="preserve"> </w:t>
+      </w:r>
+      <w:r>
+        <w:t xml:space="preserve">to it returns</w:t>
+      </w:r>
+      <w:r>
+        <w:t xml:space="preserve"> </w:t>
+      </w:r>
+      <m:oMath>
+        <m:r>
+          <m:t>θ</m:t>
+        </m:r>
+      </m:oMath>
+      <w:r>
+        <w:t xml:space="preserve">, which lies in</w:t>
+      </w:r>
+      <w:r>
+        <w:t xml:space="preserve"> </w:t>
+      </w:r>
+      <m:oMath>
+        <m:r>
+          <m:rPr>
+            <m:sty m:val="p"/>
+          </m:rPr>
+          <m:t>[</m:t>
+        </m:r>
+        <m:r>
+          <m:t>0</m:t>
+        </m:r>
+        <m:r>
+          <m:rPr>
+            <m:sty m:val="p"/>
+          </m:rPr>
+          <m:t>,</m:t>
+        </m:r>
+        <m:r>
+          <m:t>π</m:t>
+        </m:r>
+        <m:r>
+          <m:rPr>
+            <m:sty m:val="p"/>
+          </m:rPr>
+          <m:t>]</m:t>
+        </m:r>
+      </m:oMath>
+      <w:r>
+        <w:t xml:space="preserve">.</w:t>
+      </w:r>
+    </w:p>
+    <w:bookmarkEnd w:id="61"/>
+    <w:bookmarkStart w:id="62" w:name="X64c41f557e7f698c947bb0d906d626137043d1e"/>
     <w:p>
       <w:pPr>
         <w:pStyle w:val="BodyText"/>
@@ -14165,8 +14369,8 @@
     $$</w:t>
       </w:r>
     </w:p>
-    <w:bookmarkEnd w:id="59"/>
-    <w:bookmarkStart w:id="60" w:name="cor-cosine-similarity-unit-vectors"/>
+    <w:bookmarkEnd w:id="62"/>
+    <w:bookmarkStart w:id="63" w:name="cor-cosine-similarity-unit-vectors"/>
     <w:p>
       <w:pPr>
         <w:pStyle w:val="FirstParagraph"/>
@@ -14176,7 +14380,7 @@
           <w:b/>
           <w:bCs/>
         </w:rPr>
-        <w:t xml:space="preserve">Corollary 3 (Cosine similarity of unit vectors is their inner product)</w:t>
+        <w:t xml:space="preserve">Corollary 2 (Cosine similarity of unit vectors is their inner product)</w:t>
       </w:r>
       <w:r>
         <w:t xml:space="preserve"> </w:t>
@@ -14245,7 +14449,7 @@
     $$</w:t>
       </w:r>
     </w:p>
-    <w:bookmarkEnd w:id="60"/>
+    <w:bookmarkEnd w:id="63"/>
     <w:p>
       <w:pPr>
         <w:pStyle w:val="FirstParagraph"/>
@@ -14302,7 +14506,7 @@
     $$</w:t>
       </w:r>
     </w:p>
-    <w:bookmarkStart w:id="62" w:name="thm-pearson-cosine-centered"/>
+    <w:bookmarkStart w:id="65" w:name="thm-pearson-cosine-centered"/>
     <w:p>
       <w:pPr>
         <w:pStyle w:val="FirstParagraph"/>
@@ -14556,7 +14760,7 @@
       <w:r>
         <w:t xml:space="preserve"> </w:t>
       </w:r>
-      <w:hyperlink r:id="rId61">
+      <w:hyperlink r:id="rId64">
         <w:r>
           <w:rPr>
             <w:rStyle w:val="Hyperlink"/>
@@ -14650,7 +14854,7 @@
           <w:rPr>
             <w:rStyle w:val="Hyperlink"/>
           </w:rPr>
-          <w:t xml:space="preserve">Definition 8</w:t>
+          <w:t xml:space="preserve">Definition 7</w:t>
         </w:r>
       </w:hyperlink>
       <w:r>
@@ -14667,7 +14871,7 @@
     $$</w:t>
       </w:r>
     </w:p>
-    <w:bookmarkEnd w:id="62"/>
+    <w:bookmarkEnd w:id="65"/>
     <w:p>
       <w:pPr>
         <w:pStyle w:val="FirstParagraph"/>
@@ -14885,7 +15089,7 @@
         <w:t xml:space="preserve">.</w:t>
       </w:r>
     </w:p>
-    <w:bookmarkStart w:id="63" w:name="exm-pearson-cosine-centered"/>
+    <w:bookmarkStart w:id="66" w:name="exm-pearson-cosine-centered"/>
     <w:p>
       <w:pPr>
         <w:pStyle w:val="BodyText"/>
@@ -15095,9 +15299,508 @@
         <w:t xml:space="preserve">mostly because both vectors have positive entries and the same mean, not because they move together.</w:t>
       </w:r>
     </w:p>
-    <w:bookmarkEnd w:id="63"/>
-    <w:bookmarkEnd w:id="64"/>
-    <w:bookmarkStart w:id="96" w:name="sec-gram-schmidt"/>
+    <w:bookmarkEnd w:id="66"/>
+    <w:bookmarkStart w:id="67" w:name="cor-pearson-angle"/>
+    <w:p>
+      <w:pPr>
+        <w:pStyle w:val="BodyText"/>
+      </w:pPr>
+      <w:r>
+        <w:rPr>
+          <w:b/>
+          <w:bCs/>
+        </w:rPr>
+        <w:t xml:space="preserve">Corollary 3 (Pearson correlation is the cosine of the angle between the centered vectors)</w:t>
+      </w:r>
+      <w:r>
+        <w:t xml:space="preserve"> </w:t>
+      </w:r>
+      <w:r>
+        <w:t xml:space="preserve">For the two data vectors</w:t>
+      </w:r>
+      <w:r>
+        <w:t xml:space="preserve"> </w:t>
+      </w:r>
+      <w:r>
+        <w:t xml:space="preserve">$\mathord{\smash[b]{\underset{\raise.3ex\hbox{$\scriptstyle\sim$}}{x}}\vphantom{x}}, \mathord{\smash[b]{\underset{\raise.3ex\hbox{$\scriptstyle\sim$}}{y}}\vphantom{y}}\in \mathbb{R}^n$</w:t>
+      </w:r>
+      <w:r>
+        <w:t xml:space="preserve"> </w:t>
+      </w:r>
+      <w:r>
+        <w:t xml:space="preserve">of</w:t>
+      </w:r>
+      <w:r>
+        <w:t xml:space="preserve"> </w:t>
+      </w:r>
+      <w:hyperlink w:anchor="thm-pearson-cosine-centered">
+        <w:r>
+          <w:rPr>
+            <w:rStyle w:val="Hyperlink"/>
+          </w:rPr>
+          <w:t xml:space="preserve">Theorem 6</w:t>
+        </w:r>
+      </w:hyperlink>
+      <w:r>
+        <w:t xml:space="preserve">,</w:t>
+      </w:r>
+      <w:r>
+        <w:t xml:space="preserve"> </w:t>
+      </w:r>
+      <w:r>
+        <w:t xml:space="preserve">the centered vectors</w:t>
+      </w:r>
+      <w:r>
+        <w:t xml:space="preserve"> </w:t>
+      </w:r>
+      <w:r>
+        <w:t xml:space="preserve">${\mathord{\smash[b]{\underset{\raise.3ex\hbox{$\scriptstyle\sim$}}{x}}\vphantom{x}}}^{\mathrm{c}}$</w:t>
+      </w:r>
+      <w:r>
+        <w:t xml:space="preserve">,</w:t>
+      </w:r>
+      <w:r>
+        <w:t xml:space="preserve"> </w:t>
+      </w:r>
+      <w:r>
+        <w:t xml:space="preserve">${\mathord{\smash[b]{\underset{\raise.3ex\hbox{$\scriptstyle\sim$}}{y}}\vphantom{y}}}^{\mathrm{c}}$</w:t>
+      </w:r>
+      <w:r>
+        <w:t xml:space="preserve"> </w:t>
+      </w:r>
+      <w:r>
+        <w:t xml:space="preserve">are nonzero,</w:t>
+      </w:r>
+      <w:r>
+        <w:t xml:space="preserve"> </w:t>
+      </w:r>
+      <w:r>
+        <w:t xml:space="preserve">so they have an</w:t>
+      </w:r>
+      <w:r>
+        <w:t xml:space="preserve"> </w:t>
+      </w:r>
+      <w:hyperlink w:anchor="def-angle">
+        <w:r>
+          <w:rPr>
+            <w:rStyle w:val="Hyperlink"/>
+          </w:rPr>
+          <w:t xml:space="preserve">angle</w:t>
+        </w:r>
+      </w:hyperlink>
+      <w:r>
+        <w:t xml:space="preserve"> </w:t>
+      </w:r>
+      <m:oMath>
+        <m:r>
+          <m:t>θ</m:t>
+        </m:r>
+      </m:oMath>
+      <w:r>
+        <w:t xml:space="preserve">.</w:t>
+      </w:r>
+      <w:r>
+        <w:t xml:space="preserve"> </w:t>
+      </w:r>
+      <w:r>
+        <w:t xml:space="preserve">The</w:t>
+      </w:r>
+      <w:r>
+        <w:t xml:space="preserve"> </w:t>
+      </w:r>
+      <w:hyperlink r:id="rId64">
+        <w:r>
+          <w:rPr>
+            <w:rStyle w:val="Hyperlink"/>
+          </w:rPr>
+          <w:t xml:space="preserve">Pearson correlation coefficient</w:t>
+        </w:r>
+      </w:hyperlink>
+      <w:r>
+        <w:t xml:space="preserve"> </w:t>
+      </w:r>
+      <m:oMath>
+        <m:r>
+          <m:t>r</m:t>
+        </m:r>
+      </m:oMath>
+      <w:r>
+        <w:t xml:space="preserve"> </w:t>
+      </w:r>
+      <w:r>
+        <w:t xml:space="preserve">satisfies</w:t>
+      </w:r>
+    </w:p>
+    <w:p>
+      <w:pPr>
+        <w:pStyle w:val="BodyText"/>
+      </w:pPr>
+      <m:oMathPara>
+        <m:oMathParaPr>
+          <m:jc m:val="center"/>
+        </m:oMathParaPr>
+        <m:oMath>
+          <m:r>
+            <m:t>r</m:t>
+          </m:r>
+          <m:r>
+            <m:rPr>
+              <m:sty m:val="p"/>
+            </m:rPr>
+            <m:t>=</m:t>
+          </m:r>
+          <m:r>
+            <m:rPr>
+              <m:sty m:val="p"/>
+            </m:rPr>
+            <m:t>cos</m:t>
+          </m:r>
+          <m:r>
+            <m:t>θ</m:t>
+          </m:r>
+          <m:r>
+            <m:rPr>
+              <m:sty m:val="p"/>
+            </m:rPr>
+            <m:t>.</m:t>
+          </m:r>
+        </m:oMath>
+      </m:oMathPara>
+    </w:p>
+    <w:bookmarkEnd w:id="67"/>
+    <w:p>
+      <w:pPr>
+        <w:pStyle w:val="FirstParagraph"/>
+      </w:pPr>
+      <w:r>
+        <w:rPr>
+          <w:i/>
+          <w:iCs/>
+        </w:rPr>
+        <w:t xml:space="preserve">Proof</w:t>
+      </w:r>
+      <w:r>
+        <w:t xml:space="preserve">. </w:t>
+      </w:r>
+      <w:r>
+        <w:t xml:space="preserve">By</w:t>
+      </w:r>
+      <w:r>
+        <w:t xml:space="preserve"> </w:t>
+      </w:r>
+      <w:hyperlink w:anchor="thm-pearson-cosine-centered">
+        <w:r>
+          <w:rPr>
+            <w:rStyle w:val="Hyperlink"/>
+          </w:rPr>
+          <w:t xml:space="preserve">Theorem 6</w:t>
+        </w:r>
+      </w:hyperlink>
+      <w:r>
+        <w:t xml:space="preserve">,</w:t>
+      </w:r>
+      <w:r>
+        <w:t xml:space="preserve"> </w:t>
+      </w:r>
+      <w:r>
+        <w:t xml:space="preserve">$r = \operatorname{cossim}({\mathord{\smash[b]{\underset{\raise.3ex\hbox{$\scriptstyle\sim$}}{x}}\vphantom{x}}}^{\mathrm{c}}, {\mathord{\smash[b]{\underset{\raise.3ex\hbox{$\scriptstyle\sim$}}{y}}\vphantom{y}}}^{\mathrm{c}})$</w:t>
+      </w:r>
+      <w:r>
+        <w:t xml:space="preserve">.</w:t>
+      </w:r>
+      <w:r>
+        <w:t xml:space="preserve"> </w:t>
+      </w:r>
+      <w:r>
+        <w:t xml:space="preserve">By</w:t>
+      </w:r>
+      <w:r>
+        <w:t xml:space="preserve"> </w:t>
+      </w:r>
+      <w:hyperlink w:anchor="def-angle">
+        <w:r>
+          <w:rPr>
+            <w:rStyle w:val="Hyperlink"/>
+          </w:rPr>
+          <w:t xml:space="preserve">Definition 8</w:t>
+        </w:r>
+      </w:hyperlink>
+      <w:r>
+        <w:t xml:space="preserve">,</w:t>
+      </w:r>
+      <w:r>
+        <w:t xml:space="preserve"> </w:t>
+      </w:r>
+      <w:r>
+        <w:t xml:space="preserve">$\theta= \arccos\mathopen{}\left(\operatorname{cossim}({\mathord{\smash[b]{\underset{\raise.3ex\hbox{$\scriptstyle\sim$}}{x}}\vphantom{x}}}^{\mathrm{c}}, {\mathord{\smash[b]{\underset{\raise.3ex\hbox{$\scriptstyle\sim$}}{y}}\vphantom{y}}}^{\mathrm{c}})\right)\mathclose{}$</w:t>
+      </w:r>
+      <w:r>
+        <w:t xml:space="preserve">,</w:t>
+      </w:r>
+      <w:r>
+        <w:t xml:space="preserve"> </w:t>
+      </w:r>
+      <w:r>
+        <w:t xml:space="preserve">so</w:t>
+      </w:r>
+      <w:r>
+        <w:t xml:space="preserve"> </w:t>
+      </w:r>
+      <w:r>
+        <w:t xml:space="preserve">$\cos\theta= \operatorname{cossim}({\mathord{\smash[b]{\underset{\raise.3ex\hbox{$\scriptstyle\sim$}}{x}}\vphantom{x}}}^{\mathrm{c}}, {\mathord{\smash[b]{\underset{\raise.3ex\hbox{$\scriptstyle\sim$}}{y}}\vphantom{y}}}^{\mathrm{c}})$</w:t>
+      </w:r>
+      <w:r>
+        <w:t xml:space="preserve"> </w:t>
+      </w:r>
+      <w:r>
+        <w:t xml:space="preserve">(</w:t>
+      </w:r>
+      <w:hyperlink w:anchor="rem-angle-well-defined">
+        <w:r>
+          <w:rPr>
+            <w:rStyle w:val="Hyperlink"/>
+          </w:rPr>
+          <w:t xml:space="preserve">Remark 4</w:t>
+        </w:r>
+      </w:hyperlink>
+      <w:r>
+        <w:t xml:space="preserve">).</w:t>
+      </w:r>
+    </w:p>
+    <w:bookmarkStart w:id="68" w:name="exm-pearson-angle"/>
+    <w:p>
+      <w:pPr>
+        <w:pStyle w:val="BodyText"/>
+      </w:pPr>
+      <w:r>
+        <w:rPr>
+          <w:b/>
+          <w:bCs/>
+        </w:rPr>
+        <w:t xml:space="preserve">Example 16 (A correlation of one half is an angle of sixty degrees)</w:t>
+      </w:r>
+      <w:r>
+        <w:t xml:space="preserve"> </w:t>
+      </w:r>
+      <w:r>
+        <w:t xml:space="preserve">In</w:t>
+      </w:r>
+      <w:r>
+        <w:t xml:space="preserve"> </w:t>
+      </w:r>
+      <w:hyperlink w:anchor="exm-pearson-cosine-centered">
+        <w:r>
+          <w:rPr>
+            <w:rStyle w:val="Hyperlink"/>
+          </w:rPr>
+          <w:t xml:space="preserve">Example 15</w:t>
+        </w:r>
+      </w:hyperlink>
+      <w:r>
+        <w:t xml:space="preserve">, the correlation is</w:t>
+      </w:r>
+      <w:r>
+        <w:t xml:space="preserve"> </w:t>
+      </w:r>
+      <m:oMath>
+        <m:r>
+          <m:t>r</m:t>
+        </m:r>
+        <m:r>
+          <m:rPr>
+            <m:sty m:val="p"/>
+          </m:rPr>
+          <m:t>=</m:t>
+        </m:r>
+        <m:r>
+          <m:t>1</m:t>
+        </m:r>
+        <m:r>
+          <m:rPr>
+            <m:sty m:val="p"/>
+          </m:rPr>
+          <m:t>/</m:t>
+        </m:r>
+        <m:r>
+          <m:t>2</m:t>
+        </m:r>
+      </m:oMath>
+      <w:r>
+        <w:t xml:space="preserve">, for the data vectors</w:t>
+      </w:r>
+      <w:r>
+        <w:t xml:space="preserve"> </w:t>
+      </w:r>
+      <w:r>
+        <w:t xml:space="preserve">$\mathord{\smash[b]{\underset{\raise.3ex\hbox{$\scriptstyle\sim$}}{x}}\vphantom{x}}= (1, 2, 3)$</w:t>
+      </w:r>
+      <w:r>
+        <w:t xml:space="preserve">,</w:t>
+      </w:r>
+      <w:r>
+        <w:t xml:space="preserve"> </w:t>
+      </w:r>
+      <w:r>
+        <w:t xml:space="preserve">$\mathord{\smash[b]{\underset{\raise.3ex\hbox{$\scriptstyle\sim$}}{y}}\vphantom{y}}= (1, 3, 2)$</w:t>
+      </w:r>
+      <w:r>
+        <w:t xml:space="preserve">.</w:t>
+      </w:r>
+      <w:r>
+        <w:t xml:space="preserve"> </w:t>
+      </w:r>
+      <w:r>
+        <w:t xml:space="preserve">By</w:t>
+      </w:r>
+      <w:r>
+        <w:t xml:space="preserve"> </w:t>
+      </w:r>
+      <w:hyperlink w:anchor="cor-pearson-angle">
+        <w:r>
+          <w:rPr>
+            <w:rStyle w:val="Hyperlink"/>
+          </w:rPr>
+          <w:t xml:space="preserve">Corollary 3</w:t>
+        </w:r>
+      </w:hyperlink>
+      <w:r>
+        <w:t xml:space="preserve">, the</w:t>
+      </w:r>
+      <w:r>
+        <w:t xml:space="preserve"> </w:t>
+      </w:r>
+      <w:hyperlink w:anchor="def-angle">
+        <w:r>
+          <w:rPr>
+            <w:rStyle w:val="Hyperlink"/>
+          </w:rPr>
+          <w:t xml:space="preserve">angle</w:t>
+        </w:r>
+      </w:hyperlink>
+      <w:r>
+        <w:t xml:space="preserve"> </w:t>
+      </w:r>
+      <m:oMath>
+        <m:r>
+          <m:t>θ</m:t>
+        </m:r>
+      </m:oMath>
+      <w:r>
+        <w:t xml:space="preserve"> </w:t>
+      </w:r>
+      <w:r>
+        <w:t xml:space="preserve">between the centered vectors</w:t>
+      </w:r>
+      <w:r>
+        <w:t xml:space="preserve"> </w:t>
+      </w:r>
+      <w:r>
+        <w:t xml:space="preserve">${\mathord{\smash[b]{\underset{\raise.3ex\hbox{$\scriptstyle\sim$}}{x}}\vphantom{x}}}^{\mathrm{c}} = (-1, 0, 1)$</w:t>
+      </w:r>
+      <w:r>
+        <w:t xml:space="preserve">,</w:t>
+      </w:r>
+      <w:r>
+        <w:t xml:space="preserve"> </w:t>
+      </w:r>
+      <w:r>
+        <w:t xml:space="preserve">${\mathord{\smash[b]{\underset{\raise.3ex\hbox{$\scriptstyle\sim$}}{y}}\vphantom{y}}}^{\mathrm{c}} = (-1, 1, 0)$</w:t>
+      </w:r>
+      <w:r>
+        <w:t xml:space="preserve"> </w:t>
+      </w:r>
+      <w:r>
+        <w:t xml:space="preserve">satisfies</w:t>
+      </w:r>
+    </w:p>
+    <w:p>
+      <w:pPr>
+        <w:pStyle w:val="BodyText"/>
+      </w:pPr>
+      <m:oMathPara>
+        <m:oMathParaPr>
+          <m:jc m:val="center"/>
+        </m:oMathParaPr>
+        <m:oMath>
+          <m:r>
+            <m:rPr>
+              <m:sty m:val="p"/>
+            </m:rPr>
+            <m:t>cos</m:t>
+          </m:r>
+          <m:r>
+            <m:t>θ</m:t>
+          </m:r>
+          <m:r>
+            <m:rPr>
+              <m:sty m:val="p"/>
+            </m:rPr>
+            <m:t>=</m:t>
+          </m:r>
+          <m:f>
+            <m:fPr>
+              <m:type m:val="bar"/>
+            </m:fPr>
+            <m:num>
+              <m:r>
+                <m:t>1</m:t>
+              </m:r>
+            </m:num>
+            <m:den>
+              <m:r>
+                <m:t>2</m:t>
+              </m:r>
+            </m:den>
+          </m:f>
+          <m:r>
+            <m:rPr>
+              <m:sty m:val="p"/>
+            </m:rPr>
+            <m:t>,</m:t>
+          </m:r>
+        </m:oMath>
+      </m:oMathPara>
+    </w:p>
+    <w:p>
+      <w:pPr>
+        <w:pStyle w:val="FirstParagraph"/>
+      </w:pPr>
+      <w:r>
+        <w:t xml:space="preserve">so the angle is</w:t>
+      </w:r>
+      <w:r>
+        <w:t xml:space="preserve"> </w:t>
+      </w:r>
+      <m:oMath>
+        <m:r>
+          <m:t>θ</m:t>
+        </m:r>
+        <m:r>
+          <m:rPr>
+            <m:sty m:val="p"/>
+          </m:rPr>
+          <m:t>=</m:t>
+        </m:r>
+        <m:r>
+          <m:t>π</m:t>
+        </m:r>
+        <m:r>
+          <m:rPr>
+            <m:sty m:val="p"/>
+          </m:rPr>
+          <m:t>/</m:t>
+        </m:r>
+        <m:r>
+          <m:t>3</m:t>
+        </m:r>
+      </m:oMath>
+      <w:r>
+        <w:t xml:space="preserve">.</w:t>
+      </w:r>
+    </w:p>
+    <w:bookmarkEnd w:id="68"/>
+    <w:bookmarkEnd w:id="69"/>
+    <w:bookmarkStart w:id="101" w:name="sec-gram-schmidt"/>
     <w:p>
       <w:pPr>
         <w:pStyle w:val="Heading2"/>
@@ -15147,12 +15850,12 @@
                 <wp:inline>
                   <wp:extent cx="152400" cy="152400"/>
                   <wp:effectExtent b="0" l="0" r="0" t="0"/>
-                  <wp:docPr descr="" title="" id="65" name="Picture"/>
+                  <wp:docPr descr="" title="" id="70" name="Picture"/>
                   <a:graphic>
                     <a:graphicData uri="http://schemas.openxmlformats.org/drawingml/2006/picture">
                       <pic:pic>
                         <pic:nvPicPr>
-                          <pic:cNvPr descr="/opt/quarto/share/formats/docx/note.png" id="66" name="Picture"/>
+                          <pic:cNvPr descr="/opt/quarto/share/formats/docx/note.png" id="71" name="Picture"/>
                           <pic:cNvPicPr>
                             <a:picLocks noChangeArrowheads="1" noChangeAspect="1"/>
                           </pic:cNvPicPr>
@@ -15283,7 +15986,7 @@
         </w:tc>
       </w:tr>
     </w:tbl>
-    <w:bookmarkStart w:id="67" w:name="thm-dot-linear-sum"/>
+    <w:bookmarkStart w:id="72" w:name="thm-dot-linear-sum"/>
     <w:p>
       <w:pPr>
         <w:pStyle w:val="BodyText"/>
@@ -15395,7 +16098,7 @@
     $$</w:t>
       </w:r>
     </w:p>
-    <w:bookmarkEnd w:id="67"/>
+    <w:bookmarkEnd w:id="72"/>
     <w:p>
       <w:pPr>
         <w:pStyle w:val="FirstParagraph"/>
@@ -15492,7 +16195,7 @@
     $$</w:t>
       </w:r>
     </w:p>
-    <w:bookmarkStart w:id="68" w:name="exm-dot-linear-sum"/>
+    <w:bookmarkStart w:id="73" w:name="exm-dot-linear-sum"/>
     <w:p>
       <w:pPr>
         <w:pStyle w:val="FirstParagraph"/>
@@ -15502,7 +16205,7 @@
           <w:b/>
           <w:bCs/>
         </w:rPr>
-        <w:t xml:space="preserve">Example 16 (Dotting with a combination of three vectors)</w:t>
+        <w:t xml:space="preserve">Example 17 (Dotting with a combination of three vectors)</w:t>
       </w:r>
       <w:r>
         <w:t xml:space="preserve"> </w:t>
@@ -15805,8 +16508,8 @@
         <w:t xml:space="preserve">, the same number.</w:t>
       </w:r>
     </w:p>
-    <w:bookmarkEnd w:id="68"/>
-    <w:bookmarkStart w:id="70" w:name="thm-orthonormal-independent"/>
+    <w:bookmarkEnd w:id="73"/>
+    <w:bookmarkStart w:id="75" w:name="thm-orthonormal-independent"/>
     <w:p>
       <w:pPr>
         <w:pStyle w:val="BodyText"/>
@@ -15836,7 +16539,7 @@
       <w:r>
         <w:t xml:space="preserve">are orthonormal (</w:t>
       </w:r>
-      <w:hyperlink r:id="rId69">
+      <w:hyperlink r:id="rId74">
         <w:r>
           <w:rPr>
             <w:rStyle w:val="Hyperlink"/>
@@ -15865,7 +16568,7 @@
         <w:t xml:space="preserve">).</w:t>
       </w:r>
     </w:p>
-    <w:bookmarkEnd w:id="70"/>
+    <w:bookmarkEnd w:id="75"/>
     <w:p>
       <w:pPr>
         <w:pStyle w:val="BodyText"/>
@@ -15890,13 +16593,13 @@
         <w:t xml:space="preserve">$\sum_{j=1}^{k} c_j \mathord{\smash[b]{\underset{\raise.3ex\hbox{$\scriptstyle\sim$}}{q}}\vphantom{q}}_j = \mathord{\smash[b]{\underset{\raise.3ex\hbox{$\scriptstyle\sim$}}{0}}\vphantom{0}}$</w:t>
       </w:r>
       <w:r>
-        <w:t xml:space="preserve">,</w:t>
-      </w:r>
-      <w:r>
-        <w:t xml:space="preserve"> </w:t>
-      </w:r>
-      <w:r>
-        <w:t xml:space="preserve">and fix any</w:t>
+        <w:t xml:space="preserve">.</w:t>
+      </w:r>
+      <w:r>
+        <w:t xml:space="preserve"> </w:t>
+      </w:r>
+      <w:r>
+        <w:t xml:space="preserve">Take any</w:t>
       </w:r>
       <w:r>
         <w:t xml:space="preserve"> </w:t>
@@ -15905,37 +16608,61 @@
         <m:r>
           <m:t>i</m:t>
         </m:r>
-      </m:oMath>
-      <w:r>
-        <w:t xml:space="preserve"> </w:t>
-      </w:r>
-      <w:r>
-        <w:t xml:space="preserve">between</w:t>
-      </w:r>
-      <w:r>
-        <w:t xml:space="preserve"> </w:t>
-      </w:r>
-      <m:oMath>
-        <m:r>
-          <m:t>1</m:t>
-        </m:r>
-      </m:oMath>
-      <w:r>
-        <w:t xml:space="preserve"> </w:t>
-      </w:r>
-      <w:r>
-        <w:t xml:space="preserve">and</w:t>
-      </w:r>
-      <w:r>
-        <w:t xml:space="preserve"> </w:t>
-      </w:r>
-      <m:oMath>
-        <m:r>
-          <m:t>k</m:t>
-        </m:r>
-      </m:oMath>
-      <w:r>
-        <w:t xml:space="preserve">. Then</w:t>
+        <m:r>
+          <m:rPr>
+            <m:sty m:val="p"/>
+          </m:rPr>
+          <m:t>∈</m:t>
+        </m:r>
+        <m:r>
+          <m:t>​</m:t>
+        </m:r>
+        <m:d>
+          <m:dPr>
+            <m:begChr m:val="{"/>
+            <m:sepChr m:val=""/>
+            <m:endChr m:val="}"/>
+            <m:grow/>
+          </m:dPr>
+          <m:e>
+            <m:r>
+              <m:t>1</m:t>
+            </m:r>
+            <m:r>
+              <m:rPr>
+                <m:sty m:val="p"/>
+              </m:rPr>
+              <m:t>,</m:t>
+            </m:r>
+            <m:r>
+              <m:rPr>
+                <m:sty m:val="p"/>
+              </m:rPr>
+              <m:t>…</m:t>
+            </m:r>
+            <m:r>
+              <m:rPr>
+                <m:sty m:val="p"/>
+              </m:rPr>
+              <m:t>,</m:t>
+            </m:r>
+            <m:r>
+              <m:t>k</m:t>
+            </m:r>
+          </m:e>
+        </m:d>
+        <m:r>
+          <m:t>​</m:t>
+        </m:r>
+      </m:oMath>
+      <w:r>
+        <w:t xml:space="preserve">.</w:t>
+      </w:r>
+      <w:r>
+        <w:t xml:space="preserve"> </w:t>
+      </w:r>
+      <w:r>
+        <w:t xml:space="preserve">Then</w:t>
       </w:r>
     </w:p>
     <w:p>
@@ -15998,7 +16725,7 @@
         <w:t xml:space="preserve">.</w:t>
       </w:r>
     </w:p>
-    <w:bookmarkStart w:id="71" w:name="exm-orthonormal-independent"/>
+    <w:bookmarkStart w:id="76" w:name="exm-orthonormal-independent"/>
     <w:p>
       <w:pPr>
         <w:pStyle w:val="BodyText"/>
@@ -16008,7 +16735,7 @@
           <w:b/>
           <w:bCs/>
         </w:rPr>
-        <w:t xml:space="preserve">Example 17 (Three orthonormal vectors in</w:t>
+        <w:t xml:space="preserve">Example 18 (Three orthonormal vectors in</w:t>
       </w:r>
       <w:r>
         <w:rPr>
@@ -16614,8 +17341,8 @@
         <w:t xml:space="preserve">.</w:t>
       </w:r>
     </w:p>
-    <w:bookmarkEnd w:id="71"/>
-    <w:bookmarkStart w:id="73" w:name="def-orthonormal-basis"/>
+    <w:bookmarkEnd w:id="76"/>
+    <w:bookmarkStart w:id="78" w:name="def-orthonormal-basis"/>
     <w:p>
       <w:pPr>
         <w:pStyle w:val="BodyText"/>
@@ -16718,7 +17445,7 @@
       <w:r>
         <w:t xml:space="preserve">(</w:t>
       </w:r>
-      <w:hyperlink r:id="rId72">
+      <w:hyperlink r:id="rId77">
         <w:r>
           <w:rPr>
             <w:rStyle w:val="Hyperlink"/>
@@ -16735,7 +17462,7 @@
       <w:r>
         <w:t xml:space="preserve">whose vectors are orthonormal (</w:t>
       </w:r>
-      <w:hyperlink r:id="rId69">
+      <w:hyperlink r:id="rId74">
         <w:r>
           <w:rPr>
             <w:rStyle w:val="Hyperlink"/>
@@ -16747,8 +17474,8 @@
         <w:t xml:space="preserve">).</w:t>
       </w:r>
     </w:p>
-    <w:bookmarkEnd w:id="73"/>
-    <w:bookmarkStart w:id="77" w:name="exm-orthonormal-basis"/>
+    <w:bookmarkEnd w:id="78"/>
+    <w:bookmarkStart w:id="82" w:name="exm-orthonormal-basis"/>
     <w:p>
       <w:pPr>
         <w:pStyle w:val="BodyText"/>
@@ -16758,7 +17485,7 @@
           <w:b/>
           <w:bCs/>
         </w:rPr>
-        <w:t xml:space="preserve">Example 18 (Orthonormal bases of</w:t>
+        <w:t xml:space="preserve">Example 19 (Orthonormal bases of</w:t>
       </w:r>
       <w:r>
         <w:rPr>
@@ -16861,7 +17588,7 @@
       <w:r>
         <w:t xml:space="preserve">(</w:t>
       </w:r>
-      <w:hyperlink r:id="rId74">
+      <w:hyperlink r:id="rId79">
         <w:r>
           <w:rPr>
             <w:rStyle w:val="Hyperlink"/>
@@ -16904,7 +17631,7 @@
           <w:rPr>
             <w:rStyle w:val="Hyperlink"/>
           </w:rPr>
-          <w:t xml:space="preserve">Example 17</w:t>
+          <w:t xml:space="preserve">Example 18</w:t>
         </w:r>
       </w:hyperlink>
       <w:r>
@@ -16919,7 +17646,7 @@
       <w:r>
         <w:t xml:space="preserve">so they are a basis of their span (</w:t>
       </w:r>
-      <w:hyperlink r:id="rId72">
+      <w:hyperlink r:id="rId77">
         <w:r>
           <w:rPr>
             <w:rStyle w:val="Hyperlink"/>
@@ -16950,7 +17677,7 @@
       <w:r>
         <w:t xml:space="preserve">(</w:t>
       </w:r>
-      <w:hyperlink r:id="rId75">
+      <w:hyperlink r:id="rId80">
         <w:r>
           <w:rPr>
             <w:rStyle w:val="Hyperlink"/>
@@ -16994,7 +17721,7 @@
       <w:r>
         <w:t xml:space="preserve">(</w:t>
       </w:r>
-      <w:hyperlink r:id="rId76">
+      <w:hyperlink r:id="rId81">
         <w:r>
           <w:rPr>
             <w:rStyle w:val="Hyperlink"/>
@@ -17008,7 +17735,7 @@
       <w:r>
         <w:t xml:space="preserve"> </w:t>
       </w:r>
-      <w:hyperlink r:id="rId74">
+      <w:hyperlink r:id="rId79">
         <w:r>
           <w:rPr>
             <w:rStyle w:val="Hyperlink"/>
@@ -17053,8 +17780,8 @@
         <w:t xml:space="preserve">too.</w:t>
       </w:r>
     </w:p>
-    <w:bookmarkEnd w:id="77"/>
-    <w:bookmarkStart w:id="80" w:name="exm-not-orthonormal-basis"/>
+    <w:bookmarkEnd w:id="82"/>
+    <w:bookmarkStart w:id="85" w:name="exm-not-orthonormal-basis"/>
     <w:p>
       <w:pPr>
         <w:pStyle w:val="FirstParagraph"/>
@@ -17064,7 +17791,7 @@
           <w:b/>
           <w:bCs/>
         </w:rPr>
-        <w:t xml:space="preserve">Example 19 (Bases that are not orthonormal, and orthonormal lists that are not bases)</w:t>
+        <w:t xml:space="preserve">Example 20 (Bases that are not orthonormal, and orthonormal lists that are not bases)</w:t>
       </w:r>
       <w:r>
         <w:t xml:space="preserve"> </w:t>
@@ -17170,7 +17897,7 @@
       <w:r>
         <w:t xml:space="preserve">(</w:t>
       </w:r>
-      <w:hyperlink r:id="rId78">
+      <w:hyperlink r:id="rId83">
         <w:r>
           <w:rPr>
             <w:rStyle w:val="Hyperlink"/>
@@ -17400,7 +18127,7 @@
       <w:r>
         <w:t xml:space="preserve">(</w:t>
       </w:r>
-      <w:hyperlink r:id="rId79">
+      <w:hyperlink r:id="rId84">
         <w:r>
           <w:rPr>
             <w:rStyle w:val="Hyperlink"/>
@@ -17459,8 +18186,8 @@
         <w:t xml:space="preserve">.</w:t>
       </w:r>
     </w:p>
-    <w:bookmarkEnd w:id="80"/>
-    <w:bookmarkStart w:id="81" w:name="thm-orthonormal-expansion"/>
+    <w:bookmarkEnd w:id="85"/>
+    <w:bookmarkStart w:id="86" w:name="thm-orthonormal-expansion"/>
     <w:p>
       <w:pPr>
         <w:pStyle w:val="FirstParagraph"/>
@@ -17542,7 +18269,7 @@
     $$</w:t>
       </w:r>
     </w:p>
-    <w:bookmarkEnd w:id="81"/>
+    <w:bookmarkEnd w:id="86"/>
     <w:p>
       <w:pPr>
         <w:pStyle w:val="FirstParagraph"/>
@@ -17691,7 +18418,7 @@
         <w:t xml:space="preserve">.</w:t>
       </w:r>
     </w:p>
-    <w:bookmarkStart w:id="82" w:name="exm-orthonormal-expansion"/>
+    <w:bookmarkStart w:id="87" w:name="exm-orthonormal-expansion"/>
     <w:p>
       <w:pPr>
         <w:pStyle w:val="BodyText"/>
@@ -17701,7 +18428,7 @@
           <w:b/>
           <w:bCs/>
         </w:rPr>
-        <w:t xml:space="preserve">Example 20 (Expanding a vector in an orthonormal basis)</w:t>
+        <w:t xml:space="preserve">Example 21 (Expanding a vector in an orthonormal basis)</w:t>
       </w:r>
       <w:r>
         <w:t xml:space="preserve"> </w:t>
@@ -17756,7 +18483,7 @@
           <w:rPr>
             <w:rStyle w:val="Hyperlink"/>
           </w:rPr>
-          <w:t xml:space="preserve">Example 18</w:t>
+          <w:t xml:space="preserve">Example 19</w:t>
         </w:r>
       </w:hyperlink>
       <w:r>
@@ -17881,8 +18608,8 @@
         <w:t xml:space="preserve">says.</w:t>
       </w:r>
     </w:p>
-    <w:bookmarkEnd w:id="82"/>
-    <w:bookmarkStart w:id="83" w:name="def-gram-schmidt"/>
+    <w:bookmarkEnd w:id="87"/>
+    <w:bookmarkStart w:id="88" w:name="def-gram-schmidt"/>
     <w:p>
       <w:pPr>
         <w:pStyle w:val="BodyText"/>
@@ -18144,8 +18871,8 @@
         <w:t xml:space="preserve">of them if it never stops.</w:t>
       </w:r>
     </w:p>
-    <w:bookmarkEnd w:id="83"/>
-    <w:bookmarkStart w:id="84" w:name="exm-gram-schmidt"/>
+    <w:bookmarkEnd w:id="88"/>
+    <w:bookmarkStart w:id="89" w:name="exm-gram-schmidt"/>
     <w:p>
       <w:pPr>
         <w:pStyle w:val="BodyText"/>
@@ -18155,7 +18882,7 @@
           <w:b/>
           <w:bCs/>
         </w:rPr>
-        <w:t xml:space="preserve">Example 21 (Two steps of Gram-Schmidt in</w:t>
+        <w:t xml:space="preserve">Example 22 (Two steps of Gram-Schmidt in</w:t>
       </w:r>
       <w:r>
         <w:rPr>
@@ -18475,8 +19202,8 @@
     $$</w:t>
       </w:r>
     </w:p>
-    <w:bookmarkEnd w:id="84"/>
-    <w:bookmarkStart w:id="85" w:name="exm-gram-schmidt-stops"/>
+    <w:bookmarkEnd w:id="89"/>
+    <w:bookmarkStart w:id="90" w:name="exm-gram-schmidt-stops"/>
     <w:p>
       <w:pPr>
         <w:pStyle w:val="FirstParagraph"/>
@@ -18486,7 +19213,7 @@
           <w:b/>
           <w:bCs/>
         </w:rPr>
-        <w:t xml:space="preserve">Example 22 (Gram-Schmidt stops on dependent vectors)</w:t>
+        <w:t xml:space="preserve">Example 23 (Gram-Schmidt stops on dependent vectors)</w:t>
       </w:r>
       <w:r>
         <w:t xml:space="preserve"> </w:t>
@@ -18602,8 +19329,8 @@
         <w:t xml:space="preserve">.</w:t>
       </w:r>
     </w:p>
-    <w:bookmarkEnd w:id="85"/>
-    <w:bookmarkStart w:id="86" w:name="thm-gram-schmidt"/>
+    <w:bookmarkEnd w:id="90"/>
+    <w:bookmarkStart w:id="91" w:name="thm-gram-schmidt"/>
     <w:p>
       <w:pPr>
         <w:pStyle w:val="BodyText"/>
@@ -18879,7 +19606,7 @@
         <w:t xml:space="preserve">).</w:t>
       </w:r>
     </w:p>
-    <w:bookmarkEnd w:id="86"/>
+    <w:bookmarkEnd w:id="91"/>
     <w:p>
       <w:pPr>
         <w:pStyle w:val="FirstParagraph"/>
@@ -18908,7 +19635,7 @@
         </w:rPr>
         <w:t xml:space="preserve"> </w:t>
       </w:r>
-      <w:hyperlink r:id="rId87">
+      <w:hyperlink r:id="rId92">
         <w:r>
           <w:rPr>
             <w:rStyle w:val="Hyperlink"/>
@@ -18995,7 +19722,7 @@
       <w:r>
         <w:t xml:space="preserve">(</w:t>
       </w:r>
-      <w:hyperlink r:id="rId88">
+      <w:hyperlink r:id="rId93">
         <w:r>
           <w:rPr>
             <w:rStyle w:val="Hyperlink"/>
@@ -19701,7 +20428,7 @@
       <w:r>
         <w:t xml:space="preserve">A span is a subspace (</w:t>
       </w:r>
-      <w:hyperlink r:id="rId89">
+      <w:hyperlink r:id="rId94">
         <w:r>
           <w:rPr>
             <w:rStyle w:val="Hyperlink"/>
@@ -19801,7 +20528,7 @@
       <w:r>
         <w:t xml:space="preserve"> </w:t>
       </w:r>
-      <w:hyperlink r:id="rId90">
+      <w:hyperlink r:id="rId95">
         <w:r>
           <w:rPr>
             <w:rStyle w:val="Hyperlink"/>
@@ -19961,7 +20688,7 @@
         <w:t xml:space="preserve">so they are an orthonormal basis of it.</w:t>
       </w:r>
     </w:p>
-    <w:bookmarkStart w:id="91" w:name="exm-thm-gram-schmidt"/>
+    <w:bookmarkStart w:id="96" w:name="exm-thm-gram-schmidt"/>
     <w:p>
       <w:pPr>
         <w:pStyle w:val="BodyText"/>
@@ -19971,7 +20698,7 @@
           <w:b/>
           <w:bCs/>
         </w:rPr>
-        <w:t xml:space="preserve">Example 23 (Finishing an orthonormal basis of</w:t>
+        <w:t xml:space="preserve">Example 24 (Finishing an orthonormal basis of</w:t>
       </w:r>
       <w:r>
         <w:rPr>
@@ -20019,7 +20746,7 @@
           <w:rPr>
             <w:rStyle w:val="Hyperlink"/>
           </w:rPr>
-          <w:t xml:space="preserve">Example 21</w:t>
+          <w:t xml:space="preserve">Example 22</w:t>
         </w:r>
       </w:hyperlink>
       <w:r>
@@ -20258,7 +20985,7 @@
       <w:r>
         <w:t xml:space="preserve">(</w:t>
       </w:r>
-      <w:hyperlink r:id="rId75">
+      <w:hyperlink r:id="rId80">
         <w:r>
           <w:rPr>
             <w:rStyle w:val="Hyperlink"/>
@@ -20302,7 +21029,7 @@
       <w:r>
         <w:t xml:space="preserve">(</w:t>
       </w:r>
-      <w:hyperlink r:id="rId76">
+      <w:hyperlink r:id="rId81">
         <w:r>
           <w:rPr>
             <w:rStyle w:val="Hyperlink"/>
@@ -20316,7 +21043,7 @@
       <w:r>
         <w:t xml:space="preserve"> </w:t>
       </w:r>
-      <w:hyperlink r:id="rId74">
+      <w:hyperlink r:id="rId79">
         <w:r>
           <w:rPr>
             <w:rStyle w:val="Hyperlink"/>
@@ -20368,8 +21095,8 @@
     $$</w:t>
       </w:r>
     </w:p>
-    <w:bookmarkEnd w:id="91"/>
-    <w:bookmarkStart w:id="92" w:name="cor-orthonormal-basis-exists"/>
+    <w:bookmarkEnd w:id="96"/>
+    <w:bookmarkStart w:id="97" w:name="cor-orthonormal-basis-exists"/>
     <w:p>
       <w:pPr>
         <w:pStyle w:val="FirstParagraph"/>
@@ -20507,7 +21234,7 @@
         <w:t xml:space="preserve">has an orthonormal basis.</w:t>
       </w:r>
     </w:p>
-    <w:bookmarkEnd w:id="92"/>
+    <w:bookmarkEnd w:id="97"/>
     <w:p>
       <w:pPr>
         <w:pStyle w:val="BodyText"/>
@@ -20590,7 +21317,7 @@
       <w:r>
         <w:t xml:space="preserve">(</w:t>
       </w:r>
-      <w:hyperlink r:id="rId93">
+      <w:hyperlink r:id="rId98">
         <w:r>
           <w:rPr>
             <w:rStyle w:val="Hyperlink"/>
@@ -20691,7 +21418,7 @@
       <w:r>
         <w:t xml:space="preserve"> </w:t>
       </w:r>
-      <w:hyperlink r:id="rId87">
+      <w:hyperlink r:id="rId92">
         <w:r>
           <w:rPr>
             <w:rStyle w:val="Hyperlink"/>
@@ -20862,7 +21589,7 @@
         <w:t xml:space="preserve">So the orthonormal basis contains the starting list.</w:t>
       </w:r>
     </w:p>
-    <w:bookmarkStart w:id="95" w:name="exm-orthonormal-basis-exists"/>
+    <w:bookmarkStart w:id="100" w:name="exm-orthonormal-basis-exists"/>
     <w:p>
       <w:pPr>
         <w:pStyle w:val="BodyText"/>
@@ -20872,7 +21599,7 @@
           <w:b/>
           <w:bCs/>
         </w:rPr>
-        <w:t xml:space="preserve">Example 24 (Extending one unit vector to an orthonormal basis of</w:t>
+        <w:t xml:space="preserve">Example 25 (Extending one unit vector to an orthonormal basis of</w:t>
       </w:r>
       <w:r>
         <w:rPr>
@@ -20957,7 +21684,7 @@
       <w:r>
         <w:t xml:space="preserve"> </w:t>
       </w:r>
-      <w:hyperlink r:id="rId94">
+      <w:hyperlink r:id="rId99">
         <w:r>
           <w:rPr>
             <w:rStyle w:val="Hyperlink"/>
@@ -21169,7 +21896,7 @@
       <w:r>
         <w:t xml:space="preserve">are linearly independent (</w:t>
       </w:r>
-      <w:hyperlink r:id="rId90">
+      <w:hyperlink r:id="rId95">
         <w:r>
           <w:rPr>
             <w:rStyle w:val="Hyperlink"/>
@@ -21233,7 +21960,7 @@
       <w:r>
         <w:t xml:space="preserve">(</w:t>
       </w:r>
-      <w:hyperlink r:id="rId75">
+      <w:hyperlink r:id="rId80">
         <w:r>
           <w:rPr>
             <w:rStyle w:val="Hyperlink"/>
@@ -21277,7 +22004,7 @@
       <w:r>
         <w:t xml:space="preserve">(</w:t>
       </w:r>
-      <w:hyperlink r:id="rId76">
+      <w:hyperlink r:id="rId81">
         <w:r>
           <w:rPr>
             <w:rStyle w:val="Hyperlink"/>
@@ -21291,7 +22018,7 @@
       <w:r>
         <w:t xml:space="preserve"> </w:t>
       </w:r>
-      <w:hyperlink r:id="rId74">
+      <w:hyperlink r:id="rId79">
         <w:r>
           <w:rPr>
             <w:rStyle w:val="Hyperlink"/>
@@ -21524,16 +22251,16 @@
           <w:rPr>
             <w:rStyle w:val="Hyperlink"/>
           </w:rPr>
-          <w:t xml:space="preserve">Example 18</w:t>
+          <w:t xml:space="preserve">Example 19</w:t>
         </w:r>
       </w:hyperlink>
       <w:r>
         <w:t xml:space="preserve">, in a different order.</w:t>
       </w:r>
     </w:p>
-    <w:bookmarkEnd w:id="95"/>
-    <w:bookmarkEnd w:id="96"/>
-    <w:bookmarkStart w:id="134" w:name="outer-product"/>
+    <w:bookmarkEnd w:id="100"/>
+    <w:bookmarkEnd w:id="101"/>
+    <w:bookmarkStart w:id="139" w:name="outer-product"/>
     <w:p>
       <w:pPr>
         <w:pStyle w:val="Heading2"/>
@@ -21542,7 +22269,7 @@
         <w:t xml:space="preserve">4 Outer product</w:t>
       </w:r>
     </w:p>
-    <w:bookmarkStart w:id="98" w:name="def-outer-product"/>
+    <w:bookmarkStart w:id="103" w:name="def-outer-product"/>
     <w:p>
       <w:pPr>
         <w:pStyle w:val="FirstParagraph"/>
@@ -21657,7 +22384,7 @@
       <w:r>
         <w:t xml:space="preserve">matrix product (</w:t>
       </w:r>
-      <w:hyperlink r:id="rId97">
+      <w:hyperlink r:id="rId102">
         <w:r>
           <w:rPr>
             <w:rStyle w:val="Hyperlink"/>
@@ -21720,8 +22447,8 @@
     $$</w:t>
       </w:r>
     </w:p>
-    <w:bookmarkEnd w:id="98"/>
-    <w:bookmarkStart w:id="99" w:name="exm-outer-product"/>
+    <w:bookmarkEnd w:id="103"/>
+    <w:bookmarkStart w:id="104" w:name="exm-outer-product"/>
     <w:p>
       <w:pPr>
         <w:pStyle w:val="FirstParagraph"/>
@@ -21731,7 +22458,7 @@
           <w:b/>
           <w:bCs/>
         </w:rPr>
-        <w:t xml:space="preserve">Example 25 (An outer product)</w:t>
+        <w:t xml:space="preserve">Example 26 (An outer product)</w:t>
       </w:r>
       <w:r>
         <w:t xml:space="preserve"> </w:t>
@@ -21790,8 +22517,8 @@
     $$</w:t>
       </w:r>
     </w:p>
-    <w:bookmarkEnd w:id="99"/>
-    <w:bookmarkStart w:id="101" w:name="rem-outer-vs-dot-product"/>
+    <w:bookmarkEnd w:id="104"/>
+    <w:bookmarkStart w:id="106" w:name="rem-outer-vs-dot-product"/>
     <w:p>
       <w:pPr>
         <w:pStyle w:val="FirstParagraph"/>
@@ -21801,7 +22528,7 @@
           <w:i/>
           <w:iCs/>
         </w:rPr>
-        <w:t xml:space="preserve">Remark 5</w:t>
+        <w:t xml:space="preserve">Remark 6</w:t>
       </w:r>
       <w:r>
         <w:t xml:space="preserve"> (Outer product and dot product). </w:t>
@@ -21821,7 +22548,7 @@
       <w:r>
         <w:t xml:space="preserve">(</w:t>
       </w:r>
-      <w:hyperlink r:id="rId100">
+      <w:hyperlink r:id="rId105">
         <w:r>
           <w:rPr>
             <w:rStyle w:val="Hyperlink"/>
@@ -21905,7 +22632,7 @@
           <w:rPr>
             <w:rStyle w:val="Hyperlink"/>
           </w:rPr>
-          <w:t xml:space="preserve">Example 25</w:t>
+          <w:t xml:space="preserve">Example 26</w:t>
         </w:r>
       </w:hyperlink>
       <w:r>
@@ -22000,8 +22727,8 @@
     $$</w:t>
       </w:r>
     </w:p>
-    <w:bookmarkEnd w:id="101"/>
-    <w:bookmarkStart w:id="103" w:name="thm-outer-product-rank"/>
+    <w:bookmarkEnd w:id="106"/>
+    <w:bookmarkStart w:id="108" w:name="thm-outer-product-rank"/>
     <w:p>
       <w:pPr>
         <w:pStyle w:val="FirstParagraph"/>
@@ -22086,7 +22813,7 @@
       <w:r>
         <w:t xml:space="preserve">(</w:t>
       </w:r>
-      <w:hyperlink r:id="rId102">
+      <w:hyperlink r:id="rId107">
         <w:r>
           <w:rPr>
             <w:rStyle w:val="Hyperlink"/>
@@ -22098,7 +22825,7 @@
         <w:t xml:space="preserve">).</w:t>
       </w:r>
     </w:p>
-    <w:bookmarkEnd w:id="103"/>
+    <w:bookmarkEnd w:id="108"/>
     <w:p>
       <w:pPr>
         <w:pStyle w:val="BodyText"/>
@@ -22769,7 +23496,7 @@
         <w:t xml:space="preserve">The largest linearly independent set of columns therefore has one column.</w:t>
       </w:r>
     </w:p>
-    <w:bookmarkStart w:id="104" w:name="exm-outer-product-rank"/>
+    <w:bookmarkStart w:id="109" w:name="exm-outer-product-rank"/>
     <w:p>
       <w:pPr>
         <w:pStyle w:val="BodyText"/>
@@ -22779,7 +23506,7 @@
           <w:b/>
           <w:bCs/>
         </w:rPr>
-        <w:t xml:space="preserve">Example 26 (The rank of an outer product)</w:t>
+        <w:t xml:space="preserve">Example 27 (The rank of an outer product)</w:t>
       </w:r>
       <w:r>
         <w:t xml:space="preserve"> </w:t>
@@ -22795,7 +23522,7 @@
           <w:rPr>
             <w:rStyle w:val="Hyperlink"/>
           </w:rPr>
-          <w:t xml:space="preserve">Example 25</w:t>
+          <w:t xml:space="preserve">Example 26</w:t>
         </w:r>
       </w:hyperlink>
       <w:r>
@@ -23004,9 +23731,9 @@
         <w:t xml:space="preserve">.</w:t>
       </w:r>
     </w:p>
-    <w:bookmarkEnd w:id="104"/>
-    <w:bookmarkStart w:id="133" w:name="refs"/>
-    <w:bookmarkStart w:id="106" w:name="ref-wikipedia_inner_product_space"/>
+    <w:bookmarkEnd w:id="109"/>
+    <w:bookmarkStart w:id="138" w:name="refs"/>
+    <w:bookmarkStart w:id="111" w:name="ref-wikipedia_inner_product_space"/>
     <w:p>
       <w:pPr>
         <w:pStyle w:val="Bibliography"/>
@@ -23053,7 +23780,7 @@
       <w:r>
         <w:t xml:space="preserve"> </w:t>
       </w:r>
-      <w:hyperlink r:id="rId105">
+      <w:hyperlink r:id="rId110">
         <w:r>
           <w:rPr>
             <w:rStyle w:val="Hyperlink"/>
@@ -23062,8 +23789,8 @@
         </w:r>
       </w:hyperlink>
     </w:p>
-    <w:bookmarkEnd w:id="106"/>
-    <w:bookmarkStart w:id="108" w:name="ref-axler2024linear"/>
+    <w:bookmarkEnd w:id="111"/>
+    <w:bookmarkStart w:id="113" w:name="ref-axler2024linear"/>
     <w:p>
       <w:pPr>
         <w:pStyle w:val="Bibliography"/>
@@ -23096,7 +23823,7 @@
       <w:r>
         <w:t xml:space="preserve"> </w:t>
       </w:r>
-      <w:hyperlink r:id="rId107">
+      <w:hyperlink r:id="rId112">
         <w:r>
           <w:rPr>
             <w:rStyle w:val="Hyperlink"/>
@@ -23108,8 +23835,8 @@
         <w:t xml:space="preserve">.</w:t>
       </w:r>
     </w:p>
-    <w:bookmarkEnd w:id="108"/>
-    <w:bookmarkStart w:id="110" w:name="ref-banerjee2014linear"/>
+    <w:bookmarkEnd w:id="113"/>
+    <w:bookmarkStart w:id="115" w:name="ref-banerjee2014linear"/>
     <w:p>
       <w:pPr>
         <w:pStyle w:val="Bibliography"/>
@@ -23142,7 +23869,7 @@
       <w:r>
         <w:t xml:space="preserve"> </w:t>
       </w:r>
-      <w:hyperlink r:id="rId109">
+      <w:hyperlink r:id="rId114">
         <w:r>
           <w:rPr>
             <w:rStyle w:val="Hyperlink"/>
@@ -23151,8 +23878,8 @@
         </w:r>
       </w:hyperlink>
     </w:p>
-    <w:bookmarkEnd w:id="110"/>
-    <w:bookmarkStart w:id="112" w:name="ref-zhou2024vector"/>
+    <w:bookmarkEnd w:id="115"/>
+    <w:bookmarkStart w:id="117" w:name="ref-zhou2024vector"/>
     <w:p>
       <w:pPr>
         <w:pStyle w:val="Bibliography"/>
@@ -23184,7 +23911,7 @@
       <w:r>
         <w:t xml:space="preserve"> </w:t>
       </w:r>
-      <w:hyperlink r:id="rId111">
+      <w:hyperlink r:id="rId116">
         <w:r>
           <w:rPr>
             <w:rStyle w:val="Hyperlink"/>
@@ -23193,8 +23920,8 @@
         </w:r>
       </w:hyperlink>
     </w:p>
-    <w:bookmarkEnd w:id="112"/>
-    <w:bookmarkStart w:id="114" w:name="ref-wikipedia_pythagorean_theorem"/>
+    <w:bookmarkEnd w:id="117"/>
+    <w:bookmarkStart w:id="119" w:name="ref-wikipedia_pythagorean_theorem"/>
     <w:p>
       <w:pPr>
         <w:pStyle w:val="Bibliography"/>
@@ -23241,7 +23968,7 @@
       <w:r>
         <w:t xml:space="preserve"> </w:t>
       </w:r>
-      <w:hyperlink r:id="rId113">
+      <w:hyperlink r:id="rId118">
         <w:r>
           <w:rPr>
             <w:rStyle w:val="Hyperlink"/>
@@ -23250,8 +23977,8 @@
         </w:r>
       </w:hyperlink>
     </w:p>
-    <w:bookmarkEnd w:id="114"/>
-    <w:bookmarkStart w:id="116" w:name="ref-wikipedia_cauchy_schwarz_inequality"/>
+    <w:bookmarkEnd w:id="119"/>
+    <w:bookmarkStart w:id="121" w:name="ref-wikipedia_cauchy_schwarz_inequality"/>
     <w:p>
       <w:pPr>
         <w:pStyle w:val="Bibliography"/>
@@ -23298,7 +24025,7 @@
       <w:r>
         <w:t xml:space="preserve"> </w:t>
       </w:r>
-      <w:hyperlink r:id="rId115">
+      <w:hyperlink r:id="rId120">
         <w:r>
           <w:rPr>
             <w:rStyle w:val="Hyperlink"/>
@@ -23307,8 +24034,8 @@
         </w:r>
       </w:hyperlink>
     </w:p>
-    <w:bookmarkEnd w:id="116"/>
-    <w:bookmarkStart w:id="118" w:name="ref-wikipedia_norm_mathematics"/>
+    <w:bookmarkEnd w:id="121"/>
+    <w:bookmarkStart w:id="123" w:name="ref-wikipedia_norm_mathematics"/>
     <w:p>
       <w:pPr>
         <w:pStyle w:val="Bibliography"/>
@@ -23355,7 +24082,7 @@
       <w:r>
         <w:t xml:space="preserve"> </w:t>
       </w:r>
-      <w:hyperlink r:id="rId117">
+      <w:hyperlink r:id="rId122">
         <w:r>
           <w:rPr>
             <w:rStyle w:val="Hyperlink"/>
@@ -23364,8 +24091,8 @@
         </w:r>
       </w:hyperlink>
     </w:p>
-    <w:bookmarkEnd w:id="118"/>
-    <w:bookmarkStart w:id="120" w:name="ref-wikipedia_triangle_inequality"/>
+    <w:bookmarkEnd w:id="123"/>
+    <w:bookmarkStart w:id="125" w:name="ref-wikipedia_triangle_inequality"/>
     <w:p>
       <w:pPr>
         <w:pStyle w:val="Bibliography"/>
@@ -23412,7 +24139,7 @@
       <w:r>
         <w:t xml:space="preserve"> </w:t>
       </w:r>
-      <w:hyperlink r:id="rId119">
+      <w:hyperlink r:id="rId124">
         <w:r>
           <w:rPr>
             <w:rStyle w:val="Hyperlink"/>
@@ -23421,8 +24148,8 @@
         </w:r>
       </w:hyperlink>
     </w:p>
-    <w:bookmarkEnd w:id="120"/>
-    <w:bookmarkStart w:id="122" w:name="ref-wikipedia_lp_space"/>
+    <w:bookmarkEnd w:id="125"/>
+    <w:bookmarkStart w:id="127" w:name="ref-wikipedia_lp_space"/>
     <w:p>
       <w:pPr>
         <w:pStyle w:val="Bibliography"/>
@@ -23469,7 +24196,7 @@
       <w:r>
         <w:t xml:space="preserve"> </w:t>
       </w:r>
-      <w:hyperlink r:id="rId121">
+      <w:hyperlink r:id="rId126">
         <w:r>
           <w:rPr>
             <w:rStyle w:val="Hyperlink"/>
@@ -23478,8 +24205,8 @@
         </w:r>
       </w:hyperlink>
     </w:p>
-    <w:bookmarkEnd w:id="122"/>
-    <w:bookmarkStart w:id="124" w:name="ref-wikipedia_uniform_norm"/>
+    <w:bookmarkEnd w:id="127"/>
+    <w:bookmarkStart w:id="129" w:name="ref-wikipedia_uniform_norm"/>
     <w:p>
       <w:pPr>
         <w:pStyle w:val="Bibliography"/>
@@ -23526,7 +24253,7 @@
       <w:r>
         <w:t xml:space="preserve"> </w:t>
       </w:r>
-      <w:hyperlink r:id="rId123">
+      <w:hyperlink r:id="rId128">
         <w:r>
           <w:rPr>
             <w:rStyle w:val="Hyperlink"/>
@@ -23535,8 +24262,8 @@
         </w:r>
       </w:hyperlink>
     </w:p>
-    <w:bookmarkEnd w:id="124"/>
-    <w:bookmarkStart w:id="126" w:name="ref-wikipedia_cosine_similarity"/>
+    <w:bookmarkEnd w:id="129"/>
+    <w:bookmarkStart w:id="131" w:name="ref-wikipedia_cosine_similarity"/>
     <w:p>
       <w:pPr>
         <w:pStyle w:val="Bibliography"/>
@@ -23583,7 +24310,7 @@
       <w:r>
         <w:t xml:space="preserve"> </w:t>
       </w:r>
-      <w:hyperlink r:id="rId125">
+      <w:hyperlink r:id="rId130">
         <w:r>
           <w:rPr>
             <w:rStyle w:val="Hyperlink"/>
@@ -23592,8 +24319,8 @@
         </w:r>
       </w:hyperlink>
     </w:p>
-    <w:bookmarkEnd w:id="126"/>
-    <w:bookmarkStart w:id="128" w:name="ref-wikipedia_orthonormal_basis"/>
+    <w:bookmarkEnd w:id="131"/>
+    <w:bookmarkStart w:id="133" w:name="ref-wikipedia_orthonormal_basis"/>
     <w:p>
       <w:pPr>
         <w:pStyle w:val="Bibliography"/>
@@ -23640,7 +24367,7 @@
       <w:r>
         <w:t xml:space="preserve"> </w:t>
       </w:r>
-      <w:hyperlink r:id="rId127">
+      <w:hyperlink r:id="rId132">
         <w:r>
           <w:rPr>
             <w:rStyle w:val="Hyperlink"/>
@@ -23649,8 +24376,8 @@
         </w:r>
       </w:hyperlink>
     </w:p>
-    <w:bookmarkEnd w:id="128"/>
-    <w:bookmarkStart w:id="130" w:name="ref-wikipedia_gram_schmidt_process"/>
+    <w:bookmarkEnd w:id="133"/>
+    <w:bookmarkStart w:id="135" w:name="ref-wikipedia_gram_schmidt_process"/>
     <w:p>
       <w:pPr>
         <w:pStyle w:val="Bibliography"/>
@@ -23697,7 +24424,7 @@
       <w:r>
         <w:t xml:space="preserve"> </w:t>
       </w:r>
-      <w:hyperlink r:id="rId129">
+      <w:hyperlink r:id="rId134">
         <w:r>
           <w:rPr>
             <w:rStyle w:val="Hyperlink"/>
@@ -23706,8 +24433,8 @@
         </w:r>
       </w:hyperlink>
     </w:p>
-    <w:bookmarkEnd w:id="130"/>
-    <w:bookmarkStart w:id="132" w:name="ref-wikipedia_outer_product"/>
+    <w:bookmarkEnd w:id="135"/>
+    <w:bookmarkStart w:id="137" w:name="ref-wikipedia_outer_product"/>
     <w:p>
       <w:pPr>
         <w:pStyle w:val="Bibliography"/>
@@ -23754,7 +24481,7 @@
       <w:r>
         <w:t xml:space="preserve"> </w:t>
       </w:r>
-      <w:hyperlink r:id="rId131">
+      <w:hyperlink r:id="rId136">
         <w:r>
           <w:rPr>
             <w:rStyle w:val="Hyperlink"/>
@@ -23763,9 +24490,9 @@
         </w:r>
       </w:hyperlink>
     </w:p>
-    <w:bookmarkEnd w:id="132"/>
-    <w:bookmarkEnd w:id="133"/>
-    <w:bookmarkEnd w:id="134"/>
+    <w:bookmarkEnd w:id="137"/>
+    <w:bookmarkEnd w:id="138"/>
+    <w:bookmarkEnd w:id="139"/>
     <w:sectPr>
       <w:footnotePr>
         <w:numRestart w:val="eachSect"/>

--- a/linear-algebra-inner-products.docx
+++ b/linear-algebra-inner-products.docx
@@ -15,7 +15,7 @@
         <w:pStyle w:val="Date"/>
       </w:pPr>
       <w:r>
-        <w:t xml:space="preserve">Last modified: 2026-10-19 03:23:43 (PDT)</w:t>
+        <w:t xml:space="preserve">Last modified: 2026-10-19 04:41:29 (PDT)</w:t>
       </w:r>
     </w:p>
     <w:bookmarkStart w:id="24" w:name="sec-inner-products"/>

--- a/linear-algebra-inner-products.docx
+++ b/linear-algebra-inner-products.docx
@@ -15,7 +15,7 @@
         <w:pStyle w:val="Date"/>
       </w:pPr>
       <w:r>
-        <w:t xml:space="preserve">Last modified: 2026-10-19 04:41:29 (PDT)</w:t>
+        <w:t xml:space="preserve">Last modified: 2026-10-19 05:58:02 (PDT)</w:t>
       </w:r>
     </w:p>
     <w:bookmarkStart w:id="24" w:name="sec-inner-products"/>

--- a/linear-algebra-inner-products.docx
+++ b/linear-algebra-inner-products.docx
@@ -15,7 +15,7 @@
         <w:pStyle w:val="Date"/>
       </w:pPr>
       <w:r>
-        <w:t xml:space="preserve">Last modified: 2026-10-19 05:58:02 (PDT)</w:t>
+        <w:t xml:space="preserve">Last modified: 2026-10-19 09:38:56 (PDT)</w:t>
       </w:r>
     </w:p>
     <w:bookmarkStart w:id="24" w:name="sec-inner-products"/>

--- a/linear-algebra-inner-products.docx
+++ b/linear-algebra-inner-products.docx
@@ -15,7 +15,7 @@
         <w:pStyle w:val="Date"/>
       </w:pPr>
       <w:r>
-        <w:t xml:space="preserve">Last modified: 2026-10-19 09:38:56 (PDT)</w:t>
+        <w:t xml:space="preserve">Last modified: 2026-10-19 11:02:25 (PDT)</w:t>
       </w:r>
     </w:p>
     <w:bookmarkStart w:id="24" w:name="sec-inner-products"/>

--- a/linear-algebra-inner-products.docx
+++ b/linear-algebra-inner-products.docx
@@ -15,7 +15,7 @@
         <w:pStyle w:val="Date"/>
       </w:pPr>
       <w:r>
-        <w:t xml:space="preserve">Last modified: 2026-10-19 11:02:25 (PDT)</w:t>
+        <w:t xml:space="preserve">Last modified: 2026-10-19 12:33:15 (PDT)</w:t>
       </w:r>
     </w:p>
     <w:bookmarkStart w:id="24" w:name="sec-inner-products"/>

--- a/linear-algebra-inner-products.docx
+++ b/linear-algebra-inner-products.docx
@@ -15,7 +15,7 @@
         <w:pStyle w:val="Date"/>
       </w:pPr>
       <w:r>
-        <w:t xml:space="preserve">Last modified: 2026-10-19 12:33:15 (PDT)</w:t>
+        <w:t xml:space="preserve">Last modified: 2026-10-19 23:31:34 (PDT)</w:t>
       </w:r>
     </w:p>
     <w:bookmarkStart w:id="24" w:name="sec-inner-products"/>

--- a/linear-algebra-inner-products.docx
+++ b/linear-algebra-inner-products.docx
@@ -15,7 +15,7 @@
         <w:pStyle w:val="Date"/>
       </w:pPr>
       <w:r>
-        <w:t xml:space="preserve">Last modified: 2026-10-19 23:31:34 (PDT)</w:t>
+        <w:t xml:space="preserve">Last modified: 2026-10-20 00:42:48 (PDT)</w:t>
       </w:r>
     </w:p>
     <w:bookmarkStart w:id="24" w:name="sec-inner-products"/>

--- a/linear-algebra-inner-products.docx
+++ b/linear-algebra-inner-products.docx
@@ -15,7 +15,7 @@
         <w:pStyle w:val="Date"/>
       </w:pPr>
       <w:r>
-        <w:t xml:space="preserve">Last modified: 2026-10-20 00:42:48 (PDT)</w:t>
+        <w:t xml:space="preserve">Last modified: 2026-10-21 13:11:08 (PDT)</w:t>
       </w:r>
     </w:p>
     <w:bookmarkStart w:id="24" w:name="sec-inner-products"/>

--- a/linear-algebra-inner-products.docx
+++ b/linear-algebra-inner-products.docx
@@ -15,7 +15,7 @@
         <w:pStyle w:val="Date"/>
       </w:pPr>
       <w:r>
-        <w:t xml:space="preserve">Last modified: 2026-10-21 13:11:08 (PDT)</w:t>
+        <w:t xml:space="preserve">Last modified: 2026-10-21 14:24:09 (PDT)</w:t>
       </w:r>
     </w:p>
     <w:bookmarkStart w:id="24" w:name="sec-inner-products"/>

--- a/linear-algebra-inner-products.docx
+++ b/linear-algebra-inner-products.docx
@@ -15,7 +15,7 @@
         <w:pStyle w:val="Date"/>
       </w:pPr>
       <w:r>
-        <w:t xml:space="preserve">Last modified: 2026-10-21 14:24:09 (PDT)</w:t>
+        <w:t xml:space="preserve">Last modified: 2026-10-22 00:50:13 (PDT)</w:t>
       </w:r>
     </w:p>
     <w:bookmarkStart w:id="24" w:name="sec-inner-products"/>

--- a/linear-algebra-inner-products.docx
+++ b/linear-algebra-inner-products.docx
@@ -15,7 +15,7 @@
         <w:pStyle w:val="Date"/>
       </w:pPr>
       <w:r>
-        <w:t xml:space="preserve">Last modified: 2026-10-22 00:50:13 (PDT)</w:t>
+        <w:t xml:space="preserve">Last modified: 2026-10-22 08:26:35 (PDT)</w:t>
       </w:r>
     </w:p>
     <w:bookmarkStart w:id="24" w:name="sec-inner-products"/>

--- a/linear-algebra-inner-products.docx
+++ b/linear-algebra-inner-products.docx
@@ -15,7 +15,7 @@
         <w:pStyle w:val="Date"/>
       </w:pPr>
       <w:r>
-        <w:t xml:space="preserve">Last modified: 2026-10-22 08:26:35 (PDT)</w:t>
+        <w:t xml:space="preserve">Last modified: 2026-10-22 09:50:17 (PDT)</w:t>
       </w:r>
     </w:p>
     <w:bookmarkStart w:id="24" w:name="sec-inner-products"/>

--- a/linear-algebra-inner-products.docx
+++ b/linear-algebra-inner-products.docx
@@ -15,7 +15,7 @@
         <w:pStyle w:val="Date"/>
       </w:pPr>
       <w:r>
-        <w:t xml:space="preserve">Last modified: 2026-10-22 09:50:17 (PDT)</w:t>
+        <w:t xml:space="preserve">Last modified: 2026-10-22 11:05:55 (PDT)</w:t>
       </w:r>
     </w:p>
     <w:bookmarkStart w:id="24" w:name="sec-inner-products"/>

--- a/linear-algebra-inner-products.docx
+++ b/linear-algebra-inner-products.docx
@@ -15,7 +15,7 @@
         <w:pStyle w:val="Date"/>
       </w:pPr>
       <w:r>
-        <w:t xml:space="preserve">Last modified: 2026-10-24 15:35:26 (PDT)</w:t>
+        <w:t xml:space="preserve">Last modified: 2026-10-24 20:19:00 (PDT)</w:t>
       </w:r>
     </w:p>
     <w:bookmarkStart w:id="24" w:name="sec-inner-products"/>

--- a/linear-algebra-inner-products.docx
+++ b/linear-algebra-inner-products.docx
@@ -15,7 +15,7 @@
         <w:pStyle w:val="Date"/>
       </w:pPr>
       <w:r>
-        <w:t xml:space="preserve">Last modified: 2026-10-24 20:19:00 (PDT)</w:t>
+        <w:t xml:space="preserve">Last modified: 2026-10-25 16:46:34 (PDT)</w:t>
       </w:r>
     </w:p>
     <w:bookmarkStart w:id="24" w:name="sec-inner-products"/>

--- a/linear-algebra-inner-products.docx
+++ b/linear-algebra-inner-products.docx
@@ -15,7 +15,7 @@
         <w:pStyle w:val="Date"/>
       </w:pPr>
       <w:r>
-        <w:t xml:space="preserve">Last modified: 2026-10-25 16:46:34 (PDT)</w:t>
+        <w:t xml:space="preserve">Last modified: 2026-10-25 18:01:14 (PDT)</w:t>
       </w:r>
     </w:p>
     <w:bookmarkStart w:id="24" w:name="sec-inner-products"/>

--- a/linear-algebra-inner-products.docx
+++ b/linear-algebra-inner-products.docx
@@ -15,7 +15,7 @@
         <w:pStyle w:val="Date"/>
       </w:pPr>
       <w:r>
-        <w:t xml:space="preserve">Last modified: 2026-10-25 18:01:14 (PDT)</w:t>
+        <w:t xml:space="preserve">Last modified: 2026-10-26 02:21:32 (PDT)</w:t>
       </w:r>
     </w:p>
     <w:bookmarkStart w:id="24" w:name="sec-inner-products"/>

--- a/linear-algebra-inner-products.docx
+++ b/linear-algebra-inner-products.docx
@@ -15,7 +15,7 @@
         <w:pStyle w:val="Date"/>
       </w:pPr>
       <w:r>
-        <w:t xml:space="preserve">Last modified: 2026-10-26 02:21:32 (PDT)</w:t>
+        <w:t xml:space="preserve">Last modified: 2026-10-26 03:33:07 (PDT)</w:t>
       </w:r>
     </w:p>
     <w:bookmarkStart w:id="24" w:name="sec-inner-products"/>

--- a/linear-algebra-inner-products.docx
+++ b/linear-algebra-inner-products.docx
@@ -15,7 +15,7 @@
         <w:pStyle w:val="Date"/>
       </w:pPr>
       <w:r>
-        <w:t xml:space="preserve">Last modified: 2026-10-26 03:33:07 (PDT)</w:t>
+        <w:t xml:space="preserve">Last modified: 2026-10-26 10:13:13 (PDT)</w:t>
       </w:r>
     </w:p>
     <w:bookmarkStart w:id="24" w:name="sec-inner-products"/>

--- a/linear-algebra-inner-products.docx
+++ b/linear-algebra-inner-products.docx
@@ -15,7 +15,7 @@
         <w:pStyle w:val="Date"/>
       </w:pPr>
       <w:r>
-        <w:t xml:space="preserve">Last modified: 2026-10-26 10:13:13 (PDT)</w:t>
+        <w:t xml:space="preserve">Last modified: 2026-10-26 12:55:55 (PDT)</w:t>
       </w:r>
     </w:p>
     <w:bookmarkStart w:id="24" w:name="sec-inner-products"/>

--- a/linear-algebra-inner-products.docx
+++ b/linear-algebra-inner-products.docx
@@ -15,7 +15,7 @@
         <w:pStyle w:val="Date"/>
       </w:pPr>
       <w:r>
-        <w:t xml:space="preserve">Last modified: 2026-10-26 12:55:55 (PDT)</w:t>
+        <w:t xml:space="preserve">Last modified: 2026-10-26 14:36:46 (PDT)</w:t>
       </w:r>
     </w:p>
     <w:bookmarkStart w:id="24" w:name="sec-inner-products"/>

--- a/linear-algebra-inner-products.docx
+++ b/linear-algebra-inner-products.docx
@@ -15,7 +15,7 @@
         <w:pStyle w:val="Date"/>
       </w:pPr>
       <w:r>
-        <w:t xml:space="preserve">Last modified: 2026-10-26 14:36:46 (PDT)</w:t>
+        <w:t xml:space="preserve">Last modified: 2026-10-26 20:57:05 (PDT)</w:t>
       </w:r>
     </w:p>
     <w:bookmarkStart w:id="24" w:name="sec-inner-products"/>

--- a/linear-algebra-inner-products.docx
+++ b/linear-algebra-inner-products.docx
@@ -15,7 +15,7 @@
         <w:pStyle w:val="Date"/>
       </w:pPr>
       <w:r>
-        <w:t xml:space="preserve">Last modified: 2026-10-26 20:57:05 (PDT)</w:t>
+        <w:t xml:space="preserve">Last modified: 2026-10-26 23:10:47 (PDT)</w:t>
       </w:r>
     </w:p>
     <w:bookmarkStart w:id="24" w:name="sec-inner-products"/>

--- a/linear-algebra-inner-products.docx
+++ b/linear-algebra-inner-products.docx
@@ -15,7 +15,7 @@
         <w:pStyle w:val="Date"/>
       </w:pPr>
       <w:r>
-        <w:t xml:space="preserve">Last modified: 2026-10-26 23:10:47 (PDT)</w:t>
+        <w:t xml:space="preserve">Last modified: 2026-10-27 00:23:12 (PDT)</w:t>
       </w:r>
     </w:p>
     <w:bookmarkStart w:id="24" w:name="sec-inner-products"/>

--- a/linear-algebra-inner-products.docx
+++ b/linear-algebra-inner-products.docx
@@ -15,7 +15,7 @@
         <w:pStyle w:val="Date"/>
       </w:pPr>
       <w:r>
-        <w:t xml:space="preserve">Last modified: 2026-10-27 00:23:12 (PDT)</w:t>
+        <w:t xml:space="preserve">Last modified: 2026-10-27 01:34:30 (PDT)</w:t>
       </w:r>
     </w:p>
     <w:bookmarkStart w:id="24" w:name="sec-inner-products"/>

--- a/linear-algebra-inner-products.docx
+++ b/linear-algebra-inner-products.docx
@@ -15,7 +15,7 @@
         <w:pStyle w:val="Date"/>
       </w:pPr>
       <w:r>
-        <w:t xml:space="preserve">Last modified: 2026-10-27 01:34:30 (PDT)</w:t>
+        <w:t xml:space="preserve">Last modified: 2026-10-27 09:35:20 (PDT)</w:t>
       </w:r>
     </w:p>
     <w:bookmarkStart w:id="24" w:name="sec-inner-products"/>

--- a/linear-algebra-inner-products.docx
+++ b/linear-algebra-inner-products.docx
@@ -15,7 +15,7 @@
         <w:pStyle w:val="Date"/>
       </w:pPr>
       <w:r>
-        <w:t xml:space="preserve">Last modified: 2026-10-27 09:35:20 (PDT)</w:t>
+        <w:t xml:space="preserve">Last modified: 2026-10-27 11:01:31 (PDT)</w:t>
       </w:r>
     </w:p>
     <w:bookmarkStart w:id="24" w:name="sec-inner-products"/>

--- a/linear-algebra-inner-products.docx
+++ b/linear-algebra-inner-products.docx
@@ -15,7 +15,7 @@
         <w:pStyle w:val="Date"/>
       </w:pPr>
       <w:r>
-        <w:t xml:space="preserve">Last modified: 2026-10-27 11:01:31 (PDT)</w:t>
+        <w:t xml:space="preserve">Last modified: 2026-10-27 17:38:18 (PDT)</w:t>
       </w:r>
     </w:p>
     <w:bookmarkStart w:id="24" w:name="sec-inner-products"/>

--- a/linear-algebra-inner-products.docx
+++ b/linear-algebra-inner-products.docx
@@ -15,7 +15,7 @@
         <w:pStyle w:val="Date"/>
       </w:pPr>
       <w:r>
-        <w:t xml:space="preserve">Last modified: 2026-10-27 17:38:18 (PDT)</w:t>
+        <w:t xml:space="preserve">Last modified: 2026-10-27 20:53:54 (PDT)</w:t>
       </w:r>
     </w:p>
     <w:bookmarkStart w:id="24" w:name="sec-inner-products"/>

--- a/linear-algebra-inner-products.docx
+++ b/linear-algebra-inner-products.docx
@@ -15,7 +15,7 @@
         <w:pStyle w:val="Date"/>
       </w:pPr>
       <w:r>
-        <w:t xml:space="preserve">Last modified: 2026-10-27 20:53:54 (PDT)</w:t>
+        <w:t xml:space="preserve">Last modified: 2026-10-28 13:13:09 (PDT)</w:t>
       </w:r>
     </w:p>
     <w:bookmarkStart w:id="24" w:name="sec-inner-products"/>

--- a/linear-algebra-inner-products.docx
+++ b/linear-algebra-inner-products.docx
@@ -15,7 +15,7 @@
         <w:pStyle w:val="Date"/>
       </w:pPr>
       <w:r>
-        <w:t xml:space="preserve">Last modified: 2026-10-28 13:13:09 (PDT)</w:t>
+        <w:t xml:space="preserve">Last modified: 2026-10-28 16:00:43 (PDT)</w:t>
       </w:r>
     </w:p>
     <w:bookmarkStart w:id="24" w:name="sec-inner-products"/>

--- a/linear-algebra-inner-products.docx
+++ b/linear-algebra-inner-products.docx
@@ -15,7 +15,7 @@
         <w:pStyle w:val="Date"/>
       </w:pPr>
       <w:r>
-        <w:t xml:space="preserve">Last modified: 2026-10-28 16:00:43 (PDT)</w:t>
+        <w:t xml:space="preserve">Last modified: 2026-10-28 17:04:35 (PDT)</w:t>
       </w:r>
     </w:p>
     <w:bookmarkStart w:id="24" w:name="sec-inner-products"/>

--- a/linear-algebra-inner-products.docx
+++ b/linear-algebra-inner-products.docx
@@ -15,7 +15,7 @@
         <w:pStyle w:val="Date"/>
       </w:pPr>
       <w:r>
-        <w:t xml:space="preserve">Last modified: 2026-10-28 17:04:35 (PDT)</w:t>
+        <w:t xml:space="preserve">Last modified: 2026-10-28 18:32:18 (PDT)</w:t>
       </w:r>
     </w:p>
     <w:bookmarkStart w:id="24" w:name="sec-inner-products"/>

--- a/linear-algebra-inner-products.docx
+++ b/linear-algebra-inner-products.docx
@@ -15,7 +15,7 @@
         <w:pStyle w:val="Date"/>
       </w:pPr>
       <w:r>
-        <w:t xml:space="preserve">Last modified: 2026-10-28 18:32:18 (PDT)</w:t>
+        <w:t xml:space="preserve">Last modified: 2026-10-28 20:07:26 (PDT)</w:t>
       </w:r>
     </w:p>
     <w:bookmarkStart w:id="24" w:name="sec-inner-products"/>

--- a/linear-algebra-inner-products.docx
+++ b/linear-algebra-inner-products.docx
@@ -15,7 +15,7 @@
         <w:pStyle w:val="Date"/>
       </w:pPr>
       <w:r>
-        <w:t xml:space="preserve">Last modified: 2026-10-28 20:07:26 (PDT)</w:t>
+        <w:t xml:space="preserve">Last modified: 2026-10-28 21:37:44 (PDT)</w:t>
       </w:r>
     </w:p>
     <w:bookmarkStart w:id="24" w:name="sec-inner-products"/>
@@ -3230,7 +3230,7 @@
     </w:p>
     <w:bookmarkEnd w:id="23"/>
     <w:bookmarkEnd w:id="24"/>
-    <w:bookmarkStart w:id="69" w:name="sec-cauchy-schwarz"/>
+    <w:bookmarkStart w:id="74" w:name="sec-cauchy-schwarz"/>
     <w:p>
       <w:pPr>
         <w:pStyle w:val="Heading2"/>
@@ -13947,10 +13947,1032 @@
       </w:r>
     </w:p>
     <w:bookmarkEnd w:id="58"/>
-    <w:bookmarkStart w:id="61" w:name="rem-angle-unit-circle-angle"/>
+    <w:bookmarkStart w:id="61" w:name="thm-inner-product-sign"/>
     <w:p>
       <w:pPr>
         <w:pStyle w:val="FirstParagraph"/>
+      </w:pPr>
+      <w:r>
+        <w:rPr>
+          <w:b/>
+          <w:bCs/>
+        </w:rPr>
+        <w:t xml:space="preserve">Theorem 6 (The sign of the inner product)</w:t>
+      </w:r>
+      <w:r>
+        <w:t xml:space="preserve"> </w:t>
+      </w:r>
+      <w:r>
+        <w:t xml:space="preserve">For nonzero</w:t>
+      </w:r>
+      <w:r>
+        <w:t xml:space="preserve"> </w:t>
+      </w:r>
+      <w:r>
+        <w:t xml:space="preserve">$\mathord{\smash[b]{\underset{\raise.3ex\hbox{$\scriptstyle\sim$}}{x}}\vphantom{x}}, \mathord{\smash[b]{\underset{\raise.3ex\hbox{$\scriptstyle\sim$}}{y}}\vphantom{y}}\in \mathbb{R}^p$</w:t>
+      </w:r>
+      <w:r>
+        <w:t xml:space="preserve"> </w:t>
+      </w:r>
+      <w:r>
+        <w:t xml:space="preserve">with</w:t>
+      </w:r>
+      <w:r>
+        <w:t xml:space="preserve"> </w:t>
+      </w:r>
+      <w:hyperlink w:anchor="def-angle">
+        <w:r>
+          <w:rPr>
+            <w:rStyle w:val="Hyperlink"/>
+          </w:rPr>
+          <w:t xml:space="preserve">angle</w:t>
+        </w:r>
+      </w:hyperlink>
+      <w:r>
+        <w:t xml:space="preserve"> </w:t>
+      </w:r>
+      <m:oMath>
+        <m:r>
+          <m:t>θ</m:t>
+        </m:r>
+        <m:r>
+          <m:rPr>
+            <m:sty m:val="p"/>
+          </m:rPr>
+          <m:t>∈</m:t>
+        </m:r>
+        <m:r>
+          <m:rPr>
+            <m:sty m:val="p"/>
+          </m:rPr>
+          <m:t>[</m:t>
+        </m:r>
+        <m:r>
+          <m:t>0</m:t>
+        </m:r>
+        <m:r>
+          <m:rPr>
+            <m:sty m:val="p"/>
+          </m:rPr>
+          <m:t>,</m:t>
+        </m:r>
+        <m:r>
+          <m:t>π</m:t>
+        </m:r>
+        <m:r>
+          <m:rPr>
+            <m:sty m:val="p"/>
+          </m:rPr>
+          <m:t>]</m:t>
+        </m:r>
+      </m:oMath>
+      <w:r>
+        <w:t xml:space="preserve"> </w:t>
+      </w:r>
+      <w:r>
+        <w:t xml:space="preserve">between them,</w:t>
+      </w:r>
+    </w:p>
+    <w:p>
+      <w:pPr>
+        <w:pStyle w:val="BodyText"/>
+      </w:pPr>
+      <w:r>
+        <w:t xml:space="preserve">$$\mathord{\smash[b]{\underset{\raise.3ex\hbox{$\scriptstyle\sim$}}{x}}\vphantom{x}} \cdot \mathord{\smash[b]{\underset{\raise.3ex\hbox{$\scriptstyle\sim$}}{y}}\vphantom{y}} = \mathopen{}\left\lVert\mathord{\smash[b]{\underset{\raise.3ex\hbox{$\scriptstyle\sim$}}{x}}\vphantom{x}}\right\rVert\mathclose{}_2 \mathopen{}\left\lVert\mathord{\smash[b]{\underset{\raise.3ex\hbox{$\scriptstyle\sim$}}{y}}\vphantom{y}}\right\rVert\mathclose{}_2 \cos\theta,$$</w:t>
+      </w:r>
+    </w:p>
+    <w:p>
+      <w:pPr>
+        <w:pStyle w:val="FirstParagraph"/>
+      </w:pPr>
+      <w:r>
+        <w:t xml:space="preserve">so:</w:t>
+      </w:r>
+    </w:p>
+    <w:p>
+      <w:pPr>
+        <w:pStyle w:val="Compact"/>
+        <w:numPr>
+          <w:ilvl w:val="0"/>
+          <w:numId w:val="1019"/>
+        </w:numPr>
+      </w:pPr>
+      <w:r>
+        <w:t xml:space="preserve">$\mathord{\smash[b]{\underset{\raise.3ex\hbox{$\scriptstyle\sim$}}{x}}\vphantom{x}} \cdot \mathord{\smash[b]{\underset{\raise.3ex\hbox{$\scriptstyle\sim$}}{y}}\vphantom{y}} &gt; 0$</w:t>
+      </w:r>
+      <w:r>
+        <w:t xml:space="preserve"> </w:t>
+      </w:r>
+      <w:r>
+        <w:t xml:space="preserve">when the vectors point broadly in the same</w:t>
+      </w:r>
+      <w:r>
+        <w:t xml:space="preserve"> </w:t>
+      </w:r>
+      <w:hyperlink r:id="rId59">
+        <w:r>
+          <w:rPr>
+            <w:rStyle w:val="Hyperlink"/>
+          </w:rPr>
+          <w:t xml:space="preserve">direction</w:t>
+        </w:r>
+      </w:hyperlink>
+      <w:r>
+        <w:t xml:space="preserve"> </w:t>
+      </w:r>
+      <w:r>
+        <w:t xml:space="preserve">(</w:t>
+      </w:r>
+      <m:oMath>
+        <m:r>
+          <m:t>θ</m:t>
+        </m:r>
+        <m:r>
+          <m:rPr>
+            <m:sty m:val="p"/>
+          </m:rPr>
+          <m:t>&lt;</m:t>
+        </m:r>
+        <m:r>
+          <m:t>π</m:t>
+        </m:r>
+        <m:r>
+          <m:rPr>
+            <m:sty m:val="p"/>
+          </m:rPr>
+          <m:t>/</m:t>
+        </m:r>
+        <m:r>
+          <m:t>2</m:t>
+        </m:r>
+      </m:oMath>
+      <w:r>
+        <w:t xml:space="preserve">).</w:t>
+      </w:r>
+    </w:p>
+    <w:p>
+      <w:pPr>
+        <w:pStyle w:val="Compact"/>
+        <w:numPr>
+          <w:ilvl w:val="0"/>
+          <w:numId w:val="1019"/>
+        </w:numPr>
+      </w:pPr>
+      <w:r>
+        <w:t xml:space="preserve">$\mathord{\smash[b]{\underset{\raise.3ex\hbox{$\scriptstyle\sim$}}{x}}\vphantom{x}} \cdot \mathord{\smash[b]{\underset{\raise.3ex\hbox{$\scriptstyle\sim$}}{y}}\vphantom{y}} = 0$</w:t>
+      </w:r>
+      <w:r>
+        <w:t xml:space="preserve"> </w:t>
+      </w:r>
+      <w:r>
+        <w:t xml:space="preserve">exactly when the vectors are</w:t>
+      </w:r>
+      <w:r>
+        <w:t xml:space="preserve"> </w:t>
+      </w:r>
+      <w:hyperlink r:id="rId60">
+        <w:r>
+          <w:rPr>
+            <w:rStyle w:val="Hyperlink"/>
+          </w:rPr>
+          <w:t xml:space="preserve">orthogonal</w:t>
+        </w:r>
+      </w:hyperlink>
+      <w:r>
+        <w:t xml:space="preserve"> </w:t>
+      </w:r>
+      <w:r>
+        <w:t xml:space="preserve">(</w:t>
+      </w:r>
+      <m:oMath>
+        <m:r>
+          <m:t>θ</m:t>
+        </m:r>
+        <m:r>
+          <m:rPr>
+            <m:sty m:val="p"/>
+          </m:rPr>
+          <m:t>=</m:t>
+        </m:r>
+        <m:r>
+          <m:t>π</m:t>
+        </m:r>
+        <m:r>
+          <m:rPr>
+            <m:sty m:val="p"/>
+          </m:rPr>
+          <m:t>/</m:t>
+        </m:r>
+        <m:r>
+          <m:t>2</m:t>
+        </m:r>
+      </m:oMath>
+      <w:r>
+        <w:t xml:space="preserve">).</w:t>
+      </w:r>
+    </w:p>
+    <w:p>
+      <w:pPr>
+        <w:pStyle w:val="Compact"/>
+        <w:numPr>
+          <w:ilvl w:val="0"/>
+          <w:numId w:val="1019"/>
+        </w:numPr>
+      </w:pPr>
+      <w:r>
+        <w:t xml:space="preserve">$\mathord{\smash[b]{\underset{\raise.3ex\hbox{$\scriptstyle\sim$}}{x}}\vphantom{x}} \cdot \mathord{\smash[b]{\underset{\raise.3ex\hbox{$\scriptstyle\sim$}}{y}}\vphantom{y}} &lt; 0$</w:t>
+      </w:r>
+      <w:r>
+        <w:t xml:space="preserve"> </w:t>
+      </w:r>
+      <w:r>
+        <w:t xml:space="preserve">when the vectors point broadly in opposing directions (</w:t>
+      </w:r>
+      <m:oMath>
+        <m:r>
+          <m:t>θ</m:t>
+        </m:r>
+        <m:r>
+          <m:rPr>
+            <m:sty m:val="p"/>
+          </m:rPr>
+          <m:t>&gt;</m:t>
+        </m:r>
+        <m:r>
+          <m:t>π</m:t>
+        </m:r>
+        <m:r>
+          <m:rPr>
+            <m:sty m:val="p"/>
+          </m:rPr>
+          <m:t>/</m:t>
+        </m:r>
+        <m:r>
+          <m:t>2</m:t>
+        </m:r>
+      </m:oMath>
+      <w:r>
+        <w:t xml:space="preserve">).</w:t>
+      </w:r>
+    </w:p>
+    <w:bookmarkEnd w:id="61"/>
+    <w:p>
+      <w:pPr>
+        <w:pStyle w:val="FirstParagraph"/>
+      </w:pPr>
+      <w:r>
+        <w:rPr>
+          <w:i/>
+          <w:iCs/>
+        </w:rPr>
+        <w:t xml:space="preserve">Proof</w:t>
+      </w:r>
+      <w:r>
+        <w:t xml:space="preserve">. </w:t>
+      </w:r>
+      <w:r>
+        <w:t xml:space="preserve">By the definition of the</w:t>
+      </w:r>
+      <w:r>
+        <w:t xml:space="preserve"> </w:t>
+      </w:r>
+      <w:hyperlink w:anchor="def-angle">
+        <w:r>
+          <w:rPr>
+            <w:rStyle w:val="Hyperlink"/>
+          </w:rPr>
+          <w:t xml:space="preserve">angle</w:t>
+        </w:r>
+      </w:hyperlink>
+      <w:r>
+        <w:t xml:space="preserve">,</w:t>
+      </w:r>
+      <w:r>
+        <w:t xml:space="preserve"> </w:t>
+      </w:r>
+      <m:oMath>
+        <m:r>
+          <m:rPr>
+            <m:sty m:val="p"/>
+          </m:rPr>
+          <m:t>cos</m:t>
+        </m:r>
+        <m:r>
+          <m:t>θ</m:t>
+        </m:r>
+      </m:oMath>
+      <w:r>
+        <w:t xml:space="preserve"> </w:t>
+      </w:r>
+      <w:r>
+        <w:t xml:space="preserve">is the</w:t>
+      </w:r>
+      <w:r>
+        <w:t xml:space="preserve"> </w:t>
+      </w:r>
+      <w:hyperlink w:anchor="def-cosine-similarity">
+        <w:r>
+          <w:rPr>
+            <w:rStyle w:val="Hyperlink"/>
+          </w:rPr>
+          <w:t xml:space="preserve">cosine similarity</w:t>
+        </w:r>
+      </w:hyperlink>
+      <w:r>
+        <w:t xml:space="preserve"> </w:t>
+      </w:r>
+      <w:r>
+        <w:t xml:space="preserve">$\mathord{\smash[b]{\underset{\raise.3ex\hbox{$\scriptstyle\sim$}}{x}}\vphantom{x}} \cdot \mathord{\smash[b]{\underset{\raise.3ex\hbox{$\scriptstyle\sim$}}{y}}\vphantom{y}} / (\mathopen{}\left\lVert\mathord{\smash[b]{\underset{\raise.3ex\hbox{$\scriptstyle\sim$}}{x}}\vphantom{x}}\right\rVert\mathclose{}_2 \mathopen{}\left\lVert\mathord{\smash[b]{\underset{\raise.3ex\hbox{$\scriptstyle\sim$}}{y}}\vphantom{y}}\right\rVert\mathclose{}_2)$</w:t>
+      </w:r>
+      <w:r>
+        <w:t xml:space="preserve">,</w:t>
+      </w:r>
+      <w:r>
+        <w:t xml:space="preserve"> </w:t>
+      </w:r>
+      <w:r>
+        <w:t xml:space="preserve">which gives the displayed equation.</w:t>
+      </w:r>
+      <w:r>
+        <w:t xml:space="preserve"> </w:t>
+      </w:r>
+      <w:r>
+        <w:t xml:space="preserve">Both vectors are nonzero, so their</w:t>
+      </w:r>
+      <w:r>
+        <w:t xml:space="preserve"> </w:t>
+      </w:r>
+      <w:hyperlink r:id="rId62">
+        <w:r>
+          <w:rPr>
+            <w:rStyle w:val="Hyperlink"/>
+          </w:rPr>
+          <w:t xml:space="preserve">norms</w:t>
+        </w:r>
+      </w:hyperlink>
+      <w:r>
+        <w:t xml:space="preserve"> </w:t>
+      </w:r>
+      <w:r>
+        <w:t xml:space="preserve">are positive,</w:t>
+      </w:r>
+      <w:r>
+        <w:t xml:space="preserve"> </w:t>
+      </w:r>
+      <w:r>
+        <w:t xml:space="preserve">and</w:t>
+      </w:r>
+      <w:r>
+        <w:t xml:space="preserve"> </w:t>
+      </w:r>
+      <w:r>
+        <w:t xml:space="preserve">$\mathord{\smash[b]{\underset{\raise.3ex\hbox{$\scriptstyle\sim$}}{x}}\vphantom{x}} \cdot \mathord{\smash[b]{\underset{\raise.3ex\hbox{$\scriptstyle\sim$}}{y}}\vphantom{y}}$</w:t>
+      </w:r>
+      <w:r>
+        <w:t xml:space="preserve"> </w:t>
+      </w:r>
+      <w:r>
+        <w:t xml:space="preserve">has the sign of</w:t>
+      </w:r>
+      <w:r>
+        <w:t xml:space="preserve"> </w:t>
+      </w:r>
+      <m:oMath>
+        <m:r>
+          <m:rPr>
+            <m:sty m:val="p"/>
+          </m:rPr>
+          <m:t>cos</m:t>
+        </m:r>
+        <m:r>
+          <m:t>θ</m:t>
+        </m:r>
+      </m:oMath>
+      <w:r>
+        <w:t xml:space="preserve">.</w:t>
+      </w:r>
+      <w:r>
+        <w:t xml:space="preserve"> </w:t>
+      </w:r>
+      <w:r>
+        <w:t xml:space="preserve">On</w:t>
+      </w:r>
+      <w:r>
+        <w:t xml:space="preserve"> </w:t>
+      </w:r>
+      <m:oMath>
+        <m:r>
+          <m:rPr>
+            <m:sty m:val="p"/>
+          </m:rPr>
+          <m:t>[</m:t>
+        </m:r>
+        <m:r>
+          <m:t>0</m:t>
+        </m:r>
+        <m:r>
+          <m:rPr>
+            <m:sty m:val="p"/>
+          </m:rPr>
+          <m:t>,</m:t>
+        </m:r>
+        <m:r>
+          <m:t>π</m:t>
+        </m:r>
+        <m:r>
+          <m:rPr>
+            <m:sty m:val="p"/>
+          </m:rPr>
+          <m:t>]</m:t>
+        </m:r>
+      </m:oMath>
+      <w:r>
+        <w:t xml:space="preserve">, the</w:t>
+      </w:r>
+      <w:r>
+        <w:t xml:space="preserve"> </w:t>
+      </w:r>
+      <w:hyperlink r:id="rId55">
+        <w:r>
+          <w:rPr>
+            <w:rStyle w:val="Hyperlink"/>
+          </w:rPr>
+          <w:t xml:space="preserve">cosine</w:t>
+        </w:r>
+      </w:hyperlink>
+      <w:r>
+        <w:t xml:space="preserve"> </w:t>
+      </w:r>
+      <w:r>
+        <w:t xml:space="preserve">is positive for</w:t>
+      </w:r>
+      <w:r>
+        <w:t xml:space="preserve"> </w:t>
+      </w:r>
+      <m:oMath>
+        <m:r>
+          <m:t>θ</m:t>
+        </m:r>
+        <m:r>
+          <m:rPr>
+            <m:sty m:val="p"/>
+          </m:rPr>
+          <m:t>&lt;</m:t>
+        </m:r>
+        <m:r>
+          <m:t>π</m:t>
+        </m:r>
+        <m:r>
+          <m:rPr>
+            <m:sty m:val="p"/>
+          </m:rPr>
+          <m:t>/</m:t>
+        </m:r>
+        <m:r>
+          <m:t>2</m:t>
+        </m:r>
+      </m:oMath>
+      <w:r>
+        <w:t xml:space="preserve">, zero at</w:t>
+      </w:r>
+      <w:r>
+        <w:t xml:space="preserve"> </w:t>
+      </w:r>
+      <m:oMath>
+        <m:r>
+          <m:t>π</m:t>
+        </m:r>
+        <m:r>
+          <m:rPr>
+            <m:sty m:val="p"/>
+          </m:rPr>
+          <m:t>/</m:t>
+        </m:r>
+        <m:r>
+          <m:t>2</m:t>
+        </m:r>
+      </m:oMath>
+      <w:r>
+        <w:t xml:space="preserve"> </w:t>
+      </w:r>
+      <w:r>
+        <w:t xml:space="preserve">and negative for</w:t>
+      </w:r>
+      <w:r>
+        <w:t xml:space="preserve"> </w:t>
+      </w:r>
+      <m:oMath>
+        <m:r>
+          <m:t>θ</m:t>
+        </m:r>
+        <m:r>
+          <m:rPr>
+            <m:sty m:val="p"/>
+          </m:rPr>
+          <m:t>&gt;</m:t>
+        </m:r>
+        <m:r>
+          <m:t>π</m:t>
+        </m:r>
+        <m:r>
+          <m:rPr>
+            <m:sty m:val="p"/>
+          </m:rPr>
+          <m:t>/</m:t>
+        </m:r>
+        <m:r>
+          <m:t>2</m:t>
+        </m:r>
+      </m:oMath>
+      <w:r>
+        <w:t xml:space="preserve">.</w:t>
+      </w:r>
+    </w:p>
+    <w:bookmarkStart w:id="63" w:name="exm-inner-product-sign"/>
+    <w:p>
+      <w:pPr>
+        <w:pStyle w:val="BodyText"/>
+      </w:pPr>
+      <w:r>
+        <w:rPr>
+          <w:b/>
+          <w:bCs/>
+        </w:rPr>
+        <w:t xml:space="preserve">Example 15 (The sign of the inner product in the plane)</w:t>
+      </w:r>
+      <w:r>
+        <w:t xml:space="preserve"> </w:t>
+      </w:r>
+      <w:r>
+        <w:t xml:space="preserve"> </w:t>
+      </w:r>
+    </w:p>
+    <w:p>
+      <w:pPr>
+        <w:pStyle w:val="Compact"/>
+        <w:numPr>
+          <w:ilvl w:val="0"/>
+          <w:numId w:val="1020"/>
+        </w:numPr>
+      </w:pPr>
+      <m:oMath>
+        <m:r>
+          <m:rPr>
+            <m:sty m:val="p"/>
+          </m:rPr>
+          <m:t>(</m:t>
+        </m:r>
+        <m:r>
+          <m:t>1</m:t>
+        </m:r>
+        <m:r>
+          <m:rPr>
+            <m:sty m:val="p"/>
+          </m:rPr>
+          <m:t>,</m:t>
+        </m:r>
+        <m:r>
+          <m:t>0</m:t>
+        </m:r>
+        <m:r>
+          <m:rPr>
+            <m:sty m:val="p"/>
+          </m:rPr>
+          <m:t>)</m:t>
+        </m:r>
+      </m:oMath>
+      <w:r>
+        <w:t xml:space="preserve"> </w:t>
+      </w:r>
+      <w:r>
+        <w:t xml:space="preserve">and</w:t>
+      </w:r>
+      <w:r>
+        <w:t xml:space="preserve"> </w:t>
+      </w:r>
+      <m:oMath>
+        <m:r>
+          <m:rPr>
+            <m:sty m:val="p"/>
+          </m:rPr>
+          <m:t>(</m:t>
+        </m:r>
+        <m:r>
+          <m:t>1</m:t>
+        </m:r>
+        <m:r>
+          <m:rPr>
+            <m:sty m:val="p"/>
+          </m:rPr>
+          <m:t>,</m:t>
+        </m:r>
+        <m:r>
+          <m:t>1</m:t>
+        </m:r>
+        <m:r>
+          <m:rPr>
+            <m:sty m:val="p"/>
+          </m:rPr>
+          <m:t>)</m:t>
+        </m:r>
+      </m:oMath>
+      <w:r>
+        <w:t xml:space="preserve"> </w:t>
+      </w:r>
+      <w:r>
+        <w:t xml:space="preserve">have</w:t>
+      </w:r>
+      <w:r>
+        <w:t xml:space="preserve"> </w:t>
+      </w:r>
+      <w:hyperlink w:anchor="def-inner-product">
+        <w:r>
+          <w:rPr>
+            <w:rStyle w:val="Hyperlink"/>
+          </w:rPr>
+          <w:t xml:space="preserve">inner product</w:t>
+        </w:r>
+      </w:hyperlink>
+      <w:r>
+        <w:t xml:space="preserve"> </w:t>
+      </w:r>
+      <m:oMath>
+        <m:r>
+          <m:t>1</m:t>
+        </m:r>
+        <m:r>
+          <m:rPr>
+            <m:sty m:val="p"/>
+          </m:rPr>
+          <m:t>&gt;</m:t>
+        </m:r>
+        <m:r>
+          <m:t>0</m:t>
+        </m:r>
+      </m:oMath>
+      <w:r>
+        <w:t xml:space="preserve"> </w:t>
+      </w:r>
+      <w:r>
+        <w:t xml:space="preserve">and</w:t>
+      </w:r>
+      <w:r>
+        <w:t xml:space="preserve"> </w:t>
+      </w:r>
+      <w:hyperlink w:anchor="def-angle">
+        <w:r>
+          <w:rPr>
+            <w:rStyle w:val="Hyperlink"/>
+          </w:rPr>
+          <w:t xml:space="preserve">angle</w:t>
+        </w:r>
+      </w:hyperlink>
+      <w:r>
+        <w:t xml:space="preserve"> </w:t>
+      </w:r>
+      <m:oMath>
+        <m:r>
+          <m:t>π</m:t>
+        </m:r>
+        <m:r>
+          <m:rPr>
+            <m:sty m:val="p"/>
+          </m:rPr>
+          <m:t>/</m:t>
+        </m:r>
+        <m:r>
+          <m:t>4</m:t>
+        </m:r>
+        <m:r>
+          <m:rPr>
+            <m:sty m:val="p"/>
+          </m:rPr>
+          <m:t>&lt;</m:t>
+        </m:r>
+        <m:r>
+          <m:t>π</m:t>
+        </m:r>
+        <m:r>
+          <m:rPr>
+            <m:sty m:val="p"/>
+          </m:rPr>
+          <m:t>/</m:t>
+        </m:r>
+        <m:r>
+          <m:t>2</m:t>
+        </m:r>
+      </m:oMath>
+      <w:r>
+        <w:t xml:space="preserve">.</w:t>
+      </w:r>
+    </w:p>
+    <w:p>
+      <w:pPr>
+        <w:pStyle w:val="Compact"/>
+        <w:numPr>
+          <w:ilvl w:val="0"/>
+          <w:numId w:val="1020"/>
+        </w:numPr>
+      </w:pPr>
+      <m:oMath>
+        <m:r>
+          <m:rPr>
+            <m:sty m:val="p"/>
+          </m:rPr>
+          <m:t>(</m:t>
+        </m:r>
+        <m:r>
+          <m:t>1</m:t>
+        </m:r>
+        <m:r>
+          <m:rPr>
+            <m:sty m:val="p"/>
+          </m:rPr>
+          <m:t>,</m:t>
+        </m:r>
+        <m:r>
+          <m:t>2</m:t>
+        </m:r>
+        <m:r>
+          <m:rPr>
+            <m:sty m:val="p"/>
+          </m:rPr>
+          <m:t>)</m:t>
+        </m:r>
+      </m:oMath>
+      <w:r>
+        <w:t xml:space="preserve"> </w:t>
+      </w:r>
+      <w:r>
+        <w:t xml:space="preserve">and</w:t>
+      </w:r>
+      <w:r>
+        <w:t xml:space="preserve"> </w:t>
+      </w:r>
+      <m:oMath>
+        <m:r>
+          <m:rPr>
+            <m:sty m:val="p"/>
+          </m:rPr>
+          <m:t>(</m:t>
+        </m:r>
+        <m:r>
+          <m:rPr>
+            <m:sty m:val="p"/>
+          </m:rPr>
+          <m:t>−</m:t>
+        </m:r>
+        <m:r>
+          <m:t>2</m:t>
+        </m:r>
+        <m:r>
+          <m:rPr>
+            <m:sty m:val="p"/>
+          </m:rPr>
+          <m:t>,</m:t>
+        </m:r>
+        <m:r>
+          <m:t>1</m:t>
+        </m:r>
+        <m:r>
+          <m:rPr>
+            <m:sty m:val="p"/>
+          </m:rPr>
+          <m:t>)</m:t>
+        </m:r>
+      </m:oMath>
+      <w:r>
+        <w:t xml:space="preserve"> </w:t>
+      </w:r>
+      <w:r>
+        <w:t xml:space="preserve">have inner product</w:t>
+      </w:r>
+      <w:r>
+        <w:t xml:space="preserve"> </w:t>
+      </w:r>
+      <m:oMath>
+        <m:r>
+          <m:rPr>
+            <m:sty m:val="p"/>
+          </m:rPr>
+          <m:t>−</m:t>
+        </m:r>
+        <m:r>
+          <m:t>2</m:t>
+        </m:r>
+        <m:r>
+          <m:rPr>
+            <m:sty m:val="p"/>
+          </m:rPr>
+          <m:t>+</m:t>
+        </m:r>
+        <m:r>
+          <m:t>2</m:t>
+        </m:r>
+        <m:r>
+          <m:rPr>
+            <m:sty m:val="p"/>
+          </m:rPr>
+          <m:t>=</m:t>
+        </m:r>
+        <m:r>
+          <m:t>0</m:t>
+        </m:r>
+      </m:oMath>
+      <w:r>
+        <w:t xml:space="preserve"> </w:t>
+      </w:r>
+      <w:r>
+        <w:t xml:space="preserve">and angle</w:t>
+      </w:r>
+      <w:r>
+        <w:t xml:space="preserve"> </w:t>
+      </w:r>
+      <m:oMath>
+        <m:r>
+          <m:t>π</m:t>
+        </m:r>
+        <m:r>
+          <m:rPr>
+            <m:sty m:val="p"/>
+          </m:rPr>
+          <m:t>/</m:t>
+        </m:r>
+        <m:r>
+          <m:t>2</m:t>
+        </m:r>
+      </m:oMath>
+      <w:r>
+        <w:t xml:space="preserve">.</w:t>
+      </w:r>
+    </w:p>
+    <w:p>
+      <w:pPr>
+        <w:pStyle w:val="Compact"/>
+        <w:numPr>
+          <w:ilvl w:val="0"/>
+          <w:numId w:val="1020"/>
+        </w:numPr>
+      </w:pPr>
+      <m:oMath>
+        <m:r>
+          <m:rPr>
+            <m:sty m:val="p"/>
+          </m:rPr>
+          <m:t>(</m:t>
+        </m:r>
+        <m:r>
+          <m:t>1</m:t>
+        </m:r>
+        <m:r>
+          <m:rPr>
+            <m:sty m:val="p"/>
+          </m:rPr>
+          <m:t>,</m:t>
+        </m:r>
+        <m:r>
+          <m:t>0</m:t>
+        </m:r>
+        <m:r>
+          <m:rPr>
+            <m:sty m:val="p"/>
+          </m:rPr>
+          <m:t>)</m:t>
+        </m:r>
+      </m:oMath>
+      <w:r>
+        <w:t xml:space="preserve"> </w:t>
+      </w:r>
+      <w:r>
+        <w:t xml:space="preserve">and</w:t>
+      </w:r>
+      <w:r>
+        <w:t xml:space="preserve"> </w:t>
+      </w:r>
+      <m:oMath>
+        <m:r>
+          <m:rPr>
+            <m:sty m:val="p"/>
+          </m:rPr>
+          <m:t>(</m:t>
+        </m:r>
+        <m:r>
+          <m:rPr>
+            <m:sty m:val="p"/>
+          </m:rPr>
+          <m:t>−</m:t>
+        </m:r>
+        <m:r>
+          <m:t>3</m:t>
+        </m:r>
+        <m:r>
+          <m:rPr>
+            <m:sty m:val="p"/>
+          </m:rPr>
+          <m:t>,</m:t>
+        </m:r>
+        <m:r>
+          <m:t>0</m:t>
+        </m:r>
+        <m:r>
+          <m:rPr>
+            <m:sty m:val="p"/>
+          </m:rPr>
+          <m:t>)</m:t>
+        </m:r>
+      </m:oMath>
+      <w:r>
+        <w:t xml:space="preserve"> </w:t>
+      </w:r>
+      <w:r>
+        <w:t xml:space="preserve">have inner product</w:t>
+      </w:r>
+      <w:r>
+        <w:t xml:space="preserve"> </w:t>
+      </w:r>
+      <m:oMath>
+        <m:r>
+          <m:rPr>
+            <m:sty m:val="p"/>
+          </m:rPr>
+          <m:t>−</m:t>
+        </m:r>
+        <m:r>
+          <m:t>3</m:t>
+        </m:r>
+        <m:r>
+          <m:rPr>
+            <m:sty m:val="p"/>
+          </m:rPr>
+          <m:t>&lt;</m:t>
+        </m:r>
+        <m:r>
+          <m:t>0</m:t>
+        </m:r>
+      </m:oMath>
+      <w:r>
+        <w:t xml:space="preserve"> </w:t>
+      </w:r>
+      <w:r>
+        <w:t xml:space="preserve">and angle</w:t>
+      </w:r>
+      <w:r>
+        <w:t xml:space="preserve"> </w:t>
+      </w:r>
+      <m:oMath>
+        <m:r>
+          <m:t>π</m:t>
+        </m:r>
+        <m:r>
+          <m:rPr>
+            <m:sty m:val="p"/>
+          </m:rPr>
+          <m:t>&gt;</m:t>
+        </m:r>
+        <m:r>
+          <m:t>π</m:t>
+        </m:r>
+        <m:r>
+          <m:rPr>
+            <m:sty m:val="p"/>
+          </m:rPr>
+          <m:t>/</m:t>
+        </m:r>
+        <m:r>
+          <m:t>2</m:t>
+        </m:r>
+      </m:oMath>
+      <w:r>
+        <w:t xml:space="preserve">.</w:t>
+      </w:r>
+    </w:p>
+    <w:p>
+      <w:pPr>
+        <w:pStyle w:val="FirstParagraph"/>
+      </w:pPr>
+      <w:r>
+        <w:t xml:space="preserve">These are the pairs of</w:t>
+      </w:r>
+      <w:r>
+        <w:t xml:space="preserve"> </w:t>
+      </w:r>
+      <w:hyperlink w:anchor="exm-angle">
+        <w:r>
+          <w:rPr>
+            <w:rStyle w:val="Hyperlink"/>
+          </w:rPr>
+          <w:t xml:space="preserve">Example 14</w:t>
+        </w:r>
+      </w:hyperlink>
+      <w:r>
+        <w:t xml:space="preserve">.</w:t>
+      </w:r>
+    </w:p>
+    <w:bookmarkEnd w:id="63"/>
+    <w:bookmarkStart w:id="66" w:name="rem-angle-unit-circle-angle"/>
+    <w:p>
+      <w:pPr>
+        <w:pStyle w:val="BodyText"/>
       </w:pPr>
       <w:r>
         <w:rPr>
@@ -14000,7 +15022,7 @@
       <w:r>
         <w:t xml:space="preserve"> </w:t>
       </w:r>
-      <w:hyperlink r:id="rId59">
+      <w:hyperlink r:id="rId64">
         <w:r>
           <w:rPr>
             <w:rStyle w:val="Hyperlink"/>
@@ -14064,7 +15086,7 @@
       <w:r>
         <w:t xml:space="preserve"> </w:t>
       </w:r>
-      <w:hyperlink r:id="rId60">
+      <w:hyperlink r:id="rId65">
         <w:r>
           <w:rPr>
             <w:rStyle w:val="Hyperlink"/>
@@ -14279,8 +15301,8 @@
         <w:t xml:space="preserve">.</w:t>
       </w:r>
     </w:p>
-    <w:bookmarkEnd w:id="61"/>
-    <w:bookmarkStart w:id="62" w:name="X64c41f557e7f698c947bb0d906d626137043d1e"/>
+    <w:bookmarkEnd w:id="66"/>
+    <w:bookmarkStart w:id="67" w:name="X64c41f557e7f698c947bb0d906d626137043d1e"/>
     <w:p>
       <w:pPr>
         <w:pStyle w:val="BodyText"/>
@@ -14411,8 +15433,8 @@
     $$</w:t>
       </w:r>
     </w:p>
-    <w:bookmarkEnd w:id="62"/>
-    <w:bookmarkStart w:id="63" w:name="cor-cosine-similarity-unit-vectors"/>
+    <w:bookmarkEnd w:id="67"/>
+    <w:bookmarkStart w:id="68" w:name="cor-cosine-similarity-unit-vectors"/>
     <w:p>
       <w:pPr>
         <w:pStyle w:val="FirstParagraph"/>
@@ -14491,7 +15513,7 @@
     $$</w:t>
       </w:r>
     </w:p>
-    <w:bookmarkEnd w:id="63"/>
+    <w:bookmarkEnd w:id="68"/>
     <w:p>
       <w:pPr>
         <w:pStyle w:val="FirstParagraph"/>
@@ -14548,7 +15570,7 @@
     $$</w:t>
       </w:r>
     </w:p>
-    <w:bookmarkStart w:id="65" w:name="thm-pearson-cosine-centered"/>
+    <w:bookmarkStart w:id="70" w:name="thm-pearson-cosine-centered"/>
     <w:p>
       <w:pPr>
         <w:pStyle w:val="FirstParagraph"/>
@@ -14558,7 +15580,7 @@
           <w:b/>
           <w:bCs/>
         </w:rPr>
-        <w:t xml:space="preserve">Theorem 6 (Pearson correlation is the cosine similarity of the centered vectors)</w:t>
+        <w:t xml:space="preserve">Theorem 7 (Pearson correlation is the cosine similarity of the centered vectors)</w:t>
       </w:r>
       <w:r>
         <w:t xml:space="preserve"> </w:t>
@@ -14802,7 +15824,7 @@
       <w:r>
         <w:t xml:space="preserve"> </w:t>
       </w:r>
-      <w:hyperlink r:id="rId64">
+      <w:hyperlink r:id="rId69">
         <w:r>
           <w:rPr>
             <w:rStyle w:val="Hyperlink"/>
@@ -14913,7 +15935,7 @@
     $$</w:t>
       </w:r>
     </w:p>
-    <w:bookmarkEnd w:id="65"/>
+    <w:bookmarkEnd w:id="70"/>
     <w:p>
       <w:pPr>
         <w:pStyle w:val="FirstParagraph"/>
@@ -15131,7 +16153,7 @@
         <w:t xml:space="preserve">.</w:t>
       </w:r>
     </w:p>
-    <w:bookmarkStart w:id="66" w:name="exm-pearson-cosine-centered"/>
+    <w:bookmarkStart w:id="71" w:name="exm-pearson-cosine-centered"/>
     <w:p>
       <w:pPr>
         <w:pStyle w:val="BodyText"/>
@@ -15141,7 +16163,7 @@
           <w:b/>
           <w:bCs/>
         </w:rPr>
-        <w:t xml:space="preserve">Example 15 (Centering changes the cosine similarity)</w:t>
+        <w:t xml:space="preserve">Example 16 (Centering changes the cosine similarity)</w:t>
       </w:r>
       <w:r>
         <w:t xml:space="preserve"> </w:t>
@@ -15341,8 +16363,8 @@
         <w:t xml:space="preserve">mostly because both vectors have positive entries and the same mean, not because they move together.</w:t>
       </w:r>
     </w:p>
-    <w:bookmarkEnd w:id="66"/>
-    <w:bookmarkStart w:id="67" w:name="cor-pearson-angle"/>
+    <w:bookmarkEnd w:id="71"/>
+    <w:bookmarkStart w:id="72" w:name="cor-pearson-angle"/>
     <w:p>
       <w:pPr>
         <w:pStyle w:val="BodyText"/>
@@ -15380,7 +16402,7 @@
           <w:rPr>
             <w:rStyle w:val="Hyperlink"/>
           </w:rPr>
-          <w:t xml:space="preserve">Theorem 6</w:t>
+          <w:t xml:space="preserve">Theorem 7</w:t>
         </w:r>
       </w:hyperlink>
       <w:r>
@@ -15450,7 +16472,7 @@
       <w:r>
         <w:t xml:space="preserve"> </w:t>
       </w:r>
-      <w:hyperlink r:id="rId64">
+      <w:hyperlink r:id="rId69">
         <w:r>
           <w:rPr>
             <w:rStyle w:val="Hyperlink"/>
@@ -15509,7 +16531,7 @@
         </m:oMath>
       </m:oMathPara>
     </w:p>
-    <w:bookmarkEnd w:id="67"/>
+    <w:bookmarkEnd w:id="72"/>
     <w:p>
       <w:pPr>
         <w:pStyle w:val="FirstParagraph"/>
@@ -15535,7 +16557,7 @@
           <w:rPr>
             <w:rStyle w:val="Hyperlink"/>
           </w:rPr>
-          <w:t xml:space="preserve">Theorem 6</w:t>
+          <w:t xml:space="preserve">Theorem 7</w:t>
         </w:r>
       </w:hyperlink>
       <w:r>
@@ -15609,7 +16631,7 @@
         <w:t xml:space="preserve">).</w:t>
       </w:r>
     </w:p>
-    <w:bookmarkStart w:id="68" w:name="exm-pearson-angle"/>
+    <w:bookmarkStart w:id="73" w:name="exm-pearson-angle"/>
     <w:p>
       <w:pPr>
         <w:pStyle w:val="BodyText"/>
@@ -15619,7 +16641,7 @@
           <w:b/>
           <w:bCs/>
         </w:rPr>
-        <w:t xml:space="preserve">Example 16 (A correlation of one half is an angle of sixty degrees)</w:t>
+        <w:t xml:space="preserve">Example 17 (A correlation of one half is an angle of sixty degrees)</w:t>
       </w:r>
       <w:r>
         <w:t xml:space="preserve"> </w:t>
@@ -15635,7 +16657,7 @@
           <w:rPr>
             <w:rStyle w:val="Hyperlink"/>
           </w:rPr>
-          <w:t xml:space="preserve">Example 15</w:t>
+          <w:t xml:space="preserve">Example 16</w:t>
         </w:r>
       </w:hyperlink>
       <w:r>
@@ -15840,9 +16862,9 @@
         <w:t xml:space="preserve">.</w:t>
       </w:r>
     </w:p>
-    <w:bookmarkEnd w:id="68"/>
-    <w:bookmarkEnd w:id="69"/>
-    <w:bookmarkStart w:id="101" w:name="sec-gram-schmidt"/>
+    <w:bookmarkEnd w:id="73"/>
+    <w:bookmarkEnd w:id="74"/>
+    <w:bookmarkStart w:id="106" w:name="sec-gram-schmidt"/>
     <w:p>
       <w:pPr>
         <w:pStyle w:val="Heading2"/>
@@ -15892,12 +16914,12 @@
                 <wp:inline>
                   <wp:extent cx="152400" cy="152400"/>
                   <wp:effectExtent b="0" l="0" r="0" t="0"/>
-                  <wp:docPr descr="" title="" id="70" name="Picture"/>
+                  <wp:docPr descr="" title="" id="75" name="Picture"/>
                   <a:graphic>
                     <a:graphicData uri="http://schemas.openxmlformats.org/drawingml/2006/picture">
                       <pic:pic>
                         <pic:nvPicPr>
-                          <pic:cNvPr descr="/opt/quarto/share/formats/docx/note.png" id="71" name="Picture"/>
+                          <pic:cNvPr descr="/opt/quarto/share/formats/docx/note.png" id="76" name="Picture"/>
                           <pic:cNvPicPr>
                             <a:picLocks noChangeArrowheads="1" noChangeAspect="1"/>
                           </pic:cNvPicPr>
@@ -16028,7 +17050,7 @@
         </w:tc>
       </w:tr>
     </w:tbl>
-    <w:bookmarkStart w:id="72" w:name="thm-dot-linear-sum"/>
+    <w:bookmarkStart w:id="77" w:name="thm-dot-linear-sum"/>
     <w:p>
       <w:pPr>
         <w:pStyle w:val="BodyText"/>
@@ -16038,7 +17060,7 @@
           <w:b/>
           <w:bCs/>
         </w:rPr>
-        <w:t xml:space="preserve">Theorem 7 (The dot product of a vector with a linear combination)</w:t>
+        <w:t xml:space="preserve">Theorem 8 (The dot product of a vector with a linear combination)</w:t>
       </w:r>
       <w:r>
         <w:t xml:space="preserve"> </w:t>
@@ -16140,7 +17162,7 @@
     $$</w:t>
       </w:r>
     </w:p>
-    <w:bookmarkEnd w:id="72"/>
+    <w:bookmarkEnd w:id="77"/>
     <w:p>
       <w:pPr>
         <w:pStyle w:val="FirstParagraph"/>
@@ -16237,7 +17259,7 @@
     $$</w:t>
       </w:r>
     </w:p>
-    <w:bookmarkStart w:id="73" w:name="exm-dot-linear-sum"/>
+    <w:bookmarkStart w:id="78" w:name="exm-dot-linear-sum"/>
     <w:p>
       <w:pPr>
         <w:pStyle w:val="FirstParagraph"/>
@@ -16247,7 +17269,7 @@
           <w:b/>
           <w:bCs/>
         </w:rPr>
-        <w:t xml:space="preserve">Example 17 (Dotting with a combination of three vectors)</w:t>
+        <w:t xml:space="preserve">Example 18 (Dotting with a combination of three vectors)</w:t>
       </w:r>
       <w:r>
         <w:t xml:space="preserve"> </w:t>
@@ -16478,7 +17500,7 @@
           <w:rPr>
             <w:rStyle w:val="Hyperlink"/>
           </w:rPr>
-          <w:t xml:space="preserve">Theorem 7</w:t>
+          <w:t xml:space="preserve">Theorem 8</w:t>
         </w:r>
       </w:hyperlink>
       <w:r>
@@ -16550,8 +17572,8 @@
         <w:t xml:space="preserve">, the same number.</w:t>
       </w:r>
     </w:p>
-    <w:bookmarkEnd w:id="73"/>
-    <w:bookmarkStart w:id="75" w:name="thm-orthonormal-independent"/>
+    <w:bookmarkEnd w:id="78"/>
+    <w:bookmarkStart w:id="80" w:name="thm-orthonormal-independent"/>
     <w:p>
       <w:pPr>
         <w:pStyle w:val="BodyText"/>
@@ -16561,7 +17583,7 @@
           <w:b/>
           <w:bCs/>
         </w:rPr>
-        <w:t xml:space="preserve">Theorem 8 (Orthonormal vectors are linearly independent)</w:t>
+        <w:t xml:space="preserve">Theorem 9 (Orthonormal vectors are linearly independent)</w:t>
       </w:r>
       <w:r>
         <w:t xml:space="preserve"> </w:t>
@@ -16581,7 +17603,7 @@
       <w:r>
         <w:t xml:space="preserve">are orthonormal (</w:t>
       </w:r>
-      <w:hyperlink r:id="rId74">
+      <w:hyperlink r:id="rId79">
         <w:r>
           <w:rPr>
             <w:rStyle w:val="Hyperlink"/>
@@ -16610,7 +17632,7 @@
         <w:t xml:space="preserve">).</w:t>
       </w:r>
     </w:p>
-    <w:bookmarkEnd w:id="75"/>
+    <w:bookmarkEnd w:id="80"/>
     <w:p>
       <w:pPr>
         <w:pStyle w:val="BodyText"/>
@@ -16722,7 +17744,7 @@
     &amp;&amp; \text{(substitute the supposed equation)}
     \\
     &amp;= \sum_{j=1}^{k} c_j\,(\mathord{\smash[b]{\underset{\raise.3ex\hbox{$\scriptstyle\sim$}}{q}}\vphantom{q}}_i \cdot \mathord{\smash[b]{\underset{\raise.3ex\hbox{$\scriptstyle\sim$}}{q}}\vphantom{q}}_j)
-    &amp;&amp; \text{(}\text{Theorem~7}\text{)}
+    &amp;&amp; \text{(}\text{Theorem~8}\text{)}
     \\
     &amp;= c_i.
     &amp;&amp; \text{(} \mathord{\smash[b]{\underset{\raise.3ex\hbox{$\scriptstyle\sim$}}{q}}\vphantom{q}}_i \cdot \mathord{\smash[b]{\underset{\raise.3ex\hbox{$\scriptstyle\sim$}}{q}}\vphantom{q}}_j \text{ is } 1 \text{ if } j = i \text{ and } 0 \text{ otherwise)}
@@ -16767,7 +17789,7 @@
         <w:t xml:space="preserve">.</w:t>
       </w:r>
     </w:p>
-    <w:bookmarkStart w:id="76" w:name="exm-orthonormal-independent"/>
+    <w:bookmarkStart w:id="81" w:name="exm-orthonormal-independent"/>
     <w:p>
       <w:pPr>
         <w:pStyle w:val="BodyText"/>
@@ -16777,7 +17799,7 @@
           <w:b/>
           <w:bCs/>
         </w:rPr>
-        <w:t xml:space="preserve">Example 18 (Three orthonormal vectors in</w:t>
+        <w:t xml:space="preserve">Example 19 (Three orthonormal vectors in</w:t>
       </w:r>
       <w:r>
         <w:rPr>
@@ -16960,7 +17982,7 @@
           <w:rPr>
             <w:rStyle w:val="Hyperlink"/>
           </w:rPr>
-          <w:t xml:space="preserve">Theorem 8</w:t>
+          <w:t xml:space="preserve">Theorem 9</w:t>
         </w:r>
       </w:hyperlink>
       <w:r>
@@ -17383,8 +18405,8 @@
         <w:t xml:space="preserve">.</w:t>
       </w:r>
     </w:p>
-    <w:bookmarkEnd w:id="76"/>
-    <w:bookmarkStart w:id="78" w:name="def-orthonormal-basis"/>
+    <w:bookmarkEnd w:id="81"/>
+    <w:bookmarkStart w:id="83" w:name="def-orthonormal-basis"/>
     <w:p>
       <w:pPr>
         <w:pStyle w:val="BodyText"/>
@@ -17487,7 +18509,7 @@
       <w:r>
         <w:t xml:space="preserve">(</w:t>
       </w:r>
-      <w:hyperlink r:id="rId77">
+      <w:hyperlink r:id="rId82">
         <w:r>
           <w:rPr>
             <w:rStyle w:val="Hyperlink"/>
@@ -17504,7 +18526,7 @@
       <w:r>
         <w:t xml:space="preserve">whose vectors are orthonormal (</w:t>
       </w:r>
-      <w:hyperlink r:id="rId74">
+      <w:hyperlink r:id="rId79">
         <w:r>
           <w:rPr>
             <w:rStyle w:val="Hyperlink"/>
@@ -17516,8 +18538,8 @@
         <w:t xml:space="preserve">).</w:t>
       </w:r>
     </w:p>
-    <w:bookmarkEnd w:id="78"/>
-    <w:bookmarkStart w:id="82" w:name="exm-orthonormal-basis"/>
+    <w:bookmarkEnd w:id="83"/>
+    <w:bookmarkStart w:id="87" w:name="exm-orthonormal-basis"/>
     <w:p>
       <w:pPr>
         <w:pStyle w:val="BodyText"/>
@@ -17527,7 +18549,7 @@
           <w:b/>
           <w:bCs/>
         </w:rPr>
-        <w:t xml:space="preserve">Example 19 (Orthonormal bases of</w:t>
+        <w:t xml:space="preserve">Example 20 (Orthonormal bases of</w:t>
       </w:r>
       <w:r>
         <w:rPr>
@@ -17573,7 +18595,7 @@
         <w:pStyle w:val="Compact"/>
         <w:numPr>
           <w:ilvl w:val="0"/>
-          <w:numId w:val="1019"/>
+          <w:numId w:val="1021"/>
         </w:numPr>
       </w:pPr>
       <w:r>
@@ -17630,7 +18652,7 @@
       <w:r>
         <w:t xml:space="preserve">(</w:t>
       </w:r>
-      <w:hyperlink r:id="rId79">
+      <w:hyperlink r:id="rId84">
         <w:r>
           <w:rPr>
             <w:rStyle w:val="Hyperlink"/>
@@ -17647,7 +18669,7 @@
         <w:pStyle w:val="Compact"/>
         <w:numPr>
           <w:ilvl w:val="0"/>
-          <w:numId w:val="1019"/>
+          <w:numId w:val="1021"/>
         </w:numPr>
       </w:pPr>
       <w:r>
@@ -17673,7 +18695,7 @@
           <w:rPr>
             <w:rStyle w:val="Hyperlink"/>
           </w:rPr>
-          <w:t xml:space="preserve">Example 18</w:t>
+          <w:t xml:space="preserve">Example 19</w:t>
         </w:r>
       </w:hyperlink>
       <w:r>
@@ -17688,7 +18710,7 @@
       <w:r>
         <w:t xml:space="preserve">so they are a basis of their span (</w:t>
       </w:r>
-      <w:hyperlink r:id="rId77">
+      <w:hyperlink r:id="rId82">
         <w:r>
           <w:rPr>
             <w:rStyle w:val="Hyperlink"/>
@@ -17719,7 +18741,7 @@
       <w:r>
         <w:t xml:space="preserve">(</w:t>
       </w:r>
-      <w:hyperlink r:id="rId80">
+      <w:hyperlink r:id="rId85">
         <w:r>
           <w:rPr>
             <w:rStyle w:val="Hyperlink"/>
@@ -17763,7 +18785,7 @@
       <w:r>
         <w:t xml:space="preserve">(</w:t>
       </w:r>
-      <w:hyperlink r:id="rId81">
+      <w:hyperlink r:id="rId86">
         <w:r>
           <w:rPr>
             <w:rStyle w:val="Hyperlink"/>
@@ -17777,7 +18799,7 @@
       <w:r>
         <w:t xml:space="preserve"> </w:t>
       </w:r>
-      <w:hyperlink r:id="rId79">
+      <w:hyperlink r:id="rId84">
         <w:r>
           <w:rPr>
             <w:rStyle w:val="Hyperlink"/>
@@ -17822,8 +18844,8 @@
         <w:t xml:space="preserve">too.</w:t>
       </w:r>
     </w:p>
-    <w:bookmarkEnd w:id="82"/>
-    <w:bookmarkStart w:id="85" w:name="exm-not-orthonormal-basis"/>
+    <w:bookmarkEnd w:id="87"/>
+    <w:bookmarkStart w:id="90" w:name="exm-not-orthonormal-basis"/>
     <w:p>
       <w:pPr>
         <w:pStyle w:val="FirstParagraph"/>
@@ -17833,7 +18855,7 @@
           <w:b/>
           <w:bCs/>
         </w:rPr>
-        <w:t xml:space="preserve">Example 20 (Bases that are not orthonormal, and orthonormal lists that are not bases)</w:t>
+        <w:t xml:space="preserve">Example 21 (Bases that are not orthonormal, and orthonormal lists that are not bases)</w:t>
       </w:r>
       <w:r>
         <w:t xml:space="preserve"> </w:t>
@@ -17847,7 +18869,7 @@
         <w:pStyle w:val="Compact"/>
         <w:numPr>
           <w:ilvl w:val="0"/>
-          <w:numId w:val="1020"/>
+          <w:numId w:val="1022"/>
         </w:numPr>
       </w:pPr>
       <m:oMath>
@@ -17939,7 +18961,7 @@
       <w:r>
         <w:t xml:space="preserve">(</w:t>
       </w:r>
-      <w:hyperlink r:id="rId83">
+      <w:hyperlink r:id="rId88">
         <w:r>
           <w:rPr>
             <w:rStyle w:val="Hyperlink"/>
@@ -18033,7 +19055,7 @@
         <w:pStyle w:val="Compact"/>
         <w:numPr>
           <w:ilvl w:val="0"/>
-          <w:numId w:val="1020"/>
+          <w:numId w:val="1022"/>
         </w:numPr>
       </w:pPr>
       <m:oMath>
@@ -18169,7 +19191,7 @@
       <w:r>
         <w:t xml:space="preserve">(</w:t>
       </w:r>
-      <w:hyperlink r:id="rId84">
+      <w:hyperlink r:id="rId89">
         <w:r>
           <w:rPr>
             <w:rStyle w:val="Hyperlink"/>
@@ -18228,8 +19250,8 @@
         <w:t xml:space="preserve">.</w:t>
       </w:r>
     </w:p>
-    <w:bookmarkEnd w:id="85"/>
-    <w:bookmarkStart w:id="86" w:name="thm-orthonormal-expansion"/>
+    <w:bookmarkEnd w:id="90"/>
+    <w:bookmarkStart w:id="91" w:name="thm-orthonormal-expansion"/>
     <w:p>
       <w:pPr>
         <w:pStyle w:val="FirstParagraph"/>
@@ -18239,7 +19261,7 @@
           <w:b/>
           <w:bCs/>
         </w:rPr>
-        <w:t xml:space="preserve">Theorem 9 (Coordinates in an orthonormal basis are dot products)</w:t>
+        <w:t xml:space="preserve">Theorem 10 (Coordinates in an orthonormal basis are dot products)</w:t>
       </w:r>
       <w:r>
         <w:t xml:space="preserve"> </w:t>
@@ -18311,7 +19333,7 @@
     $$</w:t>
       </w:r>
     </w:p>
-    <w:bookmarkEnd w:id="86"/>
+    <w:bookmarkEnd w:id="91"/>
     <w:p>
       <w:pPr>
         <w:pStyle w:val="FirstParagraph"/>
@@ -18412,7 +19434,7 @@
     &amp;&amp; \text{(substitute)}
     \\
     &amp;= \sum_{j=1}^{k} c_j\,(\mathord{\smash[b]{\underset{\raise.3ex\hbox{$\scriptstyle\sim$}}{q}}\vphantom{q}}_i \cdot \mathord{\smash[b]{\underset{\raise.3ex\hbox{$\scriptstyle\sim$}}{q}}\vphantom{q}}_j)
-    &amp;&amp; \text{(}\text{Theorem~7}\text{)}
+    &amp;&amp; \text{(}\text{Theorem~8}\text{)}
     \\
     &amp;= c_i,
     &amp;&amp; \text{(}\text{Definition~23 in Vectors}\text{)}
@@ -18460,7 +19482,7 @@
         <w:t xml:space="preserve">.</w:t>
       </w:r>
     </w:p>
-    <w:bookmarkStart w:id="87" w:name="exm-orthonormal-expansion"/>
+    <w:bookmarkStart w:id="92" w:name="exm-orthonormal-expansion"/>
     <w:p>
       <w:pPr>
         <w:pStyle w:val="BodyText"/>
@@ -18470,7 +19492,7 @@
           <w:b/>
           <w:bCs/>
         </w:rPr>
-        <w:t xml:space="preserve">Example 21 (Expanding a vector in an orthonormal basis)</w:t>
+        <w:t xml:space="preserve">Example 22 (Expanding a vector in an orthonormal basis)</w:t>
       </w:r>
       <w:r>
         <w:t xml:space="preserve"> </w:t>
@@ -18525,7 +19547,7 @@
           <w:rPr>
             <w:rStyle w:val="Hyperlink"/>
           </w:rPr>
-          <w:t xml:space="preserve">Example 19</w:t>
+          <w:t xml:space="preserve">Example 20</w:t>
         </w:r>
       </w:hyperlink>
       <w:r>
@@ -18640,7 +19662,7 @@
           <w:rPr>
             <w:rStyle w:val="Hyperlink"/>
           </w:rPr>
-          <w:t xml:space="preserve">Theorem 9</w:t>
+          <w:t xml:space="preserve">Theorem 10</w:t>
         </w:r>
       </w:hyperlink>
       <w:r>
@@ -18650,8 +19672,8 @@
         <w:t xml:space="preserve">says.</w:t>
       </w:r>
     </w:p>
-    <w:bookmarkEnd w:id="87"/>
-    <w:bookmarkStart w:id="88" w:name="def-gram-schmidt"/>
+    <w:bookmarkEnd w:id="92"/>
+    <w:bookmarkStart w:id="93" w:name="def-gram-schmidt"/>
     <w:p>
       <w:pPr>
         <w:pStyle w:val="BodyText"/>
@@ -18762,7 +19784,7 @@
         <w:pStyle w:val="Compact"/>
         <w:numPr>
           <w:ilvl w:val="0"/>
-          <w:numId w:val="1021"/>
+          <w:numId w:val="1023"/>
         </w:numPr>
       </w:pPr>
       <w:r>
@@ -18822,7 +19844,7 @@
         <w:pStyle w:val="Compact"/>
         <w:numPr>
           <w:ilvl w:val="0"/>
-          <w:numId w:val="1021"/>
+          <w:numId w:val="1023"/>
         </w:numPr>
       </w:pPr>
       <w:r>
@@ -18853,7 +19875,7 @@
         <w:pStyle w:val="Compact"/>
         <w:numPr>
           <w:ilvl w:val="0"/>
-          <w:numId w:val="1021"/>
+          <w:numId w:val="1023"/>
         </w:numPr>
       </w:pPr>
       <w:r>
@@ -18913,8 +19935,8 @@
         <w:t xml:space="preserve">of them if it never stops.</w:t>
       </w:r>
     </w:p>
-    <w:bookmarkEnd w:id="88"/>
-    <w:bookmarkStart w:id="89" w:name="exm-gram-schmidt"/>
+    <w:bookmarkEnd w:id="93"/>
+    <w:bookmarkStart w:id="94" w:name="exm-gram-schmidt"/>
     <w:p>
       <w:pPr>
         <w:pStyle w:val="BodyText"/>
@@ -18924,7 +19946,7 @@
           <w:b/>
           <w:bCs/>
         </w:rPr>
-        <w:t xml:space="preserve">Example 22 (Two steps of Gram-Schmidt in</w:t>
+        <w:t xml:space="preserve">Example 23 (Two steps of Gram-Schmidt in</w:t>
       </w:r>
       <w:r>
         <w:rPr>
@@ -18990,7 +20012,7 @@
       <w:pPr>
         <w:numPr>
           <w:ilvl w:val="0"/>
-          <w:numId w:val="1022"/>
+          <w:numId w:val="1024"/>
         </w:numPr>
       </w:pPr>
       <w:r>
@@ -19048,7 +20070,7 @@
       <w:pPr>
         <w:numPr>
           <w:ilvl w:val="0"/>
-          <w:numId w:val="1022"/>
+          <w:numId w:val="1024"/>
         </w:numPr>
       </w:pPr>
       <w:r>
@@ -19244,8 +20266,8 @@
     $$</w:t>
       </w:r>
     </w:p>
-    <w:bookmarkEnd w:id="89"/>
-    <w:bookmarkStart w:id="90" w:name="exm-gram-schmidt-stops"/>
+    <w:bookmarkEnd w:id="94"/>
+    <w:bookmarkStart w:id="95" w:name="exm-gram-schmidt-stops"/>
     <w:p>
       <w:pPr>
         <w:pStyle w:val="FirstParagraph"/>
@@ -19255,7 +20277,7 @@
           <w:b/>
           <w:bCs/>
         </w:rPr>
-        <w:t xml:space="preserve">Example 23 (Gram-Schmidt stops on dependent vectors)</w:t>
+        <w:t xml:space="preserve">Example 24 (Gram-Schmidt stops on dependent vectors)</w:t>
       </w:r>
       <w:r>
         <w:t xml:space="preserve"> </w:t>
@@ -19371,8 +20393,8 @@
         <w:t xml:space="preserve">.</w:t>
       </w:r>
     </w:p>
-    <w:bookmarkEnd w:id="90"/>
-    <w:bookmarkStart w:id="91" w:name="thm-gram-schmidt"/>
+    <w:bookmarkEnd w:id="95"/>
+    <w:bookmarkStart w:id="96" w:name="thm-gram-schmidt"/>
     <w:p>
       <w:pPr>
         <w:pStyle w:val="BodyText"/>
@@ -19382,7 +20404,7 @@
           <w:b/>
           <w:bCs/>
         </w:rPr>
-        <w:t xml:space="preserve">Theorem 10 (What Gram-Schmidt produces)</w:t>
+        <w:t xml:space="preserve">Theorem 11 (What Gram-Schmidt produces)</w:t>
       </w:r>
       <w:r>
         <w:t xml:space="preserve"> </w:t>
@@ -19416,7 +20438,7 @@
         <w:pStyle w:val="Compact"/>
         <w:numPr>
           <w:ilvl w:val="0"/>
-          <w:numId w:val="1023"/>
+          <w:numId w:val="1025"/>
         </w:numPr>
       </w:pPr>
       <w:r>
@@ -19474,7 +20496,7 @@
         <w:pStyle w:val="Compact"/>
         <w:numPr>
           <w:ilvl w:val="0"/>
-          <w:numId w:val="1023"/>
+          <w:numId w:val="1025"/>
         </w:numPr>
       </w:pPr>
       <w:r>
@@ -19562,7 +20584,7 @@
         <w:pStyle w:val="Compact"/>
         <w:numPr>
           <w:ilvl w:val="0"/>
-          <w:numId w:val="1023"/>
+          <w:numId w:val="1025"/>
         </w:numPr>
       </w:pPr>
       <w:r>
@@ -19648,7 +20670,7 @@
         <w:t xml:space="preserve">).</w:t>
       </w:r>
     </w:p>
-    <w:bookmarkEnd w:id="91"/>
+    <w:bookmarkEnd w:id="96"/>
     <w:p>
       <w:pPr>
         <w:pStyle w:val="FirstParagraph"/>
@@ -19677,7 +20699,7 @@
         </w:rPr>
         <w:t xml:space="preserve"> </w:t>
       </w:r>
-      <w:hyperlink r:id="rId92">
+      <w:hyperlink r:id="rId97">
         <w:r>
           <w:rPr>
             <w:rStyle w:val="Hyperlink"/>
@@ -19764,7 +20786,7 @@
       <w:r>
         <w:t xml:space="preserve">(</w:t>
       </w:r>
-      <w:hyperlink r:id="rId93">
+      <w:hyperlink r:id="rId98">
         <w:r>
           <w:rPr>
             <w:rStyle w:val="Hyperlink"/>
@@ -19851,7 +20873,7 @@
           <w:rPr>
             <w:rStyle w:val="Hyperlink"/>
           </w:rPr>
-          <w:t xml:space="preserve">Theorem 8</w:t>
+          <w:t xml:space="preserve">Theorem 9</w:t>
         </w:r>
       </w:hyperlink>
       <w:r>
@@ -19982,7 +21004,7 @@
     &amp;&amp; \text{(}\text{Definition~11}\text{, as a linear combination)}
     \\
     &amp;= 1\,(\mathord{\smash[b]{\underset{\raise.3ex\hbox{$\scriptstyle\sim$}}{q}}\vphantom{q}}_l \cdot \mathord{\smash[b]{\underset{\raise.3ex\hbox{$\scriptstyle\sim$}}{a}}\vphantom{a}}_i) + \sum_{j=1}^{i-1} \mathopen{}\left(-\mathord{\smash[b]{\underset{\raise.3ex\hbox{$\scriptstyle\sim$}}{q}}\vphantom{q}}_j \cdot \mathord{\smash[b]{\underset{\raise.3ex\hbox{$\scriptstyle\sim$}}{a}}\vphantom{a}}_i\right)\mathclose{}\,(\mathord{\smash[b]{\underset{\raise.3ex\hbox{$\scriptstyle\sim$}}{q}}\vphantom{q}}_l \cdot \mathord{\smash[b]{\underset{\raise.3ex\hbox{$\scriptstyle\sim$}}{q}}\vphantom{q}}_j)
-    &amp;&amp; \text{(}\text{Theorem~7}\text{)}
+    &amp;&amp; \text{(}\text{Theorem~8}\text{)}
     \\
     &amp;= \mathord{\smash[b]{\underset{\raise.3ex\hbox{$\scriptstyle\sim$}}{q}}\vphantom{q}}_l \cdot \mathord{\smash[b]{\underset{\raise.3ex\hbox{$\scriptstyle\sim$}}{a}}\vphantom{a}}_i - \sum_{j=1}^{i-1} (\mathord{\smash[b]{\underset{\raise.3ex\hbox{$\scriptstyle\sim$}}{q}}\vphantom{q}}_j \cdot \mathord{\smash[b]{\underset{\raise.3ex\hbox{$\scriptstyle\sim$}}{a}}\vphantom{a}}_i)\,(\mathord{\smash[b]{\underset{\raise.3ex\hbox{$\scriptstyle\sim$}}{q}}\vphantom{q}}_l \cdot \mathord{\smash[b]{\underset{\raise.3ex\hbox{$\scriptstyle\sim$}}{q}}\vphantom{q}}_j)
     &amp;&amp; \text{(} 1\,z = z \text{, and pull the minus signs out of the sum)}
@@ -20082,7 +21104,7 @@
           <w:rPr>
             <w:rStyle w:val="Hyperlink"/>
           </w:rPr>
-          <w:t xml:space="preserve">Theorem 9</w:t>
+          <w:t xml:space="preserve">Theorem 10</w:t>
         </w:r>
       </w:hyperlink>
       <w:r>
@@ -20300,7 +21322,7 @@
         <w:pStyle w:val="Compact"/>
         <w:numPr>
           <w:ilvl w:val="0"/>
-          <w:numId w:val="1024"/>
+          <w:numId w:val="1026"/>
         </w:numPr>
       </w:pPr>
       <w:r>
@@ -20352,7 +21374,7 @@
         <w:pStyle w:val="Compact"/>
         <w:numPr>
           <w:ilvl w:val="0"/>
-          <w:numId w:val="1024"/>
+          <w:numId w:val="1026"/>
         </w:numPr>
       </w:pPr>
       <w:r>
@@ -20470,7 +21492,7 @@
       <w:r>
         <w:t xml:space="preserve">A span is a subspace (</w:t>
       </w:r>
-      <w:hyperlink r:id="rId94">
+      <w:hyperlink r:id="rId99">
         <w:r>
           <w:rPr>
             <w:rStyle w:val="Hyperlink"/>
@@ -20570,7 +21592,7 @@
       <w:r>
         <w:t xml:space="preserve"> </w:t>
       </w:r>
-      <w:hyperlink r:id="rId95">
+      <w:hyperlink r:id="rId100">
         <w:r>
           <w:rPr>
             <w:rStyle w:val="Hyperlink"/>
@@ -20699,7 +21721,7 @@
           <w:rPr>
             <w:rStyle w:val="Hyperlink"/>
           </w:rPr>
-          <w:t xml:space="preserve">Theorem 8</w:t>
+          <w:t xml:space="preserve">Theorem 9</w:t>
         </w:r>
       </w:hyperlink>
       <w:r>
@@ -20730,7 +21752,7 @@
         <w:t xml:space="preserve">so they are an orthonormal basis of it.</w:t>
       </w:r>
     </w:p>
-    <w:bookmarkStart w:id="96" w:name="exm-thm-gram-schmidt"/>
+    <w:bookmarkStart w:id="101" w:name="exm-thm-gram-schmidt"/>
     <w:p>
       <w:pPr>
         <w:pStyle w:val="BodyText"/>
@@ -20740,7 +21762,7 @@
           <w:b/>
           <w:bCs/>
         </w:rPr>
-        <w:t xml:space="preserve">Example 24 (Finishing an orthonormal basis of</w:t>
+        <w:t xml:space="preserve">Example 25 (Finishing an orthonormal basis of</w:t>
       </w:r>
       <w:r>
         <w:rPr>
@@ -20788,7 +21810,7 @@
           <w:rPr>
             <w:rStyle w:val="Hyperlink"/>
           </w:rPr>
-          <w:t xml:space="preserve">Example 22</w:t>
+          <w:t xml:space="preserve">Example 23</w:t>
         </w:r>
       </w:hyperlink>
       <w:r>
@@ -20974,7 +21996,7 @@
           <w:rPr>
             <w:rStyle w:val="Hyperlink"/>
           </w:rPr>
-          <w:t xml:space="preserve">Theorem 10</w:t>
+          <w:t xml:space="preserve">Theorem 11</w:t>
         </w:r>
       </w:hyperlink>
       <w:r>
@@ -21027,7 +22049,7 @@
       <w:r>
         <w:t xml:space="preserve">(</w:t>
       </w:r>
-      <w:hyperlink r:id="rId80">
+      <w:hyperlink r:id="rId85">
         <w:r>
           <w:rPr>
             <w:rStyle w:val="Hyperlink"/>
@@ -21071,7 +22093,7 @@
       <w:r>
         <w:t xml:space="preserve">(</w:t>
       </w:r>
-      <w:hyperlink r:id="rId81">
+      <w:hyperlink r:id="rId86">
         <w:r>
           <w:rPr>
             <w:rStyle w:val="Hyperlink"/>
@@ -21085,7 +22107,7 @@
       <w:r>
         <w:t xml:space="preserve"> </w:t>
       </w:r>
-      <w:hyperlink r:id="rId79">
+      <w:hyperlink r:id="rId84">
         <w:r>
           <w:rPr>
             <w:rStyle w:val="Hyperlink"/>
@@ -21137,8 +22159,8 @@
     $$</w:t>
       </w:r>
     </w:p>
-    <w:bookmarkEnd w:id="96"/>
-    <w:bookmarkStart w:id="97" w:name="cor-orthonormal-basis-exists"/>
+    <w:bookmarkEnd w:id="101"/>
+    <w:bookmarkStart w:id="102" w:name="cor-orthonormal-basis-exists"/>
     <w:p>
       <w:pPr>
         <w:pStyle w:val="FirstParagraph"/>
@@ -21276,7 +22298,7 @@
         <w:t xml:space="preserve">has an orthonormal basis.</w:t>
       </w:r>
     </w:p>
-    <w:bookmarkEnd w:id="97"/>
+    <w:bookmarkEnd w:id="102"/>
     <w:p>
       <w:pPr>
         <w:pStyle w:val="BodyText"/>
@@ -21317,7 +22339,7 @@
           <w:rPr>
             <w:rStyle w:val="Hyperlink"/>
           </w:rPr>
-          <w:t xml:space="preserve">Theorem 8</w:t>
+          <w:t xml:space="preserve">Theorem 9</w:t>
         </w:r>
       </w:hyperlink>
       <w:r>
@@ -21359,7 +22381,7 @@
       <w:r>
         <w:t xml:space="preserve">(</w:t>
       </w:r>
-      <w:hyperlink r:id="rId98">
+      <w:hyperlink r:id="rId103">
         <w:r>
           <w:rPr>
             <w:rStyle w:val="Hyperlink"/>
@@ -21411,7 +22433,7 @@
           <w:rPr>
             <w:rStyle w:val="Hyperlink"/>
           </w:rPr>
-          <w:t xml:space="preserve">Theorem 10</w:t>
+          <w:t xml:space="preserve">Theorem 11</w:t>
         </w:r>
       </w:hyperlink>
       <w:r>
@@ -21460,7 +22482,7 @@
       <w:r>
         <w:t xml:space="preserve"> </w:t>
       </w:r>
-      <w:hyperlink r:id="rId92">
+      <w:hyperlink r:id="rId97">
         <w:r>
           <w:rPr>
             <w:rStyle w:val="Hyperlink"/>
@@ -21631,7 +22653,7 @@
         <w:t xml:space="preserve">So the orthonormal basis contains the starting list.</w:t>
       </w:r>
     </w:p>
-    <w:bookmarkStart w:id="100" w:name="exm-orthonormal-basis-exists"/>
+    <w:bookmarkStart w:id="105" w:name="exm-orthonormal-basis-exists"/>
     <w:p>
       <w:pPr>
         <w:pStyle w:val="BodyText"/>
@@ -21641,7 +22663,7 @@
           <w:b/>
           <w:bCs/>
         </w:rPr>
-        <w:t xml:space="preserve">Example 25 (Extending one unit vector to an orthonormal basis of</w:t>
+        <w:t xml:space="preserve">Example 26 (Extending one unit vector to an orthonormal basis of</w:t>
       </w:r>
       <w:r>
         <w:rPr>
@@ -21726,7 +22748,7 @@
       <w:r>
         <w:t xml:space="preserve"> </w:t>
       </w:r>
-      <w:hyperlink r:id="rId99">
+      <w:hyperlink r:id="rId104">
         <w:r>
           <w:rPr>
             <w:rStyle w:val="Hyperlink"/>
@@ -21938,7 +22960,7 @@
       <w:r>
         <w:t xml:space="preserve">are linearly independent (</w:t>
       </w:r>
-      <w:hyperlink r:id="rId95">
+      <w:hyperlink r:id="rId100">
         <w:r>
           <w:rPr>
             <w:rStyle w:val="Hyperlink"/>
@@ -22002,7 +23024,7 @@
       <w:r>
         <w:t xml:space="preserve">(</w:t>
       </w:r>
-      <w:hyperlink r:id="rId80">
+      <w:hyperlink r:id="rId85">
         <w:r>
           <w:rPr>
             <w:rStyle w:val="Hyperlink"/>
@@ -22046,7 +23068,7 @@
       <w:r>
         <w:t xml:space="preserve">(</w:t>
       </w:r>
-      <w:hyperlink r:id="rId81">
+      <w:hyperlink r:id="rId86">
         <w:r>
           <w:rPr>
             <w:rStyle w:val="Hyperlink"/>
@@ -22060,7 +23082,7 @@
       <w:r>
         <w:t xml:space="preserve"> </w:t>
       </w:r>
-      <w:hyperlink r:id="rId79">
+      <w:hyperlink r:id="rId84">
         <w:r>
           <w:rPr>
             <w:rStyle w:val="Hyperlink"/>
@@ -22091,7 +23113,7 @@
       <w:pPr>
         <w:numPr>
           <w:ilvl w:val="0"/>
-          <w:numId w:val="1025"/>
+          <w:numId w:val="1027"/>
         </w:numPr>
       </w:pPr>
       <w:r>
@@ -22105,7 +23127,7 @@
       <w:pPr>
         <w:numPr>
           <w:ilvl w:val="0"/>
-          <w:numId w:val="1025"/>
+          <w:numId w:val="1027"/>
         </w:numPr>
       </w:pPr>
       <w:r>
@@ -22183,7 +23205,7 @@
       <w:pPr>
         <w:numPr>
           <w:ilvl w:val="0"/>
-          <w:numId w:val="1025"/>
+          <w:numId w:val="1027"/>
         </w:numPr>
       </w:pPr>
       <m:oMath>
@@ -22293,16 +23315,16 @@
           <w:rPr>
             <w:rStyle w:val="Hyperlink"/>
           </w:rPr>
-          <w:t xml:space="preserve">Example 19</w:t>
+          <w:t xml:space="preserve">Example 20</w:t>
         </w:r>
       </w:hyperlink>
       <w:r>
         <w:t xml:space="preserve">, in a different order.</w:t>
       </w:r>
     </w:p>
-    <w:bookmarkEnd w:id="100"/>
-    <w:bookmarkEnd w:id="101"/>
-    <w:bookmarkStart w:id="139" w:name="outer-product"/>
+    <w:bookmarkEnd w:id="105"/>
+    <w:bookmarkEnd w:id="106"/>
+    <w:bookmarkStart w:id="144" w:name="outer-product"/>
     <w:p>
       <w:pPr>
         <w:pStyle w:val="Heading2"/>
@@ -22311,7 +23333,7 @@
         <w:t xml:space="preserve">4 Outer product</w:t>
       </w:r>
     </w:p>
-    <w:bookmarkStart w:id="103" w:name="def-outer-product"/>
+    <w:bookmarkStart w:id="108" w:name="def-outer-product"/>
     <w:p>
       <w:pPr>
         <w:pStyle w:val="FirstParagraph"/>
@@ -22426,7 +23448,7 @@
       <w:r>
         <w:t xml:space="preserve">matrix product (</w:t>
       </w:r>
-      <w:hyperlink r:id="rId102">
+      <w:hyperlink r:id="rId107">
         <w:r>
           <w:rPr>
             <w:rStyle w:val="Hyperlink"/>
@@ -22489,8 +23511,8 @@
     $$</w:t>
       </w:r>
     </w:p>
-    <w:bookmarkEnd w:id="103"/>
-    <w:bookmarkStart w:id="104" w:name="exm-outer-product"/>
+    <w:bookmarkEnd w:id="108"/>
+    <w:bookmarkStart w:id="109" w:name="exm-outer-product"/>
     <w:p>
       <w:pPr>
         <w:pStyle w:val="FirstParagraph"/>
@@ -22500,7 +23522,7 @@
           <w:b/>
           <w:bCs/>
         </w:rPr>
-        <w:t xml:space="preserve">Example 26 (An outer product)</w:t>
+        <w:t xml:space="preserve">Example 27 (An outer product)</w:t>
       </w:r>
       <w:r>
         <w:t xml:space="preserve"> </w:t>
@@ -22559,8 +23581,8 @@
     $$</w:t>
       </w:r>
     </w:p>
-    <w:bookmarkEnd w:id="104"/>
-    <w:bookmarkStart w:id="106" w:name="rem-outer-vs-dot-product"/>
+    <w:bookmarkEnd w:id="109"/>
+    <w:bookmarkStart w:id="111" w:name="rem-outer-vs-dot-product"/>
     <w:p>
       <w:pPr>
         <w:pStyle w:val="FirstParagraph"/>
@@ -22590,7 +23612,7 @@
       <w:r>
         <w:t xml:space="preserve">(</w:t>
       </w:r>
-      <w:hyperlink r:id="rId105">
+      <w:hyperlink r:id="rId110">
         <w:r>
           <w:rPr>
             <w:rStyle w:val="Hyperlink"/>
@@ -22674,7 +23696,7 @@
           <w:rPr>
             <w:rStyle w:val="Hyperlink"/>
           </w:rPr>
-          <w:t xml:space="preserve">Example 26</w:t>
+          <w:t xml:space="preserve">Example 27</w:t>
         </w:r>
       </w:hyperlink>
       <w:r>
@@ -22769,8 +23791,8 @@
     $$</w:t>
       </w:r>
     </w:p>
-    <w:bookmarkEnd w:id="106"/>
-    <w:bookmarkStart w:id="108" w:name="thm-outer-product-rank"/>
+    <w:bookmarkEnd w:id="111"/>
+    <w:bookmarkStart w:id="113" w:name="thm-outer-product-rank"/>
     <w:p>
       <w:pPr>
         <w:pStyle w:val="FirstParagraph"/>
@@ -22780,7 +23802,7 @@
           <w:b/>
           <w:bCs/>
         </w:rPr>
-        <w:t xml:space="preserve">Theorem 11 (An outer product has rank one)</w:t>
+        <w:t xml:space="preserve">Theorem 12 (An outer product has rank one)</w:t>
       </w:r>
       <w:r>
         <w:t xml:space="preserve"> </w:t>
@@ -22855,7 +23877,7 @@
       <w:r>
         <w:t xml:space="preserve">(</w:t>
       </w:r>
-      <w:hyperlink r:id="rId107">
+      <w:hyperlink r:id="rId112">
         <w:r>
           <w:rPr>
             <w:rStyle w:val="Hyperlink"/>
@@ -22867,7 +23889,7 @@
         <w:t xml:space="preserve">).</w:t>
       </w:r>
     </w:p>
-    <w:bookmarkEnd w:id="108"/>
+    <w:bookmarkEnd w:id="113"/>
     <w:p>
       <w:pPr>
         <w:pStyle w:val="BodyText"/>
@@ -23538,7 +24560,7 @@
         <w:t xml:space="preserve">The largest linearly independent set of columns therefore has one column.</w:t>
       </w:r>
     </w:p>
-    <w:bookmarkStart w:id="109" w:name="exm-outer-product-rank"/>
+    <w:bookmarkStart w:id="114" w:name="exm-outer-product-rank"/>
     <w:p>
       <w:pPr>
         <w:pStyle w:val="BodyText"/>
@@ -23548,7 +24570,7 @@
           <w:b/>
           <w:bCs/>
         </w:rPr>
-        <w:t xml:space="preserve">Example 27 (The rank of an outer product)</w:t>
+        <w:t xml:space="preserve">Example 28 (The rank of an outer product)</w:t>
       </w:r>
       <w:r>
         <w:t xml:space="preserve"> </w:t>
@@ -23564,7 +24586,7 @@
           <w:rPr>
             <w:rStyle w:val="Hyperlink"/>
           </w:rPr>
-          <w:t xml:space="preserve">Example 26</w:t>
+          <w:t xml:space="preserve">Example 27</w:t>
         </w:r>
       </w:hyperlink>
       <w:r>
@@ -23773,9 +24795,9 @@
         <w:t xml:space="preserve">.</w:t>
       </w:r>
     </w:p>
-    <w:bookmarkEnd w:id="109"/>
-    <w:bookmarkStart w:id="138" w:name="refs"/>
-    <w:bookmarkStart w:id="111" w:name="ref-wikipedia_inner_product_space"/>
+    <w:bookmarkEnd w:id="114"/>
+    <w:bookmarkStart w:id="143" w:name="refs"/>
+    <w:bookmarkStart w:id="116" w:name="ref-wikipedia_inner_product_space"/>
     <w:p>
       <w:pPr>
         <w:pStyle w:val="Bibliography"/>
@@ -23822,7 +24844,7 @@
       <w:r>
         <w:t xml:space="preserve"> </w:t>
       </w:r>
-      <w:hyperlink r:id="rId110">
+      <w:hyperlink r:id="rId115">
         <w:r>
           <w:rPr>
             <w:rStyle w:val="Hyperlink"/>
@@ -23831,8 +24853,8 @@
         </w:r>
       </w:hyperlink>
     </w:p>
-    <w:bookmarkEnd w:id="111"/>
-    <w:bookmarkStart w:id="113" w:name="ref-axler2024linear"/>
+    <w:bookmarkEnd w:id="116"/>
+    <w:bookmarkStart w:id="118" w:name="ref-axler2024linear"/>
     <w:p>
       <w:pPr>
         <w:pStyle w:val="Bibliography"/>
@@ -23865,7 +24887,7 @@
       <w:r>
         <w:t xml:space="preserve"> </w:t>
       </w:r>
-      <w:hyperlink r:id="rId112">
+      <w:hyperlink r:id="rId117">
         <w:r>
           <w:rPr>
             <w:rStyle w:val="Hyperlink"/>
@@ -23877,8 +24899,8 @@
         <w:t xml:space="preserve">.</w:t>
       </w:r>
     </w:p>
-    <w:bookmarkEnd w:id="113"/>
-    <w:bookmarkStart w:id="115" w:name="ref-banerjee2014linear"/>
+    <w:bookmarkEnd w:id="118"/>
+    <w:bookmarkStart w:id="120" w:name="ref-banerjee2014linear"/>
     <w:p>
       <w:pPr>
         <w:pStyle w:val="Bibliography"/>
@@ -23911,7 +24933,7 @@
       <w:r>
         <w:t xml:space="preserve"> </w:t>
       </w:r>
-      <w:hyperlink r:id="rId114">
+      <w:hyperlink r:id="rId119">
         <w:r>
           <w:rPr>
             <w:rStyle w:val="Hyperlink"/>
@@ -23920,8 +24942,8 @@
         </w:r>
       </w:hyperlink>
     </w:p>
-    <w:bookmarkEnd w:id="115"/>
-    <w:bookmarkStart w:id="117" w:name="ref-zhou2024vector"/>
+    <w:bookmarkEnd w:id="120"/>
+    <w:bookmarkStart w:id="122" w:name="ref-zhou2024vector"/>
     <w:p>
       <w:pPr>
         <w:pStyle w:val="Bibliography"/>
@@ -23953,7 +24975,7 @@
       <w:r>
         <w:t xml:space="preserve"> </w:t>
       </w:r>
-      <w:hyperlink r:id="rId116">
+      <w:hyperlink r:id="rId121">
         <w:r>
           <w:rPr>
             <w:rStyle w:val="Hyperlink"/>
@@ -23962,8 +24984,8 @@
         </w:r>
       </w:hyperlink>
     </w:p>
-    <w:bookmarkEnd w:id="117"/>
-    <w:bookmarkStart w:id="119" w:name="ref-wikipedia_pythagorean_theorem"/>
+    <w:bookmarkEnd w:id="122"/>
+    <w:bookmarkStart w:id="124" w:name="ref-wikipedia_pythagorean_theorem"/>
     <w:p>
       <w:pPr>
         <w:pStyle w:val="Bibliography"/>
@@ -24010,7 +25032,7 @@
       <w:r>
         <w:t xml:space="preserve"> </w:t>
       </w:r>
-      <w:hyperlink r:id="rId118">
+      <w:hyperlink r:id="rId123">
         <w:r>
           <w:rPr>
             <w:rStyle w:val="Hyperlink"/>
@@ -24019,8 +25041,8 @@
         </w:r>
       </w:hyperlink>
     </w:p>
-    <w:bookmarkEnd w:id="119"/>
-    <w:bookmarkStart w:id="121" w:name="ref-wikipedia_cauchy_schwarz_inequality"/>
+    <w:bookmarkEnd w:id="124"/>
+    <w:bookmarkStart w:id="126" w:name="ref-wikipedia_cauchy_schwarz_inequality"/>
     <w:p>
       <w:pPr>
         <w:pStyle w:val="Bibliography"/>
@@ -24067,7 +25089,7 @@
       <w:r>
         <w:t xml:space="preserve"> </w:t>
       </w:r>
-      <w:hyperlink r:id="rId120">
+      <w:hyperlink r:id="rId125">
         <w:r>
           <w:rPr>
             <w:rStyle w:val="Hyperlink"/>
@@ -24076,8 +25098,8 @@
         </w:r>
       </w:hyperlink>
     </w:p>
-    <w:bookmarkEnd w:id="121"/>
-    <w:bookmarkStart w:id="123" w:name="ref-wikipedia_norm_mathematics"/>
+    <w:bookmarkEnd w:id="126"/>
+    <w:bookmarkStart w:id="128" w:name="ref-wikipedia_norm_mathematics"/>
     <w:p>
       <w:pPr>
         <w:pStyle w:val="Bibliography"/>
@@ -24124,7 +25146,7 @@
       <w:r>
         <w:t xml:space="preserve"> </w:t>
       </w:r>
-      <w:hyperlink r:id="rId122">
+      <w:hyperlink r:id="rId127">
         <w:r>
           <w:rPr>
             <w:rStyle w:val="Hyperlink"/>
@@ -24133,8 +25155,8 @@
         </w:r>
       </w:hyperlink>
     </w:p>
-    <w:bookmarkEnd w:id="123"/>
-    <w:bookmarkStart w:id="125" w:name="ref-wikipedia_triangle_inequality"/>
+    <w:bookmarkEnd w:id="128"/>
+    <w:bookmarkStart w:id="130" w:name="ref-wikipedia_triangle_inequality"/>
     <w:p>
       <w:pPr>
         <w:pStyle w:val="Bibliography"/>
@@ -24181,7 +25203,7 @@
       <w:r>
         <w:t xml:space="preserve"> </w:t>
       </w:r>
-      <w:hyperlink r:id="rId124">
+      <w:hyperlink r:id="rId129">
         <w:r>
           <w:rPr>
             <w:rStyle w:val="Hyperlink"/>
@@ -24190,8 +25212,8 @@
         </w:r>
       </w:hyperlink>
     </w:p>
-    <w:bookmarkEnd w:id="125"/>
-    <w:bookmarkStart w:id="127" w:name="ref-wikipedia_lp_space"/>
+    <w:bookmarkEnd w:id="130"/>
+    <w:bookmarkStart w:id="132" w:name="ref-wikipedia_lp_space"/>
     <w:p>
       <w:pPr>
         <w:pStyle w:val="Bibliography"/>
@@ -24238,7 +25260,7 @@
       <w:r>
         <w:t xml:space="preserve"> </w:t>
       </w:r>
-      <w:hyperlink r:id="rId126">
+      <w:hyperlink r:id="rId131">
         <w:r>
           <w:rPr>
             <w:rStyle w:val="Hyperlink"/>
@@ -24247,8 +25269,8 @@
         </w:r>
       </w:hyperlink>
     </w:p>
-    <w:bookmarkEnd w:id="127"/>
-    <w:bookmarkStart w:id="129" w:name="ref-wikipedia_uniform_norm"/>
+    <w:bookmarkEnd w:id="132"/>
+    <w:bookmarkStart w:id="134" w:name="ref-wikipedia_uniform_norm"/>
     <w:p>
       <w:pPr>
         <w:pStyle w:val="Bibliography"/>
@@ -24295,7 +25317,7 @@
       <w:r>
         <w:t xml:space="preserve"> </w:t>
       </w:r>
-      <w:hyperlink r:id="rId128">
+      <w:hyperlink r:id="rId133">
         <w:r>
           <w:rPr>
             <w:rStyle w:val="Hyperlink"/>
@@ -24304,8 +25326,8 @@
         </w:r>
       </w:hyperlink>
     </w:p>
-    <w:bookmarkEnd w:id="129"/>
-    <w:bookmarkStart w:id="131" w:name="ref-wikipedia_cosine_similarity"/>
+    <w:bookmarkEnd w:id="134"/>
+    <w:bookmarkStart w:id="136" w:name="ref-wikipedia_cosine_similarity"/>
     <w:p>
       <w:pPr>
         <w:pStyle w:val="Bibliography"/>
@@ -24352,7 +25374,7 @@
       <w:r>
         <w:t xml:space="preserve"> </w:t>
       </w:r>
-      <w:hyperlink r:id="rId130">
+      <w:hyperlink r:id="rId135">
         <w:r>
           <w:rPr>
             <w:rStyle w:val="Hyperlink"/>
@@ -24361,8 +25383,8 @@
         </w:r>
       </w:hyperlink>
     </w:p>
-    <w:bookmarkEnd w:id="131"/>
-    <w:bookmarkStart w:id="133" w:name="ref-wikipedia_orthonormal_basis"/>
+    <w:bookmarkEnd w:id="136"/>
+    <w:bookmarkStart w:id="138" w:name="ref-wikipedia_orthonormal_basis"/>
     <w:p>
       <w:pPr>
         <w:pStyle w:val="Bibliography"/>
@@ -24409,7 +25431,7 @@
       <w:r>
         <w:t xml:space="preserve"> </w:t>
       </w:r>
-      <w:hyperlink r:id="rId132">
+      <w:hyperlink r:id="rId137">
         <w:r>
           <w:rPr>
             <w:rStyle w:val="Hyperlink"/>
@@ -24418,8 +25440,8 @@
         </w:r>
       </w:hyperlink>
     </w:p>
-    <w:bookmarkEnd w:id="133"/>
-    <w:bookmarkStart w:id="135" w:name="ref-wikipedia_gram_schmidt_process"/>
+    <w:bookmarkEnd w:id="138"/>
+    <w:bookmarkStart w:id="140" w:name="ref-wikipedia_gram_schmidt_process"/>
     <w:p>
       <w:pPr>
         <w:pStyle w:val="Bibliography"/>
@@ -24466,7 +25488,7 @@
       <w:r>
         <w:t xml:space="preserve"> </w:t>
       </w:r>
-      <w:hyperlink r:id="rId134">
+      <w:hyperlink r:id="rId139">
         <w:r>
           <w:rPr>
             <w:rStyle w:val="Hyperlink"/>
@@ -24475,8 +25497,8 @@
         </w:r>
       </w:hyperlink>
     </w:p>
-    <w:bookmarkEnd w:id="135"/>
-    <w:bookmarkStart w:id="137" w:name="ref-wikipedia_outer_product"/>
+    <w:bookmarkEnd w:id="140"/>
+    <w:bookmarkStart w:id="142" w:name="ref-wikipedia_outer_product"/>
     <w:p>
       <w:pPr>
         <w:pStyle w:val="Bibliography"/>
@@ -24523,7 +25545,7 @@
       <w:r>
         <w:t xml:space="preserve"> </w:t>
       </w:r>
-      <w:hyperlink r:id="rId136">
+      <w:hyperlink r:id="rId141">
         <w:r>
           <w:rPr>
             <w:rStyle w:val="Hyperlink"/>
@@ -24532,9 +25554,9 @@
         </w:r>
       </w:hyperlink>
     </w:p>
-    <w:bookmarkEnd w:id="137"/>
-    <w:bookmarkEnd w:id="138"/>
-    <w:bookmarkEnd w:id="139"/>
+    <w:bookmarkEnd w:id="142"/>
+    <w:bookmarkEnd w:id="143"/>
+    <w:bookmarkEnd w:id="144"/>
     <w:sectPr>
       <w:footnotePr>
         <w:numRestart w:val="eachSect"/>
@@ -25090,34 +26112,7 @@
     <w:abstractNumId w:val="991"/>
   </w:num>
   <w:num w:numId="1021">
-    <w:abstractNumId w:val="99411"/>
-    <w:lvlOverride w:ilvl="0">
-      <w:startOverride w:val="1"/>
-    </w:lvlOverride>
-    <w:lvlOverride w:ilvl="1">
-      <w:startOverride w:val="1"/>
-    </w:lvlOverride>
-    <w:lvlOverride w:ilvl="2">
-      <w:startOverride w:val="1"/>
-    </w:lvlOverride>
-    <w:lvlOverride w:ilvl="3">
-      <w:startOverride w:val="1"/>
-    </w:lvlOverride>
-    <w:lvlOverride w:ilvl="4">
-      <w:startOverride w:val="1"/>
-    </w:lvlOverride>
-    <w:lvlOverride w:ilvl="5">
-      <w:startOverride w:val="1"/>
-    </w:lvlOverride>
-    <w:lvlOverride w:ilvl="6">
-      <w:startOverride w:val="1"/>
-    </w:lvlOverride>
-    <w:lvlOverride w:ilvl="7">
-      <w:startOverride w:val="1"/>
-    </w:lvlOverride>
-    <w:lvlOverride w:ilvl="8">
-      <w:startOverride w:val="1"/>
-    </w:lvlOverride>
+    <w:abstractNumId w:val="991"/>
   </w:num>
   <w:num w:numId="1022">
     <w:abstractNumId w:val="991"/>
@@ -25156,6 +26151,39 @@
     <w:abstractNumId w:val="991"/>
   </w:num>
   <w:num w:numId="1025">
+    <w:abstractNumId w:val="99411"/>
+    <w:lvlOverride w:ilvl="0">
+      <w:startOverride w:val="1"/>
+    </w:lvlOverride>
+    <w:lvlOverride w:ilvl="1">
+      <w:startOverride w:val="1"/>
+    </w:lvlOverride>
+    <w:lvlOverride w:ilvl="2">
+      <w:startOverride w:val="1"/>
+    </w:lvlOverride>
+    <w:lvlOverride w:ilvl="3">
+      <w:startOverride w:val="1"/>
+    </w:lvlOverride>
+    <w:lvlOverride w:ilvl="4">
+      <w:startOverride w:val="1"/>
+    </w:lvlOverride>
+    <w:lvlOverride w:ilvl="5">
+      <w:startOverride w:val="1"/>
+    </w:lvlOverride>
+    <w:lvlOverride w:ilvl="6">
+      <w:startOverride w:val="1"/>
+    </w:lvlOverride>
+    <w:lvlOverride w:ilvl="7">
+      <w:startOverride w:val="1"/>
+    </w:lvlOverride>
+    <w:lvlOverride w:ilvl="8">
+      <w:startOverride w:val="1"/>
+    </w:lvlOverride>
+  </w:num>
+  <w:num w:numId="1026">
+    <w:abstractNumId w:val="991"/>
+  </w:num>
+  <w:num w:numId="1027">
     <w:abstractNumId w:val="99411"/>
     <w:lvlOverride w:ilvl="0">
       <w:startOverride w:val="1"/>

--- a/linear-algebra-inner-products.docx
+++ b/linear-algebra-inner-products.docx
@@ -15,7 +15,7 @@
         <w:pStyle w:val="Date"/>
       </w:pPr>
       <w:r>
-        <w:t xml:space="preserve">Last modified: 2026-10-28 21:37:44 (PDT)</w:t>
+        <w:t xml:space="preserve">Last modified: 2026-10-28 23:05:07 (PDT)</w:t>
       </w:r>
     </w:p>
     <w:bookmarkStart w:id="24" w:name="sec-inner-products"/>

--- a/linear-algebra-inner-products.docx
+++ b/linear-algebra-inner-products.docx
@@ -15,7 +15,7 @@
         <w:pStyle w:val="Date"/>
       </w:pPr>
       <w:r>
-        <w:t xml:space="preserve">Last modified: 2026-10-28 23:05:07 (PDT)</w:t>
+        <w:t xml:space="preserve">Last modified: 2026-10-29 00:14:30 (PDT)</w:t>
       </w:r>
     </w:p>
     <w:bookmarkStart w:id="24" w:name="sec-inner-products"/>

--- a/linear-algebra-inner-products.docx
+++ b/linear-algebra-inner-products.docx
@@ -15,7 +15,7 @@
         <w:pStyle w:val="Date"/>
       </w:pPr>
       <w:r>
-        <w:t xml:space="preserve">Last modified: 2026-10-29 00:14:30 (PDT)</w:t>
+        <w:t xml:space="preserve">Last modified: 2026-10-29 01:38:31 (PDT)</w:t>
       </w:r>
     </w:p>
     <w:bookmarkStart w:id="24" w:name="sec-inner-products"/>

--- a/linear-algebra-inner-products.docx
+++ b/linear-algebra-inner-products.docx
@@ -15,7 +15,7 @@
         <w:pStyle w:val="Date"/>
       </w:pPr>
       <w:r>
-        <w:t xml:space="preserve">Last modified: 2026-10-29 01:38:31 (PDT)</w:t>
+        <w:t xml:space="preserve">Last modified: 2026-10-29 07:45:31 (PDT)</w:t>
       </w:r>
     </w:p>
     <w:bookmarkStart w:id="24" w:name="sec-inner-products"/>

--- a/linear-algebra-inner-products.docx
+++ b/linear-algebra-inner-products.docx
@@ -15,7 +15,7 @@
         <w:pStyle w:val="Date"/>
       </w:pPr>
       <w:r>
-        <w:t xml:space="preserve">Last modified: 2026-10-29 07:45:31 (PDT)</w:t>
+        <w:t xml:space="preserve">Last modified: 2026-10-29 09:12:46 (PDT)</w:t>
       </w:r>
     </w:p>
     <w:bookmarkStart w:id="24" w:name="sec-inner-products"/>

--- a/linear-algebra-inner-products.docx
+++ b/linear-algebra-inner-products.docx
@@ -15,7 +15,7 @@
         <w:pStyle w:val="Date"/>
       </w:pPr>
       <w:r>
-        <w:t xml:space="preserve">Last modified: 2026-10-29 09:12:46 (PDT)</w:t>
+        <w:t xml:space="preserve">Last modified: 2026-10-29 10:33:15 (PDT)</w:t>
       </w:r>
     </w:p>
     <w:bookmarkStart w:id="24" w:name="sec-inner-products"/>

--- a/linear-algebra-inner-products.docx
+++ b/linear-algebra-inner-products.docx
@@ -15,7 +15,7 @@
         <w:pStyle w:val="Date"/>
       </w:pPr>
       <w:r>
-        <w:t xml:space="preserve">Last modified: 2026-10-29 10:33:15 (PDT)</w:t>
+        <w:t xml:space="preserve">Last modified: 2026-10-29 11:51:41 (PDT)</w:t>
       </w:r>
     </w:p>
     <w:bookmarkStart w:id="24" w:name="sec-inner-products"/>

--- a/linear-algebra-inner-products.docx
+++ b/linear-algebra-inner-products.docx
@@ -15,7 +15,7 @@
         <w:pStyle w:val="Date"/>
       </w:pPr>
       <w:r>
-        <w:t xml:space="preserve">Last modified: 2026-10-29 11:51:41 (PDT)</w:t>
+        <w:t xml:space="preserve">Last modified: 2026-10-29 13:28:16 (PDT)</w:t>
       </w:r>
     </w:p>
     <w:bookmarkStart w:id="24" w:name="sec-inner-products"/>

--- a/linear-algebra-inner-products.docx
+++ b/linear-algebra-inner-products.docx
@@ -15,7 +15,7 @@
         <w:pStyle w:val="Date"/>
       </w:pPr>
       <w:r>
-        <w:t xml:space="preserve">Last modified: 2026-10-29 13:28:16 (PDT)</w:t>
+        <w:t xml:space="preserve">Last modified: 2026-10-29 14:56:31 (PDT)</w:t>
       </w:r>
     </w:p>
     <w:bookmarkStart w:id="24" w:name="sec-inner-products"/>

--- a/linear-algebra-inner-products.docx
+++ b/linear-algebra-inner-products.docx
@@ -15,7 +15,7 @@
         <w:pStyle w:val="Date"/>
       </w:pPr>
       <w:r>
-        <w:t xml:space="preserve">Last modified: 2026-10-29 14:56:31 (PDT)</w:t>
+        <w:t xml:space="preserve">Last modified: 2026-10-29 16:45:03 (PDT)</w:t>
       </w:r>
     </w:p>
     <w:bookmarkStart w:id="24" w:name="sec-inner-products"/>

--- a/linear-algebra-inner-products.docx
+++ b/linear-algebra-inner-products.docx
@@ -15,7 +15,7 @@
         <w:pStyle w:val="Date"/>
       </w:pPr>
       <w:r>
-        <w:t xml:space="preserve">Last modified: 2026-10-29 16:45:03 (PDT)</w:t>
+        <w:t xml:space="preserve">Last modified: 2026-10-29 20:01:11 (PDT)</w:t>
       </w:r>
     </w:p>
     <w:bookmarkStart w:id="24" w:name="sec-inner-products"/>

--- a/linear-algebra-inner-products.docx
+++ b/linear-algebra-inner-products.docx
@@ -15,7 +15,7 @@
         <w:pStyle w:val="Date"/>
       </w:pPr>
       <w:r>
-        <w:t xml:space="preserve">Last modified: 2026-10-29 20:01:11 (PDT)</w:t>
+        <w:t xml:space="preserve">Last modified: 2026-10-30 00:52:40 (PDT)</w:t>
       </w:r>
     </w:p>
     <w:bookmarkStart w:id="24" w:name="sec-inner-products"/>

--- a/linear-algebra-inner-products.docx
+++ b/linear-algebra-inner-products.docx
@@ -15,7 +15,7 @@
         <w:pStyle w:val="Date"/>
       </w:pPr>
       <w:r>
-        <w:t xml:space="preserve">Last modified: 2026-10-30 00:52:40 (PDT)</w:t>
+        <w:t xml:space="preserve">Last modified: 2026-10-30 02:22:19 (PDT)</w:t>
       </w:r>
     </w:p>
     <w:bookmarkStart w:id="24" w:name="sec-inner-products"/>

--- a/linear-algebra-inner-products.docx
+++ b/linear-algebra-inner-products.docx
@@ -15,7 +15,7 @@
         <w:pStyle w:val="Date"/>
       </w:pPr>
       <w:r>
-        <w:t xml:space="preserve">Last modified: 2026-10-30 02:22:19 (PDT)</w:t>
+        <w:t xml:space="preserve">Last modified: 2026-10-30 12:07:09 (PDT)</w:t>
       </w:r>
     </w:p>
     <w:bookmarkStart w:id="24" w:name="sec-inner-products"/>

--- a/linear-algebra-inner-products.docx
+++ b/linear-algebra-inner-products.docx
@@ -15,7 +15,7 @@
         <w:pStyle w:val="Date"/>
       </w:pPr>
       <w:r>
-        <w:t xml:space="preserve">Last modified: 2026-10-30 12:07:09 (PDT)</w:t>
+        <w:t xml:space="preserve">Last modified: 2026-10-30 13:54:56 (PDT)</w:t>
       </w:r>
     </w:p>
     <w:bookmarkStart w:id="24" w:name="sec-inner-products"/>

--- a/linear-algebra-inner-products.docx
+++ b/linear-algebra-inner-products.docx
@@ -15,7 +15,7 @@
         <w:pStyle w:val="Date"/>
       </w:pPr>
       <w:r>
-        <w:t xml:space="preserve">Last modified: 2026-10-30 13:54:56 (PDT)</w:t>
+        <w:t xml:space="preserve">Last modified: 2026-10-30 15:46:06 (PDT)</w:t>
       </w:r>
     </w:p>
     <w:bookmarkStart w:id="24" w:name="sec-inner-products"/>

--- a/linear-algebra-inner-products.docx
+++ b/linear-algebra-inner-products.docx
@@ -15,7 +15,7 @@
         <w:pStyle w:val="Date"/>
       </w:pPr>
       <w:r>
-        <w:t xml:space="preserve">Last modified: 2026-10-30 15:46:06 (PDT)</w:t>
+        <w:t xml:space="preserve">Last modified: 2026-10-30 17:15:43 (PDT)</w:t>
       </w:r>
     </w:p>
     <w:bookmarkStart w:id="24" w:name="sec-inner-products"/>

--- a/linear-algebra-inner-products.docx
+++ b/linear-algebra-inner-products.docx
@@ -15,7 +15,7 @@
         <w:pStyle w:val="Date"/>
       </w:pPr>
       <w:r>
-        <w:t xml:space="preserve">Last modified: 2026-10-30 17:15:43 (PDT)</w:t>
+        <w:t xml:space="preserve">Last modified: 2026-10-30 18:45:42 (PDT)</w:t>
       </w:r>
     </w:p>
     <w:bookmarkStart w:id="24" w:name="sec-inner-products"/>
@@ -23324,7 +23324,7 @@
     </w:p>
     <w:bookmarkEnd w:id="105"/>
     <w:bookmarkEnd w:id="106"/>
-    <w:bookmarkStart w:id="144" w:name="outer-product"/>
+    <w:bookmarkStart w:id="115" w:name="outer-product"/>
     <w:p>
       <w:pPr>
         <w:pStyle w:val="Heading2"/>
@@ -24796,8 +24796,2181 @@
       </w:r>
     </w:p>
     <w:bookmarkEnd w:id="114"/>
-    <w:bookmarkStart w:id="143" w:name="refs"/>
-    <w:bookmarkStart w:id="116" w:name="ref-wikipedia_inner_product_space"/>
+    <w:bookmarkEnd w:id="115"/>
+    <w:bookmarkStart w:id="170" w:name="sec-hilbert-spaces"/>
+    <w:p>
+      <w:pPr>
+        <w:pStyle w:val="Heading2"/>
+      </w:pPr>
+      <w:r>
+        <w:t xml:space="preserve">5 Hilbert spaces</w:t>
+      </w:r>
+    </w:p>
+    <w:bookmarkStart w:id="119" w:name="def-cauchy-sequence"/>
+    <w:p>
+      <w:pPr>
+        <w:pStyle w:val="FirstParagraph"/>
+      </w:pPr>
+      <w:r>
+        <w:rPr>
+          <w:b/>
+          <w:bCs/>
+        </w:rPr>
+        <w:t xml:space="preserve">Definition 13 (Cauchy sequence)</w:t>
+      </w:r>
+      <w:r>
+        <w:t xml:space="preserve"> </w:t>
+      </w:r>
+      <w:r>
+        <w:t xml:space="preserve">A</w:t>
+      </w:r>
+      <w:r>
+        <w:t xml:space="preserve"> </w:t>
+      </w:r>
+      <w:hyperlink r:id="rId116">
+        <w:r>
+          <w:rPr>
+            <w:rStyle w:val="Hyperlink"/>
+          </w:rPr>
+          <w:t xml:space="preserve">sequence</w:t>
+        </w:r>
+      </w:hyperlink>
+      <w:r>
+        <w:t xml:space="preserve"> </w:t>
+      </w:r>
+      <w:r>
+        <w:t xml:space="preserve">$(\mathord{\smash[b]{\underset{\raise.3ex\hbox{$\scriptstyle\sim$}}{x}}\vphantom{x}}_n)$</w:t>
+      </w:r>
+      <w:r>
+        <w:t xml:space="preserve"> </w:t>
+      </w:r>
+      <w:r>
+        <w:t xml:space="preserve">of vectors in a</w:t>
+      </w:r>
+      <w:r>
+        <w:t xml:space="preserve"> </w:t>
+      </w:r>
+      <w:hyperlink r:id="rId117">
+        <w:r>
+          <w:rPr>
+            <w:rStyle w:val="Hyperlink"/>
+          </w:rPr>
+          <w:t xml:space="preserve">real inner product space</w:t>
+        </w:r>
+      </w:hyperlink>
+      <w:r>
+        <w:t xml:space="preserve"> </w:t>
+      </w:r>
+      <m:oMath>
+        <m:r>
+          <m:t>V</m:t>
+        </m:r>
+      </m:oMath>
+      <w:r>
+        <w:t xml:space="preserve"> </w:t>
+      </w:r>
+      <w:r>
+        <w:t xml:space="preserve">is a</w:t>
+      </w:r>
+      <w:r>
+        <w:t xml:space="preserve"> </w:t>
+      </w:r>
+      <w:r>
+        <w:rPr>
+          <w:b/>
+          <w:bCs/>
+        </w:rPr>
+        <w:t xml:space="preserve">Cauchy sequence</w:t>
+      </w:r>
+      <w:r>
+        <w:t xml:space="preserve"> </w:t>
+      </w:r>
+      <w:r>
+        <w:t xml:space="preserve">[15]</w:t>
+      </w:r>
+      <w:r>
+        <w:t xml:space="preserve"> </w:t>
+      </w:r>
+      <w:r>
+        <w:t xml:space="preserve">if for every</w:t>
+      </w:r>
+      <w:r>
+        <w:t xml:space="preserve"> </w:t>
+      </w:r>
+      <m:oMath>
+        <m:r>
+          <m:t>ε</m:t>
+        </m:r>
+        <m:r>
+          <m:rPr>
+            <m:sty m:val="p"/>
+          </m:rPr>
+          <m:t>&gt;</m:t>
+        </m:r>
+        <m:r>
+          <m:t>0</m:t>
+        </m:r>
+      </m:oMath>
+      <w:r>
+        <w:t xml:space="preserve"> </w:t>
+      </w:r>
+      <w:r>
+        <w:t xml:space="preserve">there is a</w:t>
+      </w:r>
+      <w:r>
+        <w:t xml:space="preserve"> </w:t>
+      </w:r>
+      <w:hyperlink r:id="rId118">
+        <w:r>
+          <w:rPr>
+            <w:rStyle w:val="Hyperlink"/>
+          </w:rPr>
+          <w:t xml:space="preserve">natural number</w:t>
+        </w:r>
+      </w:hyperlink>
+      <w:r>
+        <w:t xml:space="preserve"> </w:t>
+      </w:r>
+      <m:oMath>
+        <m:r>
+          <m:t>N</m:t>
+        </m:r>
+      </m:oMath>
+      <w:r>
+        <w:t xml:space="preserve"> </w:t>
+      </w:r>
+      <w:r>
+        <w:t xml:space="preserve">such that</w:t>
+      </w:r>
+    </w:p>
+    <w:p>
+      <w:pPr>
+        <w:pStyle w:val="BodyText"/>
+      </w:pPr>
+      <w:r>
+        <w:t xml:space="preserve">$$\mathopen{}\left\lVert\mathord{\smash[b]{\underset{\raise.3ex\hbox{$\scriptstyle\sim$}}{x}}\vphantom{x}}_m - \mathord{\smash[b]{\underset{\raise.3ex\hbox{$\scriptstyle\sim$}}{x}}\vphantom{x}}_n\right\rVert\mathclose{} &lt; \varepsilon\quad \text{for all } m, n \ge N,$$</w:t>
+      </w:r>
+    </w:p>
+    <w:p>
+      <w:pPr>
+        <w:pStyle w:val="FirstParagraph"/>
+      </w:pPr>
+      <w:r>
+        <w:t xml:space="preserve">where</w:t>
+      </w:r>
+      <w:r>
+        <w:t xml:space="preserve"> </w:t>
+      </w:r>
+      <w:r>
+        <w:t xml:space="preserve">$\mathopen{}\left\lVert\mathord{\smash[b]{\underset{\raise.3ex\hbox{$\scriptstyle\sim$}}{x}}\vphantom{x}}\right\rVert\mathclose{} = \sqrt{{\mathopen{}\left\langle \mathord{\smash[b]{\underset{\raise.3ex\hbox{$\scriptstyle\sim$}}{x}}\vphantom{x}}, \mathord{\smash[b]{\underset{\raise.3ex\hbox{$\scriptstyle\sim$}}{x}}\vphantom{x}}\right\rangle\mathclose{}}}$</w:t>
+      </w:r>
+      <w:r>
+        <w:t xml:space="preserve"> </w:t>
+      </w:r>
+      <w:r>
+        <w:t xml:space="preserve">for every</w:t>
+      </w:r>
+      <w:r>
+        <w:t xml:space="preserve"> </w:t>
+      </w:r>
+      <w:r>
+        <w:t xml:space="preserve">$\mathord{\smash[b]{\underset{\raise.3ex\hbox{$\scriptstyle\sim$}}{x}}\vphantom{x}}\in V$</w:t>
+      </w:r>
+      <w:r>
+        <w:t xml:space="preserve">.</w:t>
+      </w:r>
+    </w:p>
+    <w:bookmarkEnd w:id="119"/>
+    <w:bookmarkStart w:id="123" w:name="exm-cauchy-sequence"/>
+    <w:p>
+      <w:pPr>
+        <w:pStyle w:val="BodyText"/>
+      </w:pPr>
+      <w:r>
+        <w:rPr>
+          <w:b/>
+          <w:bCs/>
+        </w:rPr>
+        <w:t xml:space="preserve">Example 29 (A Cauchy sequence of real numbers)</w:t>
+      </w:r>
+      <w:r>
+        <w:t xml:space="preserve"> </w:t>
+      </w:r>
+      <w:r>
+        <w:t xml:space="preserve">The</w:t>
+      </w:r>
+      <w:r>
+        <w:t xml:space="preserve"> </w:t>
+      </w:r>
+      <w:hyperlink r:id="rId120">
+        <w:r>
+          <w:rPr>
+            <w:rStyle w:val="Hyperlink"/>
+          </w:rPr>
+          <w:t xml:space="preserve">real numbers</w:t>
+        </w:r>
+      </w:hyperlink>
+      <w:r>
+        <w:t xml:space="preserve"> </w:t>
+      </w:r>
+      <m:oMath>
+        <m:r>
+          <m:rPr>
+            <m:scr m:val="double-struck"/>
+            <m:sty m:val="p"/>
+          </m:rPr>
+          <m:t>R</m:t>
+        </m:r>
+      </m:oMath>
+      <w:r>
+        <w:t xml:space="preserve"> </w:t>
+      </w:r>
+      <w:r>
+        <w:t xml:space="preserve">with the</w:t>
+      </w:r>
+      <w:r>
+        <w:t xml:space="preserve"> </w:t>
+      </w:r>
+      <w:hyperlink r:id="rId121">
+        <w:r>
+          <w:rPr>
+            <w:rStyle w:val="Hyperlink"/>
+          </w:rPr>
+          <w:t xml:space="preserve">inner product</w:t>
+        </w:r>
+      </w:hyperlink>
+      <w:r>
+        <w:t xml:space="preserve"> </w:t>
+      </w:r>
+      <m:oMath>
+        <m:r>
+          <m:t>​</m:t>
+        </m:r>
+        <m:d>
+          <m:dPr>
+            <m:begChr m:val="⟨"/>
+            <m:sepChr m:val=""/>
+            <m:endChr m:val="⟩"/>
+            <m:grow/>
+          </m:dPr>
+          <m:e>
+            <m:r>
+              <m:t>x</m:t>
+            </m:r>
+            <m:r>
+              <m:rPr>
+                <m:sty m:val="p"/>
+              </m:rPr>
+              <m:t>,</m:t>
+            </m:r>
+            <m:r>
+              <m:t>y</m:t>
+            </m:r>
+          </m:e>
+        </m:d>
+        <m:r>
+          <m:t>​</m:t>
+        </m:r>
+        <m:r>
+          <m:rPr>
+            <m:sty m:val="p"/>
+          </m:rPr>
+          <m:t>=</m:t>
+        </m:r>
+        <m:r>
+          <m:t>x</m:t>
+        </m:r>
+        <m:r>
+          <m:t> </m:t>
+        </m:r>
+        <m:r>
+          <m:t>y</m:t>
+        </m:r>
+      </m:oMath>
+      <w:r>
+        <w:t xml:space="preserve"> </w:t>
+      </w:r>
+      <w:r>
+        <w:t xml:space="preserve">form an</w:t>
+      </w:r>
+      <w:r>
+        <w:t xml:space="preserve"> </w:t>
+      </w:r>
+      <w:hyperlink r:id="rId117">
+        <w:r>
+          <w:rPr>
+            <w:rStyle w:val="Hyperlink"/>
+          </w:rPr>
+          <w:t xml:space="preserve">inner product space</w:t>
+        </w:r>
+      </w:hyperlink>
+      <w:r>
+        <w:t xml:space="preserve">,</w:t>
+      </w:r>
+      <w:r>
+        <w:t xml:space="preserve"> </w:t>
+      </w:r>
+      <w:r>
+        <w:t xml:space="preserve">and</w:t>
+      </w:r>
+      <w:r>
+        <w:t xml:space="preserve"> </w:t>
+      </w:r>
+      <m:oMath>
+        <m:r>
+          <m:t>​</m:t>
+        </m:r>
+        <m:d>
+          <m:dPr>
+            <m:begChr m:val="∥"/>
+            <m:sepChr m:val=""/>
+            <m:endChr m:val="∥"/>
+            <m:grow/>
+          </m:dPr>
+          <m:e>
+            <m:r>
+              <m:t>x</m:t>
+            </m:r>
+          </m:e>
+        </m:d>
+        <m:r>
+          <m:t>​</m:t>
+        </m:r>
+        <m:r>
+          <m:rPr>
+            <m:sty m:val="p"/>
+          </m:rPr>
+          <m:t>=</m:t>
+        </m:r>
+        <m:r>
+          <m:t>​</m:t>
+        </m:r>
+        <m:d>
+          <m:dPr>
+            <m:begChr m:val="|"/>
+            <m:sepChr m:val=""/>
+            <m:endChr m:val="|"/>
+            <m:grow/>
+          </m:dPr>
+          <m:e>
+            <m:r>
+              <m:t>x</m:t>
+            </m:r>
+          </m:e>
+        </m:d>
+        <m:r>
+          <m:t>​</m:t>
+        </m:r>
+      </m:oMath>
+      <w:r>
+        <w:t xml:space="preserve"> </w:t>
+      </w:r>
+      <w:r>
+        <w:t xml:space="preserve">in it.</w:t>
+      </w:r>
+      <w:r>
+        <w:t xml:space="preserve"> </w:t>
+      </w:r>
+      <w:r>
+        <w:t xml:space="preserve">The</w:t>
+      </w:r>
+      <w:r>
+        <w:t xml:space="preserve"> </w:t>
+      </w:r>
+      <w:hyperlink r:id="rId116">
+        <w:r>
+          <w:rPr>
+            <w:rStyle w:val="Hyperlink"/>
+          </w:rPr>
+          <w:t xml:space="preserve">sequence</w:t>
+        </w:r>
+      </w:hyperlink>
+      <w:r>
+        <w:t xml:space="preserve"> </w:t>
+      </w:r>
+      <m:oMath>
+        <m:sSub>
+          <m:e>
+            <m:r>
+              <m:t>x</m:t>
+            </m:r>
+          </m:e>
+          <m:sub>
+            <m:r>
+              <m:t>n</m:t>
+            </m:r>
+          </m:sub>
+        </m:sSub>
+        <m:r>
+          <m:rPr>
+            <m:sty m:val="p"/>
+          </m:rPr>
+          <m:t>=</m:t>
+        </m:r>
+        <m:f>
+          <m:fPr>
+            <m:type m:val="bar"/>
+          </m:fPr>
+          <m:num>
+            <m:r>
+              <m:t>1</m:t>
+            </m:r>
+          </m:num>
+          <m:den>
+            <m:r>
+              <m:t>n</m:t>
+            </m:r>
+          </m:den>
+        </m:f>
+      </m:oMath>
+      <w:r>
+        <w:t xml:space="preserve"> </w:t>
+      </w:r>
+      <w:r>
+        <w:t xml:space="preserve">is a</w:t>
+      </w:r>
+      <w:r>
+        <w:t xml:space="preserve"> </w:t>
+      </w:r>
+      <w:hyperlink w:anchor="def-cauchy-sequence">
+        <w:r>
+          <w:rPr>
+            <w:rStyle w:val="Hyperlink"/>
+          </w:rPr>
+          <w:t xml:space="preserve">Cauchy sequence</w:t>
+        </w:r>
+      </w:hyperlink>
+      <w:r>
+        <w:t xml:space="preserve">.</w:t>
+      </w:r>
+      <w:r>
+        <w:t xml:space="preserve"> </w:t>
+      </w:r>
+      <w:r>
+        <w:t xml:space="preserve">Given</w:t>
+      </w:r>
+      <w:r>
+        <w:t xml:space="preserve"> </w:t>
+      </w:r>
+      <m:oMath>
+        <m:r>
+          <m:t>ε</m:t>
+        </m:r>
+        <m:r>
+          <m:rPr>
+            <m:sty m:val="p"/>
+          </m:rPr>
+          <m:t>&gt;</m:t>
+        </m:r>
+        <m:r>
+          <m:t>0</m:t>
+        </m:r>
+      </m:oMath>
+      <w:r>
+        <w:t xml:space="preserve">,</w:t>
+      </w:r>
+      <w:r>
+        <w:t xml:space="preserve"> </w:t>
+      </w:r>
+      <w:r>
+        <w:t xml:space="preserve">take</w:t>
+      </w:r>
+      <w:r>
+        <w:t xml:space="preserve"> </w:t>
+      </w:r>
+      <m:oMath>
+        <m:r>
+          <m:t>N</m:t>
+        </m:r>
+      </m:oMath>
+      <w:r>
+        <w:t xml:space="preserve"> </w:t>
+      </w:r>
+      <w:r>
+        <w:t xml:space="preserve">to be any</w:t>
+      </w:r>
+      <w:r>
+        <w:t xml:space="preserve"> </w:t>
+      </w:r>
+      <w:hyperlink r:id="rId118">
+        <w:r>
+          <w:rPr>
+            <w:rStyle w:val="Hyperlink"/>
+          </w:rPr>
+          <w:t xml:space="preserve">natural number</w:t>
+        </w:r>
+      </w:hyperlink>
+      <w:r>
+        <w:t xml:space="preserve"> </w:t>
+      </w:r>
+      <w:r>
+        <w:t xml:space="preserve">larger than</w:t>
+      </w:r>
+      <w:r>
+        <w:t xml:space="preserve"> </w:t>
+      </w:r>
+      <m:oMath>
+        <m:f>
+          <m:fPr>
+            <m:type m:val="bar"/>
+          </m:fPr>
+          <m:num>
+            <m:r>
+              <m:t>1</m:t>
+            </m:r>
+          </m:num>
+          <m:den>
+            <m:r>
+              <m:t>ε</m:t>
+            </m:r>
+          </m:den>
+        </m:f>
+      </m:oMath>
+      <w:r>
+        <w:t xml:space="preserve">.</w:t>
+      </w:r>
+      <w:r>
+        <w:t xml:space="preserve"> </w:t>
+      </w:r>
+      <w:hyperlink r:id="rId122">
+        <w:r>
+          <w:rPr>
+            <w:rStyle w:val="Hyperlink"/>
+          </w:rPr>
+          <w:t xml:space="preserve">For all</w:t>
+        </w:r>
+      </w:hyperlink>
+      <w:r>
+        <w:t xml:space="preserve"> </w:t>
+      </w:r>
+      <m:oMath>
+        <m:r>
+          <m:t>m</m:t>
+        </m:r>
+        <m:r>
+          <m:rPr>
+            <m:sty m:val="p"/>
+          </m:rPr>
+          <m:t>,</m:t>
+        </m:r>
+        <m:r>
+          <m:t>n</m:t>
+        </m:r>
+        <m:r>
+          <m:rPr>
+            <m:sty m:val="p"/>
+          </m:rPr>
+          <m:t>≥</m:t>
+        </m:r>
+        <m:r>
+          <m:t>N</m:t>
+        </m:r>
+      </m:oMath>
+      <w:r>
+        <w:t xml:space="preserve">,</w:t>
+      </w:r>
+      <w:r>
+        <w:t xml:space="preserve"> </w:t>
+      </w:r>
+      <w:r>
+        <w:t xml:space="preserve">both</w:t>
+      </w:r>
+      <w:r>
+        <w:t xml:space="preserve"> </w:t>
+      </w:r>
+      <m:oMath>
+        <m:f>
+          <m:fPr>
+            <m:type m:val="bar"/>
+          </m:fPr>
+          <m:num>
+            <m:r>
+              <m:t>1</m:t>
+            </m:r>
+          </m:num>
+          <m:den>
+            <m:r>
+              <m:t>m</m:t>
+            </m:r>
+          </m:den>
+        </m:f>
+      </m:oMath>
+      <w:r>
+        <w:t xml:space="preserve"> </w:t>
+      </w:r>
+      <w:r>
+        <w:t xml:space="preserve">and</w:t>
+      </w:r>
+      <w:r>
+        <w:t xml:space="preserve"> </w:t>
+      </w:r>
+      <m:oMath>
+        <m:f>
+          <m:fPr>
+            <m:type m:val="bar"/>
+          </m:fPr>
+          <m:num>
+            <m:r>
+              <m:t>1</m:t>
+            </m:r>
+          </m:num>
+          <m:den>
+            <m:r>
+              <m:t>n</m:t>
+            </m:r>
+          </m:den>
+        </m:f>
+      </m:oMath>
+      <w:r>
+        <w:t xml:space="preserve"> </w:t>
+      </w:r>
+      <w:r>
+        <w:t xml:space="preserve">lie in</w:t>
+      </w:r>
+      <w:r>
+        <w:t xml:space="preserve"> </w:t>
+      </w:r>
+      <m:oMath>
+        <m:r>
+          <m:rPr>
+            <m:sty m:val="p"/>
+          </m:rPr>
+          <m:t>(</m:t>
+        </m:r>
+        <m:r>
+          <m:t>0</m:t>
+        </m:r>
+        <m:r>
+          <m:rPr>
+            <m:sty m:val="p"/>
+          </m:rPr>
+          <m:t>,</m:t>
+        </m:r>
+        <m:f>
+          <m:fPr>
+            <m:type m:val="bar"/>
+          </m:fPr>
+          <m:num>
+            <m:r>
+              <m:t>1</m:t>
+            </m:r>
+          </m:num>
+          <m:den>
+            <m:r>
+              <m:t>N</m:t>
+            </m:r>
+          </m:den>
+        </m:f>
+        <m:r>
+          <m:rPr>
+            <m:sty m:val="p"/>
+          </m:rPr>
+          <m:t>]</m:t>
+        </m:r>
+      </m:oMath>
+      <w:r>
+        <w:t xml:space="preserve">,</w:t>
+      </w:r>
+      <w:r>
+        <w:t xml:space="preserve"> </w:t>
+      </w:r>
+      <w:r>
+        <w:t xml:space="preserve">so</w:t>
+      </w:r>
+      <w:r>
+        <w:t xml:space="preserve"> </w:t>
+      </w:r>
+      <m:oMath>
+        <m:r>
+          <m:t>​</m:t>
+        </m:r>
+        <m:d>
+          <m:dPr>
+            <m:begChr m:val="|"/>
+            <m:sepChr m:val=""/>
+            <m:endChr m:val="|"/>
+            <m:grow/>
+          </m:dPr>
+          <m:e>
+            <m:f>
+              <m:fPr>
+                <m:type m:val="bar"/>
+              </m:fPr>
+              <m:num>
+                <m:r>
+                  <m:t>1</m:t>
+                </m:r>
+              </m:num>
+              <m:den>
+                <m:r>
+                  <m:t>m</m:t>
+                </m:r>
+              </m:den>
+            </m:f>
+            <m:r>
+              <m:rPr>
+                <m:sty m:val="p"/>
+              </m:rPr>
+              <m:t>−</m:t>
+            </m:r>
+            <m:f>
+              <m:fPr>
+                <m:type m:val="bar"/>
+              </m:fPr>
+              <m:num>
+                <m:r>
+                  <m:t>1</m:t>
+                </m:r>
+              </m:num>
+              <m:den>
+                <m:r>
+                  <m:t>n</m:t>
+                </m:r>
+              </m:den>
+            </m:f>
+          </m:e>
+        </m:d>
+        <m:r>
+          <m:t>​</m:t>
+        </m:r>
+        <m:r>
+          <m:rPr>
+            <m:sty m:val="p"/>
+          </m:rPr>
+          <m:t>&lt;</m:t>
+        </m:r>
+        <m:f>
+          <m:fPr>
+            <m:type m:val="bar"/>
+          </m:fPr>
+          <m:num>
+            <m:r>
+              <m:t>1</m:t>
+            </m:r>
+          </m:num>
+          <m:den>
+            <m:r>
+              <m:t>N</m:t>
+            </m:r>
+          </m:den>
+        </m:f>
+        <m:r>
+          <m:rPr>
+            <m:sty m:val="p"/>
+          </m:rPr>
+          <m:t>&lt;</m:t>
+        </m:r>
+        <m:r>
+          <m:t>ε</m:t>
+        </m:r>
+      </m:oMath>
+      <w:r>
+        <w:t xml:space="preserve">.</w:t>
+      </w:r>
+      <w:r>
+        <w:t xml:space="preserve"> </w:t>
+      </w:r>
+      <w:r>
+        <w:t xml:space="preserve">For example, with</w:t>
+      </w:r>
+      <w:r>
+        <w:t xml:space="preserve"> </w:t>
+      </w:r>
+      <m:oMath>
+        <m:r>
+          <m:t>ε</m:t>
+        </m:r>
+        <m:r>
+          <m:rPr>
+            <m:sty m:val="p"/>
+          </m:rPr>
+          <m:t>=</m:t>
+        </m:r>
+        <m:r>
+          <m:t>0.01</m:t>
+        </m:r>
+      </m:oMath>
+      <w:r>
+        <w:t xml:space="preserve">,</w:t>
+      </w:r>
+      <w:r>
+        <w:t xml:space="preserve"> </w:t>
+      </w:r>
+      <w:r>
+        <w:t xml:space="preserve">take</w:t>
+      </w:r>
+      <w:r>
+        <w:t xml:space="preserve"> </w:t>
+      </w:r>
+      <m:oMath>
+        <m:r>
+          <m:t>N</m:t>
+        </m:r>
+        <m:r>
+          <m:rPr>
+            <m:sty m:val="p"/>
+          </m:rPr>
+          <m:t>=</m:t>
+        </m:r>
+        <m:r>
+          <m:t>101</m:t>
+        </m:r>
+      </m:oMath>
+      <w:r>
+        <w:t xml:space="preserve">:</w:t>
+      </w:r>
+      <w:r>
+        <w:t xml:space="preserve"> </w:t>
+      </w:r>
+      <w:r>
+        <w:t xml:space="preserve">all</w:t>
+      </w:r>
+      <w:r>
+        <w:t xml:space="preserve"> </w:t>
+      </w:r>
+      <m:oMath>
+        <m:r>
+          <m:t>m</m:t>
+        </m:r>
+        <m:r>
+          <m:rPr>
+            <m:sty m:val="p"/>
+          </m:rPr>
+          <m:t>,</m:t>
+        </m:r>
+        <m:r>
+          <m:t>n</m:t>
+        </m:r>
+        <m:r>
+          <m:rPr>
+            <m:sty m:val="p"/>
+          </m:rPr>
+          <m:t>≥</m:t>
+        </m:r>
+        <m:r>
+          <m:t>101</m:t>
+        </m:r>
+      </m:oMath>
+      <w:r>
+        <w:t xml:space="preserve"> </w:t>
+      </w:r>
+      <w:r>
+        <w:t xml:space="preserve">have</w:t>
+      </w:r>
+      <w:r>
+        <w:t xml:space="preserve"> </w:t>
+      </w:r>
+      <m:oMath>
+        <m:r>
+          <m:t>​</m:t>
+        </m:r>
+        <m:d>
+          <m:dPr>
+            <m:begChr m:val="|"/>
+            <m:sepChr m:val=""/>
+            <m:endChr m:val="|"/>
+            <m:grow/>
+          </m:dPr>
+          <m:e>
+            <m:f>
+              <m:fPr>
+                <m:type m:val="bar"/>
+              </m:fPr>
+              <m:num>
+                <m:r>
+                  <m:t>1</m:t>
+                </m:r>
+              </m:num>
+              <m:den>
+                <m:r>
+                  <m:t>m</m:t>
+                </m:r>
+              </m:den>
+            </m:f>
+            <m:r>
+              <m:rPr>
+                <m:sty m:val="p"/>
+              </m:rPr>
+              <m:t>−</m:t>
+            </m:r>
+            <m:f>
+              <m:fPr>
+                <m:type m:val="bar"/>
+              </m:fPr>
+              <m:num>
+                <m:r>
+                  <m:t>1</m:t>
+                </m:r>
+              </m:num>
+              <m:den>
+                <m:r>
+                  <m:t>n</m:t>
+                </m:r>
+              </m:den>
+            </m:f>
+          </m:e>
+        </m:d>
+        <m:r>
+          <m:t>​</m:t>
+        </m:r>
+        <m:r>
+          <m:rPr>
+            <m:sty m:val="p"/>
+          </m:rPr>
+          <m:t>&lt;</m:t>
+        </m:r>
+        <m:f>
+          <m:fPr>
+            <m:type m:val="bar"/>
+          </m:fPr>
+          <m:num>
+            <m:r>
+              <m:t>1</m:t>
+            </m:r>
+          </m:num>
+          <m:den>
+            <m:r>
+              <m:t>101</m:t>
+            </m:r>
+          </m:den>
+        </m:f>
+        <m:r>
+          <m:rPr>
+            <m:sty m:val="p"/>
+          </m:rPr>
+          <m:t>&lt;</m:t>
+        </m:r>
+        <m:r>
+          <m:t>0.01</m:t>
+        </m:r>
+      </m:oMath>
+      <w:r>
+        <w:t xml:space="preserve">.</w:t>
+      </w:r>
+      <w:r>
+        <w:t xml:space="preserve"> </w:t>
+      </w:r>
+    </w:p>
+    <w:bookmarkEnd w:id="123"/>
+    <w:bookmarkStart w:id="124" w:name="def-complete-inner-product-space"/>
+    <w:p>
+      <w:pPr>
+        <w:pStyle w:val="BodyText"/>
+      </w:pPr>
+      <w:r>
+        <w:rPr>
+          <w:b/>
+          <w:bCs/>
+        </w:rPr>
+        <w:t xml:space="preserve">Definition 14 (Complete inner product space)</w:t>
+      </w:r>
+      <w:r>
+        <w:t xml:space="preserve"> </w:t>
+      </w:r>
+      <w:r>
+        <w:t xml:space="preserve">A</w:t>
+      </w:r>
+      <w:r>
+        <w:t xml:space="preserve"> </w:t>
+      </w:r>
+      <w:hyperlink r:id="rId117">
+        <w:r>
+          <w:rPr>
+            <w:rStyle w:val="Hyperlink"/>
+          </w:rPr>
+          <w:t xml:space="preserve">real inner product space</w:t>
+        </w:r>
+      </w:hyperlink>
+      <w:r>
+        <w:t xml:space="preserve"> </w:t>
+      </w:r>
+      <m:oMath>
+        <m:r>
+          <m:t>V</m:t>
+        </m:r>
+      </m:oMath>
+      <w:r>
+        <w:t xml:space="preserve"> </w:t>
+      </w:r>
+      <w:r>
+        <w:t xml:space="preserve">is</w:t>
+      </w:r>
+      <w:r>
+        <w:t xml:space="preserve"> </w:t>
+      </w:r>
+      <w:r>
+        <w:rPr>
+          <w:b/>
+          <w:bCs/>
+        </w:rPr>
+        <w:t xml:space="preserve">complete</w:t>
+      </w:r>
+      <w:r>
+        <w:t xml:space="preserve"> </w:t>
+      </w:r>
+      <w:r>
+        <w:t xml:space="preserve">[16]</w:t>
+      </w:r>
+      <w:r>
+        <w:t xml:space="preserve"> </w:t>
+      </w:r>
+      <w:r>
+        <w:t xml:space="preserve">if for every</w:t>
+      </w:r>
+      <w:r>
+        <w:t xml:space="preserve"> </w:t>
+      </w:r>
+      <w:hyperlink w:anchor="def-cauchy-sequence">
+        <w:r>
+          <w:rPr>
+            <w:rStyle w:val="Hyperlink"/>
+          </w:rPr>
+          <w:t xml:space="preserve">Cauchy sequence</w:t>
+        </w:r>
+      </w:hyperlink>
+      <w:r>
+        <w:t xml:space="preserve"> </w:t>
+      </w:r>
+      <w:r>
+        <w:t xml:space="preserve">$(\mathord{\smash[b]{\underset{\raise.3ex\hbox{$\scriptstyle\sim$}}{x}}\vphantom{x}}_n)$</w:t>
+      </w:r>
+      <w:r>
+        <w:t xml:space="preserve"> </w:t>
+      </w:r>
+      <w:r>
+        <w:t xml:space="preserve">in</w:t>
+      </w:r>
+      <w:r>
+        <w:t xml:space="preserve"> </w:t>
+      </w:r>
+      <m:oMath>
+        <m:r>
+          <m:t>V</m:t>
+        </m:r>
+      </m:oMath>
+      <w:r>
+        <w:t xml:space="preserve"> </w:t>
+      </w:r>
+      <w:r>
+        <w:t xml:space="preserve">there is a vector</w:t>
+      </w:r>
+      <w:r>
+        <w:t xml:space="preserve"> </w:t>
+      </w:r>
+      <w:r>
+        <w:t xml:space="preserve">$\mathord{\smash[b]{\underset{\raise.3ex\hbox{$\scriptstyle\sim$}}{y}}\vphantom{y}}\in V$</w:t>
+      </w:r>
+      <w:r>
+        <w:t xml:space="preserve"> </w:t>
+      </w:r>
+      <w:r>
+        <w:t xml:space="preserve">such that</w:t>
+      </w:r>
+      <w:r>
+        <w:t xml:space="preserve"> </w:t>
+      </w:r>
+      <w:r>
+        <w:t xml:space="preserve">for every</w:t>
+      </w:r>
+      <w:r>
+        <w:t xml:space="preserve"> </w:t>
+      </w:r>
+      <m:oMath>
+        <m:r>
+          <m:t>ε</m:t>
+        </m:r>
+        <m:r>
+          <m:rPr>
+            <m:sty m:val="p"/>
+          </m:rPr>
+          <m:t>&gt;</m:t>
+        </m:r>
+        <m:r>
+          <m:t>0</m:t>
+        </m:r>
+      </m:oMath>
+      <w:r>
+        <w:t xml:space="preserve"> </w:t>
+      </w:r>
+      <w:r>
+        <w:t xml:space="preserve">there is a</w:t>
+      </w:r>
+      <w:r>
+        <w:t xml:space="preserve"> </w:t>
+      </w:r>
+      <w:hyperlink r:id="rId118">
+        <w:r>
+          <w:rPr>
+            <w:rStyle w:val="Hyperlink"/>
+          </w:rPr>
+          <w:t xml:space="preserve">natural number</w:t>
+        </w:r>
+      </w:hyperlink>
+      <w:r>
+        <w:t xml:space="preserve"> </w:t>
+      </w:r>
+      <m:oMath>
+        <m:r>
+          <m:t>N</m:t>
+        </m:r>
+      </m:oMath>
+      <w:r>
+        <w:t xml:space="preserve"> </w:t>
+      </w:r>
+      <w:r>
+        <w:t xml:space="preserve">with</w:t>
+      </w:r>
+    </w:p>
+    <w:p>
+      <w:pPr>
+        <w:pStyle w:val="BodyText"/>
+      </w:pPr>
+      <w:r>
+        <w:t xml:space="preserve">$$\mathopen{}\left\lVert\mathord{\smash[b]{\underset{\raise.3ex\hbox{$\scriptstyle\sim$}}{x}}\vphantom{x}}_n - \mathord{\smash[b]{\underset{\raise.3ex\hbox{$\scriptstyle\sim$}}{y}}\vphantom{y}}\right\rVert\mathclose{} &lt; \varepsilon\quad \text{for every } n \ge N.$$</w:t>
+      </w:r>
+    </w:p>
+    <w:bookmarkEnd w:id="124"/>
+    <w:bookmarkStart w:id="130" w:name="exm-complete-inner-product-space"/>
+    <w:p>
+      <w:pPr>
+        <w:pStyle w:val="FirstParagraph"/>
+      </w:pPr>
+      <w:r>
+        <w:rPr>
+          <w:b/>
+          <w:bCs/>
+        </w:rPr>
+        <w:t xml:space="preserve">Example 30 (Polynomials are not complete)</w:t>
+      </w:r>
+      <w:r>
+        <w:t xml:space="preserve"> </w:t>
+      </w:r>
+      <w:r>
+        <w:t xml:space="preserve">Let</w:t>
+      </w:r>
+      <w:r>
+        <w:t xml:space="preserve"> </w:t>
+      </w:r>
+      <m:oMath>
+        <m:r>
+          <m:t>V</m:t>
+        </m:r>
+      </m:oMath>
+      <w:r>
+        <w:t xml:space="preserve"> </w:t>
+      </w:r>
+      <w:r>
+        <w:t xml:space="preserve">be the</w:t>
+      </w:r>
+      <w:r>
+        <w:t xml:space="preserve"> </w:t>
+      </w:r>
+      <w:hyperlink r:id="rId125">
+        <w:r>
+          <w:rPr>
+            <w:rStyle w:val="Hyperlink"/>
+          </w:rPr>
+          <w:t xml:space="preserve">set</w:t>
+        </w:r>
+      </w:hyperlink>
+      <w:r>
+        <w:t xml:space="preserve"> </w:t>
+      </w:r>
+      <w:r>
+        <w:t xml:space="preserve">of</w:t>
+      </w:r>
+      <w:r>
+        <w:t xml:space="preserve"> </w:t>
+      </w:r>
+      <w:hyperlink r:id="rId126">
+        <w:r>
+          <w:rPr>
+            <w:rStyle w:val="Hyperlink"/>
+          </w:rPr>
+          <w:t xml:space="preserve">polynomials</w:t>
+        </w:r>
+      </w:hyperlink>
+      <w:r>
+        <w:t xml:space="preserve"> </w:t>
+      </w:r>
+      <w:r>
+        <w:t xml:space="preserve">on</w:t>
+      </w:r>
+      <w:r>
+        <w:t xml:space="preserve"> </w:t>
+      </w:r>
+      <m:oMath>
+        <m:r>
+          <m:rPr>
+            <m:sty m:val="p"/>
+          </m:rPr>
+          <m:t>[</m:t>
+        </m:r>
+        <m:r>
+          <m:t>0</m:t>
+        </m:r>
+        <m:r>
+          <m:rPr>
+            <m:sty m:val="p"/>
+          </m:rPr>
+          <m:t>,</m:t>
+        </m:r>
+        <m:r>
+          <m:t>1</m:t>
+        </m:r>
+        <m:r>
+          <m:rPr>
+            <m:sty m:val="p"/>
+          </m:rPr>
+          <m:t>]</m:t>
+        </m:r>
+      </m:oMath>
+      <w:r>
+        <w:t xml:space="preserve">,</w:t>
+      </w:r>
+      <w:r>
+        <w:t xml:space="preserve"> </w:t>
+      </w:r>
+      <w:r>
+        <w:t xml:space="preserve">with the</w:t>
+      </w:r>
+      <w:r>
+        <w:t xml:space="preserve"> </w:t>
+      </w:r>
+      <w:hyperlink r:id="rId121">
+        <w:r>
+          <w:rPr>
+            <w:rStyle w:val="Hyperlink"/>
+          </w:rPr>
+          <w:t xml:space="preserve">inner product</w:t>
+        </w:r>
+      </w:hyperlink>
+      <w:r>
+        <w:t xml:space="preserve"> </w:t>
+      </w:r>
+      <m:oMath>
+        <m:r>
+          <m:t>​</m:t>
+        </m:r>
+        <m:d>
+          <m:dPr>
+            <m:begChr m:val="⟨"/>
+            <m:sepChr m:val=""/>
+            <m:endChr m:val="⟩"/>
+            <m:grow/>
+          </m:dPr>
+          <m:e>
+            <m:r>
+              <m:t>f</m:t>
+            </m:r>
+            <m:r>
+              <m:rPr>
+                <m:sty m:val="p"/>
+              </m:rPr>
+              <m:t>,</m:t>
+            </m:r>
+            <m:r>
+              <m:t>g</m:t>
+            </m:r>
+          </m:e>
+        </m:d>
+        <m:r>
+          <m:t>​</m:t>
+        </m:r>
+        <m:r>
+          <m:rPr>
+            <m:sty m:val="p"/>
+          </m:rPr>
+          <m:t>=</m:t>
+        </m:r>
+        <m:nary>
+          <m:naryPr>
+            <m:chr m:val="∫"/>
+            <m:limLoc m:val="subSup"/>
+            <m:subHide m:val="off"/>
+            <m:supHide m:val="off"/>
+          </m:naryPr>
+          <m:sub>
+            <m:r>
+              <m:t>0</m:t>
+            </m:r>
+          </m:sub>
+          <m:sup>
+            <m:r>
+              <m:t>1</m:t>
+            </m:r>
+          </m:sup>
+          <m:e>
+            <m:r>
+              <m:t>f</m:t>
+            </m:r>
+          </m:e>
+        </m:nary>
+        <m:r>
+          <m:rPr>
+            <m:sty m:val="p"/>
+          </m:rPr>
+          <m:t>(</m:t>
+        </m:r>
+        <m:r>
+          <m:t>t</m:t>
+        </m:r>
+        <m:r>
+          <m:rPr>
+            <m:sty m:val="p"/>
+          </m:rPr>
+          <m:t>)</m:t>
+        </m:r>
+        <m:r>
+          <m:t> </m:t>
+        </m:r>
+        <m:r>
+          <m:t>g</m:t>
+        </m:r>
+        <m:r>
+          <m:rPr>
+            <m:sty m:val="p"/>
+          </m:rPr>
+          <m:t>(</m:t>
+        </m:r>
+        <m:r>
+          <m:t>t</m:t>
+        </m:r>
+        <m:r>
+          <m:rPr>
+            <m:sty m:val="p"/>
+          </m:rPr>
+          <m:t>)</m:t>
+        </m:r>
+        <m:r>
+          <m:t> </m:t>
+        </m:r>
+        <m:r>
+          <m:t>d</m:t>
+        </m:r>
+        <m:r>
+          <m:t>t</m:t>
+        </m:r>
+      </m:oMath>
+      <w:r>
+        <w:t xml:space="preserve">.</w:t>
+      </w:r>
+      <w:r>
+        <w:t xml:space="preserve"> </w:t>
+      </w:r>
+      <w:r>
+        <w:t xml:space="preserve">The</w:t>
+      </w:r>
+      <w:r>
+        <w:t xml:space="preserve"> </w:t>
+      </w:r>
+      <w:hyperlink r:id="rId127">
+        <w:r>
+          <w:rPr>
+            <w:rStyle w:val="Hyperlink"/>
+          </w:rPr>
+          <w:t xml:space="preserve">partial sums</w:t>
+        </w:r>
+      </w:hyperlink>
+      <w:r>
+        <w:t xml:space="preserve"> </w:t>
+      </w:r>
+      <m:oMath>
+        <m:sSub>
+          <m:e>
+            <m:r>
+              <m:t>p</m:t>
+            </m:r>
+          </m:e>
+          <m:sub>
+            <m:r>
+              <m:t>n</m:t>
+            </m:r>
+          </m:sub>
+        </m:sSub>
+        <m:r>
+          <m:rPr>
+            <m:sty m:val="p"/>
+          </m:rPr>
+          <m:t>(</m:t>
+        </m:r>
+        <m:r>
+          <m:t>t</m:t>
+        </m:r>
+        <m:r>
+          <m:rPr>
+            <m:sty m:val="p"/>
+          </m:rPr>
+          <m:t>)</m:t>
+        </m:r>
+        <m:r>
+          <m:rPr>
+            <m:sty m:val="p"/>
+          </m:rPr>
+          <m:t>=</m:t>
+        </m:r>
+        <m:nary>
+          <m:naryPr>
+            <m:chr m:val="∑"/>
+            <m:limLoc m:val="undOvr"/>
+            <m:subHide m:val="off"/>
+            <m:supHide m:val="off"/>
+          </m:naryPr>
+          <m:sub>
+            <m:r>
+              <m:t>k</m:t>
+            </m:r>
+            <m:r>
+              <m:rPr>
+                <m:sty m:val="p"/>
+              </m:rPr>
+              <m:t>=</m:t>
+            </m:r>
+            <m:r>
+              <m:t>0</m:t>
+            </m:r>
+          </m:sub>
+          <m:sup>
+            <m:r>
+              <m:t>n</m:t>
+            </m:r>
+          </m:sup>
+          <m:e>
+            <m:f>
+              <m:fPr>
+                <m:type m:val="bar"/>
+              </m:fPr>
+              <m:num>
+                <m:sSup>
+                  <m:e>
+                    <m:r>
+                      <m:t>t</m:t>
+                    </m:r>
+                  </m:e>
+                  <m:sup>
+                    <m:r>
+                      <m:t>k</m:t>
+                    </m:r>
+                  </m:sup>
+                </m:sSup>
+              </m:num>
+              <m:den>
+                <m:r>
+                  <m:t>k</m:t>
+                </m:r>
+                <m:r>
+                  <m:rPr>
+                    <m:sty m:val="p"/>
+                  </m:rPr>
+                  <m:t>!</m:t>
+                </m:r>
+              </m:den>
+            </m:f>
+          </m:e>
+        </m:nary>
+      </m:oMath>
+      <w:r>
+        <w:t xml:space="preserve"> </w:t>
+      </w:r>
+      <w:r>
+        <w:t xml:space="preserve">are a</w:t>
+      </w:r>
+      <w:r>
+        <w:t xml:space="preserve"> </w:t>
+      </w:r>
+      <w:hyperlink w:anchor="def-cauchy-sequence">
+        <w:r>
+          <w:rPr>
+            <w:rStyle w:val="Hyperlink"/>
+          </w:rPr>
+          <w:t xml:space="preserve">Cauchy sequence</w:t>
+        </w:r>
+      </w:hyperlink>
+      <w:r>
+        <w:t xml:space="preserve"> </w:t>
+      </w:r>
+      <w:r>
+        <w:t xml:space="preserve">in</w:t>
+      </w:r>
+      <w:r>
+        <w:t xml:space="preserve"> </w:t>
+      </w:r>
+      <m:oMath>
+        <m:r>
+          <m:t>V</m:t>
+        </m:r>
+      </m:oMath>
+      <w:r>
+        <w:t xml:space="preserve">,</w:t>
+      </w:r>
+      <w:r>
+        <w:t xml:space="preserve"> </w:t>
+      </w:r>
+      <w:r>
+        <w:t xml:space="preserve">because they</w:t>
+      </w:r>
+      <w:r>
+        <w:t xml:space="preserve"> </w:t>
+      </w:r>
+      <w:hyperlink r:id="rId128">
+        <w:r>
+          <w:rPr>
+            <w:rStyle w:val="Hyperlink"/>
+          </w:rPr>
+          <w:t xml:space="preserve">converge</w:t>
+        </w:r>
+      </w:hyperlink>
+      <w:r>
+        <w:t xml:space="preserve"> </w:t>
+      </w:r>
+      <w:r>
+        <w:t xml:space="preserve">uniformly on</w:t>
+      </w:r>
+      <w:r>
+        <w:t xml:space="preserve"> </w:t>
+      </w:r>
+      <m:oMath>
+        <m:r>
+          <m:rPr>
+            <m:sty m:val="p"/>
+          </m:rPr>
+          <m:t>[</m:t>
+        </m:r>
+        <m:r>
+          <m:t>0</m:t>
+        </m:r>
+        <m:r>
+          <m:rPr>
+            <m:sty m:val="p"/>
+          </m:rPr>
+          <m:t>,</m:t>
+        </m:r>
+        <m:r>
+          <m:t>1</m:t>
+        </m:r>
+        <m:r>
+          <m:rPr>
+            <m:sty m:val="p"/>
+          </m:rPr>
+          <m:t>]</m:t>
+        </m:r>
+      </m:oMath>
+      <w:r>
+        <w:t xml:space="preserve"> </w:t>
+      </w:r>
+      <w:r>
+        <w:t xml:space="preserve">to</w:t>
+      </w:r>
+      <w:r>
+        <w:t xml:space="preserve"> </w:t>
+      </w:r>
+      <m:oMath>
+        <m:sSup>
+          <m:e>
+            <m:r>
+              <m:rPr>
+                <m:nor/>
+                <m:sty m:val="p"/>
+              </m:rPr>
+              <m:t>e</m:t>
+            </m:r>
+          </m:e>
+          <m:sup>
+            <m:r>
+              <m:t>t</m:t>
+            </m:r>
+          </m:sup>
+        </m:sSup>
+      </m:oMath>
+      <w:r>
+        <w:t xml:space="preserve">.</w:t>
+      </w:r>
+      <w:r>
+        <w:t xml:space="preserve"> </w:t>
+      </w:r>
+      <w:r>
+        <w:t xml:space="preserve">The only candidate for a</w:t>
+      </w:r>
+      <w:r>
+        <w:t xml:space="preserve"> </w:t>
+      </w:r>
+      <w:hyperlink r:id="rId129">
+        <w:r>
+          <w:rPr>
+            <w:rStyle w:val="Hyperlink"/>
+          </w:rPr>
+          <w:t xml:space="preserve">limit</w:t>
+        </w:r>
+      </w:hyperlink>
+      <w:r>
+        <w:t xml:space="preserve"> </w:t>
+      </w:r>
+      <w:r>
+        <w:t xml:space="preserve">is</w:t>
+      </w:r>
+      <w:r>
+        <w:t xml:space="preserve"> </w:t>
+      </w:r>
+      <m:oMath>
+        <m:sSup>
+          <m:e>
+            <m:r>
+              <m:rPr>
+                <m:nor/>
+                <m:sty m:val="p"/>
+              </m:rPr>
+              <m:t>e</m:t>
+            </m:r>
+          </m:e>
+          <m:sup>
+            <m:r>
+              <m:t>t</m:t>
+            </m:r>
+          </m:sup>
+        </m:sSup>
+      </m:oMath>
+      <w:r>
+        <w:t xml:space="preserve">,</w:t>
+      </w:r>
+      <w:r>
+        <w:t xml:space="preserve"> </w:t>
+      </w:r>
+      <w:r>
+        <w:t xml:space="preserve">which is not a</w:t>
+      </w:r>
+      <w:r>
+        <w:t xml:space="preserve"> </w:t>
+      </w:r>
+      <w:hyperlink r:id="rId126">
+        <w:r>
+          <w:rPr>
+            <w:rStyle w:val="Hyperlink"/>
+          </w:rPr>
+          <w:t xml:space="preserve">polynomial</w:t>
+        </w:r>
+      </w:hyperlink>
+      <w:r>
+        <w:t xml:space="preserve">,</w:t>
+      </w:r>
+      <w:r>
+        <w:t xml:space="preserve"> </w:t>
+      </w:r>
+      <w:r>
+        <w:t xml:space="preserve">so no polynomial</w:t>
+      </w:r>
+      <w:r>
+        <w:t xml:space="preserve"> </w:t>
+      </w:r>
+      <w:r>
+        <w:t xml:space="preserve">$\mathord{\smash[b]{\underset{\raise.3ex\hbox{$\scriptstyle\sim$}}{y}}\vphantom{y}}\in V$</w:t>
+      </w:r>
+      <w:r>
+        <w:t xml:space="preserve"> </w:t>
+      </w:r>
+      <w:r>
+        <w:t xml:space="preserve">satisfies the condition of</w:t>
+      </w:r>
+      <w:r>
+        <w:t xml:space="preserve"> </w:t>
+      </w:r>
+      <w:hyperlink w:anchor="def-complete-inner-product-space">
+        <w:r>
+          <w:rPr>
+            <w:rStyle w:val="Hyperlink"/>
+          </w:rPr>
+          <w:t xml:space="preserve">Definition 14</w:t>
+        </w:r>
+      </w:hyperlink>
+      <w:r>
+        <w:t xml:space="preserve">,</w:t>
+      </w:r>
+      <w:r>
+        <w:t xml:space="preserve"> </w:t>
+      </w:r>
+      <w:r>
+        <w:t xml:space="preserve">and</w:t>
+      </w:r>
+      <w:r>
+        <w:t xml:space="preserve"> </w:t>
+      </w:r>
+      <m:oMath>
+        <m:r>
+          <m:t>V</m:t>
+        </m:r>
+      </m:oMath>
+      <w:r>
+        <w:t xml:space="preserve"> </w:t>
+      </w:r>
+      <w:r>
+        <w:t xml:space="preserve">is not</w:t>
+      </w:r>
+      <w:r>
+        <w:t xml:space="preserve"> </w:t>
+      </w:r>
+      <w:hyperlink w:anchor="def-complete-inner-product-space">
+        <w:r>
+          <w:rPr>
+            <w:rStyle w:val="Hyperlink"/>
+          </w:rPr>
+          <w:t xml:space="preserve">complete</w:t>
+        </w:r>
+      </w:hyperlink>
+      <w:r>
+        <w:t xml:space="preserve">.</w:t>
+      </w:r>
+      <w:r>
+        <w:t xml:space="preserve"> </w:t>
+      </w:r>
+    </w:p>
+    <w:bookmarkEnd w:id="130"/>
+    <w:bookmarkStart w:id="131" w:name="def-hilbert-space"/>
+    <w:p>
+      <w:pPr>
+        <w:pStyle w:val="BodyText"/>
+      </w:pPr>
+      <w:r>
+        <w:rPr>
+          <w:b/>
+          <w:bCs/>
+        </w:rPr>
+        <w:t xml:space="preserve">Definition 15 (Hilbert space)</w:t>
+      </w:r>
+      <w:r>
+        <w:t xml:space="preserve"> </w:t>
+      </w:r>
+      <w:r>
+        <w:t xml:space="preserve">A</w:t>
+      </w:r>
+      <w:r>
+        <w:t xml:space="preserve"> </w:t>
+      </w:r>
+      <w:r>
+        <w:rPr>
+          <w:b/>
+          <w:bCs/>
+        </w:rPr>
+        <w:t xml:space="preserve">Hilbert space</w:t>
+      </w:r>
+      <w:r>
+        <w:t xml:space="preserve"> </w:t>
+      </w:r>
+      <w:r>
+        <w:t xml:space="preserve">[17]</w:t>
+      </w:r>
+      <w:r>
+        <w:t xml:space="preserve"> </w:t>
+      </w:r>
+      <w:r>
+        <w:t xml:space="preserve">is a</w:t>
+      </w:r>
+      <w:r>
+        <w:t xml:space="preserve"> </w:t>
+      </w:r>
+      <w:hyperlink w:anchor="def-complete-inner-product-space">
+        <w:r>
+          <w:rPr>
+            <w:rStyle w:val="Hyperlink"/>
+          </w:rPr>
+          <w:t xml:space="preserve">complete</w:t>
+        </w:r>
+      </w:hyperlink>
+      <w:r>
+        <w:t xml:space="preserve"> </w:t>
+      </w:r>
+      <w:hyperlink r:id="rId117">
+        <w:r>
+          <w:rPr>
+            <w:rStyle w:val="Hyperlink"/>
+          </w:rPr>
+          <w:t xml:space="preserve">real inner product space</w:t>
+        </w:r>
+      </w:hyperlink>
+      <w:r>
+        <w:t xml:space="preserve"> </w:t>
+      </w:r>
+      <w:r>
+        <w:t xml:space="preserve">[3, Sec. 16.8], Definition 16.8, p. 547</w:t>
+      </w:r>
+      <w:r>
+        <w:t xml:space="preserve">.</w:t>
+      </w:r>
+    </w:p>
+    <w:bookmarkEnd w:id="131"/>
+    <w:bookmarkStart w:id="134" w:name="exm-hilbert-space"/>
+    <w:p>
+      <w:pPr>
+        <w:pStyle w:val="BodyText"/>
+      </w:pPr>
+      <w:r>
+        <w:rPr>
+          <w:b/>
+          <w:bCs/>
+        </w:rPr>
+        <w:t xml:space="preserve">Example 31 (Real coordinate space is a Hilbert space)</w:t>
+      </w:r>
+      <w:r>
+        <w:t xml:space="preserve"> </w:t>
+      </w:r>
+      <w:r>
+        <w:t xml:space="preserve">The Euclidean</w:t>
+      </w:r>
+      <w:r>
+        <w:t xml:space="preserve"> </w:t>
+      </w:r>
+      <w:hyperlink r:id="rId132">
+        <w:r>
+          <w:rPr>
+            <w:rStyle w:val="Hyperlink"/>
+          </w:rPr>
+          <w:t xml:space="preserve">space</w:t>
+        </w:r>
+      </w:hyperlink>
+      <w:r>
+        <w:t xml:space="preserve"> </w:t>
+      </w:r>
+      <m:oMath>
+        <m:sSup>
+          <m:e>
+            <m:r>
+              <m:rPr>
+                <m:scr m:val="double-struck"/>
+                <m:sty m:val="p"/>
+              </m:rPr>
+              <m:t>R</m:t>
+            </m:r>
+          </m:e>
+          <m:sup>
+            <m:r>
+              <m:t>2</m:t>
+            </m:r>
+          </m:sup>
+        </m:sSup>
+      </m:oMath>
+      <w:r>
+        <w:t xml:space="preserve"> </w:t>
+      </w:r>
+      <w:r>
+        <w:t xml:space="preserve">with the</w:t>
+      </w:r>
+      <w:r>
+        <w:t xml:space="preserve"> </w:t>
+      </w:r>
+      <w:hyperlink r:id="rId133">
+        <w:r>
+          <w:rPr>
+            <w:rStyle w:val="Hyperlink"/>
+          </w:rPr>
+          <w:t xml:space="preserve">dot product</w:t>
+        </w:r>
+      </w:hyperlink>
+      <w:r>
+        <w:t xml:space="preserve"> </w:t>
+      </w:r>
+      <w:r>
+        <w:t xml:space="preserve">(</w:t>
+      </w:r>
+      <w:hyperlink w:anchor="exm-inner-product-space">
+        <w:r>
+          <w:rPr>
+            <w:rStyle w:val="Hyperlink"/>
+          </w:rPr>
+          <w:t xml:space="preserve">Example 2</w:t>
+        </w:r>
+      </w:hyperlink>
+      <w:r>
+        <w:t xml:space="preserve">) is a</w:t>
+      </w:r>
+      <w:r>
+        <w:t xml:space="preserve"> </w:t>
+      </w:r>
+      <w:hyperlink w:anchor="def-hilbert-space">
+        <w:r>
+          <w:rPr>
+            <w:rStyle w:val="Hyperlink"/>
+          </w:rPr>
+          <w:t xml:space="preserve">Hilbert space</w:t>
+        </w:r>
+      </w:hyperlink>
+      <w:r>
+        <w:t xml:space="preserve">.</w:t>
+      </w:r>
+      <w:r>
+        <w:t xml:space="preserve"> </w:t>
+      </w:r>
+      <w:r>
+        <w:t xml:space="preserve">Let</w:t>
+      </w:r>
+      <w:r>
+        <w:t xml:space="preserve"> </w:t>
+      </w:r>
+      <w:r>
+        <w:t xml:space="preserve">$(\mathord{\smash[b]{\underset{\raise.3ex\hbox{$\scriptstyle\sim$}}{x}}\vphantom{x}}_n)$</w:t>
+      </w:r>
+      <w:r>
+        <w:t xml:space="preserve"> </w:t>
+      </w:r>
+      <w:r>
+        <w:t xml:space="preserve">with</w:t>
+      </w:r>
+      <w:r>
+        <w:t xml:space="preserve"> </w:t>
+      </w:r>
+      <w:r>
+        <w:t xml:space="preserve">$\mathord{\smash[b]{\underset{\raise.3ex\hbox{$\scriptstyle\sim$}}{x}}\vphantom{x}}_n = (x_{n,1}, x_{n,2})$</w:t>
+      </w:r>
+      <w:r>
+        <w:t xml:space="preserve"> </w:t>
+      </w:r>
+      <w:r>
+        <w:t xml:space="preserve">be a</w:t>
+      </w:r>
+      <w:r>
+        <w:t xml:space="preserve"> </w:t>
+      </w:r>
+      <w:hyperlink w:anchor="def-cauchy-sequence">
+        <w:r>
+          <w:rPr>
+            <w:rStyle w:val="Hyperlink"/>
+          </w:rPr>
+          <w:t xml:space="preserve">Cauchy sequence</w:t>
+        </w:r>
+      </w:hyperlink>
+      <w:r>
+        <w:t xml:space="preserve"> </w:t>
+      </w:r>
+      <w:r>
+        <w:t xml:space="preserve">in it.</w:t>
+      </w:r>
+      <w:r>
+        <w:t xml:space="preserve"> </w:t>
+      </w:r>
+      <w:r>
+        <w:t xml:space="preserve">Each coordinate</w:t>
+      </w:r>
+      <w:r>
+        <w:t xml:space="preserve"> </w:t>
+      </w:r>
+      <w:hyperlink r:id="rId116">
+        <w:r>
+          <w:rPr>
+            <w:rStyle w:val="Hyperlink"/>
+          </w:rPr>
+          <w:t xml:space="preserve">sequence</w:t>
+        </w:r>
+      </w:hyperlink>
+      <w:r>
+        <w:t xml:space="preserve"> </w:t>
+      </w:r>
+      <w:r>
+        <w:t xml:space="preserve">is a Cauchy sequence of</w:t>
+      </w:r>
+      <w:r>
+        <w:t xml:space="preserve"> </w:t>
+      </w:r>
+      <w:hyperlink r:id="rId120">
+        <w:r>
+          <w:rPr>
+            <w:rStyle w:val="Hyperlink"/>
+          </w:rPr>
+          <w:t xml:space="preserve">real numbers</w:t>
+        </w:r>
+      </w:hyperlink>
+      <w:r>
+        <w:t xml:space="preserve">,</w:t>
+      </w:r>
+      <w:r>
+        <w:t xml:space="preserve"> </w:t>
+      </w:r>
+      <w:r>
+        <w:t xml:space="preserve">because</w:t>
+      </w:r>
+      <w:r>
+        <w:t xml:space="preserve"> </w:t>
+      </w:r>
+      <w:r>
+        <w:t xml:space="preserve">$\mathopen{}\left|x_{m,j} - x_{n,j}\right|\mathclose{} \le \mathopen{}\left\lVert\mathord{\smash[b]{\underset{\raise.3ex\hbox{$\scriptstyle\sim$}}{x}}\vphantom{x}}_m - \mathord{\smash[b]{\underset{\raise.3ex\hbox{$\scriptstyle\sim$}}{x}}\vphantom{x}}_n\right\rVert\mathclose{}$</w:t>
+      </w:r>
+      <w:r>
+        <w:t xml:space="preserve"> </w:t>
+      </w:r>
+      <w:r>
+        <w:t xml:space="preserve">for</w:t>
+      </w:r>
+      <w:r>
+        <w:t xml:space="preserve"> </w:t>
+      </w:r>
+      <m:oMath>
+        <m:r>
+          <m:t>j</m:t>
+        </m:r>
+        <m:r>
+          <m:rPr>
+            <m:sty m:val="p"/>
+          </m:rPr>
+          <m:t>=</m:t>
+        </m:r>
+        <m:r>
+          <m:t>1</m:t>
+        </m:r>
+        <m:r>
+          <m:rPr>
+            <m:sty m:val="p"/>
+          </m:rPr>
+          <m:t>,</m:t>
+        </m:r>
+        <m:r>
+          <m:t>2</m:t>
+        </m:r>
+      </m:oMath>
+      <w:r>
+        <w:t xml:space="preserve">.</w:t>
+      </w:r>
+      <w:r>
+        <w:t xml:space="preserve"> </w:t>
+      </w:r>
+      <w:r>
+        <w:t xml:space="preserve">Each coordinate sequence then</w:t>
+      </w:r>
+      <w:r>
+        <w:t xml:space="preserve"> </w:t>
+      </w:r>
+      <w:hyperlink r:id="rId128">
+        <w:r>
+          <w:rPr>
+            <w:rStyle w:val="Hyperlink"/>
+          </w:rPr>
+          <w:t xml:space="preserve">converges</w:t>
+        </w:r>
+      </w:hyperlink>
+      <w:r>
+        <w:t xml:space="preserve"> </w:t>
+      </w:r>
+      <w:r>
+        <w:t xml:space="preserve">to a</w:t>
+      </w:r>
+      <w:r>
+        <w:t xml:space="preserve"> </w:t>
+      </w:r>
+      <w:hyperlink r:id="rId120">
+        <w:r>
+          <w:rPr>
+            <w:rStyle w:val="Hyperlink"/>
+          </w:rPr>
+          <w:t xml:space="preserve">real number</w:t>
+        </w:r>
+      </w:hyperlink>
+      <w:r>
+        <w:t xml:space="preserve"> </w:t>
+      </w:r>
+      <m:oMath>
+        <m:sSub>
+          <m:e>
+            <m:r>
+              <m:t>y</m:t>
+            </m:r>
+          </m:e>
+          <m:sub>
+            <m:r>
+              <m:t>j</m:t>
+            </m:r>
+          </m:sub>
+        </m:sSub>
+      </m:oMath>
+      <w:r>
+        <w:t xml:space="preserve">,</w:t>
+      </w:r>
+      <w:r>
+        <w:t xml:space="preserve"> </w:t>
+      </w:r>
+      <w:r>
+        <w:t xml:space="preserve">because every Cauchy sequence of real numbers converges</w:t>
+      </w:r>
+      <w:r>
+        <w:t xml:space="preserve"> </w:t>
+      </w:r>
+      <w:r>
+        <w:t xml:space="preserve">[16]</w:t>
+      </w:r>
+      <w:r>
+        <w:t xml:space="preserve">,</w:t>
+      </w:r>
+      <w:r>
+        <w:t xml:space="preserve"> </w:t>
+      </w:r>
+      <w:r>
+        <w:t xml:space="preserve">and</w:t>
+      </w:r>
+      <w:r>
+        <w:t xml:space="preserve"> </w:t>
+      </w:r>
+      <w:r>
+        <w:t xml:space="preserve">$\mathord{\smash[b]{\underset{\raise.3ex\hbox{$\scriptstyle\sim$}}{y}}\vphantom{y}}= (y_1, y_2)$</w:t>
+      </w:r>
+      <w:r>
+        <w:t xml:space="preserve"> </w:t>
+      </w:r>
+      <w:r>
+        <w:t xml:space="preserve">satisfies the condition of</w:t>
+      </w:r>
+      <w:r>
+        <w:t xml:space="preserve"> </w:t>
+      </w:r>
+      <w:hyperlink w:anchor="def-complete-inner-product-space">
+        <w:r>
+          <w:rPr>
+            <w:rStyle w:val="Hyperlink"/>
+          </w:rPr>
+          <w:t xml:space="preserve">Definition 14</w:t>
+        </w:r>
+      </w:hyperlink>
+      <w:r>
+        <w:t xml:space="preserve">.</w:t>
+      </w:r>
+      <w:r>
+        <w:t xml:space="preserve"> </w:t>
+      </w:r>
+      <w:r>
+        <w:t xml:space="preserve">For example,</w:t>
+      </w:r>
+      <w:r>
+        <w:t xml:space="preserve"> </w:t>
+      </w:r>
+      <w:r>
+        <w:t xml:space="preserve">$\mathord{\smash[b]{\underset{\raise.3ex\hbox{$\scriptstyle\sim$}}{x}}\vphantom{x}}_n = (\frac{1}{n}, 1 + \frac{1}{n})$</w:t>
+      </w:r>
+      <w:r>
+        <w:t xml:space="preserve"> </w:t>
+      </w:r>
+      <w:r>
+        <w:t xml:space="preserve">is a Cauchy sequence with</w:t>
+      </w:r>
+      <w:r>
+        <w:t xml:space="preserve"> </w:t>
+      </w:r>
+      <w:hyperlink r:id="rId129">
+        <w:r>
+          <w:rPr>
+            <w:rStyle w:val="Hyperlink"/>
+          </w:rPr>
+          <w:t xml:space="preserve">limit</w:t>
+        </w:r>
+      </w:hyperlink>
+      <w:r>
+        <w:t xml:space="preserve"> </w:t>
+      </w:r>
+      <w:r>
+        <w:t xml:space="preserve">$\mathord{\smash[b]{\underset{\raise.3ex\hbox{$\scriptstyle\sim$}}{y}}\vphantom{y}}= (0, 1)$</w:t>
+      </w:r>
+      <w:r>
+        <w:t xml:space="preserve">.</w:t>
+      </w:r>
+      <w:r>
+        <w:t xml:space="preserve"> </w:t>
+      </w:r>
+    </w:p>
+    <w:bookmarkEnd w:id="134"/>
+    <w:bookmarkStart w:id="169" w:name="refs"/>
+    <w:bookmarkStart w:id="136" w:name="ref-wikipedia_inner_product_space"/>
     <w:p>
       <w:pPr>
         <w:pStyle w:val="Bibliography"/>
@@ -24844,7 +27017,7 @@
       <w:r>
         <w:t xml:space="preserve"> </w:t>
       </w:r>
-      <w:hyperlink r:id="rId115">
+      <w:hyperlink r:id="rId135">
         <w:r>
           <w:rPr>
             <w:rStyle w:val="Hyperlink"/>
@@ -24853,8 +27026,8 @@
         </w:r>
       </w:hyperlink>
     </w:p>
-    <w:bookmarkEnd w:id="116"/>
-    <w:bookmarkStart w:id="118" w:name="ref-axler2024linear"/>
+    <w:bookmarkEnd w:id="136"/>
+    <w:bookmarkStart w:id="138" w:name="ref-axler2024linear"/>
     <w:p>
       <w:pPr>
         <w:pStyle w:val="Bibliography"/>
@@ -24887,7 +27060,7 @@
       <w:r>
         <w:t xml:space="preserve"> </w:t>
       </w:r>
-      <w:hyperlink r:id="rId117">
+      <w:hyperlink r:id="rId137">
         <w:r>
           <w:rPr>
             <w:rStyle w:val="Hyperlink"/>
@@ -24899,8 +27072,8 @@
         <w:t xml:space="preserve">.</w:t>
       </w:r>
     </w:p>
-    <w:bookmarkEnd w:id="118"/>
-    <w:bookmarkStart w:id="120" w:name="ref-banerjee2014linear"/>
+    <w:bookmarkEnd w:id="138"/>
+    <w:bookmarkStart w:id="140" w:name="ref-banerjee2014linear"/>
     <w:p>
       <w:pPr>
         <w:pStyle w:val="Bibliography"/>
@@ -24933,7 +27106,7 @@
       <w:r>
         <w:t xml:space="preserve"> </w:t>
       </w:r>
-      <w:hyperlink r:id="rId119">
+      <w:hyperlink r:id="rId139">
         <w:r>
           <w:rPr>
             <w:rStyle w:val="Hyperlink"/>
@@ -24942,8 +27115,8 @@
         </w:r>
       </w:hyperlink>
     </w:p>
-    <w:bookmarkEnd w:id="120"/>
-    <w:bookmarkStart w:id="122" w:name="ref-zhou2024vector"/>
+    <w:bookmarkEnd w:id="140"/>
+    <w:bookmarkStart w:id="142" w:name="ref-zhou2024vector"/>
     <w:p>
       <w:pPr>
         <w:pStyle w:val="Bibliography"/>
@@ -24975,7 +27148,7 @@
       <w:r>
         <w:t xml:space="preserve"> </w:t>
       </w:r>
-      <w:hyperlink r:id="rId121">
+      <w:hyperlink r:id="rId141">
         <w:r>
           <w:rPr>
             <w:rStyle w:val="Hyperlink"/>
@@ -24984,8 +27157,8 @@
         </w:r>
       </w:hyperlink>
     </w:p>
-    <w:bookmarkEnd w:id="122"/>
-    <w:bookmarkStart w:id="124" w:name="ref-wikipedia_pythagorean_theorem"/>
+    <w:bookmarkEnd w:id="142"/>
+    <w:bookmarkStart w:id="144" w:name="ref-wikipedia_pythagorean_theorem"/>
     <w:p>
       <w:pPr>
         <w:pStyle w:val="Bibliography"/>
@@ -25032,7 +27205,7 @@
       <w:r>
         <w:t xml:space="preserve"> </w:t>
       </w:r>
-      <w:hyperlink r:id="rId123">
+      <w:hyperlink r:id="rId143">
         <w:r>
           <w:rPr>
             <w:rStyle w:val="Hyperlink"/>
@@ -25041,8 +27214,8 @@
         </w:r>
       </w:hyperlink>
     </w:p>
-    <w:bookmarkEnd w:id="124"/>
-    <w:bookmarkStart w:id="126" w:name="ref-wikipedia_cauchy_schwarz_inequality"/>
+    <w:bookmarkEnd w:id="144"/>
+    <w:bookmarkStart w:id="146" w:name="ref-wikipedia_cauchy_schwarz_inequality"/>
     <w:p>
       <w:pPr>
         <w:pStyle w:val="Bibliography"/>
@@ -25089,7 +27262,7 @@
       <w:r>
         <w:t xml:space="preserve"> </w:t>
       </w:r>
-      <w:hyperlink r:id="rId125">
+      <w:hyperlink r:id="rId145">
         <w:r>
           <w:rPr>
             <w:rStyle w:val="Hyperlink"/>
@@ -25098,8 +27271,8 @@
         </w:r>
       </w:hyperlink>
     </w:p>
-    <w:bookmarkEnd w:id="126"/>
-    <w:bookmarkStart w:id="128" w:name="ref-wikipedia_norm_mathematics"/>
+    <w:bookmarkEnd w:id="146"/>
+    <w:bookmarkStart w:id="148" w:name="ref-wikipedia_norm_mathematics"/>
     <w:p>
       <w:pPr>
         <w:pStyle w:val="Bibliography"/>
@@ -25146,7 +27319,7 @@
       <w:r>
         <w:t xml:space="preserve"> </w:t>
       </w:r>
-      <w:hyperlink r:id="rId127">
+      <w:hyperlink r:id="rId147">
         <w:r>
           <w:rPr>
             <w:rStyle w:val="Hyperlink"/>
@@ -25155,8 +27328,8 @@
         </w:r>
       </w:hyperlink>
     </w:p>
-    <w:bookmarkEnd w:id="128"/>
-    <w:bookmarkStart w:id="130" w:name="ref-wikipedia_triangle_inequality"/>
+    <w:bookmarkEnd w:id="148"/>
+    <w:bookmarkStart w:id="150" w:name="ref-wikipedia_triangle_inequality"/>
     <w:p>
       <w:pPr>
         <w:pStyle w:val="Bibliography"/>
@@ -25203,7 +27376,7 @@
       <w:r>
         <w:t xml:space="preserve"> </w:t>
       </w:r>
-      <w:hyperlink r:id="rId129">
+      <w:hyperlink r:id="rId149">
         <w:r>
           <w:rPr>
             <w:rStyle w:val="Hyperlink"/>
@@ -25212,8 +27385,8 @@
         </w:r>
       </w:hyperlink>
     </w:p>
-    <w:bookmarkEnd w:id="130"/>
-    <w:bookmarkStart w:id="132" w:name="ref-wikipedia_lp_space"/>
+    <w:bookmarkEnd w:id="150"/>
+    <w:bookmarkStart w:id="152" w:name="ref-wikipedia_lp_space"/>
     <w:p>
       <w:pPr>
         <w:pStyle w:val="Bibliography"/>
@@ -25260,7 +27433,7 @@
       <w:r>
         <w:t xml:space="preserve"> </w:t>
       </w:r>
-      <w:hyperlink r:id="rId131">
+      <w:hyperlink r:id="rId151">
         <w:r>
           <w:rPr>
             <w:rStyle w:val="Hyperlink"/>
@@ -25269,8 +27442,8 @@
         </w:r>
       </w:hyperlink>
     </w:p>
-    <w:bookmarkEnd w:id="132"/>
-    <w:bookmarkStart w:id="134" w:name="ref-wikipedia_uniform_norm"/>
+    <w:bookmarkEnd w:id="152"/>
+    <w:bookmarkStart w:id="154" w:name="ref-wikipedia_uniform_norm"/>
     <w:p>
       <w:pPr>
         <w:pStyle w:val="Bibliography"/>
@@ -25317,7 +27490,7 @@
       <w:r>
         <w:t xml:space="preserve"> </w:t>
       </w:r>
-      <w:hyperlink r:id="rId133">
+      <w:hyperlink r:id="rId153">
         <w:r>
           <w:rPr>
             <w:rStyle w:val="Hyperlink"/>
@@ -25326,8 +27499,8 @@
         </w:r>
       </w:hyperlink>
     </w:p>
-    <w:bookmarkEnd w:id="134"/>
-    <w:bookmarkStart w:id="136" w:name="ref-wikipedia_cosine_similarity"/>
+    <w:bookmarkEnd w:id="154"/>
+    <w:bookmarkStart w:id="156" w:name="ref-wikipedia_cosine_similarity"/>
     <w:p>
       <w:pPr>
         <w:pStyle w:val="Bibliography"/>
@@ -25374,7 +27547,7 @@
       <w:r>
         <w:t xml:space="preserve"> </w:t>
       </w:r>
-      <w:hyperlink r:id="rId135">
+      <w:hyperlink r:id="rId155">
         <w:r>
           <w:rPr>
             <w:rStyle w:val="Hyperlink"/>
@@ -25383,8 +27556,8 @@
         </w:r>
       </w:hyperlink>
     </w:p>
-    <w:bookmarkEnd w:id="136"/>
-    <w:bookmarkStart w:id="138" w:name="ref-wikipedia_orthonormal_basis"/>
+    <w:bookmarkEnd w:id="156"/>
+    <w:bookmarkStart w:id="158" w:name="ref-wikipedia_orthonormal_basis"/>
     <w:p>
       <w:pPr>
         <w:pStyle w:val="Bibliography"/>
@@ -25431,7 +27604,7 @@
       <w:r>
         <w:t xml:space="preserve"> </w:t>
       </w:r>
-      <w:hyperlink r:id="rId137">
+      <w:hyperlink r:id="rId157">
         <w:r>
           <w:rPr>
             <w:rStyle w:val="Hyperlink"/>
@@ -25440,8 +27613,8 @@
         </w:r>
       </w:hyperlink>
     </w:p>
-    <w:bookmarkEnd w:id="138"/>
-    <w:bookmarkStart w:id="140" w:name="ref-wikipedia_gram_schmidt_process"/>
+    <w:bookmarkEnd w:id="158"/>
+    <w:bookmarkStart w:id="160" w:name="ref-wikipedia_gram_schmidt_process"/>
     <w:p>
       <w:pPr>
         <w:pStyle w:val="Bibliography"/>
@@ -25488,7 +27661,7 @@
       <w:r>
         <w:t xml:space="preserve"> </w:t>
       </w:r>
-      <w:hyperlink r:id="rId139">
+      <w:hyperlink r:id="rId159">
         <w:r>
           <w:rPr>
             <w:rStyle w:val="Hyperlink"/>
@@ -25497,8 +27670,8 @@
         </w:r>
       </w:hyperlink>
     </w:p>
-    <w:bookmarkEnd w:id="140"/>
-    <w:bookmarkStart w:id="142" w:name="ref-wikipedia_outer_product"/>
+    <w:bookmarkEnd w:id="160"/>
+    <w:bookmarkStart w:id="162" w:name="ref-wikipedia_outer_product"/>
     <w:p>
       <w:pPr>
         <w:pStyle w:val="Bibliography"/>
@@ -25545,7 +27718,7 @@
       <w:r>
         <w:t xml:space="preserve"> </w:t>
       </w:r>
-      <w:hyperlink r:id="rId141">
+      <w:hyperlink r:id="rId161">
         <w:r>
           <w:rPr>
             <w:rStyle w:val="Hyperlink"/>
@@ -25554,9 +27727,180 @@
         </w:r>
       </w:hyperlink>
     </w:p>
-    <w:bookmarkEnd w:id="142"/>
-    <w:bookmarkEnd w:id="143"/>
-    <w:bookmarkEnd w:id="144"/>
+    <w:bookmarkEnd w:id="162"/>
+    <w:bookmarkStart w:id="164" w:name="ref-wikipedia_cauchy_sequence"/>
+    <w:p>
+      <w:pPr>
+        <w:pStyle w:val="Bibliography"/>
+      </w:pPr>
+      <w:r>
+        <w:t xml:space="preserve">[15]</w:t>
+      </w:r>
+      <w:r>
+        <w:t xml:space="preserve"> </w:t>
+      </w:r>
+      <w:r>
+        <w:t xml:space="preserve">	</w:t>
+      </w:r>
+      <w:r>
+        <w:t xml:space="preserve">Wikipedia contributors,</w:t>
+      </w:r>
+      <w:r>
+        <w:t xml:space="preserve"> </w:t>
+      </w:r>
+      <w:r>
+        <w:t xml:space="preserve">“Cauchy sequence —</w:t>
+      </w:r>
+      <w:r>
+        <w:t xml:space="preserve"> </w:t>
+      </w:r>
+      <w:r>
+        <w:t xml:space="preserve">Wikipedia</w:t>
+      </w:r>
+      <w:r>
+        <w:t xml:space="preserve">,</w:t>
+      </w:r>
+      <w:r>
+        <w:t xml:space="preserve"> </w:t>
+      </w:r>
+      <w:r>
+        <w:t xml:space="preserve">the free encyclopedia.”</w:t>
+      </w:r>
+      <w:r>
+        <w:t xml:space="preserve"> </w:t>
+      </w:r>
+      <w:r>
+        <w:t xml:space="preserve">2026. Available:</w:t>
+      </w:r>
+      <w:r>
+        <w:t xml:space="preserve"> </w:t>
+      </w:r>
+      <w:hyperlink r:id="rId163">
+        <w:r>
+          <w:rPr>
+            <w:rStyle w:val="Hyperlink"/>
+          </w:rPr>
+          <w:t xml:space="preserve">https://en.wikipedia.org/wiki/Cauchy_sequence</w:t>
+        </w:r>
+      </w:hyperlink>
+    </w:p>
+    <w:bookmarkEnd w:id="164"/>
+    <w:bookmarkStart w:id="166" w:name="ref-wikipedia_complete_metric_space"/>
+    <w:p>
+      <w:pPr>
+        <w:pStyle w:val="Bibliography"/>
+      </w:pPr>
+      <w:r>
+        <w:t xml:space="preserve">[16]</w:t>
+      </w:r>
+      <w:r>
+        <w:t xml:space="preserve"> </w:t>
+      </w:r>
+      <w:r>
+        <w:t xml:space="preserve">	</w:t>
+      </w:r>
+      <w:r>
+        <w:t xml:space="preserve">Wikipedia contributors,</w:t>
+      </w:r>
+      <w:r>
+        <w:t xml:space="preserve"> </w:t>
+      </w:r>
+      <w:r>
+        <w:t xml:space="preserve">“Complete metric space —</w:t>
+      </w:r>
+      <w:r>
+        <w:t xml:space="preserve"> </w:t>
+      </w:r>
+      <w:r>
+        <w:t xml:space="preserve">Wikipedia</w:t>
+      </w:r>
+      <w:r>
+        <w:t xml:space="preserve">,</w:t>
+      </w:r>
+      <w:r>
+        <w:t xml:space="preserve"> </w:t>
+      </w:r>
+      <w:r>
+        <w:t xml:space="preserve">the free encyclopedia.”</w:t>
+      </w:r>
+      <w:r>
+        <w:t xml:space="preserve"> </w:t>
+      </w:r>
+      <w:r>
+        <w:t xml:space="preserve">2026. Available:</w:t>
+      </w:r>
+      <w:r>
+        <w:t xml:space="preserve"> </w:t>
+      </w:r>
+      <w:hyperlink r:id="rId165">
+        <w:r>
+          <w:rPr>
+            <w:rStyle w:val="Hyperlink"/>
+          </w:rPr>
+          <w:t xml:space="preserve">https://en.wikipedia.org/wiki/Complete_metric_space</w:t>
+        </w:r>
+      </w:hyperlink>
+    </w:p>
+    <w:bookmarkEnd w:id="166"/>
+    <w:bookmarkStart w:id="168" w:name="ref-wikipedia_hilbert_space"/>
+    <w:p>
+      <w:pPr>
+        <w:pStyle w:val="Bibliography"/>
+      </w:pPr>
+      <w:r>
+        <w:t xml:space="preserve">[17]</w:t>
+      </w:r>
+      <w:r>
+        <w:t xml:space="preserve"> </w:t>
+      </w:r>
+      <w:r>
+        <w:t xml:space="preserve">	</w:t>
+      </w:r>
+      <w:r>
+        <w:t xml:space="preserve">Wikipedia contributors,</w:t>
+      </w:r>
+      <w:r>
+        <w:t xml:space="preserve"> </w:t>
+      </w:r>
+      <w:r>
+        <w:t xml:space="preserve">“Hilbert space —</w:t>
+      </w:r>
+      <w:r>
+        <w:t xml:space="preserve"> </w:t>
+      </w:r>
+      <w:r>
+        <w:t xml:space="preserve">Wikipedia</w:t>
+      </w:r>
+      <w:r>
+        <w:t xml:space="preserve">,</w:t>
+      </w:r>
+      <w:r>
+        <w:t xml:space="preserve"> </w:t>
+      </w:r>
+      <w:r>
+        <w:t xml:space="preserve">the free encyclopedia.”</w:t>
+      </w:r>
+      <w:r>
+        <w:t xml:space="preserve"> </w:t>
+      </w:r>
+      <w:r>
+        <w:t xml:space="preserve">2026. Available:</w:t>
+      </w:r>
+      <w:r>
+        <w:t xml:space="preserve"> </w:t>
+      </w:r>
+      <w:hyperlink r:id="rId167">
+        <w:r>
+          <w:rPr>
+            <w:rStyle w:val="Hyperlink"/>
+          </w:rPr>
+          <w:t xml:space="preserve">https://en.wikipedia.org/wiki/Hilbert_space</w:t>
+        </w:r>
+      </w:hyperlink>
+    </w:p>
+    <w:bookmarkEnd w:id="168"/>
+    <w:bookmarkEnd w:id="169"/>
+    <w:bookmarkEnd w:id="170"/>
     <w:sectPr>
       <w:footnotePr>
         <w:numRestart w:val="eachSect"/>

--- a/linear-algebra-inner-products.docx
+++ b/linear-algebra-inner-products.docx
@@ -15,7 +15,7 @@
         <w:pStyle w:val="Date"/>
       </w:pPr>
       <w:r>
-        <w:t xml:space="preserve">Last modified: 2026-10-30 18:45:42 (PDT)</w:t>
+        <w:t xml:space="preserve">Last modified: 2026-10-30 21:18:12 (PDT)</w:t>
       </w:r>
     </w:p>
     <w:bookmarkStart w:id="24" w:name="sec-inner-products"/>

--- a/linear-algebra-inner-products.docx
+++ b/linear-algebra-inner-products.docx
@@ -15,7 +15,7 @@
         <w:pStyle w:val="Date"/>
       </w:pPr>
       <w:r>
-        <w:t xml:space="preserve">Last modified: 2026-10-30 21:18:12 (PDT)</w:t>
+        <w:t xml:space="preserve">Last modified: 2026-10-31 00:08:50 (PDT)</w:t>
       </w:r>
     </w:p>
     <w:bookmarkStart w:id="24" w:name="sec-inner-products"/>

--- a/linear-algebra-inner-products.docx
+++ b/linear-algebra-inner-products.docx
@@ -15,7 +15,7 @@
         <w:pStyle w:val="Date"/>
       </w:pPr>
       <w:r>
-        <w:t xml:space="preserve">Last modified: 2026-10-31 00:08:50 (PDT)</w:t>
+        <w:t xml:space="preserve">Last modified: 2026-10-31 06:43:52 (PDT)</w:t>
       </w:r>
     </w:p>
     <w:bookmarkStart w:id="24" w:name="sec-inner-products"/>
